--- a/合集打印版/睡前故事·亲子朗读手册.docx
+++ b/合集打印版/睡前故事·亲子朗读手册.docx
@@ -59,7 +59,7 @@
           <w:color w:val="595959"/>
           <w:sz w:val="26"/>
         </w:rPr>
-        <w:t>寓言 · 神话 · 童话　共 30 篇</w:t>
+        <w:t>寓言 · 神话 · 童话　共 33 篇</w:t>
       </w:r>
     </w:p>
     <w:p>
@@ -5276,49 +5276,6 @@
     <w:p>
       <w:pPr>
         <w:pageBreakBefore/>
-        <w:spacing w:line="312" w:lineRule="auto" w:before="0" w:after="2000"/>
-        <w:ind w:firstLine="480"/>
-      </w:pPr>
-      <w:r>
-        <w:rPr>
-          <w:rFonts w:ascii="宋体" w:hAnsi="宋体" w:eastAsia="宋体"/>
-          <w:b w:val="0"/>
-          <w:sz w:val="24"/>
-        </w:rPr>
-      </w:r>
-    </w:p>
-    <w:p>
-      <w:pPr>
-        <w:pageBreakBefore w:val="0"/>
-        <w:spacing w:line="312" w:lineRule="auto" w:before="0" w:after="0"/>
-        <w:jc w:val="center"/>
-      </w:pPr>
-      <w:r>
-        <w:rPr>
-          <w:rFonts w:ascii="黑体" w:hAnsi="黑体" w:eastAsia="黑体"/>
-          <w:b/>
-          <w:sz w:val="44"/>
-        </w:rPr>
-        <w:t>第三辑 · 童话</w:t>
-      </w:r>
-    </w:p>
-    <w:p>
-      <w:pPr>
-        <w:pageBreakBefore w:val="0"/>
-        <w:spacing w:line="312" w:lineRule="auto" w:before="0" w:after="0"/>
-        <w:ind w:firstLine="480"/>
-      </w:pPr>
-      <w:r>
-        <w:rPr>
-          <w:rFonts w:ascii="宋体" w:hAnsi="宋体" w:eastAsia="宋体"/>
-          <w:b w:val="0"/>
-          <w:sz w:val="24"/>
-        </w:rPr>
-      </w:r>
-    </w:p>
-    <w:p>
-      <w:pPr>
-        <w:pageBreakBefore/>
         <w:spacing w:line="312" w:lineRule="auto" w:before="0" w:after="80"/>
       </w:pPr>
       <w:r>
@@ -5327,7 +5284,7 @@
           <w:b/>
           <w:sz w:val="32"/>
         </w:rPr>
-        <w:t>21　丑小鸭</w:t>
+        <w:t>21　夸父追日</w:t>
       </w:r>
     </w:p>
     <w:p>
@@ -5342,187 +5299,202 @@
           <w:color w:val="595959"/>
           <w:sz w:val="20"/>
         </w:rPr>
-        <w:t>出处：安徒生童话（睡前改编版） ｜ 适读年龄：3~8 岁 ｜ 朗读时长：约 4 分钟</w:t>
-      </w:r>
-    </w:p>
-    <w:p>
-      <w:pPr>
-        <w:pageBreakBefore w:val="0"/>
-        <w:spacing w:line="312" w:lineRule="auto" w:before="0" w:after="0"/>
-        <w:ind w:firstLine="500"/>
-      </w:pPr>
-      <w:r>
-        <w:rPr>
-          <w:rFonts w:ascii="楷体" w:hAnsi="楷体" w:eastAsia="楷体"/>
-          <w:b w:val="0"/>
-          <w:sz w:val="25"/>
-        </w:rPr>
-        <w:t>夏天的鸭妈妈孵出了一窝毛茸茸的小鸭子，一只只黄澄澄的，可爱极了。</w:t>
-      </w:r>
-    </w:p>
-    <w:p>
-      <w:pPr>
-        <w:pageBreakBefore w:val="0"/>
-        <w:spacing w:line="312" w:lineRule="auto" w:before="0" w:after="0"/>
-        <w:ind w:firstLine="500"/>
-      </w:pPr>
-      <w:r>
-        <w:rPr>
-          <w:rFonts w:ascii="楷体" w:hAnsi="楷体" w:eastAsia="楷体"/>
-          <w:b w:val="0"/>
-          <w:sz w:val="25"/>
-        </w:rPr>
-        <w:t>只有最后破壳的那一只，长得灰灰的、大大的，和兄弟姐妹都不一样。</w:t>
-      </w:r>
-    </w:p>
-    <w:p>
-      <w:pPr>
-        <w:pageBreakBefore w:val="0"/>
-        <w:spacing w:line="312" w:lineRule="auto" w:before="0" w:after="0"/>
-        <w:ind w:firstLine="500"/>
-      </w:pPr>
-      <w:r>
-        <w:rPr>
-          <w:rFonts w:ascii="楷体" w:hAnsi="楷体" w:eastAsia="楷体"/>
-          <w:b w:val="0"/>
-          <w:sz w:val="25"/>
-        </w:rPr>
-        <w:t>"这是什么小家伙呀？"别的小动物叽叽喳喳地笑话他，"灰不溜秋的，真丑！"</w:t>
-      </w:r>
-    </w:p>
-    <w:p>
-      <w:pPr>
-        <w:pageBreakBefore w:val="0"/>
-        <w:spacing w:line="312" w:lineRule="auto" w:before="0" w:after="0"/>
-        <w:ind w:firstLine="500"/>
-      </w:pPr>
-      <w:r>
-        <w:rPr>
-          <w:rFonts w:ascii="楷体" w:hAnsi="楷体" w:eastAsia="楷体"/>
-          <w:b w:val="0"/>
-          <w:sz w:val="25"/>
-        </w:rPr>
-        <w:t>大家都叫他丑小鸭。他伤心极了，一个人躲在芦苇丛里。后来，他离开了鸭群，独自流浪：秋天，风凉凉的；冬天，雪白白的。他紧紧缩着身子，心里想着："再忍一忍，冬天总会过去的吧。"</w:t>
-      </w:r>
-    </w:p>
-    <w:p>
-      <w:pPr>
-        <w:pageBreakBefore w:val="0"/>
-        <w:spacing w:line="312" w:lineRule="auto" w:before="0" w:after="0"/>
-        <w:ind w:firstLine="500"/>
-      </w:pPr>
-      <w:r>
-        <w:rPr>
-          <w:rFonts w:ascii="楷体" w:hAnsi="楷体" w:eastAsia="楷体"/>
-          <w:b w:val="0"/>
-          <w:sz w:val="25"/>
-        </w:rPr>
-        <w:t>就这样，他熬过了长长的冬天。</w:t>
-      </w:r>
-    </w:p>
-    <w:p>
-      <w:pPr>
-        <w:pageBreakBefore w:val="0"/>
-        <w:spacing w:line="312" w:lineRule="auto" w:before="0" w:after="0"/>
-        <w:ind w:firstLine="500"/>
-      </w:pPr>
-      <w:r>
-        <w:rPr>
-          <w:rFonts w:ascii="楷体" w:hAnsi="楷体" w:eastAsia="楷体"/>
-          <w:b w:val="0"/>
-          <w:sz w:val="25"/>
-        </w:rPr>
-        <w:t>春天来啦！冰雪化了，花儿开了，燕子飞回来了。丑小鸭拍拍翅膀，咦？翅膀忽然变得那么有力，一下子就把他托上了天空！</w:t>
-      </w:r>
-    </w:p>
-    <w:p>
-      <w:pPr>
-        <w:pageBreakBefore w:val="0"/>
-        <w:spacing w:line="312" w:lineRule="auto" w:before="0" w:after="0"/>
-        <w:ind w:firstLine="500"/>
-      </w:pPr>
-      <w:r>
-        <w:rPr>
-          <w:rFonts w:ascii="楷体" w:hAnsi="楷体" w:eastAsia="楷体"/>
-          <w:b w:val="0"/>
-          <w:sz w:val="25"/>
-        </w:rPr>
-        <w:t>他飞到一个开满鲜花的园子里，落在清清的湖面上。湖里游着几只洁白美丽的天鹅，他鼓起勇气，低下头，想看看水里的自己——</w:t>
-      </w:r>
-    </w:p>
-    <w:p>
-      <w:pPr>
-        <w:pageBreakBefore w:val="0"/>
-        <w:spacing w:line="312" w:lineRule="auto" w:before="0" w:after="0"/>
-        <w:ind w:firstLine="500"/>
-      </w:pPr>
-      <w:r>
-        <w:rPr>
-          <w:rFonts w:ascii="楷体" w:hAnsi="楷体" w:eastAsia="楷体"/>
-          <w:b w:val="0"/>
-          <w:sz w:val="25"/>
-        </w:rPr>
-        <w:t>天哪！水里那只倒影，也是一只雪白的天鹅，脖颈弯弯的，羽毛亮闪闪的，漂亮极了！</w:t>
-      </w:r>
-    </w:p>
-    <w:p>
-      <w:pPr>
-        <w:pageBreakBefore w:val="0"/>
-        <w:spacing w:line="312" w:lineRule="auto" w:before="0" w:after="0"/>
-        <w:ind w:firstLine="500"/>
-      </w:pPr>
-      <w:r>
-        <w:rPr>
-          <w:rFonts w:ascii="楷体" w:hAnsi="楷体" w:eastAsia="楷体"/>
-          <w:b w:val="0"/>
-          <w:sz w:val="25"/>
-        </w:rPr>
-        <w:t>原来，他从来就不是一只丑小鸭，而是一只天鹅呀。他只是需要时间，慢慢长大。</w:t>
-      </w:r>
-    </w:p>
-    <w:p>
-      <w:pPr>
-        <w:pageBreakBefore w:val="0"/>
-        <w:spacing w:line="312" w:lineRule="auto" w:before="0" w:after="0"/>
-        <w:ind w:firstLine="500"/>
-      </w:pPr>
-      <w:r>
-        <w:rPr>
-          <w:rFonts w:ascii="楷体" w:hAnsi="楷体" w:eastAsia="楷体"/>
-          <w:b w:val="0"/>
-          <w:sz w:val="25"/>
-        </w:rPr>
-        <w:t>天鹅们游过来，亲热地围住他，欢迎新朋友。孩子们在岸边拍着手说："看，新来的那只天鹅最漂亮！"</w:t>
-      </w:r>
-    </w:p>
-    <w:p>
-      <w:pPr>
-        <w:pageBreakBefore w:val="0"/>
-        <w:spacing w:line="312" w:lineRule="auto" w:before="0" w:after="0"/>
-        <w:ind w:firstLine="500"/>
-      </w:pPr>
-      <w:r>
-        <w:rPr>
-          <w:rFonts w:ascii="楷体" w:hAnsi="楷体" w:eastAsia="楷体"/>
-          <w:b w:val="0"/>
-          <w:sz w:val="25"/>
-        </w:rPr>
-        <w:t>丑小鸭害羞地把头弯进水里，心里甜滋滋的。</w:t>
-      </w:r>
-    </w:p>
-    <w:p>
-      <w:pPr>
-        <w:pageBreakBefore w:val="0"/>
-        <w:spacing w:line="312" w:lineRule="auto" w:before="0" w:after="0"/>
-        <w:ind w:firstLine="500"/>
-      </w:pPr>
-      <w:r>
-        <w:rPr>
-          <w:rFonts w:ascii="楷体" w:hAnsi="楷体" w:eastAsia="楷体"/>
-          <w:b w:val="0"/>
-          <w:sz w:val="25"/>
-        </w:rPr>
-        <w:t>那天晚上，月亮升起来了，天鹅们把头埋进翅膀里，浮在平平的湖面上，像一朵朵睡着的白云。丑小鸭——不，美丽的白天鹅，也做了一生中最甜的梦。</w:t>
+        <w:t>出处：中国神话（《山海经》） ｜ 适读年龄：4~10 岁 ｜ 朗读时长：约 4 分钟</w:t>
+      </w:r>
+    </w:p>
+    <w:p>
+      <w:pPr>
+        <w:pageBreakBefore w:val="0"/>
+        <w:spacing w:line="312" w:lineRule="auto" w:before="0" w:after="0"/>
+        <w:ind w:firstLine="500"/>
+      </w:pPr>
+      <w:r>
+        <w:rPr>
+          <w:rFonts w:ascii="楷体" w:hAnsi="楷体" w:eastAsia="楷体"/>
+          <w:b w:val="0"/>
+          <w:sz w:val="25"/>
+        </w:rPr>
+        <w:t>很久很久以前，在北方的大荒原上，住着一个巨人，名叫夸父。</w:t>
+      </w:r>
+    </w:p>
+    <w:p>
+      <w:pPr>
+        <w:pageBreakBefore w:val="0"/>
+        <w:spacing w:line="312" w:lineRule="auto" w:before="0" w:after="0"/>
+        <w:ind w:firstLine="500"/>
+      </w:pPr>
+      <w:r>
+        <w:rPr>
+          <w:rFonts w:ascii="楷体" w:hAnsi="楷体" w:eastAsia="楷体"/>
+          <w:b w:val="0"/>
+          <w:sz w:val="25"/>
+        </w:rPr>
+        <w:t>夸父身材高大，力气惊人，两条长腿一迈，能跨过一条大河。他心地也热，族人们都很敬重他。</w:t>
+      </w:r>
+    </w:p>
+    <w:p>
+      <w:pPr>
+        <w:pageBreakBefore w:val="0"/>
+        <w:spacing w:line="312" w:lineRule="auto" w:before="0" w:after="0"/>
+        <w:ind w:firstLine="500"/>
+      </w:pPr>
+      <w:r>
+        <w:rPr>
+          <w:rFonts w:ascii="楷体" w:hAnsi="楷体" w:eastAsia="楷体"/>
+          <w:b w:val="0"/>
+          <w:sz w:val="25"/>
+        </w:rPr>
+        <w:t>有一年，天气冷得出奇，太阳懒洋洋地挂在天上，晒不暖大地，庄稼长不好，族人们冻得直哆嗦。</w:t>
+      </w:r>
+    </w:p>
+    <w:p>
+      <w:pPr>
+        <w:pageBreakBefore w:val="0"/>
+        <w:spacing w:line="312" w:lineRule="auto" w:before="0" w:after="0"/>
+        <w:ind w:firstLine="500"/>
+      </w:pPr>
+      <w:r>
+        <w:rPr>
+          <w:rFonts w:ascii="楷体" w:hAnsi="楷体" w:eastAsia="楷体"/>
+          <w:b w:val="0"/>
+          <w:sz w:val="25"/>
+        </w:rPr>
+        <w:t>夸父看着天上那轮有气无力的太阳，心里冒出一个大胆的想法："我要追上太阳！把它捉住，让它听人的话，该晒的时候好好晒，冬天也不许偷懒！"</w:t>
+      </w:r>
+    </w:p>
+    <w:p>
+      <w:pPr>
+        <w:pageBreakBefore w:val="0"/>
+        <w:spacing w:line="312" w:lineRule="auto" w:before="0" w:after="0"/>
+        <w:ind w:firstLine="500"/>
+      </w:pPr>
+      <w:r>
+        <w:rPr>
+          <w:rFonts w:ascii="楷体" w:hAnsi="楷体" w:eastAsia="楷体"/>
+          <w:b w:val="0"/>
+          <w:sz w:val="25"/>
+        </w:rPr>
+        <w:t>说追就追。夸父迈开长腿，朝着太阳落下的方向，一口气跑了起来。</w:t>
+      </w:r>
+    </w:p>
+    <w:p>
+      <w:pPr>
+        <w:pageBreakBefore w:val="0"/>
+        <w:spacing w:line="312" w:lineRule="auto" w:before="0" w:after="0"/>
+        <w:ind w:firstLine="500"/>
+      </w:pPr>
+      <w:r>
+        <w:rPr>
+          <w:rFonts w:ascii="楷体" w:hAnsi="楷体" w:eastAsia="楷体"/>
+          <w:b w:val="0"/>
+          <w:sz w:val="25"/>
+        </w:rPr>
+        <w:t>他跑过一座座高山，跨过一条条大河，大地在他脚下"咚咚"地震。太阳在天上慢慢走，夸父在地上拼命追，眼看离太阳越来越近，阳光像金子一样泼在他的肩膀上。</w:t>
+      </w:r>
+    </w:p>
+    <w:p>
+      <w:pPr>
+        <w:pageBreakBefore w:val="0"/>
+        <w:spacing w:line="312" w:lineRule="auto" w:before="0" w:after="0"/>
+        <w:ind w:firstLine="500"/>
+      </w:pPr>
+      <w:r>
+        <w:rPr>
+          <w:rFonts w:ascii="楷体" w:hAnsi="楷体" w:eastAsia="楷体"/>
+          <w:b w:val="0"/>
+          <w:sz w:val="25"/>
+        </w:rPr>
+        <w:t>可是，追太阳是件多费力气的事呀。夸父跑着跑着，渴极了。</w:t>
+      </w:r>
+    </w:p>
+    <w:p>
+      <w:pPr>
+        <w:pageBreakBefore w:val="0"/>
+        <w:spacing w:line="312" w:lineRule="auto" w:before="0" w:after="0"/>
+        <w:ind w:firstLine="500"/>
+      </w:pPr>
+      <w:r>
+        <w:rPr>
+          <w:rFonts w:ascii="楷体" w:hAnsi="楷体" w:eastAsia="楷体"/>
+          <w:b w:val="0"/>
+          <w:sz w:val="25"/>
+        </w:rPr>
+        <w:t>他弯下腰，一口气喝干了黄河的水——不够；又喝干了渭河的水——还是渴。他转身向北，想去喝大泽里的水，那是一片一望无际的大湖。</w:t>
+      </w:r>
+    </w:p>
+    <w:p>
+      <w:pPr>
+        <w:pageBreakBefore w:val="0"/>
+        <w:spacing w:line="312" w:lineRule="auto" w:before="0" w:after="0"/>
+        <w:ind w:firstLine="500"/>
+      </w:pPr>
+      <w:r>
+        <w:rPr>
+          <w:rFonts w:ascii="楷体" w:hAnsi="楷体" w:eastAsia="楷体"/>
+          <w:b w:val="0"/>
+          <w:sz w:val="25"/>
+        </w:rPr>
+        <w:t>可是，路还没到，巨人夸父就在半路上倒下了。他实在太渴、太累了。</w:t>
+      </w:r>
+    </w:p>
+    <w:p>
+      <w:pPr>
+        <w:pageBreakBefore w:val="0"/>
+        <w:spacing w:line="312" w:lineRule="auto" w:before="0" w:after="0"/>
+        <w:ind w:firstLine="500"/>
+      </w:pPr>
+      <w:r>
+        <w:rPr>
+          <w:rFonts w:ascii="楷体" w:hAnsi="楷体" w:eastAsia="楷体"/>
+          <w:b w:val="0"/>
+          <w:sz w:val="25"/>
+        </w:rPr>
+        <w:t>倒下的时候，夸父心里还挂念着族人。他用尽最后的力气，把手中的那根木杖朝前抛了出去，木杖落在了前方的大地上。</w:t>
+      </w:r>
+    </w:p>
+    <w:p>
+      <w:pPr>
+        <w:pageBreakBefore w:val="0"/>
+        <w:spacing w:line="312" w:lineRule="auto" w:before="0" w:after="0"/>
+        <w:ind w:firstLine="500"/>
+      </w:pPr>
+      <w:r>
+        <w:rPr>
+          <w:rFonts w:ascii="楷体" w:hAnsi="楷体" w:eastAsia="楷体"/>
+          <w:b w:val="0"/>
+          <w:sz w:val="25"/>
+        </w:rPr>
+        <w:t>奇迹发生了——那根木杖落地生根，抽枝发芽，长成了一大片桃林，枝叶茂密，桃子压弯了枝头。每一颗桃子，都又大又甜，还带着水津津的果汁。</w:t>
+      </w:r>
+    </w:p>
+    <w:p>
+      <w:pPr>
+        <w:pageBreakBefore w:val="0"/>
+        <w:spacing w:line="312" w:lineRule="auto" w:before="0" w:after="0"/>
+        <w:ind w:firstLine="500"/>
+      </w:pPr>
+      <w:r>
+        <w:rPr>
+          <w:rFonts w:ascii="楷体" w:hAnsi="楷体" w:eastAsia="楷体"/>
+          <w:b w:val="0"/>
+          <w:sz w:val="25"/>
+        </w:rPr>
+        <w:t>后来，赶路的人路过这里，又渴又累的时候，摘一颗桃子吃，立刻就精神了；坐在树荫下歇一歇，又恢复了力气。</w:t>
+      </w:r>
+    </w:p>
+    <w:p>
+      <w:pPr>
+        <w:pageBreakBefore w:val="0"/>
+        <w:spacing w:line="312" w:lineRule="auto" w:before="0" w:after="0"/>
+        <w:ind w:firstLine="500"/>
+      </w:pPr>
+      <w:r>
+        <w:rPr>
+          <w:rFonts w:ascii="楷体" w:hAnsi="楷体" w:eastAsia="楷体"/>
+          <w:b w:val="0"/>
+          <w:sz w:val="25"/>
+        </w:rPr>
+        <w:t>夸父没有追上太阳。可是这片甜津津的桃林，是他留给世界上每一个赶路人的礼物。</w:t>
       </w:r>
     </w:p>
     <w:p>
@@ -5552,7 +5524,7 @@
           <w:color w:val="595959"/>
           <w:sz w:val="23"/>
         </w:rPr>
-        <w:t>宝贝，每个人长大的速度都不一样，现在不会的事情不要紧，就像丑小鸭一样，慢慢地、好好地长大，总有一天你会发现自己的漂亮之处。晚安，做个天鹅一样优雅的梦。</w:t>
+        <w:t>宝贝，夸父没有追到太阳，可他倒下时还不忘把手杖变成桃林。了不起的人不一定是跑得最快、追得最远的，心里装着别人的人，倒下都能长出一片甜。晚安，愿你梦里也有一片桃林。</w:t>
       </w:r>
     </w:p>
     <w:p>
@@ -5566,7 +5538,7 @@
           <w:b/>
           <w:sz w:val="32"/>
         </w:rPr>
-        <w:t>22　豌豆公主</w:t>
+        <w:t>22　神农尝百草</w:t>
       </w:r>
     </w:p>
     <w:p>
@@ -5581,187 +5553,172 @@
           <w:color w:val="595959"/>
           <w:sz w:val="20"/>
         </w:rPr>
-        <w:t>出处：安徒生童话 ｜ 适读年龄：3~6 岁 ｜ 朗读时长：约 3 分钟</w:t>
-      </w:r>
-    </w:p>
-    <w:p>
-      <w:pPr>
-        <w:pageBreakBefore w:val="0"/>
-        <w:spacing w:line="312" w:lineRule="auto" w:before="0" w:after="0"/>
-        <w:ind w:firstLine="500"/>
-      </w:pPr>
-      <w:r>
-        <w:rPr>
-          <w:rFonts w:ascii="楷体" w:hAnsi="楷体" w:eastAsia="楷体"/>
-          <w:b w:val="0"/>
-          <w:sz w:val="25"/>
-        </w:rPr>
-        <w:t>从前，有一位王子，想娶一位真正的公主。他走遍了世界各地，见了许许多多自称公主的姑娘，可总觉得哪里不对劲，只好回家了。</w:t>
-      </w:r>
-    </w:p>
-    <w:p>
-      <w:pPr>
-        <w:pageBreakBefore w:val="0"/>
-        <w:spacing w:line="312" w:lineRule="auto" w:before="0" w:after="0"/>
-        <w:ind w:firstLine="500"/>
-      </w:pPr>
-      <w:r>
-        <w:rPr>
-          <w:rFonts w:ascii="楷体" w:hAnsi="楷体" w:eastAsia="楷体"/>
-          <w:b w:val="0"/>
-          <w:sz w:val="25"/>
-        </w:rPr>
-        <w:t>一个风雨交加的夜晚，"咚咚咚"，城堡的大门被敲响了。</w:t>
-      </w:r>
-    </w:p>
-    <w:p>
-      <w:pPr>
-        <w:pageBreakBefore w:val="0"/>
-        <w:spacing w:line="312" w:lineRule="auto" w:before="0" w:after="0"/>
-        <w:ind w:firstLine="500"/>
-      </w:pPr>
-      <w:r>
-        <w:rPr>
-          <w:rFonts w:ascii="楷体" w:hAnsi="楷体" w:eastAsia="楷体"/>
-          <w:b w:val="0"/>
-          <w:sz w:val="25"/>
-        </w:rPr>
-        <w:t>老国王开门一看，门口站着一个淋得湿漉漉的姑娘。雨水顺着她的头发往下滴，她冻得直发抖，可她站得端端正正，轻轻地说："我是一位真正的公主，能借宿一晚吗？"</w:t>
-      </w:r>
-    </w:p>
-    <w:p>
-      <w:pPr>
-        <w:pageBreakBefore w:val="0"/>
-        <w:spacing w:line="312" w:lineRule="auto" w:before="0" w:after="0"/>
-        <w:ind w:firstLine="500"/>
-      </w:pPr>
-      <w:r>
-        <w:rPr>
-          <w:rFonts w:ascii="楷体" w:hAnsi="楷体" w:eastAsia="楷体"/>
-          <w:b w:val="0"/>
-          <w:sz w:val="25"/>
-        </w:rPr>
-        <w:t>"真正的公主？"老王后心里嘀咕，"这我可要试一试。"</w:t>
-      </w:r>
-    </w:p>
-    <w:p>
-      <w:pPr>
-        <w:pageBreakBefore w:val="0"/>
-        <w:spacing w:line="312" w:lineRule="auto" w:before="0" w:after="0"/>
-        <w:ind w:firstLine="500"/>
-      </w:pPr>
-      <w:r>
-        <w:rPr>
-          <w:rFonts w:ascii="楷体" w:hAnsi="楷体" w:eastAsia="楷体"/>
-          <w:b w:val="0"/>
-          <w:sz w:val="25"/>
-        </w:rPr>
-        <w:t>她悄悄走进客房，把床板擦得干干净净，然后在床板上放了一颗小小的豌豆。接着，她在豌豆上铺了二十床垫子，又在垫子上叠了二十床鸭绒被，软得像一座云朵堆成的小山。</w:t>
-      </w:r>
-    </w:p>
-    <w:p>
-      <w:pPr>
-        <w:pageBreakBefore w:val="0"/>
-        <w:spacing w:line="312" w:lineRule="auto" w:before="0" w:after="0"/>
-        <w:ind w:firstLine="500"/>
-      </w:pPr>
-      <w:r>
-        <w:rPr>
-          <w:rFonts w:ascii="楷体" w:hAnsi="楷体" w:eastAsia="楷体"/>
-          <w:b w:val="0"/>
-          <w:sz w:val="25"/>
-        </w:rPr>
-        <w:t>"请睡吧。"王后微笑着说。</w:t>
-      </w:r>
-    </w:p>
-    <w:p>
-      <w:pPr>
-        <w:pageBreakBefore w:val="0"/>
-        <w:spacing w:line="312" w:lineRule="auto" w:before="0" w:after="0"/>
-        <w:ind w:firstLine="500"/>
-      </w:pPr>
-      <w:r>
-        <w:rPr>
-          <w:rFonts w:ascii="楷体" w:hAnsi="楷体" w:eastAsia="楷体"/>
-          <w:b w:val="0"/>
-          <w:sz w:val="25"/>
-        </w:rPr>
-        <w:t>第二天早上，大家问她："睡得好吗？"</w:t>
-      </w:r>
-    </w:p>
-    <w:p>
-      <w:pPr>
-        <w:pageBreakBefore w:val="0"/>
-        <w:spacing w:line="312" w:lineRule="auto" w:before="0" w:after="0"/>
-        <w:ind w:firstLine="500"/>
-      </w:pPr>
-      <w:r>
-        <w:rPr>
-          <w:rFonts w:ascii="楷体" w:hAnsi="楷体" w:eastAsia="楷体"/>
-          <w:b w:val="0"/>
-          <w:sz w:val="25"/>
-        </w:rPr>
-        <w:t>姑娘揉揉腰，有点不好意思地说："说实话，不知道为什么，床上好像有个硬硬的小东西，硌得我一夜都没睡踏实，身上现在还青了一小块呢。"</w:t>
-      </w:r>
-    </w:p>
-    <w:p>
-      <w:pPr>
-        <w:pageBreakBefore w:val="0"/>
-        <w:spacing w:line="312" w:lineRule="auto" w:before="0" w:after="0"/>
-        <w:ind w:firstLine="500"/>
-      </w:pPr>
-      <w:r>
-        <w:rPr>
-          <w:rFonts w:ascii="楷体" w:hAnsi="楷体" w:eastAsia="楷体"/>
-          <w:b w:val="0"/>
-          <w:sz w:val="25"/>
-        </w:rPr>
-        <w:t>大家都惊讶极了——隔着二十床垫子和二十床鸭绒被，还能感觉到一颗小小的豌豆！只有皮肤真正娇嫩、心思真正细腻的公主，才会这样呀。</w:t>
-      </w:r>
-    </w:p>
-    <w:p>
-      <w:pPr>
-        <w:pageBreakBefore w:val="0"/>
-        <w:spacing w:line="312" w:lineRule="auto" w:before="0" w:after="0"/>
-        <w:ind w:firstLine="500"/>
-      </w:pPr>
-      <w:r>
-        <w:rPr>
-          <w:rFonts w:ascii="楷体" w:hAnsi="楷体" w:eastAsia="楷体"/>
-          <w:b w:val="0"/>
-          <w:sz w:val="25"/>
-        </w:rPr>
-        <w:t>王子高兴地笑了："她就是我要找的、真正的公主！"</w:t>
-      </w:r>
-    </w:p>
-    <w:p>
-      <w:pPr>
-        <w:pageBreakBefore w:val="0"/>
-        <w:spacing w:line="312" w:lineRule="auto" w:before="0" w:after="0"/>
-        <w:ind w:firstLine="500"/>
-      </w:pPr>
-      <w:r>
-        <w:rPr>
-          <w:rFonts w:ascii="楷体" w:hAnsi="楷体" w:eastAsia="楷体"/>
-          <w:b w:val="0"/>
-          <w:sz w:val="25"/>
-        </w:rPr>
-        <w:t>那颗小豌豆呢？被送进了博物馆，据说现在还在那儿展览着呢。</w:t>
-      </w:r>
-    </w:p>
-    <w:p>
-      <w:pPr>
-        <w:pageBreakBefore w:val="0"/>
-        <w:spacing w:line="312" w:lineRule="auto" w:before="0" w:after="0"/>
-        <w:ind w:firstLine="500"/>
-      </w:pPr>
-      <w:r>
-        <w:rPr>
-          <w:rFonts w:ascii="楷体" w:hAnsi="楷体" w:eastAsia="楷体"/>
-          <w:b w:val="0"/>
-          <w:sz w:val="25"/>
-        </w:rPr>
-        <w:t>而公主和王子从此过着幸福的日子。公主的床，再也没有硬东西啦，铺得又软又暖，她每天晚上都睡得又香又甜。</w:t>
+        <w:t>出处：中国神话 ｜ 适读年龄：4~10 岁 ｜ 朗读时长：约 4 分钟</w:t>
+      </w:r>
+    </w:p>
+    <w:p>
+      <w:pPr>
+        <w:pageBreakBefore w:val="0"/>
+        <w:spacing w:line="312" w:lineRule="auto" w:before="0" w:after="0"/>
+        <w:ind w:firstLine="500"/>
+      </w:pPr>
+      <w:r>
+        <w:rPr>
+          <w:rFonts w:ascii="楷体" w:hAnsi="楷体" w:eastAsia="楷体"/>
+          <w:b w:val="0"/>
+          <w:sz w:val="25"/>
+        </w:rPr>
+        <w:t>上古的时候，人们还不太会种庄稼，也不认识药。谁生了病，只能硬扛着，一家人围着干着急；谁吃了不该吃的果子，还会肚子疼、浑身难受。</w:t>
+      </w:r>
+    </w:p>
+    <w:p>
+      <w:pPr>
+        <w:pageBreakBefore w:val="0"/>
+        <w:spacing w:line="312" w:lineRule="auto" w:before="0" w:after="0"/>
+        <w:ind w:firstLine="500"/>
+      </w:pPr>
+      <w:r>
+        <w:rPr>
+          <w:rFonts w:ascii="楷体" w:hAnsi="楷体" w:eastAsia="楷体"/>
+          <w:b w:val="0"/>
+          <w:sz w:val="25"/>
+        </w:rPr>
+        <w:t>有一位部落首领，名叫神农，看着族人们受苦，心疼极了。</w:t>
+      </w:r>
+    </w:p>
+    <w:p>
+      <w:pPr>
+        <w:pageBreakBefore w:val="0"/>
+        <w:spacing w:line="312" w:lineRule="auto" w:before="0" w:after="0"/>
+        <w:ind w:firstLine="500"/>
+      </w:pPr>
+      <w:r>
+        <w:rPr>
+          <w:rFonts w:ascii="楷体" w:hAnsi="楷体" w:eastAsia="楷体"/>
+          <w:b w:val="0"/>
+          <w:sz w:val="25"/>
+        </w:rPr>
+        <w:t>他发现一件奇妙的事：鸟兽受伤了，会去啃某种草叶；虫子中了毒，会去吃某种花。莫非，这些草草木木里，藏着能治病的宝贝？</w:t>
+      </w:r>
+    </w:p>
+    <w:p>
+      <w:pPr>
+        <w:pageBreakBefore w:val="0"/>
+        <w:spacing w:line="312" w:lineRule="auto" w:before="0" w:after="0"/>
+        <w:ind w:firstLine="500"/>
+      </w:pPr>
+      <w:r>
+        <w:rPr>
+          <w:rFonts w:ascii="楷体" w:hAnsi="楷体" w:eastAsia="楷体"/>
+          <w:b w:val="0"/>
+          <w:sz w:val="25"/>
+        </w:rPr>
+        <w:t>神农决定：亲口去尝，一样一样地尝出来！</w:t>
+      </w:r>
+    </w:p>
+    <w:p>
+      <w:pPr>
+        <w:pageBreakBefore w:val="0"/>
+        <w:spacing w:line="312" w:lineRule="auto" w:before="0" w:after="0"/>
+        <w:ind w:firstLine="500"/>
+      </w:pPr>
+      <w:r>
+        <w:rPr>
+          <w:rFonts w:ascii="楷体" w:hAnsi="楷体" w:eastAsia="楷体"/>
+          <w:b w:val="0"/>
+          <w:sz w:val="25"/>
+        </w:rPr>
+        <w:t>于是，他背上小竹篓，拄着一根结实的木杖，走进了茫茫的大山。</w:t>
+      </w:r>
+    </w:p>
+    <w:p>
+      <w:pPr>
+        <w:pageBreakBefore w:val="0"/>
+        <w:spacing w:line="312" w:lineRule="auto" w:before="0" w:after="0"/>
+        <w:ind w:firstLine="500"/>
+      </w:pPr>
+      <w:r>
+        <w:rPr>
+          <w:rFonts w:ascii="楷体" w:hAnsi="楷体" w:eastAsia="楷体"/>
+          <w:b w:val="0"/>
+          <w:sz w:val="25"/>
+        </w:rPr>
+        <w:t>他尝到一片清凉的叶子，苦后回甘，肚子里的闷气散了——他给它取名"茶"；他尝到一种草根，能让人发热出汗，风寒就好了——"这是发汗草"（后来人们叫它麻黄）；他尝到一朵花，闻着香，能安神……</w:t>
+      </w:r>
+    </w:p>
+    <w:p>
+      <w:pPr>
+        <w:pageBreakBefore w:val="0"/>
+        <w:spacing w:line="312" w:lineRule="auto" w:before="0" w:after="0"/>
+        <w:ind w:firstLine="500"/>
+      </w:pPr>
+      <w:r>
+        <w:rPr>
+          <w:rFonts w:ascii="楷体" w:hAnsi="楷体" w:eastAsia="楷体"/>
+          <w:b w:val="0"/>
+          <w:sz w:val="25"/>
+        </w:rPr>
+        <w:t>哪棵草能治哪种病，他就用小刀刻在树皮上，编成一本"本草账"。</w:t>
+      </w:r>
+    </w:p>
+    <w:p>
+      <w:pPr>
+        <w:pageBreakBefore w:val="0"/>
+        <w:spacing w:line="312" w:lineRule="auto" w:before="0" w:after="0"/>
+        <w:ind w:firstLine="500"/>
+      </w:pPr>
+      <w:r>
+        <w:rPr>
+          <w:rFonts w:ascii="楷体" w:hAnsi="楷体" w:eastAsia="楷体"/>
+          <w:b w:val="0"/>
+          <w:sz w:val="25"/>
+        </w:rPr>
+        <w:t>尝百草可不是好玩的事。有毒的草，神农一入口就舌头发麻、肚子绞痛，传说他一天之内中毒七十多次，好几次都疼得在山上打滚。幸好他认识的解毒植物多，才一次次化险为夷。</w:t>
+      </w:r>
+    </w:p>
+    <w:p>
+      <w:pPr>
+        <w:pageBreakBefore w:val="0"/>
+        <w:spacing w:line="312" w:lineRule="auto" w:before="0" w:after="0"/>
+        <w:ind w:firstLine="500"/>
+      </w:pPr>
+      <w:r>
+        <w:rPr>
+          <w:rFonts w:ascii="楷体" w:hAnsi="楷体" w:eastAsia="楷体"/>
+          <w:b w:val="0"/>
+          <w:sz w:val="25"/>
+        </w:rPr>
+        <w:t>就这样，神农翻过了一座又一座山，尝遍了漫山遍野的花草树木，替人们分清了哪些是能治病的药，哪些是能充饥的粮。他还亲手教族人们播种五谷，让人们从此不再挨饿。</w:t>
+      </w:r>
+    </w:p>
+    <w:p>
+      <w:pPr>
+        <w:pageBreakBefore w:val="0"/>
+        <w:spacing w:line="312" w:lineRule="auto" w:before="0" w:after="0"/>
+        <w:ind w:firstLine="500"/>
+      </w:pPr>
+      <w:r>
+        <w:rPr>
+          <w:rFonts w:ascii="楷体" w:hAnsi="楷体" w:eastAsia="楷体"/>
+          <w:b w:val="0"/>
+          <w:sz w:val="25"/>
+        </w:rPr>
+        <w:t>后人都尊他为"药祖"和"农祖"。他当年记下的药方，一代代传了下来，据说就成了最早的一部药书《神农本草经》。</w:t>
+      </w:r>
+    </w:p>
+    <w:p>
+      <w:pPr>
+        <w:pageBreakBefore w:val="0"/>
+        <w:spacing w:line="312" w:lineRule="auto" w:before="0" w:after="0"/>
+        <w:ind w:firstLine="500"/>
+      </w:pPr>
+      <w:r>
+        <w:rPr>
+          <w:rFonts w:ascii="楷体" w:hAnsi="楷体" w:eastAsia="楷体"/>
+          <w:b w:val="0"/>
+          <w:sz w:val="25"/>
+        </w:rPr>
+        <w:t>直到今天，我们生病喝的汤药、每天吃的米饭，都还带着神农爷爷那份"亲口尝一尝"的认真劲儿呢。</w:t>
       </w:r>
     </w:p>
     <w:p>
@@ -5791,7 +5748,7 @@
           <w:color w:val="595959"/>
           <w:sz w:val="23"/>
         </w:rPr>
-        <w:t>宝贝，来摸摸你的小床——又软又平，什么硬东西都没有。这是世界上最舒服的床啦，快像豌豆公主一样，香香甜甜地睡吧。晚安。</w:t>
+        <w:t>宝贝，神农爷爷找到治病的方法，靠的不是神仙施法，而是一口一口亲口去尝、认认真真记下来。想弄明白一件事，就得自己去试、去记——这股认真劲儿，比什么都灵。晚安。</w:t>
       </w:r>
     </w:p>
     <w:p>
@@ -5805,7 +5762,7 @@
           <w:b/>
           <w:sz w:val="32"/>
         </w:rPr>
-        <w:t>23　青蛙王子</w:t>
+        <w:t>23　仓颉造字</w:t>
       </w:r>
     </w:p>
     <w:p>
@@ -5820,217 +5777,187 @@
           <w:color w:val="595959"/>
           <w:sz w:val="20"/>
         </w:rPr>
-        <w:t>出处：格林童话（睡前改编版） ｜ 适读年龄：3~8 岁 ｜ 朗读时长：约 4 分钟</w:t>
-      </w:r>
-    </w:p>
-    <w:p>
-      <w:pPr>
-        <w:pageBreakBefore w:val="0"/>
-        <w:spacing w:line="312" w:lineRule="auto" w:before="0" w:after="0"/>
-        <w:ind w:firstLine="500"/>
-      </w:pPr>
-      <w:r>
-        <w:rPr>
-          <w:rFonts w:ascii="楷体" w:hAnsi="楷体" w:eastAsia="楷体"/>
-          <w:b w:val="0"/>
-          <w:sz w:val="25"/>
-        </w:rPr>
-        <w:t>从前，有一位小公主，她最喜欢玩一颗金球，走到哪儿都带着它。</w:t>
-      </w:r>
-    </w:p>
-    <w:p>
-      <w:pPr>
-        <w:pageBreakBefore w:val="0"/>
-        <w:spacing w:line="312" w:lineRule="auto" w:before="0" w:after="0"/>
-        <w:ind w:firstLine="500"/>
-      </w:pPr>
-      <w:r>
-        <w:rPr>
-          <w:rFonts w:ascii="楷体" w:hAnsi="楷体" w:eastAsia="楷体"/>
-          <w:b w:val="0"/>
-          <w:sz w:val="25"/>
-        </w:rPr>
-        <w:t>有一天，她在井边抛球玩，一不小心，金球"咚"地掉进了井里，眨眼就沉下去不见了。小公主急得哭了起来："我的金球！我再也见不到它了……"</w:t>
-      </w:r>
-    </w:p>
-    <w:p>
-      <w:pPr>
-        <w:pageBreakBefore w:val="0"/>
-        <w:spacing w:line="312" w:lineRule="auto" w:before="0" w:after="0"/>
-        <w:ind w:firstLine="500"/>
-      </w:pPr>
-      <w:r>
-        <w:rPr>
-          <w:rFonts w:ascii="楷体" w:hAnsi="楷体" w:eastAsia="楷体"/>
-          <w:b w:val="0"/>
-          <w:sz w:val="25"/>
-        </w:rPr>
-        <w:t>这时候，井里传来一个声音："别哭别哭，我可以帮你把金球捞上来。"</w:t>
-      </w:r>
-    </w:p>
-    <w:p>
-      <w:pPr>
-        <w:pageBreakBefore w:val="0"/>
-        <w:spacing w:line="312" w:lineRule="auto" w:before="0" w:after="0"/>
-        <w:ind w:firstLine="500"/>
-      </w:pPr>
-      <w:r>
-        <w:rPr>
-          <w:rFonts w:ascii="楷体" w:hAnsi="楷体" w:eastAsia="楷体"/>
-          <w:b w:val="0"/>
-          <w:sz w:val="25"/>
-        </w:rPr>
-        <w:t>小公主低头一看，是一只绿油油的青蛙，鼓着圆圆的眼睛望着她。</w:t>
-      </w:r>
-    </w:p>
-    <w:p>
-      <w:pPr>
-        <w:pageBreakBefore w:val="0"/>
-        <w:spacing w:line="312" w:lineRule="auto" w:before="0" w:after="0"/>
-        <w:ind w:firstLine="500"/>
-      </w:pPr>
-      <w:r>
-        <w:rPr>
-          <w:rFonts w:ascii="楷体" w:hAnsi="楷体" w:eastAsia="楷体"/>
-          <w:b w:val="0"/>
-          <w:sz w:val="25"/>
-        </w:rPr>
-        <w:t>"你真的可以吗？"小公主睁着泪汪汪的眼睛问。</w:t>
-      </w:r>
-    </w:p>
-    <w:p>
-      <w:pPr>
-        <w:pageBreakBefore w:val="0"/>
-        <w:spacing w:line="312" w:lineRule="auto" w:before="0" w:after="0"/>
-        <w:ind w:firstLine="500"/>
-      </w:pPr>
-      <w:r>
-        <w:rPr>
-          <w:rFonts w:ascii="楷体" w:hAnsi="楷体" w:eastAsia="楷体"/>
-          <w:b w:val="0"/>
-          <w:sz w:val="25"/>
-        </w:rPr>
-        <w:t>"当然。"青蛙说，"不过你答应了，要让我做你的朋友：和我一起玩，让我用你的小金盘子吃饭，在你的小床上睡觉。"</w:t>
-      </w:r>
-    </w:p>
-    <w:p>
-      <w:pPr>
-        <w:pageBreakBefore w:val="0"/>
-        <w:spacing w:line="312" w:lineRule="auto" w:before="0" w:after="0"/>
-        <w:ind w:firstLine="500"/>
-      </w:pPr>
-      <w:r>
-        <w:rPr>
-          <w:rFonts w:ascii="楷体" w:hAnsi="楷体" w:eastAsia="楷体"/>
-          <w:b w:val="0"/>
-          <w:sz w:val="25"/>
-        </w:rPr>
-        <w:t>小公主一心只想拿回金球，连连点头："好好好，我答应你！"</w:t>
-      </w:r>
-    </w:p>
-    <w:p>
-      <w:pPr>
-        <w:pageBreakBefore w:val="0"/>
-        <w:spacing w:line="312" w:lineRule="auto" w:before="0" w:after="0"/>
-        <w:ind w:firstLine="500"/>
-      </w:pPr>
-      <w:r>
-        <w:rPr>
-          <w:rFonts w:ascii="楷体" w:hAnsi="楷体" w:eastAsia="楷体"/>
-          <w:b w:val="0"/>
-          <w:sz w:val="25"/>
-        </w:rPr>
-        <w:t>青蛙"扑通"潜进水里，不一会儿，就顶着金球浮了上来。小公主抱起金球，高兴得蹦了起来，撒腿就往宫殿跑，早把答应青蛙的事忘到了九霄云外。</w:t>
-      </w:r>
-    </w:p>
-    <w:p>
-      <w:pPr>
-        <w:pageBreakBefore w:val="0"/>
-        <w:spacing w:line="312" w:lineRule="auto" w:before="0" w:after="0"/>
-        <w:ind w:firstLine="500"/>
-      </w:pPr>
-      <w:r>
-        <w:rPr>
-          <w:rFonts w:ascii="楷体" w:hAnsi="楷体" w:eastAsia="楷体"/>
-          <w:b w:val="0"/>
-          <w:sz w:val="25"/>
-        </w:rPr>
-        <w:t>第二天，小公主正用小金盘子吃饭，忽然听见"呱、呱、呱"——青蛙一蹦一跳地来了："小公主，说话要算数哦。"</w:t>
-      </w:r>
-    </w:p>
-    <w:p>
-      <w:pPr>
-        <w:pageBreakBefore w:val="0"/>
-        <w:spacing w:line="312" w:lineRule="auto" w:before="0" w:after="0"/>
-        <w:ind w:firstLine="500"/>
-      </w:pPr>
-      <w:r>
-        <w:rPr>
-          <w:rFonts w:ascii="楷体" w:hAnsi="楷体" w:eastAsia="楷体"/>
-          <w:b w:val="0"/>
-          <w:sz w:val="25"/>
-        </w:rPr>
-        <w:t>小公主的脸一下子红了。她想起自己真的答应过，就打开了门，让青蛙跳上桌子，用自己的小金盘子吃饭。</w:t>
-      </w:r>
-    </w:p>
-    <w:p>
-      <w:pPr>
-        <w:pageBreakBefore w:val="0"/>
-        <w:spacing w:line="312" w:lineRule="auto" w:before="0" w:after="0"/>
-        <w:ind w:firstLine="500"/>
-      </w:pPr>
-      <w:r>
-        <w:rPr>
-          <w:rFonts w:ascii="楷体" w:hAnsi="楷体" w:eastAsia="楷体"/>
-          <w:b w:val="0"/>
-          <w:sz w:val="25"/>
-        </w:rPr>
-        <w:t>到了晚上，青蛙说："我困了，让我在小床上睡吧。"小公主轻轻把青蛙放在床边的小软垫上。青蛙心满意足地闭上了眼睛。</w:t>
-      </w:r>
-    </w:p>
-    <w:p>
-      <w:pPr>
-        <w:pageBreakBefore w:val="0"/>
-        <w:spacing w:line="312" w:lineRule="auto" w:before="0" w:after="0"/>
-        <w:ind w:firstLine="500"/>
-      </w:pPr>
-      <w:r>
-        <w:rPr>
-          <w:rFonts w:ascii="楷体" w:hAnsi="楷体" w:eastAsia="楷体"/>
-          <w:b w:val="0"/>
-          <w:sz w:val="25"/>
-        </w:rPr>
-        <w:t>第二天清晨，太阳升起来了。小公主揉揉眼睛一看——床边的青蛙不见了，站着一位笑眯眯的王子！</w:t>
-      </w:r>
-    </w:p>
-    <w:p>
-      <w:pPr>
-        <w:pageBreakBefore w:val="0"/>
-        <w:spacing w:line="312" w:lineRule="auto" w:before="0" w:after="0"/>
-        <w:ind w:firstLine="500"/>
-      </w:pPr>
-      <w:r>
-        <w:rPr>
-          <w:rFonts w:ascii="楷体" w:hAnsi="楷体" w:eastAsia="楷体"/>
-          <w:b w:val="0"/>
-          <w:sz w:val="25"/>
-        </w:rPr>
-        <w:t>"谢谢你的善良和守信，"王子说，"很久以前，坏女巫把我变成了青蛙。只有真正守信的好朋友，才能解开这个魔法呀。"</w:t>
-      </w:r>
-    </w:p>
-    <w:p>
-      <w:pPr>
-        <w:pageBreakBefore w:val="0"/>
-        <w:spacing w:line="312" w:lineRule="auto" w:before="0" w:after="0"/>
-        <w:ind w:firstLine="500"/>
-      </w:pPr>
-      <w:r>
-        <w:rPr>
-          <w:rFonts w:ascii="楷体" w:hAnsi="楷体" w:eastAsia="楷体"/>
-          <w:b w:val="0"/>
-          <w:sz w:val="25"/>
-        </w:rPr>
-        <w:t>从此，小公主和王子成了最好的朋友。金球又回到了她手里，而她再玩球的时候，身边总有人陪。</w:t>
+        <w:t>出处：中国神话（《淮南子》） ｜ 适读年龄：4~10 岁 ｜ 朗读时长：约 4 分钟</w:t>
+      </w:r>
+    </w:p>
+    <w:p>
+      <w:pPr>
+        <w:pageBreakBefore w:val="0"/>
+        <w:spacing w:line="312" w:lineRule="auto" w:before="0" w:after="0"/>
+        <w:ind w:firstLine="500"/>
+      </w:pPr>
+      <w:r>
+        <w:rPr>
+          <w:rFonts w:ascii="楷体" w:hAnsi="楷体" w:eastAsia="楷体"/>
+          <w:b w:val="0"/>
+          <w:sz w:val="25"/>
+        </w:rPr>
+        <w:t>上古的时候，还没有文字。人们记事情，全靠脑子，脑子记不住的，就用在绳子上打结的办法：大事打大结，小事打小结。</w:t>
+      </w:r>
+    </w:p>
+    <w:p>
+      <w:pPr>
+        <w:pageBreakBefore w:val="0"/>
+        <w:spacing w:line="312" w:lineRule="auto" w:before="0" w:after="0"/>
+        <w:ind w:firstLine="500"/>
+      </w:pPr>
+      <w:r>
+        <w:rPr>
+          <w:rFonts w:ascii="楷体" w:hAnsi="楷体" w:eastAsia="楷体"/>
+          <w:b w:val="0"/>
+          <w:sz w:val="25"/>
+        </w:rPr>
+        <w:t>可这法子实在不牢靠。时间一长，绳结越打越多，谁也记不清哪个结是哪件事：这个结是"欠了三只羊"呢，还是"借了三袋谷"呢？两家人对着绳子吵得面红耳赤，谁也说不清。</w:t>
+      </w:r>
+    </w:p>
+    <w:p>
+      <w:pPr>
+        <w:pageBreakBefore w:val="0"/>
+        <w:spacing w:line="312" w:lineRule="auto" w:before="0" w:after="0"/>
+        <w:ind w:firstLine="500"/>
+      </w:pPr>
+      <w:r>
+        <w:rPr>
+          <w:rFonts w:ascii="楷体" w:hAnsi="楷体" w:eastAsia="楷体"/>
+          <w:b w:val="0"/>
+          <w:sz w:val="25"/>
+        </w:rPr>
+        <w:t>有一位管理记事的官员，名叫仓颉。传说他长了四只眼睛，看东西特别仔细，为人又特别认真。看着乱成一团的绳结，他暗暗下了决心：一定要找到一种办法，把事情清清楚楚地记下来！</w:t>
+      </w:r>
+    </w:p>
+    <w:p>
+      <w:pPr>
+        <w:pageBreakBefore w:val="0"/>
+        <w:spacing w:line="312" w:lineRule="auto" w:before="0" w:after="0"/>
+        <w:ind w:firstLine="500"/>
+      </w:pPr>
+      <w:r>
+        <w:rPr>
+          <w:rFonts w:ascii="楷体" w:hAnsi="楷体" w:eastAsia="楷体"/>
+          <w:b w:val="0"/>
+          <w:sz w:val="25"/>
+        </w:rPr>
+        <w:t>有一天，仓颉在路上看见几位猎人。猎人们蹲在地上，盯着泥地上的脚印，七嘴八舌：</w:t>
+      </w:r>
+    </w:p>
+    <w:p>
+      <w:pPr>
+        <w:pageBreakBefore w:val="0"/>
+        <w:spacing w:line="312" w:lineRule="auto" w:before="0" w:after="0"/>
+        <w:ind w:firstLine="500"/>
+      </w:pPr>
+      <w:r>
+        <w:rPr>
+          <w:rFonts w:ascii="楷体" w:hAnsi="楷体" w:eastAsia="楷体"/>
+          <w:b w:val="0"/>
+          <w:sz w:val="25"/>
+        </w:rPr>
+        <w:t>"这是野鸡的蹄印，往东去了！"</w:t>
+      </w:r>
+    </w:p>
+    <w:p>
+      <w:pPr>
+        <w:pageBreakBefore w:val="0"/>
+        <w:spacing w:line="312" w:lineRule="auto" w:before="0" w:after="0"/>
+        <w:ind w:firstLine="500"/>
+      </w:pPr>
+      <w:r>
+        <w:rPr>
+          <w:rFonts w:ascii="楷体" w:hAnsi="楷体" w:eastAsia="楷体"/>
+          <w:b w:val="0"/>
+          <w:sz w:val="25"/>
+        </w:rPr>
+        <w:t>"不对，这是鹿蹄印！你看这印子浅，鹿是蹄子尖着地……"</w:t>
+      </w:r>
+    </w:p>
+    <w:p>
+      <w:pPr>
+        <w:pageBreakBefore w:val="0"/>
+        <w:spacing w:line="312" w:lineRule="auto" w:before="0" w:after="0"/>
+        <w:ind w:firstLine="500"/>
+      </w:pPr>
+      <w:r>
+        <w:rPr>
+          <w:rFonts w:ascii="楷体" w:hAnsi="楷体" w:eastAsia="楷体"/>
+          <w:b w:val="0"/>
+          <w:sz w:val="25"/>
+        </w:rPr>
+        <w:t>仓颉凑过去一看，果然！不同的脚印，一眼就能认出不同的野兽。</w:t>
+      </w:r>
+    </w:p>
+    <w:p>
+      <w:pPr>
+        <w:pageBreakBefore w:val="0"/>
+        <w:spacing w:line="312" w:lineRule="auto" w:before="0" w:after="0"/>
+        <w:ind w:firstLine="500"/>
+      </w:pPr>
+      <w:r>
+        <w:rPr>
+          <w:rFonts w:ascii="楷体" w:hAnsi="楷体" w:eastAsia="楷体"/>
+          <w:b w:val="0"/>
+          <w:sz w:val="25"/>
+        </w:rPr>
+        <w:t>他心里"咯噔"一下，站住了脚：脚印能认出野兽，那我能不能造出一种"记号"，让它代表一样东西，谁看了都认得？</w:t>
+      </w:r>
+    </w:p>
+    <w:p>
+      <w:pPr>
+        <w:pageBreakBefore w:val="0"/>
+        <w:spacing w:line="312" w:lineRule="auto" w:before="0" w:after="0"/>
+        <w:ind w:firstLine="500"/>
+      </w:pPr>
+      <w:r>
+        <w:rPr>
+          <w:rFonts w:ascii="楷体" w:hAnsi="楷体" w:eastAsia="楷体"/>
+          <w:b w:val="0"/>
+          <w:sz w:val="25"/>
+        </w:rPr>
+        <w:t>从那天起，仓颉成了最留心观察的人。他看太阳的圆边和光芒，就画一个圆圈中间加一点，成了"日"；看月亮弯弯的牙，就画一弯钩，成了"月"；看山，就画三个尖尖的峰，成了"山"；看水，就画弯弯流动的线，成了"水"。牛，照着牛头上的角画；羊，照着羊弯弯的角画。光有象形还不够，他又把两个字合在一起："日"加"月"是"明"，"人"靠"树"是"休"……</w:t>
+      </w:r>
+    </w:p>
+    <w:p>
+      <w:pPr>
+        <w:pageBreakBefore w:val="0"/>
+        <w:spacing w:line="312" w:lineRule="auto" w:before="0" w:after="0"/>
+        <w:ind w:firstLine="500"/>
+      </w:pPr>
+      <w:r>
+        <w:rPr>
+          <w:rFonts w:ascii="楷体" w:hAnsi="楷体" w:eastAsia="楷体"/>
+          <w:b w:val="0"/>
+          <w:sz w:val="25"/>
+        </w:rPr>
+        <w:t>造好的字，他一笔一画教给大家。有了字，人们记粮账、传消息、定约定，再也不会吵糊涂架了。</w:t>
+      </w:r>
+    </w:p>
+    <w:p>
+      <w:pPr>
+        <w:pageBreakBefore w:val="0"/>
+        <w:spacing w:line="312" w:lineRule="auto" w:before="0" w:after="0"/>
+        <w:ind w:firstLine="500"/>
+      </w:pPr>
+      <w:r>
+        <w:rPr>
+          <w:rFonts w:ascii="楷体" w:hAnsi="楷体" w:eastAsia="楷体"/>
+          <w:b w:val="0"/>
+          <w:sz w:val="25"/>
+        </w:rPr>
+        <w:t>传说，仓颉造字成功的那一天，天上竟哗啦啦下起了小米，像是老天爷在庆祝；夜里有鬼哭声——从此以后，它们再也没法糊弄人了。</w:t>
+      </w:r>
+    </w:p>
+    <w:p>
+      <w:pPr>
+        <w:pageBreakBefore w:val="0"/>
+        <w:spacing w:line="312" w:lineRule="auto" w:before="0" w:after="0"/>
+        <w:ind w:firstLine="500"/>
+      </w:pPr>
+      <w:r>
+        <w:rPr>
+          <w:rFonts w:ascii="楷体" w:hAnsi="楷体" w:eastAsia="楷体"/>
+          <w:b w:val="0"/>
+          <w:sz w:val="25"/>
+        </w:rPr>
+        <w:t>这些字，就这样一代一代传了下来。我们今晚讲的这个故事，也是靠它们，才能从五千年前，一路走到你的小床头。</w:t>
       </w:r>
     </w:p>
     <w:p>
@@ -6060,7 +5987,50 @@
           <w:color w:val="595959"/>
           <w:sz w:val="23"/>
         </w:rPr>
-        <w:t>宝贝，答应别人的事情要做到，说话算数的孩子，就像故事里的小公主，总会有最好的回报。晚安，愿你梦里有金色的球和绿色的朋友。</w:t>
+        <w:t>宝贝，仓颉造的字，今晚还在陪你听故事呢。学会一个字，就像点亮一盏小灯，字认得越多，你眼里的世界就越亮。晚安，做个亮着许多盏小灯的梦。</w:t>
+      </w:r>
+    </w:p>
+    <w:p>
+      <w:pPr>
+        <w:pageBreakBefore/>
+        <w:spacing w:line="312" w:lineRule="auto" w:before="0" w:after="2000"/>
+        <w:ind w:firstLine="480"/>
+      </w:pPr>
+      <w:r>
+        <w:rPr>
+          <w:rFonts w:ascii="宋体" w:hAnsi="宋体" w:eastAsia="宋体"/>
+          <w:b w:val="0"/>
+          <w:sz w:val="24"/>
+        </w:rPr>
+      </w:r>
+    </w:p>
+    <w:p>
+      <w:pPr>
+        <w:pageBreakBefore w:val="0"/>
+        <w:spacing w:line="312" w:lineRule="auto" w:before="0" w:after="0"/>
+        <w:jc w:val="center"/>
+      </w:pPr>
+      <w:r>
+        <w:rPr>
+          <w:rFonts w:ascii="黑体" w:hAnsi="黑体" w:eastAsia="黑体"/>
+          <w:b/>
+          <w:sz w:val="44"/>
+        </w:rPr>
+        <w:t>第三辑 · 童话</w:t>
+      </w:r>
+    </w:p>
+    <w:p>
+      <w:pPr>
+        <w:pageBreakBefore w:val="0"/>
+        <w:spacing w:line="312" w:lineRule="auto" w:before="0" w:after="0"/>
+        <w:ind w:firstLine="480"/>
+      </w:pPr>
+      <w:r>
+        <w:rPr>
+          <w:rFonts w:ascii="宋体" w:hAnsi="宋体" w:eastAsia="宋体"/>
+          <w:b w:val="0"/>
+          <w:sz w:val="24"/>
+        </w:rPr>
       </w:r>
     </w:p>
     <w:p>
@@ -6074,7 +6044,7 @@
           <w:b/>
           <w:sz w:val="32"/>
         </w:rPr>
-        <w:t>24　甜粥</w:t>
+        <w:t>24　丑小鸭</w:t>
       </w:r>
     </w:p>
     <w:p>
@@ -6089,157 +6059,187 @@
           <w:color w:val="595959"/>
           <w:sz w:val="20"/>
         </w:rPr>
-        <w:t>出处：格林童话 ｜ 适读年龄：3~6 岁 ｜ 朗读时长：约 3 分钟</w:t>
-      </w:r>
-    </w:p>
-    <w:p>
-      <w:pPr>
-        <w:pageBreakBefore w:val="0"/>
-        <w:spacing w:line="312" w:lineRule="auto" w:before="0" w:after="0"/>
-        <w:ind w:firstLine="500"/>
-      </w:pPr>
-      <w:r>
-        <w:rPr>
-          <w:rFonts w:ascii="楷体" w:hAnsi="楷体" w:eastAsia="楷体"/>
-          <w:b w:val="0"/>
-          <w:sz w:val="25"/>
-        </w:rPr>
-        <w:t>很久以前，有个小姑娘和妈妈住在一起，家里穷得常常吃不饱饭。</w:t>
-      </w:r>
-    </w:p>
-    <w:p>
-      <w:pPr>
-        <w:pageBreakBefore w:val="0"/>
-        <w:spacing w:line="312" w:lineRule="auto" w:before="0" w:after="0"/>
-        <w:ind w:firstLine="500"/>
-      </w:pPr>
-      <w:r>
-        <w:rPr>
-          <w:rFonts w:ascii="楷体" w:hAnsi="楷体" w:eastAsia="楷体"/>
-          <w:b w:val="0"/>
-          <w:sz w:val="25"/>
-        </w:rPr>
-        <w:t>有一天，小姑娘在森林里遇到一位白胡子老奶奶。老奶奶看她乖巧又懂礼貌，送给她一口神奇的小锅："回家吧。你对它说'小锅，煮吧'，它就会煮出香甜的甜粥；说'小锅，停下'，它就会停下来。"</w:t>
-      </w:r>
-    </w:p>
-    <w:p>
-      <w:pPr>
-        <w:pageBreakBefore w:val="0"/>
-        <w:spacing w:line="312" w:lineRule="auto" w:before="0" w:after="0"/>
-        <w:ind w:firstLine="500"/>
-      </w:pPr>
-      <w:r>
-        <w:rPr>
-          <w:rFonts w:ascii="楷体" w:hAnsi="楷体" w:eastAsia="楷体"/>
-          <w:b w:val="0"/>
-          <w:sz w:val="25"/>
-        </w:rPr>
-        <w:t>小姑娘抱着小锅回到家，和妈妈试了试——真的！热腾腾、甜丝丝的粥咕嘟咕嘟地煮了出来，母女俩吃得饱饱的，再也不挨饿了。</w:t>
-      </w:r>
-    </w:p>
-    <w:p>
-      <w:pPr>
-        <w:pageBreakBefore w:val="0"/>
-        <w:spacing w:line="312" w:lineRule="auto" w:before="0" w:after="0"/>
-        <w:ind w:firstLine="500"/>
-      </w:pPr>
-      <w:r>
-        <w:rPr>
-          <w:rFonts w:ascii="楷体" w:hAnsi="楷体" w:eastAsia="楷体"/>
-          <w:b w:val="0"/>
-          <w:sz w:val="25"/>
-        </w:rPr>
-        <w:t>有一天，小姑娘出门去玩，妈妈想喝粥了，就对小锅说："小锅，煮吧。"</w:t>
-      </w:r>
-    </w:p>
-    <w:p>
-      <w:pPr>
-        <w:pageBreakBefore w:val="0"/>
-        <w:spacing w:line="312" w:lineRule="auto" w:before="0" w:after="0"/>
-        <w:ind w:firstLine="500"/>
-      </w:pPr>
-      <w:r>
-        <w:rPr>
-          <w:rFonts w:ascii="楷体" w:hAnsi="楷体" w:eastAsia="楷体"/>
-          <w:b w:val="0"/>
-          <w:sz w:val="25"/>
-        </w:rPr>
-        <w:t>甜粥咕嘟咕嘟地煮了出来，妈妈吃了一碗，真香呀。可是吃饱以后，她忽然发现——糟糕，"停下"的咒语是什么来着？她怎么也想不起来了！</w:t>
-      </w:r>
-    </w:p>
-    <w:p>
-      <w:pPr>
-        <w:pageBreakBefore w:val="0"/>
-        <w:spacing w:line="312" w:lineRule="auto" w:before="0" w:after="0"/>
-        <w:ind w:firstLine="500"/>
-      </w:pPr>
-      <w:r>
-        <w:rPr>
-          <w:rFonts w:ascii="楷体" w:hAnsi="楷体" w:eastAsia="楷体"/>
-          <w:b w:val="0"/>
-          <w:sz w:val="25"/>
-        </w:rPr>
-        <w:t>小锅还在煮呀煮，粥越涌越多，漫出锅沿，流过厨房，淌出家门，涌到了街上，把一户又一户人家的门都堵住了。全村的人拿着大勺大碗，边吃边喊："够啦！够啦！不用再煮啦！"可小锅听不见，还是一个劲儿地煮。</w:t>
-      </w:r>
-    </w:p>
-    <w:p>
-      <w:pPr>
-        <w:pageBreakBefore w:val="0"/>
-        <w:spacing w:line="312" w:lineRule="auto" w:before="0" w:after="0"/>
-        <w:ind w:firstLine="500"/>
-      </w:pPr>
-      <w:r>
-        <w:rPr>
-          <w:rFonts w:ascii="楷体" w:hAnsi="楷体" w:eastAsia="楷体"/>
-          <w:b w:val="0"/>
-          <w:sz w:val="25"/>
-        </w:rPr>
-        <w:t>眼看甜粥就要淹到教堂台阶了，小姑娘终于跑了回来，大喊一声："小锅，停下！"</w:t>
-      </w:r>
-    </w:p>
-    <w:p>
-      <w:pPr>
-        <w:pageBreakBefore w:val="0"/>
-        <w:spacing w:line="312" w:lineRule="auto" w:before="0" w:after="0"/>
-        <w:ind w:firstLine="500"/>
-      </w:pPr>
-      <w:r>
-        <w:rPr>
-          <w:rFonts w:ascii="楷体" w:hAnsi="楷体" w:eastAsia="楷体"/>
-          <w:b w:val="0"/>
-          <w:sz w:val="25"/>
-        </w:rPr>
-        <w:t>小锅立刻安安静静，一滴粥也不煮了。</w:t>
-      </w:r>
-    </w:p>
-    <w:p>
-      <w:pPr>
-        <w:pageBreakBefore w:val="0"/>
-        <w:spacing w:line="312" w:lineRule="auto" w:before="0" w:after="0"/>
-        <w:ind w:firstLine="500"/>
-      </w:pPr>
-      <w:r>
-        <w:rPr>
-          <w:rFonts w:ascii="楷体" w:hAnsi="楷体" w:eastAsia="楷体"/>
-          <w:b w:val="0"/>
-          <w:sz w:val="25"/>
-        </w:rPr>
-        <w:t>可是，从村子这头到那头，都是甜甜的粥。想回村子，就得吃出一条路来。于是，大家你一碗我一碗，一路吃回了家——谁也没有再挨饿，这倒也算是个甜滋滋的意外呢。</w:t>
-      </w:r>
-    </w:p>
-    <w:p>
-      <w:pPr>
-        <w:pageBreakBefore w:val="0"/>
-        <w:spacing w:line="312" w:lineRule="auto" w:before="0" w:after="0"/>
-        <w:ind w:firstLine="500"/>
-      </w:pPr>
-      <w:r>
-        <w:rPr>
-          <w:rFonts w:ascii="楷体" w:hAnsi="楷体" w:eastAsia="楷体"/>
-          <w:b w:val="0"/>
-          <w:sz w:val="25"/>
-        </w:rPr>
-        <w:t>那天晚上，小姑娘把小锅收得好好的，咒语牢牢记在心里。以后呀，小锅只煮刚刚好的量，母女俩每晚喝一碗热甜粥，肚子里暖暖的，睡得可香了。</w:t>
+        <w:t>出处：安徒生童话（睡前改编版） ｜ 适读年龄：3~8 岁 ｜ 朗读时长：约 4 分钟</w:t>
+      </w:r>
+    </w:p>
+    <w:p>
+      <w:pPr>
+        <w:pageBreakBefore w:val="0"/>
+        <w:spacing w:line="312" w:lineRule="auto" w:before="0" w:after="0"/>
+        <w:ind w:firstLine="500"/>
+      </w:pPr>
+      <w:r>
+        <w:rPr>
+          <w:rFonts w:ascii="楷体" w:hAnsi="楷体" w:eastAsia="楷体"/>
+          <w:b w:val="0"/>
+          <w:sz w:val="25"/>
+        </w:rPr>
+        <w:t>夏天的鸭妈妈孵出了一窝毛茸茸的小鸭子，一只只黄澄澄的，可爱极了。</w:t>
+      </w:r>
+    </w:p>
+    <w:p>
+      <w:pPr>
+        <w:pageBreakBefore w:val="0"/>
+        <w:spacing w:line="312" w:lineRule="auto" w:before="0" w:after="0"/>
+        <w:ind w:firstLine="500"/>
+      </w:pPr>
+      <w:r>
+        <w:rPr>
+          <w:rFonts w:ascii="楷体" w:hAnsi="楷体" w:eastAsia="楷体"/>
+          <w:b w:val="0"/>
+          <w:sz w:val="25"/>
+        </w:rPr>
+        <w:t>只有最后破壳的那一只，长得灰灰的、大大的，和兄弟姐妹都不一样。</w:t>
+      </w:r>
+    </w:p>
+    <w:p>
+      <w:pPr>
+        <w:pageBreakBefore w:val="0"/>
+        <w:spacing w:line="312" w:lineRule="auto" w:before="0" w:after="0"/>
+        <w:ind w:firstLine="500"/>
+      </w:pPr>
+      <w:r>
+        <w:rPr>
+          <w:rFonts w:ascii="楷体" w:hAnsi="楷体" w:eastAsia="楷体"/>
+          <w:b w:val="0"/>
+          <w:sz w:val="25"/>
+        </w:rPr>
+        <w:t>"这是什么小家伙呀？"别的小动物叽叽喳喳地笑话他，"灰不溜秋的，真丑！"</w:t>
+      </w:r>
+    </w:p>
+    <w:p>
+      <w:pPr>
+        <w:pageBreakBefore w:val="0"/>
+        <w:spacing w:line="312" w:lineRule="auto" w:before="0" w:after="0"/>
+        <w:ind w:firstLine="500"/>
+      </w:pPr>
+      <w:r>
+        <w:rPr>
+          <w:rFonts w:ascii="楷体" w:hAnsi="楷体" w:eastAsia="楷体"/>
+          <w:b w:val="0"/>
+          <w:sz w:val="25"/>
+        </w:rPr>
+        <w:t>大家都叫他丑小鸭。他伤心极了，一个人躲在芦苇丛里。后来，他离开了鸭群，独自流浪：秋天，风凉凉的；冬天，雪白白的。他紧紧缩着身子，心里想着："再忍一忍，冬天总会过去的吧。"</w:t>
+      </w:r>
+    </w:p>
+    <w:p>
+      <w:pPr>
+        <w:pageBreakBefore w:val="0"/>
+        <w:spacing w:line="312" w:lineRule="auto" w:before="0" w:after="0"/>
+        <w:ind w:firstLine="500"/>
+      </w:pPr>
+      <w:r>
+        <w:rPr>
+          <w:rFonts w:ascii="楷体" w:hAnsi="楷体" w:eastAsia="楷体"/>
+          <w:b w:val="0"/>
+          <w:sz w:val="25"/>
+        </w:rPr>
+        <w:t>就这样，他熬过了长长的冬天。</w:t>
+      </w:r>
+    </w:p>
+    <w:p>
+      <w:pPr>
+        <w:pageBreakBefore w:val="0"/>
+        <w:spacing w:line="312" w:lineRule="auto" w:before="0" w:after="0"/>
+        <w:ind w:firstLine="500"/>
+      </w:pPr>
+      <w:r>
+        <w:rPr>
+          <w:rFonts w:ascii="楷体" w:hAnsi="楷体" w:eastAsia="楷体"/>
+          <w:b w:val="0"/>
+          <w:sz w:val="25"/>
+        </w:rPr>
+        <w:t>春天来啦！冰雪化了，花儿开了，燕子飞回来了。丑小鸭拍拍翅膀，咦？翅膀忽然变得那么有力，一下子就把他托上了天空！</w:t>
+      </w:r>
+    </w:p>
+    <w:p>
+      <w:pPr>
+        <w:pageBreakBefore w:val="0"/>
+        <w:spacing w:line="312" w:lineRule="auto" w:before="0" w:after="0"/>
+        <w:ind w:firstLine="500"/>
+      </w:pPr>
+      <w:r>
+        <w:rPr>
+          <w:rFonts w:ascii="楷体" w:hAnsi="楷体" w:eastAsia="楷体"/>
+          <w:b w:val="0"/>
+          <w:sz w:val="25"/>
+        </w:rPr>
+        <w:t>他飞到一个开满鲜花的园子里，落在清清的湖面上。湖里游着几只洁白美丽的天鹅，他鼓起勇气，低下头，想看看水里的自己——</w:t>
+      </w:r>
+    </w:p>
+    <w:p>
+      <w:pPr>
+        <w:pageBreakBefore w:val="0"/>
+        <w:spacing w:line="312" w:lineRule="auto" w:before="0" w:after="0"/>
+        <w:ind w:firstLine="500"/>
+      </w:pPr>
+      <w:r>
+        <w:rPr>
+          <w:rFonts w:ascii="楷体" w:hAnsi="楷体" w:eastAsia="楷体"/>
+          <w:b w:val="0"/>
+          <w:sz w:val="25"/>
+        </w:rPr>
+        <w:t>天哪！水里那只倒影，也是一只雪白的天鹅，脖颈弯弯的，羽毛亮闪闪的，漂亮极了！</w:t>
+      </w:r>
+    </w:p>
+    <w:p>
+      <w:pPr>
+        <w:pageBreakBefore w:val="0"/>
+        <w:spacing w:line="312" w:lineRule="auto" w:before="0" w:after="0"/>
+        <w:ind w:firstLine="500"/>
+      </w:pPr>
+      <w:r>
+        <w:rPr>
+          <w:rFonts w:ascii="楷体" w:hAnsi="楷体" w:eastAsia="楷体"/>
+          <w:b w:val="0"/>
+          <w:sz w:val="25"/>
+        </w:rPr>
+        <w:t>原来，他从来就不是一只丑小鸭，而是一只天鹅呀。他只是需要时间，慢慢长大。</w:t>
+      </w:r>
+    </w:p>
+    <w:p>
+      <w:pPr>
+        <w:pageBreakBefore w:val="0"/>
+        <w:spacing w:line="312" w:lineRule="auto" w:before="0" w:after="0"/>
+        <w:ind w:firstLine="500"/>
+      </w:pPr>
+      <w:r>
+        <w:rPr>
+          <w:rFonts w:ascii="楷体" w:hAnsi="楷体" w:eastAsia="楷体"/>
+          <w:b w:val="0"/>
+          <w:sz w:val="25"/>
+        </w:rPr>
+        <w:t>天鹅们游过来，亲热地围住他，欢迎新朋友。孩子们在岸边拍着手说："看，新来的那只天鹅最漂亮！"</w:t>
+      </w:r>
+    </w:p>
+    <w:p>
+      <w:pPr>
+        <w:pageBreakBefore w:val="0"/>
+        <w:spacing w:line="312" w:lineRule="auto" w:before="0" w:after="0"/>
+        <w:ind w:firstLine="500"/>
+      </w:pPr>
+      <w:r>
+        <w:rPr>
+          <w:rFonts w:ascii="楷体" w:hAnsi="楷体" w:eastAsia="楷体"/>
+          <w:b w:val="0"/>
+          <w:sz w:val="25"/>
+        </w:rPr>
+        <w:t>丑小鸭害羞地把头弯进水里，心里甜滋滋的。</w:t>
+      </w:r>
+    </w:p>
+    <w:p>
+      <w:pPr>
+        <w:pageBreakBefore w:val="0"/>
+        <w:spacing w:line="312" w:lineRule="auto" w:before="0" w:after="0"/>
+        <w:ind w:firstLine="500"/>
+      </w:pPr>
+      <w:r>
+        <w:rPr>
+          <w:rFonts w:ascii="楷体" w:hAnsi="楷体" w:eastAsia="楷体"/>
+          <w:b w:val="0"/>
+          <w:sz w:val="25"/>
+        </w:rPr>
+        <w:t>那天晚上，月亮升起来了，天鹅们把头埋进翅膀里，浮在平平的湖面上，像一朵朵睡着的白云。丑小鸭——不，美丽的白天鹅，也做了一生中最甜的梦。</w:t>
       </w:r>
     </w:p>
     <w:p>
@@ -6269,7 +6269,7 @@
           <w:color w:val="595959"/>
           <w:sz w:val="23"/>
         </w:rPr>
-        <w:t>宝贝，故事里的小锅要有人叫它"停下"才能停，就像我们的小肚子，吃饱了就要记得说"停"。今晚你已经吃得饱饱的啦，暖暖地去睡觉吧。晚安，做个甜粥一样香甜的梦。</w:t>
+        <w:t>宝贝，每个人长大的速度都不一样，现在不会的事情不要紧，就像丑小鸭一样，慢慢地、好好地长大，总有一天你会发现自己的漂亮之处。晚安，做个天鹅一样优雅的梦。</w:t>
       </w:r>
     </w:p>
     <w:p>
@@ -6283,7 +6283,7 @@
           <w:b/>
           <w:sz w:val="32"/>
         </w:rPr>
-        <w:t>25　星星银元</w:t>
+        <w:t>25　豌豆公主</w:t>
       </w:r>
     </w:p>
     <w:p>
@@ -6298,187 +6298,187 @@
           <w:color w:val="595959"/>
           <w:sz w:val="20"/>
         </w:rPr>
-        <w:t>出处：格林童话 ｜ 适读年龄：3~8 岁 ｜ 朗读时长：约 4 分钟</w:t>
-      </w:r>
-    </w:p>
-    <w:p>
-      <w:pPr>
-        <w:pageBreakBefore w:val="0"/>
-        <w:spacing w:line="312" w:lineRule="auto" w:before="0" w:after="0"/>
-        <w:ind w:firstLine="500"/>
-      </w:pPr>
-      <w:r>
-        <w:rPr>
-          <w:rFonts w:ascii="楷体" w:hAnsi="楷体" w:eastAsia="楷体"/>
-          <w:b w:val="0"/>
-          <w:sz w:val="25"/>
-        </w:rPr>
-        <w:t>从前，有一个小小的孤儿姑娘，善良又温柔。她没有爸爸妈妈，也没有房子，只有身上的衣服和一块小小的面包。她走呀走，靠好心人的帮助，一天一天地过日子。</w:t>
-      </w:r>
-    </w:p>
-    <w:p>
-      <w:pPr>
-        <w:pageBreakBefore w:val="0"/>
-        <w:spacing w:line="312" w:lineRule="auto" w:before="0" w:after="0"/>
-        <w:ind w:firstLine="500"/>
-      </w:pPr>
-      <w:r>
-        <w:rPr>
-          <w:rFonts w:ascii="楷体" w:hAnsi="楷体" w:eastAsia="楷体"/>
-          <w:b w:val="0"/>
-          <w:sz w:val="25"/>
-        </w:rPr>
-        <w:t>可是她遇到比自己更困难的人时，从来没有想过自己。</w:t>
-      </w:r>
-    </w:p>
-    <w:p>
-      <w:pPr>
-        <w:pageBreakBefore w:val="0"/>
-        <w:spacing w:line="312" w:lineRule="auto" w:before="0" w:after="0"/>
-        <w:ind w:firstLine="500"/>
-      </w:pPr>
-      <w:r>
-        <w:rPr>
-          <w:rFonts w:ascii="楷体" w:hAnsi="楷体" w:eastAsia="楷体"/>
-          <w:b w:val="0"/>
-          <w:sz w:val="25"/>
-        </w:rPr>
-        <w:t>路上，她遇见一个饿得走不动的人，就把手里的面包整个递了过去："给你吃吧，你一定很饿了。"</w:t>
-      </w:r>
-    </w:p>
-    <w:p>
-      <w:pPr>
-        <w:pageBreakBefore w:val="0"/>
-        <w:spacing w:line="312" w:lineRule="auto" w:before="0" w:after="0"/>
-        <w:ind w:firstLine="500"/>
-      </w:pPr>
-      <w:r>
-        <w:rPr>
-          <w:rFonts w:ascii="楷体" w:hAnsi="楷体" w:eastAsia="楷体"/>
-          <w:b w:val="0"/>
-          <w:sz w:val="25"/>
-        </w:rPr>
-        <w:t>继续往前走，她看见一个小男孩，冷得缩着脖子。她摘下自己的帽子，戴在他的头上："别冻着了。"</w:t>
-      </w:r>
-    </w:p>
-    <w:p>
-      <w:pPr>
-        <w:pageBreakBefore w:val="0"/>
-        <w:spacing w:line="312" w:lineRule="auto" w:before="0" w:after="0"/>
-        <w:ind w:firstLine="500"/>
-      </w:pPr>
-      <w:r>
-        <w:rPr>
-          <w:rFonts w:ascii="楷体" w:hAnsi="楷体" w:eastAsia="楷体"/>
-          <w:b w:val="0"/>
-          <w:sz w:val="25"/>
-        </w:rPr>
-        <w:t>又走了一段，她碰到一个在风里发抖的小姑娘，就脱下自己的外套披在她身上："快穿上，暖和一点。"</w:t>
-      </w:r>
-    </w:p>
-    <w:p>
-      <w:pPr>
-        <w:pageBreakBefore w:val="0"/>
-        <w:spacing w:line="312" w:lineRule="auto" w:before="0" w:after="0"/>
-        <w:ind w:firstLine="500"/>
-      </w:pPr>
-      <w:r>
-        <w:rPr>
-          <w:rFonts w:ascii="楷体" w:hAnsi="楷体" w:eastAsia="楷体"/>
-          <w:b w:val="0"/>
-          <w:sz w:val="25"/>
-        </w:rPr>
-        <w:t>天渐渐黑了，她走进一片黑黑的森林。这时，她又遇见一个衣衫破旧的孩子，冷得直哆嗦。姑娘想了想，把自己最后一件小裙子也脱下来，送给了他："给你吧，别着凉。"</w:t>
-      </w:r>
-    </w:p>
-    <w:p>
-      <w:pPr>
-        <w:pageBreakBefore w:val="0"/>
-        <w:spacing w:line="312" w:lineRule="auto" w:before="0" w:after="0"/>
-        <w:ind w:firstLine="500"/>
-      </w:pPr>
-      <w:r>
-        <w:rPr>
-          <w:rFonts w:ascii="楷体" w:hAnsi="楷体" w:eastAsia="楷体"/>
-          <w:b w:val="0"/>
-          <w:sz w:val="25"/>
-        </w:rPr>
-        <w:t>现在，她身上几乎什么都没有了。她站在森林里，仰起头，望着满天的星星。星星们眨呀眨，好像都在温柔地看着她。</w:t>
-      </w:r>
-    </w:p>
-    <w:p>
-      <w:pPr>
-        <w:pageBreakBefore w:val="0"/>
-        <w:spacing w:line="312" w:lineRule="auto" w:before="0" w:after="0"/>
-        <w:ind w:firstLine="500"/>
-      </w:pPr>
-      <w:r>
-        <w:rPr>
-          <w:rFonts w:ascii="楷体" w:hAnsi="楷体" w:eastAsia="楷体"/>
-          <w:b w:val="0"/>
-          <w:sz w:val="25"/>
-        </w:rPr>
-        <w:t>就在这时，奇迹发生了！</w:t>
-      </w:r>
-    </w:p>
-    <w:p>
-      <w:pPr>
-        <w:pageBreakBefore w:val="0"/>
-        <w:spacing w:line="312" w:lineRule="auto" w:before="0" w:after="0"/>
-        <w:ind w:firstLine="500"/>
-      </w:pPr>
-      <w:r>
-        <w:rPr>
-          <w:rFonts w:ascii="楷体" w:hAnsi="楷体" w:eastAsia="楷体"/>
-          <w:b w:val="0"/>
-          <w:sz w:val="25"/>
-        </w:rPr>
-        <w:t>天上的星星忽然一颗接一颗地落下来，落到她的身边，变成了一枚一枚亮闪闪的银元！眨眼间，她的面前落了一大堆银元，闪闪的星光把她整个人都照亮了。</w:t>
-      </w:r>
-    </w:p>
-    <w:p>
-      <w:pPr>
-        <w:pageBreakBefore w:val="0"/>
-        <w:spacing w:line="312" w:lineRule="auto" w:before="0" w:after="0"/>
-        <w:ind w:firstLine="500"/>
-      </w:pPr>
-      <w:r>
-        <w:rPr>
-          <w:rFonts w:ascii="楷体" w:hAnsi="楷体" w:eastAsia="楷体"/>
-          <w:b w:val="0"/>
-          <w:sz w:val="25"/>
-        </w:rPr>
-        <w:t>而且，她的身上，不知什么时候披上了一件崭新的裙子——那是用最细的星光线织成的，又轻又暖，亮得像披着一片小小的银河。</w:t>
-      </w:r>
-    </w:p>
-    <w:p>
-      <w:pPr>
-        <w:pageBreakBefore w:val="0"/>
-        <w:spacing w:line="312" w:lineRule="auto" w:before="0" w:after="0"/>
-        <w:ind w:firstLine="500"/>
-      </w:pPr>
-      <w:r>
-        <w:rPr>
-          <w:rFonts w:ascii="楷体" w:hAnsi="楷体" w:eastAsia="楷体"/>
-          <w:b w:val="0"/>
-          <w:sz w:val="25"/>
-        </w:rPr>
-        <w:t>原来，星星们把这一切都看在眼里。善良的孩子，星星会回报她。</w:t>
-      </w:r>
-    </w:p>
-    <w:p>
-      <w:pPr>
-        <w:pageBreakBefore w:val="0"/>
-        <w:spacing w:line="312" w:lineRule="auto" w:before="0" w:after="0"/>
-        <w:ind w:firstLine="500"/>
-      </w:pPr>
-      <w:r>
-        <w:rPr>
-          <w:rFonts w:ascii="楷体" w:hAnsi="楷体" w:eastAsia="楷体"/>
-          <w:b w:val="0"/>
-          <w:sz w:val="25"/>
-        </w:rPr>
-        <w:t>姑娘捧着银元，穿着星光裙子，平平安安地走出了森林。从此，她再也不缺吃、不缺穿，还常常用银元帮助别人。而她那件星光裙子，一到夜里，就微微地发亮。</w:t>
+        <w:t>出处：安徒生童话 ｜ 适读年龄：3~6 岁 ｜ 朗读时长：约 3 分钟</w:t>
+      </w:r>
+    </w:p>
+    <w:p>
+      <w:pPr>
+        <w:pageBreakBefore w:val="0"/>
+        <w:spacing w:line="312" w:lineRule="auto" w:before="0" w:after="0"/>
+        <w:ind w:firstLine="500"/>
+      </w:pPr>
+      <w:r>
+        <w:rPr>
+          <w:rFonts w:ascii="楷体" w:hAnsi="楷体" w:eastAsia="楷体"/>
+          <w:b w:val="0"/>
+          <w:sz w:val="25"/>
+        </w:rPr>
+        <w:t>从前，有一位王子，想娶一位真正的公主。他走遍了世界各地，见了许许多多自称公主的姑娘，可总觉得哪里不对劲，只好回家了。</w:t>
+      </w:r>
+    </w:p>
+    <w:p>
+      <w:pPr>
+        <w:pageBreakBefore w:val="0"/>
+        <w:spacing w:line="312" w:lineRule="auto" w:before="0" w:after="0"/>
+        <w:ind w:firstLine="500"/>
+      </w:pPr>
+      <w:r>
+        <w:rPr>
+          <w:rFonts w:ascii="楷体" w:hAnsi="楷体" w:eastAsia="楷体"/>
+          <w:b w:val="0"/>
+          <w:sz w:val="25"/>
+        </w:rPr>
+        <w:t>一个风雨交加的夜晚，"咚咚咚"，城堡的大门被敲响了。</w:t>
+      </w:r>
+    </w:p>
+    <w:p>
+      <w:pPr>
+        <w:pageBreakBefore w:val="0"/>
+        <w:spacing w:line="312" w:lineRule="auto" w:before="0" w:after="0"/>
+        <w:ind w:firstLine="500"/>
+      </w:pPr>
+      <w:r>
+        <w:rPr>
+          <w:rFonts w:ascii="楷体" w:hAnsi="楷体" w:eastAsia="楷体"/>
+          <w:b w:val="0"/>
+          <w:sz w:val="25"/>
+        </w:rPr>
+        <w:t>老国王开门一看，门口站着一个淋得湿漉漉的姑娘。雨水顺着她的头发往下滴，她冻得直发抖，可她站得端端正正，轻轻地说："我是一位真正的公主，能借宿一晚吗？"</w:t>
+      </w:r>
+    </w:p>
+    <w:p>
+      <w:pPr>
+        <w:pageBreakBefore w:val="0"/>
+        <w:spacing w:line="312" w:lineRule="auto" w:before="0" w:after="0"/>
+        <w:ind w:firstLine="500"/>
+      </w:pPr>
+      <w:r>
+        <w:rPr>
+          <w:rFonts w:ascii="楷体" w:hAnsi="楷体" w:eastAsia="楷体"/>
+          <w:b w:val="0"/>
+          <w:sz w:val="25"/>
+        </w:rPr>
+        <w:t>"真正的公主？"老王后心里嘀咕，"这我可要试一试。"</w:t>
+      </w:r>
+    </w:p>
+    <w:p>
+      <w:pPr>
+        <w:pageBreakBefore w:val="0"/>
+        <w:spacing w:line="312" w:lineRule="auto" w:before="0" w:after="0"/>
+        <w:ind w:firstLine="500"/>
+      </w:pPr>
+      <w:r>
+        <w:rPr>
+          <w:rFonts w:ascii="楷体" w:hAnsi="楷体" w:eastAsia="楷体"/>
+          <w:b w:val="0"/>
+          <w:sz w:val="25"/>
+        </w:rPr>
+        <w:t>她悄悄走进客房，把床板擦得干干净净，然后在床板上放了一颗小小的豌豆。接着，她在豌豆上铺了二十床垫子，又在垫子上叠了二十床鸭绒被，软得像一座云朵堆成的小山。</w:t>
+      </w:r>
+    </w:p>
+    <w:p>
+      <w:pPr>
+        <w:pageBreakBefore w:val="0"/>
+        <w:spacing w:line="312" w:lineRule="auto" w:before="0" w:after="0"/>
+        <w:ind w:firstLine="500"/>
+      </w:pPr>
+      <w:r>
+        <w:rPr>
+          <w:rFonts w:ascii="楷体" w:hAnsi="楷体" w:eastAsia="楷体"/>
+          <w:b w:val="0"/>
+          <w:sz w:val="25"/>
+        </w:rPr>
+        <w:t>"请睡吧。"王后微笑着说。</w:t>
+      </w:r>
+    </w:p>
+    <w:p>
+      <w:pPr>
+        <w:pageBreakBefore w:val="0"/>
+        <w:spacing w:line="312" w:lineRule="auto" w:before="0" w:after="0"/>
+        <w:ind w:firstLine="500"/>
+      </w:pPr>
+      <w:r>
+        <w:rPr>
+          <w:rFonts w:ascii="楷体" w:hAnsi="楷体" w:eastAsia="楷体"/>
+          <w:b w:val="0"/>
+          <w:sz w:val="25"/>
+        </w:rPr>
+        <w:t>第二天早上，大家问她："睡得好吗？"</w:t>
+      </w:r>
+    </w:p>
+    <w:p>
+      <w:pPr>
+        <w:pageBreakBefore w:val="0"/>
+        <w:spacing w:line="312" w:lineRule="auto" w:before="0" w:after="0"/>
+        <w:ind w:firstLine="500"/>
+      </w:pPr>
+      <w:r>
+        <w:rPr>
+          <w:rFonts w:ascii="楷体" w:hAnsi="楷体" w:eastAsia="楷体"/>
+          <w:b w:val="0"/>
+          <w:sz w:val="25"/>
+        </w:rPr>
+        <w:t>姑娘揉揉腰，有点不好意思地说："说实话，不知道为什么，床上好像有个硬硬的小东西，硌得我一夜都没睡踏实，身上现在还青了一小块呢。"</w:t>
+      </w:r>
+    </w:p>
+    <w:p>
+      <w:pPr>
+        <w:pageBreakBefore w:val="0"/>
+        <w:spacing w:line="312" w:lineRule="auto" w:before="0" w:after="0"/>
+        <w:ind w:firstLine="500"/>
+      </w:pPr>
+      <w:r>
+        <w:rPr>
+          <w:rFonts w:ascii="楷体" w:hAnsi="楷体" w:eastAsia="楷体"/>
+          <w:b w:val="0"/>
+          <w:sz w:val="25"/>
+        </w:rPr>
+        <w:t>大家都惊讶极了——隔着二十床垫子和二十床鸭绒被，还能感觉到一颗小小的豌豆！只有皮肤真正娇嫩、心思真正细腻的公主，才会这样呀。</w:t>
+      </w:r>
+    </w:p>
+    <w:p>
+      <w:pPr>
+        <w:pageBreakBefore w:val="0"/>
+        <w:spacing w:line="312" w:lineRule="auto" w:before="0" w:after="0"/>
+        <w:ind w:firstLine="500"/>
+      </w:pPr>
+      <w:r>
+        <w:rPr>
+          <w:rFonts w:ascii="楷体" w:hAnsi="楷体" w:eastAsia="楷体"/>
+          <w:b w:val="0"/>
+          <w:sz w:val="25"/>
+        </w:rPr>
+        <w:t>王子高兴地笑了："她就是我要找的、真正的公主！"</w:t>
+      </w:r>
+    </w:p>
+    <w:p>
+      <w:pPr>
+        <w:pageBreakBefore w:val="0"/>
+        <w:spacing w:line="312" w:lineRule="auto" w:before="0" w:after="0"/>
+        <w:ind w:firstLine="500"/>
+      </w:pPr>
+      <w:r>
+        <w:rPr>
+          <w:rFonts w:ascii="楷体" w:hAnsi="楷体" w:eastAsia="楷体"/>
+          <w:b w:val="0"/>
+          <w:sz w:val="25"/>
+        </w:rPr>
+        <w:t>那颗小豌豆呢？被送进了博物馆，据说现在还在那儿展览着呢。</w:t>
+      </w:r>
+    </w:p>
+    <w:p>
+      <w:pPr>
+        <w:pageBreakBefore w:val="0"/>
+        <w:spacing w:line="312" w:lineRule="auto" w:before="0" w:after="0"/>
+        <w:ind w:firstLine="500"/>
+      </w:pPr>
+      <w:r>
+        <w:rPr>
+          <w:rFonts w:ascii="楷体" w:hAnsi="楷体" w:eastAsia="楷体"/>
+          <w:b w:val="0"/>
+          <w:sz w:val="25"/>
+        </w:rPr>
+        <w:t>而公主和王子从此过着幸福的日子。公主的床，再也没有硬东西啦，铺得又软又暖，她每天晚上都睡得又香又甜。</w:t>
       </w:r>
     </w:p>
     <w:p>
@@ -6508,7 +6508,7 @@
           <w:color w:val="595959"/>
           <w:sz w:val="23"/>
         </w:rPr>
-        <w:t>宝贝，善良的孩子会被星星看见。今晚，天上也有好多好多星星在看着你呢，它们正把最亮的光轻轻洒在你的小床上。晚安，做个亮晶晶的好梦。</w:t>
+        <w:t>宝贝，来摸摸你的小床——又软又平，什么硬东西都没有。这是世界上最舒服的床啦，快像豌豆公主一样，香香甜甜地睡吧。晚安。</w:t>
       </w:r>
     </w:p>
     <w:p>
@@ -6522,7 +6522,7 @@
           <w:b/>
           <w:sz w:val="32"/>
         </w:rPr>
-        <w:t>26　不莱梅的音乐家</w:t>
+        <w:t>26　青蛙王子</w:t>
       </w:r>
     </w:p>
     <w:p>
@@ -6537,247 +6537,217 @@
           <w:color w:val="595959"/>
           <w:sz w:val="20"/>
         </w:rPr>
-        <w:t>出处：格林童话（睡前改编版） ｜ 适读年龄：4~8 岁 ｜ 朗读时长：约 4 分钟</w:t>
-      </w:r>
-    </w:p>
-    <w:p>
-      <w:pPr>
-        <w:pageBreakBefore w:val="0"/>
-        <w:spacing w:line="312" w:lineRule="auto" w:before="0" w:after="0"/>
-        <w:ind w:firstLine="500"/>
-      </w:pPr>
-      <w:r>
-        <w:rPr>
-          <w:rFonts w:ascii="楷体" w:hAnsi="楷体" w:eastAsia="楷体"/>
-          <w:b w:val="0"/>
-          <w:sz w:val="25"/>
-        </w:rPr>
-        <w:t>有一头老驴子，为主人拉了好多好多年的磨，年纪大了，干不动了，主人就想把它卖掉。</w:t>
-      </w:r>
-    </w:p>
-    <w:p>
-      <w:pPr>
-        <w:pageBreakBefore w:val="0"/>
-        <w:spacing w:line="312" w:lineRule="auto" w:before="0" w:after="0"/>
-        <w:ind w:firstLine="500"/>
-      </w:pPr>
-      <w:r>
-        <w:rPr>
-          <w:rFonts w:ascii="楷体" w:hAnsi="楷体" w:eastAsia="楷体"/>
-          <w:b w:val="0"/>
-          <w:sz w:val="25"/>
-        </w:rPr>
-        <w:t>老驴子一听，悄悄地溜了出来："我不去别人家干活了，我要去不莱梅城，当一名音乐家！"</w:t>
-      </w:r>
-    </w:p>
-    <w:p>
-      <w:pPr>
-        <w:pageBreakBefore w:val="0"/>
-        <w:spacing w:line="312" w:lineRule="auto" w:before="0" w:after="0"/>
-        <w:ind w:firstLine="500"/>
-      </w:pPr>
-      <w:r>
-        <w:rPr>
-          <w:rFonts w:ascii="楷体" w:hAnsi="楷体" w:eastAsia="楷体"/>
-          <w:b w:val="0"/>
-          <w:sz w:val="25"/>
-        </w:rPr>
-        <w:t>走到路上，它遇见一条老猎狗，趴在路边直叹气："我年纪大了，追不动猎物了，主人不要我了……"</w:t>
-      </w:r>
-    </w:p>
-    <w:p>
-      <w:pPr>
-        <w:pageBreakBefore w:val="0"/>
-        <w:spacing w:line="312" w:lineRule="auto" w:before="0" w:after="0"/>
-        <w:ind w:firstLine="500"/>
-      </w:pPr>
-      <w:r>
-        <w:rPr>
-          <w:rFonts w:ascii="楷体" w:hAnsi="楷体" w:eastAsia="楷体"/>
-          <w:b w:val="0"/>
-          <w:sz w:val="25"/>
-        </w:rPr>
-        <w:t>老驴子说："跟我们一起去不莱梅吧！你嗓子好，可以当音乐家，唱歌给大家听。"</w:t>
-      </w:r>
-    </w:p>
-    <w:p>
-      <w:pPr>
-        <w:pageBreakBefore w:val="0"/>
-        <w:spacing w:line="312" w:lineRule="auto" w:before="0" w:after="0"/>
-        <w:ind w:firstLine="500"/>
-      </w:pPr>
-      <w:r>
-        <w:rPr>
-          <w:rFonts w:ascii="楷体" w:hAnsi="楷体" w:eastAsia="楷体"/>
-          <w:b w:val="0"/>
-          <w:sz w:val="25"/>
-        </w:rPr>
-        <w:t>猎狗一听，尾巴都摇起来了，跟着老驴子上了路。</w:t>
-      </w:r>
-    </w:p>
-    <w:p>
-      <w:pPr>
-        <w:pageBreakBefore w:val="0"/>
-        <w:spacing w:line="312" w:lineRule="auto" w:before="0" w:after="0"/>
-        <w:ind w:firstLine="500"/>
-      </w:pPr>
-      <w:r>
-        <w:rPr>
-          <w:rFonts w:ascii="楷体" w:hAnsi="楷体" w:eastAsia="楷体"/>
-          <w:b w:val="0"/>
-          <w:sz w:val="25"/>
-        </w:rPr>
-        <w:t>没走多远，她们又碰见一只老猫咪，坐在路边愁眉苦脸："我老了，抓不动老鼠了，都不知道以后怎么办……"</w:t>
-      </w:r>
-    </w:p>
-    <w:p>
-      <w:pPr>
-        <w:pageBreakBefore w:val="0"/>
-        <w:spacing w:line="312" w:lineRule="auto" w:before="0" w:after="0"/>
-        <w:ind w:firstLine="500"/>
-      </w:pPr>
-      <w:r>
-        <w:rPr>
-          <w:rFonts w:ascii="楷体" w:hAnsi="楷体" w:eastAsia="楷体"/>
-          <w:b w:val="0"/>
-          <w:sz w:val="25"/>
-        </w:rPr>
-        <w:t>"跟我们一起去不莱梅吧！"老驴子和猎狗一起喊，"你晚上唱起歌来，'喵呜——喵呜——'，多好听呀！"</w:t>
-      </w:r>
-    </w:p>
-    <w:p>
-      <w:pPr>
-        <w:pageBreakBefore w:val="0"/>
-        <w:spacing w:line="312" w:lineRule="auto" w:before="0" w:after="0"/>
-        <w:ind w:firstLine="500"/>
-      </w:pPr>
-      <w:r>
-        <w:rPr>
-          <w:rFonts w:ascii="楷体" w:hAnsi="楷体" w:eastAsia="楷体"/>
-          <w:b w:val="0"/>
-          <w:sz w:val="25"/>
-        </w:rPr>
-        <w:t>猫咪也加入了。走了一会儿，她们又遇见一只大公鸡，正扯着嗓子大叫："喔喔喔——我的日子不好过啦！"</w:t>
-      </w:r>
-    </w:p>
-    <w:p>
-      <w:pPr>
-        <w:pageBreakBefore w:val="0"/>
-        <w:spacing w:line="312" w:lineRule="auto" w:before="0" w:after="0"/>
-        <w:ind w:firstLine="500"/>
-      </w:pPr>
-      <w:r>
-        <w:rPr>
-          <w:rFonts w:ascii="楷体" w:hAnsi="楷体" w:eastAsia="楷体"/>
-          <w:b w:val="0"/>
-          <w:sz w:val="25"/>
-        </w:rPr>
-        <w:t>"那就跟我们一起去不莱梅吧，当歌唱家！"公鸡一听，扑扇着翅膀，飞上了老驴子的背。</w:t>
-      </w:r>
-    </w:p>
-    <w:p>
-      <w:pPr>
-        <w:pageBreakBefore w:val="0"/>
-        <w:spacing w:line="312" w:lineRule="auto" w:before="0" w:after="0"/>
-        <w:ind w:firstLine="500"/>
-      </w:pPr>
-      <w:r>
-        <w:rPr>
-          <w:rFonts w:ascii="楷体" w:hAnsi="楷体" w:eastAsia="楷体"/>
-          <w:b w:val="0"/>
-          <w:sz w:val="25"/>
-        </w:rPr>
-        <w:t>四个好朋友走呀走，天黑了，来到一片森林边上。他们看见远处有一座小房子，亮着灯，凑近一瞧——原来是一伙强盗的窝，桌上摆满了好吃的。</w:t>
-      </w:r>
-    </w:p>
-    <w:p>
-      <w:pPr>
-        <w:pageBreakBefore w:val="0"/>
-        <w:spacing w:line="312" w:lineRule="auto" w:before="0" w:after="0"/>
-        <w:ind w:firstLine="500"/>
-      </w:pPr>
-      <w:r>
-        <w:rPr>
-          <w:rFonts w:ascii="楷体" w:hAnsi="楷体" w:eastAsia="楷体"/>
-          <w:b w:val="0"/>
-          <w:sz w:val="25"/>
-        </w:rPr>
-        <w:t>老驴子想出了个好主意："我们给它来一场'音乐会'！"</w:t>
-      </w:r>
-    </w:p>
-    <w:p>
-      <w:pPr>
-        <w:pageBreakBefore w:val="0"/>
-        <w:spacing w:line="312" w:lineRule="auto" w:before="0" w:after="0"/>
-        <w:ind w:firstLine="500"/>
-      </w:pPr>
-      <w:r>
-        <w:rPr>
-          <w:rFonts w:ascii="楷体" w:hAnsi="楷体" w:eastAsia="楷体"/>
-          <w:b w:val="0"/>
-          <w:sz w:val="25"/>
-        </w:rPr>
-        <w:t>于是，老驴子把前腿搭上窗台，猎狗跳到驴背上，猫咪爬到狗头上，公鸡站上猫脑袋——一个摞一个，像一座小小的塔。</w:t>
-      </w:r>
-    </w:p>
-    <w:p>
-      <w:pPr>
-        <w:pageBreakBefore w:val="0"/>
-        <w:spacing w:line="312" w:lineRule="auto" w:before="0" w:after="0"/>
-        <w:ind w:firstLine="500"/>
-      </w:pPr>
-      <w:r>
-        <w:rPr>
-          <w:rFonts w:ascii="楷体" w:hAnsi="楷体" w:eastAsia="楷体"/>
-          <w:b w:val="0"/>
-          <w:sz w:val="25"/>
-        </w:rPr>
-        <w:t>"预备——开始！"四个伙伴一起放开嗓子：驴叫、狗汪、猫嚎、鸡鸣，"啊——昂！汪汪！喵呜——喔喔喔——！"</w:t>
-      </w:r>
-    </w:p>
-    <w:p>
-      <w:pPr>
-        <w:pageBreakBefore w:val="0"/>
-        <w:spacing w:line="312" w:lineRule="auto" w:before="0" w:after="0"/>
-        <w:ind w:firstLine="500"/>
-      </w:pPr>
-      <w:r>
-        <w:rPr>
-          <w:rFonts w:ascii="楷体" w:hAnsi="楷体" w:eastAsia="楷体"/>
-          <w:b w:val="0"/>
-          <w:sz w:val="25"/>
-        </w:rPr>
-        <w:t>声音又响又怪，像打雷又像刮风。屋里的强盗们吓得魂飞魄散："妖怪来啦！快逃啊——"抱着头一溜烟跑进了黑黑的森林，再也不敢回来。</w:t>
-      </w:r>
-    </w:p>
-    <w:p>
-      <w:pPr>
-        <w:pageBreakBefore w:val="0"/>
-        <w:spacing w:line="312" w:lineRule="auto" w:before="0" w:after="0"/>
-        <w:ind w:firstLine="500"/>
-      </w:pPr>
-      <w:r>
-        <w:rPr>
-          <w:rFonts w:ascii="楷体" w:hAnsi="楷体" w:eastAsia="楷体"/>
-          <w:b w:val="0"/>
-          <w:sz w:val="25"/>
-        </w:rPr>
-        <w:t>四个音乐家把好吃的吃完，各自找了个舒服的角落：驴子躺在软软的干草堆上，猎狗蜷在门后，猫咪蹲在暖暖的灶台边，公鸡站上了房梁。</w:t>
-      </w:r>
-    </w:p>
-    <w:p>
-      <w:pPr>
-        <w:pageBreakBefore w:val="0"/>
-        <w:spacing w:line="312" w:lineRule="auto" w:before="0" w:after="0"/>
-        <w:ind w:firstLine="500"/>
-      </w:pPr>
-      <w:r>
-        <w:rPr>
-          <w:rFonts w:ascii="楷体" w:hAnsi="楷体" w:eastAsia="楷体"/>
-          <w:b w:val="0"/>
-          <w:sz w:val="25"/>
-        </w:rPr>
-        <w:t>从此，她们就在这座亮堂堂的小房子里住了下来。白天在院子里晒太阳，晚上开一场小小的音乐会，唱累了，就挤在一起，呼噜呼噜，睡得又香又甜。</w:t>
+        <w:t>出处：格林童话（睡前改编版） ｜ 适读年龄：3~8 岁 ｜ 朗读时长：约 4 分钟</w:t>
+      </w:r>
+    </w:p>
+    <w:p>
+      <w:pPr>
+        <w:pageBreakBefore w:val="0"/>
+        <w:spacing w:line="312" w:lineRule="auto" w:before="0" w:after="0"/>
+        <w:ind w:firstLine="500"/>
+      </w:pPr>
+      <w:r>
+        <w:rPr>
+          <w:rFonts w:ascii="楷体" w:hAnsi="楷体" w:eastAsia="楷体"/>
+          <w:b w:val="0"/>
+          <w:sz w:val="25"/>
+        </w:rPr>
+        <w:t>从前，有一位小公主，她最喜欢玩一颗金球，走到哪儿都带着它。</w:t>
+      </w:r>
+    </w:p>
+    <w:p>
+      <w:pPr>
+        <w:pageBreakBefore w:val="0"/>
+        <w:spacing w:line="312" w:lineRule="auto" w:before="0" w:after="0"/>
+        <w:ind w:firstLine="500"/>
+      </w:pPr>
+      <w:r>
+        <w:rPr>
+          <w:rFonts w:ascii="楷体" w:hAnsi="楷体" w:eastAsia="楷体"/>
+          <w:b w:val="0"/>
+          <w:sz w:val="25"/>
+        </w:rPr>
+        <w:t>有一天，她在井边抛球玩，一不小心，金球"咚"地掉进了井里，眨眼就沉下去不见了。小公主急得哭了起来："我的金球！我再也见不到它了……"</w:t>
+      </w:r>
+    </w:p>
+    <w:p>
+      <w:pPr>
+        <w:pageBreakBefore w:val="0"/>
+        <w:spacing w:line="312" w:lineRule="auto" w:before="0" w:after="0"/>
+        <w:ind w:firstLine="500"/>
+      </w:pPr>
+      <w:r>
+        <w:rPr>
+          <w:rFonts w:ascii="楷体" w:hAnsi="楷体" w:eastAsia="楷体"/>
+          <w:b w:val="0"/>
+          <w:sz w:val="25"/>
+        </w:rPr>
+        <w:t>这时候，井里传来一个声音："别哭别哭，我可以帮你把金球捞上来。"</w:t>
+      </w:r>
+    </w:p>
+    <w:p>
+      <w:pPr>
+        <w:pageBreakBefore w:val="0"/>
+        <w:spacing w:line="312" w:lineRule="auto" w:before="0" w:after="0"/>
+        <w:ind w:firstLine="500"/>
+      </w:pPr>
+      <w:r>
+        <w:rPr>
+          <w:rFonts w:ascii="楷体" w:hAnsi="楷体" w:eastAsia="楷体"/>
+          <w:b w:val="0"/>
+          <w:sz w:val="25"/>
+        </w:rPr>
+        <w:t>小公主低头一看，是一只绿油油的青蛙，鼓着圆圆的眼睛望着她。</w:t>
+      </w:r>
+    </w:p>
+    <w:p>
+      <w:pPr>
+        <w:pageBreakBefore w:val="0"/>
+        <w:spacing w:line="312" w:lineRule="auto" w:before="0" w:after="0"/>
+        <w:ind w:firstLine="500"/>
+      </w:pPr>
+      <w:r>
+        <w:rPr>
+          <w:rFonts w:ascii="楷体" w:hAnsi="楷体" w:eastAsia="楷体"/>
+          <w:b w:val="0"/>
+          <w:sz w:val="25"/>
+        </w:rPr>
+        <w:t>"你真的可以吗？"小公主睁着泪汪汪的眼睛问。</w:t>
+      </w:r>
+    </w:p>
+    <w:p>
+      <w:pPr>
+        <w:pageBreakBefore w:val="0"/>
+        <w:spacing w:line="312" w:lineRule="auto" w:before="0" w:after="0"/>
+        <w:ind w:firstLine="500"/>
+      </w:pPr>
+      <w:r>
+        <w:rPr>
+          <w:rFonts w:ascii="楷体" w:hAnsi="楷体" w:eastAsia="楷体"/>
+          <w:b w:val="0"/>
+          <w:sz w:val="25"/>
+        </w:rPr>
+        <w:t>"当然。"青蛙说，"不过你答应了，要让我做你的朋友：和我一起玩，让我用你的小金盘子吃饭，在你的小床上睡觉。"</w:t>
+      </w:r>
+    </w:p>
+    <w:p>
+      <w:pPr>
+        <w:pageBreakBefore w:val="0"/>
+        <w:spacing w:line="312" w:lineRule="auto" w:before="0" w:after="0"/>
+        <w:ind w:firstLine="500"/>
+      </w:pPr>
+      <w:r>
+        <w:rPr>
+          <w:rFonts w:ascii="楷体" w:hAnsi="楷体" w:eastAsia="楷体"/>
+          <w:b w:val="0"/>
+          <w:sz w:val="25"/>
+        </w:rPr>
+        <w:t>小公主一心只想拿回金球，连连点头："好好好，我答应你！"</w:t>
+      </w:r>
+    </w:p>
+    <w:p>
+      <w:pPr>
+        <w:pageBreakBefore w:val="0"/>
+        <w:spacing w:line="312" w:lineRule="auto" w:before="0" w:after="0"/>
+        <w:ind w:firstLine="500"/>
+      </w:pPr>
+      <w:r>
+        <w:rPr>
+          <w:rFonts w:ascii="楷体" w:hAnsi="楷体" w:eastAsia="楷体"/>
+          <w:b w:val="0"/>
+          <w:sz w:val="25"/>
+        </w:rPr>
+        <w:t>青蛙"扑通"潜进水里，不一会儿，就顶着金球浮了上来。小公主抱起金球，高兴得蹦了起来，撒腿就往宫殿跑，早把答应青蛙的事忘到了九霄云外。</w:t>
+      </w:r>
+    </w:p>
+    <w:p>
+      <w:pPr>
+        <w:pageBreakBefore w:val="0"/>
+        <w:spacing w:line="312" w:lineRule="auto" w:before="0" w:after="0"/>
+        <w:ind w:firstLine="500"/>
+      </w:pPr>
+      <w:r>
+        <w:rPr>
+          <w:rFonts w:ascii="楷体" w:hAnsi="楷体" w:eastAsia="楷体"/>
+          <w:b w:val="0"/>
+          <w:sz w:val="25"/>
+        </w:rPr>
+        <w:t>第二天，小公主正用小金盘子吃饭，忽然听见"呱、呱、呱"——青蛙一蹦一跳地来了："小公主，说话要算数哦。"</w:t>
+      </w:r>
+    </w:p>
+    <w:p>
+      <w:pPr>
+        <w:pageBreakBefore w:val="0"/>
+        <w:spacing w:line="312" w:lineRule="auto" w:before="0" w:after="0"/>
+        <w:ind w:firstLine="500"/>
+      </w:pPr>
+      <w:r>
+        <w:rPr>
+          <w:rFonts w:ascii="楷体" w:hAnsi="楷体" w:eastAsia="楷体"/>
+          <w:b w:val="0"/>
+          <w:sz w:val="25"/>
+        </w:rPr>
+        <w:t>小公主的脸一下子红了。她想起自己真的答应过，就打开了门，让青蛙跳上桌子，用自己的小金盘子吃饭。</w:t>
+      </w:r>
+    </w:p>
+    <w:p>
+      <w:pPr>
+        <w:pageBreakBefore w:val="0"/>
+        <w:spacing w:line="312" w:lineRule="auto" w:before="0" w:after="0"/>
+        <w:ind w:firstLine="500"/>
+      </w:pPr>
+      <w:r>
+        <w:rPr>
+          <w:rFonts w:ascii="楷体" w:hAnsi="楷体" w:eastAsia="楷体"/>
+          <w:b w:val="0"/>
+          <w:sz w:val="25"/>
+        </w:rPr>
+        <w:t>到了晚上，青蛙说："我困了，让我在小床上睡吧。"小公主轻轻把青蛙放在床边的小软垫上。青蛙心满意足地闭上了眼睛。</w:t>
+      </w:r>
+    </w:p>
+    <w:p>
+      <w:pPr>
+        <w:pageBreakBefore w:val="0"/>
+        <w:spacing w:line="312" w:lineRule="auto" w:before="0" w:after="0"/>
+        <w:ind w:firstLine="500"/>
+      </w:pPr>
+      <w:r>
+        <w:rPr>
+          <w:rFonts w:ascii="楷体" w:hAnsi="楷体" w:eastAsia="楷体"/>
+          <w:b w:val="0"/>
+          <w:sz w:val="25"/>
+        </w:rPr>
+        <w:t>第二天清晨，太阳升起来了。小公主揉揉眼睛一看——床边的青蛙不见了，站着一位笑眯眯的王子！</w:t>
+      </w:r>
+    </w:p>
+    <w:p>
+      <w:pPr>
+        <w:pageBreakBefore w:val="0"/>
+        <w:spacing w:line="312" w:lineRule="auto" w:before="0" w:after="0"/>
+        <w:ind w:firstLine="500"/>
+      </w:pPr>
+      <w:r>
+        <w:rPr>
+          <w:rFonts w:ascii="楷体" w:hAnsi="楷体" w:eastAsia="楷体"/>
+          <w:b w:val="0"/>
+          <w:sz w:val="25"/>
+        </w:rPr>
+        <w:t>"谢谢你的善良和守信，"王子说，"很久以前，坏女巫把我变成了青蛙。只有真正守信的好朋友，才能解开这个魔法呀。"</w:t>
+      </w:r>
+    </w:p>
+    <w:p>
+      <w:pPr>
+        <w:pageBreakBefore w:val="0"/>
+        <w:spacing w:line="312" w:lineRule="auto" w:before="0" w:after="0"/>
+        <w:ind w:firstLine="500"/>
+      </w:pPr>
+      <w:r>
+        <w:rPr>
+          <w:rFonts w:ascii="楷体" w:hAnsi="楷体" w:eastAsia="楷体"/>
+          <w:b w:val="0"/>
+          <w:sz w:val="25"/>
+        </w:rPr>
+        <w:t>从此，小公主和王子成了最好的朋友。金球又回到了她手里，而她再玩球的时候，身边总有人陪。</w:t>
       </w:r>
     </w:p>
     <w:p>
@@ -6807,7 +6777,7 @@
           <w:color w:val="595959"/>
           <w:sz w:val="23"/>
         </w:rPr>
-        <w:t>宝贝，你看，老了的朋友也能找到新家，朋友们在一起，就不怕黑夜。我们的小家也像那座小房子一样暖暖的，大家都在，安心睡吧。晚安。</w:t>
+        <w:t>宝贝，答应别人的事情要做到，说话算数的孩子，就像故事里的小公主，总会有最好的回报。晚安，愿你梦里有金色的球和绿色的朋友。</w:t>
       </w:r>
     </w:p>
     <w:p>
@@ -6821,7 +6791,7 @@
           <w:b/>
           <w:sz w:val="32"/>
         </w:rPr>
-        <w:t>27　拇指姑娘</w:t>
+        <w:t>27　甜粥</w:t>
       </w:r>
     </w:p>
     <w:p>
@@ -6836,202 +6806,157 @@
           <w:color w:val="595959"/>
           <w:sz w:val="20"/>
         </w:rPr>
-        <w:t>出处：安徒生童话（睡前改编版） ｜ 适读年龄：3~8 岁 ｜ 朗读时长：约 5 分钟</w:t>
-      </w:r>
-    </w:p>
-    <w:p>
-      <w:pPr>
-        <w:pageBreakBefore w:val="0"/>
-        <w:spacing w:line="312" w:lineRule="auto" w:before="0" w:after="0"/>
-        <w:ind w:firstLine="500"/>
-      </w:pPr>
-      <w:r>
-        <w:rPr>
-          <w:rFonts w:ascii="楷体" w:hAnsi="楷体" w:eastAsia="楷体"/>
-          <w:b w:val="0"/>
-          <w:sz w:val="25"/>
-        </w:rPr>
-        <w:t>从前，有一个女人，她特别想要一个小小的孩子。她种下一粒花种子，浇上水，不久开出一朵郁金香。花瓣轻轻张开——里面坐着一个小小的姑娘，只有大拇指那么高！大家就叫她"拇指姑娘"。</w:t>
-      </w:r>
-    </w:p>
-    <w:p>
-      <w:pPr>
-        <w:pageBreakBefore w:val="0"/>
-        <w:spacing w:line="312" w:lineRule="auto" w:before="0" w:after="0"/>
-        <w:ind w:firstLine="500"/>
-      </w:pPr>
-      <w:r>
-        <w:rPr>
-          <w:rFonts w:ascii="楷体" w:hAnsi="楷体" w:eastAsia="楷体"/>
-          <w:b w:val="0"/>
-          <w:sz w:val="25"/>
-        </w:rPr>
-        <w:t>拇指姑娘睡在核桃壳做的小床上，被子是玫瑰花瓣，划船用郁金香花瓣当小舟，一边划一边唱着好听的歌。</w:t>
-      </w:r>
-    </w:p>
-    <w:p>
-      <w:pPr>
-        <w:pageBreakBefore w:val="0"/>
-        <w:spacing w:line="312" w:lineRule="auto" w:before="0" w:after="0"/>
-        <w:ind w:firstLine="500"/>
-      </w:pPr>
-      <w:r>
-        <w:rPr>
-          <w:rFonts w:ascii="楷体" w:hAnsi="楷体" w:eastAsia="楷体"/>
-          <w:b w:val="0"/>
-          <w:sz w:val="25"/>
-        </w:rPr>
-        <w:t>可是有一天夜里，一只大癞蛤蟆从窗口跳了进来。"多漂亮的小姑娘！正好给我儿子当新娘！"癞蛤蟆背起核桃壳小床，把拇指姑娘放在了一条小河的荷叶上。</w:t>
-      </w:r>
-    </w:p>
-    <w:p>
-      <w:pPr>
-        <w:pageBreakBefore w:val="0"/>
-        <w:spacing w:line="312" w:lineRule="auto" w:before="0" w:after="0"/>
-        <w:ind w:firstLine="500"/>
-      </w:pPr>
-      <w:r>
-        <w:rPr>
-          <w:rFonts w:ascii="楷体" w:hAnsi="楷体" w:eastAsia="楷体"/>
-          <w:b w:val="0"/>
-          <w:sz w:val="25"/>
-        </w:rPr>
-        <w:t>荷叶上的拇指姑娘急得直掉眼泪。水里的小鱼们听见了，凑在一起商量："我们不能让她嫁给癞蛤蟆！"于是，小鱼们咬断荷叶的茎，荷叶载着拇指姑娘，顺着河水漂呀漂，漂出了癞蛤蟆的地盘。</w:t>
-      </w:r>
-    </w:p>
-    <w:p>
-      <w:pPr>
-        <w:pageBreakBefore w:val="0"/>
-        <w:spacing w:line="312" w:lineRule="auto" w:before="0" w:after="0"/>
-        <w:ind w:firstLine="500"/>
-      </w:pPr>
-      <w:r>
-        <w:rPr>
-          <w:rFonts w:ascii="楷体" w:hAnsi="楷体" w:eastAsia="楷体"/>
-          <w:b w:val="0"/>
-          <w:sz w:val="25"/>
-        </w:rPr>
-        <w:t>一只金龟子把她带上了树，可树上的伙伴们嫌她"长得不像金龟子"，她又孤零零地过了夏天。</w:t>
-      </w:r>
-    </w:p>
-    <w:p>
-      <w:pPr>
-        <w:pageBreakBefore w:val="0"/>
-        <w:spacing w:line="312" w:lineRule="auto" w:before="0" w:after="0"/>
-        <w:ind w:firstLine="500"/>
-      </w:pPr>
-      <w:r>
-        <w:rPr>
-          <w:rFonts w:ascii="楷体" w:hAnsi="楷体" w:eastAsia="楷体"/>
-          <w:b w:val="0"/>
-          <w:sz w:val="25"/>
-        </w:rPr>
-        <w:t>秋天过去，冬天来了。北风呼呼地吹，拇指姑娘又冷又饿。她走到一片田鼠的麦茬地边，好心的田鼠奶奶收留了她："进来吧孩子，帮我做点家务，咱们一起过冬。"</w:t>
-      </w:r>
-    </w:p>
-    <w:p>
-      <w:pPr>
-        <w:pageBreakBefore w:val="0"/>
-        <w:spacing w:line="312" w:lineRule="auto" w:before="0" w:after="0"/>
-        <w:ind w:firstLine="500"/>
-      </w:pPr>
-      <w:r>
-        <w:rPr>
-          <w:rFonts w:ascii="楷体" w:hAnsi="楷体" w:eastAsia="楷体"/>
-          <w:b w:val="0"/>
-          <w:sz w:val="25"/>
-        </w:rPr>
-        <w:t>拇指姑娘在温暖的鼠洞里，每天把屋子收拾得干干净净，还会讲好听的故事，田鼠奶奶可喜欢她了。</w:t>
-      </w:r>
-    </w:p>
-    <w:p>
-      <w:pPr>
-        <w:pageBreakBefore w:val="0"/>
-        <w:spacing w:line="312" w:lineRule="auto" w:before="0" w:after="0"/>
-        <w:ind w:firstLine="500"/>
-      </w:pPr>
-      <w:r>
-        <w:rPr>
-          <w:rFonts w:ascii="楷体" w:hAnsi="楷体" w:eastAsia="楷体"/>
-          <w:b w:val="0"/>
-          <w:sz w:val="25"/>
-        </w:rPr>
-        <w:t>有一天，她在洞口发现一只冻僵了的燕子，一动也不动。拇指姑娘把自己的花被子盖在燕子身上，整个冬天，每天都给燕子送去谷粒和清水。</w:t>
-      </w:r>
-    </w:p>
-    <w:p>
-      <w:pPr>
-        <w:pageBreakBefore w:val="0"/>
-        <w:spacing w:line="312" w:lineRule="auto" w:before="0" w:after="0"/>
-        <w:ind w:firstLine="500"/>
-      </w:pPr>
-      <w:r>
-        <w:rPr>
-          <w:rFonts w:ascii="楷体" w:hAnsi="楷体" w:eastAsia="楷体"/>
-          <w:b w:val="0"/>
-          <w:sz w:val="25"/>
-        </w:rPr>
-        <w:t>春天来了。燕子醒了，翅膀又有力气了！它围着拇指姑娘飞了一圈又一圈："谢谢你救了我！骑到我的背上来吧，我带你去温暖的南方！"</w:t>
-      </w:r>
-    </w:p>
-    <w:p>
-      <w:pPr>
-        <w:pageBreakBefore w:val="0"/>
-        <w:spacing w:line="312" w:lineRule="auto" w:before="0" w:after="0"/>
-        <w:ind w:firstLine="500"/>
-      </w:pPr>
-      <w:r>
-        <w:rPr>
-          <w:rFonts w:ascii="楷体" w:hAnsi="楷体" w:eastAsia="楷体"/>
-          <w:b w:val="0"/>
-          <w:sz w:val="25"/>
-        </w:rPr>
-        <w:t>拇指姑娘坐在燕子背上，飞过高山，飞过大海，飞过终年积雪的地方，来到了温暖的南方。这里到处是花朵，每一朵花里，都住着一位小小的花精灵。</w:t>
-      </w:r>
-    </w:p>
-    <w:p>
-      <w:pPr>
-        <w:pageBreakBefore w:val="0"/>
-        <w:spacing w:line="312" w:lineRule="auto" w:before="0" w:after="0"/>
-        <w:ind w:firstLine="500"/>
-      </w:pPr>
-      <w:r>
-        <w:rPr>
-          <w:rFonts w:ascii="楷体" w:hAnsi="楷体" w:eastAsia="楷体"/>
-          <w:b w:val="0"/>
-          <w:sz w:val="25"/>
-        </w:rPr>
-        <w:t>花精灵的王子看见拇指姑娘，惊讶极了："你真美！愿意留下来吗？"他送给拇指姑娘一对薄薄的、闪闪发光的翅膀。</w:t>
-      </w:r>
-    </w:p>
-    <w:p>
-      <w:pPr>
-        <w:pageBreakBefore w:val="0"/>
-        <w:spacing w:line="312" w:lineRule="auto" w:before="0" w:after="0"/>
-        <w:ind w:firstLine="500"/>
-      </w:pPr>
-      <w:r>
-        <w:rPr>
-          <w:rFonts w:ascii="楷体" w:hAnsi="楷体" w:eastAsia="楷体"/>
-          <w:b w:val="0"/>
-          <w:sz w:val="25"/>
-        </w:rPr>
-        <w:t>从此，拇指姑娘成了花之国的公主。她再也不用睡核桃壳了——每一朵花儿，都为她开放成香喷喷的、软软的睡床。</w:t>
-      </w:r>
-    </w:p>
-    <w:p>
-      <w:pPr>
-        <w:pageBreakBefore w:val="0"/>
-        <w:spacing w:line="312" w:lineRule="auto" w:before="0" w:after="0"/>
-        <w:ind w:firstLine="500"/>
-      </w:pPr>
-      <w:r>
-        <w:rPr>
-          <w:rFonts w:ascii="楷体" w:hAnsi="楷体" w:eastAsia="楷体"/>
-          <w:b w:val="0"/>
-          <w:sz w:val="25"/>
-        </w:rPr>
-        <w:t>每天夜里，花瓣轻轻合拢，把她暖暖地包在中间。风一吹，满山的花轻轻摇晃，像在唱一支长长的摇篮曲。</w:t>
+        <w:t>出处：格林童话 ｜ 适读年龄：3~6 岁 ｜ 朗读时长：约 3 分钟</w:t>
+      </w:r>
+    </w:p>
+    <w:p>
+      <w:pPr>
+        <w:pageBreakBefore w:val="0"/>
+        <w:spacing w:line="312" w:lineRule="auto" w:before="0" w:after="0"/>
+        <w:ind w:firstLine="500"/>
+      </w:pPr>
+      <w:r>
+        <w:rPr>
+          <w:rFonts w:ascii="楷体" w:hAnsi="楷体" w:eastAsia="楷体"/>
+          <w:b w:val="0"/>
+          <w:sz w:val="25"/>
+        </w:rPr>
+        <w:t>很久以前，有个小姑娘和妈妈住在一起，家里穷得常常吃不饱饭。</w:t>
+      </w:r>
+    </w:p>
+    <w:p>
+      <w:pPr>
+        <w:pageBreakBefore w:val="0"/>
+        <w:spacing w:line="312" w:lineRule="auto" w:before="0" w:after="0"/>
+        <w:ind w:firstLine="500"/>
+      </w:pPr>
+      <w:r>
+        <w:rPr>
+          <w:rFonts w:ascii="楷体" w:hAnsi="楷体" w:eastAsia="楷体"/>
+          <w:b w:val="0"/>
+          <w:sz w:val="25"/>
+        </w:rPr>
+        <w:t>有一天，小姑娘在森林里遇到一位白胡子老奶奶。老奶奶看她乖巧又懂礼貌，送给她一口神奇的小锅："回家吧。你对它说'小锅，煮吧'，它就会煮出香甜的甜粥；说'小锅，停下'，它就会停下来。"</w:t>
+      </w:r>
+    </w:p>
+    <w:p>
+      <w:pPr>
+        <w:pageBreakBefore w:val="0"/>
+        <w:spacing w:line="312" w:lineRule="auto" w:before="0" w:after="0"/>
+        <w:ind w:firstLine="500"/>
+      </w:pPr>
+      <w:r>
+        <w:rPr>
+          <w:rFonts w:ascii="楷体" w:hAnsi="楷体" w:eastAsia="楷体"/>
+          <w:b w:val="0"/>
+          <w:sz w:val="25"/>
+        </w:rPr>
+        <w:t>小姑娘抱着小锅回到家，和妈妈试了试——真的！热腾腾、甜丝丝的粥咕嘟咕嘟地煮了出来，母女俩吃得饱饱的，再也不挨饿了。</w:t>
+      </w:r>
+    </w:p>
+    <w:p>
+      <w:pPr>
+        <w:pageBreakBefore w:val="0"/>
+        <w:spacing w:line="312" w:lineRule="auto" w:before="0" w:after="0"/>
+        <w:ind w:firstLine="500"/>
+      </w:pPr>
+      <w:r>
+        <w:rPr>
+          <w:rFonts w:ascii="楷体" w:hAnsi="楷体" w:eastAsia="楷体"/>
+          <w:b w:val="0"/>
+          <w:sz w:val="25"/>
+        </w:rPr>
+        <w:t>有一天，小姑娘出门去玩，妈妈想喝粥了，就对小锅说："小锅，煮吧。"</w:t>
+      </w:r>
+    </w:p>
+    <w:p>
+      <w:pPr>
+        <w:pageBreakBefore w:val="0"/>
+        <w:spacing w:line="312" w:lineRule="auto" w:before="0" w:after="0"/>
+        <w:ind w:firstLine="500"/>
+      </w:pPr>
+      <w:r>
+        <w:rPr>
+          <w:rFonts w:ascii="楷体" w:hAnsi="楷体" w:eastAsia="楷体"/>
+          <w:b w:val="0"/>
+          <w:sz w:val="25"/>
+        </w:rPr>
+        <w:t>甜粥咕嘟咕嘟地煮了出来，妈妈吃了一碗，真香呀。可是吃饱以后，她忽然发现——糟糕，"停下"的咒语是什么来着？她怎么也想不起来了！</w:t>
+      </w:r>
+    </w:p>
+    <w:p>
+      <w:pPr>
+        <w:pageBreakBefore w:val="0"/>
+        <w:spacing w:line="312" w:lineRule="auto" w:before="0" w:after="0"/>
+        <w:ind w:firstLine="500"/>
+      </w:pPr>
+      <w:r>
+        <w:rPr>
+          <w:rFonts w:ascii="楷体" w:hAnsi="楷体" w:eastAsia="楷体"/>
+          <w:b w:val="0"/>
+          <w:sz w:val="25"/>
+        </w:rPr>
+        <w:t>小锅还在煮呀煮，粥越涌越多，漫出锅沿，流过厨房，淌出家门，涌到了街上，把一户又一户人家的门都堵住了。全村的人拿着大勺大碗，边吃边喊："够啦！够啦！不用再煮啦！"可小锅听不见，还是一个劲儿地煮。</w:t>
+      </w:r>
+    </w:p>
+    <w:p>
+      <w:pPr>
+        <w:pageBreakBefore w:val="0"/>
+        <w:spacing w:line="312" w:lineRule="auto" w:before="0" w:after="0"/>
+        <w:ind w:firstLine="500"/>
+      </w:pPr>
+      <w:r>
+        <w:rPr>
+          <w:rFonts w:ascii="楷体" w:hAnsi="楷体" w:eastAsia="楷体"/>
+          <w:b w:val="0"/>
+          <w:sz w:val="25"/>
+        </w:rPr>
+        <w:t>眼看甜粥就要淹到教堂台阶了，小姑娘终于跑了回来，大喊一声："小锅，停下！"</w:t>
+      </w:r>
+    </w:p>
+    <w:p>
+      <w:pPr>
+        <w:pageBreakBefore w:val="0"/>
+        <w:spacing w:line="312" w:lineRule="auto" w:before="0" w:after="0"/>
+        <w:ind w:firstLine="500"/>
+      </w:pPr>
+      <w:r>
+        <w:rPr>
+          <w:rFonts w:ascii="楷体" w:hAnsi="楷体" w:eastAsia="楷体"/>
+          <w:b w:val="0"/>
+          <w:sz w:val="25"/>
+        </w:rPr>
+        <w:t>小锅立刻安安静静，一滴粥也不煮了。</w:t>
+      </w:r>
+    </w:p>
+    <w:p>
+      <w:pPr>
+        <w:pageBreakBefore w:val="0"/>
+        <w:spacing w:line="312" w:lineRule="auto" w:before="0" w:after="0"/>
+        <w:ind w:firstLine="500"/>
+      </w:pPr>
+      <w:r>
+        <w:rPr>
+          <w:rFonts w:ascii="楷体" w:hAnsi="楷体" w:eastAsia="楷体"/>
+          <w:b w:val="0"/>
+          <w:sz w:val="25"/>
+        </w:rPr>
+        <w:t>可是，从村子这头到那头，都是甜甜的粥。想回村子，就得吃出一条路来。于是，大家你一碗我一碗，一路吃回了家——谁也没有再挨饿，这倒也算是个甜滋滋的意外呢。</w:t>
+      </w:r>
+    </w:p>
+    <w:p>
+      <w:pPr>
+        <w:pageBreakBefore w:val="0"/>
+        <w:spacing w:line="312" w:lineRule="auto" w:before="0" w:after="0"/>
+        <w:ind w:firstLine="500"/>
+      </w:pPr>
+      <w:r>
+        <w:rPr>
+          <w:rFonts w:ascii="楷体" w:hAnsi="楷体" w:eastAsia="楷体"/>
+          <w:b w:val="0"/>
+          <w:sz w:val="25"/>
+        </w:rPr>
+        <w:t>那天晚上，小姑娘把小锅收得好好的，咒语牢牢记在心里。以后呀，小锅只煮刚刚好的量，母女俩每晚喝一碗热甜粥，肚子里暖暖的，睡得可香了。</w:t>
       </w:r>
     </w:p>
     <w:p>
@@ -7061,7 +6986,7 @@
           <w:color w:val="595959"/>
           <w:sz w:val="23"/>
         </w:rPr>
-        <w:t>宝贝，小小的拇指姑娘一路遇到了癞蛤蟆、寒冬，可她心里一直善良又勇敢，帮助了燕子，最后连花儿都愿意做她的床。心里有光的小朋友，走到哪里都会被温柔接住。晚安，睡在你的花瓣小床上吧。</w:t>
+        <w:t>宝贝，故事里的小锅要有人叫它"停下"才能停，就像我们的小肚子，吃饱了就要记得说"停"。今晚你已经吃得饱饱的啦，暖暖地去睡觉吧。晚安，做个甜粥一样香甜的梦。</w:t>
       </w:r>
     </w:p>
     <w:p>
@@ -7075,7 +7000,7 @@
           <w:b/>
           <w:sz w:val="32"/>
         </w:rPr>
-        <w:t>28　睡美人</w:t>
+        <w:t>28　星星银元</w:t>
       </w:r>
     </w:p>
     <w:p>
@@ -7090,202 +7015,187 @@
           <w:color w:val="595959"/>
           <w:sz w:val="20"/>
         </w:rPr>
-        <w:t>出处：格林童话（睡前改编版） ｜ 适读年龄：4~10 岁 ｜ 朗读时长：约 5 分钟</w:t>
-      </w:r>
-    </w:p>
-    <w:p>
-      <w:pPr>
-        <w:pageBreakBefore w:val="0"/>
-        <w:spacing w:line="312" w:lineRule="auto" w:before="0" w:after="0"/>
-        <w:ind w:firstLine="500"/>
-      </w:pPr>
-      <w:r>
-        <w:rPr>
-          <w:rFonts w:ascii="楷体" w:hAnsi="楷体" w:eastAsia="楷体"/>
-          <w:b w:val="0"/>
-          <w:sz w:val="25"/>
-        </w:rPr>
-        <w:t>很久以前，国王和王后盼望多年，终于有了一位小公主。他们高兴极了，办了一场盛大的宴会，请来了王国的所有人——还有居住在森林里的几位善良的仙女。</w:t>
-      </w:r>
-    </w:p>
-    <w:p>
-      <w:pPr>
-        <w:pageBreakBefore w:val="0"/>
-        <w:spacing w:line="312" w:lineRule="auto" w:before="0" w:after="0"/>
-        <w:ind w:firstLine="500"/>
-      </w:pPr>
-      <w:r>
-        <w:rPr>
-          <w:rFonts w:ascii="楷体" w:hAnsi="楷体" w:eastAsia="楷体"/>
-          <w:b w:val="0"/>
-          <w:sz w:val="25"/>
-        </w:rPr>
-        <w:t>宴会上，仙女们一个接一个地送给小公主礼物：有的送"美德"，有的送"美貌"，有的送"智慧"……</w:t>
-      </w:r>
-    </w:p>
-    <w:p>
-      <w:pPr>
-        <w:pageBreakBefore w:val="0"/>
-        <w:spacing w:line="312" w:lineRule="auto" w:before="0" w:after="0"/>
-        <w:ind w:firstLine="500"/>
-      </w:pPr>
-      <w:r>
-        <w:rPr>
-          <w:rFonts w:ascii="楷体" w:hAnsi="楷体" w:eastAsia="楷体"/>
-          <w:b w:val="0"/>
-          <w:sz w:val="25"/>
-        </w:rPr>
-        <w:t>可是，王国里还有一位被遗忘的坏脾气女巫。她没接到邀请，气冲冲地闯了进来，指着摇篮念了个恶毒的咒语："公主十五岁那年，会被纺锤刺破手指，倒下就再也醒不来！"</w:t>
-      </w:r>
-    </w:p>
-    <w:p>
-      <w:pPr>
-        <w:pageBreakBefore w:val="0"/>
-        <w:spacing w:line="312" w:lineRule="auto" w:before="0" w:after="0"/>
-        <w:ind w:firstLine="500"/>
-      </w:pPr>
-      <w:r>
-        <w:rPr>
-          <w:rFonts w:ascii="楷体" w:hAnsi="楷体" w:eastAsia="楷体"/>
-          <w:b w:val="0"/>
-          <w:sz w:val="25"/>
-        </w:rPr>
-        <w:t>说完，她一甩袖子走了。</w:t>
-      </w:r>
-    </w:p>
-    <w:p>
-      <w:pPr>
-        <w:pageBreakBefore w:val="0"/>
-        <w:spacing w:line="312" w:lineRule="auto" w:before="0" w:after="0"/>
-        <w:ind w:firstLine="500"/>
-      </w:pPr>
-      <w:r>
-        <w:rPr>
-          <w:rFonts w:ascii="楷体" w:hAnsi="楷体" w:eastAsia="楷体"/>
-          <w:b w:val="0"/>
-          <w:sz w:val="25"/>
-        </w:rPr>
-        <w:t>还好，最年轻的那位仙女还有礼物没送。她的魔法不足以解除咒语，就轻声说："我改不了咒语，但能改一改它——公主不会死去，只是沉沉睡去，直到有一天，被人真心唤醒。"</w:t>
-      </w:r>
-    </w:p>
-    <w:p>
-      <w:pPr>
-        <w:pageBreakBefore w:val="0"/>
-        <w:spacing w:line="312" w:lineRule="auto" w:before="0" w:after="0"/>
-        <w:ind w:firstLine="500"/>
-      </w:pPr>
-      <w:r>
-        <w:rPr>
-          <w:rFonts w:ascii="楷体" w:hAnsi="楷体" w:eastAsia="楷体"/>
-          <w:b w:val="0"/>
-          <w:sz w:val="25"/>
-        </w:rPr>
-        <w:t>国王下令：把全国的纺锤都收起来烧掉。</w:t>
-      </w:r>
-    </w:p>
-    <w:p>
-      <w:pPr>
-        <w:pageBreakBefore w:val="0"/>
-        <w:spacing w:line="312" w:lineRule="auto" w:before="0" w:after="0"/>
-        <w:ind w:firstLine="500"/>
-      </w:pPr>
-      <w:r>
-        <w:rPr>
-          <w:rFonts w:ascii="楷体" w:hAnsi="楷体" w:eastAsia="楷体"/>
-          <w:b w:val="0"/>
-          <w:sz w:val="25"/>
-        </w:rPr>
-        <w:t>可是，咒语还是来了。公主十五岁那年的一天，她在城堡里玩，走进一座古老的塔楼，看见一位老婆婆在纺线。公主好奇地伸手一碰——手指被刺了一下！她只觉得困极了，倒在旁边的床上，沉沉地睡着了。</w:t>
-      </w:r>
-    </w:p>
-    <w:p>
-      <w:pPr>
-        <w:pageBreakBefore w:val="0"/>
-        <w:spacing w:line="312" w:lineRule="auto" w:before="0" w:after="0"/>
-        <w:ind w:firstLine="500"/>
-      </w:pPr>
-      <w:r>
-        <w:rPr>
-          <w:rFonts w:ascii="楷体" w:hAnsi="楷体" w:eastAsia="楷体"/>
-          <w:b w:val="0"/>
-          <w:sz w:val="25"/>
-        </w:rPr>
-        <w:t>奇妙的是，整个城堡也跟着睡了：国王和王后睡着了，厨师睡着了，连灶上的火、打盹的猫、扑扇翅膀的公鸡，全都睡着了。城堡四周，长出了又高又密的玫瑰花篱笆，把城堡温柔地包在里面，连一片叶子都落不进来。</w:t>
-      </w:r>
-    </w:p>
-    <w:p>
-      <w:pPr>
-        <w:pageBreakBefore w:val="0"/>
-        <w:spacing w:line="312" w:lineRule="auto" w:before="0" w:after="0"/>
-        <w:ind w:firstLine="500"/>
-      </w:pPr>
-      <w:r>
-        <w:rPr>
-          <w:rFonts w:ascii="楷体" w:hAnsi="楷体" w:eastAsia="楷体"/>
-          <w:b w:val="0"/>
-          <w:sz w:val="25"/>
-        </w:rPr>
-        <w:t>人们把这座城堡叫作"睡美人的城堡"。玫瑰花开了又谢，谢了又开，一年又一年。</w:t>
-      </w:r>
-    </w:p>
-    <w:p>
-      <w:pPr>
-        <w:pageBreakBefore w:val="0"/>
-        <w:spacing w:line="312" w:lineRule="auto" w:before="0" w:after="0"/>
-        <w:ind w:firstLine="500"/>
-      </w:pPr>
-      <w:r>
-        <w:rPr>
-          <w:rFonts w:ascii="楷体" w:hAnsi="楷体" w:eastAsia="楷体"/>
-          <w:b w:val="0"/>
-          <w:sz w:val="25"/>
-        </w:rPr>
-        <w:t>一百年后，一位王子听说了这个故事，来到城堡前。说来也奇，他一走近，那些玫瑰刺就轻轻分开，像在迎接他。王子走进城堡，在塔楼的小床上，找到了睡得安安静静的公主。一百年的时光，没有在她脸上留下任何痕迹，她的睫毛像两把小扇子，安静地垂着。</w:t>
-      </w:r>
-    </w:p>
-    <w:p>
-      <w:pPr>
-        <w:pageBreakBefore w:val="0"/>
-        <w:spacing w:line="312" w:lineRule="auto" w:before="0" w:after="0"/>
-        <w:ind w:firstLine="500"/>
-      </w:pPr>
-      <w:r>
-        <w:rPr>
-          <w:rFonts w:ascii="楷体" w:hAnsi="楷体" w:eastAsia="楷体"/>
-          <w:b w:val="0"/>
-          <w:sz w:val="25"/>
-        </w:rPr>
-        <w:t>王子轻轻地在她的额头上，印下一个吻。</w:t>
-      </w:r>
-    </w:p>
-    <w:p>
-      <w:pPr>
-        <w:pageBreakBefore w:val="0"/>
-        <w:spacing w:line="312" w:lineRule="auto" w:before="0" w:after="0"/>
-        <w:ind w:firstLine="500"/>
-      </w:pPr>
-      <w:r>
-        <w:rPr>
-          <w:rFonts w:ascii="楷体" w:hAnsi="楷体" w:eastAsia="楷体"/>
-          <w:b w:val="0"/>
-          <w:sz w:val="25"/>
-        </w:rPr>
-        <w:t>公主醒了！她睁开眼睛，看到王子，笑了。紧接着，整座城堡都醒了：国王醒了，王后醒了，厨师一骨碌爬起来揉面，猫"喵"了一声继续打盹，公鸡清了清嗓子打鸣——好像时间只停了一小会儿。</w:t>
-      </w:r>
-    </w:p>
-    <w:p>
-      <w:pPr>
-        <w:pageBreakBefore w:val="0"/>
-        <w:spacing w:line="312" w:lineRule="auto" w:before="0" w:after="0"/>
-        <w:ind w:firstLine="500"/>
-      </w:pPr>
-      <w:r>
-        <w:rPr>
-          <w:rFonts w:ascii="楷体" w:hAnsi="楷体" w:eastAsia="楷体"/>
-          <w:b w:val="0"/>
-          <w:sz w:val="25"/>
-        </w:rPr>
-        <w:t>后来，王子和公主举办了热闹的婚礼。而最好玩的是，公主从此变成了王国里睡得最香的人——因为她知道，无论睡多久，都会有人来温柔地唤醒她。</w:t>
+        <w:t>出处：格林童话 ｜ 适读年龄：3~8 岁 ｜ 朗读时长：约 4 分钟</w:t>
+      </w:r>
+    </w:p>
+    <w:p>
+      <w:pPr>
+        <w:pageBreakBefore w:val="0"/>
+        <w:spacing w:line="312" w:lineRule="auto" w:before="0" w:after="0"/>
+        <w:ind w:firstLine="500"/>
+      </w:pPr>
+      <w:r>
+        <w:rPr>
+          <w:rFonts w:ascii="楷体" w:hAnsi="楷体" w:eastAsia="楷体"/>
+          <w:b w:val="0"/>
+          <w:sz w:val="25"/>
+        </w:rPr>
+        <w:t>从前，有一个小小的孤儿姑娘，善良又温柔。她没有爸爸妈妈，也没有房子，只有身上的衣服和一块小小的面包。她走呀走，靠好心人的帮助，一天一天地过日子。</w:t>
+      </w:r>
+    </w:p>
+    <w:p>
+      <w:pPr>
+        <w:pageBreakBefore w:val="0"/>
+        <w:spacing w:line="312" w:lineRule="auto" w:before="0" w:after="0"/>
+        <w:ind w:firstLine="500"/>
+      </w:pPr>
+      <w:r>
+        <w:rPr>
+          <w:rFonts w:ascii="楷体" w:hAnsi="楷体" w:eastAsia="楷体"/>
+          <w:b w:val="0"/>
+          <w:sz w:val="25"/>
+        </w:rPr>
+        <w:t>可是她遇到比自己更困难的人时，从来没有想过自己。</w:t>
+      </w:r>
+    </w:p>
+    <w:p>
+      <w:pPr>
+        <w:pageBreakBefore w:val="0"/>
+        <w:spacing w:line="312" w:lineRule="auto" w:before="0" w:after="0"/>
+        <w:ind w:firstLine="500"/>
+      </w:pPr>
+      <w:r>
+        <w:rPr>
+          <w:rFonts w:ascii="楷体" w:hAnsi="楷体" w:eastAsia="楷体"/>
+          <w:b w:val="0"/>
+          <w:sz w:val="25"/>
+        </w:rPr>
+        <w:t>路上，她遇见一个饿得走不动的人，就把手里的面包整个递了过去："给你吃吧，你一定很饿了。"</w:t>
+      </w:r>
+    </w:p>
+    <w:p>
+      <w:pPr>
+        <w:pageBreakBefore w:val="0"/>
+        <w:spacing w:line="312" w:lineRule="auto" w:before="0" w:after="0"/>
+        <w:ind w:firstLine="500"/>
+      </w:pPr>
+      <w:r>
+        <w:rPr>
+          <w:rFonts w:ascii="楷体" w:hAnsi="楷体" w:eastAsia="楷体"/>
+          <w:b w:val="0"/>
+          <w:sz w:val="25"/>
+        </w:rPr>
+        <w:t>继续往前走，她看见一个小男孩，冷得缩着脖子。她摘下自己的帽子，戴在他的头上："别冻着了。"</w:t>
+      </w:r>
+    </w:p>
+    <w:p>
+      <w:pPr>
+        <w:pageBreakBefore w:val="0"/>
+        <w:spacing w:line="312" w:lineRule="auto" w:before="0" w:after="0"/>
+        <w:ind w:firstLine="500"/>
+      </w:pPr>
+      <w:r>
+        <w:rPr>
+          <w:rFonts w:ascii="楷体" w:hAnsi="楷体" w:eastAsia="楷体"/>
+          <w:b w:val="0"/>
+          <w:sz w:val="25"/>
+        </w:rPr>
+        <w:t>又走了一段，她碰到一个在风里发抖的小姑娘，就脱下自己的外套披在她身上："快穿上，暖和一点。"</w:t>
+      </w:r>
+    </w:p>
+    <w:p>
+      <w:pPr>
+        <w:pageBreakBefore w:val="0"/>
+        <w:spacing w:line="312" w:lineRule="auto" w:before="0" w:after="0"/>
+        <w:ind w:firstLine="500"/>
+      </w:pPr>
+      <w:r>
+        <w:rPr>
+          <w:rFonts w:ascii="楷体" w:hAnsi="楷体" w:eastAsia="楷体"/>
+          <w:b w:val="0"/>
+          <w:sz w:val="25"/>
+        </w:rPr>
+        <w:t>天渐渐黑了，她走进一片黑黑的森林。这时，她又遇见一个衣衫破旧的孩子，冷得直哆嗦。姑娘想了想，把自己最后一件小裙子也脱下来，送给了他："给你吧，别着凉。"</w:t>
+      </w:r>
+    </w:p>
+    <w:p>
+      <w:pPr>
+        <w:pageBreakBefore w:val="0"/>
+        <w:spacing w:line="312" w:lineRule="auto" w:before="0" w:after="0"/>
+        <w:ind w:firstLine="500"/>
+      </w:pPr>
+      <w:r>
+        <w:rPr>
+          <w:rFonts w:ascii="楷体" w:hAnsi="楷体" w:eastAsia="楷体"/>
+          <w:b w:val="0"/>
+          <w:sz w:val="25"/>
+        </w:rPr>
+        <w:t>现在，她身上几乎什么都没有了。她站在森林里，仰起头，望着满天的星星。星星们眨呀眨，好像都在温柔地看着她。</w:t>
+      </w:r>
+    </w:p>
+    <w:p>
+      <w:pPr>
+        <w:pageBreakBefore w:val="0"/>
+        <w:spacing w:line="312" w:lineRule="auto" w:before="0" w:after="0"/>
+        <w:ind w:firstLine="500"/>
+      </w:pPr>
+      <w:r>
+        <w:rPr>
+          <w:rFonts w:ascii="楷体" w:hAnsi="楷体" w:eastAsia="楷体"/>
+          <w:b w:val="0"/>
+          <w:sz w:val="25"/>
+        </w:rPr>
+        <w:t>就在这时，奇迹发生了！</w:t>
+      </w:r>
+    </w:p>
+    <w:p>
+      <w:pPr>
+        <w:pageBreakBefore w:val="0"/>
+        <w:spacing w:line="312" w:lineRule="auto" w:before="0" w:after="0"/>
+        <w:ind w:firstLine="500"/>
+      </w:pPr>
+      <w:r>
+        <w:rPr>
+          <w:rFonts w:ascii="楷体" w:hAnsi="楷体" w:eastAsia="楷体"/>
+          <w:b w:val="0"/>
+          <w:sz w:val="25"/>
+        </w:rPr>
+        <w:t>天上的星星忽然一颗接一颗地落下来，落到她的身边，变成了一枚一枚亮闪闪的银元！眨眼间，她的面前落了一大堆银元，闪闪的星光把她整个人都照亮了。</w:t>
+      </w:r>
+    </w:p>
+    <w:p>
+      <w:pPr>
+        <w:pageBreakBefore w:val="0"/>
+        <w:spacing w:line="312" w:lineRule="auto" w:before="0" w:after="0"/>
+        <w:ind w:firstLine="500"/>
+      </w:pPr>
+      <w:r>
+        <w:rPr>
+          <w:rFonts w:ascii="楷体" w:hAnsi="楷体" w:eastAsia="楷体"/>
+          <w:b w:val="0"/>
+          <w:sz w:val="25"/>
+        </w:rPr>
+        <w:t>而且，她的身上，不知什么时候披上了一件崭新的裙子——那是用最细的星光线织成的，又轻又暖，亮得像披着一片小小的银河。</w:t>
+      </w:r>
+    </w:p>
+    <w:p>
+      <w:pPr>
+        <w:pageBreakBefore w:val="0"/>
+        <w:spacing w:line="312" w:lineRule="auto" w:before="0" w:after="0"/>
+        <w:ind w:firstLine="500"/>
+      </w:pPr>
+      <w:r>
+        <w:rPr>
+          <w:rFonts w:ascii="楷体" w:hAnsi="楷体" w:eastAsia="楷体"/>
+          <w:b w:val="0"/>
+          <w:sz w:val="25"/>
+        </w:rPr>
+        <w:t>原来，星星们把这一切都看在眼里。善良的孩子，星星会回报她。</w:t>
+      </w:r>
+    </w:p>
+    <w:p>
+      <w:pPr>
+        <w:pageBreakBefore w:val="0"/>
+        <w:spacing w:line="312" w:lineRule="auto" w:before="0" w:after="0"/>
+        <w:ind w:firstLine="500"/>
+      </w:pPr>
+      <w:r>
+        <w:rPr>
+          <w:rFonts w:ascii="楷体" w:hAnsi="楷体" w:eastAsia="楷体"/>
+          <w:b w:val="0"/>
+          <w:sz w:val="25"/>
+        </w:rPr>
+        <w:t>姑娘捧着银元，穿着星光裙子，平平安安地走出了森林。从此，她再也不缺吃、不缺穿，还常常用银元帮助别人。而她那件星光裙子，一到夜里，就微微地发亮。</w:t>
       </w:r>
     </w:p>
     <w:p>
@@ -7315,7 +7225,7 @@
           <w:color w:val="595959"/>
           <w:sz w:val="23"/>
         </w:rPr>
-        <w:t>宝贝，城堡睡了一百年，玫瑰一直温柔地守着它；公主睡得那么香，是因为她知道醒来时身边都是爱。今晚你也安心睡吧，明天清晨的阳光，就是来轻轻吻醒你的王子。晚安，睡美人。</w:t>
+        <w:t>宝贝，善良的孩子会被星星看见。今晚，天上也有好多好多星星在看着你呢，它们正把最亮的光轻轻洒在你的小床上。晚安，做个亮晶晶的好梦。</w:t>
       </w:r>
     </w:p>
     <w:p>
@@ -7329,7 +7239,7 @@
           <w:b/>
           <w:sz w:val="32"/>
         </w:rPr>
-        <w:t>29　灰姑娘</w:t>
+        <w:t>29　不莱梅的音乐家</w:t>
       </w:r>
     </w:p>
     <w:p>
@@ -7344,232 +7254,247 @@
           <w:color w:val="595959"/>
           <w:sz w:val="20"/>
         </w:rPr>
-        <w:t>出处：格林童话（睡前改编版） ｜ 适读年龄：4~10 岁 ｜ 朗读时长：约 5 分钟</w:t>
-      </w:r>
-    </w:p>
-    <w:p>
-      <w:pPr>
-        <w:pageBreakBefore w:val="0"/>
-        <w:spacing w:line="312" w:lineRule="auto" w:before="0" w:after="0"/>
-        <w:ind w:firstLine="500"/>
-      </w:pPr>
-      <w:r>
-        <w:rPr>
-          <w:rFonts w:ascii="楷体" w:hAnsi="楷体" w:eastAsia="楷体"/>
-          <w:b w:val="0"/>
-          <w:sz w:val="25"/>
-        </w:rPr>
-        <w:t>有一个姑娘，妈妈很早就去世了，爸爸又去了远方。她跟着继母和两位姐姐生活，每天从早忙到晚：挑水、生火、擦地、洗衣裳。忙完了，她就蜷在厨房的灰堆旁边歇一歇，身上总沾着灰，大家就笑她，叫她"灰姑娘"。</w:t>
-      </w:r>
-    </w:p>
-    <w:p>
-      <w:pPr>
-        <w:pageBreakBefore w:val="0"/>
-        <w:spacing w:line="312" w:lineRule="auto" w:before="0" w:after="0"/>
-        <w:ind w:firstLine="500"/>
-      </w:pPr>
-      <w:r>
-        <w:rPr>
-          <w:rFonts w:ascii="楷体" w:hAnsi="楷体" w:eastAsia="楷体"/>
-          <w:b w:val="0"/>
-          <w:sz w:val="25"/>
-        </w:rPr>
-        <w:t>可是灰姑娘心地善良。她喂鸽子，鸽子飞在她肩膀上；她喂小猫，小猫蹭她的裙角；连后院的老榛树，都愿意听她说话。</w:t>
-      </w:r>
-    </w:p>
-    <w:p>
-      <w:pPr>
-        <w:pageBreakBefore w:val="0"/>
-        <w:spacing w:line="312" w:lineRule="auto" w:before="0" w:after="0"/>
-        <w:ind w:firstLine="500"/>
-      </w:pPr>
-      <w:r>
-        <w:rPr>
-          <w:rFonts w:ascii="楷体" w:hAnsi="楷体" w:eastAsia="楷体"/>
-          <w:b w:val="0"/>
-          <w:sz w:val="25"/>
-        </w:rPr>
-        <w:t>有一天，王宫里传出消息：国王要为王子举办舞会，邀请全国的姑娘都去。</w:t>
-      </w:r>
-    </w:p>
-    <w:p>
-      <w:pPr>
-        <w:pageBreakBefore w:val="0"/>
-        <w:spacing w:line="312" w:lineRule="auto" w:before="0" w:after="0"/>
-        <w:ind w:firstLine="500"/>
-      </w:pPr>
-      <w:r>
-        <w:rPr>
-          <w:rFonts w:ascii="楷体" w:hAnsi="楷体" w:eastAsia="楷体"/>
-          <w:b w:val="0"/>
-          <w:sz w:val="25"/>
-        </w:rPr>
-        <w:t>继母带着两位姐姐打扮得漂漂亮亮地走了，只留下灰姑娘看家。她坐在榛树下，忍不住哭了："我也好想去呀，哪怕就看一眼……"</w:t>
-      </w:r>
-    </w:p>
-    <w:p>
-      <w:pPr>
-        <w:pageBreakBefore w:val="0"/>
-        <w:spacing w:line="312" w:lineRule="auto" w:before="0" w:after="0"/>
-        <w:ind w:firstLine="500"/>
-      </w:pPr>
-      <w:r>
-        <w:rPr>
-          <w:rFonts w:ascii="楷体" w:hAnsi="楷体" w:eastAsia="楷体"/>
-          <w:b w:val="0"/>
-          <w:sz w:val="25"/>
-        </w:rPr>
-        <w:t>"想去看舞会吗？"</w:t>
-      </w:r>
-    </w:p>
-    <w:p>
-      <w:pPr>
-        <w:pageBreakBefore w:val="0"/>
-        <w:spacing w:line="312" w:lineRule="auto" w:before="0" w:after="0"/>
-        <w:ind w:firstLine="500"/>
-      </w:pPr>
-      <w:r>
-        <w:rPr>
-          <w:rFonts w:ascii="楷体" w:hAnsi="楷体" w:eastAsia="楷体"/>
-          <w:b w:val="0"/>
-          <w:sz w:val="25"/>
-        </w:rPr>
-        <w:t>灰姑娘抬头——一位仙女教母不知什么时候站在了面前，还眨了眨眼睛。</w:t>
-      </w:r>
-    </w:p>
-    <w:p>
-      <w:pPr>
-        <w:pageBreakBefore w:val="0"/>
-        <w:spacing w:line="312" w:lineRule="auto" w:before="0" w:after="0"/>
-        <w:ind w:firstLine="500"/>
-      </w:pPr>
-      <w:r>
-        <w:rPr>
-          <w:rFonts w:ascii="楷体" w:hAnsi="楷体" w:eastAsia="楷体"/>
-          <w:b w:val="0"/>
-          <w:sz w:val="25"/>
-        </w:rPr>
-        <w:t>只见仙女教母挥了挥仙杖：院子里的大南瓜，"咕噜噜"变成了金光闪闪的马车；六只小老鼠，变成了六匹雪白的骏马；灰姑娘的旧围裙，"唰"地变成了缀满星光的纱裙；脚上呢，是一双亮晶晶的水晶鞋！</w:t>
-      </w:r>
-    </w:p>
-    <w:p>
-      <w:pPr>
-        <w:pageBreakBefore w:val="0"/>
-        <w:spacing w:line="312" w:lineRule="auto" w:before="0" w:after="0"/>
-        <w:ind w:firstLine="500"/>
-      </w:pPr>
-      <w:r>
-        <w:rPr>
-          <w:rFonts w:ascii="楷体" w:hAnsi="楷体" w:eastAsia="楷体"/>
-          <w:b w:val="0"/>
-          <w:sz w:val="25"/>
-        </w:rPr>
-        <w:t>"记住，"仙女教母说，"魔法在午夜十二点会消失，钟声一响，一切都要变回原样哦。"</w:t>
-      </w:r>
-    </w:p>
-    <w:p>
-      <w:pPr>
-        <w:pageBreakBefore w:val="0"/>
-        <w:spacing w:line="312" w:lineRule="auto" w:before="0" w:after="0"/>
-        <w:ind w:firstLine="500"/>
-      </w:pPr>
-      <w:r>
-        <w:rPr>
-          <w:rFonts w:ascii="楷体" w:hAnsi="楷体" w:eastAsia="楷体"/>
-          <w:b w:val="0"/>
-          <w:sz w:val="25"/>
-        </w:rPr>
-        <w:t>舞会上，王子一眼就看见了这位美丽的姑娘，邀请她跳舞。两个人跳了一支又一支，谁都插不进来。灰姑娘笑得那么甜，连她的善良和聪明，王子都看在眼里。</w:t>
-      </w:r>
-    </w:p>
-    <w:p>
-      <w:pPr>
-        <w:pageBreakBefore w:val="0"/>
-        <w:spacing w:line="312" w:lineRule="auto" w:before="0" w:after="0"/>
-        <w:ind w:firstLine="500"/>
-      </w:pPr>
-      <w:r>
-        <w:rPr>
-          <w:rFonts w:ascii="楷体" w:hAnsi="楷体" w:eastAsia="楷体"/>
-          <w:b w:val="0"/>
-          <w:sz w:val="25"/>
-        </w:rPr>
-        <w:t>就在这时——"当！当！当！"午夜的钟声敲响了！</w:t>
-      </w:r>
-    </w:p>
-    <w:p>
-      <w:pPr>
-        <w:pageBreakBefore w:val="0"/>
-        <w:spacing w:line="312" w:lineRule="auto" w:before="0" w:after="0"/>
-        <w:ind w:firstLine="500"/>
-      </w:pPr>
-      <w:r>
-        <w:rPr>
-          <w:rFonts w:ascii="楷体" w:hAnsi="楷体" w:eastAsia="楷体"/>
-          <w:b w:val="0"/>
-          <w:sz w:val="25"/>
-        </w:rPr>
-        <w:t>灰姑娘拔腿就跑，下楼梯的时候，跑丢了一只水晶鞋。钟声敲完十二下，马车变回了南瓜，骏马变回了小老鼠，只有那一只水晶鞋，孤零零地躺在王宫的台阶上。</w:t>
-      </w:r>
-    </w:p>
-    <w:p>
-      <w:pPr>
-        <w:pageBreakBefore w:val="0"/>
-        <w:spacing w:line="312" w:lineRule="auto" w:before="0" w:after="0"/>
-        <w:ind w:firstLine="500"/>
-      </w:pPr>
-      <w:r>
-        <w:rPr>
-          <w:rFonts w:ascii="楷体" w:hAnsi="楷体" w:eastAsia="楷体"/>
-          <w:b w:val="0"/>
-          <w:sz w:val="25"/>
-        </w:rPr>
-        <w:t>第二天，王子带着水晶鞋，走遍全国："谁能穿上这只鞋，我就娶她！"姐姐们用力挤呀挤，脚都疼了，也穿不进去。</w:t>
-      </w:r>
-    </w:p>
-    <w:p>
-      <w:pPr>
-        <w:pageBreakBefore w:val="0"/>
-        <w:spacing w:line="312" w:lineRule="auto" w:before="0" w:after="0"/>
-        <w:ind w:firstLine="500"/>
-      </w:pPr>
-      <w:r>
-        <w:rPr>
-          <w:rFonts w:ascii="楷体" w:hAnsi="楷体" w:eastAsia="楷体"/>
-          <w:b w:val="0"/>
-          <w:sz w:val="25"/>
-        </w:rPr>
-        <w:t>轮到灰姑娘。她轻轻一伸脚——不大不小，正正好好！</w:t>
-      </w:r>
-    </w:p>
-    <w:p>
-      <w:pPr>
-        <w:pageBreakBefore w:val="0"/>
-        <w:spacing w:line="312" w:lineRule="auto" w:before="0" w:after="0"/>
-        <w:ind w:firstLine="500"/>
-      </w:pPr>
-      <w:r>
-        <w:rPr>
-          <w:rFonts w:ascii="楷体" w:hAnsi="楷体" w:eastAsia="楷体"/>
-          <w:b w:val="0"/>
-          <w:sz w:val="25"/>
-        </w:rPr>
-        <w:t>王子看着她，笑了："我找的就是你。"</w:t>
-      </w:r>
-    </w:p>
-    <w:p>
-      <w:pPr>
-        <w:pageBreakBefore w:val="0"/>
-        <w:spacing w:line="312" w:lineRule="auto" w:before="0" w:after="0"/>
-        <w:ind w:firstLine="500"/>
-      </w:pPr>
-      <w:r>
-        <w:rPr>
-          <w:rFonts w:ascii="楷体" w:hAnsi="楷体" w:eastAsia="楷体"/>
-          <w:b w:val="0"/>
-          <w:sz w:val="25"/>
-        </w:rPr>
-        <w:t>灰姑娘离开灰堆，成了王妃。可她还是老样子：喂鸽子，喂小猫，还常常请厨房里的小帮工们一起跳舞。人们都说，她比任何一位王妃都漂亮——因为她的裙子上也许没有星光，但她心里一直有。</w:t>
+        <w:t>出处：格林童话（睡前改编版） ｜ 适读年龄：4~8 岁 ｜ 朗读时长：约 4 分钟</w:t>
+      </w:r>
+    </w:p>
+    <w:p>
+      <w:pPr>
+        <w:pageBreakBefore w:val="0"/>
+        <w:spacing w:line="312" w:lineRule="auto" w:before="0" w:after="0"/>
+        <w:ind w:firstLine="500"/>
+      </w:pPr>
+      <w:r>
+        <w:rPr>
+          <w:rFonts w:ascii="楷体" w:hAnsi="楷体" w:eastAsia="楷体"/>
+          <w:b w:val="0"/>
+          <w:sz w:val="25"/>
+        </w:rPr>
+        <w:t>有一头老驴子，为主人拉了好多好多年的磨，年纪大了，干不动了，主人就想把它卖掉。</w:t>
+      </w:r>
+    </w:p>
+    <w:p>
+      <w:pPr>
+        <w:pageBreakBefore w:val="0"/>
+        <w:spacing w:line="312" w:lineRule="auto" w:before="0" w:after="0"/>
+        <w:ind w:firstLine="500"/>
+      </w:pPr>
+      <w:r>
+        <w:rPr>
+          <w:rFonts w:ascii="楷体" w:hAnsi="楷体" w:eastAsia="楷体"/>
+          <w:b w:val="0"/>
+          <w:sz w:val="25"/>
+        </w:rPr>
+        <w:t>老驴子一听，悄悄地溜了出来："我不去别人家干活了，我要去不莱梅城，当一名音乐家！"</w:t>
+      </w:r>
+    </w:p>
+    <w:p>
+      <w:pPr>
+        <w:pageBreakBefore w:val="0"/>
+        <w:spacing w:line="312" w:lineRule="auto" w:before="0" w:after="0"/>
+        <w:ind w:firstLine="500"/>
+      </w:pPr>
+      <w:r>
+        <w:rPr>
+          <w:rFonts w:ascii="楷体" w:hAnsi="楷体" w:eastAsia="楷体"/>
+          <w:b w:val="0"/>
+          <w:sz w:val="25"/>
+        </w:rPr>
+        <w:t>走到路上，它遇见一条老猎狗，趴在路边直叹气："我年纪大了，追不动猎物了，主人不要我了……"</w:t>
+      </w:r>
+    </w:p>
+    <w:p>
+      <w:pPr>
+        <w:pageBreakBefore w:val="0"/>
+        <w:spacing w:line="312" w:lineRule="auto" w:before="0" w:after="0"/>
+        <w:ind w:firstLine="500"/>
+      </w:pPr>
+      <w:r>
+        <w:rPr>
+          <w:rFonts w:ascii="楷体" w:hAnsi="楷体" w:eastAsia="楷体"/>
+          <w:b w:val="0"/>
+          <w:sz w:val="25"/>
+        </w:rPr>
+        <w:t>老驴子说："跟我们一起去不莱梅吧！你嗓子好，可以当音乐家，唱歌给大家听。"</w:t>
+      </w:r>
+    </w:p>
+    <w:p>
+      <w:pPr>
+        <w:pageBreakBefore w:val="0"/>
+        <w:spacing w:line="312" w:lineRule="auto" w:before="0" w:after="0"/>
+        <w:ind w:firstLine="500"/>
+      </w:pPr>
+      <w:r>
+        <w:rPr>
+          <w:rFonts w:ascii="楷体" w:hAnsi="楷体" w:eastAsia="楷体"/>
+          <w:b w:val="0"/>
+          <w:sz w:val="25"/>
+        </w:rPr>
+        <w:t>猎狗一听，尾巴都摇起来了，跟着老驴子上了路。</w:t>
+      </w:r>
+    </w:p>
+    <w:p>
+      <w:pPr>
+        <w:pageBreakBefore w:val="0"/>
+        <w:spacing w:line="312" w:lineRule="auto" w:before="0" w:after="0"/>
+        <w:ind w:firstLine="500"/>
+      </w:pPr>
+      <w:r>
+        <w:rPr>
+          <w:rFonts w:ascii="楷体" w:hAnsi="楷体" w:eastAsia="楷体"/>
+          <w:b w:val="0"/>
+          <w:sz w:val="25"/>
+        </w:rPr>
+        <w:t>没走多远，她们又碰见一只老猫咪，坐在路边愁眉苦脸："我老了，抓不动老鼠了，都不知道以后怎么办……"</w:t>
+      </w:r>
+    </w:p>
+    <w:p>
+      <w:pPr>
+        <w:pageBreakBefore w:val="0"/>
+        <w:spacing w:line="312" w:lineRule="auto" w:before="0" w:after="0"/>
+        <w:ind w:firstLine="500"/>
+      </w:pPr>
+      <w:r>
+        <w:rPr>
+          <w:rFonts w:ascii="楷体" w:hAnsi="楷体" w:eastAsia="楷体"/>
+          <w:b w:val="0"/>
+          <w:sz w:val="25"/>
+        </w:rPr>
+        <w:t>"跟我们一起去不莱梅吧！"老驴子和猎狗一起喊，"你晚上唱起歌来，'喵呜——喵呜——'，多好听呀！"</w:t>
+      </w:r>
+    </w:p>
+    <w:p>
+      <w:pPr>
+        <w:pageBreakBefore w:val="0"/>
+        <w:spacing w:line="312" w:lineRule="auto" w:before="0" w:after="0"/>
+        <w:ind w:firstLine="500"/>
+      </w:pPr>
+      <w:r>
+        <w:rPr>
+          <w:rFonts w:ascii="楷体" w:hAnsi="楷体" w:eastAsia="楷体"/>
+          <w:b w:val="0"/>
+          <w:sz w:val="25"/>
+        </w:rPr>
+        <w:t>猫咪也加入了。走了一会儿，她们又遇见一只大公鸡，正扯着嗓子大叫："喔喔喔——我的日子不好过啦！"</w:t>
+      </w:r>
+    </w:p>
+    <w:p>
+      <w:pPr>
+        <w:pageBreakBefore w:val="0"/>
+        <w:spacing w:line="312" w:lineRule="auto" w:before="0" w:after="0"/>
+        <w:ind w:firstLine="500"/>
+      </w:pPr>
+      <w:r>
+        <w:rPr>
+          <w:rFonts w:ascii="楷体" w:hAnsi="楷体" w:eastAsia="楷体"/>
+          <w:b w:val="0"/>
+          <w:sz w:val="25"/>
+        </w:rPr>
+        <w:t>"那就跟我们一起去不莱梅吧，当歌唱家！"公鸡一听，扑扇着翅膀，飞上了老驴子的背。</w:t>
+      </w:r>
+    </w:p>
+    <w:p>
+      <w:pPr>
+        <w:pageBreakBefore w:val="0"/>
+        <w:spacing w:line="312" w:lineRule="auto" w:before="0" w:after="0"/>
+        <w:ind w:firstLine="500"/>
+      </w:pPr>
+      <w:r>
+        <w:rPr>
+          <w:rFonts w:ascii="楷体" w:hAnsi="楷体" w:eastAsia="楷体"/>
+          <w:b w:val="0"/>
+          <w:sz w:val="25"/>
+        </w:rPr>
+        <w:t>四个好朋友走呀走，天黑了，来到一片森林边上。他们看见远处有一座小房子，亮着灯，凑近一瞧——原来是一伙强盗的窝，桌上摆满了好吃的。</w:t>
+      </w:r>
+    </w:p>
+    <w:p>
+      <w:pPr>
+        <w:pageBreakBefore w:val="0"/>
+        <w:spacing w:line="312" w:lineRule="auto" w:before="0" w:after="0"/>
+        <w:ind w:firstLine="500"/>
+      </w:pPr>
+      <w:r>
+        <w:rPr>
+          <w:rFonts w:ascii="楷体" w:hAnsi="楷体" w:eastAsia="楷体"/>
+          <w:b w:val="0"/>
+          <w:sz w:val="25"/>
+        </w:rPr>
+        <w:t>老驴子想出了个好主意："我们给它来一场'音乐会'！"</w:t>
+      </w:r>
+    </w:p>
+    <w:p>
+      <w:pPr>
+        <w:pageBreakBefore w:val="0"/>
+        <w:spacing w:line="312" w:lineRule="auto" w:before="0" w:after="0"/>
+        <w:ind w:firstLine="500"/>
+      </w:pPr>
+      <w:r>
+        <w:rPr>
+          <w:rFonts w:ascii="楷体" w:hAnsi="楷体" w:eastAsia="楷体"/>
+          <w:b w:val="0"/>
+          <w:sz w:val="25"/>
+        </w:rPr>
+        <w:t>于是，老驴子把前腿搭上窗台，猎狗跳到驴背上，猫咪爬到狗头上，公鸡站上猫脑袋——一个摞一个，像一座小小的塔。</w:t>
+      </w:r>
+    </w:p>
+    <w:p>
+      <w:pPr>
+        <w:pageBreakBefore w:val="0"/>
+        <w:spacing w:line="312" w:lineRule="auto" w:before="0" w:after="0"/>
+        <w:ind w:firstLine="500"/>
+      </w:pPr>
+      <w:r>
+        <w:rPr>
+          <w:rFonts w:ascii="楷体" w:hAnsi="楷体" w:eastAsia="楷体"/>
+          <w:b w:val="0"/>
+          <w:sz w:val="25"/>
+        </w:rPr>
+        <w:t>"预备——开始！"四个伙伴一起放开嗓子：驴叫、狗汪、猫嚎、鸡鸣，"啊——昂！汪汪！喵呜——喔喔喔——！"</w:t>
+      </w:r>
+    </w:p>
+    <w:p>
+      <w:pPr>
+        <w:pageBreakBefore w:val="0"/>
+        <w:spacing w:line="312" w:lineRule="auto" w:before="0" w:after="0"/>
+        <w:ind w:firstLine="500"/>
+      </w:pPr>
+      <w:r>
+        <w:rPr>
+          <w:rFonts w:ascii="楷体" w:hAnsi="楷体" w:eastAsia="楷体"/>
+          <w:b w:val="0"/>
+          <w:sz w:val="25"/>
+        </w:rPr>
+        <w:t>声音又响又怪，像打雷又像刮风。屋里的强盗们吓得魂飞魄散："妖怪来啦！快逃啊——"抱着头一溜烟跑进了黑黑的森林，再也不敢回来。</w:t>
+      </w:r>
+    </w:p>
+    <w:p>
+      <w:pPr>
+        <w:pageBreakBefore w:val="0"/>
+        <w:spacing w:line="312" w:lineRule="auto" w:before="0" w:after="0"/>
+        <w:ind w:firstLine="500"/>
+      </w:pPr>
+      <w:r>
+        <w:rPr>
+          <w:rFonts w:ascii="楷体" w:hAnsi="楷体" w:eastAsia="楷体"/>
+          <w:b w:val="0"/>
+          <w:sz w:val="25"/>
+        </w:rPr>
+        <w:t>四个音乐家把好吃的吃完，各自找了个舒服的角落：驴子躺在软软的干草堆上，猎狗蜷在门后，猫咪蹲在暖暖的灶台边，公鸡站上了房梁。</w:t>
+      </w:r>
+    </w:p>
+    <w:p>
+      <w:pPr>
+        <w:pageBreakBefore w:val="0"/>
+        <w:spacing w:line="312" w:lineRule="auto" w:before="0" w:after="0"/>
+        <w:ind w:firstLine="500"/>
+      </w:pPr>
+      <w:r>
+        <w:rPr>
+          <w:rFonts w:ascii="楷体" w:hAnsi="楷体" w:eastAsia="楷体"/>
+          <w:b w:val="0"/>
+          <w:sz w:val="25"/>
+        </w:rPr>
+        <w:t>从此，她们就在这座亮堂堂的小房子里住了下来。白天在院子里晒太阳，晚上开一场小小的音乐会，唱累了，就挤在一起，呼噜呼噜，睡得又香又甜。</w:t>
       </w:r>
     </w:p>
     <w:p>
@@ -7599,7 +7524,7 @@
           <w:color w:val="595959"/>
           <w:sz w:val="23"/>
         </w:rPr>
-        <w:t>宝贝，善良是不会被灰堆盖住的光。灰姑娘每天忙忙碌碌还是把日子过得亮亮的，所以好运来敲门的时候，第一个听见的，就是她。晚安，做个会发光的梦。</w:t>
+        <w:t>宝贝，你看，老了的朋友也能找到新家，朋友们在一起，就不怕黑夜。我们的小家也像那座小房子一样暖暖的，大家都在，安心睡吧。晚安。</w:t>
       </w:r>
     </w:p>
     <w:p>
@@ -7613,7 +7538,799 @@
           <w:b/>
           <w:sz w:val="32"/>
         </w:rPr>
-        <w:t>30　老头子做事总不会错</w:t>
+        <w:t>30　拇指姑娘</w:t>
+      </w:r>
+    </w:p>
+    <w:p>
+      <w:pPr>
+        <w:pageBreakBefore w:val="0"/>
+        <w:spacing w:line="312" w:lineRule="auto" w:before="0" w:after="200"/>
+      </w:pPr>
+      <w:r>
+        <w:rPr>
+          <w:rFonts w:ascii="宋体" w:hAnsi="宋体" w:eastAsia="宋体"/>
+          <w:b w:val="0"/>
+          <w:color w:val="595959"/>
+          <w:sz w:val="20"/>
+        </w:rPr>
+        <w:t>出处：安徒生童话（睡前改编版） ｜ 适读年龄：3~8 岁 ｜ 朗读时长：约 5 分钟</w:t>
+      </w:r>
+    </w:p>
+    <w:p>
+      <w:pPr>
+        <w:pageBreakBefore w:val="0"/>
+        <w:spacing w:line="312" w:lineRule="auto" w:before="0" w:after="0"/>
+        <w:ind w:firstLine="500"/>
+      </w:pPr>
+      <w:r>
+        <w:rPr>
+          <w:rFonts w:ascii="楷体" w:hAnsi="楷体" w:eastAsia="楷体"/>
+          <w:b w:val="0"/>
+          <w:sz w:val="25"/>
+        </w:rPr>
+        <w:t>从前，有一个女人，她特别想要一个小小的孩子。她种下一粒花种子，浇上水，不久开出一朵郁金香。花瓣轻轻张开——里面坐着一个小小的姑娘，只有大拇指那么高！大家就叫她"拇指姑娘"。</w:t>
+      </w:r>
+    </w:p>
+    <w:p>
+      <w:pPr>
+        <w:pageBreakBefore w:val="0"/>
+        <w:spacing w:line="312" w:lineRule="auto" w:before="0" w:after="0"/>
+        <w:ind w:firstLine="500"/>
+      </w:pPr>
+      <w:r>
+        <w:rPr>
+          <w:rFonts w:ascii="楷体" w:hAnsi="楷体" w:eastAsia="楷体"/>
+          <w:b w:val="0"/>
+          <w:sz w:val="25"/>
+        </w:rPr>
+        <w:t>拇指姑娘睡在核桃壳做的小床上，被子是玫瑰花瓣，划船用郁金香花瓣当小舟，一边划一边唱着好听的歌。</w:t>
+      </w:r>
+    </w:p>
+    <w:p>
+      <w:pPr>
+        <w:pageBreakBefore w:val="0"/>
+        <w:spacing w:line="312" w:lineRule="auto" w:before="0" w:after="0"/>
+        <w:ind w:firstLine="500"/>
+      </w:pPr>
+      <w:r>
+        <w:rPr>
+          <w:rFonts w:ascii="楷体" w:hAnsi="楷体" w:eastAsia="楷体"/>
+          <w:b w:val="0"/>
+          <w:sz w:val="25"/>
+        </w:rPr>
+        <w:t>可是有一天夜里，一只大癞蛤蟆从窗口跳了进来。"多漂亮的小姑娘！正好给我儿子当新娘！"癞蛤蟆背起核桃壳小床，把拇指姑娘放在了一条小河的荷叶上。</w:t>
+      </w:r>
+    </w:p>
+    <w:p>
+      <w:pPr>
+        <w:pageBreakBefore w:val="0"/>
+        <w:spacing w:line="312" w:lineRule="auto" w:before="0" w:after="0"/>
+        <w:ind w:firstLine="500"/>
+      </w:pPr>
+      <w:r>
+        <w:rPr>
+          <w:rFonts w:ascii="楷体" w:hAnsi="楷体" w:eastAsia="楷体"/>
+          <w:b w:val="0"/>
+          <w:sz w:val="25"/>
+        </w:rPr>
+        <w:t>荷叶上的拇指姑娘急得直掉眼泪。水里的小鱼们听见了，凑在一起商量："我们不能让她嫁给癞蛤蟆！"于是，小鱼们咬断荷叶的茎，荷叶载着拇指姑娘，顺着河水漂呀漂，漂出了癞蛤蟆的地盘。</w:t>
+      </w:r>
+    </w:p>
+    <w:p>
+      <w:pPr>
+        <w:pageBreakBefore w:val="0"/>
+        <w:spacing w:line="312" w:lineRule="auto" w:before="0" w:after="0"/>
+        <w:ind w:firstLine="500"/>
+      </w:pPr>
+      <w:r>
+        <w:rPr>
+          <w:rFonts w:ascii="楷体" w:hAnsi="楷体" w:eastAsia="楷体"/>
+          <w:b w:val="0"/>
+          <w:sz w:val="25"/>
+        </w:rPr>
+        <w:t>一只金龟子把她带上了树，可树上的伙伴们嫌她"长得不像金龟子"，她又孤零零地过了夏天。</w:t>
+      </w:r>
+    </w:p>
+    <w:p>
+      <w:pPr>
+        <w:pageBreakBefore w:val="0"/>
+        <w:spacing w:line="312" w:lineRule="auto" w:before="0" w:after="0"/>
+        <w:ind w:firstLine="500"/>
+      </w:pPr>
+      <w:r>
+        <w:rPr>
+          <w:rFonts w:ascii="楷体" w:hAnsi="楷体" w:eastAsia="楷体"/>
+          <w:b w:val="0"/>
+          <w:sz w:val="25"/>
+        </w:rPr>
+        <w:t>秋天过去，冬天来了。北风呼呼地吹，拇指姑娘又冷又饿。她走到一片田鼠的麦茬地边，好心的田鼠奶奶收留了她："进来吧孩子，帮我做点家务，咱们一起过冬。"</w:t>
+      </w:r>
+    </w:p>
+    <w:p>
+      <w:pPr>
+        <w:pageBreakBefore w:val="0"/>
+        <w:spacing w:line="312" w:lineRule="auto" w:before="0" w:after="0"/>
+        <w:ind w:firstLine="500"/>
+      </w:pPr>
+      <w:r>
+        <w:rPr>
+          <w:rFonts w:ascii="楷体" w:hAnsi="楷体" w:eastAsia="楷体"/>
+          <w:b w:val="0"/>
+          <w:sz w:val="25"/>
+        </w:rPr>
+        <w:t>拇指姑娘在温暖的鼠洞里，每天把屋子收拾得干干净净，还会讲好听的故事，田鼠奶奶可喜欢她了。</w:t>
+      </w:r>
+    </w:p>
+    <w:p>
+      <w:pPr>
+        <w:pageBreakBefore w:val="0"/>
+        <w:spacing w:line="312" w:lineRule="auto" w:before="0" w:after="0"/>
+        <w:ind w:firstLine="500"/>
+      </w:pPr>
+      <w:r>
+        <w:rPr>
+          <w:rFonts w:ascii="楷体" w:hAnsi="楷体" w:eastAsia="楷体"/>
+          <w:b w:val="0"/>
+          <w:sz w:val="25"/>
+        </w:rPr>
+        <w:t>有一天，她在洞口发现一只冻僵了的燕子，一动也不动。拇指姑娘把自己的花被子盖在燕子身上，整个冬天，每天都给燕子送去谷粒和清水。</w:t>
+      </w:r>
+    </w:p>
+    <w:p>
+      <w:pPr>
+        <w:pageBreakBefore w:val="0"/>
+        <w:spacing w:line="312" w:lineRule="auto" w:before="0" w:after="0"/>
+        <w:ind w:firstLine="500"/>
+      </w:pPr>
+      <w:r>
+        <w:rPr>
+          <w:rFonts w:ascii="楷体" w:hAnsi="楷体" w:eastAsia="楷体"/>
+          <w:b w:val="0"/>
+          <w:sz w:val="25"/>
+        </w:rPr>
+        <w:t>春天来了。燕子醒了，翅膀又有力气了！它围着拇指姑娘飞了一圈又一圈："谢谢你救了我！骑到我的背上来吧，我带你去温暖的南方！"</w:t>
+      </w:r>
+    </w:p>
+    <w:p>
+      <w:pPr>
+        <w:pageBreakBefore w:val="0"/>
+        <w:spacing w:line="312" w:lineRule="auto" w:before="0" w:after="0"/>
+        <w:ind w:firstLine="500"/>
+      </w:pPr>
+      <w:r>
+        <w:rPr>
+          <w:rFonts w:ascii="楷体" w:hAnsi="楷体" w:eastAsia="楷体"/>
+          <w:b w:val="0"/>
+          <w:sz w:val="25"/>
+        </w:rPr>
+        <w:t>拇指姑娘坐在燕子背上，飞过高山，飞过大海，飞过终年积雪的地方，来到了温暖的南方。这里到处是花朵，每一朵花里，都住着一位小小的花精灵。</w:t>
+      </w:r>
+    </w:p>
+    <w:p>
+      <w:pPr>
+        <w:pageBreakBefore w:val="0"/>
+        <w:spacing w:line="312" w:lineRule="auto" w:before="0" w:after="0"/>
+        <w:ind w:firstLine="500"/>
+      </w:pPr>
+      <w:r>
+        <w:rPr>
+          <w:rFonts w:ascii="楷体" w:hAnsi="楷体" w:eastAsia="楷体"/>
+          <w:b w:val="0"/>
+          <w:sz w:val="25"/>
+        </w:rPr>
+        <w:t>花精灵的王子看见拇指姑娘，惊讶极了："你真美！愿意留下来吗？"他送给拇指姑娘一对薄薄的、闪闪发光的翅膀。</w:t>
+      </w:r>
+    </w:p>
+    <w:p>
+      <w:pPr>
+        <w:pageBreakBefore w:val="0"/>
+        <w:spacing w:line="312" w:lineRule="auto" w:before="0" w:after="0"/>
+        <w:ind w:firstLine="500"/>
+      </w:pPr>
+      <w:r>
+        <w:rPr>
+          <w:rFonts w:ascii="楷体" w:hAnsi="楷体" w:eastAsia="楷体"/>
+          <w:b w:val="0"/>
+          <w:sz w:val="25"/>
+        </w:rPr>
+        <w:t>从此，拇指姑娘成了花之国的公主。她再也不用睡核桃壳了——每一朵花儿，都为她开放成香喷喷的、软软的睡床。</w:t>
+      </w:r>
+    </w:p>
+    <w:p>
+      <w:pPr>
+        <w:pageBreakBefore w:val="0"/>
+        <w:spacing w:line="312" w:lineRule="auto" w:before="0" w:after="0"/>
+        <w:ind w:firstLine="500"/>
+      </w:pPr>
+      <w:r>
+        <w:rPr>
+          <w:rFonts w:ascii="楷体" w:hAnsi="楷体" w:eastAsia="楷体"/>
+          <w:b w:val="0"/>
+          <w:sz w:val="25"/>
+        </w:rPr>
+        <w:t>每天夜里，花瓣轻轻合拢，把她暖暖地包在中间。风一吹，满山的花轻轻摇晃，像在唱一支长长的摇篮曲。</w:t>
+      </w:r>
+    </w:p>
+    <w:p>
+      <w:pPr>
+        <w:pageBreakBefore w:val="0"/>
+        <w:spacing w:line="312" w:lineRule="auto" w:before="200" w:after="0"/>
+      </w:pPr>
+      <w:r>
+        <w:rPr>
+          <w:rFonts w:ascii="宋体" w:hAnsi="宋体" w:eastAsia="宋体"/>
+          <w:b/>
+          <w:color w:val="595959"/>
+          <w:sz w:val="23"/>
+        </w:rPr>
+        <w:t>晚安小结：</w:t>
+      </w:r>
+    </w:p>
+    <w:p>
+      <w:pPr>
+        <w:pageBreakBefore w:val="0"/>
+        <w:spacing w:line="312" w:lineRule="auto" w:before="0" w:after="0"/>
+      </w:pPr>
+      <w:r>
+        <w:rPr>
+          <w:rFonts w:ascii="宋体" w:hAnsi="宋体" w:eastAsia="宋体"/>
+          <w:b w:val="0"/>
+          <w:color w:val="595959"/>
+          <w:sz w:val="23"/>
+        </w:rPr>
+        <w:t>宝贝，小小的拇指姑娘一路遇到了癞蛤蟆、寒冬，可她心里一直善良又勇敢，帮助了燕子，最后连花儿都愿意做她的床。心里有光的小朋友，走到哪里都会被温柔接住。晚安，睡在你的花瓣小床上吧。</w:t>
+      </w:r>
+    </w:p>
+    <w:p>
+      <w:pPr>
+        <w:pageBreakBefore/>
+        <w:spacing w:line="312" w:lineRule="auto" w:before="0" w:after="80"/>
+      </w:pPr>
+      <w:r>
+        <w:rPr>
+          <w:rFonts w:ascii="黑体" w:hAnsi="黑体" w:eastAsia="黑体"/>
+          <w:b/>
+          <w:sz w:val="32"/>
+        </w:rPr>
+        <w:t>31　睡美人</w:t>
+      </w:r>
+    </w:p>
+    <w:p>
+      <w:pPr>
+        <w:pageBreakBefore w:val="0"/>
+        <w:spacing w:line="312" w:lineRule="auto" w:before="0" w:after="200"/>
+      </w:pPr>
+      <w:r>
+        <w:rPr>
+          <w:rFonts w:ascii="宋体" w:hAnsi="宋体" w:eastAsia="宋体"/>
+          <w:b w:val="0"/>
+          <w:color w:val="595959"/>
+          <w:sz w:val="20"/>
+        </w:rPr>
+        <w:t>出处：格林童话（睡前改编版） ｜ 适读年龄：4~10 岁 ｜ 朗读时长：约 5 分钟</w:t>
+      </w:r>
+    </w:p>
+    <w:p>
+      <w:pPr>
+        <w:pageBreakBefore w:val="0"/>
+        <w:spacing w:line="312" w:lineRule="auto" w:before="0" w:after="0"/>
+        <w:ind w:firstLine="500"/>
+      </w:pPr>
+      <w:r>
+        <w:rPr>
+          <w:rFonts w:ascii="楷体" w:hAnsi="楷体" w:eastAsia="楷体"/>
+          <w:b w:val="0"/>
+          <w:sz w:val="25"/>
+        </w:rPr>
+        <w:t>很久以前，国王和王后盼望多年，终于有了一位小公主。他们高兴极了，办了一场盛大的宴会，请来了王国的所有人——还有居住在森林里的几位善良的仙女。</w:t>
+      </w:r>
+    </w:p>
+    <w:p>
+      <w:pPr>
+        <w:pageBreakBefore w:val="0"/>
+        <w:spacing w:line="312" w:lineRule="auto" w:before="0" w:after="0"/>
+        <w:ind w:firstLine="500"/>
+      </w:pPr>
+      <w:r>
+        <w:rPr>
+          <w:rFonts w:ascii="楷体" w:hAnsi="楷体" w:eastAsia="楷体"/>
+          <w:b w:val="0"/>
+          <w:sz w:val="25"/>
+        </w:rPr>
+        <w:t>宴会上，仙女们一个接一个地送给小公主礼物：有的送"美德"，有的送"美貌"，有的送"智慧"……</w:t>
+      </w:r>
+    </w:p>
+    <w:p>
+      <w:pPr>
+        <w:pageBreakBefore w:val="0"/>
+        <w:spacing w:line="312" w:lineRule="auto" w:before="0" w:after="0"/>
+        <w:ind w:firstLine="500"/>
+      </w:pPr>
+      <w:r>
+        <w:rPr>
+          <w:rFonts w:ascii="楷体" w:hAnsi="楷体" w:eastAsia="楷体"/>
+          <w:b w:val="0"/>
+          <w:sz w:val="25"/>
+        </w:rPr>
+        <w:t>可是，王国里还有一位被遗忘的坏脾气女巫。她没接到邀请，气冲冲地闯了进来，指着摇篮念了个恶毒的咒语："公主十五岁那年，会被纺锤刺破手指，倒下就再也醒不来！"</w:t>
+      </w:r>
+    </w:p>
+    <w:p>
+      <w:pPr>
+        <w:pageBreakBefore w:val="0"/>
+        <w:spacing w:line="312" w:lineRule="auto" w:before="0" w:after="0"/>
+        <w:ind w:firstLine="500"/>
+      </w:pPr>
+      <w:r>
+        <w:rPr>
+          <w:rFonts w:ascii="楷体" w:hAnsi="楷体" w:eastAsia="楷体"/>
+          <w:b w:val="0"/>
+          <w:sz w:val="25"/>
+        </w:rPr>
+        <w:t>说完，她一甩袖子走了。</w:t>
+      </w:r>
+    </w:p>
+    <w:p>
+      <w:pPr>
+        <w:pageBreakBefore w:val="0"/>
+        <w:spacing w:line="312" w:lineRule="auto" w:before="0" w:after="0"/>
+        <w:ind w:firstLine="500"/>
+      </w:pPr>
+      <w:r>
+        <w:rPr>
+          <w:rFonts w:ascii="楷体" w:hAnsi="楷体" w:eastAsia="楷体"/>
+          <w:b w:val="0"/>
+          <w:sz w:val="25"/>
+        </w:rPr>
+        <w:t>还好，最年轻的那位仙女还有礼物没送。她的魔法不足以解除咒语，就轻声说："我改不了咒语，但能改一改它——公主不会死去，只是沉沉睡去，直到有一天，被人真心唤醒。"</w:t>
+      </w:r>
+    </w:p>
+    <w:p>
+      <w:pPr>
+        <w:pageBreakBefore w:val="0"/>
+        <w:spacing w:line="312" w:lineRule="auto" w:before="0" w:after="0"/>
+        <w:ind w:firstLine="500"/>
+      </w:pPr>
+      <w:r>
+        <w:rPr>
+          <w:rFonts w:ascii="楷体" w:hAnsi="楷体" w:eastAsia="楷体"/>
+          <w:b w:val="0"/>
+          <w:sz w:val="25"/>
+        </w:rPr>
+        <w:t>国王下令：把全国的纺锤都收起来烧掉。</w:t>
+      </w:r>
+    </w:p>
+    <w:p>
+      <w:pPr>
+        <w:pageBreakBefore w:val="0"/>
+        <w:spacing w:line="312" w:lineRule="auto" w:before="0" w:after="0"/>
+        <w:ind w:firstLine="500"/>
+      </w:pPr>
+      <w:r>
+        <w:rPr>
+          <w:rFonts w:ascii="楷体" w:hAnsi="楷体" w:eastAsia="楷体"/>
+          <w:b w:val="0"/>
+          <w:sz w:val="25"/>
+        </w:rPr>
+        <w:t>可是，咒语还是来了。公主十五岁那年的一天，她在城堡里玩，走进一座古老的塔楼，看见一位老婆婆在纺线。公主好奇地伸手一碰——手指被刺了一下！她只觉得困极了，倒在旁边的床上，沉沉地睡着了。</w:t>
+      </w:r>
+    </w:p>
+    <w:p>
+      <w:pPr>
+        <w:pageBreakBefore w:val="0"/>
+        <w:spacing w:line="312" w:lineRule="auto" w:before="0" w:after="0"/>
+        <w:ind w:firstLine="500"/>
+      </w:pPr>
+      <w:r>
+        <w:rPr>
+          <w:rFonts w:ascii="楷体" w:hAnsi="楷体" w:eastAsia="楷体"/>
+          <w:b w:val="0"/>
+          <w:sz w:val="25"/>
+        </w:rPr>
+        <w:t>奇妙的是，整个城堡也跟着睡了：国王和王后睡着了，厨师睡着了，连灶上的火、打盹的猫、扑扇翅膀的公鸡，全都睡着了。城堡四周，长出了又高又密的玫瑰花篱笆，把城堡温柔地包在里面，连一片叶子都落不进来。</w:t>
+      </w:r>
+    </w:p>
+    <w:p>
+      <w:pPr>
+        <w:pageBreakBefore w:val="0"/>
+        <w:spacing w:line="312" w:lineRule="auto" w:before="0" w:after="0"/>
+        <w:ind w:firstLine="500"/>
+      </w:pPr>
+      <w:r>
+        <w:rPr>
+          <w:rFonts w:ascii="楷体" w:hAnsi="楷体" w:eastAsia="楷体"/>
+          <w:b w:val="0"/>
+          <w:sz w:val="25"/>
+        </w:rPr>
+        <w:t>人们把这座城堡叫作"睡美人的城堡"。玫瑰花开了又谢，谢了又开，一年又一年。</w:t>
+      </w:r>
+    </w:p>
+    <w:p>
+      <w:pPr>
+        <w:pageBreakBefore w:val="0"/>
+        <w:spacing w:line="312" w:lineRule="auto" w:before="0" w:after="0"/>
+        <w:ind w:firstLine="500"/>
+      </w:pPr>
+      <w:r>
+        <w:rPr>
+          <w:rFonts w:ascii="楷体" w:hAnsi="楷体" w:eastAsia="楷体"/>
+          <w:b w:val="0"/>
+          <w:sz w:val="25"/>
+        </w:rPr>
+        <w:t>一百年后，一位王子听说了这个故事，来到城堡前。说来也奇，他一走近，那些玫瑰刺就轻轻分开，像在迎接他。王子走进城堡，在塔楼的小床上，找到了睡得安安静静的公主。一百年的时光，没有在她脸上留下任何痕迹，她的睫毛像两把小扇子，安静地垂着。</w:t>
+      </w:r>
+    </w:p>
+    <w:p>
+      <w:pPr>
+        <w:pageBreakBefore w:val="0"/>
+        <w:spacing w:line="312" w:lineRule="auto" w:before="0" w:after="0"/>
+        <w:ind w:firstLine="500"/>
+      </w:pPr>
+      <w:r>
+        <w:rPr>
+          <w:rFonts w:ascii="楷体" w:hAnsi="楷体" w:eastAsia="楷体"/>
+          <w:b w:val="0"/>
+          <w:sz w:val="25"/>
+        </w:rPr>
+        <w:t>王子轻轻地在她的额头上，印下一个吻。</w:t>
+      </w:r>
+    </w:p>
+    <w:p>
+      <w:pPr>
+        <w:pageBreakBefore w:val="0"/>
+        <w:spacing w:line="312" w:lineRule="auto" w:before="0" w:after="0"/>
+        <w:ind w:firstLine="500"/>
+      </w:pPr>
+      <w:r>
+        <w:rPr>
+          <w:rFonts w:ascii="楷体" w:hAnsi="楷体" w:eastAsia="楷体"/>
+          <w:b w:val="0"/>
+          <w:sz w:val="25"/>
+        </w:rPr>
+        <w:t>公主醒了！她睁开眼睛，看到王子，笑了。紧接着，整座城堡都醒了：国王醒了，王后醒了，厨师一骨碌爬起来揉面，猫"喵"了一声继续打盹，公鸡清了清嗓子打鸣——好像时间只停了一小会儿。</w:t>
+      </w:r>
+    </w:p>
+    <w:p>
+      <w:pPr>
+        <w:pageBreakBefore w:val="0"/>
+        <w:spacing w:line="312" w:lineRule="auto" w:before="0" w:after="0"/>
+        <w:ind w:firstLine="500"/>
+      </w:pPr>
+      <w:r>
+        <w:rPr>
+          <w:rFonts w:ascii="楷体" w:hAnsi="楷体" w:eastAsia="楷体"/>
+          <w:b w:val="0"/>
+          <w:sz w:val="25"/>
+        </w:rPr>
+        <w:t>后来，王子和公主举办了热闹的婚礼。而最好玩的是，公主从此变成了王国里睡得最香的人——因为她知道，无论睡多久，都会有人来温柔地唤醒她。</w:t>
+      </w:r>
+    </w:p>
+    <w:p>
+      <w:pPr>
+        <w:pageBreakBefore w:val="0"/>
+        <w:spacing w:line="312" w:lineRule="auto" w:before="200" w:after="0"/>
+      </w:pPr>
+      <w:r>
+        <w:rPr>
+          <w:rFonts w:ascii="宋体" w:hAnsi="宋体" w:eastAsia="宋体"/>
+          <w:b/>
+          <w:color w:val="595959"/>
+          <w:sz w:val="23"/>
+        </w:rPr>
+        <w:t>晚安小结：</w:t>
+      </w:r>
+    </w:p>
+    <w:p>
+      <w:pPr>
+        <w:pageBreakBefore w:val="0"/>
+        <w:spacing w:line="312" w:lineRule="auto" w:before="0" w:after="0"/>
+      </w:pPr>
+      <w:r>
+        <w:rPr>
+          <w:rFonts w:ascii="宋体" w:hAnsi="宋体" w:eastAsia="宋体"/>
+          <w:b w:val="0"/>
+          <w:color w:val="595959"/>
+          <w:sz w:val="23"/>
+        </w:rPr>
+        <w:t>宝贝，城堡睡了一百年，玫瑰一直温柔地守着它；公主睡得那么香，是因为她知道醒来时身边都是爱。今晚你也安心睡吧，明天清晨的阳光，就是来轻轻吻醒你的王子。晚安，睡美人。</w:t>
+      </w:r>
+    </w:p>
+    <w:p>
+      <w:pPr>
+        <w:pageBreakBefore/>
+        <w:spacing w:line="312" w:lineRule="auto" w:before="0" w:after="80"/>
+      </w:pPr>
+      <w:r>
+        <w:rPr>
+          <w:rFonts w:ascii="黑体" w:hAnsi="黑体" w:eastAsia="黑体"/>
+          <w:b/>
+          <w:sz w:val="32"/>
+        </w:rPr>
+        <w:t>32　灰姑娘</w:t>
+      </w:r>
+    </w:p>
+    <w:p>
+      <w:pPr>
+        <w:pageBreakBefore w:val="0"/>
+        <w:spacing w:line="312" w:lineRule="auto" w:before="0" w:after="200"/>
+      </w:pPr>
+      <w:r>
+        <w:rPr>
+          <w:rFonts w:ascii="宋体" w:hAnsi="宋体" w:eastAsia="宋体"/>
+          <w:b w:val="0"/>
+          <w:color w:val="595959"/>
+          <w:sz w:val="20"/>
+        </w:rPr>
+        <w:t>出处：格林童话（睡前改编版） ｜ 适读年龄：4~10 岁 ｜ 朗读时长：约 5 分钟</w:t>
+      </w:r>
+    </w:p>
+    <w:p>
+      <w:pPr>
+        <w:pageBreakBefore w:val="0"/>
+        <w:spacing w:line="312" w:lineRule="auto" w:before="0" w:after="0"/>
+        <w:ind w:firstLine="500"/>
+      </w:pPr>
+      <w:r>
+        <w:rPr>
+          <w:rFonts w:ascii="楷体" w:hAnsi="楷体" w:eastAsia="楷体"/>
+          <w:b w:val="0"/>
+          <w:sz w:val="25"/>
+        </w:rPr>
+        <w:t>有一个姑娘，妈妈很早就去世了，爸爸又去了远方。她跟着继母和两位姐姐生活，每天从早忙到晚：挑水、生火、擦地、洗衣裳。忙完了，她就蜷在厨房的灰堆旁边歇一歇，身上总沾着灰，大家就笑她，叫她"灰姑娘"。</w:t>
+      </w:r>
+    </w:p>
+    <w:p>
+      <w:pPr>
+        <w:pageBreakBefore w:val="0"/>
+        <w:spacing w:line="312" w:lineRule="auto" w:before="0" w:after="0"/>
+        <w:ind w:firstLine="500"/>
+      </w:pPr>
+      <w:r>
+        <w:rPr>
+          <w:rFonts w:ascii="楷体" w:hAnsi="楷体" w:eastAsia="楷体"/>
+          <w:b w:val="0"/>
+          <w:sz w:val="25"/>
+        </w:rPr>
+        <w:t>可是灰姑娘心地善良。她喂鸽子，鸽子飞在她肩膀上；她喂小猫，小猫蹭她的裙角；连后院的老榛树，都愿意听她说话。</w:t>
+      </w:r>
+    </w:p>
+    <w:p>
+      <w:pPr>
+        <w:pageBreakBefore w:val="0"/>
+        <w:spacing w:line="312" w:lineRule="auto" w:before="0" w:after="0"/>
+        <w:ind w:firstLine="500"/>
+      </w:pPr>
+      <w:r>
+        <w:rPr>
+          <w:rFonts w:ascii="楷体" w:hAnsi="楷体" w:eastAsia="楷体"/>
+          <w:b w:val="0"/>
+          <w:sz w:val="25"/>
+        </w:rPr>
+        <w:t>有一天，王宫里传出消息：国王要为王子举办舞会，邀请全国的姑娘都去。</w:t>
+      </w:r>
+    </w:p>
+    <w:p>
+      <w:pPr>
+        <w:pageBreakBefore w:val="0"/>
+        <w:spacing w:line="312" w:lineRule="auto" w:before="0" w:after="0"/>
+        <w:ind w:firstLine="500"/>
+      </w:pPr>
+      <w:r>
+        <w:rPr>
+          <w:rFonts w:ascii="楷体" w:hAnsi="楷体" w:eastAsia="楷体"/>
+          <w:b w:val="0"/>
+          <w:sz w:val="25"/>
+        </w:rPr>
+        <w:t>继母带着两位姐姐打扮得漂漂亮亮地走了，只留下灰姑娘看家。她坐在榛树下，忍不住哭了："我也好想去呀，哪怕就看一眼……"</w:t>
+      </w:r>
+    </w:p>
+    <w:p>
+      <w:pPr>
+        <w:pageBreakBefore w:val="0"/>
+        <w:spacing w:line="312" w:lineRule="auto" w:before="0" w:after="0"/>
+        <w:ind w:firstLine="500"/>
+      </w:pPr>
+      <w:r>
+        <w:rPr>
+          <w:rFonts w:ascii="楷体" w:hAnsi="楷体" w:eastAsia="楷体"/>
+          <w:b w:val="0"/>
+          <w:sz w:val="25"/>
+        </w:rPr>
+        <w:t>"想去看舞会吗？"</w:t>
+      </w:r>
+    </w:p>
+    <w:p>
+      <w:pPr>
+        <w:pageBreakBefore w:val="0"/>
+        <w:spacing w:line="312" w:lineRule="auto" w:before="0" w:after="0"/>
+        <w:ind w:firstLine="500"/>
+      </w:pPr>
+      <w:r>
+        <w:rPr>
+          <w:rFonts w:ascii="楷体" w:hAnsi="楷体" w:eastAsia="楷体"/>
+          <w:b w:val="0"/>
+          <w:sz w:val="25"/>
+        </w:rPr>
+        <w:t>灰姑娘抬头——一位仙女教母不知什么时候站在了面前，还眨了眨眼睛。</w:t>
+      </w:r>
+    </w:p>
+    <w:p>
+      <w:pPr>
+        <w:pageBreakBefore w:val="0"/>
+        <w:spacing w:line="312" w:lineRule="auto" w:before="0" w:after="0"/>
+        <w:ind w:firstLine="500"/>
+      </w:pPr>
+      <w:r>
+        <w:rPr>
+          <w:rFonts w:ascii="楷体" w:hAnsi="楷体" w:eastAsia="楷体"/>
+          <w:b w:val="0"/>
+          <w:sz w:val="25"/>
+        </w:rPr>
+        <w:t>只见仙女教母挥了挥仙杖：院子里的大南瓜，"咕噜噜"变成了金光闪闪的马车；六只小老鼠，变成了六匹雪白的骏马；灰姑娘的旧围裙，"唰"地变成了缀满星光的纱裙；脚上呢，是一双亮晶晶的水晶鞋！</w:t>
+      </w:r>
+    </w:p>
+    <w:p>
+      <w:pPr>
+        <w:pageBreakBefore w:val="0"/>
+        <w:spacing w:line="312" w:lineRule="auto" w:before="0" w:after="0"/>
+        <w:ind w:firstLine="500"/>
+      </w:pPr>
+      <w:r>
+        <w:rPr>
+          <w:rFonts w:ascii="楷体" w:hAnsi="楷体" w:eastAsia="楷体"/>
+          <w:b w:val="0"/>
+          <w:sz w:val="25"/>
+        </w:rPr>
+        <w:t>"记住，"仙女教母说，"魔法在午夜十二点会消失，钟声一响，一切都要变回原样哦。"</w:t>
+      </w:r>
+    </w:p>
+    <w:p>
+      <w:pPr>
+        <w:pageBreakBefore w:val="0"/>
+        <w:spacing w:line="312" w:lineRule="auto" w:before="0" w:after="0"/>
+        <w:ind w:firstLine="500"/>
+      </w:pPr>
+      <w:r>
+        <w:rPr>
+          <w:rFonts w:ascii="楷体" w:hAnsi="楷体" w:eastAsia="楷体"/>
+          <w:b w:val="0"/>
+          <w:sz w:val="25"/>
+        </w:rPr>
+        <w:t>舞会上，王子一眼就看见了这位美丽的姑娘，邀请她跳舞。两个人跳了一支又一支，谁都插不进来。灰姑娘笑得那么甜，连她的善良和聪明，王子都看在眼里。</w:t>
+      </w:r>
+    </w:p>
+    <w:p>
+      <w:pPr>
+        <w:pageBreakBefore w:val="0"/>
+        <w:spacing w:line="312" w:lineRule="auto" w:before="0" w:after="0"/>
+        <w:ind w:firstLine="500"/>
+      </w:pPr>
+      <w:r>
+        <w:rPr>
+          <w:rFonts w:ascii="楷体" w:hAnsi="楷体" w:eastAsia="楷体"/>
+          <w:b w:val="0"/>
+          <w:sz w:val="25"/>
+        </w:rPr>
+        <w:t>就在这时——"当！当！当！"午夜的钟声敲响了！</w:t>
+      </w:r>
+    </w:p>
+    <w:p>
+      <w:pPr>
+        <w:pageBreakBefore w:val="0"/>
+        <w:spacing w:line="312" w:lineRule="auto" w:before="0" w:after="0"/>
+        <w:ind w:firstLine="500"/>
+      </w:pPr>
+      <w:r>
+        <w:rPr>
+          <w:rFonts w:ascii="楷体" w:hAnsi="楷体" w:eastAsia="楷体"/>
+          <w:b w:val="0"/>
+          <w:sz w:val="25"/>
+        </w:rPr>
+        <w:t>灰姑娘拔腿就跑，下楼梯的时候，跑丢了一只水晶鞋。钟声敲完十二下，马车变回了南瓜，骏马变回了小老鼠，只有那一只水晶鞋，孤零零地躺在王宫的台阶上。</w:t>
+      </w:r>
+    </w:p>
+    <w:p>
+      <w:pPr>
+        <w:pageBreakBefore w:val="0"/>
+        <w:spacing w:line="312" w:lineRule="auto" w:before="0" w:after="0"/>
+        <w:ind w:firstLine="500"/>
+      </w:pPr>
+      <w:r>
+        <w:rPr>
+          <w:rFonts w:ascii="楷体" w:hAnsi="楷体" w:eastAsia="楷体"/>
+          <w:b w:val="0"/>
+          <w:sz w:val="25"/>
+        </w:rPr>
+        <w:t>第二天，王子带着水晶鞋，走遍全国："谁能穿上这只鞋，我就娶她！"姐姐们用力挤呀挤，脚都疼了，也穿不进去。</w:t>
+      </w:r>
+    </w:p>
+    <w:p>
+      <w:pPr>
+        <w:pageBreakBefore w:val="0"/>
+        <w:spacing w:line="312" w:lineRule="auto" w:before="0" w:after="0"/>
+        <w:ind w:firstLine="500"/>
+      </w:pPr>
+      <w:r>
+        <w:rPr>
+          <w:rFonts w:ascii="楷体" w:hAnsi="楷体" w:eastAsia="楷体"/>
+          <w:b w:val="0"/>
+          <w:sz w:val="25"/>
+        </w:rPr>
+        <w:t>轮到灰姑娘。她轻轻一伸脚——不大不小，正正好好！</w:t>
+      </w:r>
+    </w:p>
+    <w:p>
+      <w:pPr>
+        <w:pageBreakBefore w:val="0"/>
+        <w:spacing w:line="312" w:lineRule="auto" w:before="0" w:after="0"/>
+        <w:ind w:firstLine="500"/>
+      </w:pPr>
+      <w:r>
+        <w:rPr>
+          <w:rFonts w:ascii="楷体" w:hAnsi="楷体" w:eastAsia="楷体"/>
+          <w:b w:val="0"/>
+          <w:sz w:val="25"/>
+        </w:rPr>
+        <w:t>王子看着她，笑了："我找的就是你。"</w:t>
+      </w:r>
+    </w:p>
+    <w:p>
+      <w:pPr>
+        <w:pageBreakBefore w:val="0"/>
+        <w:spacing w:line="312" w:lineRule="auto" w:before="0" w:after="0"/>
+        <w:ind w:firstLine="500"/>
+      </w:pPr>
+      <w:r>
+        <w:rPr>
+          <w:rFonts w:ascii="楷体" w:hAnsi="楷体" w:eastAsia="楷体"/>
+          <w:b w:val="0"/>
+          <w:sz w:val="25"/>
+        </w:rPr>
+        <w:t>灰姑娘离开灰堆，成了王妃。可她还是老样子：喂鸽子，喂小猫，还常常请厨房里的小帮工们一起跳舞。人们都说，她比任何一位王妃都漂亮——因为她的裙子上也许没有星光，但她心里一直有。</w:t>
+      </w:r>
+    </w:p>
+    <w:p>
+      <w:pPr>
+        <w:pageBreakBefore w:val="0"/>
+        <w:spacing w:line="312" w:lineRule="auto" w:before="200" w:after="0"/>
+      </w:pPr>
+      <w:r>
+        <w:rPr>
+          <w:rFonts w:ascii="宋体" w:hAnsi="宋体" w:eastAsia="宋体"/>
+          <w:b/>
+          <w:color w:val="595959"/>
+          <w:sz w:val="23"/>
+        </w:rPr>
+        <w:t>晚安小结：</w:t>
+      </w:r>
+    </w:p>
+    <w:p>
+      <w:pPr>
+        <w:pageBreakBefore w:val="0"/>
+        <w:spacing w:line="312" w:lineRule="auto" w:before="0" w:after="0"/>
+      </w:pPr>
+      <w:r>
+        <w:rPr>
+          <w:rFonts w:ascii="宋体" w:hAnsi="宋体" w:eastAsia="宋体"/>
+          <w:b w:val="0"/>
+          <w:color w:val="595959"/>
+          <w:sz w:val="23"/>
+        </w:rPr>
+        <w:t>宝贝，善良是不会被灰堆盖住的光。灰姑娘每天忙忙碌碌还是把日子过得亮亮的，所以好运来敲门的时候，第一个听见的，就是她。晚安，做个会发光的梦。</w:t>
+      </w:r>
+    </w:p>
+    <w:p>
+      <w:pPr>
+        <w:pageBreakBefore/>
+        <w:spacing w:line="312" w:lineRule="auto" w:before="0" w:after="80"/>
+      </w:pPr>
+      <w:r>
+        <w:rPr>
+          <w:rFonts w:ascii="黑体" w:hAnsi="黑体" w:eastAsia="黑体"/>
+          <w:b/>
+          <w:sz w:val="32"/>
+        </w:rPr>
+        <w:t>33　老头子做事总不会错</w:t>
       </w:r>
     </w:p>
     <w:p>

--- a/合集打印版/睡前故事·亲子朗读手册.docx
+++ b/合集打印版/睡前故事·亲子朗读手册.docx
@@ -59,7 +59,7 @@
           <w:color w:val="595959"/>
           <w:sz w:val="26"/>
         </w:rPr>
-        <w:t>寓言 · 神话 · 童话　共 33 篇</w:t>
+        <w:t>寓言 · 神话 · 童话　共 35 篇</w:t>
       </w:r>
     </w:p>
     <w:p>
@@ -5993,49 +5993,6 @@
     <w:p>
       <w:pPr>
         <w:pageBreakBefore/>
-        <w:spacing w:line="312" w:lineRule="auto" w:before="0" w:after="2000"/>
-        <w:ind w:firstLine="480"/>
-      </w:pPr>
-      <w:r>
-        <w:rPr>
-          <w:rFonts w:ascii="宋体" w:hAnsi="宋体" w:eastAsia="宋体"/>
-          <w:b w:val="0"/>
-          <w:sz w:val="24"/>
-        </w:rPr>
-      </w:r>
-    </w:p>
-    <w:p>
-      <w:pPr>
-        <w:pageBreakBefore w:val="0"/>
-        <w:spacing w:line="312" w:lineRule="auto" w:before="0" w:after="0"/>
-        <w:jc w:val="center"/>
-      </w:pPr>
-      <w:r>
-        <w:rPr>
-          <w:rFonts w:ascii="黑体" w:hAnsi="黑体" w:eastAsia="黑体"/>
-          <w:b/>
-          <w:sz w:val="44"/>
-        </w:rPr>
-        <w:t>第三辑 · 童话</w:t>
-      </w:r>
-    </w:p>
-    <w:p>
-      <w:pPr>
-        <w:pageBreakBefore w:val="0"/>
-        <w:spacing w:line="312" w:lineRule="auto" w:before="0" w:after="0"/>
-        <w:ind w:firstLine="480"/>
-      </w:pPr>
-      <w:r>
-        <w:rPr>
-          <w:rFonts w:ascii="宋体" w:hAnsi="宋体" w:eastAsia="宋体"/>
-          <w:b w:val="0"/>
-          <w:sz w:val="24"/>
-        </w:rPr>
-      </w:r>
-    </w:p>
-    <w:p>
-      <w:pPr>
-        <w:pageBreakBefore/>
         <w:spacing w:line="312" w:lineRule="auto" w:before="0" w:after="80"/>
       </w:pPr>
       <w:r>
@@ -6044,7 +6001,7 @@
           <w:b/>
           <w:sz w:val="32"/>
         </w:rPr>
-        <w:t>24　丑小鸭</w:t>
+        <w:t>24　鲤鱼跳龙门</w:t>
       </w:r>
     </w:p>
     <w:p>
@@ -6059,187 +6016,232 @@
           <w:color w:val="595959"/>
           <w:sz w:val="20"/>
         </w:rPr>
-        <w:t>出处：安徒生童话（睡前改编版） ｜ 适读年龄：3~8 岁 ｜ 朗读时长：约 4 分钟</w:t>
-      </w:r>
-    </w:p>
-    <w:p>
-      <w:pPr>
-        <w:pageBreakBefore w:val="0"/>
-        <w:spacing w:line="312" w:lineRule="auto" w:before="0" w:after="0"/>
-        <w:ind w:firstLine="500"/>
-      </w:pPr>
-      <w:r>
-        <w:rPr>
-          <w:rFonts w:ascii="楷体" w:hAnsi="楷体" w:eastAsia="楷体"/>
-          <w:b w:val="0"/>
-          <w:sz w:val="25"/>
-        </w:rPr>
-        <w:t>夏天的鸭妈妈孵出了一窝毛茸茸的小鸭子，一只只黄澄澄的，可爱极了。</w:t>
-      </w:r>
-    </w:p>
-    <w:p>
-      <w:pPr>
-        <w:pageBreakBefore w:val="0"/>
-        <w:spacing w:line="312" w:lineRule="auto" w:before="0" w:after="0"/>
-        <w:ind w:firstLine="500"/>
-      </w:pPr>
-      <w:r>
-        <w:rPr>
-          <w:rFonts w:ascii="楷体" w:hAnsi="楷体" w:eastAsia="楷体"/>
-          <w:b w:val="0"/>
-          <w:sz w:val="25"/>
-        </w:rPr>
-        <w:t>只有最后破壳的那一只，长得灰灰的、大大的，和兄弟姐妹都不一样。</w:t>
-      </w:r>
-    </w:p>
-    <w:p>
-      <w:pPr>
-        <w:pageBreakBefore w:val="0"/>
-        <w:spacing w:line="312" w:lineRule="auto" w:before="0" w:after="0"/>
-        <w:ind w:firstLine="500"/>
-      </w:pPr>
-      <w:r>
-        <w:rPr>
-          <w:rFonts w:ascii="楷体" w:hAnsi="楷体" w:eastAsia="楷体"/>
-          <w:b w:val="0"/>
-          <w:sz w:val="25"/>
-        </w:rPr>
-        <w:t>"这是什么小家伙呀？"别的小动物叽叽喳喳地笑话他，"灰不溜秋的，真丑！"</w:t>
-      </w:r>
-    </w:p>
-    <w:p>
-      <w:pPr>
-        <w:pageBreakBefore w:val="0"/>
-        <w:spacing w:line="312" w:lineRule="auto" w:before="0" w:after="0"/>
-        <w:ind w:firstLine="500"/>
-      </w:pPr>
-      <w:r>
-        <w:rPr>
-          <w:rFonts w:ascii="楷体" w:hAnsi="楷体" w:eastAsia="楷体"/>
-          <w:b w:val="0"/>
-          <w:sz w:val="25"/>
-        </w:rPr>
-        <w:t>大家都叫他丑小鸭。他伤心极了，一个人躲在芦苇丛里。后来，他离开了鸭群，独自流浪：秋天，风凉凉的；冬天，雪白白的。他紧紧缩着身子，心里想着："再忍一忍，冬天总会过去的吧。"</w:t>
-      </w:r>
-    </w:p>
-    <w:p>
-      <w:pPr>
-        <w:pageBreakBefore w:val="0"/>
-        <w:spacing w:line="312" w:lineRule="auto" w:before="0" w:after="0"/>
-        <w:ind w:firstLine="500"/>
-      </w:pPr>
-      <w:r>
-        <w:rPr>
-          <w:rFonts w:ascii="楷体" w:hAnsi="楷体" w:eastAsia="楷体"/>
-          <w:b w:val="0"/>
-          <w:sz w:val="25"/>
-        </w:rPr>
-        <w:t>就这样，他熬过了长长的冬天。</w:t>
-      </w:r>
-    </w:p>
-    <w:p>
-      <w:pPr>
-        <w:pageBreakBefore w:val="0"/>
-        <w:spacing w:line="312" w:lineRule="auto" w:before="0" w:after="0"/>
-        <w:ind w:firstLine="500"/>
-      </w:pPr>
-      <w:r>
-        <w:rPr>
-          <w:rFonts w:ascii="楷体" w:hAnsi="楷体" w:eastAsia="楷体"/>
-          <w:b w:val="0"/>
-          <w:sz w:val="25"/>
-        </w:rPr>
-        <w:t>春天来啦！冰雪化了，花儿开了，燕子飞回来了。丑小鸭拍拍翅膀，咦？翅膀忽然变得那么有力，一下子就把他托上了天空！</w:t>
-      </w:r>
-    </w:p>
-    <w:p>
-      <w:pPr>
-        <w:pageBreakBefore w:val="0"/>
-        <w:spacing w:line="312" w:lineRule="auto" w:before="0" w:after="0"/>
-        <w:ind w:firstLine="500"/>
-      </w:pPr>
-      <w:r>
-        <w:rPr>
-          <w:rFonts w:ascii="楷体" w:hAnsi="楷体" w:eastAsia="楷体"/>
-          <w:b w:val="0"/>
-          <w:sz w:val="25"/>
-        </w:rPr>
-        <w:t>他飞到一个开满鲜花的园子里，落在清清的湖面上。湖里游着几只洁白美丽的天鹅，他鼓起勇气，低下头，想看看水里的自己——</w:t>
-      </w:r>
-    </w:p>
-    <w:p>
-      <w:pPr>
-        <w:pageBreakBefore w:val="0"/>
-        <w:spacing w:line="312" w:lineRule="auto" w:before="0" w:after="0"/>
-        <w:ind w:firstLine="500"/>
-      </w:pPr>
-      <w:r>
-        <w:rPr>
-          <w:rFonts w:ascii="楷体" w:hAnsi="楷体" w:eastAsia="楷体"/>
-          <w:b w:val="0"/>
-          <w:sz w:val="25"/>
-        </w:rPr>
-        <w:t>天哪！水里那只倒影，也是一只雪白的天鹅，脖颈弯弯的，羽毛亮闪闪的，漂亮极了！</w:t>
-      </w:r>
-    </w:p>
-    <w:p>
-      <w:pPr>
-        <w:pageBreakBefore w:val="0"/>
-        <w:spacing w:line="312" w:lineRule="auto" w:before="0" w:after="0"/>
-        <w:ind w:firstLine="500"/>
-      </w:pPr>
-      <w:r>
-        <w:rPr>
-          <w:rFonts w:ascii="楷体" w:hAnsi="楷体" w:eastAsia="楷体"/>
-          <w:b w:val="0"/>
-          <w:sz w:val="25"/>
-        </w:rPr>
-        <w:t>原来，他从来就不是一只丑小鸭，而是一只天鹅呀。他只是需要时间，慢慢长大。</w:t>
-      </w:r>
-    </w:p>
-    <w:p>
-      <w:pPr>
-        <w:pageBreakBefore w:val="0"/>
-        <w:spacing w:line="312" w:lineRule="auto" w:before="0" w:after="0"/>
-        <w:ind w:firstLine="500"/>
-      </w:pPr>
-      <w:r>
-        <w:rPr>
-          <w:rFonts w:ascii="楷体" w:hAnsi="楷体" w:eastAsia="楷体"/>
-          <w:b w:val="0"/>
-          <w:sz w:val="25"/>
-        </w:rPr>
-        <w:t>天鹅们游过来，亲热地围住他，欢迎新朋友。孩子们在岸边拍着手说："看，新来的那只天鹅最漂亮！"</w:t>
-      </w:r>
-    </w:p>
-    <w:p>
-      <w:pPr>
-        <w:pageBreakBefore w:val="0"/>
-        <w:spacing w:line="312" w:lineRule="auto" w:before="0" w:after="0"/>
-        <w:ind w:firstLine="500"/>
-      </w:pPr>
-      <w:r>
-        <w:rPr>
-          <w:rFonts w:ascii="楷体" w:hAnsi="楷体" w:eastAsia="楷体"/>
-          <w:b w:val="0"/>
-          <w:sz w:val="25"/>
-        </w:rPr>
-        <w:t>丑小鸭害羞地把头弯进水里，心里甜滋滋的。</w:t>
-      </w:r>
-    </w:p>
-    <w:p>
-      <w:pPr>
-        <w:pageBreakBefore w:val="0"/>
-        <w:spacing w:line="312" w:lineRule="auto" w:before="0" w:after="0"/>
-        <w:ind w:firstLine="500"/>
-      </w:pPr>
-      <w:r>
-        <w:rPr>
-          <w:rFonts w:ascii="楷体" w:hAnsi="楷体" w:eastAsia="楷体"/>
-          <w:b w:val="0"/>
-          <w:sz w:val="25"/>
-        </w:rPr>
-        <w:t>那天晚上，月亮升起来了，天鹅们把头埋进翅膀里，浮在平平的湖面上，像一朵朵睡着的白云。丑小鸭——不，美丽的白天鹅，也做了一生中最甜的梦。</w:t>
+        <w:t>出处：中国民间传说 ｜ 适读年龄：3~10 岁 ｜ 朗读时长：约 4 分钟</w:t>
+      </w:r>
+    </w:p>
+    <w:p>
+      <w:pPr>
+        <w:pageBreakBefore w:val="0"/>
+        <w:spacing w:line="312" w:lineRule="auto" w:before="0" w:after="0"/>
+        <w:ind w:firstLine="500"/>
+      </w:pPr>
+      <w:r>
+        <w:rPr>
+          <w:rFonts w:ascii="楷体" w:hAnsi="楷体" w:eastAsia="楷体"/>
+          <w:b w:val="0"/>
+          <w:sz w:val="25"/>
+        </w:rPr>
+        <w:t>黄河里有许许多多鲤鱼。它们听说，在黄河上游，有一道高耸入云的龙门，鲤鱼只要跳过龙门，就能化作腾云驾雾的龙。</w:t>
+      </w:r>
+    </w:p>
+    <w:p>
+      <w:pPr>
+        <w:pageBreakBefore w:val="0"/>
+        <w:spacing w:line="312" w:lineRule="auto" w:before="0" w:after="0"/>
+        <w:ind w:firstLine="500"/>
+      </w:pPr>
+      <w:r>
+        <w:rPr>
+          <w:rFonts w:ascii="楷体" w:hAnsi="楷体" w:eastAsia="楷体"/>
+          <w:b w:val="0"/>
+          <w:sz w:val="25"/>
+        </w:rPr>
+        <w:t>"跳过龙门就能变成龙？我去试试！"一条小红鲤鱼第一个报了名。伙伴们你看看我、我看看你，也呼啦啦组成了队伍，浩浩荡荡逆流而上。</w:t>
+      </w:r>
+    </w:p>
+    <w:p>
+      <w:pPr>
+        <w:pageBreakBefore w:val="0"/>
+        <w:spacing w:line="312" w:lineRule="auto" w:before="0" w:after="0"/>
+        <w:ind w:firstLine="500"/>
+      </w:pPr>
+      <w:r>
+        <w:rPr>
+          <w:rFonts w:ascii="楷体" w:hAnsi="楷体" w:eastAsia="楷体"/>
+          <w:b w:val="0"/>
+          <w:sz w:val="25"/>
+        </w:rPr>
+        <w:t>游着游着，有的鱼嫌水急："太累了，回吧。"有的鱼怕浪高："掉头掉头，这可不是闹着玩的。"队伍越来越短，最后，只剩小红鲤鱼和几条倔强的伙伴，还在往上游。</w:t>
+      </w:r>
+    </w:p>
+    <w:p>
+      <w:pPr>
+        <w:pageBreakBefore w:val="0"/>
+        <w:spacing w:line="312" w:lineRule="auto" w:before="0" w:after="0"/>
+        <w:ind w:firstLine="500"/>
+      </w:pPr>
+      <w:r>
+        <w:rPr>
+          <w:rFonts w:ascii="楷体" w:hAnsi="楷体" w:eastAsia="楷体"/>
+          <w:b w:val="0"/>
+          <w:sz w:val="25"/>
+        </w:rPr>
+        <w:t>到了龙门脚下，大家全都倒吸一口凉气：龙门高耸入云，两座山夹着一线天，瀑布从天上倒挂下来，水雾弥漫，轰隆隆像打雷。</w:t>
+      </w:r>
+    </w:p>
+    <w:p>
+      <w:pPr>
+        <w:pageBreakBefore w:val="0"/>
+        <w:spacing w:line="312" w:lineRule="auto" w:before="0" w:after="0"/>
+        <w:ind w:firstLine="500"/>
+      </w:pPr>
+      <w:r>
+        <w:rPr>
+          <w:rFonts w:ascii="楷体" w:hAnsi="楷体" w:eastAsia="楷体"/>
+          <w:b w:val="0"/>
+          <w:sz w:val="25"/>
+        </w:rPr>
+        <w:t>"这也太高了吧……"伙伴们你看看我，我看看你，谁也不敢先跳。</w:t>
+      </w:r>
+    </w:p>
+    <w:p>
+      <w:pPr>
+        <w:pageBreakBefore w:val="0"/>
+        <w:spacing w:line="312" w:lineRule="auto" w:before="0" w:after="0"/>
+        <w:ind w:firstLine="500"/>
+      </w:pPr>
+      <w:r>
+        <w:rPr>
+          <w:rFonts w:ascii="楷体" w:hAnsi="楷体" w:eastAsia="楷体"/>
+          <w:b w:val="0"/>
+          <w:sz w:val="25"/>
+        </w:rPr>
+        <w:t>小红鲤鱼鼓足了勇气："我先来！"</w:t>
+      </w:r>
+    </w:p>
+    <w:p>
+      <w:pPr>
+        <w:pageBreakBefore w:val="0"/>
+        <w:spacing w:line="312" w:lineRule="auto" w:before="0" w:after="0"/>
+        <w:ind w:firstLine="500"/>
+      </w:pPr>
+      <w:r>
+        <w:rPr>
+          <w:rFonts w:ascii="楷体" w:hAnsi="楷体" w:eastAsia="楷体"/>
+          <w:b w:val="0"/>
+          <w:sz w:val="25"/>
+        </w:rPr>
+        <w:t>它退到很远很远的地方，摆正身子，蓄足了劲儿，朝着龙门猛冲、猛跃——"啪叽！"撞在水面上，摔了下来，疼得眼冒金星。</w:t>
+      </w:r>
+    </w:p>
+    <w:p>
+      <w:pPr>
+        <w:pageBreakBefore w:val="0"/>
+        <w:spacing w:line="312" w:lineRule="auto" w:before="0" w:after="0"/>
+        <w:ind w:firstLine="500"/>
+      </w:pPr>
+      <w:r>
+        <w:rPr>
+          <w:rFonts w:ascii="楷体" w:hAnsi="楷体" w:eastAsia="楷体"/>
+          <w:b w:val="0"/>
+          <w:sz w:val="25"/>
+        </w:rPr>
+        <w:t>伙伴们赶紧扶起它："别跳了别跳了，咱们回去当鲤鱼吧，当鲤鱼也挺好呀。"</w:t>
+      </w:r>
+    </w:p>
+    <w:p>
+      <w:pPr>
+        <w:pageBreakBefore w:val="0"/>
+        <w:spacing w:line="312" w:lineRule="auto" w:before="0" w:after="0"/>
+        <w:ind w:firstLine="500"/>
+      </w:pPr>
+      <w:r>
+        <w:rPr>
+          <w:rFonts w:ascii="楷体" w:hAnsi="楷体" w:eastAsia="楷体"/>
+          <w:b w:val="0"/>
+          <w:sz w:val="25"/>
+        </w:rPr>
+        <w:t>小红鲤摇摇头，揉揉脑袋："疼是疼，可我看见了！有个大浪头，正好打在石壁上，借着它，能跳得高得多！"</w:t>
+      </w:r>
+    </w:p>
+    <w:p>
+      <w:pPr>
+        <w:pageBreakBefore w:val="0"/>
+        <w:spacing w:line="312" w:lineRule="auto" w:before="0" w:after="0"/>
+        <w:ind w:firstLine="500"/>
+      </w:pPr>
+      <w:r>
+        <w:rPr>
+          <w:rFonts w:ascii="楷体" w:hAnsi="楷体" w:eastAsia="楷体"/>
+          <w:b w:val="0"/>
+          <w:sz w:val="25"/>
+        </w:rPr>
+        <w:t>它又开始一遍一遍地试：冲上去，摔下来；再冲，再摔。摔进水里，它不哭也不恼，只顾着琢磨：这次起跳早了，下次要再等等浪头；这次偏了半尺，下次要对准一线天……</w:t>
+      </w:r>
+    </w:p>
+    <w:p>
+      <w:pPr>
+        <w:pageBreakBefore w:val="0"/>
+        <w:spacing w:line="312" w:lineRule="auto" w:before="0" w:after="0"/>
+        <w:ind w:firstLine="500"/>
+      </w:pPr>
+      <w:r>
+        <w:rPr>
+          <w:rFonts w:ascii="楷体" w:hAnsi="楷体" w:eastAsia="楷体"/>
+          <w:b w:val="0"/>
+          <w:sz w:val="25"/>
+        </w:rPr>
+        <w:t>终于，一个大浪头轰隆隆打来！小红鲤看准时机，尾巴一甩，整个身子"嗖"地射出去，借着浪头，擦着瀑布，穿过了那道一线天——</w:t>
+      </w:r>
+    </w:p>
+    <w:p>
+      <w:pPr>
+        <w:pageBreakBefore w:val="0"/>
+        <w:spacing w:line="312" w:lineRule="auto" w:before="0" w:after="0"/>
+        <w:ind w:firstLine="500"/>
+      </w:pPr>
+      <w:r>
+        <w:rPr>
+          <w:rFonts w:ascii="楷体" w:hAnsi="楷体" w:eastAsia="楷体"/>
+          <w:b w:val="0"/>
+          <w:sz w:val="25"/>
+        </w:rPr>
+        <w:t>它跳过龙门啦！</w:t>
+      </w:r>
+    </w:p>
+    <w:p>
+      <w:pPr>
+        <w:pageBreakBefore w:val="0"/>
+        <w:spacing w:line="312" w:lineRule="auto" w:before="0" w:after="0"/>
+        <w:ind w:firstLine="500"/>
+      </w:pPr>
+      <w:r>
+        <w:rPr>
+          <w:rFonts w:ascii="楷体" w:hAnsi="楷体" w:eastAsia="楷体"/>
+          <w:b w:val="0"/>
+          <w:sz w:val="25"/>
+        </w:rPr>
+        <w:t>金光一闪，小红鲤的身体腾空而起，变成了一条金鳞金甲的龙！它在云彩里翻了个身，回头朝水里的伙伴们大喊：</w:t>
+      </w:r>
+    </w:p>
+    <w:p>
+      <w:pPr>
+        <w:pageBreakBefore w:val="0"/>
+        <w:spacing w:line="312" w:lineRule="auto" w:before="0" w:after="0"/>
+        <w:ind w:firstLine="500"/>
+      </w:pPr>
+      <w:r>
+        <w:rPr>
+          <w:rFonts w:ascii="楷体" w:hAnsi="楷体" w:eastAsia="楷体"/>
+          <w:b w:val="0"/>
+          <w:sz w:val="25"/>
+        </w:rPr>
+        <w:t>"别灰心！水会帮不肯放弃的鱼——等你们练好了，我也来帮你们兴风作浪！"</w:t>
+      </w:r>
+    </w:p>
+    <w:p>
+      <w:pPr>
+        <w:pageBreakBefore w:val="0"/>
+        <w:spacing w:line="312" w:lineRule="auto" w:before="0" w:after="0"/>
+        <w:ind w:firstLine="500"/>
+      </w:pPr>
+      <w:r>
+        <w:rPr>
+          <w:rFonts w:ascii="楷体" w:hAnsi="楷体" w:eastAsia="楷体"/>
+          <w:b w:val="0"/>
+          <w:sz w:val="25"/>
+        </w:rPr>
+        <w:t>据说，后来跳过龙门的鲤鱼越来越多。而跳上去之前摔下来、磕了头的鲤鱼，额头上会落下一枚黑疤——老人们说，那不是丢人的印记，那是勇气的纪念章：攒够了力气，明年再跳！</w:t>
       </w:r>
     </w:p>
     <w:p>
@@ -6269,7 +6271,7 @@
           <w:color w:val="595959"/>
           <w:sz w:val="23"/>
         </w:rPr>
-        <w:t>宝贝，每个人长大的速度都不一样，现在不会的事情不要紧，就像丑小鸭一样，慢慢地、好好地长大，总有一天你会发现自己的漂亮之处。晚安，做个天鹅一样优雅的梦。</w:t>
+        <w:t>宝贝，小红鲤摔了那么多次，它记住的不是疼，是"那个浪头什么时候来"。认准的事就这样：一次不行试两次，借着自己攒的劲，再借着风和浪，总能跳过去。晚安，愿你梦里也有一条一跃成龙的小红鲤。</w:t>
       </w:r>
     </w:p>
     <w:p>
@@ -6283,7 +6285,7 @@
           <w:b/>
           <w:sz w:val="32"/>
         </w:rPr>
-        <w:t>25　豌豆公主</w:t>
+        <w:t>25　十二生肖的故事</w:t>
       </w:r>
     </w:p>
     <w:p>
@@ -6298,187 +6300,157 @@
           <w:color w:val="595959"/>
           <w:sz w:val="20"/>
         </w:rPr>
-        <w:t>出处：安徒生童话 ｜ 适读年龄：3~6 岁 ｜ 朗读时长：约 3 分钟</w:t>
-      </w:r>
-    </w:p>
-    <w:p>
-      <w:pPr>
-        <w:pageBreakBefore w:val="0"/>
-        <w:spacing w:line="312" w:lineRule="auto" w:before="0" w:after="0"/>
-        <w:ind w:firstLine="500"/>
-      </w:pPr>
-      <w:r>
-        <w:rPr>
-          <w:rFonts w:ascii="楷体" w:hAnsi="楷体" w:eastAsia="楷体"/>
-          <w:b w:val="0"/>
-          <w:sz w:val="25"/>
-        </w:rPr>
-        <w:t>从前，有一位王子，想娶一位真正的公主。他走遍了世界各地，见了许许多多自称公主的姑娘，可总觉得哪里不对劲，只好回家了。</w:t>
-      </w:r>
-    </w:p>
-    <w:p>
-      <w:pPr>
-        <w:pageBreakBefore w:val="0"/>
-        <w:spacing w:line="312" w:lineRule="auto" w:before="0" w:after="0"/>
-        <w:ind w:firstLine="500"/>
-      </w:pPr>
-      <w:r>
-        <w:rPr>
-          <w:rFonts w:ascii="楷体" w:hAnsi="楷体" w:eastAsia="楷体"/>
-          <w:b w:val="0"/>
-          <w:sz w:val="25"/>
-        </w:rPr>
-        <w:t>一个风雨交加的夜晚，"咚咚咚"，城堡的大门被敲响了。</w:t>
-      </w:r>
-    </w:p>
-    <w:p>
-      <w:pPr>
-        <w:pageBreakBefore w:val="0"/>
-        <w:spacing w:line="312" w:lineRule="auto" w:before="0" w:after="0"/>
-        <w:ind w:firstLine="500"/>
-      </w:pPr>
-      <w:r>
-        <w:rPr>
-          <w:rFonts w:ascii="楷体" w:hAnsi="楷体" w:eastAsia="楷体"/>
-          <w:b w:val="0"/>
-          <w:sz w:val="25"/>
-        </w:rPr>
-        <w:t>老国王开门一看，门口站着一个淋得湿漉漉的姑娘。雨水顺着她的头发往下滴，她冻得直发抖，可她站得端端正正，轻轻地说："我是一位真正的公主，能借宿一晚吗？"</w:t>
-      </w:r>
-    </w:p>
-    <w:p>
-      <w:pPr>
-        <w:pageBreakBefore w:val="0"/>
-        <w:spacing w:line="312" w:lineRule="auto" w:before="0" w:after="0"/>
-        <w:ind w:firstLine="500"/>
-      </w:pPr>
-      <w:r>
-        <w:rPr>
-          <w:rFonts w:ascii="楷体" w:hAnsi="楷体" w:eastAsia="楷体"/>
-          <w:b w:val="0"/>
-          <w:sz w:val="25"/>
-        </w:rPr>
-        <w:t>"真正的公主？"老王后心里嘀咕，"这我可要试一试。"</w:t>
-      </w:r>
-    </w:p>
-    <w:p>
-      <w:pPr>
-        <w:pageBreakBefore w:val="0"/>
-        <w:spacing w:line="312" w:lineRule="auto" w:before="0" w:after="0"/>
-        <w:ind w:firstLine="500"/>
-      </w:pPr>
-      <w:r>
-        <w:rPr>
-          <w:rFonts w:ascii="楷体" w:hAnsi="楷体" w:eastAsia="楷体"/>
-          <w:b w:val="0"/>
-          <w:sz w:val="25"/>
-        </w:rPr>
-        <w:t>她悄悄走进客房，把床板擦得干干净净，然后在床板上放了一颗小小的豌豆。接着，她在豌豆上铺了二十床垫子，又在垫子上叠了二十床鸭绒被，软得像一座云朵堆成的小山。</w:t>
-      </w:r>
-    </w:p>
-    <w:p>
-      <w:pPr>
-        <w:pageBreakBefore w:val="0"/>
-        <w:spacing w:line="312" w:lineRule="auto" w:before="0" w:after="0"/>
-        <w:ind w:firstLine="500"/>
-      </w:pPr>
-      <w:r>
-        <w:rPr>
-          <w:rFonts w:ascii="楷体" w:hAnsi="楷体" w:eastAsia="楷体"/>
-          <w:b w:val="0"/>
-          <w:sz w:val="25"/>
-        </w:rPr>
-        <w:t>"请睡吧。"王后微笑着说。</w:t>
-      </w:r>
-    </w:p>
-    <w:p>
-      <w:pPr>
-        <w:pageBreakBefore w:val="0"/>
-        <w:spacing w:line="312" w:lineRule="auto" w:before="0" w:after="0"/>
-        <w:ind w:firstLine="500"/>
-      </w:pPr>
-      <w:r>
-        <w:rPr>
-          <w:rFonts w:ascii="楷体" w:hAnsi="楷体" w:eastAsia="楷体"/>
-          <w:b w:val="0"/>
-          <w:sz w:val="25"/>
-        </w:rPr>
-        <w:t>第二天早上，大家问她："睡得好吗？"</w:t>
-      </w:r>
-    </w:p>
-    <w:p>
-      <w:pPr>
-        <w:pageBreakBefore w:val="0"/>
-        <w:spacing w:line="312" w:lineRule="auto" w:before="0" w:after="0"/>
-        <w:ind w:firstLine="500"/>
-      </w:pPr>
-      <w:r>
-        <w:rPr>
-          <w:rFonts w:ascii="楷体" w:hAnsi="楷体" w:eastAsia="楷体"/>
-          <w:b w:val="0"/>
-          <w:sz w:val="25"/>
-        </w:rPr>
-        <w:t>姑娘揉揉腰，有点不好意思地说："说实话，不知道为什么，床上好像有个硬硬的小东西，硌得我一夜都没睡踏实，身上现在还青了一小块呢。"</w:t>
-      </w:r>
-    </w:p>
-    <w:p>
-      <w:pPr>
-        <w:pageBreakBefore w:val="0"/>
-        <w:spacing w:line="312" w:lineRule="auto" w:before="0" w:after="0"/>
-        <w:ind w:firstLine="500"/>
-      </w:pPr>
-      <w:r>
-        <w:rPr>
-          <w:rFonts w:ascii="楷体" w:hAnsi="楷体" w:eastAsia="楷体"/>
-          <w:b w:val="0"/>
-          <w:sz w:val="25"/>
-        </w:rPr>
-        <w:t>大家都惊讶极了——隔着二十床垫子和二十床鸭绒被，还能感觉到一颗小小的豌豆！只有皮肤真正娇嫩、心思真正细腻的公主，才会这样呀。</w:t>
-      </w:r>
-    </w:p>
-    <w:p>
-      <w:pPr>
-        <w:pageBreakBefore w:val="0"/>
-        <w:spacing w:line="312" w:lineRule="auto" w:before="0" w:after="0"/>
-        <w:ind w:firstLine="500"/>
-      </w:pPr>
-      <w:r>
-        <w:rPr>
-          <w:rFonts w:ascii="楷体" w:hAnsi="楷体" w:eastAsia="楷体"/>
-          <w:b w:val="0"/>
-          <w:sz w:val="25"/>
-        </w:rPr>
-        <w:t>王子高兴地笑了："她就是我要找的、真正的公主！"</w:t>
-      </w:r>
-    </w:p>
-    <w:p>
-      <w:pPr>
-        <w:pageBreakBefore w:val="0"/>
-        <w:spacing w:line="312" w:lineRule="auto" w:before="0" w:after="0"/>
-        <w:ind w:firstLine="500"/>
-      </w:pPr>
-      <w:r>
-        <w:rPr>
-          <w:rFonts w:ascii="楷体" w:hAnsi="楷体" w:eastAsia="楷体"/>
-          <w:b w:val="0"/>
-          <w:sz w:val="25"/>
-        </w:rPr>
-        <w:t>那颗小豌豆呢？被送进了博物馆，据说现在还在那儿展览着呢。</w:t>
-      </w:r>
-    </w:p>
-    <w:p>
-      <w:pPr>
-        <w:pageBreakBefore w:val="0"/>
-        <w:spacing w:line="312" w:lineRule="auto" w:before="0" w:after="0"/>
-        <w:ind w:firstLine="500"/>
-      </w:pPr>
-      <w:r>
-        <w:rPr>
-          <w:rFonts w:ascii="楷体" w:hAnsi="楷体" w:eastAsia="楷体"/>
-          <w:b w:val="0"/>
-          <w:sz w:val="25"/>
-        </w:rPr>
-        <w:t>而公主和王子从此过着幸福的日子。公主的床，再也没有硬东西啦，铺得又软又暖，她每天晚上都睡得又香又甜。</w:t>
+        <w:t>出处：中国民间传说 ｜ 适读年龄：3~10 岁 ｜ 朗读时长：约 5 分钟</w:t>
+      </w:r>
+    </w:p>
+    <w:p>
+      <w:pPr>
+        <w:pageBreakBefore w:val="0"/>
+        <w:spacing w:line="312" w:lineRule="auto" w:before="0" w:after="0"/>
+        <w:ind w:firstLine="500"/>
+      </w:pPr>
+      <w:r>
+        <w:rPr>
+          <w:rFonts w:ascii="楷体" w:hAnsi="楷体" w:eastAsia="楷体"/>
+          <w:b w:val="0"/>
+          <w:sz w:val="25"/>
+        </w:rPr>
+        <w:t>很久很久以前，人们记不住年份，玉帝想了个办法：选出十二种动物，一年一种，轮流值年。这样一提"龙年""兔年"，谁都知道是哪一年。</w:t>
+      </w:r>
+    </w:p>
+    <w:p>
+      <w:pPr>
+        <w:pageBreakBefore w:val="0"/>
+        <w:spacing w:line="312" w:lineRule="auto" w:before="0" w:after="0"/>
+        <w:ind w:firstLine="500"/>
+      </w:pPr>
+      <w:r>
+        <w:rPr>
+          <w:rFonts w:ascii="楷体" w:hAnsi="楷体" w:eastAsia="楷体"/>
+          <w:b w:val="0"/>
+          <w:sz w:val="25"/>
+        </w:rPr>
+        <w:t>选谁呢？玉帝定下规矩：所有动物都可以报名，按到达天宫的先后顺序，取前十二名。</w:t>
+      </w:r>
+    </w:p>
+    <w:p>
+      <w:pPr>
+        <w:pageBreakBefore w:val="0"/>
+        <w:spacing w:line="312" w:lineRule="auto" w:before="0" w:after="0"/>
+        <w:ind w:firstLine="500"/>
+      </w:pPr>
+      <w:r>
+        <w:rPr>
+          <w:rFonts w:ascii="楷体" w:hAnsi="楷体" w:eastAsia="楷体"/>
+          <w:b w:val="0"/>
+          <w:sz w:val="25"/>
+        </w:rPr>
+        <w:t>消息传开，动物们兴奋极了。猫和老鼠本来是好朋友，猫发愁地说："老弟，我睡得沉，怕误了大事，明早你叫我一声吧？"老鼠满口答应："放心，包在我身上！"</w:t>
+      </w:r>
+    </w:p>
+    <w:p>
+      <w:pPr>
+        <w:pageBreakBefore w:val="0"/>
+        <w:spacing w:line="312" w:lineRule="auto" w:before="0" w:after="0"/>
+        <w:ind w:firstLine="500"/>
+      </w:pPr>
+      <w:r>
+        <w:rPr>
+          <w:rFonts w:ascii="楷体" w:hAnsi="楷体" w:eastAsia="楷体"/>
+          <w:b w:val="0"/>
+          <w:sz w:val="25"/>
+        </w:rPr>
+        <w:t>可第二天一早，老鼠起了床，心想：猫比我厉害，叫上它，我就少一个名次……它一咬牙，蹑手蹑脚地出门，把猫忘得干干净净。</w:t>
+      </w:r>
+    </w:p>
+    <w:p>
+      <w:pPr>
+        <w:pageBreakBefore w:val="0"/>
+        <w:spacing w:line="312" w:lineRule="auto" w:before="0" w:after="0"/>
+        <w:ind w:firstLine="500"/>
+      </w:pPr>
+      <w:r>
+        <w:rPr>
+          <w:rFonts w:ascii="楷体" w:hAnsi="楷体" w:eastAsia="楷体"/>
+          <w:b w:val="0"/>
+          <w:sz w:val="25"/>
+        </w:rPr>
+        <w:t>老鼠路上遇见了老实的牛。牛走得稳，可是慢；老鼠眼珠一转，跳到牛耳朵里说："牛大哥，我给你唱歌助劲吧！"牛听着"歌"，脚下生风，一路领先，第一个到了天宫门口。</w:t>
+      </w:r>
+    </w:p>
+    <w:p>
+      <w:pPr>
+        <w:pageBreakBefore w:val="0"/>
+        <w:spacing w:line="312" w:lineRule="auto" w:before="0" w:after="0"/>
+        <w:ind w:firstLine="500"/>
+      </w:pPr>
+      <w:r>
+        <w:rPr>
+          <w:rFonts w:ascii="楷体" w:hAnsi="楷体" w:eastAsia="楷体"/>
+          <w:b w:val="0"/>
+          <w:sz w:val="25"/>
+        </w:rPr>
+        <w:t>眼看就要拿第一，老鼠从牛耳朵里"哧溜"一钻，抢先蹦到了玉帝面前——就这样，小小的老鼠排了第一，忠厚的牛排了第二。</w:t>
+      </w:r>
+    </w:p>
+    <w:p>
+      <w:pPr>
+        <w:pageBreakBefore w:val="0"/>
+        <w:spacing w:line="312" w:lineRule="auto" w:before="0" w:after="0"/>
+        <w:ind w:firstLine="500"/>
+      </w:pPr>
+      <w:r>
+        <w:rPr>
+          <w:rFonts w:ascii="楷体" w:hAnsi="楷体" w:eastAsia="楷体"/>
+          <w:b w:val="0"/>
+          <w:sz w:val="25"/>
+        </w:rPr>
+        <w:t>后面陆陆续续：老虎威风凛凛赶到第三；兔子蹦蹦跳跳拿了第四（它本可以更早，路上贪看风景，还睡了个回笼觉）；龙是腾云驾雾来的，可它半路去帮人间行雨救火，耽搁了，只排第五；蛇藏在龙的脚边混过了检录，第六；马儿撒欢跑来第七，羊、猴、鸡紧随其后；狗因为在水里扑腾着玩了半天，排了第十一；猪呢？它走到半路又饿又困，吃饱睡足才慢悠悠赶到，垫了个第十二名。</w:t>
+      </w:r>
+    </w:p>
+    <w:p>
+      <w:pPr>
+        <w:pageBreakBefore w:val="0"/>
+        <w:spacing w:line="312" w:lineRule="auto" w:before="0" w:after="0"/>
+        <w:ind w:firstLine="500"/>
+      </w:pPr>
+      <w:r>
+        <w:rPr>
+          <w:rFonts w:ascii="楷体" w:hAnsi="楷体" w:eastAsia="楷体"/>
+          <w:b w:val="0"/>
+          <w:sz w:val="25"/>
+        </w:rPr>
+        <w:t>大家正在排座次，忽然听见外面"喵呜——"一声怒吼。猫终于睡醒赶到，却连报名的门都关上了！它一打听，全"拜"老鼠所赐——从此，猫见了老鼠就追，老鼠只好练就了一身钻洞的本事，白天轻易不敢出门。</w:t>
+      </w:r>
+    </w:p>
+    <w:p>
+      <w:pPr>
+        <w:pageBreakBefore w:val="0"/>
+        <w:spacing w:line="312" w:lineRule="auto" w:before="0" w:after="0"/>
+        <w:ind w:firstLine="500"/>
+      </w:pPr>
+      <w:r>
+        <w:rPr>
+          <w:rFonts w:ascii="楷体" w:hAnsi="楷体" w:eastAsia="楷体"/>
+          <w:b w:val="0"/>
+          <w:sz w:val="25"/>
+        </w:rPr>
+        <w:t>这就是十二生肖：鼠、牛、虎、兔、龙、蛇、马、羊、猴、鸡、狗、猪。</w:t>
+      </w:r>
+    </w:p>
+    <w:p>
+      <w:pPr>
+        <w:pageBreakBefore w:val="0"/>
+        <w:spacing w:line="312" w:lineRule="auto" w:before="0" w:after="0"/>
+        <w:ind w:firstLine="500"/>
+      </w:pPr>
+      <w:r>
+        <w:rPr>
+          <w:rFonts w:ascii="楷体" w:hAnsi="楷体" w:eastAsia="楷体"/>
+          <w:b w:val="0"/>
+          <w:sz w:val="25"/>
+        </w:rPr>
+        <w:t>我们每个人都有一个属相，就是出生那一年的动物。老人们说，那是陪你一辈子的动物朋友——它替你记着出生的年份，也替这一年，守着你。</w:t>
       </w:r>
     </w:p>
     <w:p>
@@ -6508,7 +6480,50 @@
           <w:color w:val="595959"/>
           <w:sz w:val="23"/>
         </w:rPr>
-        <w:t>宝贝，来摸摸你的小床——又软又平，什么硬东西都没有。这是世界上最舒服的床啦，快像豌豆公主一样，香香甜甜地睡吧。晚安。</w:t>
+        <w:t>宝贝，你的属相是哪只小动物呀？今晚让它陪着睡吧。对了，故事里的小老鼠虽然机灵，可它不该丢下朋友——答应别人的事一定要记牢，友谊比第一名金贵多啦。晚安。</w:t>
+      </w:r>
+    </w:p>
+    <w:p>
+      <w:pPr>
+        <w:pageBreakBefore/>
+        <w:spacing w:line="312" w:lineRule="auto" w:before="0" w:after="2000"/>
+        <w:ind w:firstLine="480"/>
+      </w:pPr>
+      <w:r>
+        <w:rPr>
+          <w:rFonts w:ascii="宋体" w:hAnsi="宋体" w:eastAsia="宋体"/>
+          <w:b w:val="0"/>
+          <w:sz w:val="24"/>
+        </w:rPr>
+      </w:r>
+    </w:p>
+    <w:p>
+      <w:pPr>
+        <w:pageBreakBefore w:val="0"/>
+        <w:spacing w:line="312" w:lineRule="auto" w:before="0" w:after="0"/>
+        <w:jc w:val="center"/>
+      </w:pPr>
+      <w:r>
+        <w:rPr>
+          <w:rFonts w:ascii="黑体" w:hAnsi="黑体" w:eastAsia="黑体"/>
+          <w:b/>
+          <w:sz w:val="44"/>
+        </w:rPr>
+        <w:t>第三辑 · 童话</w:t>
+      </w:r>
+    </w:p>
+    <w:p>
+      <w:pPr>
+        <w:pageBreakBefore w:val="0"/>
+        <w:spacing w:line="312" w:lineRule="auto" w:before="0" w:after="0"/>
+        <w:ind w:firstLine="480"/>
+      </w:pPr>
+      <w:r>
+        <w:rPr>
+          <w:rFonts w:ascii="宋体" w:hAnsi="宋体" w:eastAsia="宋体"/>
+          <w:b w:val="0"/>
+          <w:sz w:val="24"/>
+        </w:rPr>
       </w:r>
     </w:p>
     <w:p>
@@ -6522,7 +6537,7 @@
           <w:b/>
           <w:sz w:val="32"/>
         </w:rPr>
-        <w:t>26　青蛙王子</w:t>
+        <w:t>26　丑小鸭</w:t>
       </w:r>
     </w:p>
     <w:p>
@@ -6537,217 +6552,187 @@
           <w:color w:val="595959"/>
           <w:sz w:val="20"/>
         </w:rPr>
-        <w:t>出处：格林童话（睡前改编版） ｜ 适读年龄：3~8 岁 ｜ 朗读时长：约 4 分钟</w:t>
-      </w:r>
-    </w:p>
-    <w:p>
-      <w:pPr>
-        <w:pageBreakBefore w:val="0"/>
-        <w:spacing w:line="312" w:lineRule="auto" w:before="0" w:after="0"/>
-        <w:ind w:firstLine="500"/>
-      </w:pPr>
-      <w:r>
-        <w:rPr>
-          <w:rFonts w:ascii="楷体" w:hAnsi="楷体" w:eastAsia="楷体"/>
-          <w:b w:val="0"/>
-          <w:sz w:val="25"/>
-        </w:rPr>
-        <w:t>从前，有一位小公主，她最喜欢玩一颗金球，走到哪儿都带着它。</w:t>
-      </w:r>
-    </w:p>
-    <w:p>
-      <w:pPr>
-        <w:pageBreakBefore w:val="0"/>
-        <w:spacing w:line="312" w:lineRule="auto" w:before="0" w:after="0"/>
-        <w:ind w:firstLine="500"/>
-      </w:pPr>
-      <w:r>
-        <w:rPr>
-          <w:rFonts w:ascii="楷体" w:hAnsi="楷体" w:eastAsia="楷体"/>
-          <w:b w:val="0"/>
-          <w:sz w:val="25"/>
-        </w:rPr>
-        <w:t>有一天，她在井边抛球玩，一不小心，金球"咚"地掉进了井里，眨眼就沉下去不见了。小公主急得哭了起来："我的金球！我再也见不到它了……"</w:t>
-      </w:r>
-    </w:p>
-    <w:p>
-      <w:pPr>
-        <w:pageBreakBefore w:val="0"/>
-        <w:spacing w:line="312" w:lineRule="auto" w:before="0" w:after="0"/>
-        <w:ind w:firstLine="500"/>
-      </w:pPr>
-      <w:r>
-        <w:rPr>
-          <w:rFonts w:ascii="楷体" w:hAnsi="楷体" w:eastAsia="楷体"/>
-          <w:b w:val="0"/>
-          <w:sz w:val="25"/>
-        </w:rPr>
-        <w:t>这时候，井里传来一个声音："别哭别哭，我可以帮你把金球捞上来。"</w:t>
-      </w:r>
-    </w:p>
-    <w:p>
-      <w:pPr>
-        <w:pageBreakBefore w:val="0"/>
-        <w:spacing w:line="312" w:lineRule="auto" w:before="0" w:after="0"/>
-        <w:ind w:firstLine="500"/>
-      </w:pPr>
-      <w:r>
-        <w:rPr>
-          <w:rFonts w:ascii="楷体" w:hAnsi="楷体" w:eastAsia="楷体"/>
-          <w:b w:val="0"/>
-          <w:sz w:val="25"/>
-        </w:rPr>
-        <w:t>小公主低头一看，是一只绿油油的青蛙，鼓着圆圆的眼睛望着她。</w:t>
-      </w:r>
-    </w:p>
-    <w:p>
-      <w:pPr>
-        <w:pageBreakBefore w:val="0"/>
-        <w:spacing w:line="312" w:lineRule="auto" w:before="0" w:after="0"/>
-        <w:ind w:firstLine="500"/>
-      </w:pPr>
-      <w:r>
-        <w:rPr>
-          <w:rFonts w:ascii="楷体" w:hAnsi="楷体" w:eastAsia="楷体"/>
-          <w:b w:val="0"/>
-          <w:sz w:val="25"/>
-        </w:rPr>
-        <w:t>"你真的可以吗？"小公主睁着泪汪汪的眼睛问。</w:t>
-      </w:r>
-    </w:p>
-    <w:p>
-      <w:pPr>
-        <w:pageBreakBefore w:val="0"/>
-        <w:spacing w:line="312" w:lineRule="auto" w:before="0" w:after="0"/>
-        <w:ind w:firstLine="500"/>
-      </w:pPr>
-      <w:r>
-        <w:rPr>
-          <w:rFonts w:ascii="楷体" w:hAnsi="楷体" w:eastAsia="楷体"/>
-          <w:b w:val="0"/>
-          <w:sz w:val="25"/>
-        </w:rPr>
-        <w:t>"当然。"青蛙说，"不过你答应了，要让我做你的朋友：和我一起玩，让我用你的小金盘子吃饭，在你的小床上睡觉。"</w:t>
-      </w:r>
-    </w:p>
-    <w:p>
-      <w:pPr>
-        <w:pageBreakBefore w:val="0"/>
-        <w:spacing w:line="312" w:lineRule="auto" w:before="0" w:after="0"/>
-        <w:ind w:firstLine="500"/>
-      </w:pPr>
-      <w:r>
-        <w:rPr>
-          <w:rFonts w:ascii="楷体" w:hAnsi="楷体" w:eastAsia="楷体"/>
-          <w:b w:val="0"/>
-          <w:sz w:val="25"/>
-        </w:rPr>
-        <w:t>小公主一心只想拿回金球，连连点头："好好好，我答应你！"</w:t>
-      </w:r>
-    </w:p>
-    <w:p>
-      <w:pPr>
-        <w:pageBreakBefore w:val="0"/>
-        <w:spacing w:line="312" w:lineRule="auto" w:before="0" w:after="0"/>
-        <w:ind w:firstLine="500"/>
-      </w:pPr>
-      <w:r>
-        <w:rPr>
-          <w:rFonts w:ascii="楷体" w:hAnsi="楷体" w:eastAsia="楷体"/>
-          <w:b w:val="0"/>
-          <w:sz w:val="25"/>
-        </w:rPr>
-        <w:t>青蛙"扑通"潜进水里，不一会儿，就顶着金球浮了上来。小公主抱起金球，高兴得蹦了起来，撒腿就往宫殿跑，早把答应青蛙的事忘到了九霄云外。</w:t>
-      </w:r>
-    </w:p>
-    <w:p>
-      <w:pPr>
-        <w:pageBreakBefore w:val="0"/>
-        <w:spacing w:line="312" w:lineRule="auto" w:before="0" w:after="0"/>
-        <w:ind w:firstLine="500"/>
-      </w:pPr>
-      <w:r>
-        <w:rPr>
-          <w:rFonts w:ascii="楷体" w:hAnsi="楷体" w:eastAsia="楷体"/>
-          <w:b w:val="0"/>
-          <w:sz w:val="25"/>
-        </w:rPr>
-        <w:t>第二天，小公主正用小金盘子吃饭，忽然听见"呱、呱、呱"——青蛙一蹦一跳地来了："小公主，说话要算数哦。"</w:t>
-      </w:r>
-    </w:p>
-    <w:p>
-      <w:pPr>
-        <w:pageBreakBefore w:val="0"/>
-        <w:spacing w:line="312" w:lineRule="auto" w:before="0" w:after="0"/>
-        <w:ind w:firstLine="500"/>
-      </w:pPr>
-      <w:r>
-        <w:rPr>
-          <w:rFonts w:ascii="楷体" w:hAnsi="楷体" w:eastAsia="楷体"/>
-          <w:b w:val="0"/>
-          <w:sz w:val="25"/>
-        </w:rPr>
-        <w:t>小公主的脸一下子红了。她想起自己真的答应过，就打开了门，让青蛙跳上桌子，用自己的小金盘子吃饭。</w:t>
-      </w:r>
-    </w:p>
-    <w:p>
-      <w:pPr>
-        <w:pageBreakBefore w:val="0"/>
-        <w:spacing w:line="312" w:lineRule="auto" w:before="0" w:after="0"/>
-        <w:ind w:firstLine="500"/>
-      </w:pPr>
-      <w:r>
-        <w:rPr>
-          <w:rFonts w:ascii="楷体" w:hAnsi="楷体" w:eastAsia="楷体"/>
-          <w:b w:val="0"/>
-          <w:sz w:val="25"/>
-        </w:rPr>
-        <w:t>到了晚上，青蛙说："我困了，让我在小床上睡吧。"小公主轻轻把青蛙放在床边的小软垫上。青蛙心满意足地闭上了眼睛。</w:t>
-      </w:r>
-    </w:p>
-    <w:p>
-      <w:pPr>
-        <w:pageBreakBefore w:val="0"/>
-        <w:spacing w:line="312" w:lineRule="auto" w:before="0" w:after="0"/>
-        <w:ind w:firstLine="500"/>
-      </w:pPr>
-      <w:r>
-        <w:rPr>
-          <w:rFonts w:ascii="楷体" w:hAnsi="楷体" w:eastAsia="楷体"/>
-          <w:b w:val="0"/>
-          <w:sz w:val="25"/>
-        </w:rPr>
-        <w:t>第二天清晨，太阳升起来了。小公主揉揉眼睛一看——床边的青蛙不见了，站着一位笑眯眯的王子！</w:t>
-      </w:r>
-    </w:p>
-    <w:p>
-      <w:pPr>
-        <w:pageBreakBefore w:val="0"/>
-        <w:spacing w:line="312" w:lineRule="auto" w:before="0" w:after="0"/>
-        <w:ind w:firstLine="500"/>
-      </w:pPr>
-      <w:r>
-        <w:rPr>
-          <w:rFonts w:ascii="楷体" w:hAnsi="楷体" w:eastAsia="楷体"/>
-          <w:b w:val="0"/>
-          <w:sz w:val="25"/>
-        </w:rPr>
-        <w:t>"谢谢你的善良和守信，"王子说，"很久以前，坏女巫把我变成了青蛙。只有真正守信的好朋友，才能解开这个魔法呀。"</w:t>
-      </w:r>
-    </w:p>
-    <w:p>
-      <w:pPr>
-        <w:pageBreakBefore w:val="0"/>
-        <w:spacing w:line="312" w:lineRule="auto" w:before="0" w:after="0"/>
-        <w:ind w:firstLine="500"/>
-      </w:pPr>
-      <w:r>
-        <w:rPr>
-          <w:rFonts w:ascii="楷体" w:hAnsi="楷体" w:eastAsia="楷体"/>
-          <w:b w:val="0"/>
-          <w:sz w:val="25"/>
-        </w:rPr>
-        <w:t>从此，小公主和王子成了最好的朋友。金球又回到了她手里，而她再玩球的时候，身边总有人陪。</w:t>
+        <w:t>出处：安徒生童话（睡前改编版） ｜ 适读年龄：3~8 岁 ｜ 朗读时长：约 4 分钟</w:t>
+      </w:r>
+    </w:p>
+    <w:p>
+      <w:pPr>
+        <w:pageBreakBefore w:val="0"/>
+        <w:spacing w:line="312" w:lineRule="auto" w:before="0" w:after="0"/>
+        <w:ind w:firstLine="500"/>
+      </w:pPr>
+      <w:r>
+        <w:rPr>
+          <w:rFonts w:ascii="楷体" w:hAnsi="楷体" w:eastAsia="楷体"/>
+          <w:b w:val="0"/>
+          <w:sz w:val="25"/>
+        </w:rPr>
+        <w:t>夏天的鸭妈妈孵出了一窝毛茸茸的小鸭子，一只只黄澄澄的，可爱极了。</w:t>
+      </w:r>
+    </w:p>
+    <w:p>
+      <w:pPr>
+        <w:pageBreakBefore w:val="0"/>
+        <w:spacing w:line="312" w:lineRule="auto" w:before="0" w:after="0"/>
+        <w:ind w:firstLine="500"/>
+      </w:pPr>
+      <w:r>
+        <w:rPr>
+          <w:rFonts w:ascii="楷体" w:hAnsi="楷体" w:eastAsia="楷体"/>
+          <w:b w:val="0"/>
+          <w:sz w:val="25"/>
+        </w:rPr>
+        <w:t>只有最后破壳的那一只，长得灰灰的、大大的，和兄弟姐妹都不一样。</w:t>
+      </w:r>
+    </w:p>
+    <w:p>
+      <w:pPr>
+        <w:pageBreakBefore w:val="0"/>
+        <w:spacing w:line="312" w:lineRule="auto" w:before="0" w:after="0"/>
+        <w:ind w:firstLine="500"/>
+      </w:pPr>
+      <w:r>
+        <w:rPr>
+          <w:rFonts w:ascii="楷体" w:hAnsi="楷体" w:eastAsia="楷体"/>
+          <w:b w:val="0"/>
+          <w:sz w:val="25"/>
+        </w:rPr>
+        <w:t>"这是什么小家伙呀？"别的小动物叽叽喳喳地笑话他，"灰不溜秋的，真丑！"</w:t>
+      </w:r>
+    </w:p>
+    <w:p>
+      <w:pPr>
+        <w:pageBreakBefore w:val="0"/>
+        <w:spacing w:line="312" w:lineRule="auto" w:before="0" w:after="0"/>
+        <w:ind w:firstLine="500"/>
+      </w:pPr>
+      <w:r>
+        <w:rPr>
+          <w:rFonts w:ascii="楷体" w:hAnsi="楷体" w:eastAsia="楷体"/>
+          <w:b w:val="0"/>
+          <w:sz w:val="25"/>
+        </w:rPr>
+        <w:t>大家都叫他丑小鸭。他伤心极了，一个人躲在芦苇丛里。后来，他离开了鸭群，独自流浪：秋天，风凉凉的；冬天，雪白白的。他紧紧缩着身子，心里想着："再忍一忍，冬天总会过去的吧。"</w:t>
+      </w:r>
+    </w:p>
+    <w:p>
+      <w:pPr>
+        <w:pageBreakBefore w:val="0"/>
+        <w:spacing w:line="312" w:lineRule="auto" w:before="0" w:after="0"/>
+        <w:ind w:firstLine="500"/>
+      </w:pPr>
+      <w:r>
+        <w:rPr>
+          <w:rFonts w:ascii="楷体" w:hAnsi="楷体" w:eastAsia="楷体"/>
+          <w:b w:val="0"/>
+          <w:sz w:val="25"/>
+        </w:rPr>
+        <w:t>就这样，他熬过了长长的冬天。</w:t>
+      </w:r>
+    </w:p>
+    <w:p>
+      <w:pPr>
+        <w:pageBreakBefore w:val="0"/>
+        <w:spacing w:line="312" w:lineRule="auto" w:before="0" w:after="0"/>
+        <w:ind w:firstLine="500"/>
+      </w:pPr>
+      <w:r>
+        <w:rPr>
+          <w:rFonts w:ascii="楷体" w:hAnsi="楷体" w:eastAsia="楷体"/>
+          <w:b w:val="0"/>
+          <w:sz w:val="25"/>
+        </w:rPr>
+        <w:t>春天来啦！冰雪化了，花儿开了，燕子飞回来了。丑小鸭拍拍翅膀，咦？翅膀忽然变得那么有力，一下子就把他托上了天空！</w:t>
+      </w:r>
+    </w:p>
+    <w:p>
+      <w:pPr>
+        <w:pageBreakBefore w:val="0"/>
+        <w:spacing w:line="312" w:lineRule="auto" w:before="0" w:after="0"/>
+        <w:ind w:firstLine="500"/>
+      </w:pPr>
+      <w:r>
+        <w:rPr>
+          <w:rFonts w:ascii="楷体" w:hAnsi="楷体" w:eastAsia="楷体"/>
+          <w:b w:val="0"/>
+          <w:sz w:val="25"/>
+        </w:rPr>
+        <w:t>他飞到一个开满鲜花的园子里，落在清清的湖面上。湖里游着几只洁白美丽的天鹅，他鼓起勇气，低下头，想看看水里的自己——</w:t>
+      </w:r>
+    </w:p>
+    <w:p>
+      <w:pPr>
+        <w:pageBreakBefore w:val="0"/>
+        <w:spacing w:line="312" w:lineRule="auto" w:before="0" w:after="0"/>
+        <w:ind w:firstLine="500"/>
+      </w:pPr>
+      <w:r>
+        <w:rPr>
+          <w:rFonts w:ascii="楷体" w:hAnsi="楷体" w:eastAsia="楷体"/>
+          <w:b w:val="0"/>
+          <w:sz w:val="25"/>
+        </w:rPr>
+        <w:t>天哪！水里那只倒影，也是一只雪白的天鹅，脖颈弯弯的，羽毛亮闪闪的，漂亮极了！</w:t>
+      </w:r>
+    </w:p>
+    <w:p>
+      <w:pPr>
+        <w:pageBreakBefore w:val="0"/>
+        <w:spacing w:line="312" w:lineRule="auto" w:before="0" w:after="0"/>
+        <w:ind w:firstLine="500"/>
+      </w:pPr>
+      <w:r>
+        <w:rPr>
+          <w:rFonts w:ascii="楷体" w:hAnsi="楷体" w:eastAsia="楷体"/>
+          <w:b w:val="0"/>
+          <w:sz w:val="25"/>
+        </w:rPr>
+        <w:t>原来，他从来就不是一只丑小鸭，而是一只天鹅呀。他只是需要时间，慢慢长大。</w:t>
+      </w:r>
+    </w:p>
+    <w:p>
+      <w:pPr>
+        <w:pageBreakBefore w:val="0"/>
+        <w:spacing w:line="312" w:lineRule="auto" w:before="0" w:after="0"/>
+        <w:ind w:firstLine="500"/>
+      </w:pPr>
+      <w:r>
+        <w:rPr>
+          <w:rFonts w:ascii="楷体" w:hAnsi="楷体" w:eastAsia="楷体"/>
+          <w:b w:val="0"/>
+          <w:sz w:val="25"/>
+        </w:rPr>
+        <w:t>天鹅们游过来，亲热地围住他，欢迎新朋友。孩子们在岸边拍着手说："看，新来的那只天鹅最漂亮！"</w:t>
+      </w:r>
+    </w:p>
+    <w:p>
+      <w:pPr>
+        <w:pageBreakBefore w:val="0"/>
+        <w:spacing w:line="312" w:lineRule="auto" w:before="0" w:after="0"/>
+        <w:ind w:firstLine="500"/>
+      </w:pPr>
+      <w:r>
+        <w:rPr>
+          <w:rFonts w:ascii="楷体" w:hAnsi="楷体" w:eastAsia="楷体"/>
+          <w:b w:val="0"/>
+          <w:sz w:val="25"/>
+        </w:rPr>
+        <w:t>丑小鸭害羞地把头弯进水里，心里甜滋滋的。</w:t>
+      </w:r>
+    </w:p>
+    <w:p>
+      <w:pPr>
+        <w:pageBreakBefore w:val="0"/>
+        <w:spacing w:line="312" w:lineRule="auto" w:before="0" w:after="0"/>
+        <w:ind w:firstLine="500"/>
+      </w:pPr>
+      <w:r>
+        <w:rPr>
+          <w:rFonts w:ascii="楷体" w:hAnsi="楷体" w:eastAsia="楷体"/>
+          <w:b w:val="0"/>
+          <w:sz w:val="25"/>
+        </w:rPr>
+        <w:t>那天晚上，月亮升起来了，天鹅们把头埋进翅膀里，浮在平平的湖面上，像一朵朵睡着的白云。丑小鸭——不，美丽的白天鹅，也做了一生中最甜的梦。</w:t>
       </w:r>
     </w:p>
     <w:p>
@@ -6777,7 +6762,7 @@
           <w:color w:val="595959"/>
           <w:sz w:val="23"/>
         </w:rPr>
-        <w:t>宝贝，答应别人的事情要做到，说话算数的孩子，就像故事里的小公主，总会有最好的回报。晚安，愿你梦里有金色的球和绿色的朋友。</w:t>
+        <w:t>宝贝，每个人长大的速度都不一样，现在不会的事情不要紧，就像丑小鸭一样，慢慢地、好好地长大，总有一天你会发现自己的漂亮之处。晚安，做个天鹅一样优雅的梦。</w:t>
       </w:r>
     </w:p>
     <w:p>
@@ -6791,7 +6776,7 @@
           <w:b/>
           <w:sz w:val="32"/>
         </w:rPr>
-        <w:t>27　甜粥</w:t>
+        <w:t>27　豌豆公主</w:t>
       </w:r>
     </w:p>
     <w:p>
@@ -6806,157 +6791,187 @@
           <w:color w:val="595959"/>
           <w:sz w:val="20"/>
         </w:rPr>
-        <w:t>出处：格林童话 ｜ 适读年龄：3~6 岁 ｜ 朗读时长：约 3 分钟</w:t>
-      </w:r>
-    </w:p>
-    <w:p>
-      <w:pPr>
-        <w:pageBreakBefore w:val="0"/>
-        <w:spacing w:line="312" w:lineRule="auto" w:before="0" w:after="0"/>
-        <w:ind w:firstLine="500"/>
-      </w:pPr>
-      <w:r>
-        <w:rPr>
-          <w:rFonts w:ascii="楷体" w:hAnsi="楷体" w:eastAsia="楷体"/>
-          <w:b w:val="0"/>
-          <w:sz w:val="25"/>
-        </w:rPr>
-        <w:t>很久以前，有个小姑娘和妈妈住在一起，家里穷得常常吃不饱饭。</w:t>
-      </w:r>
-    </w:p>
-    <w:p>
-      <w:pPr>
-        <w:pageBreakBefore w:val="0"/>
-        <w:spacing w:line="312" w:lineRule="auto" w:before="0" w:after="0"/>
-        <w:ind w:firstLine="500"/>
-      </w:pPr>
-      <w:r>
-        <w:rPr>
-          <w:rFonts w:ascii="楷体" w:hAnsi="楷体" w:eastAsia="楷体"/>
-          <w:b w:val="0"/>
-          <w:sz w:val="25"/>
-        </w:rPr>
-        <w:t>有一天，小姑娘在森林里遇到一位白胡子老奶奶。老奶奶看她乖巧又懂礼貌，送给她一口神奇的小锅："回家吧。你对它说'小锅，煮吧'，它就会煮出香甜的甜粥；说'小锅，停下'，它就会停下来。"</w:t>
-      </w:r>
-    </w:p>
-    <w:p>
-      <w:pPr>
-        <w:pageBreakBefore w:val="0"/>
-        <w:spacing w:line="312" w:lineRule="auto" w:before="0" w:after="0"/>
-        <w:ind w:firstLine="500"/>
-      </w:pPr>
-      <w:r>
-        <w:rPr>
-          <w:rFonts w:ascii="楷体" w:hAnsi="楷体" w:eastAsia="楷体"/>
-          <w:b w:val="0"/>
-          <w:sz w:val="25"/>
-        </w:rPr>
-        <w:t>小姑娘抱着小锅回到家，和妈妈试了试——真的！热腾腾、甜丝丝的粥咕嘟咕嘟地煮了出来，母女俩吃得饱饱的，再也不挨饿了。</w:t>
-      </w:r>
-    </w:p>
-    <w:p>
-      <w:pPr>
-        <w:pageBreakBefore w:val="0"/>
-        <w:spacing w:line="312" w:lineRule="auto" w:before="0" w:after="0"/>
-        <w:ind w:firstLine="500"/>
-      </w:pPr>
-      <w:r>
-        <w:rPr>
-          <w:rFonts w:ascii="楷体" w:hAnsi="楷体" w:eastAsia="楷体"/>
-          <w:b w:val="0"/>
-          <w:sz w:val="25"/>
-        </w:rPr>
-        <w:t>有一天，小姑娘出门去玩，妈妈想喝粥了，就对小锅说："小锅，煮吧。"</w:t>
-      </w:r>
-    </w:p>
-    <w:p>
-      <w:pPr>
-        <w:pageBreakBefore w:val="0"/>
-        <w:spacing w:line="312" w:lineRule="auto" w:before="0" w:after="0"/>
-        <w:ind w:firstLine="500"/>
-      </w:pPr>
-      <w:r>
-        <w:rPr>
-          <w:rFonts w:ascii="楷体" w:hAnsi="楷体" w:eastAsia="楷体"/>
-          <w:b w:val="0"/>
-          <w:sz w:val="25"/>
-        </w:rPr>
-        <w:t>甜粥咕嘟咕嘟地煮了出来，妈妈吃了一碗，真香呀。可是吃饱以后，她忽然发现——糟糕，"停下"的咒语是什么来着？她怎么也想不起来了！</w:t>
-      </w:r>
-    </w:p>
-    <w:p>
-      <w:pPr>
-        <w:pageBreakBefore w:val="0"/>
-        <w:spacing w:line="312" w:lineRule="auto" w:before="0" w:after="0"/>
-        <w:ind w:firstLine="500"/>
-      </w:pPr>
-      <w:r>
-        <w:rPr>
-          <w:rFonts w:ascii="楷体" w:hAnsi="楷体" w:eastAsia="楷体"/>
-          <w:b w:val="0"/>
-          <w:sz w:val="25"/>
-        </w:rPr>
-        <w:t>小锅还在煮呀煮，粥越涌越多，漫出锅沿，流过厨房，淌出家门，涌到了街上，把一户又一户人家的门都堵住了。全村的人拿着大勺大碗，边吃边喊："够啦！够啦！不用再煮啦！"可小锅听不见，还是一个劲儿地煮。</w:t>
-      </w:r>
-    </w:p>
-    <w:p>
-      <w:pPr>
-        <w:pageBreakBefore w:val="0"/>
-        <w:spacing w:line="312" w:lineRule="auto" w:before="0" w:after="0"/>
-        <w:ind w:firstLine="500"/>
-      </w:pPr>
-      <w:r>
-        <w:rPr>
-          <w:rFonts w:ascii="楷体" w:hAnsi="楷体" w:eastAsia="楷体"/>
-          <w:b w:val="0"/>
-          <w:sz w:val="25"/>
-        </w:rPr>
-        <w:t>眼看甜粥就要淹到教堂台阶了，小姑娘终于跑了回来，大喊一声："小锅，停下！"</w:t>
-      </w:r>
-    </w:p>
-    <w:p>
-      <w:pPr>
-        <w:pageBreakBefore w:val="0"/>
-        <w:spacing w:line="312" w:lineRule="auto" w:before="0" w:after="0"/>
-        <w:ind w:firstLine="500"/>
-      </w:pPr>
-      <w:r>
-        <w:rPr>
-          <w:rFonts w:ascii="楷体" w:hAnsi="楷体" w:eastAsia="楷体"/>
-          <w:b w:val="0"/>
-          <w:sz w:val="25"/>
-        </w:rPr>
-        <w:t>小锅立刻安安静静，一滴粥也不煮了。</w:t>
-      </w:r>
-    </w:p>
-    <w:p>
-      <w:pPr>
-        <w:pageBreakBefore w:val="0"/>
-        <w:spacing w:line="312" w:lineRule="auto" w:before="0" w:after="0"/>
-        <w:ind w:firstLine="500"/>
-      </w:pPr>
-      <w:r>
-        <w:rPr>
-          <w:rFonts w:ascii="楷体" w:hAnsi="楷体" w:eastAsia="楷体"/>
-          <w:b w:val="0"/>
-          <w:sz w:val="25"/>
-        </w:rPr>
-        <w:t>可是，从村子这头到那头，都是甜甜的粥。想回村子，就得吃出一条路来。于是，大家你一碗我一碗，一路吃回了家——谁也没有再挨饿，这倒也算是个甜滋滋的意外呢。</w:t>
-      </w:r>
-    </w:p>
-    <w:p>
-      <w:pPr>
-        <w:pageBreakBefore w:val="0"/>
-        <w:spacing w:line="312" w:lineRule="auto" w:before="0" w:after="0"/>
-        <w:ind w:firstLine="500"/>
-      </w:pPr>
-      <w:r>
-        <w:rPr>
-          <w:rFonts w:ascii="楷体" w:hAnsi="楷体" w:eastAsia="楷体"/>
-          <w:b w:val="0"/>
-          <w:sz w:val="25"/>
-        </w:rPr>
-        <w:t>那天晚上，小姑娘把小锅收得好好的，咒语牢牢记在心里。以后呀，小锅只煮刚刚好的量，母女俩每晚喝一碗热甜粥，肚子里暖暖的，睡得可香了。</w:t>
+        <w:t>出处：安徒生童话 ｜ 适读年龄：3~6 岁 ｜ 朗读时长：约 3 分钟</w:t>
+      </w:r>
+    </w:p>
+    <w:p>
+      <w:pPr>
+        <w:pageBreakBefore w:val="0"/>
+        <w:spacing w:line="312" w:lineRule="auto" w:before="0" w:after="0"/>
+        <w:ind w:firstLine="500"/>
+      </w:pPr>
+      <w:r>
+        <w:rPr>
+          <w:rFonts w:ascii="楷体" w:hAnsi="楷体" w:eastAsia="楷体"/>
+          <w:b w:val="0"/>
+          <w:sz w:val="25"/>
+        </w:rPr>
+        <w:t>从前，有一位王子，想娶一位真正的公主。他走遍了世界各地，见了许许多多自称公主的姑娘，可总觉得哪里不对劲，只好回家了。</w:t>
+      </w:r>
+    </w:p>
+    <w:p>
+      <w:pPr>
+        <w:pageBreakBefore w:val="0"/>
+        <w:spacing w:line="312" w:lineRule="auto" w:before="0" w:after="0"/>
+        <w:ind w:firstLine="500"/>
+      </w:pPr>
+      <w:r>
+        <w:rPr>
+          <w:rFonts w:ascii="楷体" w:hAnsi="楷体" w:eastAsia="楷体"/>
+          <w:b w:val="0"/>
+          <w:sz w:val="25"/>
+        </w:rPr>
+        <w:t>一个风雨交加的夜晚，"咚咚咚"，城堡的大门被敲响了。</w:t>
+      </w:r>
+    </w:p>
+    <w:p>
+      <w:pPr>
+        <w:pageBreakBefore w:val="0"/>
+        <w:spacing w:line="312" w:lineRule="auto" w:before="0" w:after="0"/>
+        <w:ind w:firstLine="500"/>
+      </w:pPr>
+      <w:r>
+        <w:rPr>
+          <w:rFonts w:ascii="楷体" w:hAnsi="楷体" w:eastAsia="楷体"/>
+          <w:b w:val="0"/>
+          <w:sz w:val="25"/>
+        </w:rPr>
+        <w:t>老国王开门一看，门口站着一个淋得湿漉漉的姑娘。雨水顺着她的头发往下滴，她冻得直发抖，可她站得端端正正，轻轻地说："我是一位真正的公主，能借宿一晚吗？"</w:t>
+      </w:r>
+    </w:p>
+    <w:p>
+      <w:pPr>
+        <w:pageBreakBefore w:val="0"/>
+        <w:spacing w:line="312" w:lineRule="auto" w:before="0" w:after="0"/>
+        <w:ind w:firstLine="500"/>
+      </w:pPr>
+      <w:r>
+        <w:rPr>
+          <w:rFonts w:ascii="楷体" w:hAnsi="楷体" w:eastAsia="楷体"/>
+          <w:b w:val="0"/>
+          <w:sz w:val="25"/>
+        </w:rPr>
+        <w:t>"真正的公主？"老王后心里嘀咕，"这我可要试一试。"</w:t>
+      </w:r>
+    </w:p>
+    <w:p>
+      <w:pPr>
+        <w:pageBreakBefore w:val="0"/>
+        <w:spacing w:line="312" w:lineRule="auto" w:before="0" w:after="0"/>
+        <w:ind w:firstLine="500"/>
+      </w:pPr>
+      <w:r>
+        <w:rPr>
+          <w:rFonts w:ascii="楷体" w:hAnsi="楷体" w:eastAsia="楷体"/>
+          <w:b w:val="0"/>
+          <w:sz w:val="25"/>
+        </w:rPr>
+        <w:t>她悄悄走进客房，把床板擦得干干净净，然后在床板上放了一颗小小的豌豆。接着，她在豌豆上铺了二十床垫子，又在垫子上叠了二十床鸭绒被，软得像一座云朵堆成的小山。</w:t>
+      </w:r>
+    </w:p>
+    <w:p>
+      <w:pPr>
+        <w:pageBreakBefore w:val="0"/>
+        <w:spacing w:line="312" w:lineRule="auto" w:before="0" w:after="0"/>
+        <w:ind w:firstLine="500"/>
+      </w:pPr>
+      <w:r>
+        <w:rPr>
+          <w:rFonts w:ascii="楷体" w:hAnsi="楷体" w:eastAsia="楷体"/>
+          <w:b w:val="0"/>
+          <w:sz w:val="25"/>
+        </w:rPr>
+        <w:t>"请睡吧。"王后微笑着说。</w:t>
+      </w:r>
+    </w:p>
+    <w:p>
+      <w:pPr>
+        <w:pageBreakBefore w:val="0"/>
+        <w:spacing w:line="312" w:lineRule="auto" w:before="0" w:after="0"/>
+        <w:ind w:firstLine="500"/>
+      </w:pPr>
+      <w:r>
+        <w:rPr>
+          <w:rFonts w:ascii="楷体" w:hAnsi="楷体" w:eastAsia="楷体"/>
+          <w:b w:val="0"/>
+          <w:sz w:val="25"/>
+        </w:rPr>
+        <w:t>第二天早上，大家问她："睡得好吗？"</w:t>
+      </w:r>
+    </w:p>
+    <w:p>
+      <w:pPr>
+        <w:pageBreakBefore w:val="0"/>
+        <w:spacing w:line="312" w:lineRule="auto" w:before="0" w:after="0"/>
+        <w:ind w:firstLine="500"/>
+      </w:pPr>
+      <w:r>
+        <w:rPr>
+          <w:rFonts w:ascii="楷体" w:hAnsi="楷体" w:eastAsia="楷体"/>
+          <w:b w:val="0"/>
+          <w:sz w:val="25"/>
+        </w:rPr>
+        <w:t>姑娘揉揉腰，有点不好意思地说："说实话，不知道为什么，床上好像有个硬硬的小东西，硌得我一夜都没睡踏实，身上现在还青了一小块呢。"</w:t>
+      </w:r>
+    </w:p>
+    <w:p>
+      <w:pPr>
+        <w:pageBreakBefore w:val="0"/>
+        <w:spacing w:line="312" w:lineRule="auto" w:before="0" w:after="0"/>
+        <w:ind w:firstLine="500"/>
+      </w:pPr>
+      <w:r>
+        <w:rPr>
+          <w:rFonts w:ascii="楷体" w:hAnsi="楷体" w:eastAsia="楷体"/>
+          <w:b w:val="0"/>
+          <w:sz w:val="25"/>
+        </w:rPr>
+        <w:t>大家都惊讶极了——隔着二十床垫子和二十床鸭绒被，还能感觉到一颗小小的豌豆！只有皮肤真正娇嫩、心思真正细腻的公主，才会这样呀。</w:t>
+      </w:r>
+    </w:p>
+    <w:p>
+      <w:pPr>
+        <w:pageBreakBefore w:val="0"/>
+        <w:spacing w:line="312" w:lineRule="auto" w:before="0" w:after="0"/>
+        <w:ind w:firstLine="500"/>
+      </w:pPr>
+      <w:r>
+        <w:rPr>
+          <w:rFonts w:ascii="楷体" w:hAnsi="楷体" w:eastAsia="楷体"/>
+          <w:b w:val="0"/>
+          <w:sz w:val="25"/>
+        </w:rPr>
+        <w:t>王子高兴地笑了："她就是我要找的、真正的公主！"</w:t>
+      </w:r>
+    </w:p>
+    <w:p>
+      <w:pPr>
+        <w:pageBreakBefore w:val="0"/>
+        <w:spacing w:line="312" w:lineRule="auto" w:before="0" w:after="0"/>
+        <w:ind w:firstLine="500"/>
+      </w:pPr>
+      <w:r>
+        <w:rPr>
+          <w:rFonts w:ascii="楷体" w:hAnsi="楷体" w:eastAsia="楷体"/>
+          <w:b w:val="0"/>
+          <w:sz w:val="25"/>
+        </w:rPr>
+        <w:t>那颗小豌豆呢？被送进了博物馆，据说现在还在那儿展览着呢。</w:t>
+      </w:r>
+    </w:p>
+    <w:p>
+      <w:pPr>
+        <w:pageBreakBefore w:val="0"/>
+        <w:spacing w:line="312" w:lineRule="auto" w:before="0" w:after="0"/>
+        <w:ind w:firstLine="500"/>
+      </w:pPr>
+      <w:r>
+        <w:rPr>
+          <w:rFonts w:ascii="楷体" w:hAnsi="楷体" w:eastAsia="楷体"/>
+          <w:b w:val="0"/>
+          <w:sz w:val="25"/>
+        </w:rPr>
+        <w:t>而公主和王子从此过着幸福的日子。公主的床，再也没有硬东西啦，铺得又软又暖，她每天晚上都睡得又香又甜。</w:t>
       </w:r>
     </w:p>
     <w:p>
@@ -6986,7 +7001,7 @@
           <w:color w:val="595959"/>
           <w:sz w:val="23"/>
         </w:rPr>
-        <w:t>宝贝，故事里的小锅要有人叫它"停下"才能停，就像我们的小肚子，吃饱了就要记得说"停"。今晚你已经吃得饱饱的啦，暖暖地去睡觉吧。晚安，做个甜粥一样香甜的梦。</w:t>
+        <w:t>宝贝，来摸摸你的小床——又软又平，什么硬东西都没有。这是世界上最舒服的床啦，快像豌豆公主一样，香香甜甜地睡吧。晚安。</w:t>
       </w:r>
     </w:p>
     <w:p>
@@ -7000,7 +7015,7 @@
           <w:b/>
           <w:sz w:val="32"/>
         </w:rPr>
-        <w:t>28　星星银元</w:t>
+        <w:t>28　青蛙王子</w:t>
       </w:r>
     </w:p>
     <w:p>
@@ -7015,187 +7030,217 @@
           <w:color w:val="595959"/>
           <w:sz w:val="20"/>
         </w:rPr>
-        <w:t>出处：格林童话 ｜ 适读年龄：3~8 岁 ｜ 朗读时长：约 4 分钟</w:t>
-      </w:r>
-    </w:p>
-    <w:p>
-      <w:pPr>
-        <w:pageBreakBefore w:val="0"/>
-        <w:spacing w:line="312" w:lineRule="auto" w:before="0" w:after="0"/>
-        <w:ind w:firstLine="500"/>
-      </w:pPr>
-      <w:r>
-        <w:rPr>
-          <w:rFonts w:ascii="楷体" w:hAnsi="楷体" w:eastAsia="楷体"/>
-          <w:b w:val="0"/>
-          <w:sz w:val="25"/>
-        </w:rPr>
-        <w:t>从前，有一个小小的孤儿姑娘，善良又温柔。她没有爸爸妈妈，也没有房子，只有身上的衣服和一块小小的面包。她走呀走，靠好心人的帮助，一天一天地过日子。</w:t>
-      </w:r>
-    </w:p>
-    <w:p>
-      <w:pPr>
-        <w:pageBreakBefore w:val="0"/>
-        <w:spacing w:line="312" w:lineRule="auto" w:before="0" w:after="0"/>
-        <w:ind w:firstLine="500"/>
-      </w:pPr>
-      <w:r>
-        <w:rPr>
-          <w:rFonts w:ascii="楷体" w:hAnsi="楷体" w:eastAsia="楷体"/>
-          <w:b w:val="0"/>
-          <w:sz w:val="25"/>
-        </w:rPr>
-        <w:t>可是她遇到比自己更困难的人时，从来没有想过自己。</w:t>
-      </w:r>
-    </w:p>
-    <w:p>
-      <w:pPr>
-        <w:pageBreakBefore w:val="0"/>
-        <w:spacing w:line="312" w:lineRule="auto" w:before="0" w:after="0"/>
-        <w:ind w:firstLine="500"/>
-      </w:pPr>
-      <w:r>
-        <w:rPr>
-          <w:rFonts w:ascii="楷体" w:hAnsi="楷体" w:eastAsia="楷体"/>
-          <w:b w:val="0"/>
-          <w:sz w:val="25"/>
-        </w:rPr>
-        <w:t>路上，她遇见一个饿得走不动的人，就把手里的面包整个递了过去："给你吃吧，你一定很饿了。"</w:t>
-      </w:r>
-    </w:p>
-    <w:p>
-      <w:pPr>
-        <w:pageBreakBefore w:val="0"/>
-        <w:spacing w:line="312" w:lineRule="auto" w:before="0" w:after="0"/>
-        <w:ind w:firstLine="500"/>
-      </w:pPr>
-      <w:r>
-        <w:rPr>
-          <w:rFonts w:ascii="楷体" w:hAnsi="楷体" w:eastAsia="楷体"/>
-          <w:b w:val="0"/>
-          <w:sz w:val="25"/>
-        </w:rPr>
-        <w:t>继续往前走，她看见一个小男孩，冷得缩着脖子。她摘下自己的帽子，戴在他的头上："别冻着了。"</w:t>
-      </w:r>
-    </w:p>
-    <w:p>
-      <w:pPr>
-        <w:pageBreakBefore w:val="0"/>
-        <w:spacing w:line="312" w:lineRule="auto" w:before="0" w:after="0"/>
-        <w:ind w:firstLine="500"/>
-      </w:pPr>
-      <w:r>
-        <w:rPr>
-          <w:rFonts w:ascii="楷体" w:hAnsi="楷体" w:eastAsia="楷体"/>
-          <w:b w:val="0"/>
-          <w:sz w:val="25"/>
-        </w:rPr>
-        <w:t>又走了一段，她碰到一个在风里发抖的小姑娘，就脱下自己的外套披在她身上："快穿上，暖和一点。"</w:t>
-      </w:r>
-    </w:p>
-    <w:p>
-      <w:pPr>
-        <w:pageBreakBefore w:val="0"/>
-        <w:spacing w:line="312" w:lineRule="auto" w:before="0" w:after="0"/>
-        <w:ind w:firstLine="500"/>
-      </w:pPr>
-      <w:r>
-        <w:rPr>
-          <w:rFonts w:ascii="楷体" w:hAnsi="楷体" w:eastAsia="楷体"/>
-          <w:b w:val="0"/>
-          <w:sz w:val="25"/>
-        </w:rPr>
-        <w:t>天渐渐黑了，她走进一片黑黑的森林。这时，她又遇见一个衣衫破旧的孩子，冷得直哆嗦。姑娘想了想，把自己最后一件小裙子也脱下来，送给了他："给你吧，别着凉。"</w:t>
-      </w:r>
-    </w:p>
-    <w:p>
-      <w:pPr>
-        <w:pageBreakBefore w:val="0"/>
-        <w:spacing w:line="312" w:lineRule="auto" w:before="0" w:after="0"/>
-        <w:ind w:firstLine="500"/>
-      </w:pPr>
-      <w:r>
-        <w:rPr>
-          <w:rFonts w:ascii="楷体" w:hAnsi="楷体" w:eastAsia="楷体"/>
-          <w:b w:val="0"/>
-          <w:sz w:val="25"/>
-        </w:rPr>
-        <w:t>现在，她身上几乎什么都没有了。她站在森林里，仰起头，望着满天的星星。星星们眨呀眨，好像都在温柔地看着她。</w:t>
-      </w:r>
-    </w:p>
-    <w:p>
-      <w:pPr>
-        <w:pageBreakBefore w:val="0"/>
-        <w:spacing w:line="312" w:lineRule="auto" w:before="0" w:after="0"/>
-        <w:ind w:firstLine="500"/>
-      </w:pPr>
-      <w:r>
-        <w:rPr>
-          <w:rFonts w:ascii="楷体" w:hAnsi="楷体" w:eastAsia="楷体"/>
-          <w:b w:val="0"/>
-          <w:sz w:val="25"/>
-        </w:rPr>
-        <w:t>就在这时，奇迹发生了！</w:t>
-      </w:r>
-    </w:p>
-    <w:p>
-      <w:pPr>
-        <w:pageBreakBefore w:val="0"/>
-        <w:spacing w:line="312" w:lineRule="auto" w:before="0" w:after="0"/>
-        <w:ind w:firstLine="500"/>
-      </w:pPr>
-      <w:r>
-        <w:rPr>
-          <w:rFonts w:ascii="楷体" w:hAnsi="楷体" w:eastAsia="楷体"/>
-          <w:b w:val="0"/>
-          <w:sz w:val="25"/>
-        </w:rPr>
-        <w:t>天上的星星忽然一颗接一颗地落下来，落到她的身边，变成了一枚一枚亮闪闪的银元！眨眼间，她的面前落了一大堆银元，闪闪的星光把她整个人都照亮了。</w:t>
-      </w:r>
-    </w:p>
-    <w:p>
-      <w:pPr>
-        <w:pageBreakBefore w:val="0"/>
-        <w:spacing w:line="312" w:lineRule="auto" w:before="0" w:after="0"/>
-        <w:ind w:firstLine="500"/>
-      </w:pPr>
-      <w:r>
-        <w:rPr>
-          <w:rFonts w:ascii="楷体" w:hAnsi="楷体" w:eastAsia="楷体"/>
-          <w:b w:val="0"/>
-          <w:sz w:val="25"/>
-        </w:rPr>
-        <w:t>而且，她的身上，不知什么时候披上了一件崭新的裙子——那是用最细的星光线织成的，又轻又暖，亮得像披着一片小小的银河。</w:t>
-      </w:r>
-    </w:p>
-    <w:p>
-      <w:pPr>
-        <w:pageBreakBefore w:val="0"/>
-        <w:spacing w:line="312" w:lineRule="auto" w:before="0" w:after="0"/>
-        <w:ind w:firstLine="500"/>
-      </w:pPr>
-      <w:r>
-        <w:rPr>
-          <w:rFonts w:ascii="楷体" w:hAnsi="楷体" w:eastAsia="楷体"/>
-          <w:b w:val="0"/>
-          <w:sz w:val="25"/>
-        </w:rPr>
-        <w:t>原来，星星们把这一切都看在眼里。善良的孩子，星星会回报她。</w:t>
-      </w:r>
-    </w:p>
-    <w:p>
-      <w:pPr>
-        <w:pageBreakBefore w:val="0"/>
-        <w:spacing w:line="312" w:lineRule="auto" w:before="0" w:after="0"/>
-        <w:ind w:firstLine="500"/>
-      </w:pPr>
-      <w:r>
-        <w:rPr>
-          <w:rFonts w:ascii="楷体" w:hAnsi="楷体" w:eastAsia="楷体"/>
-          <w:b w:val="0"/>
-          <w:sz w:val="25"/>
-        </w:rPr>
-        <w:t>姑娘捧着银元，穿着星光裙子，平平安安地走出了森林。从此，她再也不缺吃、不缺穿，还常常用银元帮助别人。而她那件星光裙子，一到夜里，就微微地发亮。</w:t>
+        <w:t>出处：格林童话（睡前改编版） ｜ 适读年龄：3~8 岁 ｜ 朗读时长：约 4 分钟</w:t>
+      </w:r>
+    </w:p>
+    <w:p>
+      <w:pPr>
+        <w:pageBreakBefore w:val="0"/>
+        <w:spacing w:line="312" w:lineRule="auto" w:before="0" w:after="0"/>
+        <w:ind w:firstLine="500"/>
+      </w:pPr>
+      <w:r>
+        <w:rPr>
+          <w:rFonts w:ascii="楷体" w:hAnsi="楷体" w:eastAsia="楷体"/>
+          <w:b w:val="0"/>
+          <w:sz w:val="25"/>
+        </w:rPr>
+        <w:t>从前，有一位小公主，她最喜欢玩一颗金球，走到哪儿都带着它。</w:t>
+      </w:r>
+    </w:p>
+    <w:p>
+      <w:pPr>
+        <w:pageBreakBefore w:val="0"/>
+        <w:spacing w:line="312" w:lineRule="auto" w:before="0" w:after="0"/>
+        <w:ind w:firstLine="500"/>
+      </w:pPr>
+      <w:r>
+        <w:rPr>
+          <w:rFonts w:ascii="楷体" w:hAnsi="楷体" w:eastAsia="楷体"/>
+          <w:b w:val="0"/>
+          <w:sz w:val="25"/>
+        </w:rPr>
+        <w:t>有一天，她在井边抛球玩，一不小心，金球"咚"地掉进了井里，眨眼就沉下去不见了。小公主急得哭了起来："我的金球！我再也见不到它了……"</w:t>
+      </w:r>
+    </w:p>
+    <w:p>
+      <w:pPr>
+        <w:pageBreakBefore w:val="0"/>
+        <w:spacing w:line="312" w:lineRule="auto" w:before="0" w:after="0"/>
+        <w:ind w:firstLine="500"/>
+      </w:pPr>
+      <w:r>
+        <w:rPr>
+          <w:rFonts w:ascii="楷体" w:hAnsi="楷体" w:eastAsia="楷体"/>
+          <w:b w:val="0"/>
+          <w:sz w:val="25"/>
+        </w:rPr>
+        <w:t>这时候，井里传来一个声音："别哭别哭，我可以帮你把金球捞上来。"</w:t>
+      </w:r>
+    </w:p>
+    <w:p>
+      <w:pPr>
+        <w:pageBreakBefore w:val="0"/>
+        <w:spacing w:line="312" w:lineRule="auto" w:before="0" w:after="0"/>
+        <w:ind w:firstLine="500"/>
+      </w:pPr>
+      <w:r>
+        <w:rPr>
+          <w:rFonts w:ascii="楷体" w:hAnsi="楷体" w:eastAsia="楷体"/>
+          <w:b w:val="0"/>
+          <w:sz w:val="25"/>
+        </w:rPr>
+        <w:t>小公主低头一看，是一只绿油油的青蛙，鼓着圆圆的眼睛望着她。</w:t>
+      </w:r>
+    </w:p>
+    <w:p>
+      <w:pPr>
+        <w:pageBreakBefore w:val="0"/>
+        <w:spacing w:line="312" w:lineRule="auto" w:before="0" w:after="0"/>
+        <w:ind w:firstLine="500"/>
+      </w:pPr>
+      <w:r>
+        <w:rPr>
+          <w:rFonts w:ascii="楷体" w:hAnsi="楷体" w:eastAsia="楷体"/>
+          <w:b w:val="0"/>
+          <w:sz w:val="25"/>
+        </w:rPr>
+        <w:t>"你真的可以吗？"小公主睁着泪汪汪的眼睛问。</w:t>
+      </w:r>
+    </w:p>
+    <w:p>
+      <w:pPr>
+        <w:pageBreakBefore w:val="0"/>
+        <w:spacing w:line="312" w:lineRule="auto" w:before="0" w:after="0"/>
+        <w:ind w:firstLine="500"/>
+      </w:pPr>
+      <w:r>
+        <w:rPr>
+          <w:rFonts w:ascii="楷体" w:hAnsi="楷体" w:eastAsia="楷体"/>
+          <w:b w:val="0"/>
+          <w:sz w:val="25"/>
+        </w:rPr>
+        <w:t>"当然。"青蛙说，"不过你答应了，要让我做你的朋友：和我一起玩，让我用你的小金盘子吃饭，在你的小床上睡觉。"</w:t>
+      </w:r>
+    </w:p>
+    <w:p>
+      <w:pPr>
+        <w:pageBreakBefore w:val="0"/>
+        <w:spacing w:line="312" w:lineRule="auto" w:before="0" w:after="0"/>
+        <w:ind w:firstLine="500"/>
+      </w:pPr>
+      <w:r>
+        <w:rPr>
+          <w:rFonts w:ascii="楷体" w:hAnsi="楷体" w:eastAsia="楷体"/>
+          <w:b w:val="0"/>
+          <w:sz w:val="25"/>
+        </w:rPr>
+        <w:t>小公主一心只想拿回金球，连连点头："好好好，我答应你！"</w:t>
+      </w:r>
+    </w:p>
+    <w:p>
+      <w:pPr>
+        <w:pageBreakBefore w:val="0"/>
+        <w:spacing w:line="312" w:lineRule="auto" w:before="0" w:after="0"/>
+        <w:ind w:firstLine="500"/>
+      </w:pPr>
+      <w:r>
+        <w:rPr>
+          <w:rFonts w:ascii="楷体" w:hAnsi="楷体" w:eastAsia="楷体"/>
+          <w:b w:val="0"/>
+          <w:sz w:val="25"/>
+        </w:rPr>
+        <w:t>青蛙"扑通"潜进水里，不一会儿，就顶着金球浮了上来。小公主抱起金球，高兴得蹦了起来，撒腿就往宫殿跑，早把答应青蛙的事忘到了九霄云外。</w:t>
+      </w:r>
+    </w:p>
+    <w:p>
+      <w:pPr>
+        <w:pageBreakBefore w:val="0"/>
+        <w:spacing w:line="312" w:lineRule="auto" w:before="0" w:after="0"/>
+        <w:ind w:firstLine="500"/>
+      </w:pPr>
+      <w:r>
+        <w:rPr>
+          <w:rFonts w:ascii="楷体" w:hAnsi="楷体" w:eastAsia="楷体"/>
+          <w:b w:val="0"/>
+          <w:sz w:val="25"/>
+        </w:rPr>
+        <w:t>第二天，小公主正用小金盘子吃饭，忽然听见"呱、呱、呱"——青蛙一蹦一跳地来了："小公主，说话要算数哦。"</w:t>
+      </w:r>
+    </w:p>
+    <w:p>
+      <w:pPr>
+        <w:pageBreakBefore w:val="0"/>
+        <w:spacing w:line="312" w:lineRule="auto" w:before="0" w:after="0"/>
+        <w:ind w:firstLine="500"/>
+      </w:pPr>
+      <w:r>
+        <w:rPr>
+          <w:rFonts w:ascii="楷体" w:hAnsi="楷体" w:eastAsia="楷体"/>
+          <w:b w:val="0"/>
+          <w:sz w:val="25"/>
+        </w:rPr>
+        <w:t>小公主的脸一下子红了。她想起自己真的答应过，就打开了门，让青蛙跳上桌子，用自己的小金盘子吃饭。</w:t>
+      </w:r>
+    </w:p>
+    <w:p>
+      <w:pPr>
+        <w:pageBreakBefore w:val="0"/>
+        <w:spacing w:line="312" w:lineRule="auto" w:before="0" w:after="0"/>
+        <w:ind w:firstLine="500"/>
+      </w:pPr>
+      <w:r>
+        <w:rPr>
+          <w:rFonts w:ascii="楷体" w:hAnsi="楷体" w:eastAsia="楷体"/>
+          <w:b w:val="0"/>
+          <w:sz w:val="25"/>
+        </w:rPr>
+        <w:t>到了晚上，青蛙说："我困了，让我在小床上睡吧。"小公主轻轻把青蛙放在床边的小软垫上。青蛙心满意足地闭上了眼睛。</w:t>
+      </w:r>
+    </w:p>
+    <w:p>
+      <w:pPr>
+        <w:pageBreakBefore w:val="0"/>
+        <w:spacing w:line="312" w:lineRule="auto" w:before="0" w:after="0"/>
+        <w:ind w:firstLine="500"/>
+      </w:pPr>
+      <w:r>
+        <w:rPr>
+          <w:rFonts w:ascii="楷体" w:hAnsi="楷体" w:eastAsia="楷体"/>
+          <w:b w:val="0"/>
+          <w:sz w:val="25"/>
+        </w:rPr>
+        <w:t>第二天清晨，太阳升起来了。小公主揉揉眼睛一看——床边的青蛙不见了，站着一位笑眯眯的王子！</w:t>
+      </w:r>
+    </w:p>
+    <w:p>
+      <w:pPr>
+        <w:pageBreakBefore w:val="0"/>
+        <w:spacing w:line="312" w:lineRule="auto" w:before="0" w:after="0"/>
+        <w:ind w:firstLine="500"/>
+      </w:pPr>
+      <w:r>
+        <w:rPr>
+          <w:rFonts w:ascii="楷体" w:hAnsi="楷体" w:eastAsia="楷体"/>
+          <w:b w:val="0"/>
+          <w:sz w:val="25"/>
+        </w:rPr>
+        <w:t>"谢谢你的善良和守信，"王子说，"很久以前，坏女巫把我变成了青蛙。只有真正守信的好朋友，才能解开这个魔法呀。"</w:t>
+      </w:r>
+    </w:p>
+    <w:p>
+      <w:pPr>
+        <w:pageBreakBefore w:val="0"/>
+        <w:spacing w:line="312" w:lineRule="auto" w:before="0" w:after="0"/>
+        <w:ind w:firstLine="500"/>
+      </w:pPr>
+      <w:r>
+        <w:rPr>
+          <w:rFonts w:ascii="楷体" w:hAnsi="楷体" w:eastAsia="楷体"/>
+          <w:b w:val="0"/>
+          <w:sz w:val="25"/>
+        </w:rPr>
+        <w:t>从此，小公主和王子成了最好的朋友。金球又回到了她手里，而她再玩球的时候，身边总有人陪。</w:t>
       </w:r>
     </w:p>
     <w:p>
@@ -7225,7 +7270,7 @@
           <w:color w:val="595959"/>
           <w:sz w:val="23"/>
         </w:rPr>
-        <w:t>宝贝，善良的孩子会被星星看见。今晚，天上也有好多好多星星在看着你呢，它们正把最亮的光轻轻洒在你的小床上。晚安，做个亮晶晶的好梦。</w:t>
+        <w:t>宝贝，答应别人的事情要做到，说话算数的孩子，就像故事里的小公主，总会有最好的回报。晚安，愿你梦里有金色的球和绿色的朋友。</w:t>
       </w:r>
     </w:p>
     <w:p>
@@ -7239,7 +7284,7 @@
           <w:b/>
           <w:sz w:val="32"/>
         </w:rPr>
-        <w:t>29　不莱梅的音乐家</w:t>
+        <w:t>29　甜粥</w:t>
       </w:r>
     </w:p>
     <w:p>
@@ -7254,247 +7299,157 @@
           <w:color w:val="595959"/>
           <w:sz w:val="20"/>
         </w:rPr>
-        <w:t>出处：格林童话（睡前改编版） ｜ 适读年龄：4~8 岁 ｜ 朗读时长：约 4 分钟</w:t>
-      </w:r>
-    </w:p>
-    <w:p>
-      <w:pPr>
-        <w:pageBreakBefore w:val="0"/>
-        <w:spacing w:line="312" w:lineRule="auto" w:before="0" w:after="0"/>
-        <w:ind w:firstLine="500"/>
-      </w:pPr>
-      <w:r>
-        <w:rPr>
-          <w:rFonts w:ascii="楷体" w:hAnsi="楷体" w:eastAsia="楷体"/>
-          <w:b w:val="0"/>
-          <w:sz w:val="25"/>
-        </w:rPr>
-        <w:t>有一头老驴子，为主人拉了好多好多年的磨，年纪大了，干不动了，主人就想把它卖掉。</w:t>
-      </w:r>
-    </w:p>
-    <w:p>
-      <w:pPr>
-        <w:pageBreakBefore w:val="0"/>
-        <w:spacing w:line="312" w:lineRule="auto" w:before="0" w:after="0"/>
-        <w:ind w:firstLine="500"/>
-      </w:pPr>
-      <w:r>
-        <w:rPr>
-          <w:rFonts w:ascii="楷体" w:hAnsi="楷体" w:eastAsia="楷体"/>
-          <w:b w:val="0"/>
-          <w:sz w:val="25"/>
-        </w:rPr>
-        <w:t>老驴子一听，悄悄地溜了出来："我不去别人家干活了，我要去不莱梅城，当一名音乐家！"</w:t>
-      </w:r>
-    </w:p>
-    <w:p>
-      <w:pPr>
-        <w:pageBreakBefore w:val="0"/>
-        <w:spacing w:line="312" w:lineRule="auto" w:before="0" w:after="0"/>
-        <w:ind w:firstLine="500"/>
-      </w:pPr>
-      <w:r>
-        <w:rPr>
-          <w:rFonts w:ascii="楷体" w:hAnsi="楷体" w:eastAsia="楷体"/>
-          <w:b w:val="0"/>
-          <w:sz w:val="25"/>
-        </w:rPr>
-        <w:t>走到路上，它遇见一条老猎狗，趴在路边直叹气："我年纪大了，追不动猎物了，主人不要我了……"</w:t>
-      </w:r>
-    </w:p>
-    <w:p>
-      <w:pPr>
-        <w:pageBreakBefore w:val="0"/>
-        <w:spacing w:line="312" w:lineRule="auto" w:before="0" w:after="0"/>
-        <w:ind w:firstLine="500"/>
-      </w:pPr>
-      <w:r>
-        <w:rPr>
-          <w:rFonts w:ascii="楷体" w:hAnsi="楷体" w:eastAsia="楷体"/>
-          <w:b w:val="0"/>
-          <w:sz w:val="25"/>
-        </w:rPr>
-        <w:t>老驴子说："跟我们一起去不莱梅吧！你嗓子好，可以当音乐家，唱歌给大家听。"</w:t>
-      </w:r>
-    </w:p>
-    <w:p>
-      <w:pPr>
-        <w:pageBreakBefore w:val="0"/>
-        <w:spacing w:line="312" w:lineRule="auto" w:before="0" w:after="0"/>
-        <w:ind w:firstLine="500"/>
-      </w:pPr>
-      <w:r>
-        <w:rPr>
-          <w:rFonts w:ascii="楷体" w:hAnsi="楷体" w:eastAsia="楷体"/>
-          <w:b w:val="0"/>
-          <w:sz w:val="25"/>
-        </w:rPr>
-        <w:t>猎狗一听，尾巴都摇起来了，跟着老驴子上了路。</w:t>
-      </w:r>
-    </w:p>
-    <w:p>
-      <w:pPr>
-        <w:pageBreakBefore w:val="0"/>
-        <w:spacing w:line="312" w:lineRule="auto" w:before="0" w:after="0"/>
-        <w:ind w:firstLine="500"/>
-      </w:pPr>
-      <w:r>
-        <w:rPr>
-          <w:rFonts w:ascii="楷体" w:hAnsi="楷体" w:eastAsia="楷体"/>
-          <w:b w:val="0"/>
-          <w:sz w:val="25"/>
-        </w:rPr>
-        <w:t>没走多远，她们又碰见一只老猫咪，坐在路边愁眉苦脸："我老了，抓不动老鼠了，都不知道以后怎么办……"</w:t>
-      </w:r>
-    </w:p>
-    <w:p>
-      <w:pPr>
-        <w:pageBreakBefore w:val="0"/>
-        <w:spacing w:line="312" w:lineRule="auto" w:before="0" w:after="0"/>
-        <w:ind w:firstLine="500"/>
-      </w:pPr>
-      <w:r>
-        <w:rPr>
-          <w:rFonts w:ascii="楷体" w:hAnsi="楷体" w:eastAsia="楷体"/>
-          <w:b w:val="0"/>
-          <w:sz w:val="25"/>
-        </w:rPr>
-        <w:t>"跟我们一起去不莱梅吧！"老驴子和猎狗一起喊，"你晚上唱起歌来，'喵呜——喵呜——'，多好听呀！"</w:t>
-      </w:r>
-    </w:p>
-    <w:p>
-      <w:pPr>
-        <w:pageBreakBefore w:val="0"/>
-        <w:spacing w:line="312" w:lineRule="auto" w:before="0" w:after="0"/>
-        <w:ind w:firstLine="500"/>
-      </w:pPr>
-      <w:r>
-        <w:rPr>
-          <w:rFonts w:ascii="楷体" w:hAnsi="楷体" w:eastAsia="楷体"/>
-          <w:b w:val="0"/>
-          <w:sz w:val="25"/>
-        </w:rPr>
-        <w:t>猫咪也加入了。走了一会儿，她们又遇见一只大公鸡，正扯着嗓子大叫："喔喔喔——我的日子不好过啦！"</w:t>
-      </w:r>
-    </w:p>
-    <w:p>
-      <w:pPr>
-        <w:pageBreakBefore w:val="0"/>
-        <w:spacing w:line="312" w:lineRule="auto" w:before="0" w:after="0"/>
-        <w:ind w:firstLine="500"/>
-      </w:pPr>
-      <w:r>
-        <w:rPr>
-          <w:rFonts w:ascii="楷体" w:hAnsi="楷体" w:eastAsia="楷体"/>
-          <w:b w:val="0"/>
-          <w:sz w:val="25"/>
-        </w:rPr>
-        <w:t>"那就跟我们一起去不莱梅吧，当歌唱家！"公鸡一听，扑扇着翅膀，飞上了老驴子的背。</w:t>
-      </w:r>
-    </w:p>
-    <w:p>
-      <w:pPr>
-        <w:pageBreakBefore w:val="0"/>
-        <w:spacing w:line="312" w:lineRule="auto" w:before="0" w:after="0"/>
-        <w:ind w:firstLine="500"/>
-      </w:pPr>
-      <w:r>
-        <w:rPr>
-          <w:rFonts w:ascii="楷体" w:hAnsi="楷体" w:eastAsia="楷体"/>
-          <w:b w:val="0"/>
-          <w:sz w:val="25"/>
-        </w:rPr>
-        <w:t>四个好朋友走呀走，天黑了，来到一片森林边上。他们看见远处有一座小房子，亮着灯，凑近一瞧——原来是一伙强盗的窝，桌上摆满了好吃的。</w:t>
-      </w:r>
-    </w:p>
-    <w:p>
-      <w:pPr>
-        <w:pageBreakBefore w:val="0"/>
-        <w:spacing w:line="312" w:lineRule="auto" w:before="0" w:after="0"/>
-        <w:ind w:firstLine="500"/>
-      </w:pPr>
-      <w:r>
-        <w:rPr>
-          <w:rFonts w:ascii="楷体" w:hAnsi="楷体" w:eastAsia="楷体"/>
-          <w:b w:val="0"/>
-          <w:sz w:val="25"/>
-        </w:rPr>
-        <w:t>老驴子想出了个好主意："我们给它来一场'音乐会'！"</w:t>
-      </w:r>
-    </w:p>
-    <w:p>
-      <w:pPr>
-        <w:pageBreakBefore w:val="0"/>
-        <w:spacing w:line="312" w:lineRule="auto" w:before="0" w:after="0"/>
-        <w:ind w:firstLine="500"/>
-      </w:pPr>
-      <w:r>
-        <w:rPr>
-          <w:rFonts w:ascii="楷体" w:hAnsi="楷体" w:eastAsia="楷体"/>
-          <w:b w:val="0"/>
-          <w:sz w:val="25"/>
-        </w:rPr>
-        <w:t>于是，老驴子把前腿搭上窗台，猎狗跳到驴背上，猫咪爬到狗头上，公鸡站上猫脑袋——一个摞一个，像一座小小的塔。</w:t>
-      </w:r>
-    </w:p>
-    <w:p>
-      <w:pPr>
-        <w:pageBreakBefore w:val="0"/>
-        <w:spacing w:line="312" w:lineRule="auto" w:before="0" w:after="0"/>
-        <w:ind w:firstLine="500"/>
-      </w:pPr>
-      <w:r>
-        <w:rPr>
-          <w:rFonts w:ascii="楷体" w:hAnsi="楷体" w:eastAsia="楷体"/>
-          <w:b w:val="0"/>
-          <w:sz w:val="25"/>
-        </w:rPr>
-        <w:t>"预备——开始！"四个伙伴一起放开嗓子：驴叫、狗汪、猫嚎、鸡鸣，"啊——昂！汪汪！喵呜——喔喔喔——！"</w:t>
-      </w:r>
-    </w:p>
-    <w:p>
-      <w:pPr>
-        <w:pageBreakBefore w:val="0"/>
-        <w:spacing w:line="312" w:lineRule="auto" w:before="0" w:after="0"/>
-        <w:ind w:firstLine="500"/>
-      </w:pPr>
-      <w:r>
-        <w:rPr>
-          <w:rFonts w:ascii="楷体" w:hAnsi="楷体" w:eastAsia="楷体"/>
-          <w:b w:val="0"/>
-          <w:sz w:val="25"/>
-        </w:rPr>
-        <w:t>声音又响又怪，像打雷又像刮风。屋里的强盗们吓得魂飞魄散："妖怪来啦！快逃啊——"抱着头一溜烟跑进了黑黑的森林，再也不敢回来。</w:t>
-      </w:r>
-    </w:p>
-    <w:p>
-      <w:pPr>
-        <w:pageBreakBefore w:val="0"/>
-        <w:spacing w:line="312" w:lineRule="auto" w:before="0" w:after="0"/>
-        <w:ind w:firstLine="500"/>
-      </w:pPr>
-      <w:r>
-        <w:rPr>
-          <w:rFonts w:ascii="楷体" w:hAnsi="楷体" w:eastAsia="楷体"/>
-          <w:b w:val="0"/>
-          <w:sz w:val="25"/>
-        </w:rPr>
-        <w:t>四个音乐家把好吃的吃完，各自找了个舒服的角落：驴子躺在软软的干草堆上，猎狗蜷在门后，猫咪蹲在暖暖的灶台边，公鸡站上了房梁。</w:t>
-      </w:r>
-    </w:p>
-    <w:p>
-      <w:pPr>
-        <w:pageBreakBefore w:val="0"/>
-        <w:spacing w:line="312" w:lineRule="auto" w:before="0" w:after="0"/>
-        <w:ind w:firstLine="500"/>
-      </w:pPr>
-      <w:r>
-        <w:rPr>
-          <w:rFonts w:ascii="楷体" w:hAnsi="楷体" w:eastAsia="楷体"/>
-          <w:b w:val="0"/>
-          <w:sz w:val="25"/>
-        </w:rPr>
-        <w:t>从此，她们就在这座亮堂堂的小房子里住了下来。白天在院子里晒太阳，晚上开一场小小的音乐会，唱累了，就挤在一起，呼噜呼噜，睡得又香又甜。</w:t>
+        <w:t>出处：格林童话 ｜ 适读年龄：3~6 岁 ｜ 朗读时长：约 3 分钟</w:t>
+      </w:r>
+    </w:p>
+    <w:p>
+      <w:pPr>
+        <w:pageBreakBefore w:val="0"/>
+        <w:spacing w:line="312" w:lineRule="auto" w:before="0" w:after="0"/>
+        <w:ind w:firstLine="500"/>
+      </w:pPr>
+      <w:r>
+        <w:rPr>
+          <w:rFonts w:ascii="楷体" w:hAnsi="楷体" w:eastAsia="楷体"/>
+          <w:b w:val="0"/>
+          <w:sz w:val="25"/>
+        </w:rPr>
+        <w:t>很久以前，有个小姑娘和妈妈住在一起，家里穷得常常吃不饱饭。</w:t>
+      </w:r>
+    </w:p>
+    <w:p>
+      <w:pPr>
+        <w:pageBreakBefore w:val="0"/>
+        <w:spacing w:line="312" w:lineRule="auto" w:before="0" w:after="0"/>
+        <w:ind w:firstLine="500"/>
+      </w:pPr>
+      <w:r>
+        <w:rPr>
+          <w:rFonts w:ascii="楷体" w:hAnsi="楷体" w:eastAsia="楷体"/>
+          <w:b w:val="0"/>
+          <w:sz w:val="25"/>
+        </w:rPr>
+        <w:t>有一天，小姑娘在森林里遇到一位白胡子老奶奶。老奶奶看她乖巧又懂礼貌，送给她一口神奇的小锅："回家吧。你对它说'小锅，煮吧'，它就会煮出香甜的甜粥；说'小锅，停下'，它就会停下来。"</w:t>
+      </w:r>
+    </w:p>
+    <w:p>
+      <w:pPr>
+        <w:pageBreakBefore w:val="0"/>
+        <w:spacing w:line="312" w:lineRule="auto" w:before="0" w:after="0"/>
+        <w:ind w:firstLine="500"/>
+      </w:pPr>
+      <w:r>
+        <w:rPr>
+          <w:rFonts w:ascii="楷体" w:hAnsi="楷体" w:eastAsia="楷体"/>
+          <w:b w:val="0"/>
+          <w:sz w:val="25"/>
+        </w:rPr>
+        <w:t>小姑娘抱着小锅回到家，和妈妈试了试——真的！热腾腾、甜丝丝的粥咕嘟咕嘟地煮了出来，母女俩吃得饱饱的，再也不挨饿了。</w:t>
+      </w:r>
+    </w:p>
+    <w:p>
+      <w:pPr>
+        <w:pageBreakBefore w:val="0"/>
+        <w:spacing w:line="312" w:lineRule="auto" w:before="0" w:after="0"/>
+        <w:ind w:firstLine="500"/>
+      </w:pPr>
+      <w:r>
+        <w:rPr>
+          <w:rFonts w:ascii="楷体" w:hAnsi="楷体" w:eastAsia="楷体"/>
+          <w:b w:val="0"/>
+          <w:sz w:val="25"/>
+        </w:rPr>
+        <w:t>有一天，小姑娘出门去玩，妈妈想喝粥了，就对小锅说："小锅，煮吧。"</w:t>
+      </w:r>
+    </w:p>
+    <w:p>
+      <w:pPr>
+        <w:pageBreakBefore w:val="0"/>
+        <w:spacing w:line="312" w:lineRule="auto" w:before="0" w:after="0"/>
+        <w:ind w:firstLine="500"/>
+      </w:pPr>
+      <w:r>
+        <w:rPr>
+          <w:rFonts w:ascii="楷体" w:hAnsi="楷体" w:eastAsia="楷体"/>
+          <w:b w:val="0"/>
+          <w:sz w:val="25"/>
+        </w:rPr>
+        <w:t>甜粥咕嘟咕嘟地煮了出来，妈妈吃了一碗，真香呀。可是吃饱以后，她忽然发现——糟糕，"停下"的咒语是什么来着？她怎么也想不起来了！</w:t>
+      </w:r>
+    </w:p>
+    <w:p>
+      <w:pPr>
+        <w:pageBreakBefore w:val="0"/>
+        <w:spacing w:line="312" w:lineRule="auto" w:before="0" w:after="0"/>
+        <w:ind w:firstLine="500"/>
+      </w:pPr>
+      <w:r>
+        <w:rPr>
+          <w:rFonts w:ascii="楷体" w:hAnsi="楷体" w:eastAsia="楷体"/>
+          <w:b w:val="0"/>
+          <w:sz w:val="25"/>
+        </w:rPr>
+        <w:t>小锅还在煮呀煮，粥越涌越多，漫出锅沿，流过厨房，淌出家门，涌到了街上，把一户又一户人家的门都堵住了。全村的人拿着大勺大碗，边吃边喊："够啦！够啦！不用再煮啦！"可小锅听不见，还是一个劲儿地煮。</w:t>
+      </w:r>
+    </w:p>
+    <w:p>
+      <w:pPr>
+        <w:pageBreakBefore w:val="0"/>
+        <w:spacing w:line="312" w:lineRule="auto" w:before="0" w:after="0"/>
+        <w:ind w:firstLine="500"/>
+      </w:pPr>
+      <w:r>
+        <w:rPr>
+          <w:rFonts w:ascii="楷体" w:hAnsi="楷体" w:eastAsia="楷体"/>
+          <w:b w:val="0"/>
+          <w:sz w:val="25"/>
+        </w:rPr>
+        <w:t>眼看甜粥就要淹到教堂台阶了，小姑娘终于跑了回来，大喊一声："小锅，停下！"</w:t>
+      </w:r>
+    </w:p>
+    <w:p>
+      <w:pPr>
+        <w:pageBreakBefore w:val="0"/>
+        <w:spacing w:line="312" w:lineRule="auto" w:before="0" w:after="0"/>
+        <w:ind w:firstLine="500"/>
+      </w:pPr>
+      <w:r>
+        <w:rPr>
+          <w:rFonts w:ascii="楷体" w:hAnsi="楷体" w:eastAsia="楷体"/>
+          <w:b w:val="0"/>
+          <w:sz w:val="25"/>
+        </w:rPr>
+        <w:t>小锅立刻安安静静，一滴粥也不煮了。</w:t>
+      </w:r>
+    </w:p>
+    <w:p>
+      <w:pPr>
+        <w:pageBreakBefore w:val="0"/>
+        <w:spacing w:line="312" w:lineRule="auto" w:before="0" w:after="0"/>
+        <w:ind w:firstLine="500"/>
+      </w:pPr>
+      <w:r>
+        <w:rPr>
+          <w:rFonts w:ascii="楷体" w:hAnsi="楷体" w:eastAsia="楷体"/>
+          <w:b w:val="0"/>
+          <w:sz w:val="25"/>
+        </w:rPr>
+        <w:t>可是，从村子这头到那头，都是甜甜的粥。想回村子，就得吃出一条路来。于是，大家你一碗我一碗，一路吃回了家——谁也没有再挨饿，这倒也算是个甜滋滋的意外呢。</w:t>
+      </w:r>
+    </w:p>
+    <w:p>
+      <w:pPr>
+        <w:pageBreakBefore w:val="0"/>
+        <w:spacing w:line="312" w:lineRule="auto" w:before="0" w:after="0"/>
+        <w:ind w:firstLine="500"/>
+      </w:pPr>
+      <w:r>
+        <w:rPr>
+          <w:rFonts w:ascii="楷体" w:hAnsi="楷体" w:eastAsia="楷体"/>
+          <w:b w:val="0"/>
+          <w:sz w:val="25"/>
+        </w:rPr>
+        <w:t>那天晚上，小姑娘把小锅收得好好的，咒语牢牢记在心里。以后呀，小锅只煮刚刚好的量，母女俩每晚喝一碗热甜粥，肚子里暖暖的，睡得可香了。</w:t>
       </w:r>
     </w:p>
     <w:p>
@@ -7524,7 +7479,7 @@
           <w:color w:val="595959"/>
           <w:sz w:val="23"/>
         </w:rPr>
-        <w:t>宝贝，你看，老了的朋友也能找到新家，朋友们在一起，就不怕黑夜。我们的小家也像那座小房子一样暖暖的，大家都在，安心睡吧。晚安。</w:t>
+        <w:t>宝贝，故事里的小锅要有人叫它"停下"才能停，就像我们的小肚子，吃饱了就要记得说"停"。今晚你已经吃得饱饱的啦，暖暖地去睡觉吧。晚安，做个甜粥一样香甜的梦。</w:t>
       </w:r>
     </w:p>
     <w:p>
@@ -7538,7 +7493,7 @@
           <w:b/>
           <w:sz w:val="32"/>
         </w:rPr>
-        <w:t>30　拇指姑娘</w:t>
+        <w:t>30　星星银元</w:t>
       </w:r>
     </w:p>
     <w:p>
@@ -7553,202 +7508,187 @@
           <w:color w:val="595959"/>
           <w:sz w:val="20"/>
         </w:rPr>
-        <w:t>出处：安徒生童话（睡前改编版） ｜ 适读年龄：3~8 岁 ｜ 朗读时长：约 5 分钟</w:t>
-      </w:r>
-    </w:p>
-    <w:p>
-      <w:pPr>
-        <w:pageBreakBefore w:val="0"/>
-        <w:spacing w:line="312" w:lineRule="auto" w:before="0" w:after="0"/>
-        <w:ind w:firstLine="500"/>
-      </w:pPr>
-      <w:r>
-        <w:rPr>
-          <w:rFonts w:ascii="楷体" w:hAnsi="楷体" w:eastAsia="楷体"/>
-          <w:b w:val="0"/>
-          <w:sz w:val="25"/>
-        </w:rPr>
-        <w:t>从前，有一个女人，她特别想要一个小小的孩子。她种下一粒花种子，浇上水，不久开出一朵郁金香。花瓣轻轻张开——里面坐着一个小小的姑娘，只有大拇指那么高！大家就叫她"拇指姑娘"。</w:t>
-      </w:r>
-    </w:p>
-    <w:p>
-      <w:pPr>
-        <w:pageBreakBefore w:val="0"/>
-        <w:spacing w:line="312" w:lineRule="auto" w:before="0" w:after="0"/>
-        <w:ind w:firstLine="500"/>
-      </w:pPr>
-      <w:r>
-        <w:rPr>
-          <w:rFonts w:ascii="楷体" w:hAnsi="楷体" w:eastAsia="楷体"/>
-          <w:b w:val="0"/>
-          <w:sz w:val="25"/>
-        </w:rPr>
-        <w:t>拇指姑娘睡在核桃壳做的小床上，被子是玫瑰花瓣，划船用郁金香花瓣当小舟，一边划一边唱着好听的歌。</w:t>
-      </w:r>
-    </w:p>
-    <w:p>
-      <w:pPr>
-        <w:pageBreakBefore w:val="0"/>
-        <w:spacing w:line="312" w:lineRule="auto" w:before="0" w:after="0"/>
-        <w:ind w:firstLine="500"/>
-      </w:pPr>
-      <w:r>
-        <w:rPr>
-          <w:rFonts w:ascii="楷体" w:hAnsi="楷体" w:eastAsia="楷体"/>
-          <w:b w:val="0"/>
-          <w:sz w:val="25"/>
-        </w:rPr>
-        <w:t>可是有一天夜里，一只大癞蛤蟆从窗口跳了进来。"多漂亮的小姑娘！正好给我儿子当新娘！"癞蛤蟆背起核桃壳小床，把拇指姑娘放在了一条小河的荷叶上。</w:t>
-      </w:r>
-    </w:p>
-    <w:p>
-      <w:pPr>
-        <w:pageBreakBefore w:val="0"/>
-        <w:spacing w:line="312" w:lineRule="auto" w:before="0" w:after="0"/>
-        <w:ind w:firstLine="500"/>
-      </w:pPr>
-      <w:r>
-        <w:rPr>
-          <w:rFonts w:ascii="楷体" w:hAnsi="楷体" w:eastAsia="楷体"/>
-          <w:b w:val="0"/>
-          <w:sz w:val="25"/>
-        </w:rPr>
-        <w:t>荷叶上的拇指姑娘急得直掉眼泪。水里的小鱼们听见了，凑在一起商量："我们不能让她嫁给癞蛤蟆！"于是，小鱼们咬断荷叶的茎，荷叶载着拇指姑娘，顺着河水漂呀漂，漂出了癞蛤蟆的地盘。</w:t>
-      </w:r>
-    </w:p>
-    <w:p>
-      <w:pPr>
-        <w:pageBreakBefore w:val="0"/>
-        <w:spacing w:line="312" w:lineRule="auto" w:before="0" w:after="0"/>
-        <w:ind w:firstLine="500"/>
-      </w:pPr>
-      <w:r>
-        <w:rPr>
-          <w:rFonts w:ascii="楷体" w:hAnsi="楷体" w:eastAsia="楷体"/>
-          <w:b w:val="0"/>
-          <w:sz w:val="25"/>
-        </w:rPr>
-        <w:t>一只金龟子把她带上了树，可树上的伙伴们嫌她"长得不像金龟子"，她又孤零零地过了夏天。</w:t>
-      </w:r>
-    </w:p>
-    <w:p>
-      <w:pPr>
-        <w:pageBreakBefore w:val="0"/>
-        <w:spacing w:line="312" w:lineRule="auto" w:before="0" w:after="0"/>
-        <w:ind w:firstLine="500"/>
-      </w:pPr>
-      <w:r>
-        <w:rPr>
-          <w:rFonts w:ascii="楷体" w:hAnsi="楷体" w:eastAsia="楷体"/>
-          <w:b w:val="0"/>
-          <w:sz w:val="25"/>
-        </w:rPr>
-        <w:t>秋天过去，冬天来了。北风呼呼地吹，拇指姑娘又冷又饿。她走到一片田鼠的麦茬地边，好心的田鼠奶奶收留了她："进来吧孩子，帮我做点家务，咱们一起过冬。"</w:t>
-      </w:r>
-    </w:p>
-    <w:p>
-      <w:pPr>
-        <w:pageBreakBefore w:val="0"/>
-        <w:spacing w:line="312" w:lineRule="auto" w:before="0" w:after="0"/>
-        <w:ind w:firstLine="500"/>
-      </w:pPr>
-      <w:r>
-        <w:rPr>
-          <w:rFonts w:ascii="楷体" w:hAnsi="楷体" w:eastAsia="楷体"/>
-          <w:b w:val="0"/>
-          <w:sz w:val="25"/>
-        </w:rPr>
-        <w:t>拇指姑娘在温暖的鼠洞里，每天把屋子收拾得干干净净，还会讲好听的故事，田鼠奶奶可喜欢她了。</w:t>
-      </w:r>
-    </w:p>
-    <w:p>
-      <w:pPr>
-        <w:pageBreakBefore w:val="0"/>
-        <w:spacing w:line="312" w:lineRule="auto" w:before="0" w:after="0"/>
-        <w:ind w:firstLine="500"/>
-      </w:pPr>
-      <w:r>
-        <w:rPr>
-          <w:rFonts w:ascii="楷体" w:hAnsi="楷体" w:eastAsia="楷体"/>
-          <w:b w:val="0"/>
-          <w:sz w:val="25"/>
-        </w:rPr>
-        <w:t>有一天，她在洞口发现一只冻僵了的燕子，一动也不动。拇指姑娘把自己的花被子盖在燕子身上，整个冬天，每天都给燕子送去谷粒和清水。</w:t>
-      </w:r>
-    </w:p>
-    <w:p>
-      <w:pPr>
-        <w:pageBreakBefore w:val="0"/>
-        <w:spacing w:line="312" w:lineRule="auto" w:before="0" w:after="0"/>
-        <w:ind w:firstLine="500"/>
-      </w:pPr>
-      <w:r>
-        <w:rPr>
-          <w:rFonts w:ascii="楷体" w:hAnsi="楷体" w:eastAsia="楷体"/>
-          <w:b w:val="0"/>
-          <w:sz w:val="25"/>
-        </w:rPr>
-        <w:t>春天来了。燕子醒了，翅膀又有力气了！它围着拇指姑娘飞了一圈又一圈："谢谢你救了我！骑到我的背上来吧，我带你去温暖的南方！"</w:t>
-      </w:r>
-    </w:p>
-    <w:p>
-      <w:pPr>
-        <w:pageBreakBefore w:val="0"/>
-        <w:spacing w:line="312" w:lineRule="auto" w:before="0" w:after="0"/>
-        <w:ind w:firstLine="500"/>
-      </w:pPr>
-      <w:r>
-        <w:rPr>
-          <w:rFonts w:ascii="楷体" w:hAnsi="楷体" w:eastAsia="楷体"/>
-          <w:b w:val="0"/>
-          <w:sz w:val="25"/>
-        </w:rPr>
-        <w:t>拇指姑娘坐在燕子背上，飞过高山，飞过大海，飞过终年积雪的地方，来到了温暖的南方。这里到处是花朵，每一朵花里，都住着一位小小的花精灵。</w:t>
-      </w:r>
-    </w:p>
-    <w:p>
-      <w:pPr>
-        <w:pageBreakBefore w:val="0"/>
-        <w:spacing w:line="312" w:lineRule="auto" w:before="0" w:after="0"/>
-        <w:ind w:firstLine="500"/>
-      </w:pPr>
-      <w:r>
-        <w:rPr>
-          <w:rFonts w:ascii="楷体" w:hAnsi="楷体" w:eastAsia="楷体"/>
-          <w:b w:val="0"/>
-          <w:sz w:val="25"/>
-        </w:rPr>
-        <w:t>花精灵的王子看见拇指姑娘，惊讶极了："你真美！愿意留下来吗？"他送给拇指姑娘一对薄薄的、闪闪发光的翅膀。</w:t>
-      </w:r>
-    </w:p>
-    <w:p>
-      <w:pPr>
-        <w:pageBreakBefore w:val="0"/>
-        <w:spacing w:line="312" w:lineRule="auto" w:before="0" w:after="0"/>
-        <w:ind w:firstLine="500"/>
-      </w:pPr>
-      <w:r>
-        <w:rPr>
-          <w:rFonts w:ascii="楷体" w:hAnsi="楷体" w:eastAsia="楷体"/>
-          <w:b w:val="0"/>
-          <w:sz w:val="25"/>
-        </w:rPr>
-        <w:t>从此，拇指姑娘成了花之国的公主。她再也不用睡核桃壳了——每一朵花儿，都为她开放成香喷喷的、软软的睡床。</w:t>
-      </w:r>
-    </w:p>
-    <w:p>
-      <w:pPr>
-        <w:pageBreakBefore w:val="0"/>
-        <w:spacing w:line="312" w:lineRule="auto" w:before="0" w:after="0"/>
-        <w:ind w:firstLine="500"/>
-      </w:pPr>
-      <w:r>
-        <w:rPr>
-          <w:rFonts w:ascii="楷体" w:hAnsi="楷体" w:eastAsia="楷体"/>
-          <w:b w:val="0"/>
-          <w:sz w:val="25"/>
-        </w:rPr>
-        <w:t>每天夜里，花瓣轻轻合拢，把她暖暖地包在中间。风一吹，满山的花轻轻摇晃，像在唱一支长长的摇篮曲。</w:t>
+        <w:t>出处：格林童话 ｜ 适读年龄：3~8 岁 ｜ 朗读时长：约 4 分钟</w:t>
+      </w:r>
+    </w:p>
+    <w:p>
+      <w:pPr>
+        <w:pageBreakBefore w:val="0"/>
+        <w:spacing w:line="312" w:lineRule="auto" w:before="0" w:after="0"/>
+        <w:ind w:firstLine="500"/>
+      </w:pPr>
+      <w:r>
+        <w:rPr>
+          <w:rFonts w:ascii="楷体" w:hAnsi="楷体" w:eastAsia="楷体"/>
+          <w:b w:val="0"/>
+          <w:sz w:val="25"/>
+        </w:rPr>
+        <w:t>从前，有一个小小的孤儿姑娘，善良又温柔。她没有爸爸妈妈，也没有房子，只有身上的衣服和一块小小的面包。她走呀走，靠好心人的帮助，一天一天地过日子。</w:t>
+      </w:r>
+    </w:p>
+    <w:p>
+      <w:pPr>
+        <w:pageBreakBefore w:val="0"/>
+        <w:spacing w:line="312" w:lineRule="auto" w:before="0" w:after="0"/>
+        <w:ind w:firstLine="500"/>
+      </w:pPr>
+      <w:r>
+        <w:rPr>
+          <w:rFonts w:ascii="楷体" w:hAnsi="楷体" w:eastAsia="楷体"/>
+          <w:b w:val="0"/>
+          <w:sz w:val="25"/>
+        </w:rPr>
+        <w:t>可是她遇到比自己更困难的人时，从来没有想过自己。</w:t>
+      </w:r>
+    </w:p>
+    <w:p>
+      <w:pPr>
+        <w:pageBreakBefore w:val="0"/>
+        <w:spacing w:line="312" w:lineRule="auto" w:before="0" w:after="0"/>
+        <w:ind w:firstLine="500"/>
+      </w:pPr>
+      <w:r>
+        <w:rPr>
+          <w:rFonts w:ascii="楷体" w:hAnsi="楷体" w:eastAsia="楷体"/>
+          <w:b w:val="0"/>
+          <w:sz w:val="25"/>
+        </w:rPr>
+        <w:t>路上，她遇见一个饿得走不动的人，就把手里的面包整个递了过去："给你吃吧，你一定很饿了。"</w:t>
+      </w:r>
+    </w:p>
+    <w:p>
+      <w:pPr>
+        <w:pageBreakBefore w:val="0"/>
+        <w:spacing w:line="312" w:lineRule="auto" w:before="0" w:after="0"/>
+        <w:ind w:firstLine="500"/>
+      </w:pPr>
+      <w:r>
+        <w:rPr>
+          <w:rFonts w:ascii="楷体" w:hAnsi="楷体" w:eastAsia="楷体"/>
+          <w:b w:val="0"/>
+          <w:sz w:val="25"/>
+        </w:rPr>
+        <w:t>继续往前走，她看见一个小男孩，冷得缩着脖子。她摘下自己的帽子，戴在他的头上："别冻着了。"</w:t>
+      </w:r>
+    </w:p>
+    <w:p>
+      <w:pPr>
+        <w:pageBreakBefore w:val="0"/>
+        <w:spacing w:line="312" w:lineRule="auto" w:before="0" w:after="0"/>
+        <w:ind w:firstLine="500"/>
+      </w:pPr>
+      <w:r>
+        <w:rPr>
+          <w:rFonts w:ascii="楷体" w:hAnsi="楷体" w:eastAsia="楷体"/>
+          <w:b w:val="0"/>
+          <w:sz w:val="25"/>
+        </w:rPr>
+        <w:t>又走了一段，她碰到一个在风里发抖的小姑娘，就脱下自己的外套披在她身上："快穿上，暖和一点。"</w:t>
+      </w:r>
+    </w:p>
+    <w:p>
+      <w:pPr>
+        <w:pageBreakBefore w:val="0"/>
+        <w:spacing w:line="312" w:lineRule="auto" w:before="0" w:after="0"/>
+        <w:ind w:firstLine="500"/>
+      </w:pPr>
+      <w:r>
+        <w:rPr>
+          <w:rFonts w:ascii="楷体" w:hAnsi="楷体" w:eastAsia="楷体"/>
+          <w:b w:val="0"/>
+          <w:sz w:val="25"/>
+        </w:rPr>
+        <w:t>天渐渐黑了，她走进一片黑黑的森林。这时，她又遇见一个衣衫破旧的孩子，冷得直哆嗦。姑娘想了想，把自己最后一件小裙子也脱下来，送给了他："给你吧，别着凉。"</w:t>
+      </w:r>
+    </w:p>
+    <w:p>
+      <w:pPr>
+        <w:pageBreakBefore w:val="0"/>
+        <w:spacing w:line="312" w:lineRule="auto" w:before="0" w:after="0"/>
+        <w:ind w:firstLine="500"/>
+      </w:pPr>
+      <w:r>
+        <w:rPr>
+          <w:rFonts w:ascii="楷体" w:hAnsi="楷体" w:eastAsia="楷体"/>
+          <w:b w:val="0"/>
+          <w:sz w:val="25"/>
+        </w:rPr>
+        <w:t>现在，她身上几乎什么都没有了。她站在森林里，仰起头，望着满天的星星。星星们眨呀眨，好像都在温柔地看着她。</w:t>
+      </w:r>
+    </w:p>
+    <w:p>
+      <w:pPr>
+        <w:pageBreakBefore w:val="0"/>
+        <w:spacing w:line="312" w:lineRule="auto" w:before="0" w:after="0"/>
+        <w:ind w:firstLine="500"/>
+      </w:pPr>
+      <w:r>
+        <w:rPr>
+          <w:rFonts w:ascii="楷体" w:hAnsi="楷体" w:eastAsia="楷体"/>
+          <w:b w:val="0"/>
+          <w:sz w:val="25"/>
+        </w:rPr>
+        <w:t>就在这时，奇迹发生了！</w:t>
+      </w:r>
+    </w:p>
+    <w:p>
+      <w:pPr>
+        <w:pageBreakBefore w:val="0"/>
+        <w:spacing w:line="312" w:lineRule="auto" w:before="0" w:after="0"/>
+        <w:ind w:firstLine="500"/>
+      </w:pPr>
+      <w:r>
+        <w:rPr>
+          <w:rFonts w:ascii="楷体" w:hAnsi="楷体" w:eastAsia="楷体"/>
+          <w:b w:val="0"/>
+          <w:sz w:val="25"/>
+        </w:rPr>
+        <w:t>天上的星星忽然一颗接一颗地落下来，落到她的身边，变成了一枚一枚亮闪闪的银元！眨眼间，她的面前落了一大堆银元，闪闪的星光把她整个人都照亮了。</w:t>
+      </w:r>
+    </w:p>
+    <w:p>
+      <w:pPr>
+        <w:pageBreakBefore w:val="0"/>
+        <w:spacing w:line="312" w:lineRule="auto" w:before="0" w:after="0"/>
+        <w:ind w:firstLine="500"/>
+      </w:pPr>
+      <w:r>
+        <w:rPr>
+          <w:rFonts w:ascii="楷体" w:hAnsi="楷体" w:eastAsia="楷体"/>
+          <w:b w:val="0"/>
+          <w:sz w:val="25"/>
+        </w:rPr>
+        <w:t>而且，她的身上，不知什么时候披上了一件崭新的裙子——那是用最细的星光线织成的，又轻又暖，亮得像披着一片小小的银河。</w:t>
+      </w:r>
+    </w:p>
+    <w:p>
+      <w:pPr>
+        <w:pageBreakBefore w:val="0"/>
+        <w:spacing w:line="312" w:lineRule="auto" w:before="0" w:after="0"/>
+        <w:ind w:firstLine="500"/>
+      </w:pPr>
+      <w:r>
+        <w:rPr>
+          <w:rFonts w:ascii="楷体" w:hAnsi="楷体" w:eastAsia="楷体"/>
+          <w:b w:val="0"/>
+          <w:sz w:val="25"/>
+        </w:rPr>
+        <w:t>原来，星星们把这一切都看在眼里。善良的孩子，星星会回报她。</w:t>
+      </w:r>
+    </w:p>
+    <w:p>
+      <w:pPr>
+        <w:pageBreakBefore w:val="0"/>
+        <w:spacing w:line="312" w:lineRule="auto" w:before="0" w:after="0"/>
+        <w:ind w:firstLine="500"/>
+      </w:pPr>
+      <w:r>
+        <w:rPr>
+          <w:rFonts w:ascii="楷体" w:hAnsi="楷体" w:eastAsia="楷体"/>
+          <w:b w:val="0"/>
+          <w:sz w:val="25"/>
+        </w:rPr>
+        <w:t>姑娘捧着银元，穿着星光裙子，平平安安地走出了森林。从此，她再也不缺吃、不缺穿，还常常用银元帮助别人。而她那件星光裙子，一到夜里，就微微地发亮。</w:t>
       </w:r>
     </w:p>
     <w:p>
@@ -7778,7 +7718,7 @@
           <w:color w:val="595959"/>
           <w:sz w:val="23"/>
         </w:rPr>
-        <w:t>宝贝，小小的拇指姑娘一路遇到了癞蛤蟆、寒冬，可她心里一直善良又勇敢，帮助了燕子，最后连花儿都愿意做她的床。心里有光的小朋友，走到哪里都会被温柔接住。晚安，睡在你的花瓣小床上吧。</w:t>
+        <w:t>宝贝，善良的孩子会被星星看见。今晚，天上也有好多好多星星在看着你呢，它们正把最亮的光轻轻洒在你的小床上。晚安，做个亮晶晶的好梦。</w:t>
       </w:r>
     </w:p>
     <w:p>
@@ -7792,7 +7732,7 @@
           <w:b/>
           <w:sz w:val="32"/>
         </w:rPr>
-        <w:t>31　睡美人</w:t>
+        <w:t>31　不莱梅的音乐家</w:t>
       </w:r>
     </w:p>
     <w:p>
@@ -7807,202 +7747,247 @@
           <w:color w:val="595959"/>
           <w:sz w:val="20"/>
         </w:rPr>
-        <w:t>出处：格林童话（睡前改编版） ｜ 适读年龄：4~10 岁 ｜ 朗读时长：约 5 分钟</w:t>
-      </w:r>
-    </w:p>
-    <w:p>
-      <w:pPr>
-        <w:pageBreakBefore w:val="0"/>
-        <w:spacing w:line="312" w:lineRule="auto" w:before="0" w:after="0"/>
-        <w:ind w:firstLine="500"/>
-      </w:pPr>
-      <w:r>
-        <w:rPr>
-          <w:rFonts w:ascii="楷体" w:hAnsi="楷体" w:eastAsia="楷体"/>
-          <w:b w:val="0"/>
-          <w:sz w:val="25"/>
-        </w:rPr>
-        <w:t>很久以前，国王和王后盼望多年，终于有了一位小公主。他们高兴极了，办了一场盛大的宴会，请来了王国的所有人——还有居住在森林里的几位善良的仙女。</w:t>
-      </w:r>
-    </w:p>
-    <w:p>
-      <w:pPr>
-        <w:pageBreakBefore w:val="0"/>
-        <w:spacing w:line="312" w:lineRule="auto" w:before="0" w:after="0"/>
-        <w:ind w:firstLine="500"/>
-      </w:pPr>
-      <w:r>
-        <w:rPr>
-          <w:rFonts w:ascii="楷体" w:hAnsi="楷体" w:eastAsia="楷体"/>
-          <w:b w:val="0"/>
-          <w:sz w:val="25"/>
-        </w:rPr>
-        <w:t>宴会上，仙女们一个接一个地送给小公主礼物：有的送"美德"，有的送"美貌"，有的送"智慧"……</w:t>
-      </w:r>
-    </w:p>
-    <w:p>
-      <w:pPr>
-        <w:pageBreakBefore w:val="0"/>
-        <w:spacing w:line="312" w:lineRule="auto" w:before="0" w:after="0"/>
-        <w:ind w:firstLine="500"/>
-      </w:pPr>
-      <w:r>
-        <w:rPr>
-          <w:rFonts w:ascii="楷体" w:hAnsi="楷体" w:eastAsia="楷体"/>
-          <w:b w:val="0"/>
-          <w:sz w:val="25"/>
-        </w:rPr>
-        <w:t>可是，王国里还有一位被遗忘的坏脾气女巫。她没接到邀请，气冲冲地闯了进来，指着摇篮念了个恶毒的咒语："公主十五岁那年，会被纺锤刺破手指，倒下就再也醒不来！"</w:t>
-      </w:r>
-    </w:p>
-    <w:p>
-      <w:pPr>
-        <w:pageBreakBefore w:val="0"/>
-        <w:spacing w:line="312" w:lineRule="auto" w:before="0" w:after="0"/>
-        <w:ind w:firstLine="500"/>
-      </w:pPr>
-      <w:r>
-        <w:rPr>
-          <w:rFonts w:ascii="楷体" w:hAnsi="楷体" w:eastAsia="楷体"/>
-          <w:b w:val="0"/>
-          <w:sz w:val="25"/>
-        </w:rPr>
-        <w:t>说完，她一甩袖子走了。</w:t>
-      </w:r>
-    </w:p>
-    <w:p>
-      <w:pPr>
-        <w:pageBreakBefore w:val="0"/>
-        <w:spacing w:line="312" w:lineRule="auto" w:before="0" w:after="0"/>
-        <w:ind w:firstLine="500"/>
-      </w:pPr>
-      <w:r>
-        <w:rPr>
-          <w:rFonts w:ascii="楷体" w:hAnsi="楷体" w:eastAsia="楷体"/>
-          <w:b w:val="0"/>
-          <w:sz w:val="25"/>
-        </w:rPr>
-        <w:t>还好，最年轻的那位仙女还有礼物没送。她的魔法不足以解除咒语，就轻声说："我改不了咒语，但能改一改它——公主不会死去，只是沉沉睡去，直到有一天，被人真心唤醒。"</w:t>
-      </w:r>
-    </w:p>
-    <w:p>
-      <w:pPr>
-        <w:pageBreakBefore w:val="0"/>
-        <w:spacing w:line="312" w:lineRule="auto" w:before="0" w:after="0"/>
-        <w:ind w:firstLine="500"/>
-      </w:pPr>
-      <w:r>
-        <w:rPr>
-          <w:rFonts w:ascii="楷体" w:hAnsi="楷体" w:eastAsia="楷体"/>
-          <w:b w:val="0"/>
-          <w:sz w:val="25"/>
-        </w:rPr>
-        <w:t>国王下令：把全国的纺锤都收起来烧掉。</w:t>
-      </w:r>
-    </w:p>
-    <w:p>
-      <w:pPr>
-        <w:pageBreakBefore w:val="0"/>
-        <w:spacing w:line="312" w:lineRule="auto" w:before="0" w:after="0"/>
-        <w:ind w:firstLine="500"/>
-      </w:pPr>
-      <w:r>
-        <w:rPr>
-          <w:rFonts w:ascii="楷体" w:hAnsi="楷体" w:eastAsia="楷体"/>
-          <w:b w:val="0"/>
-          <w:sz w:val="25"/>
-        </w:rPr>
-        <w:t>可是，咒语还是来了。公主十五岁那年的一天，她在城堡里玩，走进一座古老的塔楼，看见一位老婆婆在纺线。公主好奇地伸手一碰——手指被刺了一下！她只觉得困极了，倒在旁边的床上，沉沉地睡着了。</w:t>
-      </w:r>
-    </w:p>
-    <w:p>
-      <w:pPr>
-        <w:pageBreakBefore w:val="0"/>
-        <w:spacing w:line="312" w:lineRule="auto" w:before="0" w:after="0"/>
-        <w:ind w:firstLine="500"/>
-      </w:pPr>
-      <w:r>
-        <w:rPr>
-          <w:rFonts w:ascii="楷体" w:hAnsi="楷体" w:eastAsia="楷体"/>
-          <w:b w:val="0"/>
-          <w:sz w:val="25"/>
-        </w:rPr>
-        <w:t>奇妙的是，整个城堡也跟着睡了：国王和王后睡着了，厨师睡着了，连灶上的火、打盹的猫、扑扇翅膀的公鸡，全都睡着了。城堡四周，长出了又高又密的玫瑰花篱笆，把城堡温柔地包在里面，连一片叶子都落不进来。</w:t>
-      </w:r>
-    </w:p>
-    <w:p>
-      <w:pPr>
-        <w:pageBreakBefore w:val="0"/>
-        <w:spacing w:line="312" w:lineRule="auto" w:before="0" w:after="0"/>
-        <w:ind w:firstLine="500"/>
-      </w:pPr>
-      <w:r>
-        <w:rPr>
-          <w:rFonts w:ascii="楷体" w:hAnsi="楷体" w:eastAsia="楷体"/>
-          <w:b w:val="0"/>
-          <w:sz w:val="25"/>
-        </w:rPr>
-        <w:t>人们把这座城堡叫作"睡美人的城堡"。玫瑰花开了又谢，谢了又开，一年又一年。</w:t>
-      </w:r>
-    </w:p>
-    <w:p>
-      <w:pPr>
-        <w:pageBreakBefore w:val="0"/>
-        <w:spacing w:line="312" w:lineRule="auto" w:before="0" w:after="0"/>
-        <w:ind w:firstLine="500"/>
-      </w:pPr>
-      <w:r>
-        <w:rPr>
-          <w:rFonts w:ascii="楷体" w:hAnsi="楷体" w:eastAsia="楷体"/>
-          <w:b w:val="0"/>
-          <w:sz w:val="25"/>
-        </w:rPr>
-        <w:t>一百年后，一位王子听说了这个故事，来到城堡前。说来也奇，他一走近，那些玫瑰刺就轻轻分开，像在迎接他。王子走进城堡，在塔楼的小床上，找到了睡得安安静静的公主。一百年的时光，没有在她脸上留下任何痕迹，她的睫毛像两把小扇子，安静地垂着。</w:t>
-      </w:r>
-    </w:p>
-    <w:p>
-      <w:pPr>
-        <w:pageBreakBefore w:val="0"/>
-        <w:spacing w:line="312" w:lineRule="auto" w:before="0" w:after="0"/>
-        <w:ind w:firstLine="500"/>
-      </w:pPr>
-      <w:r>
-        <w:rPr>
-          <w:rFonts w:ascii="楷体" w:hAnsi="楷体" w:eastAsia="楷体"/>
-          <w:b w:val="0"/>
-          <w:sz w:val="25"/>
-        </w:rPr>
-        <w:t>王子轻轻地在她的额头上，印下一个吻。</w:t>
-      </w:r>
-    </w:p>
-    <w:p>
-      <w:pPr>
-        <w:pageBreakBefore w:val="0"/>
-        <w:spacing w:line="312" w:lineRule="auto" w:before="0" w:after="0"/>
-        <w:ind w:firstLine="500"/>
-      </w:pPr>
-      <w:r>
-        <w:rPr>
-          <w:rFonts w:ascii="楷体" w:hAnsi="楷体" w:eastAsia="楷体"/>
-          <w:b w:val="0"/>
-          <w:sz w:val="25"/>
-        </w:rPr>
-        <w:t>公主醒了！她睁开眼睛，看到王子，笑了。紧接着，整座城堡都醒了：国王醒了，王后醒了，厨师一骨碌爬起来揉面，猫"喵"了一声继续打盹，公鸡清了清嗓子打鸣——好像时间只停了一小会儿。</w:t>
-      </w:r>
-    </w:p>
-    <w:p>
-      <w:pPr>
-        <w:pageBreakBefore w:val="0"/>
-        <w:spacing w:line="312" w:lineRule="auto" w:before="0" w:after="0"/>
-        <w:ind w:firstLine="500"/>
-      </w:pPr>
-      <w:r>
-        <w:rPr>
-          <w:rFonts w:ascii="楷体" w:hAnsi="楷体" w:eastAsia="楷体"/>
-          <w:b w:val="0"/>
-          <w:sz w:val="25"/>
-        </w:rPr>
-        <w:t>后来，王子和公主举办了热闹的婚礼。而最好玩的是，公主从此变成了王国里睡得最香的人——因为她知道，无论睡多久，都会有人来温柔地唤醒她。</w:t>
+        <w:t>出处：格林童话（睡前改编版） ｜ 适读年龄：4~8 岁 ｜ 朗读时长：约 4 分钟</w:t>
+      </w:r>
+    </w:p>
+    <w:p>
+      <w:pPr>
+        <w:pageBreakBefore w:val="0"/>
+        <w:spacing w:line="312" w:lineRule="auto" w:before="0" w:after="0"/>
+        <w:ind w:firstLine="500"/>
+      </w:pPr>
+      <w:r>
+        <w:rPr>
+          <w:rFonts w:ascii="楷体" w:hAnsi="楷体" w:eastAsia="楷体"/>
+          <w:b w:val="0"/>
+          <w:sz w:val="25"/>
+        </w:rPr>
+        <w:t>有一头老驴子，为主人拉了好多好多年的磨，年纪大了，干不动了，主人就想把它卖掉。</w:t>
+      </w:r>
+    </w:p>
+    <w:p>
+      <w:pPr>
+        <w:pageBreakBefore w:val="0"/>
+        <w:spacing w:line="312" w:lineRule="auto" w:before="0" w:after="0"/>
+        <w:ind w:firstLine="500"/>
+      </w:pPr>
+      <w:r>
+        <w:rPr>
+          <w:rFonts w:ascii="楷体" w:hAnsi="楷体" w:eastAsia="楷体"/>
+          <w:b w:val="0"/>
+          <w:sz w:val="25"/>
+        </w:rPr>
+        <w:t>老驴子一听，悄悄地溜了出来："我不去别人家干活了，我要去不莱梅城，当一名音乐家！"</w:t>
+      </w:r>
+    </w:p>
+    <w:p>
+      <w:pPr>
+        <w:pageBreakBefore w:val="0"/>
+        <w:spacing w:line="312" w:lineRule="auto" w:before="0" w:after="0"/>
+        <w:ind w:firstLine="500"/>
+      </w:pPr>
+      <w:r>
+        <w:rPr>
+          <w:rFonts w:ascii="楷体" w:hAnsi="楷体" w:eastAsia="楷体"/>
+          <w:b w:val="0"/>
+          <w:sz w:val="25"/>
+        </w:rPr>
+        <w:t>走到路上，它遇见一条老猎狗，趴在路边直叹气："我年纪大了，追不动猎物了，主人不要我了……"</w:t>
+      </w:r>
+    </w:p>
+    <w:p>
+      <w:pPr>
+        <w:pageBreakBefore w:val="0"/>
+        <w:spacing w:line="312" w:lineRule="auto" w:before="0" w:after="0"/>
+        <w:ind w:firstLine="500"/>
+      </w:pPr>
+      <w:r>
+        <w:rPr>
+          <w:rFonts w:ascii="楷体" w:hAnsi="楷体" w:eastAsia="楷体"/>
+          <w:b w:val="0"/>
+          <w:sz w:val="25"/>
+        </w:rPr>
+        <w:t>老驴子说："跟我们一起去不莱梅吧！你嗓子好，可以当音乐家，唱歌给大家听。"</w:t>
+      </w:r>
+    </w:p>
+    <w:p>
+      <w:pPr>
+        <w:pageBreakBefore w:val="0"/>
+        <w:spacing w:line="312" w:lineRule="auto" w:before="0" w:after="0"/>
+        <w:ind w:firstLine="500"/>
+      </w:pPr>
+      <w:r>
+        <w:rPr>
+          <w:rFonts w:ascii="楷体" w:hAnsi="楷体" w:eastAsia="楷体"/>
+          <w:b w:val="0"/>
+          <w:sz w:val="25"/>
+        </w:rPr>
+        <w:t>猎狗一听，尾巴都摇起来了，跟着老驴子上了路。</w:t>
+      </w:r>
+    </w:p>
+    <w:p>
+      <w:pPr>
+        <w:pageBreakBefore w:val="0"/>
+        <w:spacing w:line="312" w:lineRule="auto" w:before="0" w:after="0"/>
+        <w:ind w:firstLine="500"/>
+      </w:pPr>
+      <w:r>
+        <w:rPr>
+          <w:rFonts w:ascii="楷体" w:hAnsi="楷体" w:eastAsia="楷体"/>
+          <w:b w:val="0"/>
+          <w:sz w:val="25"/>
+        </w:rPr>
+        <w:t>没走多远，她们又碰见一只老猫咪，坐在路边愁眉苦脸："我老了，抓不动老鼠了，都不知道以后怎么办……"</w:t>
+      </w:r>
+    </w:p>
+    <w:p>
+      <w:pPr>
+        <w:pageBreakBefore w:val="0"/>
+        <w:spacing w:line="312" w:lineRule="auto" w:before="0" w:after="0"/>
+        <w:ind w:firstLine="500"/>
+      </w:pPr>
+      <w:r>
+        <w:rPr>
+          <w:rFonts w:ascii="楷体" w:hAnsi="楷体" w:eastAsia="楷体"/>
+          <w:b w:val="0"/>
+          <w:sz w:val="25"/>
+        </w:rPr>
+        <w:t>"跟我们一起去不莱梅吧！"老驴子和猎狗一起喊，"你晚上唱起歌来，'喵呜——喵呜——'，多好听呀！"</w:t>
+      </w:r>
+    </w:p>
+    <w:p>
+      <w:pPr>
+        <w:pageBreakBefore w:val="0"/>
+        <w:spacing w:line="312" w:lineRule="auto" w:before="0" w:after="0"/>
+        <w:ind w:firstLine="500"/>
+      </w:pPr>
+      <w:r>
+        <w:rPr>
+          <w:rFonts w:ascii="楷体" w:hAnsi="楷体" w:eastAsia="楷体"/>
+          <w:b w:val="0"/>
+          <w:sz w:val="25"/>
+        </w:rPr>
+        <w:t>猫咪也加入了。走了一会儿，她们又遇见一只大公鸡，正扯着嗓子大叫："喔喔喔——我的日子不好过啦！"</w:t>
+      </w:r>
+    </w:p>
+    <w:p>
+      <w:pPr>
+        <w:pageBreakBefore w:val="0"/>
+        <w:spacing w:line="312" w:lineRule="auto" w:before="0" w:after="0"/>
+        <w:ind w:firstLine="500"/>
+      </w:pPr>
+      <w:r>
+        <w:rPr>
+          <w:rFonts w:ascii="楷体" w:hAnsi="楷体" w:eastAsia="楷体"/>
+          <w:b w:val="0"/>
+          <w:sz w:val="25"/>
+        </w:rPr>
+        <w:t>"那就跟我们一起去不莱梅吧，当歌唱家！"公鸡一听，扑扇着翅膀，飞上了老驴子的背。</w:t>
+      </w:r>
+    </w:p>
+    <w:p>
+      <w:pPr>
+        <w:pageBreakBefore w:val="0"/>
+        <w:spacing w:line="312" w:lineRule="auto" w:before="0" w:after="0"/>
+        <w:ind w:firstLine="500"/>
+      </w:pPr>
+      <w:r>
+        <w:rPr>
+          <w:rFonts w:ascii="楷体" w:hAnsi="楷体" w:eastAsia="楷体"/>
+          <w:b w:val="0"/>
+          <w:sz w:val="25"/>
+        </w:rPr>
+        <w:t>四个好朋友走呀走，天黑了，来到一片森林边上。他们看见远处有一座小房子，亮着灯，凑近一瞧——原来是一伙强盗的窝，桌上摆满了好吃的。</w:t>
+      </w:r>
+    </w:p>
+    <w:p>
+      <w:pPr>
+        <w:pageBreakBefore w:val="0"/>
+        <w:spacing w:line="312" w:lineRule="auto" w:before="0" w:after="0"/>
+        <w:ind w:firstLine="500"/>
+      </w:pPr>
+      <w:r>
+        <w:rPr>
+          <w:rFonts w:ascii="楷体" w:hAnsi="楷体" w:eastAsia="楷体"/>
+          <w:b w:val="0"/>
+          <w:sz w:val="25"/>
+        </w:rPr>
+        <w:t>老驴子想出了个好主意："我们给它来一场'音乐会'！"</w:t>
+      </w:r>
+    </w:p>
+    <w:p>
+      <w:pPr>
+        <w:pageBreakBefore w:val="0"/>
+        <w:spacing w:line="312" w:lineRule="auto" w:before="0" w:after="0"/>
+        <w:ind w:firstLine="500"/>
+      </w:pPr>
+      <w:r>
+        <w:rPr>
+          <w:rFonts w:ascii="楷体" w:hAnsi="楷体" w:eastAsia="楷体"/>
+          <w:b w:val="0"/>
+          <w:sz w:val="25"/>
+        </w:rPr>
+        <w:t>于是，老驴子把前腿搭上窗台，猎狗跳到驴背上，猫咪爬到狗头上，公鸡站上猫脑袋——一个摞一个，像一座小小的塔。</w:t>
+      </w:r>
+    </w:p>
+    <w:p>
+      <w:pPr>
+        <w:pageBreakBefore w:val="0"/>
+        <w:spacing w:line="312" w:lineRule="auto" w:before="0" w:after="0"/>
+        <w:ind w:firstLine="500"/>
+      </w:pPr>
+      <w:r>
+        <w:rPr>
+          <w:rFonts w:ascii="楷体" w:hAnsi="楷体" w:eastAsia="楷体"/>
+          <w:b w:val="0"/>
+          <w:sz w:val="25"/>
+        </w:rPr>
+        <w:t>"预备——开始！"四个伙伴一起放开嗓子：驴叫、狗汪、猫嚎、鸡鸣，"啊——昂！汪汪！喵呜——喔喔喔——！"</w:t>
+      </w:r>
+    </w:p>
+    <w:p>
+      <w:pPr>
+        <w:pageBreakBefore w:val="0"/>
+        <w:spacing w:line="312" w:lineRule="auto" w:before="0" w:after="0"/>
+        <w:ind w:firstLine="500"/>
+      </w:pPr>
+      <w:r>
+        <w:rPr>
+          <w:rFonts w:ascii="楷体" w:hAnsi="楷体" w:eastAsia="楷体"/>
+          <w:b w:val="0"/>
+          <w:sz w:val="25"/>
+        </w:rPr>
+        <w:t>声音又响又怪，像打雷又像刮风。屋里的强盗们吓得魂飞魄散："妖怪来啦！快逃啊——"抱着头一溜烟跑进了黑黑的森林，再也不敢回来。</w:t>
+      </w:r>
+    </w:p>
+    <w:p>
+      <w:pPr>
+        <w:pageBreakBefore w:val="0"/>
+        <w:spacing w:line="312" w:lineRule="auto" w:before="0" w:after="0"/>
+        <w:ind w:firstLine="500"/>
+      </w:pPr>
+      <w:r>
+        <w:rPr>
+          <w:rFonts w:ascii="楷体" w:hAnsi="楷体" w:eastAsia="楷体"/>
+          <w:b w:val="0"/>
+          <w:sz w:val="25"/>
+        </w:rPr>
+        <w:t>四个音乐家把好吃的吃完，各自找了个舒服的角落：驴子躺在软软的干草堆上，猎狗蜷在门后，猫咪蹲在暖暖的灶台边，公鸡站上了房梁。</w:t>
+      </w:r>
+    </w:p>
+    <w:p>
+      <w:pPr>
+        <w:pageBreakBefore w:val="0"/>
+        <w:spacing w:line="312" w:lineRule="auto" w:before="0" w:after="0"/>
+        <w:ind w:firstLine="500"/>
+      </w:pPr>
+      <w:r>
+        <w:rPr>
+          <w:rFonts w:ascii="楷体" w:hAnsi="楷体" w:eastAsia="楷体"/>
+          <w:b w:val="0"/>
+          <w:sz w:val="25"/>
+        </w:rPr>
+        <w:t>从此，她们就在这座亮堂堂的小房子里住了下来。白天在院子里晒太阳，晚上开一场小小的音乐会，唱累了，就挤在一起，呼噜呼噜，睡得又香又甜。</w:t>
       </w:r>
     </w:p>
     <w:p>
@@ -8032,7 +8017,7 @@
           <w:color w:val="595959"/>
           <w:sz w:val="23"/>
         </w:rPr>
-        <w:t>宝贝，城堡睡了一百年，玫瑰一直温柔地守着它；公主睡得那么香，是因为她知道醒来时身边都是爱。今晚你也安心睡吧，明天清晨的阳光，就是来轻轻吻醒你的王子。晚安，睡美人。</w:t>
+        <w:t>宝贝，你看，老了的朋友也能找到新家，朋友们在一起，就不怕黑夜。我们的小家也像那座小房子一样暖暖的，大家都在，安心睡吧。晚安。</w:t>
       </w:r>
     </w:p>
     <w:p>
@@ -8046,7 +8031,7 @@
           <w:b/>
           <w:sz w:val="32"/>
         </w:rPr>
-        <w:t>32　灰姑娘</w:t>
+        <w:t>32　拇指姑娘</w:t>
       </w:r>
     </w:p>
     <w:p>
@@ -8061,232 +8046,202 @@
           <w:color w:val="595959"/>
           <w:sz w:val="20"/>
         </w:rPr>
-        <w:t>出处：格林童话（睡前改编版） ｜ 适读年龄：4~10 岁 ｜ 朗读时长：约 5 分钟</w:t>
-      </w:r>
-    </w:p>
-    <w:p>
-      <w:pPr>
-        <w:pageBreakBefore w:val="0"/>
-        <w:spacing w:line="312" w:lineRule="auto" w:before="0" w:after="0"/>
-        <w:ind w:firstLine="500"/>
-      </w:pPr>
-      <w:r>
-        <w:rPr>
-          <w:rFonts w:ascii="楷体" w:hAnsi="楷体" w:eastAsia="楷体"/>
-          <w:b w:val="0"/>
-          <w:sz w:val="25"/>
-        </w:rPr>
-        <w:t>有一个姑娘，妈妈很早就去世了，爸爸又去了远方。她跟着继母和两位姐姐生活，每天从早忙到晚：挑水、生火、擦地、洗衣裳。忙完了，她就蜷在厨房的灰堆旁边歇一歇，身上总沾着灰，大家就笑她，叫她"灰姑娘"。</w:t>
-      </w:r>
-    </w:p>
-    <w:p>
-      <w:pPr>
-        <w:pageBreakBefore w:val="0"/>
-        <w:spacing w:line="312" w:lineRule="auto" w:before="0" w:after="0"/>
-        <w:ind w:firstLine="500"/>
-      </w:pPr>
-      <w:r>
-        <w:rPr>
-          <w:rFonts w:ascii="楷体" w:hAnsi="楷体" w:eastAsia="楷体"/>
-          <w:b w:val="0"/>
-          <w:sz w:val="25"/>
-        </w:rPr>
-        <w:t>可是灰姑娘心地善良。她喂鸽子，鸽子飞在她肩膀上；她喂小猫，小猫蹭她的裙角；连后院的老榛树，都愿意听她说话。</w:t>
-      </w:r>
-    </w:p>
-    <w:p>
-      <w:pPr>
-        <w:pageBreakBefore w:val="0"/>
-        <w:spacing w:line="312" w:lineRule="auto" w:before="0" w:after="0"/>
-        <w:ind w:firstLine="500"/>
-      </w:pPr>
-      <w:r>
-        <w:rPr>
-          <w:rFonts w:ascii="楷体" w:hAnsi="楷体" w:eastAsia="楷体"/>
-          <w:b w:val="0"/>
-          <w:sz w:val="25"/>
-        </w:rPr>
-        <w:t>有一天，王宫里传出消息：国王要为王子举办舞会，邀请全国的姑娘都去。</w:t>
-      </w:r>
-    </w:p>
-    <w:p>
-      <w:pPr>
-        <w:pageBreakBefore w:val="0"/>
-        <w:spacing w:line="312" w:lineRule="auto" w:before="0" w:after="0"/>
-        <w:ind w:firstLine="500"/>
-      </w:pPr>
-      <w:r>
-        <w:rPr>
-          <w:rFonts w:ascii="楷体" w:hAnsi="楷体" w:eastAsia="楷体"/>
-          <w:b w:val="0"/>
-          <w:sz w:val="25"/>
-        </w:rPr>
-        <w:t>继母带着两位姐姐打扮得漂漂亮亮地走了，只留下灰姑娘看家。她坐在榛树下，忍不住哭了："我也好想去呀，哪怕就看一眼……"</w:t>
-      </w:r>
-    </w:p>
-    <w:p>
-      <w:pPr>
-        <w:pageBreakBefore w:val="0"/>
-        <w:spacing w:line="312" w:lineRule="auto" w:before="0" w:after="0"/>
-        <w:ind w:firstLine="500"/>
-      </w:pPr>
-      <w:r>
-        <w:rPr>
-          <w:rFonts w:ascii="楷体" w:hAnsi="楷体" w:eastAsia="楷体"/>
-          <w:b w:val="0"/>
-          <w:sz w:val="25"/>
-        </w:rPr>
-        <w:t>"想去看舞会吗？"</w:t>
-      </w:r>
-    </w:p>
-    <w:p>
-      <w:pPr>
-        <w:pageBreakBefore w:val="0"/>
-        <w:spacing w:line="312" w:lineRule="auto" w:before="0" w:after="0"/>
-        <w:ind w:firstLine="500"/>
-      </w:pPr>
-      <w:r>
-        <w:rPr>
-          <w:rFonts w:ascii="楷体" w:hAnsi="楷体" w:eastAsia="楷体"/>
-          <w:b w:val="0"/>
-          <w:sz w:val="25"/>
-        </w:rPr>
-        <w:t>灰姑娘抬头——一位仙女教母不知什么时候站在了面前，还眨了眨眼睛。</w:t>
-      </w:r>
-    </w:p>
-    <w:p>
-      <w:pPr>
-        <w:pageBreakBefore w:val="0"/>
-        <w:spacing w:line="312" w:lineRule="auto" w:before="0" w:after="0"/>
-        <w:ind w:firstLine="500"/>
-      </w:pPr>
-      <w:r>
-        <w:rPr>
-          <w:rFonts w:ascii="楷体" w:hAnsi="楷体" w:eastAsia="楷体"/>
-          <w:b w:val="0"/>
-          <w:sz w:val="25"/>
-        </w:rPr>
-        <w:t>只见仙女教母挥了挥仙杖：院子里的大南瓜，"咕噜噜"变成了金光闪闪的马车；六只小老鼠，变成了六匹雪白的骏马；灰姑娘的旧围裙，"唰"地变成了缀满星光的纱裙；脚上呢，是一双亮晶晶的水晶鞋！</w:t>
-      </w:r>
-    </w:p>
-    <w:p>
-      <w:pPr>
-        <w:pageBreakBefore w:val="0"/>
-        <w:spacing w:line="312" w:lineRule="auto" w:before="0" w:after="0"/>
-        <w:ind w:firstLine="500"/>
-      </w:pPr>
-      <w:r>
-        <w:rPr>
-          <w:rFonts w:ascii="楷体" w:hAnsi="楷体" w:eastAsia="楷体"/>
-          <w:b w:val="0"/>
-          <w:sz w:val="25"/>
-        </w:rPr>
-        <w:t>"记住，"仙女教母说，"魔法在午夜十二点会消失，钟声一响，一切都要变回原样哦。"</w:t>
-      </w:r>
-    </w:p>
-    <w:p>
-      <w:pPr>
-        <w:pageBreakBefore w:val="0"/>
-        <w:spacing w:line="312" w:lineRule="auto" w:before="0" w:after="0"/>
-        <w:ind w:firstLine="500"/>
-      </w:pPr>
-      <w:r>
-        <w:rPr>
-          <w:rFonts w:ascii="楷体" w:hAnsi="楷体" w:eastAsia="楷体"/>
-          <w:b w:val="0"/>
-          <w:sz w:val="25"/>
-        </w:rPr>
-        <w:t>舞会上，王子一眼就看见了这位美丽的姑娘，邀请她跳舞。两个人跳了一支又一支，谁都插不进来。灰姑娘笑得那么甜，连她的善良和聪明，王子都看在眼里。</w:t>
-      </w:r>
-    </w:p>
-    <w:p>
-      <w:pPr>
-        <w:pageBreakBefore w:val="0"/>
-        <w:spacing w:line="312" w:lineRule="auto" w:before="0" w:after="0"/>
-        <w:ind w:firstLine="500"/>
-      </w:pPr>
-      <w:r>
-        <w:rPr>
-          <w:rFonts w:ascii="楷体" w:hAnsi="楷体" w:eastAsia="楷体"/>
-          <w:b w:val="0"/>
-          <w:sz w:val="25"/>
-        </w:rPr>
-        <w:t>就在这时——"当！当！当！"午夜的钟声敲响了！</w:t>
-      </w:r>
-    </w:p>
-    <w:p>
-      <w:pPr>
-        <w:pageBreakBefore w:val="0"/>
-        <w:spacing w:line="312" w:lineRule="auto" w:before="0" w:after="0"/>
-        <w:ind w:firstLine="500"/>
-      </w:pPr>
-      <w:r>
-        <w:rPr>
-          <w:rFonts w:ascii="楷体" w:hAnsi="楷体" w:eastAsia="楷体"/>
-          <w:b w:val="0"/>
-          <w:sz w:val="25"/>
-        </w:rPr>
-        <w:t>灰姑娘拔腿就跑，下楼梯的时候，跑丢了一只水晶鞋。钟声敲完十二下，马车变回了南瓜，骏马变回了小老鼠，只有那一只水晶鞋，孤零零地躺在王宫的台阶上。</w:t>
-      </w:r>
-    </w:p>
-    <w:p>
-      <w:pPr>
-        <w:pageBreakBefore w:val="0"/>
-        <w:spacing w:line="312" w:lineRule="auto" w:before="0" w:after="0"/>
-        <w:ind w:firstLine="500"/>
-      </w:pPr>
-      <w:r>
-        <w:rPr>
-          <w:rFonts w:ascii="楷体" w:hAnsi="楷体" w:eastAsia="楷体"/>
-          <w:b w:val="0"/>
-          <w:sz w:val="25"/>
-        </w:rPr>
-        <w:t>第二天，王子带着水晶鞋，走遍全国："谁能穿上这只鞋，我就娶她！"姐姐们用力挤呀挤，脚都疼了，也穿不进去。</w:t>
-      </w:r>
-    </w:p>
-    <w:p>
-      <w:pPr>
-        <w:pageBreakBefore w:val="0"/>
-        <w:spacing w:line="312" w:lineRule="auto" w:before="0" w:after="0"/>
-        <w:ind w:firstLine="500"/>
-      </w:pPr>
-      <w:r>
-        <w:rPr>
-          <w:rFonts w:ascii="楷体" w:hAnsi="楷体" w:eastAsia="楷体"/>
-          <w:b w:val="0"/>
-          <w:sz w:val="25"/>
-        </w:rPr>
-        <w:t>轮到灰姑娘。她轻轻一伸脚——不大不小，正正好好！</w:t>
-      </w:r>
-    </w:p>
-    <w:p>
-      <w:pPr>
-        <w:pageBreakBefore w:val="0"/>
-        <w:spacing w:line="312" w:lineRule="auto" w:before="0" w:after="0"/>
-        <w:ind w:firstLine="500"/>
-      </w:pPr>
-      <w:r>
-        <w:rPr>
-          <w:rFonts w:ascii="楷体" w:hAnsi="楷体" w:eastAsia="楷体"/>
-          <w:b w:val="0"/>
-          <w:sz w:val="25"/>
-        </w:rPr>
-        <w:t>王子看着她，笑了："我找的就是你。"</w:t>
-      </w:r>
-    </w:p>
-    <w:p>
-      <w:pPr>
-        <w:pageBreakBefore w:val="0"/>
-        <w:spacing w:line="312" w:lineRule="auto" w:before="0" w:after="0"/>
-        <w:ind w:firstLine="500"/>
-      </w:pPr>
-      <w:r>
-        <w:rPr>
-          <w:rFonts w:ascii="楷体" w:hAnsi="楷体" w:eastAsia="楷体"/>
-          <w:b w:val="0"/>
-          <w:sz w:val="25"/>
-        </w:rPr>
-        <w:t>灰姑娘离开灰堆，成了王妃。可她还是老样子：喂鸽子，喂小猫，还常常请厨房里的小帮工们一起跳舞。人们都说，她比任何一位王妃都漂亮——因为她的裙子上也许没有星光，但她心里一直有。</w:t>
+        <w:t>出处：安徒生童话（睡前改编版） ｜ 适读年龄：3~8 岁 ｜ 朗读时长：约 5 分钟</w:t>
+      </w:r>
+    </w:p>
+    <w:p>
+      <w:pPr>
+        <w:pageBreakBefore w:val="0"/>
+        <w:spacing w:line="312" w:lineRule="auto" w:before="0" w:after="0"/>
+        <w:ind w:firstLine="500"/>
+      </w:pPr>
+      <w:r>
+        <w:rPr>
+          <w:rFonts w:ascii="楷体" w:hAnsi="楷体" w:eastAsia="楷体"/>
+          <w:b w:val="0"/>
+          <w:sz w:val="25"/>
+        </w:rPr>
+        <w:t>从前，有一个女人，她特别想要一个小小的孩子。她种下一粒花种子，浇上水，不久开出一朵郁金香。花瓣轻轻张开——里面坐着一个小小的姑娘，只有大拇指那么高！大家就叫她"拇指姑娘"。</w:t>
+      </w:r>
+    </w:p>
+    <w:p>
+      <w:pPr>
+        <w:pageBreakBefore w:val="0"/>
+        <w:spacing w:line="312" w:lineRule="auto" w:before="0" w:after="0"/>
+        <w:ind w:firstLine="500"/>
+      </w:pPr>
+      <w:r>
+        <w:rPr>
+          <w:rFonts w:ascii="楷体" w:hAnsi="楷体" w:eastAsia="楷体"/>
+          <w:b w:val="0"/>
+          <w:sz w:val="25"/>
+        </w:rPr>
+        <w:t>拇指姑娘睡在核桃壳做的小床上，被子是玫瑰花瓣，划船用郁金香花瓣当小舟，一边划一边唱着好听的歌。</w:t>
+      </w:r>
+    </w:p>
+    <w:p>
+      <w:pPr>
+        <w:pageBreakBefore w:val="0"/>
+        <w:spacing w:line="312" w:lineRule="auto" w:before="0" w:after="0"/>
+        <w:ind w:firstLine="500"/>
+      </w:pPr>
+      <w:r>
+        <w:rPr>
+          <w:rFonts w:ascii="楷体" w:hAnsi="楷体" w:eastAsia="楷体"/>
+          <w:b w:val="0"/>
+          <w:sz w:val="25"/>
+        </w:rPr>
+        <w:t>可是有一天夜里，一只大癞蛤蟆从窗口跳了进来。"多漂亮的小姑娘！正好给我儿子当新娘！"癞蛤蟆背起核桃壳小床，把拇指姑娘放在了一条小河的荷叶上。</w:t>
+      </w:r>
+    </w:p>
+    <w:p>
+      <w:pPr>
+        <w:pageBreakBefore w:val="0"/>
+        <w:spacing w:line="312" w:lineRule="auto" w:before="0" w:after="0"/>
+        <w:ind w:firstLine="500"/>
+      </w:pPr>
+      <w:r>
+        <w:rPr>
+          <w:rFonts w:ascii="楷体" w:hAnsi="楷体" w:eastAsia="楷体"/>
+          <w:b w:val="0"/>
+          <w:sz w:val="25"/>
+        </w:rPr>
+        <w:t>荷叶上的拇指姑娘急得直掉眼泪。水里的小鱼们听见了，凑在一起商量："我们不能让她嫁给癞蛤蟆！"于是，小鱼们咬断荷叶的茎，荷叶载着拇指姑娘，顺着河水漂呀漂，漂出了癞蛤蟆的地盘。</w:t>
+      </w:r>
+    </w:p>
+    <w:p>
+      <w:pPr>
+        <w:pageBreakBefore w:val="0"/>
+        <w:spacing w:line="312" w:lineRule="auto" w:before="0" w:after="0"/>
+        <w:ind w:firstLine="500"/>
+      </w:pPr>
+      <w:r>
+        <w:rPr>
+          <w:rFonts w:ascii="楷体" w:hAnsi="楷体" w:eastAsia="楷体"/>
+          <w:b w:val="0"/>
+          <w:sz w:val="25"/>
+        </w:rPr>
+        <w:t>一只金龟子把她带上了树，可树上的伙伴们嫌她"长得不像金龟子"，她又孤零零地过了夏天。</w:t>
+      </w:r>
+    </w:p>
+    <w:p>
+      <w:pPr>
+        <w:pageBreakBefore w:val="0"/>
+        <w:spacing w:line="312" w:lineRule="auto" w:before="0" w:after="0"/>
+        <w:ind w:firstLine="500"/>
+      </w:pPr>
+      <w:r>
+        <w:rPr>
+          <w:rFonts w:ascii="楷体" w:hAnsi="楷体" w:eastAsia="楷体"/>
+          <w:b w:val="0"/>
+          <w:sz w:val="25"/>
+        </w:rPr>
+        <w:t>秋天过去，冬天来了。北风呼呼地吹，拇指姑娘又冷又饿。她走到一片田鼠的麦茬地边，好心的田鼠奶奶收留了她："进来吧孩子，帮我做点家务，咱们一起过冬。"</w:t>
+      </w:r>
+    </w:p>
+    <w:p>
+      <w:pPr>
+        <w:pageBreakBefore w:val="0"/>
+        <w:spacing w:line="312" w:lineRule="auto" w:before="0" w:after="0"/>
+        <w:ind w:firstLine="500"/>
+      </w:pPr>
+      <w:r>
+        <w:rPr>
+          <w:rFonts w:ascii="楷体" w:hAnsi="楷体" w:eastAsia="楷体"/>
+          <w:b w:val="0"/>
+          <w:sz w:val="25"/>
+        </w:rPr>
+        <w:t>拇指姑娘在温暖的鼠洞里，每天把屋子收拾得干干净净，还会讲好听的故事，田鼠奶奶可喜欢她了。</w:t>
+      </w:r>
+    </w:p>
+    <w:p>
+      <w:pPr>
+        <w:pageBreakBefore w:val="0"/>
+        <w:spacing w:line="312" w:lineRule="auto" w:before="0" w:after="0"/>
+        <w:ind w:firstLine="500"/>
+      </w:pPr>
+      <w:r>
+        <w:rPr>
+          <w:rFonts w:ascii="楷体" w:hAnsi="楷体" w:eastAsia="楷体"/>
+          <w:b w:val="0"/>
+          <w:sz w:val="25"/>
+        </w:rPr>
+        <w:t>有一天，她在洞口发现一只冻僵了的燕子，一动也不动。拇指姑娘把自己的花被子盖在燕子身上，整个冬天，每天都给燕子送去谷粒和清水。</w:t>
+      </w:r>
+    </w:p>
+    <w:p>
+      <w:pPr>
+        <w:pageBreakBefore w:val="0"/>
+        <w:spacing w:line="312" w:lineRule="auto" w:before="0" w:after="0"/>
+        <w:ind w:firstLine="500"/>
+      </w:pPr>
+      <w:r>
+        <w:rPr>
+          <w:rFonts w:ascii="楷体" w:hAnsi="楷体" w:eastAsia="楷体"/>
+          <w:b w:val="0"/>
+          <w:sz w:val="25"/>
+        </w:rPr>
+        <w:t>春天来了。燕子醒了，翅膀又有力气了！它围着拇指姑娘飞了一圈又一圈："谢谢你救了我！骑到我的背上来吧，我带你去温暖的南方！"</w:t>
+      </w:r>
+    </w:p>
+    <w:p>
+      <w:pPr>
+        <w:pageBreakBefore w:val="0"/>
+        <w:spacing w:line="312" w:lineRule="auto" w:before="0" w:after="0"/>
+        <w:ind w:firstLine="500"/>
+      </w:pPr>
+      <w:r>
+        <w:rPr>
+          <w:rFonts w:ascii="楷体" w:hAnsi="楷体" w:eastAsia="楷体"/>
+          <w:b w:val="0"/>
+          <w:sz w:val="25"/>
+        </w:rPr>
+        <w:t>拇指姑娘坐在燕子背上，飞过高山，飞过大海，飞过终年积雪的地方，来到了温暖的南方。这里到处是花朵，每一朵花里，都住着一位小小的花精灵。</w:t>
+      </w:r>
+    </w:p>
+    <w:p>
+      <w:pPr>
+        <w:pageBreakBefore w:val="0"/>
+        <w:spacing w:line="312" w:lineRule="auto" w:before="0" w:after="0"/>
+        <w:ind w:firstLine="500"/>
+      </w:pPr>
+      <w:r>
+        <w:rPr>
+          <w:rFonts w:ascii="楷体" w:hAnsi="楷体" w:eastAsia="楷体"/>
+          <w:b w:val="0"/>
+          <w:sz w:val="25"/>
+        </w:rPr>
+        <w:t>花精灵的王子看见拇指姑娘，惊讶极了："你真美！愿意留下来吗？"他送给拇指姑娘一对薄薄的、闪闪发光的翅膀。</w:t>
+      </w:r>
+    </w:p>
+    <w:p>
+      <w:pPr>
+        <w:pageBreakBefore w:val="0"/>
+        <w:spacing w:line="312" w:lineRule="auto" w:before="0" w:after="0"/>
+        <w:ind w:firstLine="500"/>
+      </w:pPr>
+      <w:r>
+        <w:rPr>
+          <w:rFonts w:ascii="楷体" w:hAnsi="楷体" w:eastAsia="楷体"/>
+          <w:b w:val="0"/>
+          <w:sz w:val="25"/>
+        </w:rPr>
+        <w:t>从此，拇指姑娘成了花之国的公主。她再也不用睡核桃壳了——每一朵花儿，都为她开放成香喷喷的、软软的睡床。</w:t>
+      </w:r>
+    </w:p>
+    <w:p>
+      <w:pPr>
+        <w:pageBreakBefore w:val="0"/>
+        <w:spacing w:line="312" w:lineRule="auto" w:before="0" w:after="0"/>
+        <w:ind w:firstLine="500"/>
+      </w:pPr>
+      <w:r>
+        <w:rPr>
+          <w:rFonts w:ascii="楷体" w:hAnsi="楷体" w:eastAsia="楷体"/>
+          <w:b w:val="0"/>
+          <w:sz w:val="25"/>
+        </w:rPr>
+        <w:t>每天夜里，花瓣轻轻合拢，把她暖暖地包在中间。风一吹，满山的花轻轻摇晃，像在唱一支长长的摇篮曲。</w:t>
       </w:r>
     </w:p>
     <w:p>
@@ -8316,7 +8271,7 @@
           <w:color w:val="595959"/>
           <w:sz w:val="23"/>
         </w:rPr>
-        <w:t>宝贝，善良是不会被灰堆盖住的光。灰姑娘每天忙忙碌碌还是把日子过得亮亮的，所以好运来敲门的时候，第一个听见的，就是她。晚安，做个会发光的梦。</w:t>
+        <w:t>宝贝，小小的拇指姑娘一路遇到了癞蛤蟆、寒冬，可她心里一直善良又勇敢，帮助了燕子，最后连花儿都愿意做她的床。心里有光的小朋友，走到哪里都会被温柔接住。晚安，睡在你的花瓣小床上吧。</w:t>
       </w:r>
     </w:p>
     <w:p>
@@ -8330,7 +8285,545 @@
           <w:b/>
           <w:sz w:val="32"/>
         </w:rPr>
-        <w:t>33　老头子做事总不会错</w:t>
+        <w:t>33　睡美人</w:t>
+      </w:r>
+    </w:p>
+    <w:p>
+      <w:pPr>
+        <w:pageBreakBefore w:val="0"/>
+        <w:spacing w:line="312" w:lineRule="auto" w:before="0" w:after="200"/>
+      </w:pPr>
+      <w:r>
+        <w:rPr>
+          <w:rFonts w:ascii="宋体" w:hAnsi="宋体" w:eastAsia="宋体"/>
+          <w:b w:val="0"/>
+          <w:color w:val="595959"/>
+          <w:sz w:val="20"/>
+        </w:rPr>
+        <w:t>出处：格林童话（睡前改编版） ｜ 适读年龄：4~10 岁 ｜ 朗读时长：约 5 分钟</w:t>
+      </w:r>
+    </w:p>
+    <w:p>
+      <w:pPr>
+        <w:pageBreakBefore w:val="0"/>
+        <w:spacing w:line="312" w:lineRule="auto" w:before="0" w:after="0"/>
+        <w:ind w:firstLine="500"/>
+      </w:pPr>
+      <w:r>
+        <w:rPr>
+          <w:rFonts w:ascii="楷体" w:hAnsi="楷体" w:eastAsia="楷体"/>
+          <w:b w:val="0"/>
+          <w:sz w:val="25"/>
+        </w:rPr>
+        <w:t>很久以前，国王和王后盼望多年，终于有了一位小公主。他们高兴极了，办了一场盛大的宴会，请来了王国的所有人——还有居住在森林里的几位善良的仙女。</w:t>
+      </w:r>
+    </w:p>
+    <w:p>
+      <w:pPr>
+        <w:pageBreakBefore w:val="0"/>
+        <w:spacing w:line="312" w:lineRule="auto" w:before="0" w:after="0"/>
+        <w:ind w:firstLine="500"/>
+      </w:pPr>
+      <w:r>
+        <w:rPr>
+          <w:rFonts w:ascii="楷体" w:hAnsi="楷体" w:eastAsia="楷体"/>
+          <w:b w:val="0"/>
+          <w:sz w:val="25"/>
+        </w:rPr>
+        <w:t>宴会上，仙女们一个接一个地送给小公主礼物：有的送"美德"，有的送"美貌"，有的送"智慧"……</w:t>
+      </w:r>
+    </w:p>
+    <w:p>
+      <w:pPr>
+        <w:pageBreakBefore w:val="0"/>
+        <w:spacing w:line="312" w:lineRule="auto" w:before="0" w:after="0"/>
+        <w:ind w:firstLine="500"/>
+      </w:pPr>
+      <w:r>
+        <w:rPr>
+          <w:rFonts w:ascii="楷体" w:hAnsi="楷体" w:eastAsia="楷体"/>
+          <w:b w:val="0"/>
+          <w:sz w:val="25"/>
+        </w:rPr>
+        <w:t>可是，王国里还有一位被遗忘的坏脾气女巫。她没接到邀请，气冲冲地闯了进来，指着摇篮念了个恶毒的咒语："公主十五岁那年，会被纺锤刺破手指，倒下就再也醒不来！"</w:t>
+      </w:r>
+    </w:p>
+    <w:p>
+      <w:pPr>
+        <w:pageBreakBefore w:val="0"/>
+        <w:spacing w:line="312" w:lineRule="auto" w:before="0" w:after="0"/>
+        <w:ind w:firstLine="500"/>
+      </w:pPr>
+      <w:r>
+        <w:rPr>
+          <w:rFonts w:ascii="楷体" w:hAnsi="楷体" w:eastAsia="楷体"/>
+          <w:b w:val="0"/>
+          <w:sz w:val="25"/>
+        </w:rPr>
+        <w:t>说完，她一甩袖子走了。</w:t>
+      </w:r>
+    </w:p>
+    <w:p>
+      <w:pPr>
+        <w:pageBreakBefore w:val="0"/>
+        <w:spacing w:line="312" w:lineRule="auto" w:before="0" w:after="0"/>
+        <w:ind w:firstLine="500"/>
+      </w:pPr>
+      <w:r>
+        <w:rPr>
+          <w:rFonts w:ascii="楷体" w:hAnsi="楷体" w:eastAsia="楷体"/>
+          <w:b w:val="0"/>
+          <w:sz w:val="25"/>
+        </w:rPr>
+        <w:t>还好，最年轻的那位仙女还有礼物没送。她的魔法不足以解除咒语，就轻声说："我改不了咒语，但能改一改它——公主不会死去，只是沉沉睡去，直到有一天，被人真心唤醒。"</w:t>
+      </w:r>
+    </w:p>
+    <w:p>
+      <w:pPr>
+        <w:pageBreakBefore w:val="0"/>
+        <w:spacing w:line="312" w:lineRule="auto" w:before="0" w:after="0"/>
+        <w:ind w:firstLine="500"/>
+      </w:pPr>
+      <w:r>
+        <w:rPr>
+          <w:rFonts w:ascii="楷体" w:hAnsi="楷体" w:eastAsia="楷体"/>
+          <w:b w:val="0"/>
+          <w:sz w:val="25"/>
+        </w:rPr>
+        <w:t>国王下令：把全国的纺锤都收起来烧掉。</w:t>
+      </w:r>
+    </w:p>
+    <w:p>
+      <w:pPr>
+        <w:pageBreakBefore w:val="0"/>
+        <w:spacing w:line="312" w:lineRule="auto" w:before="0" w:after="0"/>
+        <w:ind w:firstLine="500"/>
+      </w:pPr>
+      <w:r>
+        <w:rPr>
+          <w:rFonts w:ascii="楷体" w:hAnsi="楷体" w:eastAsia="楷体"/>
+          <w:b w:val="0"/>
+          <w:sz w:val="25"/>
+        </w:rPr>
+        <w:t>可是，咒语还是来了。公主十五岁那年的一天，她在城堡里玩，走进一座古老的塔楼，看见一位老婆婆在纺线。公主好奇地伸手一碰——手指被刺了一下！她只觉得困极了，倒在旁边的床上，沉沉地睡着了。</w:t>
+      </w:r>
+    </w:p>
+    <w:p>
+      <w:pPr>
+        <w:pageBreakBefore w:val="0"/>
+        <w:spacing w:line="312" w:lineRule="auto" w:before="0" w:after="0"/>
+        <w:ind w:firstLine="500"/>
+      </w:pPr>
+      <w:r>
+        <w:rPr>
+          <w:rFonts w:ascii="楷体" w:hAnsi="楷体" w:eastAsia="楷体"/>
+          <w:b w:val="0"/>
+          <w:sz w:val="25"/>
+        </w:rPr>
+        <w:t>奇妙的是，整个城堡也跟着睡了：国王和王后睡着了，厨师睡着了，连灶上的火、打盹的猫、扑扇翅膀的公鸡，全都睡着了。城堡四周，长出了又高又密的玫瑰花篱笆，把城堡温柔地包在里面，连一片叶子都落不进来。</w:t>
+      </w:r>
+    </w:p>
+    <w:p>
+      <w:pPr>
+        <w:pageBreakBefore w:val="0"/>
+        <w:spacing w:line="312" w:lineRule="auto" w:before="0" w:after="0"/>
+        <w:ind w:firstLine="500"/>
+      </w:pPr>
+      <w:r>
+        <w:rPr>
+          <w:rFonts w:ascii="楷体" w:hAnsi="楷体" w:eastAsia="楷体"/>
+          <w:b w:val="0"/>
+          <w:sz w:val="25"/>
+        </w:rPr>
+        <w:t>人们把这座城堡叫作"睡美人的城堡"。玫瑰花开了又谢，谢了又开，一年又一年。</w:t>
+      </w:r>
+    </w:p>
+    <w:p>
+      <w:pPr>
+        <w:pageBreakBefore w:val="0"/>
+        <w:spacing w:line="312" w:lineRule="auto" w:before="0" w:after="0"/>
+        <w:ind w:firstLine="500"/>
+      </w:pPr>
+      <w:r>
+        <w:rPr>
+          <w:rFonts w:ascii="楷体" w:hAnsi="楷体" w:eastAsia="楷体"/>
+          <w:b w:val="0"/>
+          <w:sz w:val="25"/>
+        </w:rPr>
+        <w:t>一百年后，一位王子听说了这个故事，来到城堡前。说来也奇，他一走近，那些玫瑰刺就轻轻分开，像在迎接他。王子走进城堡，在塔楼的小床上，找到了睡得安安静静的公主。一百年的时光，没有在她脸上留下任何痕迹，她的睫毛像两把小扇子，安静地垂着。</w:t>
+      </w:r>
+    </w:p>
+    <w:p>
+      <w:pPr>
+        <w:pageBreakBefore w:val="0"/>
+        <w:spacing w:line="312" w:lineRule="auto" w:before="0" w:after="0"/>
+        <w:ind w:firstLine="500"/>
+      </w:pPr>
+      <w:r>
+        <w:rPr>
+          <w:rFonts w:ascii="楷体" w:hAnsi="楷体" w:eastAsia="楷体"/>
+          <w:b w:val="0"/>
+          <w:sz w:val="25"/>
+        </w:rPr>
+        <w:t>王子轻轻地在她的额头上，印下一个吻。</w:t>
+      </w:r>
+    </w:p>
+    <w:p>
+      <w:pPr>
+        <w:pageBreakBefore w:val="0"/>
+        <w:spacing w:line="312" w:lineRule="auto" w:before="0" w:after="0"/>
+        <w:ind w:firstLine="500"/>
+      </w:pPr>
+      <w:r>
+        <w:rPr>
+          <w:rFonts w:ascii="楷体" w:hAnsi="楷体" w:eastAsia="楷体"/>
+          <w:b w:val="0"/>
+          <w:sz w:val="25"/>
+        </w:rPr>
+        <w:t>公主醒了！她睁开眼睛，看到王子，笑了。紧接着，整座城堡都醒了：国王醒了，王后醒了，厨师一骨碌爬起来揉面，猫"喵"了一声继续打盹，公鸡清了清嗓子打鸣——好像时间只停了一小会儿。</w:t>
+      </w:r>
+    </w:p>
+    <w:p>
+      <w:pPr>
+        <w:pageBreakBefore w:val="0"/>
+        <w:spacing w:line="312" w:lineRule="auto" w:before="0" w:after="0"/>
+        <w:ind w:firstLine="500"/>
+      </w:pPr>
+      <w:r>
+        <w:rPr>
+          <w:rFonts w:ascii="楷体" w:hAnsi="楷体" w:eastAsia="楷体"/>
+          <w:b w:val="0"/>
+          <w:sz w:val="25"/>
+        </w:rPr>
+        <w:t>后来，王子和公主举办了热闹的婚礼。而最好玩的是，公主从此变成了王国里睡得最香的人——因为她知道，无论睡多久，都会有人来温柔地唤醒她。</w:t>
+      </w:r>
+    </w:p>
+    <w:p>
+      <w:pPr>
+        <w:pageBreakBefore w:val="0"/>
+        <w:spacing w:line="312" w:lineRule="auto" w:before="200" w:after="0"/>
+      </w:pPr>
+      <w:r>
+        <w:rPr>
+          <w:rFonts w:ascii="宋体" w:hAnsi="宋体" w:eastAsia="宋体"/>
+          <w:b/>
+          <w:color w:val="595959"/>
+          <w:sz w:val="23"/>
+        </w:rPr>
+        <w:t>晚安小结：</w:t>
+      </w:r>
+    </w:p>
+    <w:p>
+      <w:pPr>
+        <w:pageBreakBefore w:val="0"/>
+        <w:spacing w:line="312" w:lineRule="auto" w:before="0" w:after="0"/>
+      </w:pPr>
+      <w:r>
+        <w:rPr>
+          <w:rFonts w:ascii="宋体" w:hAnsi="宋体" w:eastAsia="宋体"/>
+          <w:b w:val="0"/>
+          <w:color w:val="595959"/>
+          <w:sz w:val="23"/>
+        </w:rPr>
+        <w:t>宝贝，城堡睡了一百年，玫瑰一直温柔地守着它；公主睡得那么香，是因为她知道醒来时身边都是爱。今晚你也安心睡吧，明天清晨的阳光，就是来轻轻吻醒你的王子。晚安，睡美人。</w:t>
+      </w:r>
+    </w:p>
+    <w:p>
+      <w:pPr>
+        <w:pageBreakBefore/>
+        <w:spacing w:line="312" w:lineRule="auto" w:before="0" w:after="80"/>
+      </w:pPr>
+      <w:r>
+        <w:rPr>
+          <w:rFonts w:ascii="黑体" w:hAnsi="黑体" w:eastAsia="黑体"/>
+          <w:b/>
+          <w:sz w:val="32"/>
+        </w:rPr>
+        <w:t>34　灰姑娘</w:t>
+      </w:r>
+    </w:p>
+    <w:p>
+      <w:pPr>
+        <w:pageBreakBefore w:val="0"/>
+        <w:spacing w:line="312" w:lineRule="auto" w:before="0" w:after="200"/>
+      </w:pPr>
+      <w:r>
+        <w:rPr>
+          <w:rFonts w:ascii="宋体" w:hAnsi="宋体" w:eastAsia="宋体"/>
+          <w:b w:val="0"/>
+          <w:color w:val="595959"/>
+          <w:sz w:val="20"/>
+        </w:rPr>
+        <w:t>出处：格林童话（睡前改编版） ｜ 适读年龄：4~10 岁 ｜ 朗读时长：约 5 分钟</w:t>
+      </w:r>
+    </w:p>
+    <w:p>
+      <w:pPr>
+        <w:pageBreakBefore w:val="0"/>
+        <w:spacing w:line="312" w:lineRule="auto" w:before="0" w:after="0"/>
+        <w:ind w:firstLine="500"/>
+      </w:pPr>
+      <w:r>
+        <w:rPr>
+          <w:rFonts w:ascii="楷体" w:hAnsi="楷体" w:eastAsia="楷体"/>
+          <w:b w:val="0"/>
+          <w:sz w:val="25"/>
+        </w:rPr>
+        <w:t>有一个姑娘，妈妈很早就去世了，爸爸又去了远方。她跟着继母和两位姐姐生活，每天从早忙到晚：挑水、生火、擦地、洗衣裳。忙完了，她就蜷在厨房的灰堆旁边歇一歇，身上总沾着灰，大家就笑她，叫她"灰姑娘"。</w:t>
+      </w:r>
+    </w:p>
+    <w:p>
+      <w:pPr>
+        <w:pageBreakBefore w:val="0"/>
+        <w:spacing w:line="312" w:lineRule="auto" w:before="0" w:after="0"/>
+        <w:ind w:firstLine="500"/>
+      </w:pPr>
+      <w:r>
+        <w:rPr>
+          <w:rFonts w:ascii="楷体" w:hAnsi="楷体" w:eastAsia="楷体"/>
+          <w:b w:val="0"/>
+          <w:sz w:val="25"/>
+        </w:rPr>
+        <w:t>可是灰姑娘心地善良。她喂鸽子，鸽子飞在她肩膀上；她喂小猫，小猫蹭她的裙角；连后院的老榛树，都愿意听她说话。</w:t>
+      </w:r>
+    </w:p>
+    <w:p>
+      <w:pPr>
+        <w:pageBreakBefore w:val="0"/>
+        <w:spacing w:line="312" w:lineRule="auto" w:before="0" w:after="0"/>
+        <w:ind w:firstLine="500"/>
+      </w:pPr>
+      <w:r>
+        <w:rPr>
+          <w:rFonts w:ascii="楷体" w:hAnsi="楷体" w:eastAsia="楷体"/>
+          <w:b w:val="0"/>
+          <w:sz w:val="25"/>
+        </w:rPr>
+        <w:t>有一天，王宫里传出消息：国王要为王子举办舞会，邀请全国的姑娘都去。</w:t>
+      </w:r>
+    </w:p>
+    <w:p>
+      <w:pPr>
+        <w:pageBreakBefore w:val="0"/>
+        <w:spacing w:line="312" w:lineRule="auto" w:before="0" w:after="0"/>
+        <w:ind w:firstLine="500"/>
+      </w:pPr>
+      <w:r>
+        <w:rPr>
+          <w:rFonts w:ascii="楷体" w:hAnsi="楷体" w:eastAsia="楷体"/>
+          <w:b w:val="0"/>
+          <w:sz w:val="25"/>
+        </w:rPr>
+        <w:t>继母带着两位姐姐打扮得漂漂亮亮地走了，只留下灰姑娘看家。她坐在榛树下，忍不住哭了："我也好想去呀，哪怕就看一眼……"</w:t>
+      </w:r>
+    </w:p>
+    <w:p>
+      <w:pPr>
+        <w:pageBreakBefore w:val="0"/>
+        <w:spacing w:line="312" w:lineRule="auto" w:before="0" w:after="0"/>
+        <w:ind w:firstLine="500"/>
+      </w:pPr>
+      <w:r>
+        <w:rPr>
+          <w:rFonts w:ascii="楷体" w:hAnsi="楷体" w:eastAsia="楷体"/>
+          <w:b w:val="0"/>
+          <w:sz w:val="25"/>
+        </w:rPr>
+        <w:t>"想去看舞会吗？"</w:t>
+      </w:r>
+    </w:p>
+    <w:p>
+      <w:pPr>
+        <w:pageBreakBefore w:val="0"/>
+        <w:spacing w:line="312" w:lineRule="auto" w:before="0" w:after="0"/>
+        <w:ind w:firstLine="500"/>
+      </w:pPr>
+      <w:r>
+        <w:rPr>
+          <w:rFonts w:ascii="楷体" w:hAnsi="楷体" w:eastAsia="楷体"/>
+          <w:b w:val="0"/>
+          <w:sz w:val="25"/>
+        </w:rPr>
+        <w:t>灰姑娘抬头——一位仙女教母不知什么时候站在了面前，还眨了眨眼睛。</w:t>
+      </w:r>
+    </w:p>
+    <w:p>
+      <w:pPr>
+        <w:pageBreakBefore w:val="0"/>
+        <w:spacing w:line="312" w:lineRule="auto" w:before="0" w:after="0"/>
+        <w:ind w:firstLine="500"/>
+      </w:pPr>
+      <w:r>
+        <w:rPr>
+          <w:rFonts w:ascii="楷体" w:hAnsi="楷体" w:eastAsia="楷体"/>
+          <w:b w:val="0"/>
+          <w:sz w:val="25"/>
+        </w:rPr>
+        <w:t>只见仙女教母挥了挥仙杖：院子里的大南瓜，"咕噜噜"变成了金光闪闪的马车；六只小老鼠，变成了六匹雪白的骏马；灰姑娘的旧围裙，"唰"地变成了缀满星光的纱裙；脚上呢，是一双亮晶晶的水晶鞋！</w:t>
+      </w:r>
+    </w:p>
+    <w:p>
+      <w:pPr>
+        <w:pageBreakBefore w:val="0"/>
+        <w:spacing w:line="312" w:lineRule="auto" w:before="0" w:after="0"/>
+        <w:ind w:firstLine="500"/>
+      </w:pPr>
+      <w:r>
+        <w:rPr>
+          <w:rFonts w:ascii="楷体" w:hAnsi="楷体" w:eastAsia="楷体"/>
+          <w:b w:val="0"/>
+          <w:sz w:val="25"/>
+        </w:rPr>
+        <w:t>"记住，"仙女教母说，"魔法在午夜十二点会消失，钟声一响，一切都要变回原样哦。"</w:t>
+      </w:r>
+    </w:p>
+    <w:p>
+      <w:pPr>
+        <w:pageBreakBefore w:val="0"/>
+        <w:spacing w:line="312" w:lineRule="auto" w:before="0" w:after="0"/>
+        <w:ind w:firstLine="500"/>
+      </w:pPr>
+      <w:r>
+        <w:rPr>
+          <w:rFonts w:ascii="楷体" w:hAnsi="楷体" w:eastAsia="楷体"/>
+          <w:b w:val="0"/>
+          <w:sz w:val="25"/>
+        </w:rPr>
+        <w:t>舞会上，王子一眼就看见了这位美丽的姑娘，邀请她跳舞。两个人跳了一支又一支，谁都插不进来。灰姑娘笑得那么甜，连她的善良和聪明，王子都看在眼里。</w:t>
+      </w:r>
+    </w:p>
+    <w:p>
+      <w:pPr>
+        <w:pageBreakBefore w:val="0"/>
+        <w:spacing w:line="312" w:lineRule="auto" w:before="0" w:after="0"/>
+        <w:ind w:firstLine="500"/>
+      </w:pPr>
+      <w:r>
+        <w:rPr>
+          <w:rFonts w:ascii="楷体" w:hAnsi="楷体" w:eastAsia="楷体"/>
+          <w:b w:val="0"/>
+          <w:sz w:val="25"/>
+        </w:rPr>
+        <w:t>就在这时——"当！当！当！"午夜的钟声敲响了！</w:t>
+      </w:r>
+    </w:p>
+    <w:p>
+      <w:pPr>
+        <w:pageBreakBefore w:val="0"/>
+        <w:spacing w:line="312" w:lineRule="auto" w:before="0" w:after="0"/>
+        <w:ind w:firstLine="500"/>
+      </w:pPr>
+      <w:r>
+        <w:rPr>
+          <w:rFonts w:ascii="楷体" w:hAnsi="楷体" w:eastAsia="楷体"/>
+          <w:b w:val="0"/>
+          <w:sz w:val="25"/>
+        </w:rPr>
+        <w:t>灰姑娘拔腿就跑，下楼梯的时候，跑丢了一只水晶鞋。钟声敲完十二下，马车变回了南瓜，骏马变回了小老鼠，只有那一只水晶鞋，孤零零地躺在王宫的台阶上。</w:t>
+      </w:r>
+    </w:p>
+    <w:p>
+      <w:pPr>
+        <w:pageBreakBefore w:val="0"/>
+        <w:spacing w:line="312" w:lineRule="auto" w:before="0" w:after="0"/>
+        <w:ind w:firstLine="500"/>
+      </w:pPr>
+      <w:r>
+        <w:rPr>
+          <w:rFonts w:ascii="楷体" w:hAnsi="楷体" w:eastAsia="楷体"/>
+          <w:b w:val="0"/>
+          <w:sz w:val="25"/>
+        </w:rPr>
+        <w:t>第二天，王子带着水晶鞋，走遍全国："谁能穿上这只鞋，我就娶她！"姐姐们用力挤呀挤，脚都疼了，也穿不进去。</w:t>
+      </w:r>
+    </w:p>
+    <w:p>
+      <w:pPr>
+        <w:pageBreakBefore w:val="0"/>
+        <w:spacing w:line="312" w:lineRule="auto" w:before="0" w:after="0"/>
+        <w:ind w:firstLine="500"/>
+      </w:pPr>
+      <w:r>
+        <w:rPr>
+          <w:rFonts w:ascii="楷体" w:hAnsi="楷体" w:eastAsia="楷体"/>
+          <w:b w:val="0"/>
+          <w:sz w:val="25"/>
+        </w:rPr>
+        <w:t>轮到灰姑娘。她轻轻一伸脚——不大不小，正正好好！</w:t>
+      </w:r>
+    </w:p>
+    <w:p>
+      <w:pPr>
+        <w:pageBreakBefore w:val="0"/>
+        <w:spacing w:line="312" w:lineRule="auto" w:before="0" w:after="0"/>
+        <w:ind w:firstLine="500"/>
+      </w:pPr>
+      <w:r>
+        <w:rPr>
+          <w:rFonts w:ascii="楷体" w:hAnsi="楷体" w:eastAsia="楷体"/>
+          <w:b w:val="0"/>
+          <w:sz w:val="25"/>
+        </w:rPr>
+        <w:t>王子看着她，笑了："我找的就是你。"</w:t>
+      </w:r>
+    </w:p>
+    <w:p>
+      <w:pPr>
+        <w:pageBreakBefore w:val="0"/>
+        <w:spacing w:line="312" w:lineRule="auto" w:before="0" w:after="0"/>
+        <w:ind w:firstLine="500"/>
+      </w:pPr>
+      <w:r>
+        <w:rPr>
+          <w:rFonts w:ascii="楷体" w:hAnsi="楷体" w:eastAsia="楷体"/>
+          <w:b w:val="0"/>
+          <w:sz w:val="25"/>
+        </w:rPr>
+        <w:t>灰姑娘离开灰堆，成了王妃。可她还是老样子：喂鸽子，喂小猫，还常常请厨房里的小帮工们一起跳舞。人们都说，她比任何一位王妃都漂亮——因为她的裙子上也许没有星光，但她心里一直有。</w:t>
+      </w:r>
+    </w:p>
+    <w:p>
+      <w:pPr>
+        <w:pageBreakBefore w:val="0"/>
+        <w:spacing w:line="312" w:lineRule="auto" w:before="200" w:after="0"/>
+      </w:pPr>
+      <w:r>
+        <w:rPr>
+          <w:rFonts w:ascii="宋体" w:hAnsi="宋体" w:eastAsia="宋体"/>
+          <w:b/>
+          <w:color w:val="595959"/>
+          <w:sz w:val="23"/>
+        </w:rPr>
+        <w:t>晚安小结：</w:t>
+      </w:r>
+    </w:p>
+    <w:p>
+      <w:pPr>
+        <w:pageBreakBefore w:val="0"/>
+        <w:spacing w:line="312" w:lineRule="auto" w:before="0" w:after="0"/>
+      </w:pPr>
+      <w:r>
+        <w:rPr>
+          <w:rFonts w:ascii="宋体" w:hAnsi="宋体" w:eastAsia="宋体"/>
+          <w:b w:val="0"/>
+          <w:color w:val="595959"/>
+          <w:sz w:val="23"/>
+        </w:rPr>
+        <w:t>宝贝，善良是不会被灰堆盖住的光。灰姑娘每天忙忙碌碌还是把日子过得亮亮的，所以好运来敲门的时候，第一个听见的，就是她。晚安，做个会发光的梦。</w:t>
+      </w:r>
+    </w:p>
+    <w:p>
+      <w:pPr>
+        <w:pageBreakBefore/>
+        <w:spacing w:line="312" w:lineRule="auto" w:before="0" w:after="80"/>
+      </w:pPr>
+      <w:r>
+        <w:rPr>
+          <w:rFonts w:ascii="黑体" w:hAnsi="黑体" w:eastAsia="黑体"/>
+          <w:b/>
+          <w:sz w:val="32"/>
+        </w:rPr>
+        <w:t>35　老头子做事总不会错</w:t>
       </w:r>
     </w:p>
     <w:p>

--- a/合集打印版/睡前故事·亲子朗读手册.docx
+++ b/合集打印版/睡前故事·亲子朗读手册.docx
@@ -59,7 +59,7 @@
           <w:color w:val="595959"/>
           <w:sz w:val="26"/>
         </w:rPr>
-        <w:t>寓言 · 神话 · 童话　共 44 篇</w:t>
+        <w:t>寓言 · 神话 · 童话　共 51 篇</w:t>
       </w:r>
     </w:p>
     <w:p>
@@ -8160,49 +8160,6 @@
     <w:p>
       <w:pPr>
         <w:pageBreakBefore/>
-        <w:spacing w:line="312" w:lineRule="auto" w:before="0" w:after="2000"/>
-        <w:ind w:firstLine="480"/>
-      </w:pPr>
-      <w:r>
-        <w:rPr>
-          <w:rFonts w:ascii="宋体" w:hAnsi="宋体" w:eastAsia="宋体"/>
-          <w:b w:val="0"/>
-          <w:sz w:val="24"/>
-        </w:rPr>
-      </w:r>
-    </w:p>
-    <w:p>
-      <w:pPr>
-        <w:pageBreakBefore w:val="0"/>
-        <w:spacing w:line="312" w:lineRule="auto" w:before="0" w:after="0"/>
-        <w:jc w:val="center"/>
-      </w:pPr>
-      <w:r>
-        <w:rPr>
-          <w:rFonts w:ascii="黑体" w:hAnsi="黑体" w:eastAsia="黑体"/>
-          <w:b/>
-          <w:sz w:val="44"/>
-        </w:rPr>
-        <w:t>第三辑 · 童话</w:t>
-      </w:r>
-    </w:p>
-    <w:p>
-      <w:pPr>
-        <w:pageBreakBefore w:val="0"/>
-        <w:spacing w:line="312" w:lineRule="auto" w:before="0" w:after="0"/>
-        <w:ind w:firstLine="480"/>
-      </w:pPr>
-      <w:r>
-        <w:rPr>
-          <w:rFonts w:ascii="宋体" w:hAnsi="宋体" w:eastAsia="宋体"/>
-          <w:b w:val="0"/>
-          <w:sz w:val="24"/>
-        </w:rPr>
-      </w:r>
-    </w:p>
-    <w:p>
-      <w:pPr>
-        <w:pageBreakBefore/>
         <w:spacing w:line="312" w:lineRule="auto" w:before="0" w:after="80"/>
       </w:pPr>
       <w:r>
@@ -8211,7 +8168,7 @@
           <w:b/>
           <w:sz w:val="32"/>
         </w:rPr>
-        <w:t>32　丑小鸭</w:t>
+        <w:t>32　神笔马良</w:t>
       </w:r>
     </w:p>
     <w:p>
@@ -8226,187 +8183,800 @@
           <w:color w:val="595959"/>
           <w:sz w:val="20"/>
         </w:rPr>
-        <w:t>出处：安徒生童话（睡前改编版） ｜ 适读年龄：3~8 岁 ｜ 朗读时长：约 4 分钟</w:t>
-      </w:r>
-    </w:p>
-    <w:p>
-      <w:pPr>
-        <w:pageBreakBefore w:val="0"/>
-        <w:spacing w:line="312" w:lineRule="auto" w:before="0" w:after="0"/>
-        <w:ind w:firstLine="500"/>
-      </w:pPr>
-      <w:r>
-        <w:rPr>
-          <w:rFonts w:ascii="楷体" w:hAnsi="楷体" w:eastAsia="楷体"/>
-          <w:b w:val="0"/>
-          <w:sz w:val="25"/>
-        </w:rPr>
-        <w:t>夏天的鸭妈妈孵出了一窝毛茸茸的小鸭子，一只只黄澄澄的，可爱极了。</w:t>
-      </w:r>
-    </w:p>
-    <w:p>
-      <w:pPr>
-        <w:pageBreakBefore w:val="0"/>
-        <w:spacing w:line="312" w:lineRule="auto" w:before="0" w:after="0"/>
-        <w:ind w:firstLine="500"/>
-      </w:pPr>
-      <w:r>
-        <w:rPr>
-          <w:rFonts w:ascii="楷体" w:hAnsi="楷体" w:eastAsia="楷体"/>
-          <w:b w:val="0"/>
-          <w:sz w:val="25"/>
-        </w:rPr>
-        <w:t>只有最后破壳的那一只，长得灰灰的、大大的，和兄弟姐妹都不一样。</w:t>
-      </w:r>
-    </w:p>
-    <w:p>
-      <w:pPr>
-        <w:pageBreakBefore w:val="0"/>
-        <w:spacing w:line="312" w:lineRule="auto" w:before="0" w:after="0"/>
-        <w:ind w:firstLine="500"/>
-      </w:pPr>
-      <w:r>
-        <w:rPr>
-          <w:rFonts w:ascii="楷体" w:hAnsi="楷体" w:eastAsia="楷体"/>
-          <w:b w:val="0"/>
-          <w:sz w:val="25"/>
-        </w:rPr>
-        <w:t>"这是什么小家伙呀？"别的小动物叽叽喳喳地笑话他，"灰不溜秋的，真丑！"</w:t>
-      </w:r>
-    </w:p>
-    <w:p>
-      <w:pPr>
-        <w:pageBreakBefore w:val="0"/>
-        <w:spacing w:line="312" w:lineRule="auto" w:before="0" w:after="0"/>
-        <w:ind w:firstLine="500"/>
-      </w:pPr>
-      <w:r>
-        <w:rPr>
-          <w:rFonts w:ascii="楷体" w:hAnsi="楷体" w:eastAsia="楷体"/>
-          <w:b w:val="0"/>
-          <w:sz w:val="25"/>
-        </w:rPr>
-        <w:t>大家都叫他丑小鸭。他伤心极了，一个人躲在芦苇丛里。后来，他离开了鸭群，独自流浪：秋天，风凉凉的；冬天，雪白白的。他紧紧缩着身子，心里想着："再忍一忍，冬天总会过去的吧。"</w:t>
-      </w:r>
-    </w:p>
-    <w:p>
-      <w:pPr>
-        <w:pageBreakBefore w:val="0"/>
-        <w:spacing w:line="312" w:lineRule="auto" w:before="0" w:after="0"/>
-        <w:ind w:firstLine="500"/>
-      </w:pPr>
-      <w:r>
-        <w:rPr>
-          <w:rFonts w:ascii="楷体" w:hAnsi="楷体" w:eastAsia="楷体"/>
-          <w:b w:val="0"/>
-          <w:sz w:val="25"/>
-        </w:rPr>
-        <w:t>就这样，他熬过了长长的冬天。</w:t>
-      </w:r>
-    </w:p>
-    <w:p>
-      <w:pPr>
-        <w:pageBreakBefore w:val="0"/>
-        <w:spacing w:line="312" w:lineRule="auto" w:before="0" w:after="0"/>
-        <w:ind w:firstLine="500"/>
-      </w:pPr>
-      <w:r>
-        <w:rPr>
-          <w:rFonts w:ascii="楷体" w:hAnsi="楷体" w:eastAsia="楷体"/>
-          <w:b w:val="0"/>
-          <w:sz w:val="25"/>
-        </w:rPr>
-        <w:t>春天来啦！冰雪化了，花儿开了，燕子飞回来了。丑小鸭拍拍翅膀，咦？翅膀忽然变得那么有力，一下子就把他托上了天空！</w:t>
-      </w:r>
-    </w:p>
-    <w:p>
-      <w:pPr>
-        <w:pageBreakBefore w:val="0"/>
-        <w:spacing w:line="312" w:lineRule="auto" w:before="0" w:after="0"/>
-        <w:ind w:firstLine="500"/>
-      </w:pPr>
-      <w:r>
-        <w:rPr>
-          <w:rFonts w:ascii="楷体" w:hAnsi="楷体" w:eastAsia="楷体"/>
-          <w:b w:val="0"/>
-          <w:sz w:val="25"/>
-        </w:rPr>
-        <w:t>他飞到一个开满鲜花的园子里，落在清清的湖面上。湖里游着几只洁白美丽的天鹅，他鼓起勇气，低下头，想看看水里的自己——</w:t>
-      </w:r>
-    </w:p>
-    <w:p>
-      <w:pPr>
-        <w:pageBreakBefore w:val="0"/>
-        <w:spacing w:line="312" w:lineRule="auto" w:before="0" w:after="0"/>
-        <w:ind w:firstLine="500"/>
-      </w:pPr>
-      <w:r>
-        <w:rPr>
-          <w:rFonts w:ascii="楷体" w:hAnsi="楷体" w:eastAsia="楷体"/>
-          <w:b w:val="0"/>
-          <w:sz w:val="25"/>
-        </w:rPr>
-        <w:t>天哪！水里那只倒影，也是一只雪白的天鹅，脖颈弯弯的，羽毛亮闪闪的，漂亮极了！</w:t>
-      </w:r>
-    </w:p>
-    <w:p>
-      <w:pPr>
-        <w:pageBreakBefore w:val="0"/>
-        <w:spacing w:line="312" w:lineRule="auto" w:before="0" w:after="0"/>
-        <w:ind w:firstLine="500"/>
-      </w:pPr>
-      <w:r>
-        <w:rPr>
-          <w:rFonts w:ascii="楷体" w:hAnsi="楷体" w:eastAsia="楷体"/>
-          <w:b w:val="0"/>
-          <w:sz w:val="25"/>
-        </w:rPr>
-        <w:t>原来，他从来就不是一只丑小鸭，而是一只天鹅呀。他只是需要时间，慢慢长大。</w:t>
-      </w:r>
-    </w:p>
-    <w:p>
-      <w:pPr>
-        <w:pageBreakBefore w:val="0"/>
-        <w:spacing w:line="312" w:lineRule="auto" w:before="0" w:after="0"/>
-        <w:ind w:firstLine="500"/>
-      </w:pPr>
-      <w:r>
-        <w:rPr>
-          <w:rFonts w:ascii="楷体" w:hAnsi="楷体" w:eastAsia="楷体"/>
-          <w:b w:val="0"/>
-          <w:sz w:val="25"/>
-        </w:rPr>
-        <w:t>天鹅们游过来，亲热地围住他，欢迎新朋友。孩子们在岸边拍着手说："看，新来的那只天鹅最漂亮！"</w:t>
-      </w:r>
-    </w:p>
-    <w:p>
-      <w:pPr>
-        <w:pageBreakBefore w:val="0"/>
-        <w:spacing w:line="312" w:lineRule="auto" w:before="0" w:after="0"/>
-        <w:ind w:firstLine="500"/>
-      </w:pPr>
-      <w:r>
-        <w:rPr>
-          <w:rFonts w:ascii="楷体" w:hAnsi="楷体" w:eastAsia="楷体"/>
-          <w:b w:val="0"/>
-          <w:sz w:val="25"/>
-        </w:rPr>
-        <w:t>丑小鸭害羞地把头弯进水里，心里甜滋滋的。</w:t>
-      </w:r>
-    </w:p>
-    <w:p>
-      <w:pPr>
-        <w:pageBreakBefore w:val="0"/>
-        <w:spacing w:line="312" w:lineRule="auto" w:before="0" w:after="0"/>
-        <w:ind w:firstLine="500"/>
-      </w:pPr>
-      <w:r>
-        <w:rPr>
-          <w:rFonts w:ascii="楷体" w:hAnsi="楷体" w:eastAsia="楷体"/>
-          <w:b w:val="0"/>
-          <w:sz w:val="25"/>
-        </w:rPr>
-        <w:t>那天晚上，月亮升起来了，天鹅们把头埋进翅膀里，浮在平平的湖面上，像一朵朵睡着的白云。丑小鸭——不，美丽的白天鹅，也做了一生中最甜的梦。</w:t>
+        <w:t>出处：中国童话（洪汛涛） ｜ 适读年龄：4~10 岁 ｜ 朗读时长：约 5 分钟</w:t>
+      </w:r>
+    </w:p>
+    <w:p>
+      <w:pPr>
+        <w:pageBreakBefore w:val="0"/>
+        <w:spacing w:line="312" w:lineRule="auto" w:before="0" w:after="0"/>
+        <w:ind w:firstLine="500"/>
+      </w:pPr>
+      <w:r>
+        <w:rPr>
+          <w:rFonts w:ascii="楷体" w:hAnsi="楷体" w:eastAsia="楷体"/>
+          <w:b w:val="0"/>
+          <w:sz w:val="25"/>
+        </w:rPr>
+        <w:t>从前，有个穷孩子叫马良。他特别喜欢画画，可是家里穷，连一支笔也买不起。</w:t>
+      </w:r>
+    </w:p>
+    <w:p>
+      <w:pPr>
+        <w:pageBreakBefore w:val="0"/>
+        <w:spacing w:line="312" w:lineRule="auto" w:before="0" w:after="0"/>
+        <w:ind w:firstLine="500"/>
+      </w:pPr>
+      <w:r>
+        <w:rPr>
+          <w:rFonts w:ascii="楷体" w:hAnsi="楷体" w:eastAsia="楷体"/>
+          <w:b w:val="0"/>
+          <w:sz w:val="25"/>
+        </w:rPr>
+        <w:t>马良不气馁。他上山砍柴，用树枝在沙地上画天上的鸟；他到河边割草，用草根蘸着河水，在石头上画水里的鱼；夜里回到家，又用木炭在墙上画白天见过的东西。画呀画呀，他家的墙上，画了一层又一层，全是画。</w:t>
+      </w:r>
+    </w:p>
+    <w:p>
+      <w:pPr>
+        <w:pageBreakBefore w:val="0"/>
+        <w:spacing w:line="312" w:lineRule="auto" w:before="0" w:after="0"/>
+        <w:ind w:firstLine="500"/>
+      </w:pPr>
+      <w:r>
+        <w:rPr>
+          <w:rFonts w:ascii="楷体" w:hAnsi="楷体" w:eastAsia="楷体"/>
+          <w:b w:val="0"/>
+          <w:sz w:val="25"/>
+        </w:rPr>
+        <w:t>日子一天天过去，马良画画的本领越来越高：画的鸟像会叫，画的鱼像会游。可他多想有一支自己的笔呀！</w:t>
+      </w:r>
+    </w:p>
+    <w:p>
+      <w:pPr>
+        <w:pageBreakBefore w:val="0"/>
+        <w:spacing w:line="312" w:lineRule="auto" w:before="0" w:after="0"/>
+        <w:ind w:firstLine="500"/>
+      </w:pPr>
+      <w:r>
+        <w:rPr>
+          <w:rFonts w:ascii="楷体" w:hAnsi="楷体" w:eastAsia="楷体"/>
+          <w:b w:val="0"/>
+          <w:sz w:val="25"/>
+        </w:rPr>
+        <w:t>一天夜里，马良做了一个梦。梦里一位白胡子老人递给他一支金光闪闪的笔："马良，这是一支神笔，好好用它。"</w:t>
+      </w:r>
+    </w:p>
+    <w:p>
+      <w:pPr>
+        <w:pageBreakBefore w:val="0"/>
+        <w:spacing w:line="312" w:lineRule="auto" w:before="0" w:after="0"/>
+        <w:ind w:firstLine="500"/>
+      </w:pPr>
+      <w:r>
+        <w:rPr>
+          <w:rFonts w:ascii="楷体" w:hAnsi="楷体" w:eastAsia="楷体"/>
+          <w:b w:val="0"/>
+          <w:sz w:val="25"/>
+        </w:rPr>
+        <w:t>马良醒来——手里真的握着一支笔！</w:t>
+      </w:r>
+    </w:p>
+    <w:p>
+      <w:pPr>
+        <w:pageBreakBefore w:val="0"/>
+        <w:spacing w:line="312" w:lineRule="auto" w:before="0" w:after="0"/>
+        <w:ind w:firstLine="500"/>
+      </w:pPr>
+      <w:r>
+        <w:rPr>
+          <w:rFonts w:ascii="楷体" w:hAnsi="楷体" w:eastAsia="楷体"/>
+          <w:b w:val="0"/>
+          <w:sz w:val="25"/>
+        </w:rPr>
+        <w:t>他试着画了一只小鸟。小鸟"扑棱"一下，拍拍翅膀飞上了天；他又画了一条鱼，鱼儿摆摆尾巴，游进了河里！</w:t>
+      </w:r>
+    </w:p>
+    <w:p>
+      <w:pPr>
+        <w:pageBreakBefore w:val="0"/>
+        <w:spacing w:line="312" w:lineRule="auto" w:before="0" w:after="0"/>
+        <w:ind w:firstLine="500"/>
+      </w:pPr>
+      <w:r>
+        <w:rPr>
+          <w:rFonts w:ascii="楷体" w:hAnsi="楷体" w:eastAsia="楷体"/>
+          <w:b w:val="0"/>
+          <w:sz w:val="25"/>
+        </w:rPr>
+        <w:t>马良有了一支神笔，画什么，就有什么！</w:t>
+      </w:r>
+    </w:p>
+    <w:p>
+      <w:pPr>
+        <w:pageBreakBefore w:val="0"/>
+        <w:spacing w:line="312" w:lineRule="auto" w:before="0" w:after="0"/>
+        <w:ind w:firstLine="500"/>
+      </w:pPr>
+      <w:r>
+        <w:rPr>
+          <w:rFonts w:ascii="楷体" w:hAnsi="楷体" w:eastAsia="楷体"/>
+          <w:b w:val="0"/>
+          <w:sz w:val="25"/>
+        </w:rPr>
+        <w:t>他画了一头耕牛，帮邻居犁地；画了水车，帮乡亲们浇田；谁家没有石磨，他画石磨；谁家孩子没有书包，他画书包。穷人们缺什么，马良就画什么。大家都说："马良的神笔，是穷人的神笔。"</w:t>
+      </w:r>
+    </w:p>
+    <w:p>
+      <w:pPr>
+        <w:pageBreakBefore w:val="0"/>
+        <w:spacing w:line="312" w:lineRule="auto" w:before="0" w:after="0"/>
+        <w:ind w:firstLine="500"/>
+      </w:pPr>
+      <w:r>
+        <w:rPr>
+          <w:rFonts w:ascii="楷体" w:hAnsi="楷体" w:eastAsia="楷体"/>
+          <w:b w:val="0"/>
+          <w:sz w:val="25"/>
+        </w:rPr>
+        <w:t>神笔的事，传到了一个大官耳朵里。大官派人把马良抓来，逼他画一座金山。</w:t>
+      </w:r>
+    </w:p>
+    <w:p>
+      <w:pPr>
+        <w:pageBreakBefore w:val="0"/>
+        <w:spacing w:line="312" w:lineRule="auto" w:before="0" w:after="0"/>
+        <w:ind w:firstLine="500"/>
+      </w:pPr>
+      <w:r>
+        <w:rPr>
+          <w:rFonts w:ascii="楷体" w:hAnsi="楷体" w:eastAsia="楷体"/>
+          <w:b w:val="0"/>
+          <w:sz w:val="25"/>
+        </w:rPr>
+        <w:t>马良不肯。大官就把他关进牢房，不给他饭吃。夜里，马良用神笔在墙上画了一扇门，推开就走了出去，还画了许多火把，分给牢里的穷人们，一起逃了出去。</w:t>
+      </w:r>
+    </w:p>
+    <w:p>
+      <w:pPr>
+        <w:pageBreakBefore w:val="0"/>
+        <w:spacing w:line="312" w:lineRule="auto" w:before="0" w:after="0"/>
+        <w:ind w:firstLine="500"/>
+      </w:pPr>
+      <w:r>
+        <w:rPr>
+          <w:rFonts w:ascii="楷体" w:hAnsi="楷体" w:eastAsia="楷体"/>
+          <w:b w:val="0"/>
+          <w:sz w:val="25"/>
+        </w:rPr>
+        <w:t>大官又气又贪，把马良抓回来，押到京城，交给皇帝。皇帝喝令："画一棵摇钱树！"</w:t>
+      </w:r>
+    </w:p>
+    <w:p>
+      <w:pPr>
+        <w:pageBreakBefore w:val="0"/>
+        <w:spacing w:line="312" w:lineRule="auto" w:before="0" w:after="0"/>
+        <w:ind w:firstLine="500"/>
+      </w:pPr>
+      <w:r>
+        <w:rPr>
+          <w:rFonts w:ascii="楷体" w:hAnsi="楷体" w:eastAsia="楷体"/>
+          <w:b w:val="0"/>
+          <w:sz w:val="25"/>
+        </w:rPr>
+        <w:t>马良眼珠一转，答应了。他先画了无边无际的大海，在海中央画了一座金山，金光闪闪。皇帝急了："快画一条大船！"</w:t>
+      </w:r>
+    </w:p>
+    <w:p>
+      <w:pPr>
+        <w:pageBreakBefore w:val="0"/>
+        <w:spacing w:line="312" w:lineRule="auto" w:before="0" w:after="0"/>
+        <w:ind w:firstLine="500"/>
+      </w:pPr>
+      <w:r>
+        <w:rPr>
+          <w:rFonts w:ascii="楷体" w:hAnsi="楷体" w:eastAsia="楷体"/>
+          <w:b w:val="0"/>
+          <w:sz w:val="25"/>
+        </w:rPr>
+        <w:t>马良画了大船。皇帝带着大臣们上船，喊："快！画风！我要去金山搬金子！"</w:t>
+      </w:r>
+    </w:p>
+    <w:p>
+      <w:pPr>
+        <w:pageBreakBefore w:val="0"/>
+        <w:spacing w:line="312" w:lineRule="auto" w:before="0" w:after="0"/>
+        <w:ind w:firstLine="500"/>
+      </w:pPr>
+      <w:r>
+        <w:rPr>
+          <w:rFonts w:ascii="楷体" w:hAnsi="楷体" w:eastAsia="楷体"/>
+          <w:b w:val="0"/>
+          <w:sz w:val="25"/>
+        </w:rPr>
+        <w:t>马良画了几笔风。海上升起波浪，船缓缓驶向金山。皇帝嫌慢："风大些！再大些！"</w:t>
+      </w:r>
+    </w:p>
+    <w:p>
+      <w:pPr>
+        <w:pageBreakBefore w:val="0"/>
+        <w:spacing w:line="312" w:lineRule="auto" w:before="0" w:after="0"/>
+        <w:ind w:firstLine="500"/>
+      </w:pPr>
+      <w:r>
+        <w:rPr>
+          <w:rFonts w:ascii="楷体" w:hAnsi="楷体" w:eastAsia="楷体"/>
+          <w:b w:val="0"/>
+          <w:sz w:val="25"/>
+        </w:rPr>
+        <w:t>马良就不停地画风。风越来越大，海浪越来越高，高得像山一样！皇帝吓得大喊："别画了！别画了！"</w:t>
+      </w:r>
+    </w:p>
+    <w:p>
+      <w:pPr>
+        <w:pageBreakBefore w:val="0"/>
+        <w:spacing w:line="312" w:lineRule="auto" w:before="0" w:after="0"/>
+        <w:ind w:firstLine="500"/>
+      </w:pPr>
+      <w:r>
+        <w:rPr>
+          <w:rFonts w:ascii="楷体" w:hAnsi="楷体" w:eastAsia="楷体"/>
+          <w:b w:val="0"/>
+          <w:sz w:val="25"/>
+        </w:rPr>
+        <w:t>可是马良继续挥笔，画出了狂风和巨浪。大船翻了，贪心的皇帝和大官们，被大海吞得无影无踪。</w:t>
+      </w:r>
+    </w:p>
+    <w:p>
+      <w:pPr>
+        <w:pageBreakBefore w:val="0"/>
+        <w:spacing w:line="312" w:lineRule="auto" w:before="0" w:after="0"/>
+        <w:ind w:firstLine="500"/>
+      </w:pPr>
+      <w:r>
+        <w:rPr>
+          <w:rFonts w:ascii="楷体" w:hAnsi="楷体" w:eastAsia="楷体"/>
+          <w:b w:val="0"/>
+          <w:sz w:val="25"/>
+        </w:rPr>
+        <w:t>马良回到家乡，又和穷人们在一起了。他继续用那支神笔，为需要的人们画画——一直到很久很久以后。</w:t>
+      </w:r>
+    </w:p>
+    <w:p>
+      <w:pPr>
+        <w:pageBreakBefore w:val="0"/>
+        <w:spacing w:line="312" w:lineRule="auto" w:before="0" w:after="0"/>
+        <w:ind w:firstLine="500"/>
+      </w:pPr>
+      <w:r>
+        <w:rPr>
+          <w:rFonts w:ascii="楷体" w:hAnsi="楷体" w:eastAsia="楷体"/>
+          <w:b w:val="0"/>
+          <w:sz w:val="25"/>
+        </w:rPr>
+        <w:t>**小启示**：本领长在自己手上，就谁也抢不走；本领用来帮人，才是一支真正的"神笔"。好好练你的"画功"吧——练成的那天，记得像马良一样，先想着需要帮助的人。</w:t>
+      </w:r>
+    </w:p>
+    <w:p>
+      <w:pPr>
+        <w:pageBreakBefore/>
+        <w:spacing w:line="312" w:lineRule="auto" w:before="0" w:after="80"/>
+      </w:pPr>
+      <w:r>
+        <w:rPr>
+          <w:rFonts w:ascii="黑体" w:hAnsi="黑体" w:eastAsia="黑体"/>
+          <w:b/>
+          <w:sz w:val="32"/>
+        </w:rPr>
+        <w:t>33　长发妹</w:t>
+      </w:r>
+    </w:p>
+    <w:p>
+      <w:pPr>
+        <w:pageBreakBefore w:val="0"/>
+        <w:spacing w:line="312" w:lineRule="auto" w:before="0" w:after="200"/>
+      </w:pPr>
+      <w:r>
+        <w:rPr>
+          <w:rFonts w:ascii="宋体" w:hAnsi="宋体" w:eastAsia="宋体"/>
+          <w:b w:val="0"/>
+          <w:color w:val="595959"/>
+          <w:sz w:val="20"/>
+        </w:rPr>
+        <w:t>出处：中国民间传说（侗族） ｜ 适读年龄：4~12 岁 ｜ 朗读时长：约 5 分钟</w:t>
+      </w:r>
+    </w:p>
+    <w:p>
+      <w:pPr>
+        <w:pageBreakBefore w:val="0"/>
+        <w:spacing w:line="312" w:lineRule="auto" w:before="0" w:after="0"/>
+        <w:ind w:firstLine="500"/>
+      </w:pPr>
+      <w:r>
+        <w:rPr>
+          <w:rFonts w:ascii="楷体" w:hAnsi="楷体" w:eastAsia="楷体"/>
+          <w:b w:val="0"/>
+          <w:sz w:val="25"/>
+        </w:rPr>
+        <w:t>很久以前，高山脚下有个村子，祖祖辈辈都被一件难事困着：缺水。</w:t>
+      </w:r>
+    </w:p>
+    <w:p>
+      <w:pPr>
+        <w:pageBreakBefore w:val="0"/>
+        <w:spacing w:line="312" w:lineRule="auto" w:before="0" w:after="0"/>
+        <w:ind w:firstLine="500"/>
+      </w:pPr>
+      <w:r>
+        <w:rPr>
+          <w:rFonts w:ascii="楷体" w:hAnsi="楷体" w:eastAsia="楷体"/>
+          <w:b w:val="0"/>
+          <w:sz w:val="25"/>
+        </w:rPr>
+        <w:t>村里人吃水，要翻过大山，到几里外的河里去挑。天不亮出门，日头落山才能回来一担水，肩膀磨出了茧，一年到头，别想痛痛快快洗一次澡。</w:t>
+      </w:r>
+    </w:p>
+    <w:p>
+      <w:pPr>
+        <w:pageBreakBefore w:val="0"/>
+        <w:spacing w:line="312" w:lineRule="auto" w:before="0" w:after="0"/>
+        <w:ind w:firstLine="500"/>
+      </w:pPr>
+      <w:r>
+        <w:rPr>
+          <w:rFonts w:ascii="楷体" w:hAnsi="楷体" w:eastAsia="楷体"/>
+          <w:b w:val="0"/>
+          <w:sz w:val="25"/>
+        </w:rPr>
+        <w:t>村里有个姑娘，人们叫她长发妹。她的头发乌黑油亮，一直垂到脚后跟，走起路来，像披着一匹黑色的绸缎。</w:t>
+      </w:r>
+    </w:p>
+    <w:p>
+      <w:pPr>
+        <w:pageBreakBefore w:val="0"/>
+        <w:spacing w:line="312" w:lineRule="auto" w:before="0" w:after="0"/>
+        <w:ind w:firstLine="500"/>
+      </w:pPr>
+      <w:r>
+        <w:rPr>
+          <w:rFonts w:ascii="楷体" w:hAnsi="楷体" w:eastAsia="楷体"/>
+          <w:b w:val="0"/>
+          <w:sz w:val="25"/>
+        </w:rPr>
+        <w:t>有一天，长发妹上山砍柴，看见崖壁上长着一根翠绿的大萝卜。她拔呀拔，萝卜出来了——萝卜窝里，竟然"哗啦啦"涌出一股清凉的泉水！</w:t>
+      </w:r>
+    </w:p>
+    <w:p>
+      <w:pPr>
+        <w:pageBreakBefore w:val="0"/>
+        <w:spacing w:line="312" w:lineRule="auto" w:before="0" w:after="0"/>
+        <w:ind w:firstLine="500"/>
+      </w:pPr>
+      <w:r>
+        <w:rPr>
+          <w:rFonts w:ascii="楷体" w:hAnsi="楷体" w:eastAsia="楷体"/>
+          <w:b w:val="0"/>
+          <w:sz w:val="25"/>
+        </w:rPr>
+        <w:t>山里藏着泉眼！长发妹高兴得眼泪都出来了：村子有救啦！</w:t>
+      </w:r>
+    </w:p>
+    <w:p>
+      <w:pPr>
+        <w:pageBreakBefore w:val="0"/>
+        <w:spacing w:line="312" w:lineRule="auto" w:before="0" w:after="0"/>
+        <w:ind w:firstLine="500"/>
+      </w:pPr>
+      <w:r>
+        <w:rPr>
+          <w:rFonts w:ascii="楷体" w:hAnsi="楷体" w:eastAsia="楷体"/>
+          <w:b w:val="0"/>
+          <w:sz w:val="25"/>
+        </w:rPr>
+        <w:t>她刚要喊，崖壁忽然阴风一阵，一个狰狞的山妖冒了出来，恶狠狠地指着她说：</w:t>
+      </w:r>
+    </w:p>
+    <w:p>
+      <w:pPr>
+        <w:pageBreakBefore w:val="0"/>
+        <w:spacing w:line="312" w:lineRule="auto" w:before="0" w:after="0"/>
+        <w:ind w:firstLine="500"/>
+      </w:pPr>
+      <w:r>
+        <w:rPr>
+          <w:rFonts w:ascii="楷体" w:hAnsi="楷体" w:eastAsia="楷体"/>
+          <w:b w:val="0"/>
+          <w:sz w:val="25"/>
+        </w:rPr>
+        <w:t>"泉眼的秘密，不许告诉任何人！这是山神的宝贝！你要是敢说出去——就说一个字，我就让全村遭殃，还要让你的黑头发，一夜变白！"</w:t>
+      </w:r>
+    </w:p>
+    <w:p>
+      <w:pPr>
+        <w:pageBreakBefore w:val="0"/>
+        <w:spacing w:line="312" w:lineRule="auto" w:before="0" w:after="0"/>
+        <w:ind w:firstLine="500"/>
+      </w:pPr>
+      <w:r>
+        <w:rPr>
+          <w:rFonts w:ascii="楷体" w:hAnsi="楷体" w:eastAsia="楷体"/>
+          <w:b w:val="0"/>
+          <w:sz w:val="25"/>
+        </w:rPr>
+        <w:t>长发妹吓得浑身发抖，捂着嘴跑回了家。</w:t>
+      </w:r>
+    </w:p>
+    <w:p>
+      <w:pPr>
+        <w:pageBreakBefore w:val="0"/>
+        <w:spacing w:line="312" w:lineRule="auto" w:before="0" w:after="0"/>
+        <w:ind w:firstLine="500"/>
+      </w:pPr>
+      <w:r>
+        <w:rPr>
+          <w:rFonts w:ascii="楷体" w:hAnsi="楷体" w:eastAsia="楷体"/>
+          <w:b w:val="0"/>
+          <w:sz w:val="25"/>
+        </w:rPr>
+        <w:t>可是从那天起，她再也笑不出来了。她一闭眼，就看见乡亲们挑着水桶，在大太阳底下翻山，一摇一晃，汗水砸在地上；看见驼背的老爷爷摔在水沟边，看见小娃娃抱着空水瓢哭。</w:t>
+      </w:r>
+    </w:p>
+    <w:p>
+      <w:pPr>
+        <w:pageBreakBefore w:val="0"/>
+        <w:spacing w:line="312" w:lineRule="auto" w:before="0" w:after="0"/>
+        <w:ind w:firstLine="500"/>
+      </w:pPr>
+      <w:r>
+        <w:rPr>
+          <w:rFonts w:ascii="楷体" w:hAnsi="楷体" w:eastAsia="楷体"/>
+          <w:b w:val="0"/>
+          <w:sz w:val="25"/>
+        </w:rPr>
+        <w:t>"我知道泉眼在哪儿，"长发妹在心里哭，"可我要是说了，全村遭殃，我的头发也会变白……"</w:t>
+      </w:r>
+    </w:p>
+    <w:p>
+      <w:pPr>
+        <w:pageBreakBefore w:val="0"/>
+        <w:spacing w:line="312" w:lineRule="auto" w:before="0" w:after="0"/>
+        <w:ind w:firstLine="500"/>
+      </w:pPr>
+      <w:r>
+        <w:rPr>
+          <w:rFonts w:ascii="楷体" w:hAnsi="楷体" w:eastAsia="楷体"/>
+          <w:b w:val="0"/>
+          <w:sz w:val="25"/>
+        </w:rPr>
+        <w:t>就这样熬了几天。这天傍晚，她又看见隔壁的老公公挑水摔下了坡，水洒得一滴不剩，老人趴在地上，半天爬不起来。</w:t>
+      </w:r>
+    </w:p>
+    <w:p>
+      <w:pPr>
+        <w:pageBreakBefore w:val="0"/>
+        <w:spacing w:line="312" w:lineRule="auto" w:before="0" w:after="0"/>
+        <w:ind w:firstLine="500"/>
+      </w:pPr>
+      <w:r>
+        <w:rPr>
+          <w:rFonts w:ascii="楷体" w:hAnsi="楷体" w:eastAsia="楷体"/>
+          <w:b w:val="0"/>
+          <w:sz w:val="25"/>
+        </w:rPr>
+        <w:t>长发妹再也忍不住了。她"噌"地站起来，跑到村口，朝着全村人大声喊：</w:t>
+      </w:r>
+    </w:p>
+    <w:p>
+      <w:pPr>
+        <w:pageBreakBefore w:val="0"/>
+        <w:spacing w:line="312" w:lineRule="auto" w:before="0" w:after="0"/>
+        <w:ind w:firstLine="500"/>
+      </w:pPr>
+      <w:r>
+        <w:rPr>
+          <w:rFonts w:ascii="楷体" w:hAnsi="楷体" w:eastAsia="楷体"/>
+          <w:b w:val="0"/>
+          <w:sz w:val="25"/>
+        </w:rPr>
+        <w:t>"乡亲们！山崖上有泉水！拔掉那根大萝卜，泉眼就开了！我们再也不用翻山挑水啦！"</w:t>
+      </w:r>
+    </w:p>
+    <w:p>
+      <w:pPr>
+        <w:pageBreakBefore w:val="0"/>
+        <w:spacing w:line="312" w:lineRule="auto" w:before="0" w:after="0"/>
+        <w:ind w:firstLine="500"/>
+      </w:pPr>
+      <w:r>
+        <w:rPr>
+          <w:rFonts w:ascii="楷体" w:hAnsi="楷体" w:eastAsia="楷体"/>
+          <w:b w:val="0"/>
+          <w:sz w:val="25"/>
+        </w:rPr>
+        <w:t>话音刚落，一阵狂风卷来——她的满头黑发，"唰"地一下子全白了，像落了一头霜。</w:t>
+      </w:r>
+    </w:p>
+    <w:p>
+      <w:pPr>
+        <w:pageBreakBefore w:val="0"/>
+        <w:spacing w:line="312" w:lineRule="auto" w:before="0" w:after="0"/>
+        <w:ind w:firstLine="500"/>
+      </w:pPr>
+      <w:r>
+        <w:rPr>
+          <w:rFonts w:ascii="楷体" w:hAnsi="楷体" w:eastAsia="楷体"/>
+          <w:b w:val="0"/>
+          <w:sz w:val="25"/>
+        </w:rPr>
+        <w:t>村里人不信她会撒谎，跟着她奔上山崖，拔出大萝卜——"哗——！"一股清泉喷涌而出！大家欢呼着，凿石成槽，把泉水一路引进了村子。从此，村子有了长流不息的清泉，家家户户再也不愁水了。</w:t>
+      </w:r>
+    </w:p>
+    <w:p>
+      <w:pPr>
+        <w:pageBreakBefore w:val="0"/>
+        <w:spacing w:line="312" w:lineRule="auto" w:before="0" w:after="0"/>
+        <w:ind w:firstLine="500"/>
+      </w:pPr>
+      <w:r>
+        <w:rPr>
+          <w:rFonts w:ascii="楷体" w:hAnsi="楷体" w:eastAsia="楷体"/>
+          <w:b w:val="0"/>
+          <w:sz w:val="25"/>
+        </w:rPr>
+        <w:t>山妖气急败坏地要来抓长发妹，突然——一声巨响，山崖边立起一块人形巨石，稳稳地镇住了山妖：那是被长发妹感动了的老山神，化作了石头，替她挡住了一切灾祸。</w:t>
+      </w:r>
+    </w:p>
+    <w:p>
+      <w:pPr>
+        <w:pageBreakBefore w:val="0"/>
+        <w:spacing w:line="312" w:lineRule="auto" w:before="0" w:after="0"/>
+        <w:ind w:firstLine="500"/>
+      </w:pPr>
+      <w:r>
+        <w:rPr>
+          <w:rFonts w:ascii="楷体" w:hAnsi="楷体" w:eastAsia="楷体"/>
+          <w:b w:val="0"/>
+          <w:sz w:val="25"/>
+        </w:rPr>
+        <w:t>更神奇的是，第二年春天，白发妹的头上，竟又长出了乌黑油亮的长发，比从前更黑更亮。泉水流过村口，映着她的长发，闪闪发亮。</w:t>
+      </w:r>
+    </w:p>
+    <w:p>
+      <w:pPr>
+        <w:pageBreakBefore w:val="0"/>
+        <w:spacing w:line="312" w:lineRule="auto" w:before="0" w:after="0"/>
+        <w:ind w:firstLine="500"/>
+      </w:pPr>
+      <w:r>
+        <w:rPr>
+          <w:rFonts w:ascii="楷体" w:hAnsi="楷体" w:eastAsia="楷体"/>
+          <w:b w:val="0"/>
+          <w:sz w:val="25"/>
+        </w:rPr>
+        <w:t>**小启示**：长发妹用一头黑发，换来了全村的清泉。心里装着大家的真话，说出口是要有代价的——敢付这个代价的人，是村里最了不起的人。而且你看到了，善良不会让人一直"变白"，它总会再黑回来，更亮。</w:t>
+      </w:r>
+    </w:p>
+    <w:p>
+      <w:pPr>
+        <w:pageBreakBefore/>
+        <w:spacing w:line="312" w:lineRule="auto" w:before="0" w:after="80"/>
+      </w:pPr>
+      <w:r>
+        <w:rPr>
+          <w:rFonts w:ascii="黑体" w:hAnsi="黑体" w:eastAsia="黑体"/>
+          <w:b/>
+          <w:sz w:val="32"/>
+        </w:rPr>
+        <w:t>34　老鼠嫁女</w:t>
+      </w:r>
+    </w:p>
+    <w:p>
+      <w:pPr>
+        <w:pageBreakBefore w:val="0"/>
+        <w:spacing w:line="312" w:lineRule="auto" w:before="0" w:after="200"/>
+      </w:pPr>
+      <w:r>
+        <w:rPr>
+          <w:rFonts w:ascii="宋体" w:hAnsi="宋体" w:eastAsia="宋体"/>
+          <w:b w:val="0"/>
+          <w:color w:val="595959"/>
+          <w:sz w:val="20"/>
+        </w:rPr>
+        <w:t>出处：中国民间传说 ｜ 适读年龄：3~10 岁 ｜ 朗读时长：约 4 分钟　注：不同地方的老鼠嫁女故事结局不同，有的还和正月里"老鼠嫁女日"的习俗有关——那天晚上，孩子们要早早睡觉，还不能吵闹，好让老鼠们安安静静地办喜事呢。</w:t>
+      </w:r>
+    </w:p>
+    <w:p>
+      <w:pPr>
+        <w:pageBreakBefore w:val="0"/>
+        <w:spacing w:line="312" w:lineRule="auto" w:before="0" w:after="0"/>
+        <w:ind w:firstLine="500"/>
+      </w:pPr>
+      <w:r>
+        <w:rPr>
+          <w:rFonts w:ascii="楷体" w:hAnsi="楷体" w:eastAsia="楷体"/>
+          <w:b w:val="0"/>
+          <w:sz w:val="25"/>
+        </w:rPr>
+        <w:t>鼠爸爸和鼠妈妈有个宝贝女儿，又聪明又漂亮。女儿到了出嫁的年纪，老两口商量着，要给女儿找个天下最厉害的女婿。</w:t>
+      </w:r>
+    </w:p>
+    <w:p>
+      <w:pPr>
+        <w:pageBreakBefore w:val="0"/>
+        <w:spacing w:line="312" w:lineRule="auto" w:before="0" w:after="0"/>
+        <w:ind w:firstLine="500"/>
+      </w:pPr>
+      <w:r>
+        <w:rPr>
+          <w:rFonts w:ascii="楷体" w:hAnsi="楷体" w:eastAsia="楷体"/>
+          <w:b w:val="0"/>
+          <w:sz w:val="25"/>
+        </w:rPr>
+        <w:t>鼠爸爸仰头一想："谁是天下最厉害的呢？对，太阳！太阳一出来，照亮全世界，谁都比不过它！"</w:t>
+      </w:r>
+    </w:p>
+    <w:p>
+      <w:pPr>
+        <w:pageBreakBefore w:val="0"/>
+        <w:spacing w:line="312" w:lineRule="auto" w:before="0" w:after="0"/>
+        <w:ind w:firstLine="500"/>
+      </w:pPr>
+      <w:r>
+        <w:rPr>
+          <w:rFonts w:ascii="楷体" w:hAnsi="楷体" w:eastAsia="楷体"/>
+          <w:b w:val="0"/>
+          <w:sz w:val="25"/>
+        </w:rPr>
+        <w:t>于是，鼠爸爸跑去对太阳说："太阳太阳，你最强，把女儿嫁给你吧！"</w:t>
+      </w:r>
+    </w:p>
+    <w:p>
+      <w:pPr>
+        <w:pageBreakBefore w:val="0"/>
+        <w:spacing w:line="312" w:lineRule="auto" w:before="0" w:after="0"/>
+        <w:ind w:firstLine="500"/>
+      </w:pPr>
+      <w:r>
+        <w:rPr>
+          <w:rFonts w:ascii="楷体" w:hAnsi="楷体" w:eastAsia="楷体"/>
+          <w:b w:val="0"/>
+          <w:sz w:val="25"/>
+        </w:rPr>
+        <w:t>太阳连连摆手："谢谢你，可我不算最强。一片乌云飘过来，就能把我遮得严严实实——乌云比我厉害。"</w:t>
+      </w:r>
+    </w:p>
+    <w:p>
+      <w:pPr>
+        <w:pageBreakBefore w:val="0"/>
+        <w:spacing w:line="312" w:lineRule="auto" w:before="0" w:after="0"/>
+        <w:ind w:firstLine="500"/>
+      </w:pPr>
+      <w:r>
+        <w:rPr>
+          <w:rFonts w:ascii="楷体" w:hAnsi="楷体" w:eastAsia="楷体"/>
+          <w:b w:val="0"/>
+          <w:sz w:val="25"/>
+        </w:rPr>
+        <w:t>鼠爸爸一拍大腿："有道理！"跑去问乌云。乌云叹口气："我挡得住太阳，可挡不住风呀。风一吹，我就散了——风比我强。"</w:t>
+      </w:r>
+    </w:p>
+    <w:p>
+      <w:pPr>
+        <w:pageBreakBefore w:val="0"/>
+        <w:spacing w:line="312" w:lineRule="auto" w:before="0" w:after="0"/>
+        <w:ind w:firstLine="500"/>
+      </w:pPr>
+      <w:r>
+        <w:rPr>
+          <w:rFonts w:ascii="楷体" w:hAnsi="楷体" w:eastAsia="楷体"/>
+          <w:b w:val="0"/>
+          <w:sz w:val="25"/>
+        </w:rPr>
+        <w:t>鼠爸爸又去找风。风苦笑着说："我能吹散乌云，可我过不去墙。一堵墙就把我挡得死死的——墙才是真本事。"</w:t>
+      </w:r>
+    </w:p>
+    <w:p>
+      <w:pPr>
+        <w:pageBreakBefore w:val="0"/>
+        <w:spacing w:line="312" w:lineRule="auto" w:before="0" w:after="0"/>
+        <w:ind w:firstLine="500"/>
+      </w:pPr>
+      <w:r>
+        <w:rPr>
+          <w:rFonts w:ascii="楷体" w:hAnsi="楷体" w:eastAsia="楷体"/>
+          <w:b w:val="0"/>
+          <w:sz w:val="25"/>
+        </w:rPr>
+        <w:t>鼠爸爸又跑去问墙。墙发着抖说："我天不怕地不怕，就怕老鼠在我脚下打洞！洞一多，我就塌啦——老鼠才是最厉害的呀！"</w:t>
+      </w:r>
+    </w:p>
+    <w:p>
+      <w:pPr>
+        <w:pageBreakBefore w:val="0"/>
+        <w:spacing w:line="312" w:lineRule="auto" w:before="0" w:after="0"/>
+        <w:ind w:firstLine="500"/>
+      </w:pPr>
+      <w:r>
+        <w:rPr>
+          <w:rFonts w:ascii="楷体" w:hAnsi="楷体" w:eastAsia="楷体"/>
+          <w:b w:val="0"/>
+          <w:sz w:val="25"/>
+        </w:rPr>
+        <w:t>鼠爸爸哭笑不得：转了一大圈，最强的，居然是我们老鼠自己？</w:t>
+      </w:r>
+    </w:p>
+    <w:p>
+      <w:pPr>
+        <w:pageBreakBefore w:val="0"/>
+        <w:spacing w:line="312" w:lineRule="auto" w:before="0" w:after="0"/>
+        <w:ind w:firstLine="500"/>
+      </w:pPr>
+      <w:r>
+        <w:rPr>
+          <w:rFonts w:ascii="楷体" w:hAnsi="楷体" w:eastAsia="楷体"/>
+          <w:b w:val="0"/>
+          <w:sz w:val="25"/>
+        </w:rPr>
+        <w:t>正巧，邻居家有一位鼠小伙：勤劳能干，天天最早出门搬粮，把洞穴修得又结实又宽敞，对小姑娘也是一片真心。</w:t>
+      </w:r>
+    </w:p>
+    <w:p>
+      <w:pPr>
+        <w:pageBreakBefore w:val="0"/>
+        <w:spacing w:line="312" w:lineRule="auto" w:before="0" w:after="0"/>
+        <w:ind w:firstLine="500"/>
+      </w:pPr>
+      <w:r>
+        <w:rPr>
+          <w:rFonts w:ascii="楷体" w:hAnsi="楷体" w:eastAsia="楷体"/>
+          <w:b w:val="0"/>
+          <w:sz w:val="25"/>
+        </w:rPr>
+        <w:t>鼠妈妈乐了："还要找什么呀？天底下最强的女婿，就在隔壁！"</w:t>
+      </w:r>
+    </w:p>
+    <w:p>
+      <w:pPr>
+        <w:pageBreakBefore w:val="0"/>
+        <w:spacing w:line="312" w:lineRule="auto" w:before="0" w:after="0"/>
+        <w:ind w:firstLine="500"/>
+      </w:pPr>
+      <w:r>
+        <w:rPr>
+          <w:rFonts w:ascii="楷体" w:hAnsi="楷体" w:eastAsia="楷体"/>
+          <w:b w:val="0"/>
+          <w:sz w:val="25"/>
+        </w:rPr>
+        <w:t>于是，鼠家选了好日子，敲锣打鼓（老鼠的锣鼓声细细的，只有它们自己听得见），热热闹闹地把女儿嫁给了鼠小伙。</w:t>
+      </w:r>
+    </w:p>
+    <w:p>
+      <w:pPr>
+        <w:pageBreakBefore w:val="0"/>
+        <w:spacing w:line="312" w:lineRule="auto" w:before="0" w:after="0"/>
+        <w:ind w:firstLine="500"/>
+      </w:pPr>
+      <w:r>
+        <w:rPr>
+          <w:rFonts w:ascii="楷体" w:hAnsi="楷体" w:eastAsia="楷体"/>
+          <w:b w:val="0"/>
+          <w:sz w:val="25"/>
+        </w:rPr>
+        <w:t>婚后的日子，小两口恩恩爱爱：一起搬粮，一起打洞，把家越建越大。鼠爸爸鼠妈妈看在眼里，逢人就夸：</w:t>
+      </w:r>
+    </w:p>
+    <w:p>
+      <w:pPr>
+        <w:pageBreakBefore w:val="0"/>
+        <w:spacing w:line="312" w:lineRule="auto" w:before="0" w:after="0"/>
+        <w:ind w:firstLine="500"/>
+      </w:pPr>
+      <w:r>
+        <w:rPr>
+          <w:rFonts w:ascii="楷体" w:hAnsi="楷体" w:eastAsia="楷体"/>
+          <w:b w:val="0"/>
+          <w:sz w:val="25"/>
+        </w:rPr>
+        <w:t>"我们找女婿，跑遍了天上下地上——最后算明白了：最强的，是太阳；可最合适的，是能把日子一起过好的那一个。"</w:t>
       </w:r>
     </w:p>
     <w:p>
@@ -8436,7 +9006,7 @@
           <w:color w:val="595959"/>
           <w:sz w:val="23"/>
         </w:rPr>
-        <w:t>宝贝，每个人长大的速度都不一样，现在不会的事情不要紧，就像丑小鸭一样，慢慢地、好好地长大，总有一天你会发现自己的漂亮之处。晚安，做个天鹅一样优雅的梦。</w:t>
+        <w:t>宝贝，太阳怕云、云怕风、风怕墙、墙怕老鼠——天下没有"样样第一"的人，每个人都有自己的厉害和自己的怕。找朋友、做事情，"最合适的"往往比"最厉害的"更幸福。晚安，做个敲锣打鼓的美梦。</w:t>
       </w:r>
     </w:p>
     <w:p>
@@ -8450,7 +9020,7 @@
           <w:b/>
           <w:sz w:val="32"/>
         </w:rPr>
-        <w:t>33　豌豆公主</w:t>
+        <w:t>35　白蛇传·西湖借伞</w:t>
       </w:r>
     </w:p>
     <w:p>
@@ -8465,187 +9035,217 @@
           <w:color w:val="595959"/>
           <w:sz w:val="20"/>
         </w:rPr>
-        <w:t>出处：安徒生童话 ｜ 适读年龄：3~6 岁 ｜ 朗读时长：约 3 分钟</w:t>
-      </w:r>
-    </w:p>
-    <w:p>
-      <w:pPr>
-        <w:pageBreakBefore w:val="0"/>
-        <w:spacing w:line="312" w:lineRule="auto" w:before="0" w:after="0"/>
-        <w:ind w:firstLine="500"/>
-      </w:pPr>
-      <w:r>
-        <w:rPr>
-          <w:rFonts w:ascii="楷体" w:hAnsi="楷体" w:eastAsia="楷体"/>
-          <w:b w:val="0"/>
-          <w:sz w:val="25"/>
-        </w:rPr>
-        <w:t>从前，有一位王子，想娶一位真正的公主。他走遍了世界各地，见了许许多多自称公主的姑娘，可总觉得哪里不对劲，只好回家了。</w:t>
-      </w:r>
-    </w:p>
-    <w:p>
-      <w:pPr>
-        <w:pageBreakBefore w:val="0"/>
-        <w:spacing w:line="312" w:lineRule="auto" w:before="0" w:after="0"/>
-        <w:ind w:firstLine="500"/>
-      </w:pPr>
-      <w:r>
-        <w:rPr>
-          <w:rFonts w:ascii="楷体" w:hAnsi="楷体" w:eastAsia="楷体"/>
-          <w:b w:val="0"/>
-          <w:sz w:val="25"/>
-        </w:rPr>
-        <w:t>一个风雨交加的夜晚，"咚咚咚"，城堡的大门被敲响了。</w:t>
-      </w:r>
-    </w:p>
-    <w:p>
-      <w:pPr>
-        <w:pageBreakBefore w:val="0"/>
-        <w:spacing w:line="312" w:lineRule="auto" w:before="0" w:after="0"/>
-        <w:ind w:firstLine="500"/>
-      </w:pPr>
-      <w:r>
-        <w:rPr>
-          <w:rFonts w:ascii="楷体" w:hAnsi="楷体" w:eastAsia="楷体"/>
-          <w:b w:val="0"/>
-          <w:sz w:val="25"/>
-        </w:rPr>
-        <w:t>老国王开门一看，门口站着一个淋得湿漉漉的姑娘。雨水顺着她的头发往下滴，她冻得直发抖，可她站得端端正正，轻轻地说："我是一位真正的公主，能借宿一晚吗？"</w:t>
-      </w:r>
-    </w:p>
-    <w:p>
-      <w:pPr>
-        <w:pageBreakBefore w:val="0"/>
-        <w:spacing w:line="312" w:lineRule="auto" w:before="0" w:after="0"/>
-        <w:ind w:firstLine="500"/>
-      </w:pPr>
-      <w:r>
-        <w:rPr>
-          <w:rFonts w:ascii="楷体" w:hAnsi="楷体" w:eastAsia="楷体"/>
-          <w:b w:val="0"/>
-          <w:sz w:val="25"/>
-        </w:rPr>
-        <w:t>"真正的公主？"老王后心里嘀咕，"这我可要试一试。"</w:t>
-      </w:r>
-    </w:p>
-    <w:p>
-      <w:pPr>
-        <w:pageBreakBefore w:val="0"/>
-        <w:spacing w:line="312" w:lineRule="auto" w:before="0" w:after="0"/>
-        <w:ind w:firstLine="500"/>
-      </w:pPr>
-      <w:r>
-        <w:rPr>
-          <w:rFonts w:ascii="楷体" w:hAnsi="楷体" w:eastAsia="楷体"/>
-          <w:b w:val="0"/>
-          <w:sz w:val="25"/>
-        </w:rPr>
-        <w:t>她悄悄走进客房，把床板擦得干干净净，然后在床板上放了一颗小小的豌豆。接着，她在豌豆上铺了二十床垫子，又在垫子上叠了二十床鸭绒被，软得像一座云朵堆成的小山。</w:t>
-      </w:r>
-    </w:p>
-    <w:p>
-      <w:pPr>
-        <w:pageBreakBefore w:val="0"/>
-        <w:spacing w:line="312" w:lineRule="auto" w:before="0" w:after="0"/>
-        <w:ind w:firstLine="500"/>
-      </w:pPr>
-      <w:r>
-        <w:rPr>
-          <w:rFonts w:ascii="楷体" w:hAnsi="楷体" w:eastAsia="楷体"/>
-          <w:b w:val="0"/>
-          <w:sz w:val="25"/>
-        </w:rPr>
-        <w:t>"请睡吧。"王后微笑着说。</w:t>
-      </w:r>
-    </w:p>
-    <w:p>
-      <w:pPr>
-        <w:pageBreakBefore w:val="0"/>
-        <w:spacing w:line="312" w:lineRule="auto" w:before="0" w:after="0"/>
-        <w:ind w:firstLine="500"/>
-      </w:pPr>
-      <w:r>
-        <w:rPr>
-          <w:rFonts w:ascii="楷体" w:hAnsi="楷体" w:eastAsia="楷体"/>
-          <w:b w:val="0"/>
-          <w:sz w:val="25"/>
-        </w:rPr>
-        <w:t>第二天早上，大家问她："睡得好吗？"</w:t>
-      </w:r>
-    </w:p>
-    <w:p>
-      <w:pPr>
-        <w:pageBreakBefore w:val="0"/>
-        <w:spacing w:line="312" w:lineRule="auto" w:before="0" w:after="0"/>
-        <w:ind w:firstLine="500"/>
-      </w:pPr>
-      <w:r>
-        <w:rPr>
-          <w:rFonts w:ascii="楷体" w:hAnsi="楷体" w:eastAsia="楷体"/>
-          <w:b w:val="0"/>
-          <w:sz w:val="25"/>
-        </w:rPr>
-        <w:t>姑娘揉揉腰，有点不好意思地说："说实话，不知道为什么，床上好像有个硬硬的小东西，硌得我一夜都没睡踏实，身上现在还青了一小块呢。"</w:t>
-      </w:r>
-    </w:p>
-    <w:p>
-      <w:pPr>
-        <w:pageBreakBefore w:val="0"/>
-        <w:spacing w:line="312" w:lineRule="auto" w:before="0" w:after="0"/>
-        <w:ind w:firstLine="500"/>
-      </w:pPr>
-      <w:r>
-        <w:rPr>
-          <w:rFonts w:ascii="楷体" w:hAnsi="楷体" w:eastAsia="楷体"/>
-          <w:b w:val="0"/>
-          <w:sz w:val="25"/>
-        </w:rPr>
-        <w:t>大家都惊讶极了——隔着二十床垫子和二十床鸭绒被，还能感觉到一颗小小的豌豆！只有皮肤真正娇嫩、心思真正细腻的公主，才会这样呀。</w:t>
-      </w:r>
-    </w:p>
-    <w:p>
-      <w:pPr>
-        <w:pageBreakBefore w:val="0"/>
-        <w:spacing w:line="312" w:lineRule="auto" w:before="0" w:after="0"/>
-        <w:ind w:firstLine="500"/>
-      </w:pPr>
-      <w:r>
-        <w:rPr>
-          <w:rFonts w:ascii="楷体" w:hAnsi="楷体" w:eastAsia="楷体"/>
-          <w:b w:val="0"/>
-          <w:sz w:val="25"/>
-        </w:rPr>
-        <w:t>王子高兴地笑了："她就是我要找的、真正的公主！"</w:t>
-      </w:r>
-    </w:p>
-    <w:p>
-      <w:pPr>
-        <w:pageBreakBefore w:val="0"/>
-        <w:spacing w:line="312" w:lineRule="auto" w:before="0" w:after="0"/>
-        <w:ind w:firstLine="500"/>
-      </w:pPr>
-      <w:r>
-        <w:rPr>
-          <w:rFonts w:ascii="楷体" w:hAnsi="楷体" w:eastAsia="楷体"/>
-          <w:b w:val="0"/>
-          <w:sz w:val="25"/>
-        </w:rPr>
-        <w:t>那颗小豌豆呢？被送进了博物馆，据说现在还在那儿展览着呢。</w:t>
-      </w:r>
-    </w:p>
-    <w:p>
-      <w:pPr>
-        <w:pageBreakBefore w:val="0"/>
-        <w:spacing w:line="312" w:lineRule="auto" w:before="0" w:after="0"/>
-        <w:ind w:firstLine="500"/>
-      </w:pPr>
-      <w:r>
-        <w:rPr>
-          <w:rFonts w:ascii="楷体" w:hAnsi="楷体" w:eastAsia="楷体"/>
-          <w:b w:val="0"/>
-          <w:sz w:val="25"/>
-        </w:rPr>
-        <w:t>而公主和王子从此过着幸福的日子。公主的床，再也没有硬东西啦，铺得又软又暖，她每天晚上都睡得又香又甜。</w:t>
+        <w:t>出处：中国民间传说（《白蛇传》选段，睡前改编版） ｜ 适读年龄：6~12 岁 ｜ 朗读时长：约 5 分钟</w:t>
+      </w:r>
+    </w:p>
+    <w:p>
+      <w:pPr>
+        <w:pageBreakBefore w:val="0"/>
+        <w:spacing w:line="312" w:lineRule="auto" w:before="0" w:after="0"/>
+        <w:ind w:firstLine="500"/>
+      </w:pPr>
+      <w:r>
+        <w:rPr>
+          <w:rFonts w:ascii="楷体" w:hAnsi="楷体" w:eastAsia="楷体"/>
+          <w:b w:val="0"/>
+          <w:sz w:val="25"/>
+        </w:rPr>
+        <w:t>很久很久以前，西湖边上有一条白蛇，在山洞里修行了一千年，终于修成了人形——化作一位白衣女子，人称白娘子。</w:t>
+      </w:r>
+    </w:p>
+    <w:p>
+      <w:pPr>
+        <w:pageBreakBefore w:val="0"/>
+        <w:spacing w:line="312" w:lineRule="auto" w:before="0" w:after="0"/>
+        <w:ind w:firstLine="500"/>
+      </w:pPr>
+      <w:r>
+        <w:rPr>
+          <w:rFonts w:ascii="楷体" w:hAnsi="楷体" w:eastAsia="楷体"/>
+          <w:b w:val="0"/>
+          <w:sz w:val="25"/>
+        </w:rPr>
+        <w:t>她还有一个妹妹小青，是一条青蛇修成的，性子泼辣，武艺高强。</w:t>
+      </w:r>
+    </w:p>
+    <w:p>
+      <w:pPr>
+        <w:pageBreakBefore w:val="0"/>
+        <w:spacing w:line="312" w:lineRule="auto" w:before="0" w:after="0"/>
+        <w:ind w:firstLine="500"/>
+      </w:pPr>
+      <w:r>
+        <w:rPr>
+          <w:rFonts w:ascii="楷体" w:hAnsi="楷体" w:eastAsia="楷体"/>
+          <w:b w:val="0"/>
+          <w:sz w:val="25"/>
+        </w:rPr>
+        <w:t>这年清明，白娘子和小青到西湖春游。小姐俩刚逛到断桥边，天说变就变，"哗啦啦"下起了大雨。西湖边游人四散，两个姑娘没带伞，正着急呢——</w:t>
+      </w:r>
+    </w:p>
+    <w:p>
+      <w:pPr>
+        <w:pageBreakBefore w:val="0"/>
+        <w:spacing w:line="312" w:lineRule="auto" w:before="0" w:after="0"/>
+        <w:ind w:firstLine="500"/>
+      </w:pPr>
+      <w:r>
+        <w:rPr>
+          <w:rFonts w:ascii="楷体" w:hAnsi="楷体" w:eastAsia="楷体"/>
+          <w:b w:val="0"/>
+          <w:sz w:val="25"/>
+        </w:rPr>
+        <w:t>一把油纸伞，从旁边递了过来。</w:t>
+      </w:r>
+    </w:p>
+    <w:p>
+      <w:pPr>
+        <w:pageBreakBefore w:val="0"/>
+        <w:spacing w:line="312" w:lineRule="auto" w:before="0" w:after="0"/>
+        <w:ind w:firstLine="500"/>
+      </w:pPr>
+      <w:r>
+        <w:rPr>
+          <w:rFonts w:ascii="楷体" w:hAnsi="楷体" w:eastAsia="楷体"/>
+          <w:b w:val="0"/>
+          <w:sz w:val="25"/>
+        </w:rPr>
+        <w:t>打伞的是一位年轻书生，姓许名仙，看她们淋雨，把自己的伞送了过来："二位姑娘先用着，我住在附近，改日我去取就好。"</w:t>
+      </w:r>
+    </w:p>
+    <w:p>
+      <w:pPr>
+        <w:pageBreakBefore w:val="0"/>
+        <w:spacing w:line="312" w:lineRule="auto" w:before="0" w:after="0"/>
+        <w:ind w:firstLine="500"/>
+      </w:pPr>
+      <w:r>
+        <w:rPr>
+          <w:rFonts w:ascii="楷体" w:hAnsi="楷体" w:eastAsia="楷体"/>
+          <w:b w:val="0"/>
+          <w:sz w:val="25"/>
+        </w:rPr>
+        <w:t>白娘子抬头一看：这书生眉目清秀，神色干净，递伞的手都有些不好意思地微微发抖。</w:t>
+      </w:r>
+    </w:p>
+    <w:p>
+      <w:pPr>
+        <w:pageBreakBefore w:val="0"/>
+        <w:spacing w:line="312" w:lineRule="auto" w:before="0" w:after="0"/>
+        <w:ind w:firstLine="500"/>
+      </w:pPr>
+      <w:r>
+        <w:rPr>
+          <w:rFonts w:ascii="楷体" w:hAnsi="楷体" w:eastAsia="楷体"/>
+          <w:b w:val="0"/>
+          <w:sz w:val="25"/>
+        </w:rPr>
+        <w:t>其实呀，白娘子一眼就认出来了——前世，她还是一条小白蛇，被人捉住，眼看性命不保，是一位路过的小男孩买下了她，把她放回了湖里。恩人转世，就是眼前这位许仙！</w:t>
+      </w:r>
+    </w:p>
+    <w:p>
+      <w:pPr>
+        <w:pageBreakBefore w:val="0"/>
+        <w:spacing w:line="312" w:lineRule="auto" w:before="0" w:after="0"/>
+        <w:ind w:firstLine="500"/>
+      </w:pPr>
+      <w:r>
+        <w:rPr>
+          <w:rFonts w:ascii="楷体" w:hAnsi="楷体" w:eastAsia="楷体"/>
+          <w:b w:val="0"/>
+          <w:sz w:val="25"/>
+        </w:rPr>
+        <w:t>千年修行，报恩有门。白娘子接过伞，心里又暖又酸。</w:t>
+      </w:r>
+    </w:p>
+    <w:p>
+      <w:pPr>
+        <w:pageBreakBefore w:val="0"/>
+        <w:spacing w:line="312" w:lineRule="auto" w:before="0" w:after="0"/>
+        <w:ind w:firstLine="500"/>
+      </w:pPr>
+      <w:r>
+        <w:rPr>
+          <w:rFonts w:ascii="楷体" w:hAnsi="楷体" w:eastAsia="楷体"/>
+          <w:b w:val="0"/>
+          <w:sz w:val="25"/>
+        </w:rPr>
+        <w:t>第二天，许仙到客栈取伞，白娘子备了酒菜答谢。一席话下来，许仙发现这位姑娘知书达理，还通晓医术；白娘子也看出许仙心善手勤。一来二去，两人情投意合，结成了夫妻。</w:t>
+      </w:r>
+    </w:p>
+    <w:p>
+      <w:pPr>
+        <w:pageBreakBefore w:val="0"/>
+        <w:spacing w:line="312" w:lineRule="auto" w:before="0" w:after="0"/>
+        <w:ind w:firstLine="500"/>
+      </w:pPr>
+      <w:r>
+        <w:rPr>
+          <w:rFonts w:ascii="楷体" w:hAnsi="楷体" w:eastAsia="楷体"/>
+          <w:b w:val="0"/>
+          <w:sz w:val="25"/>
+        </w:rPr>
+        <w:t>婚后，小两口在镇江开了家药铺。白娘子医术高明，穷人来看病，分文不取；许仙抓药，抓得又快又准。夫妻俩救了不少人，"保和堂"的名声，传遍了四方。</w:t>
+      </w:r>
+    </w:p>
+    <w:p>
+      <w:pPr>
+        <w:pageBreakBefore w:val="0"/>
+        <w:spacing w:line="312" w:lineRule="auto" w:before="0" w:after="0"/>
+        <w:ind w:firstLine="500"/>
+      </w:pPr>
+      <w:r>
+        <w:rPr>
+          <w:rFonts w:ascii="楷体" w:hAnsi="楷体" w:eastAsia="楷体"/>
+          <w:b w:val="0"/>
+          <w:sz w:val="25"/>
+        </w:rPr>
+        <w:t>那把油纸伞呢？许仙把它收得好好儿的。白娘子笑着说："这把伞不用还我了，它是咱们家的传家宝——没有它，哪有这个家呀。"</w:t>
+      </w:r>
+    </w:p>
+    <w:p>
+      <w:pPr>
+        <w:pageBreakBefore w:val="0"/>
+        <w:spacing w:line="312" w:lineRule="auto" w:before="0" w:after="0"/>
+        <w:ind w:firstLine="500"/>
+      </w:pPr>
+      <w:r>
+        <w:rPr>
+          <w:rFonts w:ascii="楷体" w:hAnsi="楷体" w:eastAsia="楷体"/>
+          <w:b w:val="0"/>
+          <w:sz w:val="25"/>
+        </w:rPr>
+        <w:t>后来，金山寺的法海和尚说白娘子是蛇妖，人妖不能相守，从中百般阻拦，还引出了"水漫金山"的大风波，把白娘子镇在了雷峰塔下——那段故事曲折又心酸，等你们长大些，再去读。</w:t>
+      </w:r>
+    </w:p>
+    <w:p>
+      <w:pPr>
+        <w:pageBreakBefore w:val="0"/>
+        <w:spacing w:line="312" w:lineRule="auto" w:before="0" w:after="0"/>
+        <w:ind w:firstLine="500"/>
+      </w:pPr>
+      <w:r>
+        <w:rPr>
+          <w:rFonts w:ascii="楷体" w:hAnsi="楷体" w:eastAsia="楷体"/>
+          <w:b w:val="0"/>
+          <w:sz w:val="25"/>
+        </w:rPr>
+        <w:t>不过，西湖边的老人们都愿意先讲断桥借伞这一段。他们说：雨里递出去的那把伞，是白娘子等了一千年的一场相遇。</w:t>
+      </w:r>
+    </w:p>
+    <w:p>
+      <w:pPr>
+        <w:pageBreakBefore w:val="0"/>
+        <w:spacing w:line="312" w:lineRule="auto" w:before="0" w:after="0"/>
+        <w:ind w:firstLine="500"/>
+      </w:pPr>
+      <w:r>
+        <w:rPr>
+          <w:rFonts w:ascii="楷体" w:hAnsi="楷体" w:eastAsia="楷体"/>
+          <w:b w:val="0"/>
+          <w:sz w:val="25"/>
+        </w:rPr>
+        <w:t>下次你在西湖边碰上下雨，别忘了看看身边——说不定谁的一把伞，就牵出一段流传千年的故事呢。</w:t>
       </w:r>
     </w:p>
     <w:p>
@@ -8675,7 +9275,50 @@
           <w:color w:val="595959"/>
           <w:sz w:val="23"/>
         </w:rPr>
-        <w:t>宝贝，来摸摸你的小床——又软又平，什么硬东西都没有。这是世界上最舒服的床啦，快像豌豆公主一样，香香甜甜地睡吧。晚安。</w:t>
+        <w:t>宝贝，白娘子等了一千年，就为了报一场恩、还一把伞。别人对我们的一点点好，都值得记在心里——你记住别人好的样子，就是最美的样子。晚安，做个伞下听雨的美梦。</w:t>
+      </w:r>
+    </w:p>
+    <w:p>
+      <w:pPr>
+        <w:pageBreakBefore/>
+        <w:spacing w:line="312" w:lineRule="auto" w:before="0" w:after="2000"/>
+        <w:ind w:firstLine="480"/>
+      </w:pPr>
+      <w:r>
+        <w:rPr>
+          <w:rFonts w:ascii="宋体" w:hAnsi="宋体" w:eastAsia="宋体"/>
+          <w:b w:val="0"/>
+          <w:sz w:val="24"/>
+        </w:rPr>
+      </w:r>
+    </w:p>
+    <w:p>
+      <w:pPr>
+        <w:pageBreakBefore w:val="0"/>
+        <w:spacing w:line="312" w:lineRule="auto" w:before="0" w:after="0"/>
+        <w:jc w:val="center"/>
+      </w:pPr>
+      <w:r>
+        <w:rPr>
+          <w:rFonts w:ascii="黑体" w:hAnsi="黑体" w:eastAsia="黑体"/>
+          <w:b/>
+          <w:sz w:val="44"/>
+        </w:rPr>
+        <w:t>第三辑 · 童话</w:t>
+      </w:r>
+    </w:p>
+    <w:p>
+      <w:pPr>
+        <w:pageBreakBefore w:val="0"/>
+        <w:spacing w:line="312" w:lineRule="auto" w:before="0" w:after="0"/>
+        <w:ind w:firstLine="480"/>
+      </w:pPr>
+      <w:r>
+        <w:rPr>
+          <w:rFonts w:ascii="宋体" w:hAnsi="宋体" w:eastAsia="宋体"/>
+          <w:b w:val="0"/>
+          <w:sz w:val="24"/>
+        </w:rPr>
       </w:r>
     </w:p>
     <w:p>
@@ -8689,7 +9332,7 @@
           <w:b/>
           <w:sz w:val="32"/>
         </w:rPr>
-        <w:t>34　青蛙王子</w:t>
+        <w:t>36　丑小鸭</w:t>
       </w:r>
     </w:p>
     <w:p>
@@ -8704,217 +9347,187 @@
           <w:color w:val="595959"/>
           <w:sz w:val="20"/>
         </w:rPr>
-        <w:t>出处：格林童话（睡前改编版） ｜ 适读年龄：3~8 岁 ｜ 朗读时长：约 4 分钟</w:t>
-      </w:r>
-    </w:p>
-    <w:p>
-      <w:pPr>
-        <w:pageBreakBefore w:val="0"/>
-        <w:spacing w:line="312" w:lineRule="auto" w:before="0" w:after="0"/>
-        <w:ind w:firstLine="500"/>
-      </w:pPr>
-      <w:r>
-        <w:rPr>
-          <w:rFonts w:ascii="楷体" w:hAnsi="楷体" w:eastAsia="楷体"/>
-          <w:b w:val="0"/>
-          <w:sz w:val="25"/>
-        </w:rPr>
-        <w:t>从前，有一位小公主，她最喜欢玩一颗金球，走到哪儿都带着它。</w:t>
-      </w:r>
-    </w:p>
-    <w:p>
-      <w:pPr>
-        <w:pageBreakBefore w:val="0"/>
-        <w:spacing w:line="312" w:lineRule="auto" w:before="0" w:after="0"/>
-        <w:ind w:firstLine="500"/>
-      </w:pPr>
-      <w:r>
-        <w:rPr>
-          <w:rFonts w:ascii="楷体" w:hAnsi="楷体" w:eastAsia="楷体"/>
-          <w:b w:val="0"/>
-          <w:sz w:val="25"/>
-        </w:rPr>
-        <w:t>有一天，她在井边抛球玩，一不小心，金球"咚"地掉进了井里，眨眼就沉下去不见了。小公主急得哭了起来："我的金球！我再也见不到它了……"</w:t>
-      </w:r>
-    </w:p>
-    <w:p>
-      <w:pPr>
-        <w:pageBreakBefore w:val="0"/>
-        <w:spacing w:line="312" w:lineRule="auto" w:before="0" w:after="0"/>
-        <w:ind w:firstLine="500"/>
-      </w:pPr>
-      <w:r>
-        <w:rPr>
-          <w:rFonts w:ascii="楷体" w:hAnsi="楷体" w:eastAsia="楷体"/>
-          <w:b w:val="0"/>
-          <w:sz w:val="25"/>
-        </w:rPr>
-        <w:t>这时候，井里传来一个声音："别哭别哭，我可以帮你把金球捞上来。"</w:t>
-      </w:r>
-    </w:p>
-    <w:p>
-      <w:pPr>
-        <w:pageBreakBefore w:val="0"/>
-        <w:spacing w:line="312" w:lineRule="auto" w:before="0" w:after="0"/>
-        <w:ind w:firstLine="500"/>
-      </w:pPr>
-      <w:r>
-        <w:rPr>
-          <w:rFonts w:ascii="楷体" w:hAnsi="楷体" w:eastAsia="楷体"/>
-          <w:b w:val="0"/>
-          <w:sz w:val="25"/>
-        </w:rPr>
-        <w:t>小公主低头一看，是一只绿油油的青蛙，鼓着圆圆的眼睛望着她。</w:t>
-      </w:r>
-    </w:p>
-    <w:p>
-      <w:pPr>
-        <w:pageBreakBefore w:val="0"/>
-        <w:spacing w:line="312" w:lineRule="auto" w:before="0" w:after="0"/>
-        <w:ind w:firstLine="500"/>
-      </w:pPr>
-      <w:r>
-        <w:rPr>
-          <w:rFonts w:ascii="楷体" w:hAnsi="楷体" w:eastAsia="楷体"/>
-          <w:b w:val="0"/>
-          <w:sz w:val="25"/>
-        </w:rPr>
-        <w:t>"你真的可以吗？"小公主睁着泪汪汪的眼睛问。</w:t>
-      </w:r>
-    </w:p>
-    <w:p>
-      <w:pPr>
-        <w:pageBreakBefore w:val="0"/>
-        <w:spacing w:line="312" w:lineRule="auto" w:before="0" w:after="0"/>
-        <w:ind w:firstLine="500"/>
-      </w:pPr>
-      <w:r>
-        <w:rPr>
-          <w:rFonts w:ascii="楷体" w:hAnsi="楷体" w:eastAsia="楷体"/>
-          <w:b w:val="0"/>
-          <w:sz w:val="25"/>
-        </w:rPr>
-        <w:t>"当然。"青蛙说，"不过你答应了，要让我做你的朋友：和我一起玩，让我用你的小金盘子吃饭，在你的小床上睡觉。"</w:t>
-      </w:r>
-    </w:p>
-    <w:p>
-      <w:pPr>
-        <w:pageBreakBefore w:val="0"/>
-        <w:spacing w:line="312" w:lineRule="auto" w:before="0" w:after="0"/>
-        <w:ind w:firstLine="500"/>
-      </w:pPr>
-      <w:r>
-        <w:rPr>
-          <w:rFonts w:ascii="楷体" w:hAnsi="楷体" w:eastAsia="楷体"/>
-          <w:b w:val="0"/>
-          <w:sz w:val="25"/>
-        </w:rPr>
-        <w:t>小公主一心只想拿回金球，连连点头："好好好，我答应你！"</w:t>
-      </w:r>
-    </w:p>
-    <w:p>
-      <w:pPr>
-        <w:pageBreakBefore w:val="0"/>
-        <w:spacing w:line="312" w:lineRule="auto" w:before="0" w:after="0"/>
-        <w:ind w:firstLine="500"/>
-      </w:pPr>
-      <w:r>
-        <w:rPr>
-          <w:rFonts w:ascii="楷体" w:hAnsi="楷体" w:eastAsia="楷体"/>
-          <w:b w:val="0"/>
-          <w:sz w:val="25"/>
-        </w:rPr>
-        <w:t>青蛙"扑通"潜进水里，不一会儿，就顶着金球浮了上来。小公主抱起金球，高兴得蹦了起来，撒腿就往宫殿跑，早把答应青蛙的事忘到了九霄云外。</w:t>
-      </w:r>
-    </w:p>
-    <w:p>
-      <w:pPr>
-        <w:pageBreakBefore w:val="0"/>
-        <w:spacing w:line="312" w:lineRule="auto" w:before="0" w:after="0"/>
-        <w:ind w:firstLine="500"/>
-      </w:pPr>
-      <w:r>
-        <w:rPr>
-          <w:rFonts w:ascii="楷体" w:hAnsi="楷体" w:eastAsia="楷体"/>
-          <w:b w:val="0"/>
-          <w:sz w:val="25"/>
-        </w:rPr>
-        <w:t>第二天，小公主正用小金盘子吃饭，忽然听见"呱、呱、呱"——青蛙一蹦一跳地来了："小公主，说话要算数哦。"</w:t>
-      </w:r>
-    </w:p>
-    <w:p>
-      <w:pPr>
-        <w:pageBreakBefore w:val="0"/>
-        <w:spacing w:line="312" w:lineRule="auto" w:before="0" w:after="0"/>
-        <w:ind w:firstLine="500"/>
-      </w:pPr>
-      <w:r>
-        <w:rPr>
-          <w:rFonts w:ascii="楷体" w:hAnsi="楷体" w:eastAsia="楷体"/>
-          <w:b w:val="0"/>
-          <w:sz w:val="25"/>
-        </w:rPr>
-        <w:t>小公主的脸一下子红了。她想起自己真的答应过，就打开了门，让青蛙跳上桌子，用自己的小金盘子吃饭。</w:t>
-      </w:r>
-    </w:p>
-    <w:p>
-      <w:pPr>
-        <w:pageBreakBefore w:val="0"/>
-        <w:spacing w:line="312" w:lineRule="auto" w:before="0" w:after="0"/>
-        <w:ind w:firstLine="500"/>
-      </w:pPr>
-      <w:r>
-        <w:rPr>
-          <w:rFonts w:ascii="楷体" w:hAnsi="楷体" w:eastAsia="楷体"/>
-          <w:b w:val="0"/>
-          <w:sz w:val="25"/>
-        </w:rPr>
-        <w:t>到了晚上，青蛙说："我困了，让我在小床上睡吧。"小公主轻轻把青蛙放在床边的小软垫上。青蛙心满意足地闭上了眼睛。</w:t>
-      </w:r>
-    </w:p>
-    <w:p>
-      <w:pPr>
-        <w:pageBreakBefore w:val="0"/>
-        <w:spacing w:line="312" w:lineRule="auto" w:before="0" w:after="0"/>
-        <w:ind w:firstLine="500"/>
-      </w:pPr>
-      <w:r>
-        <w:rPr>
-          <w:rFonts w:ascii="楷体" w:hAnsi="楷体" w:eastAsia="楷体"/>
-          <w:b w:val="0"/>
-          <w:sz w:val="25"/>
-        </w:rPr>
-        <w:t>第二天清晨，太阳升起来了。小公主揉揉眼睛一看——床边的青蛙不见了，站着一位笑眯眯的王子！</w:t>
-      </w:r>
-    </w:p>
-    <w:p>
-      <w:pPr>
-        <w:pageBreakBefore w:val="0"/>
-        <w:spacing w:line="312" w:lineRule="auto" w:before="0" w:after="0"/>
-        <w:ind w:firstLine="500"/>
-      </w:pPr>
-      <w:r>
-        <w:rPr>
-          <w:rFonts w:ascii="楷体" w:hAnsi="楷体" w:eastAsia="楷体"/>
-          <w:b w:val="0"/>
-          <w:sz w:val="25"/>
-        </w:rPr>
-        <w:t>"谢谢你的善良和守信，"王子说，"很久以前，坏女巫把我变成了青蛙。只有真正守信的好朋友，才能解开这个魔法呀。"</w:t>
-      </w:r>
-    </w:p>
-    <w:p>
-      <w:pPr>
-        <w:pageBreakBefore w:val="0"/>
-        <w:spacing w:line="312" w:lineRule="auto" w:before="0" w:after="0"/>
-        <w:ind w:firstLine="500"/>
-      </w:pPr>
-      <w:r>
-        <w:rPr>
-          <w:rFonts w:ascii="楷体" w:hAnsi="楷体" w:eastAsia="楷体"/>
-          <w:b w:val="0"/>
-          <w:sz w:val="25"/>
-        </w:rPr>
-        <w:t>从此，小公主和王子成了最好的朋友。金球又回到了她手里，而她再玩球的时候，身边总有人陪。</w:t>
+        <w:t>出处：安徒生童话（睡前改编版） ｜ 适读年龄：3~8 岁 ｜ 朗读时长：约 4 分钟</w:t>
+      </w:r>
+    </w:p>
+    <w:p>
+      <w:pPr>
+        <w:pageBreakBefore w:val="0"/>
+        <w:spacing w:line="312" w:lineRule="auto" w:before="0" w:after="0"/>
+        <w:ind w:firstLine="500"/>
+      </w:pPr>
+      <w:r>
+        <w:rPr>
+          <w:rFonts w:ascii="楷体" w:hAnsi="楷体" w:eastAsia="楷体"/>
+          <w:b w:val="0"/>
+          <w:sz w:val="25"/>
+        </w:rPr>
+        <w:t>夏天的鸭妈妈孵出了一窝毛茸茸的小鸭子，一只只黄澄澄的，可爱极了。</w:t>
+      </w:r>
+    </w:p>
+    <w:p>
+      <w:pPr>
+        <w:pageBreakBefore w:val="0"/>
+        <w:spacing w:line="312" w:lineRule="auto" w:before="0" w:after="0"/>
+        <w:ind w:firstLine="500"/>
+      </w:pPr>
+      <w:r>
+        <w:rPr>
+          <w:rFonts w:ascii="楷体" w:hAnsi="楷体" w:eastAsia="楷体"/>
+          <w:b w:val="0"/>
+          <w:sz w:val="25"/>
+        </w:rPr>
+        <w:t>只有最后破壳的那一只，长得灰灰的、大大的，和兄弟姐妹都不一样。</w:t>
+      </w:r>
+    </w:p>
+    <w:p>
+      <w:pPr>
+        <w:pageBreakBefore w:val="0"/>
+        <w:spacing w:line="312" w:lineRule="auto" w:before="0" w:after="0"/>
+        <w:ind w:firstLine="500"/>
+      </w:pPr>
+      <w:r>
+        <w:rPr>
+          <w:rFonts w:ascii="楷体" w:hAnsi="楷体" w:eastAsia="楷体"/>
+          <w:b w:val="0"/>
+          <w:sz w:val="25"/>
+        </w:rPr>
+        <w:t>"这是什么小家伙呀？"别的小动物叽叽喳喳地笑话他，"灰不溜秋的，真丑！"</w:t>
+      </w:r>
+    </w:p>
+    <w:p>
+      <w:pPr>
+        <w:pageBreakBefore w:val="0"/>
+        <w:spacing w:line="312" w:lineRule="auto" w:before="0" w:after="0"/>
+        <w:ind w:firstLine="500"/>
+      </w:pPr>
+      <w:r>
+        <w:rPr>
+          <w:rFonts w:ascii="楷体" w:hAnsi="楷体" w:eastAsia="楷体"/>
+          <w:b w:val="0"/>
+          <w:sz w:val="25"/>
+        </w:rPr>
+        <w:t>大家都叫他丑小鸭。他伤心极了，一个人躲在芦苇丛里。后来，他离开了鸭群，独自流浪：秋天，风凉凉的；冬天，雪白白的。他紧紧缩着身子，心里想着："再忍一忍，冬天总会过去的吧。"</w:t>
+      </w:r>
+    </w:p>
+    <w:p>
+      <w:pPr>
+        <w:pageBreakBefore w:val="0"/>
+        <w:spacing w:line="312" w:lineRule="auto" w:before="0" w:after="0"/>
+        <w:ind w:firstLine="500"/>
+      </w:pPr>
+      <w:r>
+        <w:rPr>
+          <w:rFonts w:ascii="楷体" w:hAnsi="楷体" w:eastAsia="楷体"/>
+          <w:b w:val="0"/>
+          <w:sz w:val="25"/>
+        </w:rPr>
+        <w:t>就这样，他熬过了长长的冬天。</w:t>
+      </w:r>
+    </w:p>
+    <w:p>
+      <w:pPr>
+        <w:pageBreakBefore w:val="0"/>
+        <w:spacing w:line="312" w:lineRule="auto" w:before="0" w:after="0"/>
+        <w:ind w:firstLine="500"/>
+      </w:pPr>
+      <w:r>
+        <w:rPr>
+          <w:rFonts w:ascii="楷体" w:hAnsi="楷体" w:eastAsia="楷体"/>
+          <w:b w:val="0"/>
+          <w:sz w:val="25"/>
+        </w:rPr>
+        <w:t>春天来啦！冰雪化了，花儿开了，燕子飞回来了。丑小鸭拍拍翅膀，咦？翅膀忽然变得那么有力，一下子就把他托上了天空！</w:t>
+      </w:r>
+    </w:p>
+    <w:p>
+      <w:pPr>
+        <w:pageBreakBefore w:val="0"/>
+        <w:spacing w:line="312" w:lineRule="auto" w:before="0" w:after="0"/>
+        <w:ind w:firstLine="500"/>
+      </w:pPr>
+      <w:r>
+        <w:rPr>
+          <w:rFonts w:ascii="楷体" w:hAnsi="楷体" w:eastAsia="楷体"/>
+          <w:b w:val="0"/>
+          <w:sz w:val="25"/>
+        </w:rPr>
+        <w:t>他飞到一个开满鲜花的园子里，落在清清的湖面上。湖里游着几只洁白美丽的天鹅，他鼓起勇气，低下头，想看看水里的自己——</w:t>
+      </w:r>
+    </w:p>
+    <w:p>
+      <w:pPr>
+        <w:pageBreakBefore w:val="0"/>
+        <w:spacing w:line="312" w:lineRule="auto" w:before="0" w:after="0"/>
+        <w:ind w:firstLine="500"/>
+      </w:pPr>
+      <w:r>
+        <w:rPr>
+          <w:rFonts w:ascii="楷体" w:hAnsi="楷体" w:eastAsia="楷体"/>
+          <w:b w:val="0"/>
+          <w:sz w:val="25"/>
+        </w:rPr>
+        <w:t>天哪！水里那只倒影，也是一只雪白的天鹅，脖颈弯弯的，羽毛亮闪闪的，漂亮极了！</w:t>
+      </w:r>
+    </w:p>
+    <w:p>
+      <w:pPr>
+        <w:pageBreakBefore w:val="0"/>
+        <w:spacing w:line="312" w:lineRule="auto" w:before="0" w:after="0"/>
+        <w:ind w:firstLine="500"/>
+      </w:pPr>
+      <w:r>
+        <w:rPr>
+          <w:rFonts w:ascii="楷体" w:hAnsi="楷体" w:eastAsia="楷体"/>
+          <w:b w:val="0"/>
+          <w:sz w:val="25"/>
+        </w:rPr>
+        <w:t>原来，他从来就不是一只丑小鸭，而是一只天鹅呀。他只是需要时间，慢慢长大。</w:t>
+      </w:r>
+    </w:p>
+    <w:p>
+      <w:pPr>
+        <w:pageBreakBefore w:val="0"/>
+        <w:spacing w:line="312" w:lineRule="auto" w:before="0" w:after="0"/>
+        <w:ind w:firstLine="500"/>
+      </w:pPr>
+      <w:r>
+        <w:rPr>
+          <w:rFonts w:ascii="楷体" w:hAnsi="楷体" w:eastAsia="楷体"/>
+          <w:b w:val="0"/>
+          <w:sz w:val="25"/>
+        </w:rPr>
+        <w:t>天鹅们游过来，亲热地围住他，欢迎新朋友。孩子们在岸边拍着手说："看，新来的那只天鹅最漂亮！"</w:t>
+      </w:r>
+    </w:p>
+    <w:p>
+      <w:pPr>
+        <w:pageBreakBefore w:val="0"/>
+        <w:spacing w:line="312" w:lineRule="auto" w:before="0" w:after="0"/>
+        <w:ind w:firstLine="500"/>
+      </w:pPr>
+      <w:r>
+        <w:rPr>
+          <w:rFonts w:ascii="楷体" w:hAnsi="楷体" w:eastAsia="楷体"/>
+          <w:b w:val="0"/>
+          <w:sz w:val="25"/>
+        </w:rPr>
+        <w:t>丑小鸭害羞地把头弯进水里，心里甜滋滋的。</w:t>
+      </w:r>
+    </w:p>
+    <w:p>
+      <w:pPr>
+        <w:pageBreakBefore w:val="0"/>
+        <w:spacing w:line="312" w:lineRule="auto" w:before="0" w:after="0"/>
+        <w:ind w:firstLine="500"/>
+      </w:pPr>
+      <w:r>
+        <w:rPr>
+          <w:rFonts w:ascii="楷体" w:hAnsi="楷体" w:eastAsia="楷体"/>
+          <w:b w:val="0"/>
+          <w:sz w:val="25"/>
+        </w:rPr>
+        <w:t>那天晚上，月亮升起来了，天鹅们把头埋进翅膀里，浮在平平的湖面上，像一朵朵睡着的白云。丑小鸭——不，美丽的白天鹅，也做了一生中最甜的梦。</w:t>
       </w:r>
     </w:p>
     <w:p>
@@ -8944,7 +9557,7 @@
           <w:color w:val="595959"/>
           <w:sz w:val="23"/>
         </w:rPr>
-        <w:t>宝贝，答应别人的事情要做到，说话算数的孩子，就像故事里的小公主，总会有最好的回报。晚安，愿你梦里有金色的球和绿色的朋友。</w:t>
+        <w:t>宝贝，每个人长大的速度都不一样，现在不会的事情不要紧，就像丑小鸭一样，慢慢地、好好地长大，总有一天你会发现自己的漂亮之处。晚安，做个天鹅一样优雅的梦。</w:t>
       </w:r>
     </w:p>
     <w:p>
@@ -8958,7 +9571,7 @@
           <w:b/>
           <w:sz w:val="32"/>
         </w:rPr>
-        <w:t>35　甜粥</w:t>
+        <w:t>37　豌豆公主</w:t>
       </w:r>
     </w:p>
     <w:p>
@@ -8973,157 +9586,187 @@
           <w:color w:val="595959"/>
           <w:sz w:val="20"/>
         </w:rPr>
-        <w:t>出处：格林童话 ｜ 适读年龄：3~6 岁 ｜ 朗读时长：约 3 分钟</w:t>
-      </w:r>
-    </w:p>
-    <w:p>
-      <w:pPr>
-        <w:pageBreakBefore w:val="0"/>
-        <w:spacing w:line="312" w:lineRule="auto" w:before="0" w:after="0"/>
-        <w:ind w:firstLine="500"/>
-      </w:pPr>
-      <w:r>
-        <w:rPr>
-          <w:rFonts w:ascii="楷体" w:hAnsi="楷体" w:eastAsia="楷体"/>
-          <w:b w:val="0"/>
-          <w:sz w:val="25"/>
-        </w:rPr>
-        <w:t>很久以前，有个小姑娘和妈妈住在一起，家里穷得常常吃不饱饭。</w:t>
-      </w:r>
-    </w:p>
-    <w:p>
-      <w:pPr>
-        <w:pageBreakBefore w:val="0"/>
-        <w:spacing w:line="312" w:lineRule="auto" w:before="0" w:after="0"/>
-        <w:ind w:firstLine="500"/>
-      </w:pPr>
-      <w:r>
-        <w:rPr>
-          <w:rFonts w:ascii="楷体" w:hAnsi="楷体" w:eastAsia="楷体"/>
-          <w:b w:val="0"/>
-          <w:sz w:val="25"/>
-        </w:rPr>
-        <w:t>有一天，小姑娘在森林里遇到一位白胡子老奶奶。老奶奶看她乖巧又懂礼貌，送给她一口神奇的小锅："回家吧。你对它说'小锅，煮吧'，它就会煮出香甜的甜粥；说'小锅，停下'，它就会停下来。"</w:t>
-      </w:r>
-    </w:p>
-    <w:p>
-      <w:pPr>
-        <w:pageBreakBefore w:val="0"/>
-        <w:spacing w:line="312" w:lineRule="auto" w:before="0" w:after="0"/>
-        <w:ind w:firstLine="500"/>
-      </w:pPr>
-      <w:r>
-        <w:rPr>
-          <w:rFonts w:ascii="楷体" w:hAnsi="楷体" w:eastAsia="楷体"/>
-          <w:b w:val="0"/>
-          <w:sz w:val="25"/>
-        </w:rPr>
-        <w:t>小姑娘抱着小锅回到家，和妈妈试了试——真的！热腾腾、甜丝丝的粥咕嘟咕嘟地煮了出来，母女俩吃得饱饱的，再也不挨饿了。</w:t>
-      </w:r>
-    </w:p>
-    <w:p>
-      <w:pPr>
-        <w:pageBreakBefore w:val="0"/>
-        <w:spacing w:line="312" w:lineRule="auto" w:before="0" w:after="0"/>
-        <w:ind w:firstLine="500"/>
-      </w:pPr>
-      <w:r>
-        <w:rPr>
-          <w:rFonts w:ascii="楷体" w:hAnsi="楷体" w:eastAsia="楷体"/>
-          <w:b w:val="0"/>
-          <w:sz w:val="25"/>
-        </w:rPr>
-        <w:t>有一天，小姑娘出门去玩，妈妈想喝粥了，就对小锅说："小锅，煮吧。"</w:t>
-      </w:r>
-    </w:p>
-    <w:p>
-      <w:pPr>
-        <w:pageBreakBefore w:val="0"/>
-        <w:spacing w:line="312" w:lineRule="auto" w:before="0" w:after="0"/>
-        <w:ind w:firstLine="500"/>
-      </w:pPr>
-      <w:r>
-        <w:rPr>
-          <w:rFonts w:ascii="楷体" w:hAnsi="楷体" w:eastAsia="楷体"/>
-          <w:b w:val="0"/>
-          <w:sz w:val="25"/>
-        </w:rPr>
-        <w:t>甜粥咕嘟咕嘟地煮了出来，妈妈吃了一碗，真香呀。可是吃饱以后，她忽然发现——糟糕，"停下"的咒语是什么来着？她怎么也想不起来了！</w:t>
-      </w:r>
-    </w:p>
-    <w:p>
-      <w:pPr>
-        <w:pageBreakBefore w:val="0"/>
-        <w:spacing w:line="312" w:lineRule="auto" w:before="0" w:after="0"/>
-        <w:ind w:firstLine="500"/>
-      </w:pPr>
-      <w:r>
-        <w:rPr>
-          <w:rFonts w:ascii="楷体" w:hAnsi="楷体" w:eastAsia="楷体"/>
-          <w:b w:val="0"/>
-          <w:sz w:val="25"/>
-        </w:rPr>
-        <w:t>小锅还在煮呀煮，粥越涌越多，漫出锅沿，流过厨房，淌出家门，涌到了街上，把一户又一户人家的门都堵住了。全村的人拿着大勺大碗，边吃边喊："够啦！够啦！不用再煮啦！"可小锅听不见，还是一个劲儿地煮。</w:t>
-      </w:r>
-    </w:p>
-    <w:p>
-      <w:pPr>
-        <w:pageBreakBefore w:val="0"/>
-        <w:spacing w:line="312" w:lineRule="auto" w:before="0" w:after="0"/>
-        <w:ind w:firstLine="500"/>
-      </w:pPr>
-      <w:r>
-        <w:rPr>
-          <w:rFonts w:ascii="楷体" w:hAnsi="楷体" w:eastAsia="楷体"/>
-          <w:b w:val="0"/>
-          <w:sz w:val="25"/>
-        </w:rPr>
-        <w:t>眼看甜粥就要淹到教堂台阶了，小姑娘终于跑了回来，大喊一声："小锅，停下！"</w:t>
-      </w:r>
-    </w:p>
-    <w:p>
-      <w:pPr>
-        <w:pageBreakBefore w:val="0"/>
-        <w:spacing w:line="312" w:lineRule="auto" w:before="0" w:after="0"/>
-        <w:ind w:firstLine="500"/>
-      </w:pPr>
-      <w:r>
-        <w:rPr>
-          <w:rFonts w:ascii="楷体" w:hAnsi="楷体" w:eastAsia="楷体"/>
-          <w:b w:val="0"/>
-          <w:sz w:val="25"/>
-        </w:rPr>
-        <w:t>小锅立刻安安静静，一滴粥也不煮了。</w:t>
-      </w:r>
-    </w:p>
-    <w:p>
-      <w:pPr>
-        <w:pageBreakBefore w:val="0"/>
-        <w:spacing w:line="312" w:lineRule="auto" w:before="0" w:after="0"/>
-        <w:ind w:firstLine="500"/>
-      </w:pPr>
-      <w:r>
-        <w:rPr>
-          <w:rFonts w:ascii="楷体" w:hAnsi="楷体" w:eastAsia="楷体"/>
-          <w:b w:val="0"/>
-          <w:sz w:val="25"/>
-        </w:rPr>
-        <w:t>可是，从村子这头到那头，都是甜甜的粥。想回村子，就得吃出一条路来。于是，大家你一碗我一碗，一路吃回了家——谁也没有再挨饿，这倒也算是个甜滋滋的意外呢。</w:t>
-      </w:r>
-    </w:p>
-    <w:p>
-      <w:pPr>
-        <w:pageBreakBefore w:val="0"/>
-        <w:spacing w:line="312" w:lineRule="auto" w:before="0" w:after="0"/>
-        <w:ind w:firstLine="500"/>
-      </w:pPr>
-      <w:r>
-        <w:rPr>
-          <w:rFonts w:ascii="楷体" w:hAnsi="楷体" w:eastAsia="楷体"/>
-          <w:b w:val="0"/>
-          <w:sz w:val="25"/>
-        </w:rPr>
-        <w:t>那天晚上，小姑娘把小锅收得好好的，咒语牢牢记在心里。以后呀，小锅只煮刚刚好的量，母女俩每晚喝一碗热甜粥，肚子里暖暖的，睡得可香了。</w:t>
+        <w:t>出处：安徒生童话 ｜ 适读年龄：3~6 岁 ｜ 朗读时长：约 3 分钟</w:t>
+      </w:r>
+    </w:p>
+    <w:p>
+      <w:pPr>
+        <w:pageBreakBefore w:val="0"/>
+        <w:spacing w:line="312" w:lineRule="auto" w:before="0" w:after="0"/>
+        <w:ind w:firstLine="500"/>
+      </w:pPr>
+      <w:r>
+        <w:rPr>
+          <w:rFonts w:ascii="楷体" w:hAnsi="楷体" w:eastAsia="楷体"/>
+          <w:b w:val="0"/>
+          <w:sz w:val="25"/>
+        </w:rPr>
+        <w:t>从前，有一位王子，想娶一位真正的公主。他走遍了世界各地，见了许许多多自称公主的姑娘，可总觉得哪里不对劲，只好回家了。</w:t>
+      </w:r>
+    </w:p>
+    <w:p>
+      <w:pPr>
+        <w:pageBreakBefore w:val="0"/>
+        <w:spacing w:line="312" w:lineRule="auto" w:before="0" w:after="0"/>
+        <w:ind w:firstLine="500"/>
+      </w:pPr>
+      <w:r>
+        <w:rPr>
+          <w:rFonts w:ascii="楷体" w:hAnsi="楷体" w:eastAsia="楷体"/>
+          <w:b w:val="0"/>
+          <w:sz w:val="25"/>
+        </w:rPr>
+        <w:t>一个风雨交加的夜晚，"咚咚咚"，城堡的大门被敲响了。</w:t>
+      </w:r>
+    </w:p>
+    <w:p>
+      <w:pPr>
+        <w:pageBreakBefore w:val="0"/>
+        <w:spacing w:line="312" w:lineRule="auto" w:before="0" w:after="0"/>
+        <w:ind w:firstLine="500"/>
+      </w:pPr>
+      <w:r>
+        <w:rPr>
+          <w:rFonts w:ascii="楷体" w:hAnsi="楷体" w:eastAsia="楷体"/>
+          <w:b w:val="0"/>
+          <w:sz w:val="25"/>
+        </w:rPr>
+        <w:t>老国王开门一看，门口站着一个淋得湿漉漉的姑娘。雨水顺着她的头发往下滴，她冻得直发抖，可她站得端端正正，轻轻地说："我是一位真正的公主，能借宿一晚吗？"</w:t>
+      </w:r>
+    </w:p>
+    <w:p>
+      <w:pPr>
+        <w:pageBreakBefore w:val="0"/>
+        <w:spacing w:line="312" w:lineRule="auto" w:before="0" w:after="0"/>
+        <w:ind w:firstLine="500"/>
+      </w:pPr>
+      <w:r>
+        <w:rPr>
+          <w:rFonts w:ascii="楷体" w:hAnsi="楷体" w:eastAsia="楷体"/>
+          <w:b w:val="0"/>
+          <w:sz w:val="25"/>
+        </w:rPr>
+        <w:t>"真正的公主？"老王后心里嘀咕，"这我可要试一试。"</w:t>
+      </w:r>
+    </w:p>
+    <w:p>
+      <w:pPr>
+        <w:pageBreakBefore w:val="0"/>
+        <w:spacing w:line="312" w:lineRule="auto" w:before="0" w:after="0"/>
+        <w:ind w:firstLine="500"/>
+      </w:pPr>
+      <w:r>
+        <w:rPr>
+          <w:rFonts w:ascii="楷体" w:hAnsi="楷体" w:eastAsia="楷体"/>
+          <w:b w:val="0"/>
+          <w:sz w:val="25"/>
+        </w:rPr>
+        <w:t>她悄悄走进客房，把床板擦得干干净净，然后在床板上放了一颗小小的豌豆。接着，她在豌豆上铺了二十床垫子，又在垫子上叠了二十床鸭绒被，软得像一座云朵堆成的小山。</w:t>
+      </w:r>
+    </w:p>
+    <w:p>
+      <w:pPr>
+        <w:pageBreakBefore w:val="0"/>
+        <w:spacing w:line="312" w:lineRule="auto" w:before="0" w:after="0"/>
+        <w:ind w:firstLine="500"/>
+      </w:pPr>
+      <w:r>
+        <w:rPr>
+          <w:rFonts w:ascii="楷体" w:hAnsi="楷体" w:eastAsia="楷体"/>
+          <w:b w:val="0"/>
+          <w:sz w:val="25"/>
+        </w:rPr>
+        <w:t>"请睡吧。"王后微笑着说。</w:t>
+      </w:r>
+    </w:p>
+    <w:p>
+      <w:pPr>
+        <w:pageBreakBefore w:val="0"/>
+        <w:spacing w:line="312" w:lineRule="auto" w:before="0" w:after="0"/>
+        <w:ind w:firstLine="500"/>
+      </w:pPr>
+      <w:r>
+        <w:rPr>
+          <w:rFonts w:ascii="楷体" w:hAnsi="楷体" w:eastAsia="楷体"/>
+          <w:b w:val="0"/>
+          <w:sz w:val="25"/>
+        </w:rPr>
+        <w:t>第二天早上，大家问她："睡得好吗？"</w:t>
+      </w:r>
+    </w:p>
+    <w:p>
+      <w:pPr>
+        <w:pageBreakBefore w:val="0"/>
+        <w:spacing w:line="312" w:lineRule="auto" w:before="0" w:after="0"/>
+        <w:ind w:firstLine="500"/>
+      </w:pPr>
+      <w:r>
+        <w:rPr>
+          <w:rFonts w:ascii="楷体" w:hAnsi="楷体" w:eastAsia="楷体"/>
+          <w:b w:val="0"/>
+          <w:sz w:val="25"/>
+        </w:rPr>
+        <w:t>姑娘揉揉腰，有点不好意思地说："说实话，不知道为什么，床上好像有个硬硬的小东西，硌得我一夜都没睡踏实，身上现在还青了一小块呢。"</w:t>
+      </w:r>
+    </w:p>
+    <w:p>
+      <w:pPr>
+        <w:pageBreakBefore w:val="0"/>
+        <w:spacing w:line="312" w:lineRule="auto" w:before="0" w:after="0"/>
+        <w:ind w:firstLine="500"/>
+      </w:pPr>
+      <w:r>
+        <w:rPr>
+          <w:rFonts w:ascii="楷体" w:hAnsi="楷体" w:eastAsia="楷体"/>
+          <w:b w:val="0"/>
+          <w:sz w:val="25"/>
+        </w:rPr>
+        <w:t>大家都惊讶极了——隔着二十床垫子和二十床鸭绒被，还能感觉到一颗小小的豌豆！只有皮肤真正娇嫩、心思真正细腻的公主，才会这样呀。</w:t>
+      </w:r>
+    </w:p>
+    <w:p>
+      <w:pPr>
+        <w:pageBreakBefore w:val="0"/>
+        <w:spacing w:line="312" w:lineRule="auto" w:before="0" w:after="0"/>
+        <w:ind w:firstLine="500"/>
+      </w:pPr>
+      <w:r>
+        <w:rPr>
+          <w:rFonts w:ascii="楷体" w:hAnsi="楷体" w:eastAsia="楷体"/>
+          <w:b w:val="0"/>
+          <w:sz w:val="25"/>
+        </w:rPr>
+        <w:t>王子高兴地笑了："她就是我要找的、真正的公主！"</w:t>
+      </w:r>
+    </w:p>
+    <w:p>
+      <w:pPr>
+        <w:pageBreakBefore w:val="0"/>
+        <w:spacing w:line="312" w:lineRule="auto" w:before="0" w:after="0"/>
+        <w:ind w:firstLine="500"/>
+      </w:pPr>
+      <w:r>
+        <w:rPr>
+          <w:rFonts w:ascii="楷体" w:hAnsi="楷体" w:eastAsia="楷体"/>
+          <w:b w:val="0"/>
+          <w:sz w:val="25"/>
+        </w:rPr>
+        <w:t>那颗小豌豆呢？被送进了博物馆，据说现在还在那儿展览着呢。</w:t>
+      </w:r>
+    </w:p>
+    <w:p>
+      <w:pPr>
+        <w:pageBreakBefore w:val="0"/>
+        <w:spacing w:line="312" w:lineRule="auto" w:before="0" w:after="0"/>
+        <w:ind w:firstLine="500"/>
+      </w:pPr>
+      <w:r>
+        <w:rPr>
+          <w:rFonts w:ascii="楷体" w:hAnsi="楷体" w:eastAsia="楷体"/>
+          <w:b w:val="0"/>
+          <w:sz w:val="25"/>
+        </w:rPr>
+        <w:t>而公主和王子从此过着幸福的日子。公主的床，再也没有硬东西啦，铺得又软又暖，她每天晚上都睡得又香又甜。</w:t>
       </w:r>
     </w:p>
     <w:p>
@@ -9153,7 +9796,7 @@
           <w:color w:val="595959"/>
           <w:sz w:val="23"/>
         </w:rPr>
-        <w:t>宝贝，故事里的小锅要有人叫它"停下"才能停，就像我们的小肚子，吃饱了就要记得说"停"。今晚你已经吃得饱饱的啦，暖暖地去睡觉吧。晚安，做个甜粥一样香甜的梦。</w:t>
+        <w:t>宝贝，来摸摸你的小床——又软又平，什么硬东西都没有。这是世界上最舒服的床啦，快像豌豆公主一样，香香甜甜地睡吧。晚安。</w:t>
       </w:r>
     </w:p>
     <w:p>
@@ -9167,7 +9810,7 @@
           <w:b/>
           <w:sz w:val="32"/>
         </w:rPr>
-        <w:t>36　星星银元</w:t>
+        <w:t>38　青蛙王子</w:t>
       </w:r>
     </w:p>
     <w:p>
@@ -9182,187 +9825,217 @@
           <w:color w:val="595959"/>
           <w:sz w:val="20"/>
         </w:rPr>
-        <w:t>出处：格林童话 ｜ 适读年龄：3~8 岁 ｜ 朗读时长：约 4 分钟</w:t>
-      </w:r>
-    </w:p>
-    <w:p>
-      <w:pPr>
-        <w:pageBreakBefore w:val="0"/>
-        <w:spacing w:line="312" w:lineRule="auto" w:before="0" w:after="0"/>
-        <w:ind w:firstLine="500"/>
-      </w:pPr>
-      <w:r>
-        <w:rPr>
-          <w:rFonts w:ascii="楷体" w:hAnsi="楷体" w:eastAsia="楷体"/>
-          <w:b w:val="0"/>
-          <w:sz w:val="25"/>
-        </w:rPr>
-        <w:t>从前，有一个小小的孤儿姑娘，善良又温柔。她没有爸爸妈妈，也没有房子，只有身上的衣服和一块小小的面包。她走呀走，靠好心人的帮助，一天一天地过日子。</w:t>
-      </w:r>
-    </w:p>
-    <w:p>
-      <w:pPr>
-        <w:pageBreakBefore w:val="0"/>
-        <w:spacing w:line="312" w:lineRule="auto" w:before="0" w:after="0"/>
-        <w:ind w:firstLine="500"/>
-      </w:pPr>
-      <w:r>
-        <w:rPr>
-          <w:rFonts w:ascii="楷体" w:hAnsi="楷体" w:eastAsia="楷体"/>
-          <w:b w:val="0"/>
-          <w:sz w:val="25"/>
-        </w:rPr>
-        <w:t>可是她遇到比自己更困难的人时，从来没有想过自己。</w:t>
-      </w:r>
-    </w:p>
-    <w:p>
-      <w:pPr>
-        <w:pageBreakBefore w:val="0"/>
-        <w:spacing w:line="312" w:lineRule="auto" w:before="0" w:after="0"/>
-        <w:ind w:firstLine="500"/>
-      </w:pPr>
-      <w:r>
-        <w:rPr>
-          <w:rFonts w:ascii="楷体" w:hAnsi="楷体" w:eastAsia="楷体"/>
-          <w:b w:val="0"/>
-          <w:sz w:val="25"/>
-        </w:rPr>
-        <w:t>路上，她遇见一个饿得走不动的人，就把手里的面包整个递了过去："给你吃吧，你一定很饿了。"</w:t>
-      </w:r>
-    </w:p>
-    <w:p>
-      <w:pPr>
-        <w:pageBreakBefore w:val="0"/>
-        <w:spacing w:line="312" w:lineRule="auto" w:before="0" w:after="0"/>
-        <w:ind w:firstLine="500"/>
-      </w:pPr>
-      <w:r>
-        <w:rPr>
-          <w:rFonts w:ascii="楷体" w:hAnsi="楷体" w:eastAsia="楷体"/>
-          <w:b w:val="0"/>
-          <w:sz w:val="25"/>
-        </w:rPr>
-        <w:t>继续往前走，她看见一个小男孩，冷得缩着脖子。她摘下自己的帽子，戴在他的头上："别冻着了。"</w:t>
-      </w:r>
-    </w:p>
-    <w:p>
-      <w:pPr>
-        <w:pageBreakBefore w:val="0"/>
-        <w:spacing w:line="312" w:lineRule="auto" w:before="0" w:after="0"/>
-        <w:ind w:firstLine="500"/>
-      </w:pPr>
-      <w:r>
-        <w:rPr>
-          <w:rFonts w:ascii="楷体" w:hAnsi="楷体" w:eastAsia="楷体"/>
-          <w:b w:val="0"/>
-          <w:sz w:val="25"/>
-        </w:rPr>
-        <w:t>又走了一段，她碰到一个在风里发抖的小姑娘，就脱下自己的外套披在她身上："快穿上，暖和一点。"</w:t>
-      </w:r>
-    </w:p>
-    <w:p>
-      <w:pPr>
-        <w:pageBreakBefore w:val="0"/>
-        <w:spacing w:line="312" w:lineRule="auto" w:before="0" w:after="0"/>
-        <w:ind w:firstLine="500"/>
-      </w:pPr>
-      <w:r>
-        <w:rPr>
-          <w:rFonts w:ascii="楷体" w:hAnsi="楷体" w:eastAsia="楷体"/>
-          <w:b w:val="0"/>
-          <w:sz w:val="25"/>
-        </w:rPr>
-        <w:t>天渐渐黑了，她走进一片黑黑的森林。这时，她又遇见一个衣衫破旧的孩子，冷得直哆嗦。姑娘想了想，把自己最后一件小裙子也脱下来，送给了他："给你吧，别着凉。"</w:t>
-      </w:r>
-    </w:p>
-    <w:p>
-      <w:pPr>
-        <w:pageBreakBefore w:val="0"/>
-        <w:spacing w:line="312" w:lineRule="auto" w:before="0" w:after="0"/>
-        <w:ind w:firstLine="500"/>
-      </w:pPr>
-      <w:r>
-        <w:rPr>
-          <w:rFonts w:ascii="楷体" w:hAnsi="楷体" w:eastAsia="楷体"/>
-          <w:b w:val="0"/>
-          <w:sz w:val="25"/>
-        </w:rPr>
-        <w:t>现在，她身上几乎什么都没有了。她站在森林里，仰起头，望着满天的星星。星星们眨呀眨，好像都在温柔地看着她。</w:t>
-      </w:r>
-    </w:p>
-    <w:p>
-      <w:pPr>
-        <w:pageBreakBefore w:val="0"/>
-        <w:spacing w:line="312" w:lineRule="auto" w:before="0" w:after="0"/>
-        <w:ind w:firstLine="500"/>
-      </w:pPr>
-      <w:r>
-        <w:rPr>
-          <w:rFonts w:ascii="楷体" w:hAnsi="楷体" w:eastAsia="楷体"/>
-          <w:b w:val="0"/>
-          <w:sz w:val="25"/>
-        </w:rPr>
-        <w:t>就在这时，奇迹发生了！</w:t>
-      </w:r>
-    </w:p>
-    <w:p>
-      <w:pPr>
-        <w:pageBreakBefore w:val="0"/>
-        <w:spacing w:line="312" w:lineRule="auto" w:before="0" w:after="0"/>
-        <w:ind w:firstLine="500"/>
-      </w:pPr>
-      <w:r>
-        <w:rPr>
-          <w:rFonts w:ascii="楷体" w:hAnsi="楷体" w:eastAsia="楷体"/>
-          <w:b w:val="0"/>
-          <w:sz w:val="25"/>
-        </w:rPr>
-        <w:t>天上的星星忽然一颗接一颗地落下来，落到她的身边，变成了一枚一枚亮闪闪的银元！眨眼间，她的面前落了一大堆银元，闪闪的星光把她整个人都照亮了。</w:t>
-      </w:r>
-    </w:p>
-    <w:p>
-      <w:pPr>
-        <w:pageBreakBefore w:val="0"/>
-        <w:spacing w:line="312" w:lineRule="auto" w:before="0" w:after="0"/>
-        <w:ind w:firstLine="500"/>
-      </w:pPr>
-      <w:r>
-        <w:rPr>
-          <w:rFonts w:ascii="楷体" w:hAnsi="楷体" w:eastAsia="楷体"/>
-          <w:b w:val="0"/>
-          <w:sz w:val="25"/>
-        </w:rPr>
-        <w:t>而且，她的身上，不知什么时候披上了一件崭新的裙子——那是用最细的星光线织成的，又轻又暖，亮得像披着一片小小的银河。</w:t>
-      </w:r>
-    </w:p>
-    <w:p>
-      <w:pPr>
-        <w:pageBreakBefore w:val="0"/>
-        <w:spacing w:line="312" w:lineRule="auto" w:before="0" w:after="0"/>
-        <w:ind w:firstLine="500"/>
-      </w:pPr>
-      <w:r>
-        <w:rPr>
-          <w:rFonts w:ascii="楷体" w:hAnsi="楷体" w:eastAsia="楷体"/>
-          <w:b w:val="0"/>
-          <w:sz w:val="25"/>
-        </w:rPr>
-        <w:t>原来，星星们把这一切都看在眼里。善良的孩子，星星会回报她。</w:t>
-      </w:r>
-    </w:p>
-    <w:p>
-      <w:pPr>
-        <w:pageBreakBefore w:val="0"/>
-        <w:spacing w:line="312" w:lineRule="auto" w:before="0" w:after="0"/>
-        <w:ind w:firstLine="500"/>
-      </w:pPr>
-      <w:r>
-        <w:rPr>
-          <w:rFonts w:ascii="楷体" w:hAnsi="楷体" w:eastAsia="楷体"/>
-          <w:b w:val="0"/>
-          <w:sz w:val="25"/>
-        </w:rPr>
-        <w:t>姑娘捧着银元，穿着星光裙子，平平安安地走出了森林。从此，她再也不缺吃、不缺穿，还常常用银元帮助别人。而她那件星光裙子，一到夜里，就微微地发亮。</w:t>
+        <w:t>出处：格林童话（睡前改编版） ｜ 适读年龄：3~8 岁 ｜ 朗读时长：约 4 分钟</w:t>
+      </w:r>
+    </w:p>
+    <w:p>
+      <w:pPr>
+        <w:pageBreakBefore w:val="0"/>
+        <w:spacing w:line="312" w:lineRule="auto" w:before="0" w:after="0"/>
+        <w:ind w:firstLine="500"/>
+      </w:pPr>
+      <w:r>
+        <w:rPr>
+          <w:rFonts w:ascii="楷体" w:hAnsi="楷体" w:eastAsia="楷体"/>
+          <w:b w:val="0"/>
+          <w:sz w:val="25"/>
+        </w:rPr>
+        <w:t>从前，有一位小公主，她最喜欢玩一颗金球，走到哪儿都带着它。</w:t>
+      </w:r>
+    </w:p>
+    <w:p>
+      <w:pPr>
+        <w:pageBreakBefore w:val="0"/>
+        <w:spacing w:line="312" w:lineRule="auto" w:before="0" w:after="0"/>
+        <w:ind w:firstLine="500"/>
+      </w:pPr>
+      <w:r>
+        <w:rPr>
+          <w:rFonts w:ascii="楷体" w:hAnsi="楷体" w:eastAsia="楷体"/>
+          <w:b w:val="0"/>
+          <w:sz w:val="25"/>
+        </w:rPr>
+        <w:t>有一天，她在井边抛球玩，一不小心，金球"咚"地掉进了井里，眨眼就沉下去不见了。小公主急得哭了起来："我的金球！我再也见不到它了……"</w:t>
+      </w:r>
+    </w:p>
+    <w:p>
+      <w:pPr>
+        <w:pageBreakBefore w:val="0"/>
+        <w:spacing w:line="312" w:lineRule="auto" w:before="0" w:after="0"/>
+        <w:ind w:firstLine="500"/>
+      </w:pPr>
+      <w:r>
+        <w:rPr>
+          <w:rFonts w:ascii="楷体" w:hAnsi="楷体" w:eastAsia="楷体"/>
+          <w:b w:val="0"/>
+          <w:sz w:val="25"/>
+        </w:rPr>
+        <w:t>这时候，井里传来一个声音："别哭别哭，我可以帮你把金球捞上来。"</w:t>
+      </w:r>
+    </w:p>
+    <w:p>
+      <w:pPr>
+        <w:pageBreakBefore w:val="0"/>
+        <w:spacing w:line="312" w:lineRule="auto" w:before="0" w:after="0"/>
+        <w:ind w:firstLine="500"/>
+      </w:pPr>
+      <w:r>
+        <w:rPr>
+          <w:rFonts w:ascii="楷体" w:hAnsi="楷体" w:eastAsia="楷体"/>
+          <w:b w:val="0"/>
+          <w:sz w:val="25"/>
+        </w:rPr>
+        <w:t>小公主低头一看，是一只绿油油的青蛙，鼓着圆圆的眼睛望着她。</w:t>
+      </w:r>
+    </w:p>
+    <w:p>
+      <w:pPr>
+        <w:pageBreakBefore w:val="0"/>
+        <w:spacing w:line="312" w:lineRule="auto" w:before="0" w:after="0"/>
+        <w:ind w:firstLine="500"/>
+      </w:pPr>
+      <w:r>
+        <w:rPr>
+          <w:rFonts w:ascii="楷体" w:hAnsi="楷体" w:eastAsia="楷体"/>
+          <w:b w:val="0"/>
+          <w:sz w:val="25"/>
+        </w:rPr>
+        <w:t>"你真的可以吗？"小公主睁着泪汪汪的眼睛问。</w:t>
+      </w:r>
+    </w:p>
+    <w:p>
+      <w:pPr>
+        <w:pageBreakBefore w:val="0"/>
+        <w:spacing w:line="312" w:lineRule="auto" w:before="0" w:after="0"/>
+        <w:ind w:firstLine="500"/>
+      </w:pPr>
+      <w:r>
+        <w:rPr>
+          <w:rFonts w:ascii="楷体" w:hAnsi="楷体" w:eastAsia="楷体"/>
+          <w:b w:val="0"/>
+          <w:sz w:val="25"/>
+        </w:rPr>
+        <w:t>"当然。"青蛙说，"不过你答应了，要让我做你的朋友：和我一起玩，让我用你的小金盘子吃饭，在你的小床上睡觉。"</w:t>
+      </w:r>
+    </w:p>
+    <w:p>
+      <w:pPr>
+        <w:pageBreakBefore w:val="0"/>
+        <w:spacing w:line="312" w:lineRule="auto" w:before="0" w:after="0"/>
+        <w:ind w:firstLine="500"/>
+      </w:pPr>
+      <w:r>
+        <w:rPr>
+          <w:rFonts w:ascii="楷体" w:hAnsi="楷体" w:eastAsia="楷体"/>
+          <w:b w:val="0"/>
+          <w:sz w:val="25"/>
+        </w:rPr>
+        <w:t>小公主一心只想拿回金球，连连点头："好好好，我答应你！"</w:t>
+      </w:r>
+    </w:p>
+    <w:p>
+      <w:pPr>
+        <w:pageBreakBefore w:val="0"/>
+        <w:spacing w:line="312" w:lineRule="auto" w:before="0" w:after="0"/>
+        <w:ind w:firstLine="500"/>
+      </w:pPr>
+      <w:r>
+        <w:rPr>
+          <w:rFonts w:ascii="楷体" w:hAnsi="楷体" w:eastAsia="楷体"/>
+          <w:b w:val="0"/>
+          <w:sz w:val="25"/>
+        </w:rPr>
+        <w:t>青蛙"扑通"潜进水里，不一会儿，就顶着金球浮了上来。小公主抱起金球，高兴得蹦了起来，撒腿就往宫殿跑，早把答应青蛙的事忘到了九霄云外。</w:t>
+      </w:r>
+    </w:p>
+    <w:p>
+      <w:pPr>
+        <w:pageBreakBefore w:val="0"/>
+        <w:spacing w:line="312" w:lineRule="auto" w:before="0" w:after="0"/>
+        <w:ind w:firstLine="500"/>
+      </w:pPr>
+      <w:r>
+        <w:rPr>
+          <w:rFonts w:ascii="楷体" w:hAnsi="楷体" w:eastAsia="楷体"/>
+          <w:b w:val="0"/>
+          <w:sz w:val="25"/>
+        </w:rPr>
+        <w:t>第二天，小公主正用小金盘子吃饭，忽然听见"呱、呱、呱"——青蛙一蹦一跳地来了："小公主，说话要算数哦。"</w:t>
+      </w:r>
+    </w:p>
+    <w:p>
+      <w:pPr>
+        <w:pageBreakBefore w:val="0"/>
+        <w:spacing w:line="312" w:lineRule="auto" w:before="0" w:after="0"/>
+        <w:ind w:firstLine="500"/>
+      </w:pPr>
+      <w:r>
+        <w:rPr>
+          <w:rFonts w:ascii="楷体" w:hAnsi="楷体" w:eastAsia="楷体"/>
+          <w:b w:val="0"/>
+          <w:sz w:val="25"/>
+        </w:rPr>
+        <w:t>小公主的脸一下子红了。她想起自己真的答应过，就打开了门，让青蛙跳上桌子，用自己的小金盘子吃饭。</w:t>
+      </w:r>
+    </w:p>
+    <w:p>
+      <w:pPr>
+        <w:pageBreakBefore w:val="0"/>
+        <w:spacing w:line="312" w:lineRule="auto" w:before="0" w:after="0"/>
+        <w:ind w:firstLine="500"/>
+      </w:pPr>
+      <w:r>
+        <w:rPr>
+          <w:rFonts w:ascii="楷体" w:hAnsi="楷体" w:eastAsia="楷体"/>
+          <w:b w:val="0"/>
+          <w:sz w:val="25"/>
+        </w:rPr>
+        <w:t>到了晚上，青蛙说："我困了，让我在小床上睡吧。"小公主轻轻把青蛙放在床边的小软垫上。青蛙心满意足地闭上了眼睛。</w:t>
+      </w:r>
+    </w:p>
+    <w:p>
+      <w:pPr>
+        <w:pageBreakBefore w:val="0"/>
+        <w:spacing w:line="312" w:lineRule="auto" w:before="0" w:after="0"/>
+        <w:ind w:firstLine="500"/>
+      </w:pPr>
+      <w:r>
+        <w:rPr>
+          <w:rFonts w:ascii="楷体" w:hAnsi="楷体" w:eastAsia="楷体"/>
+          <w:b w:val="0"/>
+          <w:sz w:val="25"/>
+        </w:rPr>
+        <w:t>第二天清晨，太阳升起来了。小公主揉揉眼睛一看——床边的青蛙不见了，站着一位笑眯眯的王子！</w:t>
+      </w:r>
+    </w:p>
+    <w:p>
+      <w:pPr>
+        <w:pageBreakBefore w:val="0"/>
+        <w:spacing w:line="312" w:lineRule="auto" w:before="0" w:after="0"/>
+        <w:ind w:firstLine="500"/>
+      </w:pPr>
+      <w:r>
+        <w:rPr>
+          <w:rFonts w:ascii="楷体" w:hAnsi="楷体" w:eastAsia="楷体"/>
+          <w:b w:val="0"/>
+          <w:sz w:val="25"/>
+        </w:rPr>
+        <w:t>"谢谢你的善良和守信，"王子说，"很久以前，坏女巫把我变成了青蛙。只有真正守信的好朋友，才能解开这个魔法呀。"</w:t>
+      </w:r>
+    </w:p>
+    <w:p>
+      <w:pPr>
+        <w:pageBreakBefore w:val="0"/>
+        <w:spacing w:line="312" w:lineRule="auto" w:before="0" w:after="0"/>
+        <w:ind w:firstLine="500"/>
+      </w:pPr>
+      <w:r>
+        <w:rPr>
+          <w:rFonts w:ascii="楷体" w:hAnsi="楷体" w:eastAsia="楷体"/>
+          <w:b w:val="0"/>
+          <w:sz w:val="25"/>
+        </w:rPr>
+        <w:t>从此，小公主和王子成了最好的朋友。金球又回到了她手里，而她再玩球的时候，身边总有人陪。</w:t>
       </w:r>
     </w:p>
     <w:p>
@@ -9392,7 +10065,7 @@
           <w:color w:val="595959"/>
           <w:sz w:val="23"/>
         </w:rPr>
-        <w:t>宝贝，善良的孩子会被星星看见。今晚，天上也有好多好多星星在看着你呢，它们正把最亮的光轻轻洒在你的小床上。晚安，做个亮晶晶的好梦。</w:t>
+        <w:t>宝贝，答应别人的事情要做到，说话算数的孩子，就像故事里的小公主，总会有最好的回报。晚安，愿你梦里有金色的球和绿色的朋友。</w:t>
       </w:r>
     </w:p>
     <w:p>
@@ -9406,7 +10079,7 @@
           <w:b/>
           <w:sz w:val="32"/>
         </w:rPr>
-        <w:t>37　不莱梅的音乐家</w:t>
+        <w:t>39　甜粥</w:t>
       </w:r>
     </w:p>
     <w:p>
@@ -9421,247 +10094,157 @@
           <w:color w:val="595959"/>
           <w:sz w:val="20"/>
         </w:rPr>
-        <w:t>出处：格林童话（睡前改编版） ｜ 适读年龄：4~8 岁 ｜ 朗读时长：约 4 分钟</w:t>
-      </w:r>
-    </w:p>
-    <w:p>
-      <w:pPr>
-        <w:pageBreakBefore w:val="0"/>
-        <w:spacing w:line="312" w:lineRule="auto" w:before="0" w:after="0"/>
-        <w:ind w:firstLine="500"/>
-      </w:pPr>
-      <w:r>
-        <w:rPr>
-          <w:rFonts w:ascii="楷体" w:hAnsi="楷体" w:eastAsia="楷体"/>
-          <w:b w:val="0"/>
-          <w:sz w:val="25"/>
-        </w:rPr>
-        <w:t>有一头老驴子，为主人拉了好多好多年的磨，年纪大了，干不动了，主人就想把它卖掉。</w:t>
-      </w:r>
-    </w:p>
-    <w:p>
-      <w:pPr>
-        <w:pageBreakBefore w:val="0"/>
-        <w:spacing w:line="312" w:lineRule="auto" w:before="0" w:after="0"/>
-        <w:ind w:firstLine="500"/>
-      </w:pPr>
-      <w:r>
-        <w:rPr>
-          <w:rFonts w:ascii="楷体" w:hAnsi="楷体" w:eastAsia="楷体"/>
-          <w:b w:val="0"/>
-          <w:sz w:val="25"/>
-        </w:rPr>
-        <w:t>老驴子一听，悄悄地溜了出来："我不去别人家干活了，我要去不莱梅城，当一名音乐家！"</w:t>
-      </w:r>
-    </w:p>
-    <w:p>
-      <w:pPr>
-        <w:pageBreakBefore w:val="0"/>
-        <w:spacing w:line="312" w:lineRule="auto" w:before="0" w:after="0"/>
-        <w:ind w:firstLine="500"/>
-      </w:pPr>
-      <w:r>
-        <w:rPr>
-          <w:rFonts w:ascii="楷体" w:hAnsi="楷体" w:eastAsia="楷体"/>
-          <w:b w:val="0"/>
-          <w:sz w:val="25"/>
-        </w:rPr>
-        <w:t>走到路上，它遇见一条老猎狗，趴在路边直叹气："我年纪大了，追不动猎物了，主人不要我了……"</w:t>
-      </w:r>
-    </w:p>
-    <w:p>
-      <w:pPr>
-        <w:pageBreakBefore w:val="0"/>
-        <w:spacing w:line="312" w:lineRule="auto" w:before="0" w:after="0"/>
-        <w:ind w:firstLine="500"/>
-      </w:pPr>
-      <w:r>
-        <w:rPr>
-          <w:rFonts w:ascii="楷体" w:hAnsi="楷体" w:eastAsia="楷体"/>
-          <w:b w:val="0"/>
-          <w:sz w:val="25"/>
-        </w:rPr>
-        <w:t>老驴子说："跟我们一起去不莱梅吧！你嗓子好，可以当音乐家，唱歌给大家听。"</w:t>
-      </w:r>
-    </w:p>
-    <w:p>
-      <w:pPr>
-        <w:pageBreakBefore w:val="0"/>
-        <w:spacing w:line="312" w:lineRule="auto" w:before="0" w:after="0"/>
-        <w:ind w:firstLine="500"/>
-      </w:pPr>
-      <w:r>
-        <w:rPr>
-          <w:rFonts w:ascii="楷体" w:hAnsi="楷体" w:eastAsia="楷体"/>
-          <w:b w:val="0"/>
-          <w:sz w:val="25"/>
-        </w:rPr>
-        <w:t>猎狗一听，尾巴都摇起来了，跟着老驴子上了路。</w:t>
-      </w:r>
-    </w:p>
-    <w:p>
-      <w:pPr>
-        <w:pageBreakBefore w:val="0"/>
-        <w:spacing w:line="312" w:lineRule="auto" w:before="0" w:after="0"/>
-        <w:ind w:firstLine="500"/>
-      </w:pPr>
-      <w:r>
-        <w:rPr>
-          <w:rFonts w:ascii="楷体" w:hAnsi="楷体" w:eastAsia="楷体"/>
-          <w:b w:val="0"/>
-          <w:sz w:val="25"/>
-        </w:rPr>
-        <w:t>没走多远，她们又碰见一只老猫咪，坐在路边愁眉苦脸："我老了，抓不动老鼠了，都不知道以后怎么办……"</w:t>
-      </w:r>
-    </w:p>
-    <w:p>
-      <w:pPr>
-        <w:pageBreakBefore w:val="0"/>
-        <w:spacing w:line="312" w:lineRule="auto" w:before="0" w:after="0"/>
-        <w:ind w:firstLine="500"/>
-      </w:pPr>
-      <w:r>
-        <w:rPr>
-          <w:rFonts w:ascii="楷体" w:hAnsi="楷体" w:eastAsia="楷体"/>
-          <w:b w:val="0"/>
-          <w:sz w:val="25"/>
-        </w:rPr>
-        <w:t>"跟我们一起去不莱梅吧！"老驴子和猎狗一起喊，"你晚上唱起歌来，'喵呜——喵呜——'，多好听呀！"</w:t>
-      </w:r>
-    </w:p>
-    <w:p>
-      <w:pPr>
-        <w:pageBreakBefore w:val="0"/>
-        <w:spacing w:line="312" w:lineRule="auto" w:before="0" w:after="0"/>
-        <w:ind w:firstLine="500"/>
-      </w:pPr>
-      <w:r>
-        <w:rPr>
-          <w:rFonts w:ascii="楷体" w:hAnsi="楷体" w:eastAsia="楷体"/>
-          <w:b w:val="0"/>
-          <w:sz w:val="25"/>
-        </w:rPr>
-        <w:t>猫咪也加入了。走了一会儿，她们又遇见一只大公鸡，正扯着嗓子大叫："喔喔喔——我的日子不好过啦！"</w:t>
-      </w:r>
-    </w:p>
-    <w:p>
-      <w:pPr>
-        <w:pageBreakBefore w:val="0"/>
-        <w:spacing w:line="312" w:lineRule="auto" w:before="0" w:after="0"/>
-        <w:ind w:firstLine="500"/>
-      </w:pPr>
-      <w:r>
-        <w:rPr>
-          <w:rFonts w:ascii="楷体" w:hAnsi="楷体" w:eastAsia="楷体"/>
-          <w:b w:val="0"/>
-          <w:sz w:val="25"/>
-        </w:rPr>
-        <w:t>"那就跟我们一起去不莱梅吧，当歌唱家！"公鸡一听，扑扇着翅膀，飞上了老驴子的背。</w:t>
-      </w:r>
-    </w:p>
-    <w:p>
-      <w:pPr>
-        <w:pageBreakBefore w:val="0"/>
-        <w:spacing w:line="312" w:lineRule="auto" w:before="0" w:after="0"/>
-        <w:ind w:firstLine="500"/>
-      </w:pPr>
-      <w:r>
-        <w:rPr>
-          <w:rFonts w:ascii="楷体" w:hAnsi="楷体" w:eastAsia="楷体"/>
-          <w:b w:val="0"/>
-          <w:sz w:val="25"/>
-        </w:rPr>
-        <w:t>四个好朋友走呀走，天黑了，来到一片森林边上。他们看见远处有一座小房子，亮着灯，凑近一瞧——原来是一伙强盗的窝，桌上摆满了好吃的。</w:t>
-      </w:r>
-    </w:p>
-    <w:p>
-      <w:pPr>
-        <w:pageBreakBefore w:val="0"/>
-        <w:spacing w:line="312" w:lineRule="auto" w:before="0" w:after="0"/>
-        <w:ind w:firstLine="500"/>
-      </w:pPr>
-      <w:r>
-        <w:rPr>
-          <w:rFonts w:ascii="楷体" w:hAnsi="楷体" w:eastAsia="楷体"/>
-          <w:b w:val="0"/>
-          <w:sz w:val="25"/>
-        </w:rPr>
-        <w:t>老驴子想出了个好主意："我们给它来一场'音乐会'！"</w:t>
-      </w:r>
-    </w:p>
-    <w:p>
-      <w:pPr>
-        <w:pageBreakBefore w:val="0"/>
-        <w:spacing w:line="312" w:lineRule="auto" w:before="0" w:after="0"/>
-        <w:ind w:firstLine="500"/>
-      </w:pPr>
-      <w:r>
-        <w:rPr>
-          <w:rFonts w:ascii="楷体" w:hAnsi="楷体" w:eastAsia="楷体"/>
-          <w:b w:val="0"/>
-          <w:sz w:val="25"/>
-        </w:rPr>
-        <w:t>于是，老驴子把前腿搭上窗台，猎狗跳到驴背上，猫咪爬到狗头上，公鸡站上猫脑袋——一个摞一个，像一座小小的塔。</w:t>
-      </w:r>
-    </w:p>
-    <w:p>
-      <w:pPr>
-        <w:pageBreakBefore w:val="0"/>
-        <w:spacing w:line="312" w:lineRule="auto" w:before="0" w:after="0"/>
-        <w:ind w:firstLine="500"/>
-      </w:pPr>
-      <w:r>
-        <w:rPr>
-          <w:rFonts w:ascii="楷体" w:hAnsi="楷体" w:eastAsia="楷体"/>
-          <w:b w:val="0"/>
-          <w:sz w:val="25"/>
-        </w:rPr>
-        <w:t>"预备——开始！"四个伙伴一起放开嗓子：驴叫、狗汪、猫嚎、鸡鸣，"啊——昂！汪汪！喵呜——喔喔喔——！"</w:t>
-      </w:r>
-    </w:p>
-    <w:p>
-      <w:pPr>
-        <w:pageBreakBefore w:val="0"/>
-        <w:spacing w:line="312" w:lineRule="auto" w:before="0" w:after="0"/>
-        <w:ind w:firstLine="500"/>
-      </w:pPr>
-      <w:r>
-        <w:rPr>
-          <w:rFonts w:ascii="楷体" w:hAnsi="楷体" w:eastAsia="楷体"/>
-          <w:b w:val="0"/>
-          <w:sz w:val="25"/>
-        </w:rPr>
-        <w:t>声音又响又怪，像打雷又像刮风。屋里的强盗们吓得魂飞魄散："妖怪来啦！快逃啊——"抱着头一溜烟跑进了黑黑的森林，再也不敢回来。</w:t>
-      </w:r>
-    </w:p>
-    <w:p>
-      <w:pPr>
-        <w:pageBreakBefore w:val="0"/>
-        <w:spacing w:line="312" w:lineRule="auto" w:before="0" w:after="0"/>
-        <w:ind w:firstLine="500"/>
-      </w:pPr>
-      <w:r>
-        <w:rPr>
-          <w:rFonts w:ascii="楷体" w:hAnsi="楷体" w:eastAsia="楷体"/>
-          <w:b w:val="0"/>
-          <w:sz w:val="25"/>
-        </w:rPr>
-        <w:t>四个音乐家把好吃的吃完，各自找了个舒服的角落：驴子躺在软软的干草堆上，猎狗蜷在门后，猫咪蹲在暖暖的灶台边，公鸡站上了房梁。</w:t>
-      </w:r>
-    </w:p>
-    <w:p>
-      <w:pPr>
-        <w:pageBreakBefore w:val="0"/>
-        <w:spacing w:line="312" w:lineRule="auto" w:before="0" w:after="0"/>
-        <w:ind w:firstLine="500"/>
-      </w:pPr>
-      <w:r>
-        <w:rPr>
-          <w:rFonts w:ascii="楷体" w:hAnsi="楷体" w:eastAsia="楷体"/>
-          <w:b w:val="0"/>
-          <w:sz w:val="25"/>
-        </w:rPr>
-        <w:t>从此，她们就在这座亮堂堂的小房子里住了下来。白天在院子里晒太阳，晚上开一场小小的音乐会，唱累了，就挤在一起，呼噜呼噜，睡得又香又甜。</w:t>
+        <w:t>出处：格林童话 ｜ 适读年龄：3~6 岁 ｜ 朗读时长：约 3 分钟</w:t>
+      </w:r>
+    </w:p>
+    <w:p>
+      <w:pPr>
+        <w:pageBreakBefore w:val="0"/>
+        <w:spacing w:line="312" w:lineRule="auto" w:before="0" w:after="0"/>
+        <w:ind w:firstLine="500"/>
+      </w:pPr>
+      <w:r>
+        <w:rPr>
+          <w:rFonts w:ascii="楷体" w:hAnsi="楷体" w:eastAsia="楷体"/>
+          <w:b w:val="0"/>
+          <w:sz w:val="25"/>
+        </w:rPr>
+        <w:t>很久以前，有个小姑娘和妈妈住在一起，家里穷得常常吃不饱饭。</w:t>
+      </w:r>
+    </w:p>
+    <w:p>
+      <w:pPr>
+        <w:pageBreakBefore w:val="0"/>
+        <w:spacing w:line="312" w:lineRule="auto" w:before="0" w:after="0"/>
+        <w:ind w:firstLine="500"/>
+      </w:pPr>
+      <w:r>
+        <w:rPr>
+          <w:rFonts w:ascii="楷体" w:hAnsi="楷体" w:eastAsia="楷体"/>
+          <w:b w:val="0"/>
+          <w:sz w:val="25"/>
+        </w:rPr>
+        <w:t>有一天，小姑娘在森林里遇到一位白胡子老奶奶。老奶奶看她乖巧又懂礼貌，送给她一口神奇的小锅："回家吧。你对它说'小锅，煮吧'，它就会煮出香甜的甜粥；说'小锅，停下'，它就会停下来。"</w:t>
+      </w:r>
+    </w:p>
+    <w:p>
+      <w:pPr>
+        <w:pageBreakBefore w:val="0"/>
+        <w:spacing w:line="312" w:lineRule="auto" w:before="0" w:after="0"/>
+        <w:ind w:firstLine="500"/>
+      </w:pPr>
+      <w:r>
+        <w:rPr>
+          <w:rFonts w:ascii="楷体" w:hAnsi="楷体" w:eastAsia="楷体"/>
+          <w:b w:val="0"/>
+          <w:sz w:val="25"/>
+        </w:rPr>
+        <w:t>小姑娘抱着小锅回到家，和妈妈试了试——真的！热腾腾、甜丝丝的粥咕嘟咕嘟地煮了出来，母女俩吃得饱饱的，再也不挨饿了。</w:t>
+      </w:r>
+    </w:p>
+    <w:p>
+      <w:pPr>
+        <w:pageBreakBefore w:val="0"/>
+        <w:spacing w:line="312" w:lineRule="auto" w:before="0" w:after="0"/>
+        <w:ind w:firstLine="500"/>
+      </w:pPr>
+      <w:r>
+        <w:rPr>
+          <w:rFonts w:ascii="楷体" w:hAnsi="楷体" w:eastAsia="楷体"/>
+          <w:b w:val="0"/>
+          <w:sz w:val="25"/>
+        </w:rPr>
+        <w:t>有一天，小姑娘出门去玩，妈妈想喝粥了，就对小锅说："小锅，煮吧。"</w:t>
+      </w:r>
+    </w:p>
+    <w:p>
+      <w:pPr>
+        <w:pageBreakBefore w:val="0"/>
+        <w:spacing w:line="312" w:lineRule="auto" w:before="0" w:after="0"/>
+        <w:ind w:firstLine="500"/>
+      </w:pPr>
+      <w:r>
+        <w:rPr>
+          <w:rFonts w:ascii="楷体" w:hAnsi="楷体" w:eastAsia="楷体"/>
+          <w:b w:val="0"/>
+          <w:sz w:val="25"/>
+        </w:rPr>
+        <w:t>甜粥咕嘟咕嘟地煮了出来，妈妈吃了一碗，真香呀。可是吃饱以后，她忽然发现——糟糕，"停下"的咒语是什么来着？她怎么也想不起来了！</w:t>
+      </w:r>
+    </w:p>
+    <w:p>
+      <w:pPr>
+        <w:pageBreakBefore w:val="0"/>
+        <w:spacing w:line="312" w:lineRule="auto" w:before="0" w:after="0"/>
+        <w:ind w:firstLine="500"/>
+      </w:pPr>
+      <w:r>
+        <w:rPr>
+          <w:rFonts w:ascii="楷体" w:hAnsi="楷体" w:eastAsia="楷体"/>
+          <w:b w:val="0"/>
+          <w:sz w:val="25"/>
+        </w:rPr>
+        <w:t>小锅还在煮呀煮，粥越涌越多，漫出锅沿，流过厨房，淌出家门，涌到了街上，把一户又一户人家的门都堵住了。全村的人拿着大勺大碗，边吃边喊："够啦！够啦！不用再煮啦！"可小锅听不见，还是一个劲儿地煮。</w:t>
+      </w:r>
+    </w:p>
+    <w:p>
+      <w:pPr>
+        <w:pageBreakBefore w:val="0"/>
+        <w:spacing w:line="312" w:lineRule="auto" w:before="0" w:after="0"/>
+        <w:ind w:firstLine="500"/>
+      </w:pPr>
+      <w:r>
+        <w:rPr>
+          <w:rFonts w:ascii="楷体" w:hAnsi="楷体" w:eastAsia="楷体"/>
+          <w:b w:val="0"/>
+          <w:sz w:val="25"/>
+        </w:rPr>
+        <w:t>眼看甜粥就要淹到教堂台阶了，小姑娘终于跑了回来，大喊一声："小锅，停下！"</w:t>
+      </w:r>
+    </w:p>
+    <w:p>
+      <w:pPr>
+        <w:pageBreakBefore w:val="0"/>
+        <w:spacing w:line="312" w:lineRule="auto" w:before="0" w:after="0"/>
+        <w:ind w:firstLine="500"/>
+      </w:pPr>
+      <w:r>
+        <w:rPr>
+          <w:rFonts w:ascii="楷体" w:hAnsi="楷体" w:eastAsia="楷体"/>
+          <w:b w:val="0"/>
+          <w:sz w:val="25"/>
+        </w:rPr>
+        <w:t>小锅立刻安安静静，一滴粥也不煮了。</w:t>
+      </w:r>
+    </w:p>
+    <w:p>
+      <w:pPr>
+        <w:pageBreakBefore w:val="0"/>
+        <w:spacing w:line="312" w:lineRule="auto" w:before="0" w:after="0"/>
+        <w:ind w:firstLine="500"/>
+      </w:pPr>
+      <w:r>
+        <w:rPr>
+          <w:rFonts w:ascii="楷体" w:hAnsi="楷体" w:eastAsia="楷体"/>
+          <w:b w:val="0"/>
+          <w:sz w:val="25"/>
+        </w:rPr>
+        <w:t>可是，从村子这头到那头，都是甜甜的粥。想回村子，就得吃出一条路来。于是，大家你一碗我一碗，一路吃回了家——谁也没有再挨饿，这倒也算是个甜滋滋的意外呢。</w:t>
+      </w:r>
+    </w:p>
+    <w:p>
+      <w:pPr>
+        <w:pageBreakBefore w:val="0"/>
+        <w:spacing w:line="312" w:lineRule="auto" w:before="0" w:after="0"/>
+        <w:ind w:firstLine="500"/>
+      </w:pPr>
+      <w:r>
+        <w:rPr>
+          <w:rFonts w:ascii="楷体" w:hAnsi="楷体" w:eastAsia="楷体"/>
+          <w:b w:val="0"/>
+          <w:sz w:val="25"/>
+        </w:rPr>
+        <w:t>那天晚上，小姑娘把小锅收得好好的，咒语牢牢记在心里。以后呀，小锅只煮刚刚好的量，母女俩每晚喝一碗热甜粥，肚子里暖暖的，睡得可香了。</w:t>
       </w:r>
     </w:p>
     <w:p>
@@ -9691,7 +10274,7 @@
           <w:color w:val="595959"/>
           <w:sz w:val="23"/>
         </w:rPr>
-        <w:t>宝贝，你看，老了的朋友也能找到新家，朋友们在一起，就不怕黑夜。我们的小家也像那座小房子一样暖暖的，大家都在，安心睡吧。晚安。</w:t>
+        <w:t>宝贝，故事里的小锅要有人叫它"停下"才能停，就像我们的小肚子，吃饱了就要记得说"停"。今晚你已经吃得饱饱的啦，暖暖地去睡觉吧。晚安，做个甜粥一样香甜的梦。</w:t>
       </w:r>
     </w:p>
     <w:p>
@@ -9705,7 +10288,7 @@
           <w:b/>
           <w:sz w:val="32"/>
         </w:rPr>
-        <w:t>38　拇指姑娘</w:t>
+        <w:t>40　星星银元</w:t>
       </w:r>
     </w:p>
     <w:p>
@@ -9720,202 +10303,187 @@
           <w:color w:val="595959"/>
           <w:sz w:val="20"/>
         </w:rPr>
-        <w:t>出处：安徒生童话（睡前改编版） ｜ 适读年龄：3~8 岁 ｜ 朗读时长：约 5 分钟</w:t>
-      </w:r>
-    </w:p>
-    <w:p>
-      <w:pPr>
-        <w:pageBreakBefore w:val="0"/>
-        <w:spacing w:line="312" w:lineRule="auto" w:before="0" w:after="0"/>
-        <w:ind w:firstLine="500"/>
-      </w:pPr>
-      <w:r>
-        <w:rPr>
-          <w:rFonts w:ascii="楷体" w:hAnsi="楷体" w:eastAsia="楷体"/>
-          <w:b w:val="0"/>
-          <w:sz w:val="25"/>
-        </w:rPr>
-        <w:t>从前，有一个女人，她特别想要一个小小的孩子。她种下一粒花种子，浇上水，不久开出一朵郁金香。花瓣轻轻张开——里面坐着一个小小的姑娘，只有大拇指那么高！大家就叫她"拇指姑娘"。</w:t>
-      </w:r>
-    </w:p>
-    <w:p>
-      <w:pPr>
-        <w:pageBreakBefore w:val="0"/>
-        <w:spacing w:line="312" w:lineRule="auto" w:before="0" w:after="0"/>
-        <w:ind w:firstLine="500"/>
-      </w:pPr>
-      <w:r>
-        <w:rPr>
-          <w:rFonts w:ascii="楷体" w:hAnsi="楷体" w:eastAsia="楷体"/>
-          <w:b w:val="0"/>
-          <w:sz w:val="25"/>
-        </w:rPr>
-        <w:t>拇指姑娘睡在核桃壳做的小床上，被子是玫瑰花瓣，划船用郁金香花瓣当小舟，一边划一边唱着好听的歌。</w:t>
-      </w:r>
-    </w:p>
-    <w:p>
-      <w:pPr>
-        <w:pageBreakBefore w:val="0"/>
-        <w:spacing w:line="312" w:lineRule="auto" w:before="0" w:after="0"/>
-        <w:ind w:firstLine="500"/>
-      </w:pPr>
-      <w:r>
-        <w:rPr>
-          <w:rFonts w:ascii="楷体" w:hAnsi="楷体" w:eastAsia="楷体"/>
-          <w:b w:val="0"/>
-          <w:sz w:val="25"/>
-        </w:rPr>
-        <w:t>可是有一天夜里，一只大癞蛤蟆从窗口跳了进来。"多漂亮的小姑娘！正好给我儿子当新娘！"癞蛤蟆背起核桃壳小床，把拇指姑娘放在了一条小河的荷叶上。</w:t>
-      </w:r>
-    </w:p>
-    <w:p>
-      <w:pPr>
-        <w:pageBreakBefore w:val="0"/>
-        <w:spacing w:line="312" w:lineRule="auto" w:before="0" w:after="0"/>
-        <w:ind w:firstLine="500"/>
-      </w:pPr>
-      <w:r>
-        <w:rPr>
-          <w:rFonts w:ascii="楷体" w:hAnsi="楷体" w:eastAsia="楷体"/>
-          <w:b w:val="0"/>
-          <w:sz w:val="25"/>
-        </w:rPr>
-        <w:t>荷叶上的拇指姑娘急得直掉眼泪。水里的小鱼们听见了，凑在一起商量："我们不能让她嫁给癞蛤蟆！"于是，小鱼们咬断荷叶的茎，荷叶载着拇指姑娘，顺着河水漂呀漂，漂出了癞蛤蟆的地盘。</w:t>
-      </w:r>
-    </w:p>
-    <w:p>
-      <w:pPr>
-        <w:pageBreakBefore w:val="0"/>
-        <w:spacing w:line="312" w:lineRule="auto" w:before="0" w:after="0"/>
-        <w:ind w:firstLine="500"/>
-      </w:pPr>
-      <w:r>
-        <w:rPr>
-          <w:rFonts w:ascii="楷体" w:hAnsi="楷体" w:eastAsia="楷体"/>
-          <w:b w:val="0"/>
-          <w:sz w:val="25"/>
-        </w:rPr>
-        <w:t>一只金龟子把她带上了树，可树上的伙伴们嫌她"长得不像金龟子"，她又孤零零地过了夏天。</w:t>
-      </w:r>
-    </w:p>
-    <w:p>
-      <w:pPr>
-        <w:pageBreakBefore w:val="0"/>
-        <w:spacing w:line="312" w:lineRule="auto" w:before="0" w:after="0"/>
-        <w:ind w:firstLine="500"/>
-      </w:pPr>
-      <w:r>
-        <w:rPr>
-          <w:rFonts w:ascii="楷体" w:hAnsi="楷体" w:eastAsia="楷体"/>
-          <w:b w:val="0"/>
-          <w:sz w:val="25"/>
-        </w:rPr>
-        <w:t>秋天过去，冬天来了。北风呼呼地吹，拇指姑娘又冷又饿。她走到一片田鼠的麦茬地边，好心的田鼠奶奶收留了她："进来吧孩子，帮我做点家务，咱们一起过冬。"</w:t>
-      </w:r>
-    </w:p>
-    <w:p>
-      <w:pPr>
-        <w:pageBreakBefore w:val="0"/>
-        <w:spacing w:line="312" w:lineRule="auto" w:before="0" w:after="0"/>
-        <w:ind w:firstLine="500"/>
-      </w:pPr>
-      <w:r>
-        <w:rPr>
-          <w:rFonts w:ascii="楷体" w:hAnsi="楷体" w:eastAsia="楷体"/>
-          <w:b w:val="0"/>
-          <w:sz w:val="25"/>
-        </w:rPr>
-        <w:t>拇指姑娘在温暖的鼠洞里，每天把屋子收拾得干干净净，还会讲好听的故事，田鼠奶奶可喜欢她了。</w:t>
-      </w:r>
-    </w:p>
-    <w:p>
-      <w:pPr>
-        <w:pageBreakBefore w:val="0"/>
-        <w:spacing w:line="312" w:lineRule="auto" w:before="0" w:after="0"/>
-        <w:ind w:firstLine="500"/>
-      </w:pPr>
-      <w:r>
-        <w:rPr>
-          <w:rFonts w:ascii="楷体" w:hAnsi="楷体" w:eastAsia="楷体"/>
-          <w:b w:val="0"/>
-          <w:sz w:val="25"/>
-        </w:rPr>
-        <w:t>有一天，她在洞口发现一只冻僵了的燕子，一动也不动。拇指姑娘把自己的花被子盖在燕子身上，整个冬天，每天都给燕子送去谷粒和清水。</w:t>
-      </w:r>
-    </w:p>
-    <w:p>
-      <w:pPr>
-        <w:pageBreakBefore w:val="0"/>
-        <w:spacing w:line="312" w:lineRule="auto" w:before="0" w:after="0"/>
-        <w:ind w:firstLine="500"/>
-      </w:pPr>
-      <w:r>
-        <w:rPr>
-          <w:rFonts w:ascii="楷体" w:hAnsi="楷体" w:eastAsia="楷体"/>
-          <w:b w:val="0"/>
-          <w:sz w:val="25"/>
-        </w:rPr>
-        <w:t>春天来了。燕子醒了，翅膀又有力气了！它围着拇指姑娘飞了一圈又一圈："谢谢你救了我！骑到我的背上来吧，我带你去温暖的南方！"</w:t>
-      </w:r>
-    </w:p>
-    <w:p>
-      <w:pPr>
-        <w:pageBreakBefore w:val="0"/>
-        <w:spacing w:line="312" w:lineRule="auto" w:before="0" w:after="0"/>
-        <w:ind w:firstLine="500"/>
-      </w:pPr>
-      <w:r>
-        <w:rPr>
-          <w:rFonts w:ascii="楷体" w:hAnsi="楷体" w:eastAsia="楷体"/>
-          <w:b w:val="0"/>
-          <w:sz w:val="25"/>
-        </w:rPr>
-        <w:t>拇指姑娘坐在燕子背上，飞过高山，飞过大海，飞过终年积雪的地方，来到了温暖的南方。这里到处是花朵，每一朵花里，都住着一位小小的花精灵。</w:t>
-      </w:r>
-    </w:p>
-    <w:p>
-      <w:pPr>
-        <w:pageBreakBefore w:val="0"/>
-        <w:spacing w:line="312" w:lineRule="auto" w:before="0" w:after="0"/>
-        <w:ind w:firstLine="500"/>
-      </w:pPr>
-      <w:r>
-        <w:rPr>
-          <w:rFonts w:ascii="楷体" w:hAnsi="楷体" w:eastAsia="楷体"/>
-          <w:b w:val="0"/>
-          <w:sz w:val="25"/>
-        </w:rPr>
-        <w:t>花精灵的王子看见拇指姑娘，惊讶极了："你真美！愿意留下来吗？"他送给拇指姑娘一对薄薄的、闪闪发光的翅膀。</w:t>
-      </w:r>
-    </w:p>
-    <w:p>
-      <w:pPr>
-        <w:pageBreakBefore w:val="0"/>
-        <w:spacing w:line="312" w:lineRule="auto" w:before="0" w:after="0"/>
-        <w:ind w:firstLine="500"/>
-      </w:pPr>
-      <w:r>
-        <w:rPr>
-          <w:rFonts w:ascii="楷体" w:hAnsi="楷体" w:eastAsia="楷体"/>
-          <w:b w:val="0"/>
-          <w:sz w:val="25"/>
-        </w:rPr>
-        <w:t>从此，拇指姑娘成了花之国的公主。她再也不用睡核桃壳了——每一朵花儿，都为她开放成香喷喷的、软软的睡床。</w:t>
-      </w:r>
-    </w:p>
-    <w:p>
-      <w:pPr>
-        <w:pageBreakBefore w:val="0"/>
-        <w:spacing w:line="312" w:lineRule="auto" w:before="0" w:after="0"/>
-        <w:ind w:firstLine="500"/>
-      </w:pPr>
-      <w:r>
-        <w:rPr>
-          <w:rFonts w:ascii="楷体" w:hAnsi="楷体" w:eastAsia="楷体"/>
-          <w:b w:val="0"/>
-          <w:sz w:val="25"/>
-        </w:rPr>
-        <w:t>每天夜里，花瓣轻轻合拢，把她暖暖地包在中间。风一吹，满山的花轻轻摇晃，像在唱一支长长的摇篮曲。</w:t>
+        <w:t>出处：格林童话 ｜ 适读年龄：3~8 岁 ｜ 朗读时长：约 4 分钟</w:t>
+      </w:r>
+    </w:p>
+    <w:p>
+      <w:pPr>
+        <w:pageBreakBefore w:val="0"/>
+        <w:spacing w:line="312" w:lineRule="auto" w:before="0" w:after="0"/>
+        <w:ind w:firstLine="500"/>
+      </w:pPr>
+      <w:r>
+        <w:rPr>
+          <w:rFonts w:ascii="楷体" w:hAnsi="楷体" w:eastAsia="楷体"/>
+          <w:b w:val="0"/>
+          <w:sz w:val="25"/>
+        </w:rPr>
+        <w:t>从前，有一个小小的孤儿姑娘，善良又温柔。她没有爸爸妈妈，也没有房子，只有身上的衣服和一块小小的面包。她走呀走，靠好心人的帮助，一天一天地过日子。</w:t>
+      </w:r>
+    </w:p>
+    <w:p>
+      <w:pPr>
+        <w:pageBreakBefore w:val="0"/>
+        <w:spacing w:line="312" w:lineRule="auto" w:before="0" w:after="0"/>
+        <w:ind w:firstLine="500"/>
+      </w:pPr>
+      <w:r>
+        <w:rPr>
+          <w:rFonts w:ascii="楷体" w:hAnsi="楷体" w:eastAsia="楷体"/>
+          <w:b w:val="0"/>
+          <w:sz w:val="25"/>
+        </w:rPr>
+        <w:t>可是她遇到比自己更困难的人时，从来没有想过自己。</w:t>
+      </w:r>
+    </w:p>
+    <w:p>
+      <w:pPr>
+        <w:pageBreakBefore w:val="0"/>
+        <w:spacing w:line="312" w:lineRule="auto" w:before="0" w:after="0"/>
+        <w:ind w:firstLine="500"/>
+      </w:pPr>
+      <w:r>
+        <w:rPr>
+          <w:rFonts w:ascii="楷体" w:hAnsi="楷体" w:eastAsia="楷体"/>
+          <w:b w:val="0"/>
+          <w:sz w:val="25"/>
+        </w:rPr>
+        <w:t>路上，她遇见一个饿得走不动的人，就把手里的面包整个递了过去："给你吃吧，你一定很饿了。"</w:t>
+      </w:r>
+    </w:p>
+    <w:p>
+      <w:pPr>
+        <w:pageBreakBefore w:val="0"/>
+        <w:spacing w:line="312" w:lineRule="auto" w:before="0" w:after="0"/>
+        <w:ind w:firstLine="500"/>
+      </w:pPr>
+      <w:r>
+        <w:rPr>
+          <w:rFonts w:ascii="楷体" w:hAnsi="楷体" w:eastAsia="楷体"/>
+          <w:b w:val="0"/>
+          <w:sz w:val="25"/>
+        </w:rPr>
+        <w:t>继续往前走，她看见一个小男孩，冷得缩着脖子。她摘下自己的帽子，戴在他的头上："别冻着了。"</w:t>
+      </w:r>
+    </w:p>
+    <w:p>
+      <w:pPr>
+        <w:pageBreakBefore w:val="0"/>
+        <w:spacing w:line="312" w:lineRule="auto" w:before="0" w:after="0"/>
+        <w:ind w:firstLine="500"/>
+      </w:pPr>
+      <w:r>
+        <w:rPr>
+          <w:rFonts w:ascii="楷体" w:hAnsi="楷体" w:eastAsia="楷体"/>
+          <w:b w:val="0"/>
+          <w:sz w:val="25"/>
+        </w:rPr>
+        <w:t>又走了一段，她碰到一个在风里发抖的小姑娘，就脱下自己的外套披在她身上："快穿上，暖和一点。"</w:t>
+      </w:r>
+    </w:p>
+    <w:p>
+      <w:pPr>
+        <w:pageBreakBefore w:val="0"/>
+        <w:spacing w:line="312" w:lineRule="auto" w:before="0" w:after="0"/>
+        <w:ind w:firstLine="500"/>
+      </w:pPr>
+      <w:r>
+        <w:rPr>
+          <w:rFonts w:ascii="楷体" w:hAnsi="楷体" w:eastAsia="楷体"/>
+          <w:b w:val="0"/>
+          <w:sz w:val="25"/>
+        </w:rPr>
+        <w:t>天渐渐黑了，她走进一片黑黑的森林。这时，她又遇见一个衣衫破旧的孩子，冷得直哆嗦。姑娘想了想，把自己最后一件小裙子也脱下来，送给了他："给你吧，别着凉。"</w:t>
+      </w:r>
+    </w:p>
+    <w:p>
+      <w:pPr>
+        <w:pageBreakBefore w:val="0"/>
+        <w:spacing w:line="312" w:lineRule="auto" w:before="0" w:after="0"/>
+        <w:ind w:firstLine="500"/>
+      </w:pPr>
+      <w:r>
+        <w:rPr>
+          <w:rFonts w:ascii="楷体" w:hAnsi="楷体" w:eastAsia="楷体"/>
+          <w:b w:val="0"/>
+          <w:sz w:val="25"/>
+        </w:rPr>
+        <w:t>现在，她身上几乎什么都没有了。她站在森林里，仰起头，望着满天的星星。星星们眨呀眨，好像都在温柔地看着她。</w:t>
+      </w:r>
+    </w:p>
+    <w:p>
+      <w:pPr>
+        <w:pageBreakBefore w:val="0"/>
+        <w:spacing w:line="312" w:lineRule="auto" w:before="0" w:after="0"/>
+        <w:ind w:firstLine="500"/>
+      </w:pPr>
+      <w:r>
+        <w:rPr>
+          <w:rFonts w:ascii="楷体" w:hAnsi="楷体" w:eastAsia="楷体"/>
+          <w:b w:val="0"/>
+          <w:sz w:val="25"/>
+        </w:rPr>
+        <w:t>就在这时，奇迹发生了！</w:t>
+      </w:r>
+    </w:p>
+    <w:p>
+      <w:pPr>
+        <w:pageBreakBefore w:val="0"/>
+        <w:spacing w:line="312" w:lineRule="auto" w:before="0" w:after="0"/>
+        <w:ind w:firstLine="500"/>
+      </w:pPr>
+      <w:r>
+        <w:rPr>
+          <w:rFonts w:ascii="楷体" w:hAnsi="楷体" w:eastAsia="楷体"/>
+          <w:b w:val="0"/>
+          <w:sz w:val="25"/>
+        </w:rPr>
+        <w:t>天上的星星忽然一颗接一颗地落下来，落到她的身边，变成了一枚一枚亮闪闪的银元！眨眼间，她的面前落了一大堆银元，闪闪的星光把她整个人都照亮了。</w:t>
+      </w:r>
+    </w:p>
+    <w:p>
+      <w:pPr>
+        <w:pageBreakBefore w:val="0"/>
+        <w:spacing w:line="312" w:lineRule="auto" w:before="0" w:after="0"/>
+        <w:ind w:firstLine="500"/>
+      </w:pPr>
+      <w:r>
+        <w:rPr>
+          <w:rFonts w:ascii="楷体" w:hAnsi="楷体" w:eastAsia="楷体"/>
+          <w:b w:val="0"/>
+          <w:sz w:val="25"/>
+        </w:rPr>
+        <w:t>而且，她的身上，不知什么时候披上了一件崭新的裙子——那是用最细的星光线织成的，又轻又暖，亮得像披着一片小小的银河。</w:t>
+      </w:r>
+    </w:p>
+    <w:p>
+      <w:pPr>
+        <w:pageBreakBefore w:val="0"/>
+        <w:spacing w:line="312" w:lineRule="auto" w:before="0" w:after="0"/>
+        <w:ind w:firstLine="500"/>
+      </w:pPr>
+      <w:r>
+        <w:rPr>
+          <w:rFonts w:ascii="楷体" w:hAnsi="楷体" w:eastAsia="楷体"/>
+          <w:b w:val="0"/>
+          <w:sz w:val="25"/>
+        </w:rPr>
+        <w:t>原来，星星们把这一切都看在眼里。善良的孩子，星星会回报她。</w:t>
+      </w:r>
+    </w:p>
+    <w:p>
+      <w:pPr>
+        <w:pageBreakBefore w:val="0"/>
+        <w:spacing w:line="312" w:lineRule="auto" w:before="0" w:after="0"/>
+        <w:ind w:firstLine="500"/>
+      </w:pPr>
+      <w:r>
+        <w:rPr>
+          <w:rFonts w:ascii="楷体" w:hAnsi="楷体" w:eastAsia="楷体"/>
+          <w:b w:val="0"/>
+          <w:sz w:val="25"/>
+        </w:rPr>
+        <w:t>姑娘捧着银元，穿着星光裙子，平平安安地走出了森林。从此，她再也不缺吃、不缺穿，还常常用银元帮助别人。而她那件星光裙子，一到夜里，就微微地发亮。</w:t>
       </w:r>
     </w:p>
     <w:p>
@@ -9945,7 +10513,7 @@
           <w:color w:val="595959"/>
           <w:sz w:val="23"/>
         </w:rPr>
-        <w:t>宝贝，小小的拇指姑娘一路遇到了癞蛤蟆、寒冬，可她心里一直善良又勇敢，帮助了燕子，最后连花儿都愿意做她的床。心里有光的小朋友，走到哪里都会被温柔接住。晚安，睡在你的花瓣小床上吧。</w:t>
+        <w:t>宝贝，善良的孩子会被星星看见。今晚，天上也有好多好多星星在看着你呢，它们正把最亮的光轻轻洒在你的小床上。晚安，做个亮晶晶的好梦。</w:t>
       </w:r>
     </w:p>
     <w:p>
@@ -9959,7 +10527,7 @@
           <w:b/>
           <w:sz w:val="32"/>
         </w:rPr>
-        <w:t>39　睡美人</w:t>
+        <w:t>41　不莱梅的音乐家</w:t>
       </w:r>
     </w:p>
     <w:p>
@@ -9974,202 +10542,247 @@
           <w:color w:val="595959"/>
           <w:sz w:val="20"/>
         </w:rPr>
-        <w:t>出处：格林童话（睡前改编版） ｜ 适读年龄：4~10 岁 ｜ 朗读时长：约 5 分钟</w:t>
-      </w:r>
-    </w:p>
-    <w:p>
-      <w:pPr>
-        <w:pageBreakBefore w:val="0"/>
-        <w:spacing w:line="312" w:lineRule="auto" w:before="0" w:after="0"/>
-        <w:ind w:firstLine="500"/>
-      </w:pPr>
-      <w:r>
-        <w:rPr>
-          <w:rFonts w:ascii="楷体" w:hAnsi="楷体" w:eastAsia="楷体"/>
-          <w:b w:val="0"/>
-          <w:sz w:val="25"/>
-        </w:rPr>
-        <w:t>很久以前，国王和王后盼望多年，终于有了一位小公主。他们高兴极了，办了一场盛大的宴会，请来了王国的所有人——还有居住在森林里的几位善良的仙女。</w:t>
-      </w:r>
-    </w:p>
-    <w:p>
-      <w:pPr>
-        <w:pageBreakBefore w:val="0"/>
-        <w:spacing w:line="312" w:lineRule="auto" w:before="0" w:after="0"/>
-        <w:ind w:firstLine="500"/>
-      </w:pPr>
-      <w:r>
-        <w:rPr>
-          <w:rFonts w:ascii="楷体" w:hAnsi="楷体" w:eastAsia="楷体"/>
-          <w:b w:val="0"/>
-          <w:sz w:val="25"/>
-        </w:rPr>
-        <w:t>宴会上，仙女们一个接一个地送给小公主礼物：有的送"美德"，有的送"美貌"，有的送"智慧"……</w:t>
-      </w:r>
-    </w:p>
-    <w:p>
-      <w:pPr>
-        <w:pageBreakBefore w:val="0"/>
-        <w:spacing w:line="312" w:lineRule="auto" w:before="0" w:after="0"/>
-        <w:ind w:firstLine="500"/>
-      </w:pPr>
-      <w:r>
-        <w:rPr>
-          <w:rFonts w:ascii="楷体" w:hAnsi="楷体" w:eastAsia="楷体"/>
-          <w:b w:val="0"/>
-          <w:sz w:val="25"/>
-        </w:rPr>
-        <w:t>可是，王国里还有一位被遗忘的坏脾气女巫。她没接到邀请，气冲冲地闯了进来，指着摇篮念了个恶毒的咒语："公主十五岁那年，会被纺锤刺破手指，倒下就再也醒不来！"</w:t>
-      </w:r>
-    </w:p>
-    <w:p>
-      <w:pPr>
-        <w:pageBreakBefore w:val="0"/>
-        <w:spacing w:line="312" w:lineRule="auto" w:before="0" w:after="0"/>
-        <w:ind w:firstLine="500"/>
-      </w:pPr>
-      <w:r>
-        <w:rPr>
-          <w:rFonts w:ascii="楷体" w:hAnsi="楷体" w:eastAsia="楷体"/>
-          <w:b w:val="0"/>
-          <w:sz w:val="25"/>
-        </w:rPr>
-        <w:t>说完，她一甩袖子走了。</w:t>
-      </w:r>
-    </w:p>
-    <w:p>
-      <w:pPr>
-        <w:pageBreakBefore w:val="0"/>
-        <w:spacing w:line="312" w:lineRule="auto" w:before="0" w:after="0"/>
-        <w:ind w:firstLine="500"/>
-      </w:pPr>
-      <w:r>
-        <w:rPr>
-          <w:rFonts w:ascii="楷体" w:hAnsi="楷体" w:eastAsia="楷体"/>
-          <w:b w:val="0"/>
-          <w:sz w:val="25"/>
-        </w:rPr>
-        <w:t>还好，最年轻的那位仙女还有礼物没送。她的魔法不足以解除咒语，就轻声说："我改不了咒语，但能改一改它——公主不会死去，只是沉沉睡去，直到有一天，被人真心唤醒。"</w:t>
-      </w:r>
-    </w:p>
-    <w:p>
-      <w:pPr>
-        <w:pageBreakBefore w:val="0"/>
-        <w:spacing w:line="312" w:lineRule="auto" w:before="0" w:after="0"/>
-        <w:ind w:firstLine="500"/>
-      </w:pPr>
-      <w:r>
-        <w:rPr>
-          <w:rFonts w:ascii="楷体" w:hAnsi="楷体" w:eastAsia="楷体"/>
-          <w:b w:val="0"/>
-          <w:sz w:val="25"/>
-        </w:rPr>
-        <w:t>国王下令：把全国的纺锤都收起来烧掉。</w:t>
-      </w:r>
-    </w:p>
-    <w:p>
-      <w:pPr>
-        <w:pageBreakBefore w:val="0"/>
-        <w:spacing w:line="312" w:lineRule="auto" w:before="0" w:after="0"/>
-        <w:ind w:firstLine="500"/>
-      </w:pPr>
-      <w:r>
-        <w:rPr>
-          <w:rFonts w:ascii="楷体" w:hAnsi="楷体" w:eastAsia="楷体"/>
-          <w:b w:val="0"/>
-          <w:sz w:val="25"/>
-        </w:rPr>
-        <w:t>可是，咒语还是来了。公主十五岁那年的一天，她在城堡里玩，走进一座古老的塔楼，看见一位老婆婆在纺线。公主好奇地伸手一碰——手指被刺了一下！她只觉得困极了，倒在旁边的床上，沉沉地睡着了。</w:t>
-      </w:r>
-    </w:p>
-    <w:p>
-      <w:pPr>
-        <w:pageBreakBefore w:val="0"/>
-        <w:spacing w:line="312" w:lineRule="auto" w:before="0" w:after="0"/>
-        <w:ind w:firstLine="500"/>
-      </w:pPr>
-      <w:r>
-        <w:rPr>
-          <w:rFonts w:ascii="楷体" w:hAnsi="楷体" w:eastAsia="楷体"/>
-          <w:b w:val="0"/>
-          <w:sz w:val="25"/>
-        </w:rPr>
-        <w:t>奇妙的是，整个城堡也跟着睡了：国王和王后睡着了，厨师睡着了，连灶上的火、打盹的猫、扑扇翅膀的公鸡，全都睡着了。城堡四周，长出了又高又密的玫瑰花篱笆，把城堡温柔地包在里面，连一片叶子都落不进来。</w:t>
-      </w:r>
-    </w:p>
-    <w:p>
-      <w:pPr>
-        <w:pageBreakBefore w:val="0"/>
-        <w:spacing w:line="312" w:lineRule="auto" w:before="0" w:after="0"/>
-        <w:ind w:firstLine="500"/>
-      </w:pPr>
-      <w:r>
-        <w:rPr>
-          <w:rFonts w:ascii="楷体" w:hAnsi="楷体" w:eastAsia="楷体"/>
-          <w:b w:val="0"/>
-          <w:sz w:val="25"/>
-        </w:rPr>
-        <w:t>人们把这座城堡叫作"睡美人的城堡"。玫瑰花开了又谢，谢了又开，一年又一年。</w:t>
-      </w:r>
-    </w:p>
-    <w:p>
-      <w:pPr>
-        <w:pageBreakBefore w:val="0"/>
-        <w:spacing w:line="312" w:lineRule="auto" w:before="0" w:after="0"/>
-        <w:ind w:firstLine="500"/>
-      </w:pPr>
-      <w:r>
-        <w:rPr>
-          <w:rFonts w:ascii="楷体" w:hAnsi="楷体" w:eastAsia="楷体"/>
-          <w:b w:val="0"/>
-          <w:sz w:val="25"/>
-        </w:rPr>
-        <w:t>一百年后，一位王子听说了这个故事，来到城堡前。说来也奇，他一走近，那些玫瑰刺就轻轻分开，像在迎接他。王子走进城堡，在塔楼的小床上，找到了睡得安安静静的公主。一百年的时光，没有在她脸上留下任何痕迹，她的睫毛像两把小扇子，安静地垂着。</w:t>
-      </w:r>
-    </w:p>
-    <w:p>
-      <w:pPr>
-        <w:pageBreakBefore w:val="0"/>
-        <w:spacing w:line="312" w:lineRule="auto" w:before="0" w:after="0"/>
-        <w:ind w:firstLine="500"/>
-      </w:pPr>
-      <w:r>
-        <w:rPr>
-          <w:rFonts w:ascii="楷体" w:hAnsi="楷体" w:eastAsia="楷体"/>
-          <w:b w:val="0"/>
-          <w:sz w:val="25"/>
-        </w:rPr>
-        <w:t>王子轻轻地在她的额头上，印下一个吻。</w:t>
-      </w:r>
-    </w:p>
-    <w:p>
-      <w:pPr>
-        <w:pageBreakBefore w:val="0"/>
-        <w:spacing w:line="312" w:lineRule="auto" w:before="0" w:after="0"/>
-        <w:ind w:firstLine="500"/>
-      </w:pPr>
-      <w:r>
-        <w:rPr>
-          <w:rFonts w:ascii="楷体" w:hAnsi="楷体" w:eastAsia="楷体"/>
-          <w:b w:val="0"/>
-          <w:sz w:val="25"/>
-        </w:rPr>
-        <w:t>公主醒了！她睁开眼睛，看到王子，笑了。紧接着，整座城堡都醒了：国王醒了，王后醒了，厨师一骨碌爬起来揉面，猫"喵"了一声继续打盹，公鸡清了清嗓子打鸣——好像时间只停了一小会儿。</w:t>
-      </w:r>
-    </w:p>
-    <w:p>
-      <w:pPr>
-        <w:pageBreakBefore w:val="0"/>
-        <w:spacing w:line="312" w:lineRule="auto" w:before="0" w:after="0"/>
-        <w:ind w:firstLine="500"/>
-      </w:pPr>
-      <w:r>
-        <w:rPr>
-          <w:rFonts w:ascii="楷体" w:hAnsi="楷体" w:eastAsia="楷体"/>
-          <w:b w:val="0"/>
-          <w:sz w:val="25"/>
-        </w:rPr>
-        <w:t>后来，王子和公主举办了热闹的婚礼。而最好玩的是，公主从此变成了王国里睡得最香的人——因为她知道，无论睡多久，都会有人来温柔地唤醒她。</w:t>
+        <w:t>出处：格林童话（睡前改编版） ｜ 适读年龄：4~8 岁 ｜ 朗读时长：约 4 分钟</w:t>
+      </w:r>
+    </w:p>
+    <w:p>
+      <w:pPr>
+        <w:pageBreakBefore w:val="0"/>
+        <w:spacing w:line="312" w:lineRule="auto" w:before="0" w:after="0"/>
+        <w:ind w:firstLine="500"/>
+      </w:pPr>
+      <w:r>
+        <w:rPr>
+          <w:rFonts w:ascii="楷体" w:hAnsi="楷体" w:eastAsia="楷体"/>
+          <w:b w:val="0"/>
+          <w:sz w:val="25"/>
+        </w:rPr>
+        <w:t>有一头老驴子，为主人拉了好多好多年的磨，年纪大了，干不动了，主人就想把它卖掉。</w:t>
+      </w:r>
+    </w:p>
+    <w:p>
+      <w:pPr>
+        <w:pageBreakBefore w:val="0"/>
+        <w:spacing w:line="312" w:lineRule="auto" w:before="0" w:after="0"/>
+        <w:ind w:firstLine="500"/>
+      </w:pPr>
+      <w:r>
+        <w:rPr>
+          <w:rFonts w:ascii="楷体" w:hAnsi="楷体" w:eastAsia="楷体"/>
+          <w:b w:val="0"/>
+          <w:sz w:val="25"/>
+        </w:rPr>
+        <w:t>老驴子一听，悄悄地溜了出来："我不去别人家干活了，我要去不莱梅城，当一名音乐家！"</w:t>
+      </w:r>
+    </w:p>
+    <w:p>
+      <w:pPr>
+        <w:pageBreakBefore w:val="0"/>
+        <w:spacing w:line="312" w:lineRule="auto" w:before="0" w:after="0"/>
+        <w:ind w:firstLine="500"/>
+      </w:pPr>
+      <w:r>
+        <w:rPr>
+          <w:rFonts w:ascii="楷体" w:hAnsi="楷体" w:eastAsia="楷体"/>
+          <w:b w:val="0"/>
+          <w:sz w:val="25"/>
+        </w:rPr>
+        <w:t>走到路上，它遇见一条老猎狗，趴在路边直叹气："我年纪大了，追不动猎物了，主人不要我了……"</w:t>
+      </w:r>
+    </w:p>
+    <w:p>
+      <w:pPr>
+        <w:pageBreakBefore w:val="0"/>
+        <w:spacing w:line="312" w:lineRule="auto" w:before="0" w:after="0"/>
+        <w:ind w:firstLine="500"/>
+      </w:pPr>
+      <w:r>
+        <w:rPr>
+          <w:rFonts w:ascii="楷体" w:hAnsi="楷体" w:eastAsia="楷体"/>
+          <w:b w:val="0"/>
+          <w:sz w:val="25"/>
+        </w:rPr>
+        <w:t>老驴子说："跟我们一起去不莱梅吧！你嗓子好，可以当音乐家，唱歌给大家听。"</w:t>
+      </w:r>
+    </w:p>
+    <w:p>
+      <w:pPr>
+        <w:pageBreakBefore w:val="0"/>
+        <w:spacing w:line="312" w:lineRule="auto" w:before="0" w:after="0"/>
+        <w:ind w:firstLine="500"/>
+      </w:pPr>
+      <w:r>
+        <w:rPr>
+          <w:rFonts w:ascii="楷体" w:hAnsi="楷体" w:eastAsia="楷体"/>
+          <w:b w:val="0"/>
+          <w:sz w:val="25"/>
+        </w:rPr>
+        <w:t>猎狗一听，尾巴都摇起来了，跟着老驴子上了路。</w:t>
+      </w:r>
+    </w:p>
+    <w:p>
+      <w:pPr>
+        <w:pageBreakBefore w:val="0"/>
+        <w:spacing w:line="312" w:lineRule="auto" w:before="0" w:after="0"/>
+        <w:ind w:firstLine="500"/>
+      </w:pPr>
+      <w:r>
+        <w:rPr>
+          <w:rFonts w:ascii="楷体" w:hAnsi="楷体" w:eastAsia="楷体"/>
+          <w:b w:val="0"/>
+          <w:sz w:val="25"/>
+        </w:rPr>
+        <w:t>没走多远，她们又碰见一只老猫咪，坐在路边愁眉苦脸："我老了，抓不动老鼠了，都不知道以后怎么办……"</w:t>
+      </w:r>
+    </w:p>
+    <w:p>
+      <w:pPr>
+        <w:pageBreakBefore w:val="0"/>
+        <w:spacing w:line="312" w:lineRule="auto" w:before="0" w:after="0"/>
+        <w:ind w:firstLine="500"/>
+      </w:pPr>
+      <w:r>
+        <w:rPr>
+          <w:rFonts w:ascii="楷体" w:hAnsi="楷体" w:eastAsia="楷体"/>
+          <w:b w:val="0"/>
+          <w:sz w:val="25"/>
+        </w:rPr>
+        <w:t>"跟我们一起去不莱梅吧！"老驴子和猎狗一起喊，"你晚上唱起歌来，'喵呜——喵呜——'，多好听呀！"</w:t>
+      </w:r>
+    </w:p>
+    <w:p>
+      <w:pPr>
+        <w:pageBreakBefore w:val="0"/>
+        <w:spacing w:line="312" w:lineRule="auto" w:before="0" w:after="0"/>
+        <w:ind w:firstLine="500"/>
+      </w:pPr>
+      <w:r>
+        <w:rPr>
+          <w:rFonts w:ascii="楷体" w:hAnsi="楷体" w:eastAsia="楷体"/>
+          <w:b w:val="0"/>
+          <w:sz w:val="25"/>
+        </w:rPr>
+        <w:t>猫咪也加入了。走了一会儿，她们又遇见一只大公鸡，正扯着嗓子大叫："喔喔喔——我的日子不好过啦！"</w:t>
+      </w:r>
+    </w:p>
+    <w:p>
+      <w:pPr>
+        <w:pageBreakBefore w:val="0"/>
+        <w:spacing w:line="312" w:lineRule="auto" w:before="0" w:after="0"/>
+        <w:ind w:firstLine="500"/>
+      </w:pPr>
+      <w:r>
+        <w:rPr>
+          <w:rFonts w:ascii="楷体" w:hAnsi="楷体" w:eastAsia="楷体"/>
+          <w:b w:val="0"/>
+          <w:sz w:val="25"/>
+        </w:rPr>
+        <w:t>"那就跟我们一起去不莱梅吧，当歌唱家！"公鸡一听，扑扇着翅膀，飞上了老驴子的背。</w:t>
+      </w:r>
+    </w:p>
+    <w:p>
+      <w:pPr>
+        <w:pageBreakBefore w:val="0"/>
+        <w:spacing w:line="312" w:lineRule="auto" w:before="0" w:after="0"/>
+        <w:ind w:firstLine="500"/>
+      </w:pPr>
+      <w:r>
+        <w:rPr>
+          <w:rFonts w:ascii="楷体" w:hAnsi="楷体" w:eastAsia="楷体"/>
+          <w:b w:val="0"/>
+          <w:sz w:val="25"/>
+        </w:rPr>
+        <w:t>四个好朋友走呀走，天黑了，来到一片森林边上。他们看见远处有一座小房子，亮着灯，凑近一瞧——原来是一伙强盗的窝，桌上摆满了好吃的。</w:t>
+      </w:r>
+    </w:p>
+    <w:p>
+      <w:pPr>
+        <w:pageBreakBefore w:val="0"/>
+        <w:spacing w:line="312" w:lineRule="auto" w:before="0" w:after="0"/>
+        <w:ind w:firstLine="500"/>
+      </w:pPr>
+      <w:r>
+        <w:rPr>
+          <w:rFonts w:ascii="楷体" w:hAnsi="楷体" w:eastAsia="楷体"/>
+          <w:b w:val="0"/>
+          <w:sz w:val="25"/>
+        </w:rPr>
+        <w:t>老驴子想出了个好主意："我们给它来一场'音乐会'！"</w:t>
+      </w:r>
+    </w:p>
+    <w:p>
+      <w:pPr>
+        <w:pageBreakBefore w:val="0"/>
+        <w:spacing w:line="312" w:lineRule="auto" w:before="0" w:after="0"/>
+        <w:ind w:firstLine="500"/>
+      </w:pPr>
+      <w:r>
+        <w:rPr>
+          <w:rFonts w:ascii="楷体" w:hAnsi="楷体" w:eastAsia="楷体"/>
+          <w:b w:val="0"/>
+          <w:sz w:val="25"/>
+        </w:rPr>
+        <w:t>于是，老驴子把前腿搭上窗台，猎狗跳到驴背上，猫咪爬到狗头上，公鸡站上猫脑袋——一个摞一个，像一座小小的塔。</w:t>
+      </w:r>
+    </w:p>
+    <w:p>
+      <w:pPr>
+        <w:pageBreakBefore w:val="0"/>
+        <w:spacing w:line="312" w:lineRule="auto" w:before="0" w:after="0"/>
+        <w:ind w:firstLine="500"/>
+      </w:pPr>
+      <w:r>
+        <w:rPr>
+          <w:rFonts w:ascii="楷体" w:hAnsi="楷体" w:eastAsia="楷体"/>
+          <w:b w:val="0"/>
+          <w:sz w:val="25"/>
+        </w:rPr>
+        <w:t>"预备——开始！"四个伙伴一起放开嗓子：驴叫、狗汪、猫嚎、鸡鸣，"啊——昂！汪汪！喵呜——喔喔喔——！"</w:t>
+      </w:r>
+    </w:p>
+    <w:p>
+      <w:pPr>
+        <w:pageBreakBefore w:val="0"/>
+        <w:spacing w:line="312" w:lineRule="auto" w:before="0" w:after="0"/>
+        <w:ind w:firstLine="500"/>
+      </w:pPr>
+      <w:r>
+        <w:rPr>
+          <w:rFonts w:ascii="楷体" w:hAnsi="楷体" w:eastAsia="楷体"/>
+          <w:b w:val="0"/>
+          <w:sz w:val="25"/>
+        </w:rPr>
+        <w:t>声音又响又怪，像打雷又像刮风。屋里的强盗们吓得魂飞魄散："妖怪来啦！快逃啊——"抱着头一溜烟跑进了黑黑的森林，再也不敢回来。</w:t>
+      </w:r>
+    </w:p>
+    <w:p>
+      <w:pPr>
+        <w:pageBreakBefore w:val="0"/>
+        <w:spacing w:line="312" w:lineRule="auto" w:before="0" w:after="0"/>
+        <w:ind w:firstLine="500"/>
+      </w:pPr>
+      <w:r>
+        <w:rPr>
+          <w:rFonts w:ascii="楷体" w:hAnsi="楷体" w:eastAsia="楷体"/>
+          <w:b w:val="0"/>
+          <w:sz w:val="25"/>
+        </w:rPr>
+        <w:t>四个音乐家把好吃的吃完，各自找了个舒服的角落：驴子躺在软软的干草堆上，猎狗蜷在门后，猫咪蹲在暖暖的灶台边，公鸡站上了房梁。</w:t>
+      </w:r>
+    </w:p>
+    <w:p>
+      <w:pPr>
+        <w:pageBreakBefore w:val="0"/>
+        <w:spacing w:line="312" w:lineRule="auto" w:before="0" w:after="0"/>
+        <w:ind w:firstLine="500"/>
+      </w:pPr>
+      <w:r>
+        <w:rPr>
+          <w:rFonts w:ascii="楷体" w:hAnsi="楷体" w:eastAsia="楷体"/>
+          <w:b w:val="0"/>
+          <w:sz w:val="25"/>
+        </w:rPr>
+        <w:t>从此，她们就在这座亮堂堂的小房子里住了下来。白天在院子里晒太阳，晚上开一场小小的音乐会，唱累了，就挤在一起，呼噜呼噜，睡得又香又甜。</w:t>
       </w:r>
     </w:p>
     <w:p>
@@ -10199,7 +10812,7 @@
           <w:color w:val="595959"/>
           <w:sz w:val="23"/>
         </w:rPr>
-        <w:t>宝贝，城堡睡了一百年，玫瑰一直温柔地守着它；公主睡得那么香，是因为她知道醒来时身边都是爱。今晚你也安心睡吧，明天清晨的阳光，就是来轻轻吻醒你的王子。晚安，睡美人。</w:t>
+        <w:t>宝贝，你看，老了的朋友也能找到新家，朋友们在一起，就不怕黑夜。我们的小家也像那座小房子一样暖暖的，大家都在，安心睡吧。晚安。</w:t>
       </w:r>
     </w:p>
     <w:p>
@@ -10213,7 +10826,7 @@
           <w:b/>
           <w:sz w:val="32"/>
         </w:rPr>
-        <w:t>40　灰姑娘</w:t>
+        <w:t>42　拇指姑娘</w:t>
       </w:r>
     </w:p>
     <w:p>
@@ -10228,232 +10841,202 @@
           <w:color w:val="595959"/>
           <w:sz w:val="20"/>
         </w:rPr>
-        <w:t>出处：格林童话（睡前改编版） ｜ 适读年龄：4~10 岁 ｜ 朗读时长：约 5 分钟</w:t>
-      </w:r>
-    </w:p>
-    <w:p>
-      <w:pPr>
-        <w:pageBreakBefore w:val="0"/>
-        <w:spacing w:line="312" w:lineRule="auto" w:before="0" w:after="0"/>
-        <w:ind w:firstLine="500"/>
-      </w:pPr>
-      <w:r>
-        <w:rPr>
-          <w:rFonts w:ascii="楷体" w:hAnsi="楷体" w:eastAsia="楷体"/>
-          <w:b w:val="0"/>
-          <w:sz w:val="25"/>
-        </w:rPr>
-        <w:t>有一个姑娘，妈妈很早就去世了，爸爸又去了远方。她跟着继母和两位姐姐生活，每天从早忙到晚：挑水、生火、擦地、洗衣裳。忙完了，她就蜷在厨房的灰堆旁边歇一歇，身上总沾着灰，大家就笑她，叫她"灰姑娘"。</w:t>
-      </w:r>
-    </w:p>
-    <w:p>
-      <w:pPr>
-        <w:pageBreakBefore w:val="0"/>
-        <w:spacing w:line="312" w:lineRule="auto" w:before="0" w:after="0"/>
-        <w:ind w:firstLine="500"/>
-      </w:pPr>
-      <w:r>
-        <w:rPr>
-          <w:rFonts w:ascii="楷体" w:hAnsi="楷体" w:eastAsia="楷体"/>
-          <w:b w:val="0"/>
-          <w:sz w:val="25"/>
-        </w:rPr>
-        <w:t>可是灰姑娘心地善良。她喂鸽子，鸽子飞在她肩膀上；她喂小猫，小猫蹭她的裙角；连后院的老榛树，都愿意听她说话。</w:t>
-      </w:r>
-    </w:p>
-    <w:p>
-      <w:pPr>
-        <w:pageBreakBefore w:val="0"/>
-        <w:spacing w:line="312" w:lineRule="auto" w:before="0" w:after="0"/>
-        <w:ind w:firstLine="500"/>
-      </w:pPr>
-      <w:r>
-        <w:rPr>
-          <w:rFonts w:ascii="楷体" w:hAnsi="楷体" w:eastAsia="楷体"/>
-          <w:b w:val="0"/>
-          <w:sz w:val="25"/>
-        </w:rPr>
-        <w:t>有一天，王宫里传出消息：国王要为王子举办舞会，邀请全国的姑娘都去。</w:t>
-      </w:r>
-    </w:p>
-    <w:p>
-      <w:pPr>
-        <w:pageBreakBefore w:val="0"/>
-        <w:spacing w:line="312" w:lineRule="auto" w:before="0" w:after="0"/>
-        <w:ind w:firstLine="500"/>
-      </w:pPr>
-      <w:r>
-        <w:rPr>
-          <w:rFonts w:ascii="楷体" w:hAnsi="楷体" w:eastAsia="楷体"/>
-          <w:b w:val="0"/>
-          <w:sz w:val="25"/>
-        </w:rPr>
-        <w:t>继母带着两位姐姐打扮得漂漂亮亮地走了，只留下灰姑娘看家。她坐在榛树下，忍不住哭了："我也好想去呀，哪怕就看一眼……"</w:t>
-      </w:r>
-    </w:p>
-    <w:p>
-      <w:pPr>
-        <w:pageBreakBefore w:val="0"/>
-        <w:spacing w:line="312" w:lineRule="auto" w:before="0" w:after="0"/>
-        <w:ind w:firstLine="500"/>
-      </w:pPr>
-      <w:r>
-        <w:rPr>
-          <w:rFonts w:ascii="楷体" w:hAnsi="楷体" w:eastAsia="楷体"/>
-          <w:b w:val="0"/>
-          <w:sz w:val="25"/>
-        </w:rPr>
-        <w:t>"想去看舞会吗？"</w:t>
-      </w:r>
-    </w:p>
-    <w:p>
-      <w:pPr>
-        <w:pageBreakBefore w:val="0"/>
-        <w:spacing w:line="312" w:lineRule="auto" w:before="0" w:after="0"/>
-        <w:ind w:firstLine="500"/>
-      </w:pPr>
-      <w:r>
-        <w:rPr>
-          <w:rFonts w:ascii="楷体" w:hAnsi="楷体" w:eastAsia="楷体"/>
-          <w:b w:val="0"/>
-          <w:sz w:val="25"/>
-        </w:rPr>
-        <w:t>灰姑娘抬头——一位仙女教母不知什么时候站在了面前，还眨了眨眼睛。</w:t>
-      </w:r>
-    </w:p>
-    <w:p>
-      <w:pPr>
-        <w:pageBreakBefore w:val="0"/>
-        <w:spacing w:line="312" w:lineRule="auto" w:before="0" w:after="0"/>
-        <w:ind w:firstLine="500"/>
-      </w:pPr>
-      <w:r>
-        <w:rPr>
-          <w:rFonts w:ascii="楷体" w:hAnsi="楷体" w:eastAsia="楷体"/>
-          <w:b w:val="0"/>
-          <w:sz w:val="25"/>
-        </w:rPr>
-        <w:t>只见仙女教母挥了挥仙杖：院子里的大南瓜，"咕噜噜"变成了金光闪闪的马车；六只小老鼠，变成了六匹雪白的骏马；灰姑娘的旧围裙，"唰"地变成了缀满星光的纱裙；脚上呢，是一双亮晶晶的水晶鞋！</w:t>
-      </w:r>
-    </w:p>
-    <w:p>
-      <w:pPr>
-        <w:pageBreakBefore w:val="0"/>
-        <w:spacing w:line="312" w:lineRule="auto" w:before="0" w:after="0"/>
-        <w:ind w:firstLine="500"/>
-      </w:pPr>
-      <w:r>
-        <w:rPr>
-          <w:rFonts w:ascii="楷体" w:hAnsi="楷体" w:eastAsia="楷体"/>
-          <w:b w:val="0"/>
-          <w:sz w:val="25"/>
-        </w:rPr>
-        <w:t>"记住，"仙女教母说，"魔法在午夜十二点会消失，钟声一响，一切都要变回原样哦。"</w:t>
-      </w:r>
-    </w:p>
-    <w:p>
-      <w:pPr>
-        <w:pageBreakBefore w:val="0"/>
-        <w:spacing w:line="312" w:lineRule="auto" w:before="0" w:after="0"/>
-        <w:ind w:firstLine="500"/>
-      </w:pPr>
-      <w:r>
-        <w:rPr>
-          <w:rFonts w:ascii="楷体" w:hAnsi="楷体" w:eastAsia="楷体"/>
-          <w:b w:val="0"/>
-          <w:sz w:val="25"/>
-        </w:rPr>
-        <w:t>舞会上，王子一眼就看见了这位美丽的姑娘，邀请她跳舞。两个人跳了一支又一支，谁都插不进来。灰姑娘笑得那么甜，连她的善良和聪明，王子都看在眼里。</w:t>
-      </w:r>
-    </w:p>
-    <w:p>
-      <w:pPr>
-        <w:pageBreakBefore w:val="0"/>
-        <w:spacing w:line="312" w:lineRule="auto" w:before="0" w:after="0"/>
-        <w:ind w:firstLine="500"/>
-      </w:pPr>
-      <w:r>
-        <w:rPr>
-          <w:rFonts w:ascii="楷体" w:hAnsi="楷体" w:eastAsia="楷体"/>
-          <w:b w:val="0"/>
-          <w:sz w:val="25"/>
-        </w:rPr>
-        <w:t>就在这时——"当！当！当！"午夜的钟声敲响了！</w:t>
-      </w:r>
-    </w:p>
-    <w:p>
-      <w:pPr>
-        <w:pageBreakBefore w:val="0"/>
-        <w:spacing w:line="312" w:lineRule="auto" w:before="0" w:after="0"/>
-        <w:ind w:firstLine="500"/>
-      </w:pPr>
-      <w:r>
-        <w:rPr>
-          <w:rFonts w:ascii="楷体" w:hAnsi="楷体" w:eastAsia="楷体"/>
-          <w:b w:val="0"/>
-          <w:sz w:val="25"/>
-        </w:rPr>
-        <w:t>灰姑娘拔腿就跑，下楼梯的时候，跑丢了一只水晶鞋。钟声敲完十二下，马车变回了南瓜，骏马变回了小老鼠，只有那一只水晶鞋，孤零零地躺在王宫的台阶上。</w:t>
-      </w:r>
-    </w:p>
-    <w:p>
-      <w:pPr>
-        <w:pageBreakBefore w:val="0"/>
-        <w:spacing w:line="312" w:lineRule="auto" w:before="0" w:after="0"/>
-        <w:ind w:firstLine="500"/>
-      </w:pPr>
-      <w:r>
-        <w:rPr>
-          <w:rFonts w:ascii="楷体" w:hAnsi="楷体" w:eastAsia="楷体"/>
-          <w:b w:val="0"/>
-          <w:sz w:val="25"/>
-        </w:rPr>
-        <w:t>第二天，王子带着水晶鞋，走遍全国："谁能穿上这只鞋，我就娶她！"姐姐们用力挤呀挤，脚都疼了，也穿不进去。</w:t>
-      </w:r>
-    </w:p>
-    <w:p>
-      <w:pPr>
-        <w:pageBreakBefore w:val="0"/>
-        <w:spacing w:line="312" w:lineRule="auto" w:before="0" w:after="0"/>
-        <w:ind w:firstLine="500"/>
-      </w:pPr>
-      <w:r>
-        <w:rPr>
-          <w:rFonts w:ascii="楷体" w:hAnsi="楷体" w:eastAsia="楷体"/>
-          <w:b w:val="0"/>
-          <w:sz w:val="25"/>
-        </w:rPr>
-        <w:t>轮到灰姑娘。她轻轻一伸脚——不大不小，正正好好！</w:t>
-      </w:r>
-    </w:p>
-    <w:p>
-      <w:pPr>
-        <w:pageBreakBefore w:val="0"/>
-        <w:spacing w:line="312" w:lineRule="auto" w:before="0" w:after="0"/>
-        <w:ind w:firstLine="500"/>
-      </w:pPr>
-      <w:r>
-        <w:rPr>
-          <w:rFonts w:ascii="楷体" w:hAnsi="楷体" w:eastAsia="楷体"/>
-          <w:b w:val="0"/>
-          <w:sz w:val="25"/>
-        </w:rPr>
-        <w:t>王子看着她，笑了："我找的就是你。"</w:t>
-      </w:r>
-    </w:p>
-    <w:p>
-      <w:pPr>
-        <w:pageBreakBefore w:val="0"/>
-        <w:spacing w:line="312" w:lineRule="auto" w:before="0" w:after="0"/>
-        <w:ind w:firstLine="500"/>
-      </w:pPr>
-      <w:r>
-        <w:rPr>
-          <w:rFonts w:ascii="楷体" w:hAnsi="楷体" w:eastAsia="楷体"/>
-          <w:b w:val="0"/>
-          <w:sz w:val="25"/>
-        </w:rPr>
-        <w:t>灰姑娘离开灰堆，成了王妃。可她还是老样子：喂鸽子，喂小猫，还常常请厨房里的小帮工们一起跳舞。人们都说，她比任何一位王妃都漂亮——因为她的裙子上也许没有星光，但她心里一直有。</w:t>
+        <w:t>出处：安徒生童话（睡前改编版） ｜ 适读年龄：3~8 岁 ｜ 朗读时长：约 5 分钟</w:t>
+      </w:r>
+    </w:p>
+    <w:p>
+      <w:pPr>
+        <w:pageBreakBefore w:val="0"/>
+        <w:spacing w:line="312" w:lineRule="auto" w:before="0" w:after="0"/>
+        <w:ind w:firstLine="500"/>
+      </w:pPr>
+      <w:r>
+        <w:rPr>
+          <w:rFonts w:ascii="楷体" w:hAnsi="楷体" w:eastAsia="楷体"/>
+          <w:b w:val="0"/>
+          <w:sz w:val="25"/>
+        </w:rPr>
+        <w:t>从前，有一个女人，她特别想要一个小小的孩子。她种下一粒花种子，浇上水，不久开出一朵郁金香。花瓣轻轻张开——里面坐着一个小小的姑娘，只有大拇指那么高！大家就叫她"拇指姑娘"。</w:t>
+      </w:r>
+    </w:p>
+    <w:p>
+      <w:pPr>
+        <w:pageBreakBefore w:val="0"/>
+        <w:spacing w:line="312" w:lineRule="auto" w:before="0" w:after="0"/>
+        <w:ind w:firstLine="500"/>
+      </w:pPr>
+      <w:r>
+        <w:rPr>
+          <w:rFonts w:ascii="楷体" w:hAnsi="楷体" w:eastAsia="楷体"/>
+          <w:b w:val="0"/>
+          <w:sz w:val="25"/>
+        </w:rPr>
+        <w:t>拇指姑娘睡在核桃壳做的小床上，被子是玫瑰花瓣，划船用郁金香花瓣当小舟，一边划一边唱着好听的歌。</w:t>
+      </w:r>
+    </w:p>
+    <w:p>
+      <w:pPr>
+        <w:pageBreakBefore w:val="0"/>
+        <w:spacing w:line="312" w:lineRule="auto" w:before="0" w:after="0"/>
+        <w:ind w:firstLine="500"/>
+      </w:pPr>
+      <w:r>
+        <w:rPr>
+          <w:rFonts w:ascii="楷体" w:hAnsi="楷体" w:eastAsia="楷体"/>
+          <w:b w:val="0"/>
+          <w:sz w:val="25"/>
+        </w:rPr>
+        <w:t>可是有一天夜里，一只大癞蛤蟆从窗口跳了进来。"多漂亮的小姑娘！正好给我儿子当新娘！"癞蛤蟆背起核桃壳小床，把拇指姑娘放在了一条小河的荷叶上。</w:t>
+      </w:r>
+    </w:p>
+    <w:p>
+      <w:pPr>
+        <w:pageBreakBefore w:val="0"/>
+        <w:spacing w:line="312" w:lineRule="auto" w:before="0" w:after="0"/>
+        <w:ind w:firstLine="500"/>
+      </w:pPr>
+      <w:r>
+        <w:rPr>
+          <w:rFonts w:ascii="楷体" w:hAnsi="楷体" w:eastAsia="楷体"/>
+          <w:b w:val="0"/>
+          <w:sz w:val="25"/>
+        </w:rPr>
+        <w:t>荷叶上的拇指姑娘急得直掉眼泪。水里的小鱼们听见了，凑在一起商量："我们不能让她嫁给癞蛤蟆！"于是，小鱼们咬断荷叶的茎，荷叶载着拇指姑娘，顺着河水漂呀漂，漂出了癞蛤蟆的地盘。</w:t>
+      </w:r>
+    </w:p>
+    <w:p>
+      <w:pPr>
+        <w:pageBreakBefore w:val="0"/>
+        <w:spacing w:line="312" w:lineRule="auto" w:before="0" w:after="0"/>
+        <w:ind w:firstLine="500"/>
+      </w:pPr>
+      <w:r>
+        <w:rPr>
+          <w:rFonts w:ascii="楷体" w:hAnsi="楷体" w:eastAsia="楷体"/>
+          <w:b w:val="0"/>
+          <w:sz w:val="25"/>
+        </w:rPr>
+        <w:t>一只金龟子把她带上了树，可树上的伙伴们嫌她"长得不像金龟子"，她又孤零零地过了夏天。</w:t>
+      </w:r>
+    </w:p>
+    <w:p>
+      <w:pPr>
+        <w:pageBreakBefore w:val="0"/>
+        <w:spacing w:line="312" w:lineRule="auto" w:before="0" w:after="0"/>
+        <w:ind w:firstLine="500"/>
+      </w:pPr>
+      <w:r>
+        <w:rPr>
+          <w:rFonts w:ascii="楷体" w:hAnsi="楷体" w:eastAsia="楷体"/>
+          <w:b w:val="0"/>
+          <w:sz w:val="25"/>
+        </w:rPr>
+        <w:t>秋天过去，冬天来了。北风呼呼地吹，拇指姑娘又冷又饿。她走到一片田鼠的麦茬地边，好心的田鼠奶奶收留了她："进来吧孩子，帮我做点家务，咱们一起过冬。"</w:t>
+      </w:r>
+    </w:p>
+    <w:p>
+      <w:pPr>
+        <w:pageBreakBefore w:val="0"/>
+        <w:spacing w:line="312" w:lineRule="auto" w:before="0" w:after="0"/>
+        <w:ind w:firstLine="500"/>
+      </w:pPr>
+      <w:r>
+        <w:rPr>
+          <w:rFonts w:ascii="楷体" w:hAnsi="楷体" w:eastAsia="楷体"/>
+          <w:b w:val="0"/>
+          <w:sz w:val="25"/>
+        </w:rPr>
+        <w:t>拇指姑娘在温暖的鼠洞里，每天把屋子收拾得干干净净，还会讲好听的故事，田鼠奶奶可喜欢她了。</w:t>
+      </w:r>
+    </w:p>
+    <w:p>
+      <w:pPr>
+        <w:pageBreakBefore w:val="0"/>
+        <w:spacing w:line="312" w:lineRule="auto" w:before="0" w:after="0"/>
+        <w:ind w:firstLine="500"/>
+      </w:pPr>
+      <w:r>
+        <w:rPr>
+          <w:rFonts w:ascii="楷体" w:hAnsi="楷体" w:eastAsia="楷体"/>
+          <w:b w:val="0"/>
+          <w:sz w:val="25"/>
+        </w:rPr>
+        <w:t>有一天，她在洞口发现一只冻僵了的燕子，一动也不动。拇指姑娘把自己的花被子盖在燕子身上，整个冬天，每天都给燕子送去谷粒和清水。</w:t>
+      </w:r>
+    </w:p>
+    <w:p>
+      <w:pPr>
+        <w:pageBreakBefore w:val="0"/>
+        <w:spacing w:line="312" w:lineRule="auto" w:before="0" w:after="0"/>
+        <w:ind w:firstLine="500"/>
+      </w:pPr>
+      <w:r>
+        <w:rPr>
+          <w:rFonts w:ascii="楷体" w:hAnsi="楷体" w:eastAsia="楷体"/>
+          <w:b w:val="0"/>
+          <w:sz w:val="25"/>
+        </w:rPr>
+        <w:t>春天来了。燕子醒了，翅膀又有力气了！它围着拇指姑娘飞了一圈又一圈："谢谢你救了我！骑到我的背上来吧，我带你去温暖的南方！"</w:t>
+      </w:r>
+    </w:p>
+    <w:p>
+      <w:pPr>
+        <w:pageBreakBefore w:val="0"/>
+        <w:spacing w:line="312" w:lineRule="auto" w:before="0" w:after="0"/>
+        <w:ind w:firstLine="500"/>
+      </w:pPr>
+      <w:r>
+        <w:rPr>
+          <w:rFonts w:ascii="楷体" w:hAnsi="楷体" w:eastAsia="楷体"/>
+          <w:b w:val="0"/>
+          <w:sz w:val="25"/>
+        </w:rPr>
+        <w:t>拇指姑娘坐在燕子背上，飞过高山，飞过大海，飞过终年积雪的地方，来到了温暖的南方。这里到处是花朵，每一朵花里，都住着一位小小的花精灵。</w:t>
+      </w:r>
+    </w:p>
+    <w:p>
+      <w:pPr>
+        <w:pageBreakBefore w:val="0"/>
+        <w:spacing w:line="312" w:lineRule="auto" w:before="0" w:after="0"/>
+        <w:ind w:firstLine="500"/>
+      </w:pPr>
+      <w:r>
+        <w:rPr>
+          <w:rFonts w:ascii="楷体" w:hAnsi="楷体" w:eastAsia="楷体"/>
+          <w:b w:val="0"/>
+          <w:sz w:val="25"/>
+        </w:rPr>
+        <w:t>花精灵的王子看见拇指姑娘，惊讶极了："你真美！愿意留下来吗？"他送给拇指姑娘一对薄薄的、闪闪发光的翅膀。</w:t>
+      </w:r>
+    </w:p>
+    <w:p>
+      <w:pPr>
+        <w:pageBreakBefore w:val="0"/>
+        <w:spacing w:line="312" w:lineRule="auto" w:before="0" w:after="0"/>
+        <w:ind w:firstLine="500"/>
+      </w:pPr>
+      <w:r>
+        <w:rPr>
+          <w:rFonts w:ascii="楷体" w:hAnsi="楷体" w:eastAsia="楷体"/>
+          <w:b w:val="0"/>
+          <w:sz w:val="25"/>
+        </w:rPr>
+        <w:t>从此，拇指姑娘成了花之国的公主。她再也不用睡核桃壳了——每一朵花儿，都为她开放成香喷喷的、软软的睡床。</w:t>
+      </w:r>
+    </w:p>
+    <w:p>
+      <w:pPr>
+        <w:pageBreakBefore w:val="0"/>
+        <w:spacing w:line="312" w:lineRule="auto" w:before="0" w:after="0"/>
+        <w:ind w:firstLine="500"/>
+      </w:pPr>
+      <w:r>
+        <w:rPr>
+          <w:rFonts w:ascii="楷体" w:hAnsi="楷体" w:eastAsia="楷体"/>
+          <w:b w:val="0"/>
+          <w:sz w:val="25"/>
+        </w:rPr>
+        <w:t>每天夜里，花瓣轻轻合拢，把她暖暖地包在中间。风一吹，满山的花轻轻摇晃，像在唱一支长长的摇篮曲。</w:t>
       </w:r>
     </w:p>
     <w:p>
@@ -10483,7 +11066,7 @@
           <w:color w:val="595959"/>
           <w:sz w:val="23"/>
         </w:rPr>
-        <w:t>宝贝，善良是不会被灰堆盖住的光。灰姑娘每天忙忙碌碌还是把日子过得亮亮的，所以好运来敲门的时候，第一个听见的，就是她。晚安，做个会发光的梦。</w:t>
+        <w:t>宝贝，小小的拇指姑娘一路遇到了癞蛤蟆、寒冬，可她心里一直善良又勇敢，帮助了燕子，最后连花儿都愿意做她的床。心里有光的小朋友，走到哪里都会被温柔接住。晚安，睡在你的花瓣小床上吧。</w:t>
       </w:r>
     </w:p>
     <w:p>
@@ -10497,7 +11080,7 @@
           <w:b/>
           <w:sz w:val="32"/>
         </w:rPr>
-        <w:t>41　老头子做事总不会错</w:t>
+        <w:t>43　睡美人</w:t>
       </w:r>
     </w:p>
     <w:p>
@@ -10512,217 +11095,202 @@
           <w:color w:val="595959"/>
           <w:sz w:val="20"/>
         </w:rPr>
-        <w:t>出处：安徒生童话（睡前改编版） ｜ 适读年龄：4~10 岁 ｜ 朗读时长：约 5 分钟</w:t>
-      </w:r>
-    </w:p>
-    <w:p>
-      <w:pPr>
-        <w:pageBreakBefore w:val="0"/>
-        <w:spacing w:line="312" w:lineRule="auto" w:before="0" w:after="0"/>
-        <w:ind w:firstLine="500"/>
-      </w:pPr>
-      <w:r>
-        <w:rPr>
-          <w:rFonts w:ascii="楷体" w:hAnsi="楷体" w:eastAsia="楷体"/>
-          <w:b w:val="0"/>
-          <w:sz w:val="25"/>
-        </w:rPr>
-        <w:t>乡下住着一对老夫妻：老头子和老太婆。家里穷，但两个人相亲相爱，老头子做什么，老太婆都笑眯眯地说："好呀，我的老头子做事总不会错。"</w:t>
-      </w:r>
-    </w:p>
-    <w:p>
-      <w:pPr>
-        <w:pageBreakBefore w:val="0"/>
-        <w:spacing w:line="312" w:lineRule="auto" w:before="0" w:after="0"/>
-        <w:ind w:firstLine="500"/>
-      </w:pPr>
-      <w:r>
-        <w:rPr>
-          <w:rFonts w:ascii="楷体" w:hAnsi="楷体" w:eastAsia="楷体"/>
-          <w:b w:val="0"/>
-          <w:sz w:val="25"/>
-        </w:rPr>
-        <w:t>这天，老头子牵着家里唯一一匹马，要去集市上，把马换成别的什么更有用的东西。</w:t>
-      </w:r>
-    </w:p>
-    <w:p>
-      <w:pPr>
-        <w:pageBreakBefore w:val="0"/>
-        <w:spacing w:line="312" w:lineRule="auto" w:before="0" w:after="0"/>
-        <w:ind w:firstLine="500"/>
-      </w:pPr>
-      <w:r>
-        <w:rPr>
-          <w:rFonts w:ascii="楷体" w:hAnsi="楷体" w:eastAsia="楷体"/>
-          <w:b w:val="0"/>
-          <w:sz w:val="25"/>
-        </w:rPr>
-        <w:t>半路上，他遇见一个人赶着一头奶牛。"奶牛好呀，"老头子想，"老伴就能天天有牛奶喝了。"于是，他用马换了牛。</w:t>
-      </w:r>
-    </w:p>
-    <w:p>
-      <w:pPr>
-        <w:pageBreakBefore w:val="0"/>
-        <w:spacing w:line="312" w:lineRule="auto" w:before="0" w:after="0"/>
-        <w:ind w:firstLine="500"/>
-      </w:pPr>
-      <w:r>
-        <w:rPr>
-          <w:rFonts w:ascii="楷体" w:hAnsi="楷体" w:eastAsia="楷体"/>
-          <w:b w:val="0"/>
-          <w:sz w:val="25"/>
-        </w:rPr>
-        <w:t>再往前走，他看见一个人牵着一只羊。"羊也好，"老头子想，"羊奶也好喝，羊毛还能织袜子。"于是，他用牛换了羊。</w:t>
-      </w:r>
-    </w:p>
-    <w:p>
-      <w:pPr>
-        <w:pageBreakBefore w:val="0"/>
-        <w:spacing w:line="312" w:lineRule="auto" w:before="0" w:after="0"/>
-        <w:ind w:firstLine="500"/>
-      </w:pPr>
-      <w:r>
-        <w:rPr>
-          <w:rFonts w:ascii="楷体" w:hAnsi="楷体" w:eastAsia="楷体"/>
-          <w:b w:val="0"/>
-          <w:sz w:val="25"/>
-        </w:rPr>
-        <w:t>走不多远，他又碰上一个抱鹅的人。"鹅也行呀，"老头子又想，"鹅蛋够老伴吃一个礼拜，还能孵小鹅。"于是，他又用羊换了鹅。</w:t>
-      </w:r>
-    </w:p>
-    <w:p>
-      <w:pPr>
-        <w:pageBreakBefore w:val="0"/>
-        <w:spacing w:line="312" w:lineRule="auto" w:before="0" w:after="0"/>
-        <w:ind w:firstLine="500"/>
-      </w:pPr>
-      <w:r>
-        <w:rPr>
-          <w:rFonts w:ascii="楷体" w:hAnsi="楷体" w:eastAsia="楷体"/>
-          <w:b w:val="0"/>
-          <w:sz w:val="25"/>
-        </w:rPr>
-        <w:t>集市门口，有人提着一篮子烂苹果。"哦哟，"老头子拍拍脑袋，"去年老伴那棵苹果树一个果子都没结，这篮苹果拿回去，她准高兴！"于是，鹅换成了烂苹果。</w:t>
-      </w:r>
-    </w:p>
-    <w:p>
-      <w:pPr>
-        <w:pageBreakBefore w:val="0"/>
-        <w:spacing w:line="312" w:lineRule="auto" w:before="0" w:after="0"/>
-        <w:ind w:firstLine="500"/>
-      </w:pPr>
-      <w:r>
-        <w:rPr>
-          <w:rFonts w:ascii="楷体" w:hAnsi="楷体" w:eastAsia="楷体"/>
-          <w:b w:val="0"/>
-          <w:sz w:val="25"/>
-        </w:rPr>
-        <w:t>两个路过的英国人听说了这桩"买卖"，笑得直不起腰，跟老头子打赌：你回家说了这事，你老伴非揪你耳朵不可！</w:t>
-      </w:r>
-    </w:p>
-    <w:p>
-      <w:pPr>
-        <w:pageBreakBefore w:val="0"/>
-        <w:spacing w:line="312" w:lineRule="auto" w:before="0" w:after="0"/>
-        <w:ind w:firstLine="500"/>
-      </w:pPr>
-      <w:r>
-        <w:rPr>
-          <w:rFonts w:ascii="楷体" w:hAnsi="楷体" w:eastAsia="楷体"/>
-          <w:b w:val="0"/>
-          <w:sz w:val="25"/>
-        </w:rPr>
-        <w:t>"不会的，"老头子说，"她会说：我的老头子做事总不会错。"</w:t>
-      </w:r>
-    </w:p>
-    <w:p>
-      <w:pPr>
-        <w:pageBreakBefore w:val="0"/>
-        <w:spacing w:line="312" w:lineRule="auto" w:before="0" w:after="0"/>
-        <w:ind w:firstLine="500"/>
-      </w:pPr>
-      <w:r>
-        <w:rPr>
-          <w:rFonts w:ascii="楷体" w:hAnsi="楷体" w:eastAsia="楷体"/>
-          <w:b w:val="0"/>
-          <w:sz w:val="25"/>
-        </w:rPr>
-        <w:t>"我们赌一袋金币！"</w:t>
-      </w:r>
-    </w:p>
-    <w:p>
-      <w:pPr>
-        <w:pageBreakBefore w:val="0"/>
-        <w:spacing w:line="312" w:lineRule="auto" w:before="0" w:after="0"/>
-        <w:ind w:firstLine="500"/>
-      </w:pPr>
-      <w:r>
-        <w:rPr>
-          <w:rFonts w:ascii="楷体" w:hAnsi="楷体" w:eastAsia="楷体"/>
-          <w:b w:val="0"/>
-          <w:sz w:val="25"/>
-        </w:rPr>
-        <w:t>三个人一起回到老头子家。老头子一件一件地讲：把马换成牛——老太婆拍手："牛可是好东西，有牛奶喝！"；把牛换成羊——"羊更好，还有羊毛袜子！"；把羊换成鹅——"鹅蛋鹅蛋！"；把鹅换成烂苹果——</w:t>
-      </w:r>
-    </w:p>
-    <w:p>
-      <w:pPr>
-        <w:pageBreakBefore w:val="0"/>
-        <w:spacing w:line="312" w:lineRule="auto" w:before="0" w:after="0"/>
-        <w:ind w:firstLine="500"/>
-      </w:pPr>
-      <w:r>
-        <w:rPr>
-          <w:rFonts w:ascii="楷体" w:hAnsi="楷体" w:eastAsia="楷体"/>
-          <w:b w:val="0"/>
-          <w:sz w:val="25"/>
-        </w:rPr>
-        <w:t>老太婆一拍手："烂苹果！正好！去年咱家苹果树一个果子都没结！我的老头子做事总不会错！"</w:t>
-      </w:r>
-    </w:p>
-    <w:p>
-      <w:pPr>
-        <w:pageBreakBefore w:val="0"/>
-        <w:spacing w:line="312" w:lineRule="auto" w:before="0" w:after="0"/>
-        <w:ind w:firstLine="500"/>
-      </w:pPr>
-      <w:r>
-        <w:rPr>
-          <w:rFonts w:ascii="楷体" w:hAnsi="楷体" w:eastAsia="楷体"/>
-          <w:b w:val="0"/>
-          <w:sz w:val="25"/>
-        </w:rPr>
-        <w:t>她还踮起脚，在老头子皱巴巴的脸上，亲了一大口。</w:t>
-      </w:r>
-    </w:p>
-    <w:p>
-      <w:pPr>
-        <w:pageBreakBefore w:val="0"/>
-        <w:spacing w:line="312" w:lineRule="auto" w:before="0" w:after="0"/>
-        <w:ind w:firstLine="500"/>
-      </w:pPr>
-      <w:r>
-        <w:rPr>
-          <w:rFonts w:ascii="楷体" w:hAnsi="楷体" w:eastAsia="楷体"/>
-          <w:b w:val="0"/>
-          <w:sz w:val="25"/>
-        </w:rPr>
-        <w:t>"愿上帝保佑！"两个英国人愣了半天，心服口服地掏出一袋金币，"这钱我们输得高兴——被这样的人爱着，比赢得金币还难呢！"</w:t>
-      </w:r>
-    </w:p>
-    <w:p>
-      <w:pPr>
-        <w:pageBreakBefore w:val="0"/>
-        <w:spacing w:line="312" w:lineRule="auto" w:before="0" w:after="0"/>
-        <w:ind w:firstLine="500"/>
-      </w:pPr>
-      <w:r>
-        <w:rPr>
-          <w:rFonts w:ascii="楷体" w:hAnsi="楷体" w:eastAsia="楷体"/>
-          <w:b w:val="0"/>
-          <w:sz w:val="25"/>
-        </w:rPr>
-        <w:t>那袋金币，老两口用来修好了漏雨的屋顶，买了一把新茶壶。傍晚，他们就坐在院子里喝茶，看夕阳把天边染成蜂蜜色。老太婆靠在老头子的肩膀上说："老头子呀，你做事，总不会错。"</w:t>
+        <w:t>出处：格林童话（睡前改编版） ｜ 适读年龄：4~10 岁 ｜ 朗读时长：约 5 分钟</w:t>
+      </w:r>
+    </w:p>
+    <w:p>
+      <w:pPr>
+        <w:pageBreakBefore w:val="0"/>
+        <w:spacing w:line="312" w:lineRule="auto" w:before="0" w:after="0"/>
+        <w:ind w:firstLine="500"/>
+      </w:pPr>
+      <w:r>
+        <w:rPr>
+          <w:rFonts w:ascii="楷体" w:hAnsi="楷体" w:eastAsia="楷体"/>
+          <w:b w:val="0"/>
+          <w:sz w:val="25"/>
+        </w:rPr>
+        <w:t>很久以前，国王和王后盼望多年，终于有了一位小公主。他们高兴极了，办了一场盛大的宴会，请来了王国的所有人——还有居住在森林里的几位善良的仙女。</w:t>
+      </w:r>
+    </w:p>
+    <w:p>
+      <w:pPr>
+        <w:pageBreakBefore w:val="0"/>
+        <w:spacing w:line="312" w:lineRule="auto" w:before="0" w:after="0"/>
+        <w:ind w:firstLine="500"/>
+      </w:pPr>
+      <w:r>
+        <w:rPr>
+          <w:rFonts w:ascii="楷体" w:hAnsi="楷体" w:eastAsia="楷体"/>
+          <w:b w:val="0"/>
+          <w:sz w:val="25"/>
+        </w:rPr>
+        <w:t>宴会上，仙女们一个接一个地送给小公主礼物：有的送"美德"，有的送"美貌"，有的送"智慧"……</w:t>
+      </w:r>
+    </w:p>
+    <w:p>
+      <w:pPr>
+        <w:pageBreakBefore w:val="0"/>
+        <w:spacing w:line="312" w:lineRule="auto" w:before="0" w:after="0"/>
+        <w:ind w:firstLine="500"/>
+      </w:pPr>
+      <w:r>
+        <w:rPr>
+          <w:rFonts w:ascii="楷体" w:hAnsi="楷体" w:eastAsia="楷体"/>
+          <w:b w:val="0"/>
+          <w:sz w:val="25"/>
+        </w:rPr>
+        <w:t>可是，王国里还有一位被遗忘的坏脾气女巫。她没接到邀请，气冲冲地闯了进来，指着摇篮念了个恶毒的咒语："公主十五岁那年，会被纺锤刺破手指，倒下就再也醒不来！"</w:t>
+      </w:r>
+    </w:p>
+    <w:p>
+      <w:pPr>
+        <w:pageBreakBefore w:val="0"/>
+        <w:spacing w:line="312" w:lineRule="auto" w:before="0" w:after="0"/>
+        <w:ind w:firstLine="500"/>
+      </w:pPr>
+      <w:r>
+        <w:rPr>
+          <w:rFonts w:ascii="楷体" w:hAnsi="楷体" w:eastAsia="楷体"/>
+          <w:b w:val="0"/>
+          <w:sz w:val="25"/>
+        </w:rPr>
+        <w:t>说完，她一甩袖子走了。</w:t>
+      </w:r>
+    </w:p>
+    <w:p>
+      <w:pPr>
+        <w:pageBreakBefore w:val="0"/>
+        <w:spacing w:line="312" w:lineRule="auto" w:before="0" w:after="0"/>
+        <w:ind w:firstLine="500"/>
+      </w:pPr>
+      <w:r>
+        <w:rPr>
+          <w:rFonts w:ascii="楷体" w:hAnsi="楷体" w:eastAsia="楷体"/>
+          <w:b w:val="0"/>
+          <w:sz w:val="25"/>
+        </w:rPr>
+        <w:t>还好，最年轻的那位仙女还有礼物没送。她的魔法不足以解除咒语，就轻声说："我改不了咒语，但能改一改它——公主不会死去，只是沉沉睡去，直到有一天，被人真心唤醒。"</w:t>
+      </w:r>
+    </w:p>
+    <w:p>
+      <w:pPr>
+        <w:pageBreakBefore w:val="0"/>
+        <w:spacing w:line="312" w:lineRule="auto" w:before="0" w:after="0"/>
+        <w:ind w:firstLine="500"/>
+      </w:pPr>
+      <w:r>
+        <w:rPr>
+          <w:rFonts w:ascii="楷体" w:hAnsi="楷体" w:eastAsia="楷体"/>
+          <w:b w:val="0"/>
+          <w:sz w:val="25"/>
+        </w:rPr>
+        <w:t>国王下令：把全国的纺锤都收起来烧掉。</w:t>
+      </w:r>
+    </w:p>
+    <w:p>
+      <w:pPr>
+        <w:pageBreakBefore w:val="0"/>
+        <w:spacing w:line="312" w:lineRule="auto" w:before="0" w:after="0"/>
+        <w:ind w:firstLine="500"/>
+      </w:pPr>
+      <w:r>
+        <w:rPr>
+          <w:rFonts w:ascii="楷体" w:hAnsi="楷体" w:eastAsia="楷体"/>
+          <w:b w:val="0"/>
+          <w:sz w:val="25"/>
+        </w:rPr>
+        <w:t>可是，咒语还是来了。公主十五岁那年的一天，她在城堡里玩，走进一座古老的塔楼，看见一位老婆婆在纺线。公主好奇地伸手一碰——手指被刺了一下！她只觉得困极了，倒在旁边的床上，沉沉地睡着了。</w:t>
+      </w:r>
+    </w:p>
+    <w:p>
+      <w:pPr>
+        <w:pageBreakBefore w:val="0"/>
+        <w:spacing w:line="312" w:lineRule="auto" w:before="0" w:after="0"/>
+        <w:ind w:firstLine="500"/>
+      </w:pPr>
+      <w:r>
+        <w:rPr>
+          <w:rFonts w:ascii="楷体" w:hAnsi="楷体" w:eastAsia="楷体"/>
+          <w:b w:val="0"/>
+          <w:sz w:val="25"/>
+        </w:rPr>
+        <w:t>奇妙的是，整个城堡也跟着睡了：国王和王后睡着了，厨师睡着了，连灶上的火、打盹的猫、扑扇翅膀的公鸡，全都睡着了。城堡四周，长出了又高又密的玫瑰花篱笆，把城堡温柔地包在里面，连一片叶子都落不进来。</w:t>
+      </w:r>
+    </w:p>
+    <w:p>
+      <w:pPr>
+        <w:pageBreakBefore w:val="0"/>
+        <w:spacing w:line="312" w:lineRule="auto" w:before="0" w:after="0"/>
+        <w:ind w:firstLine="500"/>
+      </w:pPr>
+      <w:r>
+        <w:rPr>
+          <w:rFonts w:ascii="楷体" w:hAnsi="楷体" w:eastAsia="楷体"/>
+          <w:b w:val="0"/>
+          <w:sz w:val="25"/>
+        </w:rPr>
+        <w:t>人们把这座城堡叫作"睡美人的城堡"。玫瑰花开了又谢，谢了又开，一年又一年。</w:t>
+      </w:r>
+    </w:p>
+    <w:p>
+      <w:pPr>
+        <w:pageBreakBefore w:val="0"/>
+        <w:spacing w:line="312" w:lineRule="auto" w:before="0" w:after="0"/>
+        <w:ind w:firstLine="500"/>
+      </w:pPr>
+      <w:r>
+        <w:rPr>
+          <w:rFonts w:ascii="楷体" w:hAnsi="楷体" w:eastAsia="楷体"/>
+          <w:b w:val="0"/>
+          <w:sz w:val="25"/>
+        </w:rPr>
+        <w:t>一百年后，一位王子听说了这个故事，来到城堡前。说来也奇，他一走近，那些玫瑰刺就轻轻分开，像在迎接他。王子走进城堡，在塔楼的小床上，找到了睡得安安静静的公主。一百年的时光，没有在她脸上留下任何痕迹，她的睫毛像两把小扇子，安静地垂着。</w:t>
+      </w:r>
+    </w:p>
+    <w:p>
+      <w:pPr>
+        <w:pageBreakBefore w:val="0"/>
+        <w:spacing w:line="312" w:lineRule="auto" w:before="0" w:after="0"/>
+        <w:ind w:firstLine="500"/>
+      </w:pPr>
+      <w:r>
+        <w:rPr>
+          <w:rFonts w:ascii="楷体" w:hAnsi="楷体" w:eastAsia="楷体"/>
+          <w:b w:val="0"/>
+          <w:sz w:val="25"/>
+        </w:rPr>
+        <w:t>王子轻轻地在她的额头上，印下一个吻。</w:t>
+      </w:r>
+    </w:p>
+    <w:p>
+      <w:pPr>
+        <w:pageBreakBefore w:val="0"/>
+        <w:spacing w:line="312" w:lineRule="auto" w:before="0" w:after="0"/>
+        <w:ind w:firstLine="500"/>
+      </w:pPr>
+      <w:r>
+        <w:rPr>
+          <w:rFonts w:ascii="楷体" w:hAnsi="楷体" w:eastAsia="楷体"/>
+          <w:b w:val="0"/>
+          <w:sz w:val="25"/>
+        </w:rPr>
+        <w:t>公主醒了！她睁开眼睛，看到王子，笑了。紧接着，整座城堡都醒了：国王醒了，王后醒了，厨师一骨碌爬起来揉面，猫"喵"了一声继续打盹，公鸡清了清嗓子打鸣——好像时间只停了一小会儿。</w:t>
+      </w:r>
+    </w:p>
+    <w:p>
+      <w:pPr>
+        <w:pageBreakBefore w:val="0"/>
+        <w:spacing w:line="312" w:lineRule="auto" w:before="0" w:after="0"/>
+        <w:ind w:firstLine="500"/>
+      </w:pPr>
+      <w:r>
+        <w:rPr>
+          <w:rFonts w:ascii="楷体" w:hAnsi="楷体" w:eastAsia="楷体"/>
+          <w:b w:val="0"/>
+          <w:sz w:val="25"/>
+        </w:rPr>
+        <w:t>后来，王子和公主举办了热闹的婚礼。而最好玩的是，公主从此变成了王国里睡得最香的人——因为她知道，无论睡多久，都会有人来温柔地唤醒她。</w:t>
       </w:r>
     </w:p>
     <w:p>
@@ -10752,7 +11320,7 @@
           <w:color w:val="595959"/>
           <w:sz w:val="23"/>
         </w:rPr>
-        <w:t>宝贝，老头子一路"吃亏"，老太婆却一路看见他的心意。一家人之间，重要的不是每次都做对，而是彼此相信、彼此疼惜。就像我们一家，怎么都不会错。晚安，做个蜂蜜色的梦。</w:t>
+        <w:t>宝贝，城堡睡了一百年，玫瑰一直温柔地守着它；公主睡得那么香，是因为她知道醒来时身边都是爱。今晚你也安心睡吧，明天清晨的阳光，就是来轻轻吻醒你的王子。晚安，睡美人。</w:t>
       </w:r>
     </w:p>
     <w:p>
@@ -10766,7 +11334,7 @@
           <w:b/>
           <w:sz w:val="32"/>
         </w:rPr>
-        <w:t>42　穿靴子的猫</w:t>
+        <w:t>44　灰姑娘</w:t>
       </w:r>
     </w:p>
     <w:p>
@@ -10781,322 +11349,232 @@
           <w:color w:val="595959"/>
           <w:sz w:val="20"/>
         </w:rPr>
-        <w:t>出处：夏尔·佩罗童话（睡前改编版） ｜ 适读年龄：4~10 岁 ｜ 朗读时长：约 5 分钟</w:t>
-      </w:r>
-    </w:p>
-    <w:p>
-      <w:pPr>
-        <w:pageBreakBefore w:val="0"/>
-        <w:spacing w:line="312" w:lineRule="auto" w:before="0" w:after="0"/>
-        <w:ind w:firstLine="500"/>
-      </w:pPr>
-      <w:r>
-        <w:rPr>
-          <w:rFonts w:ascii="楷体" w:hAnsi="楷体" w:eastAsia="楷体"/>
-          <w:b w:val="0"/>
-          <w:sz w:val="25"/>
-        </w:rPr>
-        <w:t>磨坊主去世后，三个儿子分家产：大儿子得了磨坊，二儿子得了毛驴，小儿子只分到一只猫。</w:t>
-      </w:r>
-    </w:p>
-    <w:p>
-      <w:pPr>
-        <w:pageBreakBefore w:val="0"/>
-        <w:spacing w:line="312" w:lineRule="auto" w:before="0" w:after="0"/>
-        <w:ind w:firstLine="500"/>
-      </w:pPr>
-      <w:r>
-        <w:rPr>
-          <w:rFonts w:ascii="楷体" w:hAnsi="楷体" w:eastAsia="楷体"/>
-          <w:b w:val="0"/>
-          <w:sz w:val="25"/>
-        </w:rPr>
-        <w:t>小儿子发愁了："一只猫？我拿它连一顿饭都换不来。"</w:t>
-      </w:r>
-    </w:p>
-    <w:p>
-      <w:pPr>
-        <w:pageBreakBefore w:val="0"/>
-        <w:spacing w:line="312" w:lineRule="auto" w:before="0" w:after="0"/>
-        <w:ind w:firstLine="500"/>
-      </w:pPr>
-      <w:r>
-        <w:rPr>
-          <w:rFonts w:ascii="楷体" w:hAnsi="楷体" w:eastAsia="楷体"/>
-          <w:b w:val="0"/>
-          <w:sz w:val="25"/>
-        </w:rPr>
-        <w:t>"别急，"猫忽然开口说话了，"给我做一双靴子、备一个布口袋，你会发现，主人并没有分到最差的遗产。"</w:t>
-      </w:r>
-    </w:p>
-    <w:p>
-      <w:pPr>
-        <w:pageBreakBefore w:val="0"/>
-        <w:spacing w:line="312" w:lineRule="auto" w:before="0" w:after="0"/>
-        <w:ind w:firstLine="500"/>
-      </w:pPr>
-      <w:r>
-        <w:rPr>
-          <w:rFonts w:ascii="楷体" w:hAnsi="楷体" w:eastAsia="楷体"/>
-          <w:b w:val="0"/>
-          <w:sz w:val="25"/>
-        </w:rPr>
-        <w:t>小儿子半信半疑，还是给猫做了一双神气的长筒靴。</w:t>
-      </w:r>
-    </w:p>
-    <w:p>
-      <w:pPr>
-        <w:pageBreakBefore w:val="0"/>
-        <w:spacing w:line="312" w:lineRule="auto" w:before="0" w:after="0"/>
-        <w:ind w:firstLine="500"/>
-      </w:pPr>
-      <w:r>
-        <w:rPr>
-          <w:rFonts w:ascii="楷体" w:hAnsi="楷体" w:eastAsia="楷体"/>
-          <w:b w:val="0"/>
-          <w:sz w:val="25"/>
-        </w:rPr>
-        <w:t>猫穿上靴子，威风极了。它在口袋里装上麸皮，跑到树林里一躺，等兔子来吃麸皮，猛地一扑——捉住了！它拎着兔子跑去王宫，对国王深深鞠躬：</w:t>
-      </w:r>
-    </w:p>
-    <w:p>
-      <w:pPr>
-        <w:pageBreakBefore w:val="0"/>
-        <w:spacing w:line="312" w:lineRule="auto" w:before="0" w:after="0"/>
-        <w:ind w:firstLine="500"/>
-      </w:pPr>
-      <w:r>
-        <w:rPr>
-          <w:rFonts w:ascii="楷体" w:hAnsi="楷体" w:eastAsia="楷体"/>
-          <w:b w:val="0"/>
-          <w:sz w:val="25"/>
-        </w:rPr>
-        <w:t>"陛下，这是我家主人卡拉巴斯侯爵进献的野味。"</w:t>
-      </w:r>
-    </w:p>
-    <w:p>
-      <w:pPr>
-        <w:pageBreakBefore w:val="0"/>
-        <w:spacing w:line="312" w:lineRule="auto" w:before="0" w:after="0"/>
-        <w:ind w:firstLine="500"/>
-      </w:pPr>
-      <w:r>
-        <w:rPr>
-          <w:rFonts w:ascii="楷体" w:hAnsi="楷体" w:eastAsia="楷体"/>
-          <w:b w:val="0"/>
-          <w:sz w:val="25"/>
-        </w:rPr>
-        <w:t>"这位侯爵真有品位。"国王很高兴。</w:t>
-      </w:r>
-    </w:p>
-    <w:p>
-      <w:pPr>
-        <w:pageBreakBefore w:val="0"/>
-        <w:spacing w:line="312" w:lineRule="auto" w:before="0" w:after="0"/>
-        <w:ind w:firstLine="500"/>
-      </w:pPr>
-      <w:r>
-        <w:rPr>
-          <w:rFonts w:ascii="楷体" w:hAnsi="楷体" w:eastAsia="楷体"/>
-          <w:b w:val="0"/>
-          <w:sz w:val="25"/>
-        </w:rPr>
-        <w:t>就这样，猫接连两三个月，隔三差五地献上野鸡、鹧鸪，每次都说是"卡拉巴斯侯爵"的心意。</w:t>
-      </w:r>
-    </w:p>
-    <w:p>
-      <w:pPr>
-        <w:pageBreakBefore w:val="0"/>
-        <w:spacing w:line="312" w:lineRule="auto" w:before="0" w:after="0"/>
-        <w:ind w:firstLine="500"/>
-      </w:pPr>
-      <w:r>
-        <w:rPr>
-          <w:rFonts w:ascii="楷体" w:hAnsi="楷体" w:eastAsia="楷体"/>
-          <w:b w:val="0"/>
-          <w:sz w:val="25"/>
-        </w:rPr>
-        <w:t>一天，猫打听到国王要带公主沿河出游，立刻对主人说："主人，今天听我的，你先下河洗澡，其余的交给我。"</w:t>
-      </w:r>
-    </w:p>
-    <w:p>
-      <w:pPr>
-        <w:pageBreakBefore w:val="0"/>
-        <w:spacing w:line="312" w:lineRule="auto" w:before="0" w:after="0"/>
-        <w:ind w:firstLine="500"/>
-      </w:pPr>
-      <w:r>
-        <w:rPr>
-          <w:rFonts w:ascii="楷体" w:hAnsi="楷体" w:eastAsia="楷体"/>
-          <w:b w:val="0"/>
-          <w:sz w:val="25"/>
-        </w:rPr>
-        <w:t>主人刚下水，猫就大喊起来："救命呀！侯爵老爷要淹死啦！"</w:t>
-      </w:r>
-    </w:p>
-    <w:p>
-      <w:pPr>
-        <w:pageBreakBefore w:val="0"/>
-        <w:spacing w:line="312" w:lineRule="auto" w:before="0" w:after="0"/>
-        <w:ind w:firstLine="500"/>
-      </w:pPr>
-      <w:r>
-        <w:rPr>
-          <w:rFonts w:ascii="楷体" w:hAnsi="楷体" w:eastAsia="楷体"/>
-          <w:b w:val="0"/>
-          <w:sz w:val="25"/>
-        </w:rPr>
-        <w:t>国王听见呼救，认出了这只常来送礼的猫，马上让卫兵去救人。猫趁机喊："我的主人洗澡时，衣服被小偷偷走了！"</w:t>
-      </w:r>
-    </w:p>
-    <w:p>
-      <w:pPr>
-        <w:pageBreakBefore w:val="0"/>
-        <w:spacing w:line="312" w:lineRule="auto" w:before="0" w:after="0"/>
-        <w:ind w:firstLine="500"/>
-      </w:pPr>
-      <w:r>
-        <w:rPr>
-          <w:rFonts w:ascii="楷体" w:hAnsi="楷体" w:eastAsia="楷体"/>
-          <w:b w:val="0"/>
-          <w:sz w:val="25"/>
-        </w:rPr>
-        <w:t>国王立刻命人取来一套华贵的衣服。小儿子穿上正合身——他本来就眉清目秀，公主一见，心里就有了他。小儿子陪公主说话散步，谈笑风生，国王越看越满意，邀他一同乘车游河。</w:t>
-      </w:r>
-    </w:p>
-    <w:p>
-      <w:pPr>
-        <w:pageBreakBefore w:val="0"/>
-        <w:spacing w:line="312" w:lineRule="auto" w:before="0" w:after="0"/>
-        <w:ind w:firstLine="500"/>
-      </w:pPr>
-      <w:r>
-        <w:rPr>
-          <w:rFonts w:ascii="楷体" w:hAnsi="楷体" w:eastAsia="楷体"/>
-          <w:b w:val="0"/>
-          <w:sz w:val="25"/>
-        </w:rPr>
-        <w:t>猫欢天喜地地在车前小跑，跑到一片麦田前，对割麦的农夫们喊："国王路过时，就说这片麦田是卡拉巴斯侯爵的，不然你们有麻烦！"农夫们吓坏了，照办了。麦田、草地、果园……猫一路"打招呼"，一路都成了"侯爵的"。</w:t>
-      </w:r>
-    </w:p>
-    <w:p>
-      <w:pPr>
-        <w:pageBreakBefore w:val="0"/>
-        <w:spacing w:line="312" w:lineRule="auto" w:before="0" w:after="0"/>
-        <w:ind w:firstLine="500"/>
-      </w:pPr>
-      <w:r>
-        <w:rPr>
-          <w:rFonts w:ascii="楷体" w:hAnsi="楷体" w:eastAsia="楷体"/>
-          <w:b w:val="0"/>
-          <w:sz w:val="25"/>
-        </w:rPr>
-        <w:t>最后，猫来到一座气派的城堡——它属于一个会变身的巨人。猫先进门，恭恭敬敬地说：</w:t>
-      </w:r>
-    </w:p>
-    <w:p>
-      <w:pPr>
-        <w:pageBreakBefore w:val="0"/>
-        <w:spacing w:line="312" w:lineRule="auto" w:before="0" w:after="0"/>
-        <w:ind w:firstLine="500"/>
-      </w:pPr>
-      <w:r>
-        <w:rPr>
-          <w:rFonts w:ascii="楷体" w:hAnsi="楷体" w:eastAsia="楷体"/>
-          <w:b w:val="0"/>
-          <w:sz w:val="25"/>
-        </w:rPr>
-        <w:t>"巨人先生，听说您本领通天，能变成狮子，是真的吗？"</w:t>
-      </w:r>
-    </w:p>
-    <w:p>
-      <w:pPr>
-        <w:pageBreakBefore w:val="0"/>
-        <w:spacing w:line="312" w:lineRule="auto" w:before="0" w:after="0"/>
-        <w:ind w:firstLine="500"/>
-      </w:pPr>
-      <w:r>
-        <w:rPr>
-          <w:rFonts w:ascii="楷体" w:hAnsi="楷体" w:eastAsia="楷体"/>
-          <w:b w:val="0"/>
-          <w:sz w:val="25"/>
-        </w:rPr>
-        <w:t>"当然！"巨人摇身一变，成了一头雄狮。猫吓得蹿上了屋顶——好险！</w:t>
-      </w:r>
-    </w:p>
-    <w:p>
-      <w:pPr>
-        <w:pageBreakBefore w:val="0"/>
-        <w:spacing w:line="312" w:lineRule="auto" w:before="0" w:after="0"/>
-        <w:ind w:firstLine="500"/>
-      </w:pPr>
-      <w:r>
-        <w:rPr>
-          <w:rFonts w:ascii="楷体" w:hAnsi="楷体" w:eastAsia="楷体"/>
-          <w:b w:val="0"/>
-          <w:sz w:val="25"/>
-        </w:rPr>
-        <w:t>"厉害！可是……您还能变成小老鼠吗？这么大的变身，怕是没人能做到。"</w:t>
-      </w:r>
-    </w:p>
-    <w:p>
-      <w:pPr>
-        <w:pageBreakBefore w:val="0"/>
-        <w:spacing w:line="312" w:lineRule="auto" w:before="0" w:after="0"/>
-        <w:ind w:firstLine="500"/>
-      </w:pPr>
-      <w:r>
-        <w:rPr>
-          <w:rFonts w:ascii="楷体" w:hAnsi="楷体" w:eastAsia="楷体"/>
-          <w:b w:val="0"/>
-          <w:sz w:val="25"/>
-        </w:rPr>
-        <w:t>"小老鼠？小菜一碟！"巨人"嗖"地变成了只小老鼠，在地上窜来窜去。猫一个猛扑——把它吞进了肚子！</w:t>
-      </w:r>
-    </w:p>
-    <w:p>
-      <w:pPr>
-        <w:pageBreakBefore w:val="0"/>
-        <w:spacing w:line="312" w:lineRule="auto" w:before="0" w:after="0"/>
-        <w:ind w:firstLine="500"/>
-      </w:pPr>
-      <w:r>
-        <w:rPr>
-          <w:rFonts w:ascii="楷体" w:hAnsi="楷体" w:eastAsia="楷体"/>
-          <w:b w:val="0"/>
-          <w:sz w:val="25"/>
-        </w:rPr>
-        <w:t>这时国王的马车正好停在城堡前。猫跑出来迎接："欢迎光临卡拉巴斯侯爵的城堡！"</w:t>
-      </w:r>
-    </w:p>
-    <w:p>
-      <w:pPr>
-        <w:pageBreakBefore w:val="0"/>
-        <w:spacing w:line="312" w:lineRule="auto" w:before="0" w:after="0"/>
-        <w:ind w:firstLine="500"/>
-      </w:pPr>
-      <w:r>
-        <w:rPr>
-          <w:rFonts w:ascii="楷体" w:hAnsi="楷体" w:eastAsia="楷体"/>
-          <w:b w:val="0"/>
-          <w:sz w:val="25"/>
-        </w:rPr>
-        <w:t>国王走进城堡，惊得张大了嘴："我的天，这么气派的城堡也是侯爵的？侯爵，把女儿嫁给您，我是再乐意不过啦！"</w:t>
-      </w:r>
-    </w:p>
-    <w:p>
-      <w:pPr>
-        <w:pageBreakBefore w:val="0"/>
-        <w:spacing w:line="312" w:lineRule="auto" w:before="0" w:after="0"/>
-        <w:ind w:firstLine="500"/>
-      </w:pPr>
-      <w:r>
-        <w:rPr>
-          <w:rFonts w:ascii="楷体" w:hAnsi="楷体" w:eastAsia="楷体"/>
-          <w:b w:val="0"/>
-          <w:sz w:val="25"/>
-        </w:rPr>
-        <w:t>公主早就喜欢上了这个谈吐不凡的年轻人，欢喜地答应了。婚礼那天，穿靴子的猫成了大功臣，从此什么也不用干，只管威风凛凛地在城堡里踱步——不过听说，它见到老鼠，还是会忍不住多看两眼。</w:t>
+        <w:t>出处：格林童话（睡前改编版） ｜ 适读年龄：4~10 岁 ｜ 朗读时长：约 5 分钟</w:t>
+      </w:r>
+    </w:p>
+    <w:p>
+      <w:pPr>
+        <w:pageBreakBefore w:val="0"/>
+        <w:spacing w:line="312" w:lineRule="auto" w:before="0" w:after="0"/>
+        <w:ind w:firstLine="500"/>
+      </w:pPr>
+      <w:r>
+        <w:rPr>
+          <w:rFonts w:ascii="楷体" w:hAnsi="楷体" w:eastAsia="楷体"/>
+          <w:b w:val="0"/>
+          <w:sz w:val="25"/>
+        </w:rPr>
+        <w:t>有一个姑娘，妈妈很早就去世了，爸爸又去了远方。她跟着继母和两位姐姐生活，每天从早忙到晚：挑水、生火、擦地、洗衣裳。忙完了，她就蜷在厨房的灰堆旁边歇一歇，身上总沾着灰，大家就笑她，叫她"灰姑娘"。</w:t>
+      </w:r>
+    </w:p>
+    <w:p>
+      <w:pPr>
+        <w:pageBreakBefore w:val="0"/>
+        <w:spacing w:line="312" w:lineRule="auto" w:before="0" w:after="0"/>
+        <w:ind w:firstLine="500"/>
+      </w:pPr>
+      <w:r>
+        <w:rPr>
+          <w:rFonts w:ascii="楷体" w:hAnsi="楷体" w:eastAsia="楷体"/>
+          <w:b w:val="0"/>
+          <w:sz w:val="25"/>
+        </w:rPr>
+        <w:t>可是灰姑娘心地善良。她喂鸽子，鸽子飞在她肩膀上；她喂小猫，小猫蹭她的裙角；连后院的老榛树，都愿意听她说话。</w:t>
+      </w:r>
+    </w:p>
+    <w:p>
+      <w:pPr>
+        <w:pageBreakBefore w:val="0"/>
+        <w:spacing w:line="312" w:lineRule="auto" w:before="0" w:after="0"/>
+        <w:ind w:firstLine="500"/>
+      </w:pPr>
+      <w:r>
+        <w:rPr>
+          <w:rFonts w:ascii="楷体" w:hAnsi="楷体" w:eastAsia="楷体"/>
+          <w:b w:val="0"/>
+          <w:sz w:val="25"/>
+        </w:rPr>
+        <w:t>有一天，王宫里传出消息：国王要为王子举办舞会，邀请全国的姑娘都去。</w:t>
+      </w:r>
+    </w:p>
+    <w:p>
+      <w:pPr>
+        <w:pageBreakBefore w:val="0"/>
+        <w:spacing w:line="312" w:lineRule="auto" w:before="0" w:after="0"/>
+        <w:ind w:firstLine="500"/>
+      </w:pPr>
+      <w:r>
+        <w:rPr>
+          <w:rFonts w:ascii="楷体" w:hAnsi="楷体" w:eastAsia="楷体"/>
+          <w:b w:val="0"/>
+          <w:sz w:val="25"/>
+        </w:rPr>
+        <w:t>继母带着两位姐姐打扮得漂漂亮亮地走了，只留下灰姑娘看家。她坐在榛树下，忍不住哭了："我也好想去呀，哪怕就看一眼……"</w:t>
+      </w:r>
+    </w:p>
+    <w:p>
+      <w:pPr>
+        <w:pageBreakBefore w:val="0"/>
+        <w:spacing w:line="312" w:lineRule="auto" w:before="0" w:after="0"/>
+        <w:ind w:firstLine="500"/>
+      </w:pPr>
+      <w:r>
+        <w:rPr>
+          <w:rFonts w:ascii="楷体" w:hAnsi="楷体" w:eastAsia="楷体"/>
+          <w:b w:val="0"/>
+          <w:sz w:val="25"/>
+        </w:rPr>
+        <w:t>"想去看舞会吗？"</w:t>
+      </w:r>
+    </w:p>
+    <w:p>
+      <w:pPr>
+        <w:pageBreakBefore w:val="0"/>
+        <w:spacing w:line="312" w:lineRule="auto" w:before="0" w:after="0"/>
+        <w:ind w:firstLine="500"/>
+      </w:pPr>
+      <w:r>
+        <w:rPr>
+          <w:rFonts w:ascii="楷体" w:hAnsi="楷体" w:eastAsia="楷体"/>
+          <w:b w:val="0"/>
+          <w:sz w:val="25"/>
+        </w:rPr>
+        <w:t>灰姑娘抬头——一位仙女教母不知什么时候站在了面前，还眨了眨眼睛。</w:t>
+      </w:r>
+    </w:p>
+    <w:p>
+      <w:pPr>
+        <w:pageBreakBefore w:val="0"/>
+        <w:spacing w:line="312" w:lineRule="auto" w:before="0" w:after="0"/>
+        <w:ind w:firstLine="500"/>
+      </w:pPr>
+      <w:r>
+        <w:rPr>
+          <w:rFonts w:ascii="楷体" w:hAnsi="楷体" w:eastAsia="楷体"/>
+          <w:b w:val="0"/>
+          <w:sz w:val="25"/>
+        </w:rPr>
+        <w:t>只见仙女教母挥了挥仙杖：院子里的大南瓜，"咕噜噜"变成了金光闪闪的马车；六只小老鼠，变成了六匹雪白的骏马；灰姑娘的旧围裙，"唰"地变成了缀满星光的纱裙；脚上呢，是一双亮晶晶的水晶鞋！</w:t>
+      </w:r>
+    </w:p>
+    <w:p>
+      <w:pPr>
+        <w:pageBreakBefore w:val="0"/>
+        <w:spacing w:line="312" w:lineRule="auto" w:before="0" w:after="0"/>
+        <w:ind w:firstLine="500"/>
+      </w:pPr>
+      <w:r>
+        <w:rPr>
+          <w:rFonts w:ascii="楷体" w:hAnsi="楷体" w:eastAsia="楷体"/>
+          <w:b w:val="0"/>
+          <w:sz w:val="25"/>
+        </w:rPr>
+        <w:t>"记住，"仙女教母说，"魔法在午夜十二点会消失，钟声一响，一切都要变回原样哦。"</w:t>
+      </w:r>
+    </w:p>
+    <w:p>
+      <w:pPr>
+        <w:pageBreakBefore w:val="0"/>
+        <w:spacing w:line="312" w:lineRule="auto" w:before="0" w:after="0"/>
+        <w:ind w:firstLine="500"/>
+      </w:pPr>
+      <w:r>
+        <w:rPr>
+          <w:rFonts w:ascii="楷体" w:hAnsi="楷体" w:eastAsia="楷体"/>
+          <w:b w:val="0"/>
+          <w:sz w:val="25"/>
+        </w:rPr>
+        <w:t>舞会上，王子一眼就看见了这位美丽的姑娘，邀请她跳舞。两个人跳了一支又一支，谁都插不进来。灰姑娘笑得那么甜，连她的善良和聪明，王子都看在眼里。</w:t>
+      </w:r>
+    </w:p>
+    <w:p>
+      <w:pPr>
+        <w:pageBreakBefore w:val="0"/>
+        <w:spacing w:line="312" w:lineRule="auto" w:before="0" w:after="0"/>
+        <w:ind w:firstLine="500"/>
+      </w:pPr>
+      <w:r>
+        <w:rPr>
+          <w:rFonts w:ascii="楷体" w:hAnsi="楷体" w:eastAsia="楷体"/>
+          <w:b w:val="0"/>
+          <w:sz w:val="25"/>
+        </w:rPr>
+        <w:t>就在这时——"当！当！当！"午夜的钟声敲响了！</w:t>
+      </w:r>
+    </w:p>
+    <w:p>
+      <w:pPr>
+        <w:pageBreakBefore w:val="0"/>
+        <w:spacing w:line="312" w:lineRule="auto" w:before="0" w:after="0"/>
+        <w:ind w:firstLine="500"/>
+      </w:pPr>
+      <w:r>
+        <w:rPr>
+          <w:rFonts w:ascii="楷体" w:hAnsi="楷体" w:eastAsia="楷体"/>
+          <w:b w:val="0"/>
+          <w:sz w:val="25"/>
+        </w:rPr>
+        <w:t>灰姑娘拔腿就跑，下楼梯的时候，跑丢了一只水晶鞋。钟声敲完十二下，马车变回了南瓜，骏马变回了小老鼠，只有那一只水晶鞋，孤零零地躺在王宫的台阶上。</w:t>
+      </w:r>
+    </w:p>
+    <w:p>
+      <w:pPr>
+        <w:pageBreakBefore w:val="0"/>
+        <w:spacing w:line="312" w:lineRule="auto" w:before="0" w:after="0"/>
+        <w:ind w:firstLine="500"/>
+      </w:pPr>
+      <w:r>
+        <w:rPr>
+          <w:rFonts w:ascii="楷体" w:hAnsi="楷体" w:eastAsia="楷体"/>
+          <w:b w:val="0"/>
+          <w:sz w:val="25"/>
+        </w:rPr>
+        <w:t>第二天，王子带着水晶鞋，走遍全国："谁能穿上这只鞋，我就娶她！"姐姐们用力挤呀挤，脚都疼了，也穿不进去。</w:t>
+      </w:r>
+    </w:p>
+    <w:p>
+      <w:pPr>
+        <w:pageBreakBefore w:val="0"/>
+        <w:spacing w:line="312" w:lineRule="auto" w:before="0" w:after="0"/>
+        <w:ind w:firstLine="500"/>
+      </w:pPr>
+      <w:r>
+        <w:rPr>
+          <w:rFonts w:ascii="楷体" w:hAnsi="楷体" w:eastAsia="楷体"/>
+          <w:b w:val="0"/>
+          <w:sz w:val="25"/>
+        </w:rPr>
+        <w:t>轮到灰姑娘。她轻轻一伸脚——不大不小，正正好好！</w:t>
+      </w:r>
+    </w:p>
+    <w:p>
+      <w:pPr>
+        <w:pageBreakBefore w:val="0"/>
+        <w:spacing w:line="312" w:lineRule="auto" w:before="0" w:after="0"/>
+        <w:ind w:firstLine="500"/>
+      </w:pPr>
+      <w:r>
+        <w:rPr>
+          <w:rFonts w:ascii="楷体" w:hAnsi="楷体" w:eastAsia="楷体"/>
+          <w:b w:val="0"/>
+          <w:sz w:val="25"/>
+        </w:rPr>
+        <w:t>王子看着她，笑了："我找的就是你。"</w:t>
+      </w:r>
+    </w:p>
+    <w:p>
+      <w:pPr>
+        <w:pageBreakBefore w:val="0"/>
+        <w:spacing w:line="312" w:lineRule="auto" w:before="0" w:after="0"/>
+        <w:ind w:firstLine="500"/>
+      </w:pPr>
+      <w:r>
+        <w:rPr>
+          <w:rFonts w:ascii="楷体" w:hAnsi="楷体" w:eastAsia="楷体"/>
+          <w:b w:val="0"/>
+          <w:sz w:val="25"/>
+        </w:rPr>
+        <w:t>灰姑娘离开灰堆，成了王妃。可她还是老样子：喂鸽子，喂小猫，还常常请厨房里的小帮工们一起跳舞。人们都说，她比任何一位王妃都漂亮——因为她的裙子上也许没有星光，但她心里一直有。</w:t>
       </w:r>
     </w:p>
     <w:p>
@@ -11126,7 +11604,7 @@
           <w:color w:val="595959"/>
           <w:sz w:val="23"/>
         </w:rPr>
-        <w:t>宝贝，谁会想到一只猫改变了一家人的命运呢？别小看任何不起眼的伙伴，也别小看自己——智慧加上胆量，小小的身体也能办成大事。晚安，愿你梦见那双神气的长筒靴。</w:t>
+        <w:t>宝贝，善良是不会被灰堆盖住的光。灰姑娘每天忙忙碌碌还是把日子过得亮亮的，所以好运来敲门的时候，第一个听见的，就是她。晚安，做个会发光的梦。</w:t>
       </w:r>
     </w:p>
     <w:p>
@@ -11140,7 +11618,7 @@
           <w:b/>
           <w:sz w:val="32"/>
         </w:rPr>
-        <w:t>43　白雪公主</w:t>
+        <w:t>45　老头子做事总不会错</w:t>
       </w:r>
     </w:p>
     <w:p>
@@ -11155,247 +11633,217 @@
           <w:color w:val="595959"/>
           <w:sz w:val="20"/>
         </w:rPr>
-        <w:t>出处：格林童话（睡前改编版） ｜ 适读年龄：4~10 岁 ｜ 朗读时长：约 5 分钟</w:t>
-      </w:r>
-    </w:p>
-    <w:p>
-      <w:pPr>
-        <w:pageBreakBefore w:val="0"/>
-        <w:spacing w:line="312" w:lineRule="auto" w:before="0" w:after="0"/>
-        <w:ind w:firstLine="500"/>
-      </w:pPr>
-      <w:r>
-        <w:rPr>
-          <w:rFonts w:ascii="楷体" w:hAnsi="楷体" w:eastAsia="楷体"/>
-          <w:b w:val="0"/>
-          <w:sz w:val="25"/>
-        </w:rPr>
-        <w:t>冬天，王后在窗边缝衣裳，雪落在乌木窗框上。她许了个愿："要是我有一个孩子，皮肤像雪一样白，嘴唇像血一样红，头发像乌木一样黑，该多好啊！"</w:t>
-      </w:r>
-    </w:p>
-    <w:p>
-      <w:pPr>
-        <w:pageBreakBefore w:val="0"/>
-        <w:spacing w:line="312" w:lineRule="auto" w:before="0" w:after="0"/>
-        <w:ind w:firstLine="500"/>
-      </w:pPr>
-      <w:r>
-        <w:rPr>
-          <w:rFonts w:ascii="楷体" w:hAnsi="楷体" w:eastAsia="楷体"/>
-          <w:b w:val="0"/>
-          <w:sz w:val="25"/>
-        </w:rPr>
-        <w:t>不久，一个小公主出生了，皮肤雪白，嘴唇绯红，头发乌黑。国王和王后给她取名——白雪公主。</w:t>
-      </w:r>
-    </w:p>
-    <w:p>
-      <w:pPr>
-        <w:pageBreakBefore w:val="0"/>
-        <w:spacing w:line="312" w:lineRule="auto" w:before="0" w:after="0"/>
-        <w:ind w:firstLine="500"/>
-      </w:pPr>
-      <w:r>
-        <w:rPr>
-          <w:rFonts w:ascii="楷体" w:hAnsi="楷体" w:eastAsia="楷体"/>
-          <w:b w:val="0"/>
-          <w:sz w:val="25"/>
-        </w:rPr>
-        <w:t>可是好景不长，王后去世了。新王后美丽却骄傲，她有一面魔镜，总爱问："魔镜魔镜，谁是世界上最美的女人？"魔镜每次都回答："王后，是您。"</w:t>
-      </w:r>
-    </w:p>
-    <w:p>
-      <w:pPr>
-        <w:pageBreakBefore w:val="0"/>
-        <w:spacing w:line="312" w:lineRule="auto" w:before="0" w:after="0"/>
-        <w:ind w:firstLine="500"/>
-      </w:pPr>
-      <w:r>
-        <w:rPr>
-          <w:rFonts w:ascii="楷体" w:hAnsi="楷体" w:eastAsia="楷体"/>
-          <w:b w:val="0"/>
-          <w:sz w:val="25"/>
-        </w:rPr>
-        <w:t>白雪公主一天天长大，越来越美。有一天，魔镜换了个答案："白雪公主比您美一千倍！"</w:t>
-      </w:r>
-    </w:p>
-    <w:p>
-      <w:pPr>
-        <w:pageBreakBefore w:val="0"/>
-        <w:spacing w:line="312" w:lineRule="auto" w:before="0" w:after="0"/>
-        <w:ind w:firstLine="500"/>
-      </w:pPr>
-      <w:r>
-        <w:rPr>
-          <w:rFonts w:ascii="楷体" w:hAnsi="楷体" w:eastAsia="楷体"/>
-          <w:b w:val="0"/>
-          <w:sz w:val="25"/>
-        </w:rPr>
-        <w:t>新王后气坏了。她叫来猎人："把她带进森林，别让我再见到她！"</w:t>
-      </w:r>
-    </w:p>
-    <w:p>
-      <w:pPr>
-        <w:pageBreakBefore w:val="0"/>
-        <w:spacing w:line="312" w:lineRule="auto" w:before="0" w:after="0"/>
-        <w:ind w:firstLine="500"/>
-      </w:pPr>
-      <w:r>
-        <w:rPr>
-          <w:rFonts w:ascii="楷体" w:hAnsi="楷体" w:eastAsia="楷体"/>
-          <w:b w:val="0"/>
-          <w:sz w:val="25"/>
-        </w:rPr>
-        <w:t>善良的猎人放走了白雪公主。她在森林深处走啊走，发现一座温馨的小屋——里面的一切都小小的：七张小床、七个小碗、七把小椅子。她又累又饿，把每个小碗里的菜都吃了一点，然后在七张小床拼起来上面，睡着了。</w:t>
-      </w:r>
-    </w:p>
-    <w:p>
-      <w:pPr>
-        <w:pageBreakBefore w:val="0"/>
-        <w:spacing w:line="312" w:lineRule="auto" w:before="0" w:after="0"/>
-        <w:ind w:firstLine="500"/>
-      </w:pPr>
-      <w:r>
-        <w:rPr>
-          <w:rFonts w:ascii="楷体" w:hAnsi="楷体" w:eastAsia="楷体"/>
-          <w:b w:val="0"/>
-          <w:sz w:val="25"/>
-        </w:rPr>
-        <w:t>傍晚，小屋的主人回来了——七个小矮人，白天在山里挖矿石，晚上回家。他们发现床上的小姑娘，又惊讶又喜欢。</w:t>
-      </w:r>
-    </w:p>
-    <w:p>
-      <w:pPr>
-        <w:pageBreakBefore w:val="0"/>
-        <w:spacing w:line="312" w:lineRule="auto" w:before="0" w:after="0"/>
-        <w:ind w:firstLine="500"/>
-      </w:pPr>
-      <w:r>
-        <w:rPr>
-          <w:rFonts w:ascii="楷体" w:hAnsi="楷体" w:eastAsia="楷体"/>
-          <w:b w:val="0"/>
-          <w:sz w:val="25"/>
-        </w:rPr>
-        <w:t>听了白雪公主的遭遇，七个小矮人说："留下来和我们住吧！白天我们进山，你在家看家，放心，王后找不到这儿。"</w:t>
-      </w:r>
-    </w:p>
-    <w:p>
-      <w:pPr>
-        <w:pageBreakBefore w:val="0"/>
-        <w:spacing w:line="312" w:lineRule="auto" w:before="0" w:after="0"/>
-        <w:ind w:firstLine="500"/>
-      </w:pPr>
-      <w:r>
-        <w:rPr>
-          <w:rFonts w:ascii="楷体" w:hAnsi="楷体" w:eastAsia="楷体"/>
-          <w:b w:val="0"/>
-          <w:sz w:val="25"/>
-        </w:rPr>
-        <w:t>可坏王后还是从魔镜那儿知道了："白雪公主还活着，小矮人家的白雪公主，比您美一千倍！"</w:t>
-      </w:r>
-    </w:p>
-    <w:p>
-      <w:pPr>
-        <w:pageBreakBefore w:val="0"/>
-        <w:spacing w:line="312" w:lineRule="auto" w:before="0" w:after="0"/>
-        <w:ind w:firstLine="500"/>
-      </w:pPr>
-      <w:r>
-        <w:rPr>
-          <w:rFonts w:ascii="楷体" w:hAnsi="楷体" w:eastAsia="楷体"/>
-          <w:b w:val="0"/>
-          <w:sz w:val="25"/>
-        </w:rPr>
-        <w:t>她乔装成卖货的老太婆，翻过七座山，用花言巧语给白雪公主系上一条勒得死紧的丝带，公主昏了过去。小矮人回家赶紧剪开丝带，公主醒了。</w:t>
-      </w:r>
-    </w:p>
-    <w:p>
-      <w:pPr>
-        <w:pageBreakBefore w:val="0"/>
-        <w:spacing w:line="312" w:lineRule="auto" w:before="0" w:after="0"/>
-        <w:ind w:firstLine="500"/>
-      </w:pPr>
-      <w:r>
-        <w:rPr>
-          <w:rFonts w:ascii="楷体" w:hAnsi="楷体" w:eastAsia="楷体"/>
-          <w:b w:val="0"/>
-          <w:sz w:val="25"/>
-        </w:rPr>
-        <w:t>王后又扮成卖梳子的老婆婆，把有毒的梳子插进公主头发——公主又倒下了。小矮人回家拔出毒梳，公主又醒了。</w:t>
-      </w:r>
-    </w:p>
-    <w:p>
-      <w:pPr>
-        <w:pageBreakBefore w:val="0"/>
-        <w:spacing w:line="312" w:lineRule="auto" w:before="0" w:after="0"/>
-        <w:ind w:firstLine="500"/>
-      </w:pPr>
-      <w:r>
-        <w:rPr>
-          <w:rFonts w:ascii="楷体" w:hAnsi="楷体" w:eastAsia="楷体"/>
-          <w:b w:val="0"/>
-          <w:sz w:val="25"/>
-        </w:rPr>
-        <w:t>这一次，王后做了一个毒苹果：红的半边有毒，白的半边没毒。她扮成农妇来到小矮人家："小姑娘，尝尝我的苹果，我分你一半。"白雪公主看对方吃了白的那半，放了心，咬了一口红的那半——刚咬一口，就倒在了地上。</w:t>
-      </w:r>
-    </w:p>
-    <w:p>
-      <w:pPr>
-        <w:pageBreakBefore w:val="0"/>
-        <w:spacing w:line="312" w:lineRule="auto" w:before="0" w:after="0"/>
-        <w:ind w:firstLine="500"/>
-      </w:pPr>
-      <w:r>
-        <w:rPr>
-          <w:rFonts w:ascii="楷体" w:hAnsi="楷体" w:eastAsia="楷体"/>
-          <w:b w:val="0"/>
-          <w:sz w:val="25"/>
-        </w:rPr>
-        <w:t>这一次，连小矮人们也救不醒她了。他们舍不得把她埋进土里，就做了一口水晶棺材，日夜守在山冈上，森林里的小鸟都飞来陪她。</w:t>
-      </w:r>
-    </w:p>
-    <w:p>
-      <w:pPr>
-        <w:pageBreakBefore w:val="0"/>
-        <w:spacing w:line="312" w:lineRule="auto" w:before="0" w:after="0"/>
-        <w:ind w:firstLine="500"/>
-      </w:pPr>
-      <w:r>
-        <w:rPr>
-          <w:rFonts w:ascii="楷体" w:hAnsi="楷体" w:eastAsia="楷体"/>
-          <w:b w:val="0"/>
-          <w:sz w:val="25"/>
-        </w:rPr>
-        <w:t>有一天，一位王子打猎路过，看到了水晶棺里美丽的姑娘，恳求小矮人让她跟自己回去。抬棺材的时候，仆人被树桩绊了一跤——棺材一晃，公主喉咙里那块毒苹果，"咕咚"吐了出来！公主睁开眼睛，活了过来！</w:t>
-      </w:r>
-    </w:p>
-    <w:p>
-      <w:pPr>
-        <w:pageBreakBefore w:val="0"/>
-        <w:spacing w:line="312" w:lineRule="auto" w:before="0" w:after="0"/>
-        <w:ind w:firstLine="500"/>
-      </w:pPr>
-      <w:r>
-        <w:rPr>
-          <w:rFonts w:ascii="楷体" w:hAnsi="楷体" w:eastAsia="楷体"/>
-          <w:b w:val="0"/>
-          <w:sz w:val="25"/>
-        </w:rPr>
-        <w:t>王子和白雪公主举办了婚礼，七个小矮人当然是座上宾。至于那位坏王后，她再问魔镜"谁是世界上最美的女人"，魔镜回答："是年轻的王后，白雪公主。"她气得摔了镜子，再也没脸出来见人了。</w:t>
-      </w:r>
-    </w:p>
-    <w:p>
-      <w:pPr>
-        <w:pageBreakBefore w:val="0"/>
-        <w:spacing w:line="312" w:lineRule="auto" w:before="0" w:after="0"/>
-        <w:ind w:firstLine="500"/>
-      </w:pPr>
-      <w:r>
-        <w:rPr>
-          <w:rFonts w:ascii="楷体" w:hAnsi="楷体" w:eastAsia="楷体"/>
-          <w:b w:val="0"/>
-          <w:sz w:val="25"/>
-        </w:rPr>
-        <w:t>从此，白雪公主和王子、和七个小矮人，过着善良又热闹的日子。</w:t>
+        <w:t>出处：安徒生童话（睡前改编版） ｜ 适读年龄：4~10 岁 ｜ 朗读时长：约 5 分钟</w:t>
+      </w:r>
+    </w:p>
+    <w:p>
+      <w:pPr>
+        <w:pageBreakBefore w:val="0"/>
+        <w:spacing w:line="312" w:lineRule="auto" w:before="0" w:after="0"/>
+        <w:ind w:firstLine="500"/>
+      </w:pPr>
+      <w:r>
+        <w:rPr>
+          <w:rFonts w:ascii="楷体" w:hAnsi="楷体" w:eastAsia="楷体"/>
+          <w:b w:val="0"/>
+          <w:sz w:val="25"/>
+        </w:rPr>
+        <w:t>乡下住着一对老夫妻：老头子和老太婆。家里穷，但两个人相亲相爱，老头子做什么，老太婆都笑眯眯地说："好呀，我的老头子做事总不会错。"</w:t>
+      </w:r>
+    </w:p>
+    <w:p>
+      <w:pPr>
+        <w:pageBreakBefore w:val="0"/>
+        <w:spacing w:line="312" w:lineRule="auto" w:before="0" w:after="0"/>
+        <w:ind w:firstLine="500"/>
+      </w:pPr>
+      <w:r>
+        <w:rPr>
+          <w:rFonts w:ascii="楷体" w:hAnsi="楷体" w:eastAsia="楷体"/>
+          <w:b w:val="0"/>
+          <w:sz w:val="25"/>
+        </w:rPr>
+        <w:t>这天，老头子牵着家里唯一一匹马，要去集市上，把马换成别的什么更有用的东西。</w:t>
+      </w:r>
+    </w:p>
+    <w:p>
+      <w:pPr>
+        <w:pageBreakBefore w:val="0"/>
+        <w:spacing w:line="312" w:lineRule="auto" w:before="0" w:after="0"/>
+        <w:ind w:firstLine="500"/>
+      </w:pPr>
+      <w:r>
+        <w:rPr>
+          <w:rFonts w:ascii="楷体" w:hAnsi="楷体" w:eastAsia="楷体"/>
+          <w:b w:val="0"/>
+          <w:sz w:val="25"/>
+        </w:rPr>
+        <w:t>半路上，他遇见一个人赶着一头奶牛。"奶牛好呀，"老头子想，"老伴就能天天有牛奶喝了。"于是，他用马换了牛。</w:t>
+      </w:r>
+    </w:p>
+    <w:p>
+      <w:pPr>
+        <w:pageBreakBefore w:val="0"/>
+        <w:spacing w:line="312" w:lineRule="auto" w:before="0" w:after="0"/>
+        <w:ind w:firstLine="500"/>
+      </w:pPr>
+      <w:r>
+        <w:rPr>
+          <w:rFonts w:ascii="楷体" w:hAnsi="楷体" w:eastAsia="楷体"/>
+          <w:b w:val="0"/>
+          <w:sz w:val="25"/>
+        </w:rPr>
+        <w:t>再往前走，他看见一个人牵着一只羊。"羊也好，"老头子想，"羊奶也好喝，羊毛还能织袜子。"于是，他用牛换了羊。</w:t>
+      </w:r>
+    </w:p>
+    <w:p>
+      <w:pPr>
+        <w:pageBreakBefore w:val="0"/>
+        <w:spacing w:line="312" w:lineRule="auto" w:before="0" w:after="0"/>
+        <w:ind w:firstLine="500"/>
+      </w:pPr>
+      <w:r>
+        <w:rPr>
+          <w:rFonts w:ascii="楷体" w:hAnsi="楷体" w:eastAsia="楷体"/>
+          <w:b w:val="0"/>
+          <w:sz w:val="25"/>
+        </w:rPr>
+        <w:t>走不多远，他又碰上一个抱鹅的人。"鹅也行呀，"老头子又想，"鹅蛋够老伴吃一个礼拜，还能孵小鹅。"于是，他又用羊换了鹅。</w:t>
+      </w:r>
+    </w:p>
+    <w:p>
+      <w:pPr>
+        <w:pageBreakBefore w:val="0"/>
+        <w:spacing w:line="312" w:lineRule="auto" w:before="0" w:after="0"/>
+        <w:ind w:firstLine="500"/>
+      </w:pPr>
+      <w:r>
+        <w:rPr>
+          <w:rFonts w:ascii="楷体" w:hAnsi="楷体" w:eastAsia="楷体"/>
+          <w:b w:val="0"/>
+          <w:sz w:val="25"/>
+        </w:rPr>
+        <w:t>集市门口，有人提着一篮子烂苹果。"哦哟，"老头子拍拍脑袋，"去年老伴那棵苹果树一个果子都没结，这篮苹果拿回去，她准高兴！"于是，鹅换成了烂苹果。</w:t>
+      </w:r>
+    </w:p>
+    <w:p>
+      <w:pPr>
+        <w:pageBreakBefore w:val="0"/>
+        <w:spacing w:line="312" w:lineRule="auto" w:before="0" w:after="0"/>
+        <w:ind w:firstLine="500"/>
+      </w:pPr>
+      <w:r>
+        <w:rPr>
+          <w:rFonts w:ascii="楷体" w:hAnsi="楷体" w:eastAsia="楷体"/>
+          <w:b w:val="0"/>
+          <w:sz w:val="25"/>
+        </w:rPr>
+        <w:t>两个路过的英国人听说了这桩"买卖"，笑得直不起腰，跟老头子打赌：你回家说了这事，你老伴非揪你耳朵不可！</w:t>
+      </w:r>
+    </w:p>
+    <w:p>
+      <w:pPr>
+        <w:pageBreakBefore w:val="0"/>
+        <w:spacing w:line="312" w:lineRule="auto" w:before="0" w:after="0"/>
+        <w:ind w:firstLine="500"/>
+      </w:pPr>
+      <w:r>
+        <w:rPr>
+          <w:rFonts w:ascii="楷体" w:hAnsi="楷体" w:eastAsia="楷体"/>
+          <w:b w:val="0"/>
+          <w:sz w:val="25"/>
+        </w:rPr>
+        <w:t>"不会的，"老头子说，"她会说：我的老头子做事总不会错。"</w:t>
+      </w:r>
+    </w:p>
+    <w:p>
+      <w:pPr>
+        <w:pageBreakBefore w:val="0"/>
+        <w:spacing w:line="312" w:lineRule="auto" w:before="0" w:after="0"/>
+        <w:ind w:firstLine="500"/>
+      </w:pPr>
+      <w:r>
+        <w:rPr>
+          <w:rFonts w:ascii="楷体" w:hAnsi="楷体" w:eastAsia="楷体"/>
+          <w:b w:val="0"/>
+          <w:sz w:val="25"/>
+        </w:rPr>
+        <w:t>"我们赌一袋金币！"</w:t>
+      </w:r>
+    </w:p>
+    <w:p>
+      <w:pPr>
+        <w:pageBreakBefore w:val="0"/>
+        <w:spacing w:line="312" w:lineRule="auto" w:before="0" w:after="0"/>
+        <w:ind w:firstLine="500"/>
+      </w:pPr>
+      <w:r>
+        <w:rPr>
+          <w:rFonts w:ascii="楷体" w:hAnsi="楷体" w:eastAsia="楷体"/>
+          <w:b w:val="0"/>
+          <w:sz w:val="25"/>
+        </w:rPr>
+        <w:t>三个人一起回到老头子家。老头子一件一件地讲：把马换成牛——老太婆拍手："牛可是好东西，有牛奶喝！"；把牛换成羊——"羊更好，还有羊毛袜子！"；把羊换成鹅——"鹅蛋鹅蛋！"；把鹅换成烂苹果——</w:t>
+      </w:r>
+    </w:p>
+    <w:p>
+      <w:pPr>
+        <w:pageBreakBefore w:val="0"/>
+        <w:spacing w:line="312" w:lineRule="auto" w:before="0" w:after="0"/>
+        <w:ind w:firstLine="500"/>
+      </w:pPr>
+      <w:r>
+        <w:rPr>
+          <w:rFonts w:ascii="楷体" w:hAnsi="楷体" w:eastAsia="楷体"/>
+          <w:b w:val="0"/>
+          <w:sz w:val="25"/>
+        </w:rPr>
+        <w:t>老太婆一拍手："烂苹果！正好！去年咱家苹果树一个果子都没结！我的老头子做事总不会错！"</w:t>
+      </w:r>
+    </w:p>
+    <w:p>
+      <w:pPr>
+        <w:pageBreakBefore w:val="0"/>
+        <w:spacing w:line="312" w:lineRule="auto" w:before="0" w:after="0"/>
+        <w:ind w:firstLine="500"/>
+      </w:pPr>
+      <w:r>
+        <w:rPr>
+          <w:rFonts w:ascii="楷体" w:hAnsi="楷体" w:eastAsia="楷体"/>
+          <w:b w:val="0"/>
+          <w:sz w:val="25"/>
+        </w:rPr>
+        <w:t>她还踮起脚，在老头子皱巴巴的脸上，亲了一大口。</w:t>
+      </w:r>
+    </w:p>
+    <w:p>
+      <w:pPr>
+        <w:pageBreakBefore w:val="0"/>
+        <w:spacing w:line="312" w:lineRule="auto" w:before="0" w:after="0"/>
+        <w:ind w:firstLine="500"/>
+      </w:pPr>
+      <w:r>
+        <w:rPr>
+          <w:rFonts w:ascii="楷体" w:hAnsi="楷体" w:eastAsia="楷体"/>
+          <w:b w:val="0"/>
+          <w:sz w:val="25"/>
+        </w:rPr>
+        <w:t>"愿上帝保佑！"两个英国人愣了半天，心服口服地掏出一袋金币，"这钱我们输得高兴——被这样的人爱着，比赢得金币还难呢！"</w:t>
+      </w:r>
+    </w:p>
+    <w:p>
+      <w:pPr>
+        <w:pageBreakBefore w:val="0"/>
+        <w:spacing w:line="312" w:lineRule="auto" w:before="0" w:after="0"/>
+        <w:ind w:firstLine="500"/>
+      </w:pPr>
+      <w:r>
+        <w:rPr>
+          <w:rFonts w:ascii="楷体" w:hAnsi="楷体" w:eastAsia="楷体"/>
+          <w:b w:val="0"/>
+          <w:sz w:val="25"/>
+        </w:rPr>
+        <w:t>那袋金币，老两口用来修好了漏雨的屋顶，买了一把新茶壶。傍晚，他们就坐在院子里喝茶，看夕阳把天边染成蜂蜜色。老太婆靠在老头子的肩膀上说："老头子呀，你做事，总不会错。"</w:t>
       </w:r>
     </w:p>
     <w:p>
@@ -11425,7 +11873,7 @@
           <w:color w:val="595959"/>
           <w:sz w:val="23"/>
         </w:rPr>
-        <w:t>宝贝，嫉妒是王后手里的毒苹果，害人的先伤己；而善良的白雪公主，连小鸟都愿意陪着她。好好做善良的孩子，善良的孩子走到哪里，都有七个小矮人那样的好朋友。晚安。</w:t>
+        <w:t>宝贝，老头子一路"吃亏"，老太婆却一路看见他的心意。一家人之间，重要的不是每次都做对，而是彼此相信、彼此疼惜。就像我们一家，怎么都不会错。晚安，做个蜂蜜色的梦。</w:t>
       </w:r>
     </w:p>
     <w:p>
@@ -11439,7 +11887,7 @@
           <w:b/>
           <w:sz w:val="32"/>
         </w:rPr>
-        <w:t>44　三片羽毛</w:t>
+        <w:t>46　穿靴子的猫</w:t>
       </w:r>
     </w:p>
     <w:p>
@@ -11454,292 +11902,322 @@
           <w:color w:val="595959"/>
           <w:sz w:val="20"/>
         </w:rPr>
-        <w:t>出处：格林童话（睡前改编版） ｜ 适读年龄：4~10 岁 ｜ 朗读时长：约 4 分钟</w:t>
-      </w:r>
-    </w:p>
-    <w:p>
-      <w:pPr>
-        <w:pageBreakBefore w:val="0"/>
-        <w:spacing w:line="312" w:lineRule="auto" w:before="0" w:after="0"/>
-        <w:ind w:firstLine="500"/>
-      </w:pPr>
-      <w:r>
-        <w:rPr>
-          <w:rFonts w:ascii="楷体" w:hAnsi="楷体" w:eastAsia="楷体"/>
-          <w:b w:val="0"/>
-          <w:sz w:val="25"/>
-        </w:rPr>
-        <w:t>从前有个老国王，他有三个儿子。大儿子和二儿子精明伶俐，三儿子心地善良、不爱说话，大家背地里都叫他"小傻瓜"。</w:t>
-      </w:r>
-    </w:p>
-    <w:p>
-      <w:pPr>
-        <w:pageBreakBefore w:val="0"/>
-        <w:spacing w:line="312" w:lineRule="auto" w:before="0" w:after="0"/>
-        <w:ind w:firstLine="500"/>
-      </w:pPr>
-      <w:r>
-        <w:rPr>
-          <w:rFonts w:ascii="楷体" w:hAnsi="楷体" w:eastAsia="楷体"/>
-          <w:b w:val="0"/>
-          <w:sz w:val="25"/>
-        </w:rPr>
-        <w:t>老国王年纪大了，想从三个儿子里挑一个继承王位，却拿不定主意。他想了个办法：</w:t>
-      </w:r>
-    </w:p>
-    <w:p>
-      <w:pPr>
-        <w:pageBreakBefore w:val="0"/>
-        <w:spacing w:line="312" w:lineRule="auto" w:before="0" w:after="0"/>
-        <w:ind w:firstLine="500"/>
-      </w:pPr>
-      <w:r>
-        <w:rPr>
-          <w:rFonts w:ascii="楷体" w:hAnsi="楷体" w:eastAsia="楷体"/>
-          <w:b w:val="0"/>
-          <w:sz w:val="25"/>
-        </w:rPr>
-        <w:t>"你们每人往天上扔一根羽毛，羽毛落在哪个方向，就朝那个方向去找。谁找到最精美的地毯回来，谁就继承王位。"</w:t>
-      </w:r>
-    </w:p>
-    <w:p>
-      <w:pPr>
-        <w:pageBreakBefore w:val="0"/>
-        <w:spacing w:line="312" w:lineRule="auto" w:before="0" w:after="0"/>
-        <w:ind w:firstLine="500"/>
-      </w:pPr>
-      <w:r>
-        <w:rPr>
-          <w:rFonts w:ascii="楷体" w:hAnsi="楷体" w:eastAsia="楷体"/>
-          <w:b w:val="0"/>
-          <w:sz w:val="25"/>
-        </w:rPr>
-        <w:t>三片羽毛飞上了天：一片飘向东，一片飘向西，两片都被两个哥哥捡到了。第三片羽毛，打着旋儿，直直地落在了小傻瓜脚边。</w:t>
-      </w:r>
-    </w:p>
-    <w:p>
-      <w:pPr>
-        <w:pageBreakBefore w:val="0"/>
-        <w:spacing w:line="312" w:lineRule="auto" w:before="0" w:after="0"/>
-        <w:ind w:firstLine="500"/>
-      </w:pPr>
-      <w:r>
-        <w:rPr>
-          <w:rFonts w:ascii="楷体" w:hAnsi="楷体" w:eastAsia="楷体"/>
-          <w:b w:val="0"/>
-          <w:sz w:val="25"/>
-        </w:rPr>
-        <w:t>两个哥哥笑呵呵地走了，他们自恃聪明，根本没把小傻瓜放在眼里，还商量好半路截住他，不让他乱跑。</w:t>
-      </w:r>
-    </w:p>
-    <w:p>
-      <w:pPr>
-        <w:pageBreakBefore w:val="0"/>
-        <w:spacing w:line="312" w:lineRule="auto" w:before="0" w:after="0"/>
-        <w:ind w:firstLine="500"/>
-      </w:pPr>
-      <w:r>
-        <w:rPr>
-          <w:rFonts w:ascii="楷体" w:hAnsi="楷体" w:eastAsia="楷体"/>
-          <w:b w:val="0"/>
-          <w:sz w:val="25"/>
-        </w:rPr>
-        <w:t>小傻瓜捡起羽毛，坐在地上，闷闷地想："我该往哪儿去找地毯呢？"</w:t>
-      </w:r>
-    </w:p>
-    <w:p>
-      <w:pPr>
-        <w:pageBreakBefore w:val="0"/>
-        <w:spacing w:line="312" w:lineRule="auto" w:before="0" w:after="0"/>
-        <w:ind w:firstLine="500"/>
-      </w:pPr>
-      <w:r>
-        <w:rPr>
-          <w:rFonts w:ascii="楷体" w:hAnsi="楷体" w:eastAsia="楷体"/>
-          <w:b w:val="0"/>
-          <w:sz w:val="25"/>
-        </w:rPr>
-        <w:t>正发呆，他发现羽毛落地的旁边，有一扇地下小屋的门。他推开走下去，屋里坐着一只肥肥的大蛤蟆，周围还有许多小蛤蟆。</w:t>
-      </w:r>
-    </w:p>
-    <w:p>
-      <w:pPr>
-        <w:pageBreakBefore w:val="0"/>
-        <w:spacing w:line="312" w:lineRule="auto" w:before="0" w:after="0"/>
-        <w:ind w:firstLine="500"/>
-      </w:pPr>
-      <w:r>
-        <w:rPr>
-          <w:rFonts w:ascii="楷体" w:hAnsi="楷体" w:eastAsia="楷体"/>
-          <w:b w:val="0"/>
-          <w:sz w:val="25"/>
-        </w:rPr>
-        <w:t>大蛤蟆开口了："小伙子，你想要什么？"</w:t>
-      </w:r>
-    </w:p>
-    <w:p>
-      <w:pPr>
-        <w:pageBreakBefore w:val="0"/>
-        <w:spacing w:line="312" w:lineRule="auto" w:before="0" w:after="0"/>
-        <w:ind w:firstLine="500"/>
-      </w:pPr>
-      <w:r>
-        <w:rPr>
-          <w:rFonts w:ascii="楷体" w:hAnsi="楷体" w:eastAsia="楷体"/>
-          <w:b w:val="0"/>
-          <w:sz w:val="25"/>
-        </w:rPr>
-        <w:t>"我最精美的地毯。"</w:t>
-      </w:r>
-    </w:p>
-    <w:p>
-      <w:pPr>
-        <w:pageBreakBefore w:val="0"/>
-        <w:spacing w:line="312" w:lineRule="auto" w:before="0" w:after="0"/>
-        <w:ind w:firstLine="500"/>
-      </w:pPr>
-      <w:r>
-        <w:rPr>
-          <w:rFonts w:ascii="楷体" w:hAnsi="楷体" w:eastAsia="楷体"/>
-          <w:b w:val="0"/>
-          <w:sz w:val="25"/>
-        </w:rPr>
-        <w:t>"好嘞。"大蛤蟆吹响一个小号，小蛤蟆们抬来一个盒子，里面躺着一张地毯——织得精巧极了，图案会发光，人间根本没有第二张。</w:t>
-      </w:r>
-    </w:p>
-    <w:p>
-      <w:pPr>
-        <w:pageBreakBefore w:val="0"/>
-        <w:spacing w:line="312" w:lineRule="auto" w:before="0" w:after="0"/>
-        <w:ind w:firstLine="500"/>
-      </w:pPr>
-      <w:r>
-        <w:rPr>
-          <w:rFonts w:ascii="楷体" w:hAnsi="楷体" w:eastAsia="楷体"/>
-          <w:b w:val="0"/>
-          <w:sz w:val="25"/>
-        </w:rPr>
-        <w:t>小傻瓜道了谢，抱着地毯回家了。</w:t>
-      </w:r>
-    </w:p>
-    <w:p>
-      <w:pPr>
-        <w:pageBreakBefore w:val="0"/>
-        <w:spacing w:line="312" w:lineRule="auto" w:before="0" w:after="0"/>
-        <w:ind w:firstLine="500"/>
-      </w:pPr>
-      <w:r>
-        <w:rPr>
-          <w:rFonts w:ascii="楷体" w:hAnsi="楷体" w:eastAsia="楷体"/>
-          <w:b w:val="0"/>
-          <w:sz w:val="25"/>
-        </w:rPr>
-        <w:t>两个哥哥呢？他们压根没认真找，想着"弟弟反正找不到"，随手从牧羊人妻子那儿扯了块粗布，就当"地毯"交差。</w:t>
-      </w:r>
-    </w:p>
-    <w:p>
-      <w:pPr>
-        <w:pageBreakBefore w:val="0"/>
-        <w:spacing w:line="312" w:lineRule="auto" w:before="0" w:after="0"/>
-        <w:ind w:firstLine="500"/>
-      </w:pPr>
-      <w:r>
-        <w:rPr>
-          <w:rFonts w:ascii="楷体" w:hAnsi="楷体" w:eastAsia="楷体"/>
-          <w:b w:val="0"/>
-          <w:sz w:val="25"/>
-        </w:rPr>
-        <w:t>国王看了看三张地毯："小傻瓜的地毯，才是真正的王毯！"他宣布小傻瓜继承王位。</w:t>
-      </w:r>
-    </w:p>
-    <w:p>
-      <w:pPr>
-        <w:pageBreakBefore w:val="0"/>
-        <w:spacing w:line="312" w:lineRule="auto" w:before="0" w:after="0"/>
-        <w:ind w:firstLine="500"/>
-      </w:pPr>
-      <w:r>
-        <w:rPr>
-          <w:rFonts w:ascii="楷体" w:hAnsi="楷体" w:eastAsia="楷体"/>
-          <w:b w:val="0"/>
-          <w:sz w:val="25"/>
-        </w:rPr>
-        <w:t>两个哥哥急了，闹着再比一次。国王又出题：谁带回最精美的戒指，谁继承王位。又是三片羽毛——小傻瓜的又落在原地，又是大蛤蟆，从盒子里捧出一枚小小的戒指，绿宝石亮得像有活水在转。</w:t>
-      </w:r>
-    </w:p>
-    <w:p>
-      <w:pPr>
-        <w:pageBreakBefore w:val="0"/>
-        <w:spacing w:line="312" w:lineRule="auto" w:before="0" w:after="0"/>
-        <w:ind w:firstLine="500"/>
-      </w:pPr>
-      <w:r>
-        <w:rPr>
-          <w:rFonts w:ascii="楷体" w:hAnsi="楷体" w:eastAsia="楷体"/>
-          <w:b w:val="0"/>
-          <w:sz w:val="25"/>
-        </w:rPr>
-        <w:t>两个哥哥照样糊弄，拿的是马车上敲下来的铁环。结果自然又是小傻瓜赢。</w:t>
-      </w:r>
-    </w:p>
-    <w:p>
-      <w:pPr>
-        <w:pageBreakBefore w:val="0"/>
-        <w:spacing w:line="312" w:lineRule="auto" w:before="0" w:after="0"/>
-        <w:ind w:firstLine="500"/>
-      </w:pPr>
-      <w:r>
-        <w:rPr>
-          <w:rFonts w:ascii="楷体" w:hAnsi="楷体" w:eastAsia="楷体"/>
-          <w:b w:val="0"/>
-          <w:sz w:val="25"/>
-        </w:rPr>
-        <w:t>两个哥哥不甘心，再比最后一次：谁带回最美的姑娘，谁继承王位。这回，大蛤蟆从盒子里捧出了一朵粉色的大蓟花，花心里坐着一位小巧的姑娘——原来大蛤蟆是中了魔法，姑娘一露真容，魔法全解了，美得像春天。</w:t>
-      </w:r>
-    </w:p>
-    <w:p>
-      <w:pPr>
-        <w:pageBreakBefore w:val="0"/>
-        <w:spacing w:line="312" w:lineRule="auto" w:before="0" w:after="0"/>
-        <w:ind w:firstLine="500"/>
-      </w:pPr>
-      <w:r>
-        <w:rPr>
-          <w:rFonts w:ascii="楷体" w:hAnsi="楷体" w:eastAsia="楷体"/>
-          <w:b w:val="0"/>
-          <w:sz w:val="25"/>
-        </w:rPr>
-        <w:t>两个哥哥领回来的是村姑，粗手笨脚，站没站相。</w:t>
-      </w:r>
-    </w:p>
-    <w:p>
-      <w:pPr>
-        <w:pageBreakBefore w:val="0"/>
-        <w:spacing w:line="312" w:lineRule="auto" w:before="0" w:after="0"/>
-        <w:ind w:firstLine="500"/>
-      </w:pPr>
-      <w:r>
-        <w:rPr>
-          <w:rFonts w:ascii="楷体" w:hAnsi="楷体" w:eastAsia="楷体"/>
-          <w:b w:val="0"/>
-          <w:sz w:val="25"/>
-        </w:rPr>
-        <w:t>国王环视一圈，最后一次宣布："最小的儿子，继承王位。"</w:t>
-      </w:r>
-    </w:p>
-    <w:p>
-      <w:pPr>
-        <w:pageBreakBefore w:val="0"/>
-        <w:spacing w:line="312" w:lineRule="auto" w:before="0" w:after="0"/>
-        <w:ind w:firstLine="500"/>
-      </w:pPr>
-      <w:r>
-        <w:rPr>
-          <w:rFonts w:ascii="楷体" w:hAnsi="楷体" w:eastAsia="楷体"/>
-          <w:b w:val="0"/>
-          <w:sz w:val="25"/>
-        </w:rPr>
-        <w:t>小傻瓜当上国王后，把国家治理得井井有条。人们再也不叫他"小傻瓜"了，都改口叫他——好国王。</w:t>
+        <w:t>出处：夏尔·佩罗童话（睡前改编版） ｜ 适读年龄：4~10 岁 ｜ 朗读时长：约 5 分钟</w:t>
+      </w:r>
+    </w:p>
+    <w:p>
+      <w:pPr>
+        <w:pageBreakBefore w:val="0"/>
+        <w:spacing w:line="312" w:lineRule="auto" w:before="0" w:after="0"/>
+        <w:ind w:firstLine="500"/>
+      </w:pPr>
+      <w:r>
+        <w:rPr>
+          <w:rFonts w:ascii="楷体" w:hAnsi="楷体" w:eastAsia="楷体"/>
+          <w:b w:val="0"/>
+          <w:sz w:val="25"/>
+        </w:rPr>
+        <w:t>磨坊主去世后，三个儿子分家产：大儿子得了磨坊，二儿子得了毛驴，小儿子只分到一只猫。</w:t>
+      </w:r>
+    </w:p>
+    <w:p>
+      <w:pPr>
+        <w:pageBreakBefore w:val="0"/>
+        <w:spacing w:line="312" w:lineRule="auto" w:before="0" w:after="0"/>
+        <w:ind w:firstLine="500"/>
+      </w:pPr>
+      <w:r>
+        <w:rPr>
+          <w:rFonts w:ascii="楷体" w:hAnsi="楷体" w:eastAsia="楷体"/>
+          <w:b w:val="0"/>
+          <w:sz w:val="25"/>
+        </w:rPr>
+        <w:t>小儿子发愁了："一只猫？我拿它连一顿饭都换不来。"</w:t>
+      </w:r>
+    </w:p>
+    <w:p>
+      <w:pPr>
+        <w:pageBreakBefore w:val="0"/>
+        <w:spacing w:line="312" w:lineRule="auto" w:before="0" w:after="0"/>
+        <w:ind w:firstLine="500"/>
+      </w:pPr>
+      <w:r>
+        <w:rPr>
+          <w:rFonts w:ascii="楷体" w:hAnsi="楷体" w:eastAsia="楷体"/>
+          <w:b w:val="0"/>
+          <w:sz w:val="25"/>
+        </w:rPr>
+        <w:t>"别急，"猫忽然开口说话了，"给我做一双靴子、备一个布口袋，你会发现，主人并没有分到最差的遗产。"</w:t>
+      </w:r>
+    </w:p>
+    <w:p>
+      <w:pPr>
+        <w:pageBreakBefore w:val="0"/>
+        <w:spacing w:line="312" w:lineRule="auto" w:before="0" w:after="0"/>
+        <w:ind w:firstLine="500"/>
+      </w:pPr>
+      <w:r>
+        <w:rPr>
+          <w:rFonts w:ascii="楷体" w:hAnsi="楷体" w:eastAsia="楷体"/>
+          <w:b w:val="0"/>
+          <w:sz w:val="25"/>
+        </w:rPr>
+        <w:t>小儿子半信半疑，还是给猫做了一双神气的长筒靴。</w:t>
+      </w:r>
+    </w:p>
+    <w:p>
+      <w:pPr>
+        <w:pageBreakBefore w:val="0"/>
+        <w:spacing w:line="312" w:lineRule="auto" w:before="0" w:after="0"/>
+        <w:ind w:firstLine="500"/>
+      </w:pPr>
+      <w:r>
+        <w:rPr>
+          <w:rFonts w:ascii="楷体" w:hAnsi="楷体" w:eastAsia="楷体"/>
+          <w:b w:val="0"/>
+          <w:sz w:val="25"/>
+        </w:rPr>
+        <w:t>猫穿上靴子，威风极了。它在口袋里装上麸皮，跑到树林里一躺，等兔子来吃麸皮，猛地一扑——捉住了！它拎着兔子跑去王宫，对国王深深鞠躬：</w:t>
+      </w:r>
+    </w:p>
+    <w:p>
+      <w:pPr>
+        <w:pageBreakBefore w:val="0"/>
+        <w:spacing w:line="312" w:lineRule="auto" w:before="0" w:after="0"/>
+        <w:ind w:firstLine="500"/>
+      </w:pPr>
+      <w:r>
+        <w:rPr>
+          <w:rFonts w:ascii="楷体" w:hAnsi="楷体" w:eastAsia="楷体"/>
+          <w:b w:val="0"/>
+          <w:sz w:val="25"/>
+        </w:rPr>
+        <w:t>"陛下，这是我家主人卡拉巴斯侯爵进献的野味。"</w:t>
+      </w:r>
+    </w:p>
+    <w:p>
+      <w:pPr>
+        <w:pageBreakBefore w:val="0"/>
+        <w:spacing w:line="312" w:lineRule="auto" w:before="0" w:after="0"/>
+        <w:ind w:firstLine="500"/>
+      </w:pPr>
+      <w:r>
+        <w:rPr>
+          <w:rFonts w:ascii="楷体" w:hAnsi="楷体" w:eastAsia="楷体"/>
+          <w:b w:val="0"/>
+          <w:sz w:val="25"/>
+        </w:rPr>
+        <w:t>"这位侯爵真有品位。"国王很高兴。</w:t>
+      </w:r>
+    </w:p>
+    <w:p>
+      <w:pPr>
+        <w:pageBreakBefore w:val="0"/>
+        <w:spacing w:line="312" w:lineRule="auto" w:before="0" w:after="0"/>
+        <w:ind w:firstLine="500"/>
+      </w:pPr>
+      <w:r>
+        <w:rPr>
+          <w:rFonts w:ascii="楷体" w:hAnsi="楷体" w:eastAsia="楷体"/>
+          <w:b w:val="0"/>
+          <w:sz w:val="25"/>
+        </w:rPr>
+        <w:t>就这样，猫接连两三个月，隔三差五地献上野鸡、鹧鸪，每次都说是"卡拉巴斯侯爵"的心意。</w:t>
+      </w:r>
+    </w:p>
+    <w:p>
+      <w:pPr>
+        <w:pageBreakBefore w:val="0"/>
+        <w:spacing w:line="312" w:lineRule="auto" w:before="0" w:after="0"/>
+        <w:ind w:firstLine="500"/>
+      </w:pPr>
+      <w:r>
+        <w:rPr>
+          <w:rFonts w:ascii="楷体" w:hAnsi="楷体" w:eastAsia="楷体"/>
+          <w:b w:val="0"/>
+          <w:sz w:val="25"/>
+        </w:rPr>
+        <w:t>一天，猫打听到国王要带公主沿河出游，立刻对主人说："主人，今天听我的，你先下河洗澡，其余的交给我。"</w:t>
+      </w:r>
+    </w:p>
+    <w:p>
+      <w:pPr>
+        <w:pageBreakBefore w:val="0"/>
+        <w:spacing w:line="312" w:lineRule="auto" w:before="0" w:after="0"/>
+        <w:ind w:firstLine="500"/>
+      </w:pPr>
+      <w:r>
+        <w:rPr>
+          <w:rFonts w:ascii="楷体" w:hAnsi="楷体" w:eastAsia="楷体"/>
+          <w:b w:val="0"/>
+          <w:sz w:val="25"/>
+        </w:rPr>
+        <w:t>主人刚下水，猫就大喊起来："救命呀！侯爵老爷要淹死啦！"</w:t>
+      </w:r>
+    </w:p>
+    <w:p>
+      <w:pPr>
+        <w:pageBreakBefore w:val="0"/>
+        <w:spacing w:line="312" w:lineRule="auto" w:before="0" w:after="0"/>
+        <w:ind w:firstLine="500"/>
+      </w:pPr>
+      <w:r>
+        <w:rPr>
+          <w:rFonts w:ascii="楷体" w:hAnsi="楷体" w:eastAsia="楷体"/>
+          <w:b w:val="0"/>
+          <w:sz w:val="25"/>
+        </w:rPr>
+        <w:t>国王听见呼救，认出了这只常来送礼的猫，马上让卫兵去救人。猫趁机喊："我的主人洗澡时，衣服被小偷偷走了！"</w:t>
+      </w:r>
+    </w:p>
+    <w:p>
+      <w:pPr>
+        <w:pageBreakBefore w:val="0"/>
+        <w:spacing w:line="312" w:lineRule="auto" w:before="0" w:after="0"/>
+        <w:ind w:firstLine="500"/>
+      </w:pPr>
+      <w:r>
+        <w:rPr>
+          <w:rFonts w:ascii="楷体" w:hAnsi="楷体" w:eastAsia="楷体"/>
+          <w:b w:val="0"/>
+          <w:sz w:val="25"/>
+        </w:rPr>
+        <w:t>国王立刻命人取来一套华贵的衣服。小儿子穿上正合身——他本来就眉清目秀，公主一见，心里就有了他。小儿子陪公主说话散步，谈笑风生，国王越看越满意，邀他一同乘车游河。</w:t>
+      </w:r>
+    </w:p>
+    <w:p>
+      <w:pPr>
+        <w:pageBreakBefore w:val="0"/>
+        <w:spacing w:line="312" w:lineRule="auto" w:before="0" w:after="0"/>
+        <w:ind w:firstLine="500"/>
+      </w:pPr>
+      <w:r>
+        <w:rPr>
+          <w:rFonts w:ascii="楷体" w:hAnsi="楷体" w:eastAsia="楷体"/>
+          <w:b w:val="0"/>
+          <w:sz w:val="25"/>
+        </w:rPr>
+        <w:t>猫欢天喜地地在车前小跑，跑到一片麦田前，对割麦的农夫们喊："国王路过时，就说这片麦田是卡拉巴斯侯爵的，不然你们有麻烦！"农夫们吓坏了，照办了。麦田、草地、果园……猫一路"打招呼"，一路都成了"侯爵的"。</w:t>
+      </w:r>
+    </w:p>
+    <w:p>
+      <w:pPr>
+        <w:pageBreakBefore w:val="0"/>
+        <w:spacing w:line="312" w:lineRule="auto" w:before="0" w:after="0"/>
+        <w:ind w:firstLine="500"/>
+      </w:pPr>
+      <w:r>
+        <w:rPr>
+          <w:rFonts w:ascii="楷体" w:hAnsi="楷体" w:eastAsia="楷体"/>
+          <w:b w:val="0"/>
+          <w:sz w:val="25"/>
+        </w:rPr>
+        <w:t>最后，猫来到一座气派的城堡——它属于一个会变身的巨人。猫先进门，恭恭敬敬地说：</w:t>
+      </w:r>
+    </w:p>
+    <w:p>
+      <w:pPr>
+        <w:pageBreakBefore w:val="0"/>
+        <w:spacing w:line="312" w:lineRule="auto" w:before="0" w:after="0"/>
+        <w:ind w:firstLine="500"/>
+      </w:pPr>
+      <w:r>
+        <w:rPr>
+          <w:rFonts w:ascii="楷体" w:hAnsi="楷体" w:eastAsia="楷体"/>
+          <w:b w:val="0"/>
+          <w:sz w:val="25"/>
+        </w:rPr>
+        <w:t>"巨人先生，听说您本领通天，能变成狮子，是真的吗？"</w:t>
+      </w:r>
+    </w:p>
+    <w:p>
+      <w:pPr>
+        <w:pageBreakBefore w:val="0"/>
+        <w:spacing w:line="312" w:lineRule="auto" w:before="0" w:after="0"/>
+        <w:ind w:firstLine="500"/>
+      </w:pPr>
+      <w:r>
+        <w:rPr>
+          <w:rFonts w:ascii="楷体" w:hAnsi="楷体" w:eastAsia="楷体"/>
+          <w:b w:val="0"/>
+          <w:sz w:val="25"/>
+        </w:rPr>
+        <w:t>"当然！"巨人摇身一变，成了一头雄狮。猫吓得蹿上了屋顶——好险！</w:t>
+      </w:r>
+    </w:p>
+    <w:p>
+      <w:pPr>
+        <w:pageBreakBefore w:val="0"/>
+        <w:spacing w:line="312" w:lineRule="auto" w:before="0" w:after="0"/>
+        <w:ind w:firstLine="500"/>
+      </w:pPr>
+      <w:r>
+        <w:rPr>
+          <w:rFonts w:ascii="楷体" w:hAnsi="楷体" w:eastAsia="楷体"/>
+          <w:b w:val="0"/>
+          <w:sz w:val="25"/>
+        </w:rPr>
+        <w:t>"厉害！可是……您还能变成小老鼠吗？这么大的变身，怕是没人能做到。"</w:t>
+      </w:r>
+    </w:p>
+    <w:p>
+      <w:pPr>
+        <w:pageBreakBefore w:val="0"/>
+        <w:spacing w:line="312" w:lineRule="auto" w:before="0" w:after="0"/>
+        <w:ind w:firstLine="500"/>
+      </w:pPr>
+      <w:r>
+        <w:rPr>
+          <w:rFonts w:ascii="楷体" w:hAnsi="楷体" w:eastAsia="楷体"/>
+          <w:b w:val="0"/>
+          <w:sz w:val="25"/>
+        </w:rPr>
+        <w:t>"小老鼠？小菜一碟！"巨人"嗖"地变成了只小老鼠，在地上窜来窜去。猫一个猛扑——把它吞进了肚子！</w:t>
+      </w:r>
+    </w:p>
+    <w:p>
+      <w:pPr>
+        <w:pageBreakBefore w:val="0"/>
+        <w:spacing w:line="312" w:lineRule="auto" w:before="0" w:after="0"/>
+        <w:ind w:firstLine="500"/>
+      </w:pPr>
+      <w:r>
+        <w:rPr>
+          <w:rFonts w:ascii="楷体" w:hAnsi="楷体" w:eastAsia="楷体"/>
+          <w:b w:val="0"/>
+          <w:sz w:val="25"/>
+        </w:rPr>
+        <w:t>这时国王的马车正好停在城堡前。猫跑出来迎接："欢迎光临卡拉巴斯侯爵的城堡！"</w:t>
+      </w:r>
+    </w:p>
+    <w:p>
+      <w:pPr>
+        <w:pageBreakBefore w:val="0"/>
+        <w:spacing w:line="312" w:lineRule="auto" w:before="0" w:after="0"/>
+        <w:ind w:firstLine="500"/>
+      </w:pPr>
+      <w:r>
+        <w:rPr>
+          <w:rFonts w:ascii="楷体" w:hAnsi="楷体" w:eastAsia="楷体"/>
+          <w:b w:val="0"/>
+          <w:sz w:val="25"/>
+        </w:rPr>
+        <w:t>国王走进城堡，惊得张大了嘴："我的天，这么气派的城堡也是侯爵的？侯爵，把女儿嫁给您，我是再乐意不过啦！"</w:t>
+      </w:r>
+    </w:p>
+    <w:p>
+      <w:pPr>
+        <w:pageBreakBefore w:val="0"/>
+        <w:spacing w:line="312" w:lineRule="auto" w:before="0" w:after="0"/>
+        <w:ind w:firstLine="500"/>
+      </w:pPr>
+      <w:r>
+        <w:rPr>
+          <w:rFonts w:ascii="楷体" w:hAnsi="楷体" w:eastAsia="楷体"/>
+          <w:b w:val="0"/>
+          <w:sz w:val="25"/>
+        </w:rPr>
+        <w:t>公主早就喜欢上了这个谈吐不凡的年轻人，欢喜地答应了。婚礼那天，穿靴子的猫成了大功臣，从此什么也不用干，只管威风凛凛地在城堡里踱步——不过听说，它见到老鼠，还是会忍不住多看两眼。</w:t>
       </w:r>
     </w:p>
     <w:p>
@@ -11769,7 +12247,1607 @@
           <w:color w:val="595959"/>
           <w:sz w:val="23"/>
         </w:rPr>
+        <w:t>宝贝，谁会想到一只猫改变了一家人的命运呢？别小看任何不起眼的伙伴，也别小看自己——智慧加上胆量，小小的身体也能办成大事。晚安，愿你梦见那双神气的长筒靴。</w:t>
+      </w:r>
+    </w:p>
+    <w:p>
+      <w:pPr>
+        <w:pageBreakBefore/>
+        <w:spacing w:line="312" w:lineRule="auto" w:before="0" w:after="80"/>
+      </w:pPr>
+      <w:r>
+        <w:rPr>
+          <w:rFonts w:ascii="黑体" w:hAnsi="黑体" w:eastAsia="黑体"/>
+          <w:b/>
+          <w:sz w:val="32"/>
+        </w:rPr>
+        <w:t>47　白雪公主</w:t>
+      </w:r>
+    </w:p>
+    <w:p>
+      <w:pPr>
+        <w:pageBreakBefore w:val="0"/>
+        <w:spacing w:line="312" w:lineRule="auto" w:before="0" w:after="200"/>
+      </w:pPr>
+      <w:r>
+        <w:rPr>
+          <w:rFonts w:ascii="宋体" w:hAnsi="宋体" w:eastAsia="宋体"/>
+          <w:b w:val="0"/>
+          <w:color w:val="595959"/>
+          <w:sz w:val="20"/>
+        </w:rPr>
+        <w:t>出处：格林童话（睡前改编版） ｜ 适读年龄：4~10 岁 ｜ 朗读时长：约 5 分钟</w:t>
+      </w:r>
+    </w:p>
+    <w:p>
+      <w:pPr>
+        <w:pageBreakBefore w:val="0"/>
+        <w:spacing w:line="312" w:lineRule="auto" w:before="0" w:after="0"/>
+        <w:ind w:firstLine="500"/>
+      </w:pPr>
+      <w:r>
+        <w:rPr>
+          <w:rFonts w:ascii="楷体" w:hAnsi="楷体" w:eastAsia="楷体"/>
+          <w:b w:val="0"/>
+          <w:sz w:val="25"/>
+        </w:rPr>
+        <w:t>冬天，王后在窗边缝衣裳，雪落在乌木窗框上。她许了个愿："要是我有一个孩子，皮肤像雪一样白，嘴唇像血一样红，头发像乌木一样黑，该多好啊！"</w:t>
+      </w:r>
+    </w:p>
+    <w:p>
+      <w:pPr>
+        <w:pageBreakBefore w:val="0"/>
+        <w:spacing w:line="312" w:lineRule="auto" w:before="0" w:after="0"/>
+        <w:ind w:firstLine="500"/>
+      </w:pPr>
+      <w:r>
+        <w:rPr>
+          <w:rFonts w:ascii="楷体" w:hAnsi="楷体" w:eastAsia="楷体"/>
+          <w:b w:val="0"/>
+          <w:sz w:val="25"/>
+        </w:rPr>
+        <w:t>不久，一个小公主出生了，皮肤雪白，嘴唇绯红，头发乌黑。国王和王后给她取名——白雪公主。</w:t>
+      </w:r>
+    </w:p>
+    <w:p>
+      <w:pPr>
+        <w:pageBreakBefore w:val="0"/>
+        <w:spacing w:line="312" w:lineRule="auto" w:before="0" w:after="0"/>
+        <w:ind w:firstLine="500"/>
+      </w:pPr>
+      <w:r>
+        <w:rPr>
+          <w:rFonts w:ascii="楷体" w:hAnsi="楷体" w:eastAsia="楷体"/>
+          <w:b w:val="0"/>
+          <w:sz w:val="25"/>
+        </w:rPr>
+        <w:t>可是好景不长，王后去世了。新王后美丽却骄傲，她有一面魔镜，总爱问："魔镜魔镜，谁是世界上最美的女人？"魔镜每次都回答："王后，是您。"</w:t>
+      </w:r>
+    </w:p>
+    <w:p>
+      <w:pPr>
+        <w:pageBreakBefore w:val="0"/>
+        <w:spacing w:line="312" w:lineRule="auto" w:before="0" w:after="0"/>
+        <w:ind w:firstLine="500"/>
+      </w:pPr>
+      <w:r>
+        <w:rPr>
+          <w:rFonts w:ascii="楷体" w:hAnsi="楷体" w:eastAsia="楷体"/>
+          <w:b w:val="0"/>
+          <w:sz w:val="25"/>
+        </w:rPr>
+        <w:t>白雪公主一天天长大，越来越美。有一天，魔镜换了个答案："白雪公主比您美一千倍！"</w:t>
+      </w:r>
+    </w:p>
+    <w:p>
+      <w:pPr>
+        <w:pageBreakBefore w:val="0"/>
+        <w:spacing w:line="312" w:lineRule="auto" w:before="0" w:after="0"/>
+        <w:ind w:firstLine="500"/>
+      </w:pPr>
+      <w:r>
+        <w:rPr>
+          <w:rFonts w:ascii="楷体" w:hAnsi="楷体" w:eastAsia="楷体"/>
+          <w:b w:val="0"/>
+          <w:sz w:val="25"/>
+        </w:rPr>
+        <w:t>新王后气坏了。她叫来猎人："把她带进森林，别让我再见到她！"</w:t>
+      </w:r>
+    </w:p>
+    <w:p>
+      <w:pPr>
+        <w:pageBreakBefore w:val="0"/>
+        <w:spacing w:line="312" w:lineRule="auto" w:before="0" w:after="0"/>
+        <w:ind w:firstLine="500"/>
+      </w:pPr>
+      <w:r>
+        <w:rPr>
+          <w:rFonts w:ascii="楷体" w:hAnsi="楷体" w:eastAsia="楷体"/>
+          <w:b w:val="0"/>
+          <w:sz w:val="25"/>
+        </w:rPr>
+        <w:t>善良的猎人放走了白雪公主。她在森林深处走啊走，发现一座温馨的小屋——里面的一切都小小的：七张小床、七个小碗、七把小椅子。她又累又饿，把每个小碗里的菜都吃了一点，然后在七张小床拼起来上面，睡着了。</w:t>
+      </w:r>
+    </w:p>
+    <w:p>
+      <w:pPr>
+        <w:pageBreakBefore w:val="0"/>
+        <w:spacing w:line="312" w:lineRule="auto" w:before="0" w:after="0"/>
+        <w:ind w:firstLine="500"/>
+      </w:pPr>
+      <w:r>
+        <w:rPr>
+          <w:rFonts w:ascii="楷体" w:hAnsi="楷体" w:eastAsia="楷体"/>
+          <w:b w:val="0"/>
+          <w:sz w:val="25"/>
+        </w:rPr>
+        <w:t>傍晚，小屋的主人回来了——七个小矮人，白天在山里挖矿石，晚上回家。他们发现床上的小姑娘，又惊讶又喜欢。</w:t>
+      </w:r>
+    </w:p>
+    <w:p>
+      <w:pPr>
+        <w:pageBreakBefore w:val="0"/>
+        <w:spacing w:line="312" w:lineRule="auto" w:before="0" w:after="0"/>
+        <w:ind w:firstLine="500"/>
+      </w:pPr>
+      <w:r>
+        <w:rPr>
+          <w:rFonts w:ascii="楷体" w:hAnsi="楷体" w:eastAsia="楷体"/>
+          <w:b w:val="0"/>
+          <w:sz w:val="25"/>
+        </w:rPr>
+        <w:t>听了白雪公主的遭遇，七个小矮人说："留下来和我们住吧！白天我们进山，你在家看家，放心，王后找不到这儿。"</w:t>
+      </w:r>
+    </w:p>
+    <w:p>
+      <w:pPr>
+        <w:pageBreakBefore w:val="0"/>
+        <w:spacing w:line="312" w:lineRule="auto" w:before="0" w:after="0"/>
+        <w:ind w:firstLine="500"/>
+      </w:pPr>
+      <w:r>
+        <w:rPr>
+          <w:rFonts w:ascii="楷体" w:hAnsi="楷体" w:eastAsia="楷体"/>
+          <w:b w:val="0"/>
+          <w:sz w:val="25"/>
+        </w:rPr>
+        <w:t>可坏王后还是从魔镜那儿知道了："白雪公主还活着，小矮人家的白雪公主，比您美一千倍！"</w:t>
+      </w:r>
+    </w:p>
+    <w:p>
+      <w:pPr>
+        <w:pageBreakBefore w:val="0"/>
+        <w:spacing w:line="312" w:lineRule="auto" w:before="0" w:after="0"/>
+        <w:ind w:firstLine="500"/>
+      </w:pPr>
+      <w:r>
+        <w:rPr>
+          <w:rFonts w:ascii="楷体" w:hAnsi="楷体" w:eastAsia="楷体"/>
+          <w:b w:val="0"/>
+          <w:sz w:val="25"/>
+        </w:rPr>
+        <w:t>她乔装成卖货的老太婆，翻过七座山，用花言巧语给白雪公主系上一条勒得死紧的丝带，公主昏了过去。小矮人回家赶紧剪开丝带，公主醒了。</w:t>
+      </w:r>
+    </w:p>
+    <w:p>
+      <w:pPr>
+        <w:pageBreakBefore w:val="0"/>
+        <w:spacing w:line="312" w:lineRule="auto" w:before="0" w:after="0"/>
+        <w:ind w:firstLine="500"/>
+      </w:pPr>
+      <w:r>
+        <w:rPr>
+          <w:rFonts w:ascii="楷体" w:hAnsi="楷体" w:eastAsia="楷体"/>
+          <w:b w:val="0"/>
+          <w:sz w:val="25"/>
+        </w:rPr>
+        <w:t>王后又扮成卖梳子的老婆婆，把有毒的梳子插进公主头发——公主又倒下了。小矮人回家拔出毒梳，公主又醒了。</w:t>
+      </w:r>
+    </w:p>
+    <w:p>
+      <w:pPr>
+        <w:pageBreakBefore w:val="0"/>
+        <w:spacing w:line="312" w:lineRule="auto" w:before="0" w:after="0"/>
+        <w:ind w:firstLine="500"/>
+      </w:pPr>
+      <w:r>
+        <w:rPr>
+          <w:rFonts w:ascii="楷体" w:hAnsi="楷体" w:eastAsia="楷体"/>
+          <w:b w:val="0"/>
+          <w:sz w:val="25"/>
+        </w:rPr>
+        <w:t>这一次，王后做了一个毒苹果：红的半边有毒，白的半边没毒。她扮成农妇来到小矮人家："小姑娘，尝尝我的苹果，我分你一半。"白雪公主看对方吃了白的那半，放了心，咬了一口红的那半——刚咬一口，就倒在了地上。</w:t>
+      </w:r>
+    </w:p>
+    <w:p>
+      <w:pPr>
+        <w:pageBreakBefore w:val="0"/>
+        <w:spacing w:line="312" w:lineRule="auto" w:before="0" w:after="0"/>
+        <w:ind w:firstLine="500"/>
+      </w:pPr>
+      <w:r>
+        <w:rPr>
+          <w:rFonts w:ascii="楷体" w:hAnsi="楷体" w:eastAsia="楷体"/>
+          <w:b w:val="0"/>
+          <w:sz w:val="25"/>
+        </w:rPr>
+        <w:t>这一次，连小矮人们也救不醒她了。他们舍不得把她埋进土里，就做了一口水晶棺材，日夜守在山冈上，森林里的小鸟都飞来陪她。</w:t>
+      </w:r>
+    </w:p>
+    <w:p>
+      <w:pPr>
+        <w:pageBreakBefore w:val="0"/>
+        <w:spacing w:line="312" w:lineRule="auto" w:before="0" w:after="0"/>
+        <w:ind w:firstLine="500"/>
+      </w:pPr>
+      <w:r>
+        <w:rPr>
+          <w:rFonts w:ascii="楷体" w:hAnsi="楷体" w:eastAsia="楷体"/>
+          <w:b w:val="0"/>
+          <w:sz w:val="25"/>
+        </w:rPr>
+        <w:t>有一天，一位王子打猎路过，看到了水晶棺里美丽的姑娘，恳求小矮人让她跟自己回去。抬棺材的时候，仆人被树桩绊了一跤——棺材一晃，公主喉咙里那块毒苹果，"咕咚"吐了出来！公主睁开眼睛，活了过来！</w:t>
+      </w:r>
+    </w:p>
+    <w:p>
+      <w:pPr>
+        <w:pageBreakBefore w:val="0"/>
+        <w:spacing w:line="312" w:lineRule="auto" w:before="0" w:after="0"/>
+        <w:ind w:firstLine="500"/>
+      </w:pPr>
+      <w:r>
+        <w:rPr>
+          <w:rFonts w:ascii="楷体" w:hAnsi="楷体" w:eastAsia="楷体"/>
+          <w:b w:val="0"/>
+          <w:sz w:val="25"/>
+        </w:rPr>
+        <w:t>王子和白雪公主举办了婚礼，七个小矮人当然是座上宾。至于那位坏王后，她再问魔镜"谁是世界上最美的女人"，魔镜回答："是年轻的王后，白雪公主。"她气得摔了镜子，再也没脸出来见人了。</w:t>
+      </w:r>
+    </w:p>
+    <w:p>
+      <w:pPr>
+        <w:pageBreakBefore w:val="0"/>
+        <w:spacing w:line="312" w:lineRule="auto" w:before="0" w:after="0"/>
+        <w:ind w:firstLine="500"/>
+      </w:pPr>
+      <w:r>
+        <w:rPr>
+          <w:rFonts w:ascii="楷体" w:hAnsi="楷体" w:eastAsia="楷体"/>
+          <w:b w:val="0"/>
+          <w:sz w:val="25"/>
+        </w:rPr>
+        <w:t>从此，白雪公主和王子、和七个小矮人，过着善良又热闹的日子。</w:t>
+      </w:r>
+    </w:p>
+    <w:p>
+      <w:pPr>
+        <w:pageBreakBefore w:val="0"/>
+        <w:spacing w:line="312" w:lineRule="auto" w:before="200" w:after="0"/>
+      </w:pPr>
+      <w:r>
+        <w:rPr>
+          <w:rFonts w:ascii="宋体" w:hAnsi="宋体" w:eastAsia="宋体"/>
+          <w:b/>
+          <w:color w:val="595959"/>
+          <w:sz w:val="23"/>
+        </w:rPr>
+        <w:t>晚安小结：</w:t>
+      </w:r>
+    </w:p>
+    <w:p>
+      <w:pPr>
+        <w:pageBreakBefore w:val="0"/>
+        <w:spacing w:line="312" w:lineRule="auto" w:before="0" w:after="0"/>
+      </w:pPr>
+      <w:r>
+        <w:rPr>
+          <w:rFonts w:ascii="宋体" w:hAnsi="宋体" w:eastAsia="宋体"/>
+          <w:b w:val="0"/>
+          <w:color w:val="595959"/>
+          <w:sz w:val="23"/>
+        </w:rPr>
+        <w:t>宝贝，嫉妒是王后手里的毒苹果，害人的先伤己；而善良的白雪公主，连小鸟都愿意陪着她。好好做善良的孩子，善良的孩子走到哪里，都有七个小矮人那样的好朋友。晚安。</w:t>
+      </w:r>
+    </w:p>
+    <w:p>
+      <w:pPr>
+        <w:pageBreakBefore/>
+        <w:spacing w:line="312" w:lineRule="auto" w:before="0" w:after="80"/>
+      </w:pPr>
+      <w:r>
+        <w:rPr>
+          <w:rFonts w:ascii="黑体" w:hAnsi="黑体" w:eastAsia="黑体"/>
+          <w:b/>
+          <w:sz w:val="32"/>
+        </w:rPr>
+        <w:t>48　三片羽毛</w:t>
+      </w:r>
+    </w:p>
+    <w:p>
+      <w:pPr>
+        <w:pageBreakBefore w:val="0"/>
+        <w:spacing w:line="312" w:lineRule="auto" w:before="0" w:after="200"/>
+      </w:pPr>
+      <w:r>
+        <w:rPr>
+          <w:rFonts w:ascii="宋体" w:hAnsi="宋体" w:eastAsia="宋体"/>
+          <w:b w:val="0"/>
+          <w:color w:val="595959"/>
+          <w:sz w:val="20"/>
+        </w:rPr>
+        <w:t>出处：格林童话（睡前改编版） ｜ 适读年龄：4~10 岁 ｜ 朗读时长：约 4 分钟</w:t>
+      </w:r>
+    </w:p>
+    <w:p>
+      <w:pPr>
+        <w:pageBreakBefore w:val="0"/>
+        <w:spacing w:line="312" w:lineRule="auto" w:before="0" w:after="0"/>
+        <w:ind w:firstLine="500"/>
+      </w:pPr>
+      <w:r>
+        <w:rPr>
+          <w:rFonts w:ascii="楷体" w:hAnsi="楷体" w:eastAsia="楷体"/>
+          <w:b w:val="0"/>
+          <w:sz w:val="25"/>
+        </w:rPr>
+        <w:t>从前有个老国王，他有三个儿子。大儿子和二儿子精明伶俐，三儿子心地善良、不爱说话，大家背地里都叫他"小傻瓜"。</w:t>
+      </w:r>
+    </w:p>
+    <w:p>
+      <w:pPr>
+        <w:pageBreakBefore w:val="0"/>
+        <w:spacing w:line="312" w:lineRule="auto" w:before="0" w:after="0"/>
+        <w:ind w:firstLine="500"/>
+      </w:pPr>
+      <w:r>
+        <w:rPr>
+          <w:rFonts w:ascii="楷体" w:hAnsi="楷体" w:eastAsia="楷体"/>
+          <w:b w:val="0"/>
+          <w:sz w:val="25"/>
+        </w:rPr>
+        <w:t>老国王年纪大了，想从三个儿子里挑一个继承王位，却拿不定主意。他想了个办法：</w:t>
+      </w:r>
+    </w:p>
+    <w:p>
+      <w:pPr>
+        <w:pageBreakBefore w:val="0"/>
+        <w:spacing w:line="312" w:lineRule="auto" w:before="0" w:after="0"/>
+        <w:ind w:firstLine="500"/>
+      </w:pPr>
+      <w:r>
+        <w:rPr>
+          <w:rFonts w:ascii="楷体" w:hAnsi="楷体" w:eastAsia="楷体"/>
+          <w:b w:val="0"/>
+          <w:sz w:val="25"/>
+        </w:rPr>
+        <w:t>"你们每人往天上扔一根羽毛，羽毛落在哪个方向，就朝那个方向去找。谁找到最精美的地毯回来，谁就继承王位。"</w:t>
+      </w:r>
+    </w:p>
+    <w:p>
+      <w:pPr>
+        <w:pageBreakBefore w:val="0"/>
+        <w:spacing w:line="312" w:lineRule="auto" w:before="0" w:after="0"/>
+        <w:ind w:firstLine="500"/>
+      </w:pPr>
+      <w:r>
+        <w:rPr>
+          <w:rFonts w:ascii="楷体" w:hAnsi="楷体" w:eastAsia="楷体"/>
+          <w:b w:val="0"/>
+          <w:sz w:val="25"/>
+        </w:rPr>
+        <w:t>三片羽毛飞上了天：一片飘向东，一片飘向西，两片都被两个哥哥捡到了。第三片羽毛，打着旋儿，直直地落在了小傻瓜脚边。</w:t>
+      </w:r>
+    </w:p>
+    <w:p>
+      <w:pPr>
+        <w:pageBreakBefore w:val="0"/>
+        <w:spacing w:line="312" w:lineRule="auto" w:before="0" w:after="0"/>
+        <w:ind w:firstLine="500"/>
+      </w:pPr>
+      <w:r>
+        <w:rPr>
+          <w:rFonts w:ascii="楷体" w:hAnsi="楷体" w:eastAsia="楷体"/>
+          <w:b w:val="0"/>
+          <w:sz w:val="25"/>
+        </w:rPr>
+        <w:t>两个哥哥笑呵呵地走了，他们自恃聪明，根本没把小傻瓜放在眼里，还商量好半路截住他，不让他乱跑。</w:t>
+      </w:r>
+    </w:p>
+    <w:p>
+      <w:pPr>
+        <w:pageBreakBefore w:val="0"/>
+        <w:spacing w:line="312" w:lineRule="auto" w:before="0" w:after="0"/>
+        <w:ind w:firstLine="500"/>
+      </w:pPr>
+      <w:r>
+        <w:rPr>
+          <w:rFonts w:ascii="楷体" w:hAnsi="楷体" w:eastAsia="楷体"/>
+          <w:b w:val="0"/>
+          <w:sz w:val="25"/>
+        </w:rPr>
+        <w:t>小傻瓜捡起羽毛，坐在地上，闷闷地想："我该往哪儿去找地毯呢？"</w:t>
+      </w:r>
+    </w:p>
+    <w:p>
+      <w:pPr>
+        <w:pageBreakBefore w:val="0"/>
+        <w:spacing w:line="312" w:lineRule="auto" w:before="0" w:after="0"/>
+        <w:ind w:firstLine="500"/>
+      </w:pPr>
+      <w:r>
+        <w:rPr>
+          <w:rFonts w:ascii="楷体" w:hAnsi="楷体" w:eastAsia="楷体"/>
+          <w:b w:val="0"/>
+          <w:sz w:val="25"/>
+        </w:rPr>
+        <w:t>正发呆，他发现羽毛落地的旁边，有一扇地下小屋的门。他推开走下去，屋里坐着一只肥肥的大蛤蟆，周围还有许多小蛤蟆。</w:t>
+      </w:r>
+    </w:p>
+    <w:p>
+      <w:pPr>
+        <w:pageBreakBefore w:val="0"/>
+        <w:spacing w:line="312" w:lineRule="auto" w:before="0" w:after="0"/>
+        <w:ind w:firstLine="500"/>
+      </w:pPr>
+      <w:r>
+        <w:rPr>
+          <w:rFonts w:ascii="楷体" w:hAnsi="楷体" w:eastAsia="楷体"/>
+          <w:b w:val="0"/>
+          <w:sz w:val="25"/>
+        </w:rPr>
+        <w:t>大蛤蟆开口了："小伙子，你想要什么？"</w:t>
+      </w:r>
+    </w:p>
+    <w:p>
+      <w:pPr>
+        <w:pageBreakBefore w:val="0"/>
+        <w:spacing w:line="312" w:lineRule="auto" w:before="0" w:after="0"/>
+        <w:ind w:firstLine="500"/>
+      </w:pPr>
+      <w:r>
+        <w:rPr>
+          <w:rFonts w:ascii="楷体" w:hAnsi="楷体" w:eastAsia="楷体"/>
+          <w:b w:val="0"/>
+          <w:sz w:val="25"/>
+        </w:rPr>
+        <w:t>"我最精美的地毯。"</w:t>
+      </w:r>
+    </w:p>
+    <w:p>
+      <w:pPr>
+        <w:pageBreakBefore w:val="0"/>
+        <w:spacing w:line="312" w:lineRule="auto" w:before="0" w:after="0"/>
+        <w:ind w:firstLine="500"/>
+      </w:pPr>
+      <w:r>
+        <w:rPr>
+          <w:rFonts w:ascii="楷体" w:hAnsi="楷体" w:eastAsia="楷体"/>
+          <w:b w:val="0"/>
+          <w:sz w:val="25"/>
+        </w:rPr>
+        <w:t>"好嘞。"大蛤蟆吹响一个小号，小蛤蟆们抬来一个盒子，里面躺着一张地毯——织得精巧极了，图案会发光，人间根本没有第二张。</w:t>
+      </w:r>
+    </w:p>
+    <w:p>
+      <w:pPr>
+        <w:pageBreakBefore w:val="0"/>
+        <w:spacing w:line="312" w:lineRule="auto" w:before="0" w:after="0"/>
+        <w:ind w:firstLine="500"/>
+      </w:pPr>
+      <w:r>
+        <w:rPr>
+          <w:rFonts w:ascii="楷体" w:hAnsi="楷体" w:eastAsia="楷体"/>
+          <w:b w:val="0"/>
+          <w:sz w:val="25"/>
+        </w:rPr>
+        <w:t>小傻瓜道了谢，抱着地毯回家了。</w:t>
+      </w:r>
+    </w:p>
+    <w:p>
+      <w:pPr>
+        <w:pageBreakBefore w:val="0"/>
+        <w:spacing w:line="312" w:lineRule="auto" w:before="0" w:after="0"/>
+        <w:ind w:firstLine="500"/>
+      </w:pPr>
+      <w:r>
+        <w:rPr>
+          <w:rFonts w:ascii="楷体" w:hAnsi="楷体" w:eastAsia="楷体"/>
+          <w:b w:val="0"/>
+          <w:sz w:val="25"/>
+        </w:rPr>
+        <w:t>两个哥哥呢？他们压根没认真找，想着"弟弟反正找不到"，随手从牧羊人妻子那儿扯了块粗布，就当"地毯"交差。</w:t>
+      </w:r>
+    </w:p>
+    <w:p>
+      <w:pPr>
+        <w:pageBreakBefore w:val="0"/>
+        <w:spacing w:line="312" w:lineRule="auto" w:before="0" w:after="0"/>
+        <w:ind w:firstLine="500"/>
+      </w:pPr>
+      <w:r>
+        <w:rPr>
+          <w:rFonts w:ascii="楷体" w:hAnsi="楷体" w:eastAsia="楷体"/>
+          <w:b w:val="0"/>
+          <w:sz w:val="25"/>
+        </w:rPr>
+        <w:t>国王看了看三张地毯："小傻瓜的地毯，才是真正的王毯！"他宣布小傻瓜继承王位。</w:t>
+      </w:r>
+    </w:p>
+    <w:p>
+      <w:pPr>
+        <w:pageBreakBefore w:val="0"/>
+        <w:spacing w:line="312" w:lineRule="auto" w:before="0" w:after="0"/>
+        <w:ind w:firstLine="500"/>
+      </w:pPr>
+      <w:r>
+        <w:rPr>
+          <w:rFonts w:ascii="楷体" w:hAnsi="楷体" w:eastAsia="楷体"/>
+          <w:b w:val="0"/>
+          <w:sz w:val="25"/>
+        </w:rPr>
+        <w:t>两个哥哥急了，闹着再比一次。国王又出题：谁带回最精美的戒指，谁继承王位。又是三片羽毛——小傻瓜的又落在原地，又是大蛤蟆，从盒子里捧出一枚小小的戒指，绿宝石亮得像有活水在转。</w:t>
+      </w:r>
+    </w:p>
+    <w:p>
+      <w:pPr>
+        <w:pageBreakBefore w:val="0"/>
+        <w:spacing w:line="312" w:lineRule="auto" w:before="0" w:after="0"/>
+        <w:ind w:firstLine="500"/>
+      </w:pPr>
+      <w:r>
+        <w:rPr>
+          <w:rFonts w:ascii="楷体" w:hAnsi="楷体" w:eastAsia="楷体"/>
+          <w:b w:val="0"/>
+          <w:sz w:val="25"/>
+        </w:rPr>
+        <w:t>两个哥哥照样糊弄，拿的是马车上敲下来的铁环。结果自然又是小傻瓜赢。</w:t>
+      </w:r>
+    </w:p>
+    <w:p>
+      <w:pPr>
+        <w:pageBreakBefore w:val="0"/>
+        <w:spacing w:line="312" w:lineRule="auto" w:before="0" w:after="0"/>
+        <w:ind w:firstLine="500"/>
+      </w:pPr>
+      <w:r>
+        <w:rPr>
+          <w:rFonts w:ascii="楷体" w:hAnsi="楷体" w:eastAsia="楷体"/>
+          <w:b w:val="0"/>
+          <w:sz w:val="25"/>
+        </w:rPr>
+        <w:t>两个哥哥不甘心，再比最后一次：谁带回最美的姑娘，谁继承王位。这回，大蛤蟆从盒子里捧出了一朵粉色的大蓟花，花心里坐着一位小巧的姑娘——原来大蛤蟆是中了魔法，姑娘一露真容，魔法全解了，美得像春天。</w:t>
+      </w:r>
+    </w:p>
+    <w:p>
+      <w:pPr>
+        <w:pageBreakBefore w:val="0"/>
+        <w:spacing w:line="312" w:lineRule="auto" w:before="0" w:after="0"/>
+        <w:ind w:firstLine="500"/>
+      </w:pPr>
+      <w:r>
+        <w:rPr>
+          <w:rFonts w:ascii="楷体" w:hAnsi="楷体" w:eastAsia="楷体"/>
+          <w:b w:val="0"/>
+          <w:sz w:val="25"/>
+        </w:rPr>
+        <w:t>两个哥哥领回来的是村姑，粗手笨脚，站没站相。</w:t>
+      </w:r>
+    </w:p>
+    <w:p>
+      <w:pPr>
+        <w:pageBreakBefore w:val="0"/>
+        <w:spacing w:line="312" w:lineRule="auto" w:before="0" w:after="0"/>
+        <w:ind w:firstLine="500"/>
+      </w:pPr>
+      <w:r>
+        <w:rPr>
+          <w:rFonts w:ascii="楷体" w:hAnsi="楷体" w:eastAsia="楷体"/>
+          <w:b w:val="0"/>
+          <w:sz w:val="25"/>
+        </w:rPr>
+        <w:t>国王环视一圈，最后一次宣布："最小的儿子，继承王位。"</w:t>
+      </w:r>
+    </w:p>
+    <w:p>
+      <w:pPr>
+        <w:pageBreakBefore w:val="0"/>
+        <w:spacing w:line="312" w:lineRule="auto" w:before="0" w:after="0"/>
+        <w:ind w:firstLine="500"/>
+      </w:pPr>
+      <w:r>
+        <w:rPr>
+          <w:rFonts w:ascii="楷体" w:hAnsi="楷体" w:eastAsia="楷体"/>
+          <w:b w:val="0"/>
+          <w:sz w:val="25"/>
+        </w:rPr>
+        <w:t>小傻瓜当上国王后，把国家治理得井井有条。人们再也不叫他"小傻瓜"了，都改口叫他——好国王。</w:t>
+      </w:r>
+    </w:p>
+    <w:p>
+      <w:pPr>
+        <w:pageBreakBefore w:val="0"/>
+        <w:spacing w:line="312" w:lineRule="auto" w:before="200" w:after="0"/>
+      </w:pPr>
+      <w:r>
+        <w:rPr>
+          <w:rFonts w:ascii="宋体" w:hAnsi="宋体" w:eastAsia="宋体"/>
+          <w:b/>
+          <w:color w:val="595959"/>
+          <w:sz w:val="23"/>
+        </w:rPr>
+        <w:t>晚安小结：</w:t>
+      </w:r>
+    </w:p>
+    <w:p>
+      <w:pPr>
+        <w:pageBreakBefore w:val="0"/>
+        <w:spacing w:line="312" w:lineRule="auto" w:before="0" w:after="0"/>
+      </w:pPr>
+      <w:r>
+        <w:rPr>
+          <w:rFonts w:ascii="宋体" w:hAnsi="宋体" w:eastAsia="宋体"/>
+          <w:b w:val="0"/>
+          <w:color w:val="595959"/>
+          <w:sz w:val="23"/>
+        </w:rPr>
         <w:t>宝贝，被人小瞧不要紧，"小傻瓜"三个字伤不了认真的人。心地善良、做事认真的人，好运总会一次一次来敲门。晚安，做个心里开着蓟花的美梦。</w:t>
+      </w:r>
+    </w:p>
+    <w:p>
+      <w:pPr>
+        <w:pageBreakBefore/>
+        <w:spacing w:line="312" w:lineRule="auto" w:before="0" w:after="80"/>
+      </w:pPr>
+      <w:r>
+        <w:rPr>
+          <w:rFonts w:ascii="黑体" w:hAnsi="黑体" w:eastAsia="黑体"/>
+          <w:b/>
+          <w:sz w:val="32"/>
+        </w:rPr>
+        <w:t>49　莴苣姑娘</w:t>
+      </w:r>
+    </w:p>
+    <w:p>
+      <w:pPr>
+        <w:pageBreakBefore w:val="0"/>
+        <w:spacing w:line="312" w:lineRule="auto" w:before="0" w:after="200"/>
+      </w:pPr>
+      <w:r>
+        <w:rPr>
+          <w:rFonts w:ascii="宋体" w:hAnsi="宋体" w:eastAsia="宋体"/>
+          <w:b w:val="0"/>
+          <w:color w:val="595959"/>
+          <w:sz w:val="20"/>
+        </w:rPr>
+        <w:t>出处：格林童话（长发姑娘，睡前改编版） ｜ 适读年龄：4~10 岁 ｜ 朗读时长：约 5 分钟</w:t>
+      </w:r>
+    </w:p>
+    <w:p>
+      <w:pPr>
+        <w:pageBreakBefore w:val="0"/>
+        <w:spacing w:line="312" w:lineRule="auto" w:before="0" w:after="0"/>
+        <w:ind w:firstLine="500"/>
+      </w:pPr>
+      <w:r>
+        <w:rPr>
+          <w:rFonts w:ascii="楷体" w:hAnsi="楷体" w:eastAsia="楷体"/>
+          <w:b w:val="0"/>
+          <w:sz w:val="25"/>
+        </w:rPr>
+        <w:t>有一对夫妻，妻子怀孕了，特别想吃院子里巫婆花园里水灵灵的莴苣。丈夫拗不过她，翻墙去偷了一次、又一次。</w:t>
+      </w:r>
+    </w:p>
+    <w:p>
+      <w:pPr>
+        <w:pageBreakBefore w:val="0"/>
+        <w:spacing w:line="312" w:lineRule="auto" w:before="0" w:after="0"/>
+        <w:ind w:firstLine="500"/>
+      </w:pPr>
+      <w:r>
+        <w:rPr>
+          <w:rFonts w:ascii="楷体" w:hAnsi="楷体" w:eastAsia="楷体"/>
+          <w:b w:val="0"/>
+          <w:sz w:val="25"/>
+        </w:rPr>
+        <w:t>第三回，他撞上了巫婆。巫婆怒气冲冲，听完他的恳求，最后说："把你们的孩子生下来给我，我可以让你们随便吃园子里的菜。"</w:t>
+      </w:r>
+    </w:p>
+    <w:p>
+      <w:pPr>
+        <w:pageBreakBefore w:val="0"/>
+        <w:spacing w:line="312" w:lineRule="auto" w:before="0" w:after="0"/>
+        <w:ind w:firstLine="500"/>
+      </w:pPr>
+      <w:r>
+        <w:rPr>
+          <w:rFonts w:ascii="楷体" w:hAnsi="楷体" w:eastAsia="楷体"/>
+          <w:b w:val="0"/>
+          <w:sz w:val="25"/>
+        </w:rPr>
+        <w:t>夫妻俩害怕极了，只好答应。</w:t>
+      </w:r>
+    </w:p>
+    <w:p>
+      <w:pPr>
+        <w:pageBreakBefore w:val="0"/>
+        <w:spacing w:line="312" w:lineRule="auto" w:before="0" w:after="0"/>
+        <w:ind w:firstLine="500"/>
+      </w:pPr>
+      <w:r>
+        <w:rPr>
+          <w:rFonts w:ascii="楷体" w:hAnsi="楷体" w:eastAsia="楷体"/>
+          <w:b w:val="0"/>
+          <w:sz w:val="25"/>
+        </w:rPr>
+        <w:t>孩子出生后，巫婆把她抱走了，取名"莴苣姑娘"。莴苣姑娘长大，成了世界上最美的孩子，还有一头金色的长发，又长又亮，像一条流淌的阳光。</w:t>
+      </w:r>
+    </w:p>
+    <w:p>
+      <w:pPr>
+        <w:pageBreakBefore w:val="0"/>
+        <w:spacing w:line="312" w:lineRule="auto" w:before="0" w:after="0"/>
+        <w:ind w:firstLine="500"/>
+      </w:pPr>
+      <w:r>
+        <w:rPr>
+          <w:rFonts w:ascii="楷体" w:hAnsi="楷体" w:eastAsia="楷体"/>
+          <w:b w:val="0"/>
+          <w:sz w:val="25"/>
+        </w:rPr>
+        <w:t>十二岁那年，巫婆把她关进了一座高塔。塔没有门，没有楼梯，只有塔顶一扇小窗。巫婆想上去时，就在下面喊：</w:t>
+      </w:r>
+    </w:p>
+    <w:p>
+      <w:pPr>
+        <w:pageBreakBefore w:val="0"/>
+        <w:spacing w:line="312" w:lineRule="auto" w:before="0" w:after="0"/>
+        <w:ind w:firstLine="500"/>
+      </w:pPr>
+      <w:r>
+        <w:rPr>
+          <w:rFonts w:ascii="楷体" w:hAnsi="楷体" w:eastAsia="楷体"/>
+          <w:b w:val="0"/>
+          <w:sz w:val="25"/>
+        </w:rPr>
+        <w:t>"莴苣，莴苣，放下你的长头发！"</w:t>
+      </w:r>
+    </w:p>
+    <w:p>
+      <w:pPr>
+        <w:pageBreakBefore w:val="0"/>
+        <w:spacing w:line="312" w:lineRule="auto" w:before="0" w:after="0"/>
+        <w:ind w:firstLine="500"/>
+      </w:pPr>
+      <w:r>
+        <w:rPr>
+          <w:rFonts w:ascii="楷体" w:hAnsi="楷体" w:eastAsia="楷体"/>
+          <w:b w:val="0"/>
+          <w:sz w:val="25"/>
+        </w:rPr>
+        <w:t>莴苣姑娘就把辫子从窗口垂下来，巫婆顺着头发爬上去。</w:t>
+      </w:r>
+    </w:p>
+    <w:p>
+      <w:pPr>
+        <w:pageBreakBefore w:val="0"/>
+        <w:spacing w:line="312" w:lineRule="auto" w:before="0" w:after="0"/>
+        <w:ind w:firstLine="500"/>
+      </w:pPr>
+      <w:r>
+        <w:rPr>
+          <w:rFonts w:ascii="楷体" w:hAnsi="楷体" w:eastAsia="楷体"/>
+          <w:b w:val="0"/>
+          <w:sz w:val="25"/>
+        </w:rPr>
+        <w:t>就这样过了好几年。有一天，一位王子骑马穿过森林，路过高塔，听见塔上传来动人的歌声——是莴苣姑娘在唱歌排遣寂寞。可他找遍了塔，连个门缝都没有，只好天天来听。</w:t>
+      </w:r>
+    </w:p>
+    <w:p>
+      <w:pPr>
+        <w:pageBreakBefore w:val="0"/>
+        <w:spacing w:line="312" w:lineRule="auto" w:before="0" w:after="0"/>
+        <w:ind w:firstLine="500"/>
+      </w:pPr>
+      <w:r>
+        <w:rPr>
+          <w:rFonts w:ascii="楷体" w:hAnsi="楷体" w:eastAsia="楷体"/>
+          <w:b w:val="0"/>
+          <w:sz w:val="25"/>
+        </w:rPr>
+        <w:t>有一天，王子躲在树后，听见了巫婆的暗语，看见了长发的秘密。</w:t>
+      </w:r>
+    </w:p>
+    <w:p>
+      <w:pPr>
+        <w:pageBreakBefore w:val="0"/>
+        <w:spacing w:line="312" w:lineRule="auto" w:before="0" w:after="0"/>
+        <w:ind w:firstLine="500"/>
+      </w:pPr>
+      <w:r>
+        <w:rPr>
+          <w:rFonts w:ascii="楷体" w:hAnsi="楷体" w:eastAsia="楷体"/>
+          <w:b w:val="0"/>
+          <w:sz w:val="25"/>
+        </w:rPr>
+        <w:t>巫婆走后，王子学着喊："莴苣，莴苣，放下你的长头发！"</w:t>
+      </w:r>
+    </w:p>
+    <w:p>
+      <w:pPr>
+        <w:pageBreakBefore w:val="0"/>
+        <w:spacing w:line="312" w:lineRule="auto" w:before="0" w:after="0"/>
+        <w:ind w:firstLine="500"/>
+      </w:pPr>
+      <w:r>
+        <w:rPr>
+          <w:rFonts w:ascii="楷体" w:hAnsi="楷体" w:eastAsia="楷体"/>
+          <w:b w:val="0"/>
+          <w:sz w:val="25"/>
+        </w:rPr>
+        <w:t>头发垂下来，王子爬了上去。塔上的莴苣姑娘吓了一跳，可王子那么温柔，语气那么真诚，两人聊着聊着，越聊越投机。王子向她求婚，莴苣姑娘答应了："可我怎么下去呢？"</w:t>
+      </w:r>
+    </w:p>
+    <w:p>
+      <w:pPr>
+        <w:pageBreakBefore w:val="0"/>
+        <w:spacing w:line="312" w:lineRule="auto" w:before="0" w:after="0"/>
+        <w:ind w:firstLine="500"/>
+      </w:pPr>
+      <w:r>
+        <w:rPr>
+          <w:rFonts w:ascii="楷体" w:hAnsi="楷体" w:eastAsia="楷体"/>
+          <w:b w:val="0"/>
+          <w:sz w:val="25"/>
+        </w:rPr>
+        <w:t>他们想了个办法：王子每次来，都带一卷丝线，莴苣姑娘悄悄织一个梯子。梯子快织好时，莴苣姑娘说漏了嘴，被巫婆发现了！</w:t>
+      </w:r>
+    </w:p>
+    <w:p>
+      <w:pPr>
+        <w:pageBreakBefore w:val="0"/>
+        <w:spacing w:line="312" w:lineRule="auto" w:before="0" w:after="0"/>
+        <w:ind w:firstLine="500"/>
+      </w:pPr>
+      <w:r>
+        <w:rPr>
+          <w:rFonts w:ascii="楷体" w:hAnsi="楷体" w:eastAsia="楷体"/>
+          <w:b w:val="0"/>
+          <w:sz w:val="25"/>
+        </w:rPr>
+        <w:t>巫婆气坏了，"咔嚓"剪断她的长发，把她丢进了荒野；又把剪下的头发系在窗口，用来诱骗王子。</w:t>
+      </w:r>
+    </w:p>
+    <w:p>
+      <w:pPr>
+        <w:pageBreakBefore w:val="0"/>
+        <w:spacing w:line="312" w:lineRule="auto" w:before="0" w:after="0"/>
+        <w:ind w:firstLine="500"/>
+      </w:pPr>
+      <w:r>
+        <w:rPr>
+          <w:rFonts w:ascii="楷体" w:hAnsi="楷体" w:eastAsia="楷体"/>
+          <w:b w:val="0"/>
+          <w:sz w:val="25"/>
+        </w:rPr>
+        <w:t>王子爬上来，迎接他的却是巫婆。他心碎欲绝，从塔上跌落，掉进了下面的荆棘丛——荆棘刺伤了他的眼睛，他什么也看不见了，只能朝着黑暗的方向流浪，好些天只能吃野果草根。</w:t>
+      </w:r>
+    </w:p>
+    <w:p>
+      <w:pPr>
+        <w:pageBreakBefore w:val="0"/>
+        <w:spacing w:line="312" w:lineRule="auto" w:before="0" w:after="0"/>
+        <w:ind w:firstLine="500"/>
+      </w:pPr>
+      <w:r>
+        <w:rPr>
+          <w:rFonts w:ascii="楷体" w:hAnsi="楷体" w:eastAsia="楷体"/>
+          <w:b w:val="0"/>
+          <w:sz w:val="25"/>
+        </w:rPr>
+        <w:t>而莴苣姑娘在荒野里，一边流浪一边思念王子，流下的都是伤心的眼泪。</w:t>
+      </w:r>
+    </w:p>
+    <w:p>
+      <w:pPr>
+        <w:pageBreakBefore w:val="0"/>
+        <w:spacing w:line="312" w:lineRule="auto" w:before="0" w:after="0"/>
+        <w:ind w:firstLine="500"/>
+      </w:pPr>
+      <w:r>
+        <w:rPr>
+          <w:rFonts w:ascii="楷体" w:hAnsi="楷体" w:eastAsia="楷体"/>
+          <w:b w:val="0"/>
+          <w:sz w:val="25"/>
+        </w:rPr>
+        <w:t>一天，两天……几个月后，王子流浪的脚步，和莴苣姑娘漂泊的足迹，竟然在同一个山谷里相遇了！</w:t>
+      </w:r>
+    </w:p>
+    <w:p>
+      <w:pPr>
+        <w:pageBreakBefore w:val="0"/>
+        <w:spacing w:line="312" w:lineRule="auto" w:before="0" w:after="0"/>
+        <w:ind w:firstLine="500"/>
+      </w:pPr>
+      <w:r>
+        <w:rPr>
+          <w:rFonts w:ascii="楷体" w:hAnsi="楷体" w:eastAsia="楷体"/>
+          <w:b w:val="0"/>
+          <w:sz w:val="25"/>
+        </w:rPr>
+        <w:t>她一眼认出了他，扑进他怀里痛哭。奇迹发生了——她的眼泪滴进王子的眼睛，王子眼前渐渐亮了：他又看见了！第一眼看见的，就是莴苣姑娘含泪的笑脸。</w:t>
+      </w:r>
+    </w:p>
+    <w:p>
+      <w:pPr>
+        <w:pageBreakBefore w:val="0"/>
+        <w:spacing w:line="312" w:lineRule="auto" w:before="0" w:after="0"/>
+        <w:ind w:firstLine="500"/>
+      </w:pPr>
+      <w:r>
+        <w:rPr>
+          <w:rFonts w:ascii="楷体" w:hAnsi="楷体" w:eastAsia="楷体"/>
+          <w:b w:val="0"/>
+          <w:sz w:val="25"/>
+        </w:rPr>
+        <w:t>王子带她回到自己的王国，两人举办了盛大的婚礼。而那位巫婆，从此再也没有出现过。</w:t>
+      </w:r>
+    </w:p>
+    <w:p>
+      <w:pPr>
+        <w:pageBreakBefore w:val="0"/>
+        <w:spacing w:line="312" w:lineRule="auto" w:before="0" w:after="0"/>
+        <w:ind w:firstLine="500"/>
+      </w:pPr>
+      <w:r>
+        <w:rPr>
+          <w:rFonts w:ascii="楷体" w:hAnsi="楷体" w:eastAsia="楷体"/>
+          <w:b w:val="0"/>
+          <w:sz w:val="25"/>
+        </w:rPr>
+        <w:t>高塔空了，长头发再也不用垂下来——莴苣姑娘终于可以在开满花的土地上，自由自在地散步啦。</w:t>
+      </w:r>
+    </w:p>
+    <w:p>
+      <w:pPr>
+        <w:pageBreakBefore w:val="0"/>
+        <w:spacing w:line="312" w:lineRule="auto" w:before="200" w:after="0"/>
+      </w:pPr>
+      <w:r>
+        <w:rPr>
+          <w:rFonts w:ascii="宋体" w:hAnsi="宋体" w:eastAsia="宋体"/>
+          <w:b/>
+          <w:color w:val="595959"/>
+          <w:sz w:val="23"/>
+        </w:rPr>
+        <w:t>晚安小结：</w:t>
+      </w:r>
+    </w:p>
+    <w:p>
+      <w:pPr>
+        <w:pageBreakBefore w:val="0"/>
+        <w:spacing w:line="312" w:lineRule="auto" w:before="0" w:after="0"/>
+      </w:pPr>
+      <w:r>
+        <w:rPr>
+          <w:rFonts w:ascii="宋体" w:hAnsi="宋体" w:eastAsia="宋体"/>
+          <w:b w:val="0"/>
+          <w:color w:val="595959"/>
+          <w:sz w:val="23"/>
+        </w:rPr>
+        <w:t>宝贝，塔再高，也锁不住会唱歌的心；眼泪再苦，也能治好思念的眼睛。心里装着爱和希望的人，走多远的弯路，最后都能走到一起。晚安，愿你的梦里没有高塔，只有开满花的原野。</w:t>
+      </w:r>
+    </w:p>
+    <w:p>
+      <w:pPr>
+        <w:pageBreakBefore/>
+        <w:spacing w:line="312" w:lineRule="auto" w:before="0" w:after="80"/>
+      </w:pPr>
+      <w:r>
+        <w:rPr>
+          <w:rFonts w:ascii="黑体" w:hAnsi="黑体" w:eastAsia="黑体"/>
+          <w:b/>
+          <w:sz w:val="32"/>
+        </w:rPr>
+        <w:t>50　美女与野兽</w:t>
+      </w:r>
+    </w:p>
+    <w:p>
+      <w:pPr>
+        <w:pageBreakBefore w:val="0"/>
+        <w:spacing w:line="312" w:lineRule="auto" w:before="0" w:after="200"/>
+      </w:pPr>
+      <w:r>
+        <w:rPr>
+          <w:rFonts w:ascii="宋体" w:hAnsi="宋体" w:eastAsia="宋体"/>
+          <w:b w:val="0"/>
+          <w:color w:val="595959"/>
+          <w:sz w:val="20"/>
+        </w:rPr>
+        <w:t>出处：法国童话（博蒙夫人版，睡前改编版） ｜ 适读年龄：4~12 岁 ｜ 朗读时长：约 5 分钟</w:t>
+      </w:r>
+    </w:p>
+    <w:p>
+      <w:pPr>
+        <w:pageBreakBefore w:val="0"/>
+        <w:spacing w:line="312" w:lineRule="auto" w:before="0" w:after="0"/>
+        <w:ind w:firstLine="500"/>
+      </w:pPr>
+      <w:r>
+        <w:rPr>
+          <w:rFonts w:ascii="楷体" w:hAnsi="楷体" w:eastAsia="楷体"/>
+          <w:b w:val="0"/>
+          <w:sz w:val="25"/>
+        </w:rPr>
+        <w:t>商人最小的女儿叫贝儿，是三姐妹中最美的，也是最善良的——姐姐们爱打扮，她最爱读书。</w:t>
+      </w:r>
+    </w:p>
+    <w:p>
+      <w:pPr>
+        <w:pageBreakBefore w:val="0"/>
+        <w:spacing w:line="312" w:lineRule="auto" w:before="0" w:after="0"/>
+        <w:ind w:firstLine="500"/>
+      </w:pPr>
+      <w:r>
+        <w:rPr>
+          <w:rFonts w:ascii="楷体" w:hAnsi="楷体" w:eastAsia="楷体"/>
+          <w:b w:val="0"/>
+          <w:sz w:val="25"/>
+        </w:rPr>
+        <w:t>有一年，商人的船队遇了海难，家道败落。父亲进山办事，归途中迷了路，闯进一座灯火通明的城堡：桌上凭空出现了丰盛的晚餐，房间里温暖如春。临走时，他想起贝儿的心愿，折了一枝院里的玫瑰。</w:t>
+      </w:r>
+    </w:p>
+    <w:p>
+      <w:pPr>
+        <w:pageBreakBefore w:val="0"/>
+        <w:spacing w:line="312" w:lineRule="auto" w:before="0" w:after="0"/>
+        <w:ind w:firstLine="500"/>
+      </w:pPr>
+      <w:r>
+        <w:rPr>
+          <w:rFonts w:ascii="楷体" w:hAnsi="楷体" w:eastAsia="楷体"/>
+          <w:b w:val="0"/>
+          <w:sz w:val="25"/>
+        </w:rPr>
+        <w:t>"轰"的一声，一头可怕的野兽出现了！它獠牙森森，吼声震得屋顶直响：</w:t>
+      </w:r>
+    </w:p>
+    <w:p>
+      <w:pPr>
+        <w:pageBreakBefore w:val="0"/>
+        <w:spacing w:line="312" w:lineRule="auto" w:before="0" w:after="0"/>
+        <w:ind w:firstLine="500"/>
+      </w:pPr>
+      <w:r>
+        <w:rPr>
+          <w:rFonts w:ascii="楷体" w:hAnsi="楷体" w:eastAsia="楷体"/>
+          <w:b w:val="0"/>
+          <w:sz w:val="25"/>
+        </w:rPr>
+        <w:t>"我给了你吃住，你却偷我最心爱的玫瑰！用你的性命来抵吧！"</w:t>
+      </w:r>
+    </w:p>
+    <w:p>
+      <w:pPr>
+        <w:pageBreakBefore w:val="0"/>
+        <w:spacing w:line="312" w:lineRule="auto" w:before="0" w:after="0"/>
+        <w:ind w:firstLine="500"/>
+      </w:pPr>
+      <w:r>
+        <w:rPr>
+          <w:rFonts w:ascii="楷体" w:hAnsi="楷体" w:eastAsia="楷体"/>
+          <w:b w:val="0"/>
+          <w:sz w:val="25"/>
+        </w:rPr>
+        <w:t>父亲苦苦哀求，野兽最后说："三个月后，你要么自己回来，要么，让你的一个女儿替你来。"</w:t>
+      </w:r>
+    </w:p>
+    <w:p>
+      <w:pPr>
+        <w:pageBreakBefore w:val="0"/>
+        <w:spacing w:line="312" w:lineRule="auto" w:before="0" w:after="0"/>
+        <w:ind w:firstLine="500"/>
+      </w:pPr>
+      <w:r>
+        <w:rPr>
+          <w:rFonts w:ascii="楷体" w:hAnsi="楷体" w:eastAsia="楷体"/>
+          <w:b w:val="0"/>
+          <w:sz w:val="25"/>
+        </w:rPr>
+        <w:t>回到家，父亲含泪讲了这件事。姐姐们把责任推得一干二净，只有贝儿说："爸爸，是我要的玫瑰。我去。"</w:t>
+      </w:r>
+    </w:p>
+    <w:p>
+      <w:pPr>
+        <w:pageBreakBefore w:val="0"/>
+        <w:spacing w:line="312" w:lineRule="auto" w:before="0" w:after="0"/>
+        <w:ind w:firstLine="500"/>
+      </w:pPr>
+      <w:r>
+        <w:rPr>
+          <w:rFonts w:ascii="楷体" w:hAnsi="楷体" w:eastAsia="楷体"/>
+          <w:b w:val="0"/>
+          <w:sz w:val="25"/>
+        </w:rPr>
+        <w:t>贝儿住进了城堡。野兽丑得吓人，可它从不伤害她：她要什么，城堡就变出什么；它每晚都来问同一句话："贝儿，你愿意嫁给我吗？"贝儿每次都摇头："对不起。"</w:t>
+      </w:r>
+    </w:p>
+    <w:p>
+      <w:pPr>
+        <w:pageBreakBefore w:val="0"/>
+        <w:spacing w:line="312" w:lineRule="auto" w:before="0" w:after="0"/>
+        <w:ind w:firstLine="500"/>
+      </w:pPr>
+      <w:r>
+        <w:rPr>
+          <w:rFonts w:ascii="楷体" w:hAnsi="楷体" w:eastAsia="楷体"/>
+          <w:b w:val="0"/>
+          <w:sz w:val="25"/>
+        </w:rPr>
+        <w:t>日子一天天过去，贝儿渐渐发现：这头野兽，说话有礼貌，笑起来有点不好意思，还会在她想家时默默难过。它奇丑的外表下面，藏着一颗温柔的心。贝儿开始盼着每天晚上的那声问候了。</w:t>
+      </w:r>
+    </w:p>
+    <w:p>
+      <w:pPr>
+        <w:pageBreakBefore w:val="0"/>
+        <w:spacing w:line="312" w:lineRule="auto" w:before="0" w:after="0"/>
+        <w:ind w:firstLine="500"/>
+      </w:pPr>
+      <w:r>
+        <w:rPr>
+          <w:rFonts w:ascii="楷体" w:hAnsi="楷体" w:eastAsia="楷体"/>
+          <w:b w:val="0"/>
+          <w:sz w:val="25"/>
+        </w:rPr>
+        <w:t>有一天，魔镜让她看见了病倒在家的父亲。贝儿哭了，求野兽让她回家探望。野兽叹了口气："去吧。我求你——一个星期后回来。我是真心的，没有你，我会死的。"</w:t>
+      </w:r>
+    </w:p>
+    <w:p>
+      <w:pPr>
+        <w:pageBreakBefore w:val="0"/>
+        <w:spacing w:line="312" w:lineRule="auto" w:before="0" w:after="0"/>
+        <w:ind w:firstLine="500"/>
+      </w:pPr>
+      <w:r>
+        <w:rPr>
+          <w:rFonts w:ascii="楷体" w:hAnsi="楷体" w:eastAsia="楷体"/>
+          <w:b w:val="0"/>
+          <w:sz w:val="25"/>
+        </w:rPr>
+        <w:t>贝儿回到家中，父亲病情好转，她却把归期忘了。第十天的夜里，她梦见野兽倒在花园里，奄奄一息！她惊醒了，立刻动身，飞奔赶回城堡——</w:t>
+      </w:r>
+    </w:p>
+    <w:p>
+      <w:pPr>
+        <w:pageBreakBefore w:val="0"/>
+        <w:spacing w:line="312" w:lineRule="auto" w:before="0" w:after="0"/>
+        <w:ind w:firstLine="500"/>
+      </w:pPr>
+      <w:r>
+        <w:rPr>
+          <w:rFonts w:ascii="楷体" w:hAnsi="楷体" w:eastAsia="楷体"/>
+          <w:b w:val="0"/>
+          <w:sz w:val="25"/>
+        </w:rPr>
+        <w:t>野兽真的倒在玫瑰丛边，只剩一口气。贝儿抱着它大哭："你别死！我爱你，我愿意嫁给你！"</w:t>
+      </w:r>
+    </w:p>
+    <w:p>
+      <w:pPr>
+        <w:pageBreakBefore w:val="0"/>
+        <w:spacing w:line="312" w:lineRule="auto" w:before="0" w:after="0"/>
+        <w:ind w:firstLine="500"/>
+      </w:pPr>
+      <w:r>
+        <w:rPr>
+          <w:rFonts w:ascii="楷体" w:hAnsi="楷体" w:eastAsia="楷体"/>
+          <w:b w:val="0"/>
+          <w:sz w:val="25"/>
+        </w:rPr>
+        <w:t>眼泪落在野兽的脸上。就在这时，万道金光闪过——野兽不见了，眼前站着一位俊朗的王子！</w:t>
+      </w:r>
+    </w:p>
+    <w:p>
+      <w:pPr>
+        <w:pageBreakBefore w:val="0"/>
+        <w:spacing w:line="312" w:lineRule="auto" w:before="0" w:after="0"/>
+        <w:ind w:firstLine="500"/>
+      </w:pPr>
+      <w:r>
+        <w:rPr>
+          <w:rFonts w:ascii="楷体" w:hAnsi="楷体" w:eastAsia="楷体"/>
+          <w:b w:val="0"/>
+          <w:sz w:val="25"/>
+        </w:rPr>
+        <w:t>原来，很久以前，一位仙女讨厌他没有怜悯心的模样，把他变成了野兽，并留下咒语：除非有人真心爱他，并且他也真心去爱，才能解除。</w:t>
+      </w:r>
+    </w:p>
+    <w:p>
+      <w:pPr>
+        <w:pageBreakBefore w:val="0"/>
+        <w:spacing w:line="312" w:lineRule="auto" w:before="0" w:after="0"/>
+        <w:ind w:firstLine="500"/>
+      </w:pPr>
+      <w:r>
+        <w:rPr>
+          <w:rFonts w:ascii="楷体" w:hAnsi="楷体" w:eastAsia="楷体"/>
+          <w:b w:val="0"/>
+          <w:sz w:val="25"/>
+        </w:rPr>
+        <w:t>仙女的声音在城堡里响起："贝儿，你选择了善良的心，而不是漂亮的脸，你是世上最聪慧的姑娘。"</w:t>
+      </w:r>
+    </w:p>
+    <w:p>
+      <w:pPr>
+        <w:pageBreakBefore w:val="0"/>
+        <w:spacing w:line="312" w:lineRule="auto" w:before="0" w:after="0"/>
+        <w:ind w:firstLine="500"/>
+      </w:pPr>
+      <w:r>
+        <w:rPr>
+          <w:rFonts w:ascii="楷体" w:hAnsi="楷体" w:eastAsia="楷体"/>
+          <w:b w:val="0"/>
+          <w:sz w:val="25"/>
+        </w:rPr>
+        <w:t>王子和贝儿举办了婚礼。姐姐们后悔得不得了，而城堡里的玫瑰，从此一年四季，都开着。</w:t>
+      </w:r>
+    </w:p>
+    <w:p>
+      <w:pPr>
+        <w:pageBreakBefore w:val="0"/>
+        <w:spacing w:line="312" w:lineRule="auto" w:before="200" w:after="0"/>
+      </w:pPr>
+      <w:r>
+        <w:rPr>
+          <w:rFonts w:ascii="宋体" w:hAnsi="宋体" w:eastAsia="宋体"/>
+          <w:b/>
+          <w:color w:val="595959"/>
+          <w:sz w:val="23"/>
+        </w:rPr>
+        <w:t>晚安小结：</w:t>
+      </w:r>
+    </w:p>
+    <w:p>
+      <w:pPr>
+        <w:pageBreakBefore w:val="0"/>
+        <w:spacing w:line="312" w:lineRule="auto" w:before="0" w:after="0"/>
+      </w:pPr>
+      <w:r>
+        <w:rPr>
+          <w:rFonts w:ascii="宋体" w:hAnsi="宋体" w:eastAsia="宋体"/>
+          <w:b w:val="0"/>
+          <w:color w:val="595959"/>
+          <w:sz w:val="23"/>
+        </w:rPr>
+        <w:t>宝贝，外表像一张包装纸，里面装的心才是礼物。看人看心，交朋友交心——你能像贝儿一样看见别人的好，你就会遇见最好的朋友。晚安，做个心里开满玫瑰的梦。</w:t>
+      </w:r>
+    </w:p>
+    <w:p>
+      <w:pPr>
+        <w:pageBreakBefore/>
+        <w:spacing w:line="312" w:lineRule="auto" w:before="0" w:after="80"/>
+      </w:pPr>
+      <w:r>
+        <w:rPr>
+          <w:rFonts w:ascii="黑体" w:hAnsi="黑体" w:eastAsia="黑体"/>
+          <w:b/>
+          <w:sz w:val="32"/>
+        </w:rPr>
+        <w:t>51　阿拉丁与神灯</w:t>
+      </w:r>
+    </w:p>
+    <w:p>
+      <w:pPr>
+        <w:pageBreakBefore w:val="0"/>
+        <w:spacing w:line="312" w:lineRule="auto" w:before="0" w:after="200"/>
+      </w:pPr>
+      <w:r>
+        <w:rPr>
+          <w:rFonts w:ascii="宋体" w:hAnsi="宋体" w:eastAsia="宋体"/>
+          <w:b w:val="0"/>
+          <w:color w:val="595959"/>
+          <w:sz w:val="20"/>
+        </w:rPr>
+        <w:t>出处：《一千零一夜》（睡前改编版） ｜ 适读年龄：5~12 岁 ｜ 朗读时长：约 5 分钟　注：本篇与《莴苣姑娘》《白雪公主》同属公主与冒险系列，可任选连播。</w:t>
+      </w:r>
+    </w:p>
+    <w:p>
+      <w:pPr>
+        <w:pageBreakBefore w:val="0"/>
+        <w:spacing w:line="312" w:lineRule="auto" w:before="0" w:after="0"/>
+        <w:ind w:firstLine="500"/>
+      </w:pPr>
+      <w:r>
+        <w:rPr>
+          <w:rFonts w:ascii="楷体" w:hAnsi="楷体" w:eastAsia="楷体"/>
+          <w:b w:val="0"/>
+          <w:sz w:val="25"/>
+        </w:rPr>
+        <w:t>阿拉丁是个穷裁缝的儿子，整天和小伙伴在集市上疯玩，谁都说他没出息。</w:t>
+      </w:r>
+    </w:p>
+    <w:p>
+      <w:pPr>
+        <w:pageBreakBefore w:val="0"/>
+        <w:spacing w:line="312" w:lineRule="auto" w:before="0" w:after="0"/>
+        <w:ind w:firstLine="500"/>
+      </w:pPr>
+      <w:r>
+        <w:rPr>
+          <w:rFonts w:ascii="楷体" w:hAnsi="楷体" w:eastAsia="楷体"/>
+          <w:b w:val="0"/>
+          <w:sz w:val="25"/>
+        </w:rPr>
+        <w:t>这一天，一个自称是他叔叔的魔法师找上门来，对他嘘寒问暖，还带他出城"见世面"。走到山谷里，魔法师念动咒语——大地轰然裂开，露出一个地道，尽头放着一盏旧油灯。</w:t>
+      </w:r>
+    </w:p>
+    <w:p>
+      <w:pPr>
+        <w:pageBreakBefore w:val="0"/>
+        <w:spacing w:line="312" w:lineRule="auto" w:before="0" w:after="0"/>
+        <w:ind w:firstLine="500"/>
+      </w:pPr>
+      <w:r>
+        <w:rPr>
+          <w:rFonts w:ascii="楷体" w:hAnsi="楷体" w:eastAsia="楷体"/>
+          <w:b w:val="0"/>
+          <w:sz w:val="25"/>
+        </w:rPr>
+        <w:t>"好孩子，下去把灯取上来。这是能保佑咱家的宝贝。"魔法师把一枚戒指戴在阿拉丁手上。</w:t>
+      </w:r>
+    </w:p>
+    <w:p>
+      <w:pPr>
+        <w:pageBreakBefore w:val="0"/>
+        <w:spacing w:line="312" w:lineRule="auto" w:before="0" w:after="0"/>
+        <w:ind w:firstLine="500"/>
+      </w:pPr>
+      <w:r>
+        <w:rPr>
+          <w:rFonts w:ascii="楷体" w:hAnsi="楷体" w:eastAsia="楷体"/>
+          <w:b w:val="0"/>
+          <w:sz w:val="25"/>
+        </w:rPr>
+        <w:t>阿拉丁下了地道，取到神灯，还顺手拾了些路上见到的亮闪闪的"石子"。他爬到洞口喊："叔叔，先拉我上去！"</w:t>
+      </w:r>
+    </w:p>
+    <w:p>
+      <w:pPr>
+        <w:pageBreakBefore w:val="0"/>
+        <w:spacing w:line="312" w:lineRule="auto" w:before="0" w:after="0"/>
+        <w:ind w:firstLine="500"/>
+      </w:pPr>
+      <w:r>
+        <w:rPr>
+          <w:rFonts w:ascii="楷体" w:hAnsi="楷体" w:eastAsia="楷体"/>
+          <w:b w:val="0"/>
+          <w:sz w:val="25"/>
+        </w:rPr>
+        <w:t>"先把灯递给我！"</w:t>
+      </w:r>
+    </w:p>
+    <w:p>
+      <w:pPr>
+        <w:pageBreakBefore w:val="0"/>
+        <w:spacing w:line="312" w:lineRule="auto" w:before="0" w:after="0"/>
+        <w:ind w:firstLine="500"/>
+      </w:pPr>
+      <w:r>
+        <w:rPr>
+          <w:rFonts w:ascii="楷体" w:hAnsi="楷体" w:eastAsia="楷体"/>
+          <w:b w:val="0"/>
+          <w:sz w:val="25"/>
+        </w:rPr>
+        <w:t>"我先上去，再把灯给你！"</w:t>
+      </w:r>
+    </w:p>
+    <w:p>
+      <w:pPr>
+        <w:pageBreakBefore w:val="0"/>
+        <w:spacing w:line="312" w:lineRule="auto" w:before="0" w:after="0"/>
+        <w:ind w:firstLine="500"/>
+      </w:pPr>
+      <w:r>
+        <w:rPr>
+          <w:rFonts w:ascii="楷体" w:hAnsi="楷体" w:eastAsia="楷体"/>
+          <w:b w:val="0"/>
+          <w:sz w:val="25"/>
+        </w:rPr>
+        <w:t>魔法师等不及了，怒气冲冲念咒——大地合拢，把阿拉丁关在了黑暗里！</w:t>
+      </w:r>
+    </w:p>
+    <w:p>
+      <w:pPr>
+        <w:pageBreakBefore w:val="0"/>
+        <w:spacing w:line="312" w:lineRule="auto" w:before="0" w:after="0"/>
+        <w:ind w:firstLine="500"/>
+      </w:pPr>
+      <w:r>
+        <w:rPr>
+          <w:rFonts w:ascii="楷体" w:hAnsi="楷体" w:eastAsia="楷体"/>
+          <w:b w:val="0"/>
+          <w:sz w:val="25"/>
+        </w:rPr>
+        <w:t>阿拉丁又怕又急，搓着手哭。谁知这一搓，手上的戒指擦了一下，一个灯神腾空而起："戒指的主人，你要什么？"</w:t>
+      </w:r>
+    </w:p>
+    <w:p>
+      <w:pPr>
+        <w:pageBreakBefore w:val="0"/>
+        <w:spacing w:line="312" w:lineRule="auto" w:before="0" w:after="0"/>
+        <w:ind w:firstLine="500"/>
+      </w:pPr>
+      <w:r>
+        <w:rPr>
+          <w:rFonts w:ascii="楷体" w:hAnsi="楷体" w:eastAsia="楷体"/>
+          <w:b w:val="0"/>
+          <w:sz w:val="25"/>
+        </w:rPr>
+        <w:t>"我……我想回家！"</w:t>
+      </w:r>
+    </w:p>
+    <w:p>
+      <w:pPr>
+        <w:pageBreakBefore w:val="0"/>
+        <w:spacing w:line="312" w:lineRule="auto" w:before="0" w:after="0"/>
+        <w:ind w:firstLine="500"/>
+      </w:pPr>
+      <w:r>
+        <w:rPr>
+          <w:rFonts w:ascii="楷体" w:hAnsi="楷体" w:eastAsia="楷体"/>
+          <w:b w:val="0"/>
+          <w:sz w:val="25"/>
+        </w:rPr>
+        <w:t>话音未落，他已经站在自家门口了。他把带回来的"石子"拿给母亲看——一位商人告诉他，那些不是石子，是价值连城的宝石！母子俩的日子，从此好过了起来。</w:t>
+      </w:r>
+    </w:p>
+    <w:p>
+      <w:pPr>
+        <w:pageBreakBefore w:val="0"/>
+        <w:spacing w:line="312" w:lineRule="auto" w:before="0" w:after="0"/>
+        <w:ind w:firstLine="500"/>
+      </w:pPr>
+      <w:r>
+        <w:rPr>
+          <w:rFonts w:ascii="楷体" w:hAnsi="楷体" w:eastAsia="楷体"/>
+          <w:b w:val="0"/>
+          <w:sz w:val="25"/>
+        </w:rPr>
+        <w:t>那盏神灯呢？有一天，阿拉丁拿它擦了擦灰——一个威力更大的灯神跳了出来："神灯的主人，我听你的吩咐！"</w:t>
+      </w:r>
+    </w:p>
+    <w:p>
+      <w:pPr>
+        <w:pageBreakBefore w:val="0"/>
+        <w:spacing w:line="312" w:lineRule="auto" w:before="0" w:after="0"/>
+        <w:ind w:firstLine="500"/>
+      </w:pPr>
+      <w:r>
+        <w:rPr>
+          <w:rFonts w:ascii="楷体" w:hAnsi="楷体" w:eastAsia="楷体"/>
+          <w:b w:val="0"/>
+          <w:sz w:val="25"/>
+        </w:rPr>
+        <w:t>阿拉丁让灯神送来宫殿、华服，还向国王求娶了美丽的公主，办了盛大的婚礼。人们都说，这个当年的穷小子，是全城最有福气的人。</w:t>
+      </w:r>
+    </w:p>
+    <w:p>
+      <w:pPr>
+        <w:pageBreakBefore w:val="0"/>
+        <w:spacing w:line="312" w:lineRule="auto" w:before="0" w:after="0"/>
+        <w:ind w:firstLine="500"/>
+      </w:pPr>
+      <w:r>
+        <w:rPr>
+          <w:rFonts w:ascii="楷体" w:hAnsi="楷体" w:eastAsia="楷体"/>
+          <w:b w:val="0"/>
+          <w:sz w:val="25"/>
+        </w:rPr>
+        <w:t>可是那个魔法师没有死心。他打听到神灯的下落，趁阿拉丁外出远行，扮成小贩在宫殿外叫喊："旧灯换新灯喽——！"</w:t>
+      </w:r>
+    </w:p>
+    <w:p>
+      <w:pPr>
+        <w:pageBreakBefore w:val="0"/>
+        <w:spacing w:line="312" w:lineRule="auto" w:before="0" w:after="0"/>
+        <w:ind w:firstLine="500"/>
+      </w:pPr>
+      <w:r>
+        <w:rPr>
+          <w:rFonts w:ascii="楷体" w:hAnsi="楷体" w:eastAsia="楷体"/>
+          <w:b w:val="0"/>
+          <w:sz w:val="25"/>
+        </w:rPr>
+        <w:t>公主不知道神灯的秘密，心想旧灯换新灯，还挺划算，就换了。</w:t>
+      </w:r>
+    </w:p>
+    <w:p>
+      <w:pPr>
+        <w:pageBreakBefore w:val="0"/>
+        <w:spacing w:line="312" w:lineRule="auto" w:before="0" w:after="0"/>
+        <w:ind w:firstLine="500"/>
+      </w:pPr>
+      <w:r>
+        <w:rPr>
+          <w:rFonts w:ascii="楷体" w:hAnsi="楷体" w:eastAsia="楷体"/>
+          <w:b w:val="0"/>
+          <w:sz w:val="25"/>
+        </w:rPr>
+        <w:t>魔法师得到神灯，狂笑三声，搓了搓灯——灯神立刻把整座宫殿连同公主，搬到了遥远的非洲荒漠！</w:t>
+      </w:r>
+    </w:p>
+    <w:p>
+      <w:pPr>
+        <w:pageBreakBefore w:val="0"/>
+        <w:spacing w:line="312" w:lineRule="auto" w:before="0" w:after="0"/>
+        <w:ind w:firstLine="500"/>
+      </w:pPr>
+      <w:r>
+        <w:rPr>
+          <w:rFonts w:ascii="楷体" w:hAnsi="楷体" w:eastAsia="楷体"/>
+          <w:b w:val="0"/>
+          <w:sz w:val="25"/>
+        </w:rPr>
+        <w:t>阿拉丁回来一看，人去宫空。他急得团团转，摸到手上的戒指，搓出了戒指神。可戒指神说："搬宫殿，我的法力不够，那是神灯的差事。不过，我可以送你去非洲。"</w:t>
+      </w:r>
+    </w:p>
+    <w:p>
+      <w:pPr>
+        <w:pageBreakBefore w:val="0"/>
+        <w:spacing w:line="312" w:lineRule="auto" w:before="0" w:after="0"/>
+        <w:ind w:firstLine="500"/>
+      </w:pPr>
+      <w:r>
+        <w:rPr>
+          <w:rFonts w:ascii="楷体" w:hAnsi="楷体" w:eastAsia="楷体"/>
+          <w:b w:val="0"/>
+          <w:sz w:val="25"/>
+        </w:rPr>
+        <w:t>阿拉丁赶到荒漠，见到了被软禁的公主。两人定下妙计：公主假意顺从，请魔法师喝酒庆贺——魔法师得意忘形，一杯接一杯，喝得烂醉如泥。阿拉丁冲进来，取回神灯，让灯神把魔法师送到了再也回不来的荒漠深处，又命灯神把宫殿原封不动地搬回了原址。</w:t>
+      </w:r>
+    </w:p>
+    <w:p>
+      <w:pPr>
+        <w:pageBreakBefore w:val="0"/>
+        <w:spacing w:line="312" w:lineRule="auto" w:before="0" w:after="0"/>
+        <w:ind w:firstLine="500"/>
+      </w:pPr>
+      <w:r>
+        <w:rPr>
+          <w:rFonts w:ascii="楷体" w:hAnsi="楷体" w:eastAsia="楷体"/>
+          <w:b w:val="0"/>
+          <w:sz w:val="25"/>
+        </w:rPr>
+        <w:t>从此，神灯被阿拉丁收得妥妥帖帖。他和公主过着幸福的日子，还常常开仓济贫。人们都说，这个当年的疯玩小子，后来成了最受欢迎的王子——因为他总记得自己挨过饿、受过后来的穷。</w:t>
+      </w:r>
+    </w:p>
+    <w:p>
+      <w:pPr>
+        <w:pageBreakBefore w:val="0"/>
+        <w:spacing w:line="312" w:lineRule="auto" w:before="200" w:after="0"/>
+      </w:pPr>
+      <w:r>
+        <w:rPr>
+          <w:rFonts w:ascii="宋体" w:hAnsi="宋体" w:eastAsia="宋体"/>
+          <w:b/>
+          <w:color w:val="595959"/>
+          <w:sz w:val="23"/>
+        </w:rPr>
+        <w:t>晚安小结：</w:t>
+      </w:r>
+    </w:p>
+    <w:p>
+      <w:pPr>
+        <w:pageBreakBefore w:val="0"/>
+        <w:spacing w:line="312" w:lineRule="auto" w:before="0" w:after="0"/>
+      </w:pPr>
+      <w:r>
+        <w:rPr>
+          <w:rFonts w:ascii="宋体" w:hAnsi="宋体" w:eastAsia="宋体"/>
+          <w:b w:val="0"/>
+          <w:color w:val="595959"/>
+          <w:sz w:val="23"/>
+        </w:rPr>
+        <w:t>宝贝，故事里有两件宝贝：神灯能变出宫殿，却差点落到坏人的手里；而阿拉丁的善良和勇敢，谁也拿不走。最可靠的宝贝，长在自己心里哦。晚安，做个亮着神灯的梦。</w:t>
       </w:r>
     </w:p>
     <w:sectPr>

--- a/合集打印版/睡前故事·亲子朗读手册.docx
+++ b/合集打印版/睡前故事·亲子朗读手册.docx
@@ -59,7 +59,7 @@
           <w:color w:val="595959"/>
           <w:sz w:val="26"/>
         </w:rPr>
-        <w:t>寓言 · 神话 · 童话　共 51 篇</w:t>
+        <w:t>寓言 · 神话 · 童话　共 55 篇</w:t>
       </w:r>
     </w:p>
     <w:p>
@@ -13848,6 +13848,1262 @@
           <w:sz w:val="23"/>
         </w:rPr>
         <w:t>宝贝，故事里有两件宝贝：神灯能变出宫殿，却差点落到坏人的手里；而阿拉丁的善良和勇敢，谁也拿不走。最可靠的宝贝，长在自己心里哦。晚安，做个亮着神灯的梦。</w:t>
+      </w:r>
+    </w:p>
+    <w:p>
+      <w:pPr>
+        <w:pageBreakBefore/>
+        <w:spacing w:line="312" w:lineRule="auto" w:before="0" w:after="80"/>
+      </w:pPr>
+      <w:r>
+        <w:rPr>
+          <w:rFonts w:ascii="黑体" w:hAnsi="黑体" w:eastAsia="黑体"/>
+          <w:b/>
+          <w:sz w:val="32"/>
+        </w:rPr>
+        <w:t>52　山鲁佐德与一千零一夜</w:t>
+      </w:r>
+    </w:p>
+    <w:p>
+      <w:pPr>
+        <w:pageBreakBefore w:val="0"/>
+        <w:spacing w:line="312" w:lineRule="auto" w:before="0" w:after="200"/>
+      </w:pPr>
+      <w:r>
+        <w:rPr>
+          <w:rFonts w:ascii="宋体" w:hAnsi="宋体" w:eastAsia="宋体"/>
+          <w:b w:val="0"/>
+          <w:color w:val="595959"/>
+          <w:sz w:val="20"/>
+        </w:rPr>
+        <w:t>出处：《一千零一夜》（又译《天方夜谭》）开篇传说（睡前改编版） ｜ 适读年龄：6~12 岁 ｜ 朗读时长：约 5 分钟</w:t>
+      </w:r>
+    </w:p>
+    <w:p>
+      <w:pPr>
+        <w:pageBreakBefore w:val="0"/>
+        <w:spacing w:line="312" w:lineRule="auto" w:before="0" w:after="0"/>
+        <w:ind w:firstLine="500"/>
+      </w:pPr>
+      <w:r>
+        <w:rPr>
+          <w:rFonts w:ascii="楷体" w:hAnsi="楷体" w:eastAsia="楷体"/>
+          <w:b w:val="0"/>
+          <w:sz w:val="25"/>
+        </w:rPr>
+        <w:t>你一定听过《阿拉丁与神灯》《辛巴达航海》《阿里巴巴与四十大盗》的故事。可你有没有想过——这些故事是谁讲的？为什么要讲一千零一夜？</w:t>
+      </w:r>
+    </w:p>
+    <w:p>
+      <w:pPr>
+        <w:pageBreakBefore w:val="0"/>
+        <w:spacing w:line="312" w:lineRule="auto" w:before="0" w:after="0"/>
+        <w:ind w:firstLine="500"/>
+      </w:pPr>
+      <w:r>
+        <w:rPr>
+          <w:rFonts w:ascii="楷体" w:hAnsi="楷体" w:eastAsia="楷体"/>
+          <w:b w:val="0"/>
+          <w:sz w:val="25"/>
+        </w:rPr>
+        <w:t>这就要从一位了不起的姑娘说起。她的名字叫山鲁佐德。</w:t>
+      </w:r>
+    </w:p>
+    <w:p>
+      <w:pPr>
+        <w:pageBreakBefore w:val="0"/>
+        <w:spacing w:line="312" w:lineRule="auto" w:before="0" w:after="0"/>
+        <w:ind w:firstLine="500"/>
+      </w:pPr>
+      <w:r>
+        <w:rPr>
+          <w:rFonts w:ascii="楷体" w:hAnsi="楷体" w:eastAsia="楷体"/>
+          <w:b w:val="0"/>
+          <w:sz w:val="25"/>
+        </w:rPr>
+        <w:t>传说，古波斯有一位国王。他曾被自己最信任的人狠狠伤害过，从此心灰意冷，变得冷酷无情。他赌气般地宣布：每天娶一位新的姑娘进宫，第二天就送她出宫，永远不许回来。</w:t>
+      </w:r>
+    </w:p>
+    <w:p>
+      <w:pPr>
+        <w:pageBreakBefore w:val="0"/>
+        <w:spacing w:line="312" w:lineRule="auto" w:before="0" w:after="0"/>
+        <w:ind w:firstLine="500"/>
+      </w:pPr>
+      <w:r>
+        <w:rPr>
+          <w:rFonts w:ascii="楷体" w:hAnsi="楷体" w:eastAsia="楷体"/>
+          <w:b w:val="0"/>
+          <w:sz w:val="25"/>
+        </w:rPr>
+        <w:t>全国上下人心惶惶，家家户户都带着女儿逃难。眼看城里就要没有姑娘了，宰相愁得吃不下饭——因为他的大女儿山鲁佐德，主动站了出来：</w:t>
+      </w:r>
+    </w:p>
+    <w:p>
+      <w:pPr>
+        <w:pageBreakBefore w:val="0"/>
+        <w:spacing w:line="312" w:lineRule="auto" w:before="0" w:after="0"/>
+        <w:ind w:firstLine="500"/>
+      </w:pPr>
+      <w:r>
+        <w:rPr>
+          <w:rFonts w:ascii="楷体" w:hAnsi="楷体" w:eastAsia="楷体"/>
+          <w:b w:val="0"/>
+          <w:sz w:val="25"/>
+        </w:rPr>
+        <w:t>"父亲，让我去吧。我有办法，不但救自己，还能救全国的姐妹。"</w:t>
+      </w:r>
+    </w:p>
+    <w:p>
+      <w:pPr>
+        <w:pageBreakBefore w:val="0"/>
+        <w:spacing w:line="312" w:lineRule="auto" w:before="0" w:after="0"/>
+        <w:ind w:firstLine="500"/>
+      </w:pPr>
+      <w:r>
+        <w:rPr>
+          <w:rFonts w:ascii="楷体" w:hAnsi="楷体" w:eastAsia="楷体"/>
+          <w:b w:val="0"/>
+          <w:sz w:val="25"/>
+        </w:rPr>
+        <w:t>"你疯了？"宰相大惊。</w:t>
+      </w:r>
+    </w:p>
+    <w:p>
+      <w:pPr>
+        <w:pageBreakBefore w:val="0"/>
+        <w:spacing w:line="312" w:lineRule="auto" w:before="0" w:after="0"/>
+        <w:ind w:firstLine="500"/>
+      </w:pPr>
+      <w:r>
+        <w:rPr>
+          <w:rFonts w:ascii="楷体" w:hAnsi="楷体" w:eastAsia="楷体"/>
+          <w:b w:val="0"/>
+          <w:sz w:val="25"/>
+        </w:rPr>
+        <w:t>"我没有疯。"山鲁佐德眼睛亮亮的，"我读了上千卷的书，记着上千个故事。请相信我，故事是有力量的。"</w:t>
+      </w:r>
+    </w:p>
+    <w:p>
+      <w:pPr>
+        <w:pageBreakBefore w:val="0"/>
+        <w:spacing w:line="312" w:lineRule="auto" w:before="0" w:after="0"/>
+        <w:ind w:firstLine="500"/>
+      </w:pPr>
+      <w:r>
+        <w:rPr>
+          <w:rFonts w:ascii="楷体" w:hAnsi="楷体" w:eastAsia="楷体"/>
+          <w:b w:val="0"/>
+          <w:sz w:val="25"/>
+        </w:rPr>
+        <w:t>山鲁佐德进了宫。当晚，她对国王说："陛下，为了给漫长长夜解闷，我给您讲个故事，好不好？"</w:t>
+      </w:r>
+    </w:p>
+    <w:p>
+      <w:pPr>
+        <w:pageBreakBefore w:val="0"/>
+        <w:spacing w:line="312" w:lineRule="auto" w:before="0" w:after="0"/>
+        <w:ind w:firstLine="500"/>
+      </w:pPr>
+      <w:r>
+        <w:rPr>
+          <w:rFonts w:ascii="楷体" w:hAnsi="楷体" w:eastAsia="楷体"/>
+          <w:b w:val="0"/>
+          <w:sz w:val="25"/>
+        </w:rPr>
+        <w:t>国王正无聊，点点头。</w:t>
+      </w:r>
+    </w:p>
+    <w:p>
+      <w:pPr>
+        <w:pageBreakBefore w:val="0"/>
+        <w:spacing w:line="312" w:lineRule="auto" w:before="0" w:after="0"/>
+        <w:ind w:firstLine="500"/>
+      </w:pPr>
+      <w:r>
+        <w:rPr>
+          <w:rFonts w:ascii="楷体" w:hAnsi="楷体" w:eastAsia="楷体"/>
+          <w:b w:val="0"/>
+          <w:sz w:val="25"/>
+        </w:rPr>
+        <w:t>山鲁佐德讲的故事，实在太精彩了。讲啊讲，讲啊讲，讲到处在最要命的关口——窗外，天亮了。</w:t>
+      </w:r>
+    </w:p>
+    <w:p>
+      <w:pPr>
+        <w:pageBreakBefore w:val="0"/>
+        <w:spacing w:line="312" w:lineRule="auto" w:before="0" w:after="0"/>
+        <w:ind w:firstLine="500"/>
+      </w:pPr>
+      <w:r>
+        <w:rPr>
+          <w:rFonts w:ascii="楷体" w:hAnsi="楷体" w:eastAsia="楷体"/>
+          <w:b w:val="0"/>
+          <w:sz w:val="25"/>
+        </w:rPr>
+        <w:t>"后面呢？"国王坐直了身子。</w:t>
+      </w:r>
+    </w:p>
+    <w:p>
+      <w:pPr>
+        <w:pageBreakBefore w:val="0"/>
+        <w:spacing w:line="312" w:lineRule="auto" w:before="0" w:after="0"/>
+        <w:ind w:firstLine="500"/>
+      </w:pPr>
+      <w:r>
+        <w:rPr>
+          <w:rFonts w:ascii="楷体" w:hAnsi="楷体" w:eastAsia="楷体"/>
+          <w:b w:val="0"/>
+          <w:sz w:val="25"/>
+        </w:rPr>
+        <w:t>山鲁佐德低下头，轻声说："天亮了，陛下。故事只能讲到这儿……不过，如果您留我到明晚，我再接着讲。"</w:t>
+      </w:r>
+    </w:p>
+    <w:p>
+      <w:pPr>
+        <w:pageBreakBefore w:val="0"/>
+        <w:spacing w:line="312" w:lineRule="auto" w:before="0" w:after="0"/>
+        <w:ind w:firstLine="500"/>
+      </w:pPr>
+      <w:r>
+        <w:rPr>
+          <w:rFonts w:ascii="楷体" w:hAnsi="楷体" w:eastAsia="楷体"/>
+          <w:b w:val="0"/>
+          <w:sz w:val="25"/>
+        </w:rPr>
+        <w:t>国王抓心挠肝地想知道结局，只好说："那……明晚接着讲！"</w:t>
+      </w:r>
+    </w:p>
+    <w:p>
+      <w:pPr>
+        <w:pageBreakBefore w:val="0"/>
+        <w:spacing w:line="312" w:lineRule="auto" w:before="0" w:after="0"/>
+        <w:ind w:firstLine="500"/>
+      </w:pPr>
+      <w:r>
+        <w:rPr>
+          <w:rFonts w:ascii="楷体" w:hAnsi="楷体" w:eastAsia="楷体"/>
+          <w:b w:val="0"/>
+          <w:sz w:val="25"/>
+        </w:rPr>
+        <w:t>第二天夜里，故事讲完了一个，她又开始讲新的，又在最紧张的时候——天亮了。</w:t>
+      </w:r>
+    </w:p>
+    <w:p>
+      <w:pPr>
+        <w:pageBreakBefore w:val="0"/>
+        <w:spacing w:line="312" w:lineRule="auto" w:before="0" w:after="0"/>
+        <w:ind w:firstLine="500"/>
+      </w:pPr>
+      <w:r>
+        <w:rPr>
+          <w:rFonts w:ascii="楷体" w:hAnsi="楷体" w:eastAsia="楷体"/>
+          <w:b w:val="0"/>
+          <w:sz w:val="25"/>
+        </w:rPr>
+        <w:t>就这样，一夜又一夜。她讲航海的辛巴达，讲神灯里的精灵，讲阿里巴巴家聪明的女仆……一千零一个夜晚过去了，她讲了一千零一个故事。</w:t>
+      </w:r>
+    </w:p>
+    <w:p>
+      <w:pPr>
+        <w:pageBreakBefore w:val="0"/>
+        <w:spacing w:line="312" w:lineRule="auto" w:before="0" w:after="0"/>
+        <w:ind w:firstLine="500"/>
+      </w:pPr>
+      <w:r>
+        <w:rPr>
+          <w:rFonts w:ascii="楷体" w:hAnsi="楷体" w:eastAsia="楷体"/>
+          <w:b w:val="0"/>
+          <w:sz w:val="25"/>
+        </w:rPr>
+        <w:t>而国王呢？他天天盼着天黑，盼着听故事。他跟着故事大笑过，紧张过，感动过。不知不觉中，他那颗又冷又硬的心，被山鲁佐德的故事，一点一点焐热了。</w:t>
+      </w:r>
+    </w:p>
+    <w:p>
+      <w:pPr>
+        <w:pageBreakBefore w:val="0"/>
+        <w:spacing w:line="312" w:lineRule="auto" w:before="0" w:after="0"/>
+        <w:ind w:firstLine="500"/>
+      </w:pPr>
+      <w:r>
+        <w:rPr>
+          <w:rFonts w:ascii="楷体" w:hAnsi="楷体" w:eastAsia="楷体"/>
+          <w:b w:val="0"/>
+          <w:sz w:val="25"/>
+        </w:rPr>
+        <w:t>第一千零一夜，山鲁佐德对国王说："陛下，故事讲完了。我带来的所有故事，都讲完了。"</w:t>
+      </w:r>
+    </w:p>
+    <w:p>
+      <w:pPr>
+        <w:pageBreakBefore w:val="0"/>
+        <w:spacing w:line="312" w:lineRule="auto" w:before="0" w:after="0"/>
+        <w:ind w:firstLine="500"/>
+      </w:pPr>
+      <w:r>
+        <w:rPr>
+          <w:rFonts w:ascii="楷体" w:hAnsi="楷体" w:eastAsia="楷体"/>
+          <w:b w:val="0"/>
+          <w:sz w:val="25"/>
+        </w:rPr>
+        <w:t>国王看着她，沉默了很久，说："不，你给我的，比一千零一个故事多得多——你让我重新学会了倾听，学会了心软。留下来吧。"</w:t>
+      </w:r>
+    </w:p>
+    <w:p>
+      <w:pPr>
+        <w:pageBreakBefore w:val="0"/>
+        <w:spacing w:line="312" w:lineRule="auto" w:before="0" w:after="0"/>
+        <w:ind w:firstLine="500"/>
+      </w:pPr>
+      <w:r>
+        <w:rPr>
+          <w:rFonts w:ascii="楷体" w:hAnsi="楷体" w:eastAsia="楷体"/>
+          <w:b w:val="0"/>
+          <w:sz w:val="25"/>
+        </w:rPr>
+        <w:t>从此，国王废除了那道残酷的命令。山鲁佐德的故事被记录下来，传遍世界——就是我们今天读的《一千零一夜》。</w:t>
+      </w:r>
+    </w:p>
+    <w:p>
+      <w:pPr>
+        <w:pageBreakBefore w:val="0"/>
+        <w:spacing w:line="312" w:lineRule="auto" w:before="0" w:after="0"/>
+        <w:ind w:firstLine="500"/>
+      </w:pPr>
+      <w:r>
+        <w:rPr>
+          <w:rFonts w:ascii="楷体" w:hAnsi="楷体" w:eastAsia="楷体"/>
+          <w:b w:val="0"/>
+          <w:sz w:val="25"/>
+        </w:rPr>
+        <w:t>**小启示**：一千零一个夜晚，一位姑娘用故事拯救了自己，也拯救了全城的姐妹，还焐热了一颗冷掉的心。会讲故事的榜样。今天认真练好讲故事的功课吧，说不定，它就是你这辈子最了不起的本事。</w:t>
+      </w:r>
+    </w:p>
+    <w:p>
+      <w:pPr>
+        <w:pageBreakBefore/>
+        <w:spacing w:line="312" w:lineRule="auto" w:before="0" w:after="80"/>
+      </w:pPr>
+      <w:r>
+        <w:rPr>
+          <w:rFonts w:ascii="黑体" w:hAnsi="黑体" w:eastAsia="黑体"/>
+          <w:b/>
+          <w:sz w:val="32"/>
+        </w:rPr>
+        <w:t>53　渔夫与魔鬼</w:t>
+      </w:r>
+    </w:p>
+    <w:p>
+      <w:pPr>
+        <w:pageBreakBefore w:val="0"/>
+        <w:spacing w:line="312" w:lineRule="auto" w:before="0" w:after="200"/>
+      </w:pPr>
+      <w:r>
+        <w:rPr>
+          <w:rFonts w:ascii="宋体" w:hAnsi="宋体" w:eastAsia="宋体"/>
+          <w:b w:val="0"/>
+          <w:color w:val="595959"/>
+          <w:sz w:val="20"/>
+        </w:rPr>
+        <w:t>出处：《一千零一夜》（睡前改编版） ｜ 适读年龄：5~12 岁 ｜ 朗读时长：约 5 分钟</w:t>
+      </w:r>
+    </w:p>
+    <w:p>
+      <w:pPr>
+        <w:pageBreakBefore w:val="0"/>
+        <w:spacing w:line="312" w:lineRule="auto" w:before="0" w:after="0"/>
+        <w:ind w:firstLine="500"/>
+      </w:pPr>
+      <w:r>
+        <w:rPr>
+          <w:rFonts w:ascii="楷体" w:hAnsi="楷体" w:eastAsia="楷体"/>
+          <w:b w:val="0"/>
+          <w:sz w:val="25"/>
+        </w:rPr>
+        <w:t>海边有个老渔夫，家里很穷，每天最多撒四次网，养活一家人。</w:t>
+      </w:r>
+    </w:p>
+    <w:p>
+      <w:pPr>
+        <w:pageBreakBefore w:val="0"/>
+        <w:spacing w:line="312" w:lineRule="auto" w:before="0" w:after="0"/>
+        <w:ind w:firstLine="500"/>
+      </w:pPr>
+      <w:r>
+        <w:rPr>
+          <w:rFonts w:ascii="楷体" w:hAnsi="楷体" w:eastAsia="楷体"/>
+          <w:b w:val="0"/>
+          <w:sz w:val="25"/>
+        </w:rPr>
+        <w:t>这天，前三次网撒下去：捞上来的，是一头死驴、一瓮泥沙、一堆破坛烂罐。老渔夫叹口气，把最后一点力气攒起来，撒出第四网——</w:t>
+      </w:r>
+    </w:p>
+    <w:p>
+      <w:pPr>
+        <w:pageBreakBefore w:val="0"/>
+        <w:spacing w:line="312" w:lineRule="auto" w:before="0" w:after="0"/>
+        <w:ind w:firstLine="500"/>
+      </w:pPr>
+      <w:r>
+        <w:rPr>
+          <w:rFonts w:ascii="楷体" w:hAnsi="楷体" w:eastAsia="楷体"/>
+          <w:b w:val="0"/>
+          <w:sz w:val="25"/>
+        </w:rPr>
+        <w:t>好沉！</w:t>
+      </w:r>
+    </w:p>
+    <w:p>
+      <w:pPr>
+        <w:pageBreakBefore w:val="0"/>
+        <w:spacing w:line="312" w:lineRule="auto" w:before="0" w:after="0"/>
+        <w:ind w:firstLine="500"/>
+      </w:pPr>
+      <w:r>
+        <w:rPr>
+          <w:rFonts w:ascii="楷体" w:hAnsi="楷体" w:eastAsia="楷体"/>
+          <w:b w:val="0"/>
+          <w:sz w:val="25"/>
+        </w:rPr>
+        <w:t>他拉了半天，拉上来一个黄铜瓶，瓶口用锡封着，还盖着所罗门大帝的印章。</w:t>
+      </w:r>
+    </w:p>
+    <w:p>
+      <w:pPr>
+        <w:pageBreakBefore w:val="0"/>
+        <w:spacing w:line="312" w:lineRule="auto" w:before="0" w:after="0"/>
+        <w:ind w:firstLine="500"/>
+      </w:pPr>
+      <w:r>
+        <w:rPr>
+          <w:rFonts w:ascii="楷体" w:hAnsi="楷体" w:eastAsia="楷体"/>
+          <w:b w:val="0"/>
+          <w:sz w:val="25"/>
+        </w:rPr>
+        <w:t>"这个能换几个钱。"渔夫摇了摇瓶子，挺沉的。他好奇地撬开锡封——</w:t>
+      </w:r>
+    </w:p>
+    <w:p>
+      <w:pPr>
+        <w:pageBreakBefore w:val="0"/>
+        <w:spacing w:line="312" w:lineRule="auto" w:before="0" w:after="0"/>
+        <w:ind w:firstLine="500"/>
+      </w:pPr>
+      <w:r>
+        <w:rPr>
+          <w:rFonts w:ascii="楷体" w:hAnsi="楷体" w:eastAsia="楷体"/>
+          <w:b w:val="0"/>
+          <w:sz w:val="25"/>
+        </w:rPr>
+        <w:t>"呼——！"</w:t>
+      </w:r>
+    </w:p>
+    <w:p>
+      <w:pPr>
+        <w:pageBreakBefore w:val="0"/>
+        <w:spacing w:line="312" w:lineRule="auto" w:before="0" w:after="0"/>
+        <w:ind w:firstLine="500"/>
+      </w:pPr>
+      <w:r>
+        <w:rPr>
+          <w:rFonts w:ascii="楷体" w:hAnsi="楷体" w:eastAsia="楷体"/>
+          <w:b w:val="0"/>
+          <w:sz w:val="25"/>
+        </w:rPr>
+        <w:t>一股青烟从瓶口冲天而起，在半空翻滚、聚拢，变成一个顶天立地的巨大魔鬼！它脑袋像堡垒，手像铁叉，腿像桅杆，一张嘴，山都跟着发抖：</w:t>
+      </w:r>
+    </w:p>
+    <w:p>
+      <w:pPr>
+        <w:pageBreakBefore w:val="0"/>
+        <w:spacing w:line="312" w:lineRule="auto" w:before="0" w:after="0"/>
+        <w:ind w:firstLine="500"/>
+      </w:pPr>
+      <w:r>
+        <w:rPr>
+          <w:rFonts w:ascii="楷体" w:hAnsi="楷体" w:eastAsia="楷体"/>
+          <w:b w:val="0"/>
+          <w:sz w:val="25"/>
+        </w:rPr>
+        <w:t>"渔夫！准备死吧！你把我放了，我要杀了你！"</w:t>
+      </w:r>
+    </w:p>
+    <w:p>
+      <w:pPr>
+        <w:pageBreakBefore w:val="0"/>
+        <w:spacing w:line="312" w:lineRule="auto" w:before="0" w:after="0"/>
+        <w:ind w:firstLine="500"/>
+      </w:pPr>
+      <w:r>
+        <w:rPr>
+          <w:rFonts w:ascii="楷体" w:hAnsi="楷体" w:eastAsia="楷体"/>
+          <w:b w:val="0"/>
+          <w:sz w:val="25"/>
+        </w:rPr>
+        <w:t>渔夫吓得腿都软了，可他强撑着问："我救了你，你为什么要杀我？"</w:t>
+      </w:r>
+    </w:p>
+    <w:p>
+      <w:pPr>
+        <w:pageBreakBefore w:val="0"/>
+        <w:spacing w:line="312" w:lineRule="auto" w:before="0" w:after="0"/>
+        <w:ind w:firstLine="500"/>
+      </w:pPr>
+      <w:r>
+        <w:rPr>
+          <w:rFonts w:ascii="楷体" w:hAnsi="楷体" w:eastAsia="楷体"/>
+          <w:b w:val="0"/>
+          <w:sz w:val="25"/>
+        </w:rPr>
+        <w:t>"我是个无恶不作的魔鬼，被所罗门大帝装进瓶子扔进了大海。头一百年，我发誓：谁放我出来，我让他终身荣华富贵——一百年，没人来。第二个一百年，我发誓：谁放我，我替他开采地下宝藏——还是没人。四百年过去了，我气坏了：从今往后，谁放我出来，我就杀死谁，只让他选一种死法！"</w:t>
+      </w:r>
+    </w:p>
+    <w:p>
+      <w:pPr>
+        <w:pageBreakBefore w:val="0"/>
+        <w:spacing w:line="312" w:lineRule="auto" w:before="0" w:after="0"/>
+        <w:ind w:firstLine="500"/>
+      </w:pPr>
+      <w:r>
+        <w:rPr>
+          <w:rFonts w:ascii="楷体" w:hAnsi="楷体" w:eastAsia="楷体"/>
+          <w:b w:val="0"/>
+          <w:sz w:val="25"/>
+        </w:rPr>
+        <w:t>"现在，是你放了我。选吧！"</w:t>
+      </w:r>
+    </w:p>
+    <w:p>
+      <w:pPr>
+        <w:pageBreakBefore w:val="0"/>
+        <w:spacing w:line="312" w:lineRule="auto" w:before="0" w:after="0"/>
+        <w:ind w:firstLine="500"/>
+      </w:pPr>
+      <w:r>
+        <w:rPr>
+          <w:rFonts w:ascii="楷体" w:hAnsi="楷体" w:eastAsia="楷体"/>
+          <w:b w:val="0"/>
+          <w:sz w:val="25"/>
+        </w:rPr>
+        <w:t>渔夫的心凉了半截，可他转念一想："它是魔鬼，我是个堂堂正正的人。人的脑子里有智慧，就不该输给它。"</w:t>
+      </w:r>
+    </w:p>
+    <w:p>
+      <w:pPr>
+        <w:pageBreakBefore w:val="0"/>
+        <w:spacing w:line="312" w:lineRule="auto" w:before="0" w:after="0"/>
+        <w:ind w:firstLine="500"/>
+      </w:pPr>
+      <w:r>
+        <w:rPr>
+          <w:rFonts w:ascii="楷体" w:hAnsi="楷体" w:eastAsia="楷体"/>
+          <w:b w:val="0"/>
+          <w:sz w:val="25"/>
+        </w:rPr>
+        <w:t>他定了定神，说："魔鬼，你先别急着杀我。我问你——你身子这么大，一座山都装得下；这个瓶子又细又小，连你一只手都装不下。你说你住在里面，谁信呢？"</w:t>
+      </w:r>
+    </w:p>
+    <w:p>
+      <w:pPr>
+        <w:pageBreakBefore w:val="0"/>
+        <w:spacing w:line="312" w:lineRule="auto" w:before="0" w:after="0"/>
+        <w:ind w:firstLine="500"/>
+      </w:pPr>
+      <w:r>
+        <w:rPr>
+          <w:rFonts w:ascii="楷体" w:hAnsi="楷体" w:eastAsia="楷体"/>
+          <w:b w:val="0"/>
+          <w:sz w:val="25"/>
+        </w:rPr>
+        <w:t>"你不信？！"</w:t>
+      </w:r>
+    </w:p>
+    <w:p>
+      <w:pPr>
+        <w:pageBreakBefore w:val="0"/>
+        <w:spacing w:line="312" w:lineRule="auto" w:before="0" w:after="0"/>
+        <w:ind w:firstLine="500"/>
+      </w:pPr>
+      <w:r>
+        <w:rPr>
+          <w:rFonts w:ascii="楷体" w:hAnsi="楷体" w:eastAsia="楷体"/>
+          <w:b w:val="0"/>
+          <w:sz w:val="25"/>
+        </w:rPr>
+        <w:t>"我不信。除非你钻进去给我看看。"</w:t>
+      </w:r>
+    </w:p>
+    <w:p>
+      <w:pPr>
+        <w:pageBreakBefore w:val="0"/>
+        <w:spacing w:line="312" w:lineRule="auto" w:before="0" w:after="0"/>
+        <w:ind w:firstLine="500"/>
+      </w:pPr>
+      <w:r>
+        <w:rPr>
+          <w:rFonts w:ascii="楷体" w:hAnsi="楷体" w:eastAsia="楷体"/>
+          <w:b w:val="0"/>
+          <w:sz w:val="25"/>
+        </w:rPr>
+        <w:t>"看好了！"魔鬼抖擞精神，化作一缕青烟，袅袅地、缓缓地，一点一点钻回了瓶子。</w:t>
+      </w:r>
+    </w:p>
+    <w:p>
+      <w:pPr>
+        <w:pageBreakBefore w:val="0"/>
+        <w:spacing w:line="312" w:lineRule="auto" w:before="0" w:after="0"/>
+        <w:ind w:firstLine="500"/>
+      </w:pPr>
+      <w:r>
+        <w:rPr>
+          <w:rFonts w:ascii="楷体" w:hAnsi="楷体" w:eastAsia="楷体"/>
+          <w:b w:val="0"/>
+          <w:sz w:val="25"/>
+        </w:rPr>
+        <w:t>渔夫眼疾手快，抓起锡封"啪"地盖回瓶口，随即拎起瓶子，大声说：</w:t>
+      </w:r>
+    </w:p>
+    <w:p>
+      <w:pPr>
+        <w:pageBreakBefore w:val="0"/>
+        <w:spacing w:line="312" w:lineRule="auto" w:before="0" w:after="0"/>
+        <w:ind w:firstLine="500"/>
+      </w:pPr>
+      <w:r>
+        <w:rPr>
+          <w:rFonts w:ascii="楷体" w:hAnsi="楷体" w:eastAsia="楷体"/>
+          <w:b w:val="0"/>
+          <w:sz w:val="25"/>
+        </w:rPr>
+        <w:t>"魔鬼，现在轮到你选死法了！我还要告诉海边所有的渔夫：海里捞到铜瓶，千万别开——里面装着一个忘恩负义的魔鬼！"</w:t>
+      </w:r>
+    </w:p>
+    <w:p>
+      <w:pPr>
+        <w:pageBreakBefore w:val="0"/>
+        <w:spacing w:line="312" w:lineRule="auto" w:before="0" w:after="0"/>
+        <w:ind w:firstLine="500"/>
+      </w:pPr>
+      <w:r>
+        <w:rPr>
+          <w:rFonts w:ascii="楷体" w:hAnsi="楷体" w:eastAsia="楷体"/>
+          <w:b w:val="0"/>
+          <w:sz w:val="25"/>
+        </w:rPr>
+        <w:t>瓶子里传出呜呜的哀求："渔夫，我刚才是吓唬你的，好渔夫，放我出来……"</w:t>
+      </w:r>
+    </w:p>
+    <w:p>
+      <w:pPr>
+        <w:pageBreakBefore w:val="0"/>
+        <w:spacing w:line="312" w:lineRule="auto" w:before="0" w:after="0"/>
+        <w:ind w:firstLine="500"/>
+      </w:pPr>
+      <w:r>
+        <w:rPr>
+          <w:rFonts w:ascii="楷体" w:hAnsi="楷体" w:eastAsia="楷体"/>
+          <w:b w:val="0"/>
+          <w:sz w:val="25"/>
+        </w:rPr>
+        <w:t>"你作恶多端，还恩将仇报，我不能放你。"渔夫说完，把铜瓶牢牢扔回了大海。</w:t>
+      </w:r>
+    </w:p>
+    <w:p>
+      <w:pPr>
+        <w:pageBreakBefore w:val="0"/>
+        <w:spacing w:line="312" w:lineRule="auto" w:before="0" w:after="0"/>
+        <w:ind w:firstLine="500"/>
+      </w:pPr>
+      <w:r>
+        <w:rPr>
+          <w:rFonts w:ascii="楷体" w:hAnsi="楷体" w:eastAsia="楷体"/>
+          <w:b w:val="0"/>
+          <w:sz w:val="25"/>
+        </w:rPr>
+        <w:t>回到家，老渔夫把这段历险讲给家人听，末了说了一句话，后来传遍了全世界：</w:t>
+      </w:r>
+    </w:p>
+    <w:p>
+      <w:pPr>
+        <w:pageBreakBefore w:val="0"/>
+        <w:spacing w:line="312" w:lineRule="auto" w:before="0" w:after="0"/>
+        <w:ind w:firstLine="500"/>
+      </w:pPr>
+      <w:r>
+        <w:rPr>
+          <w:rFonts w:ascii="楷体" w:hAnsi="楷体" w:eastAsia="楷体"/>
+          <w:b w:val="0"/>
+          <w:sz w:val="25"/>
+        </w:rPr>
+        <w:t>"对付魔鬼，光有善心不够，还得有脑子。"</w:t>
+      </w:r>
+    </w:p>
+    <w:p>
+      <w:pPr>
+        <w:pageBreakBefore w:val="0"/>
+        <w:spacing w:line="312" w:lineRule="auto" w:before="0" w:after="0"/>
+        <w:ind w:firstLine="500"/>
+      </w:pPr>
+      <w:r>
+        <w:rPr>
+          <w:rFonts w:ascii="楷体" w:hAnsi="楷体" w:eastAsia="楷体"/>
+          <w:b w:val="0"/>
+          <w:sz w:val="25"/>
+        </w:rPr>
+        <w:t>**小启示**：老渔夫的力气连魔鬼的一根手指都不如，可他赢了——赢在冷静，赢在动脑子。遇到凶巴巴的难题，先别慌得发抖，想想渔夫的那句话："我不信。除非你钻进去给我看看。"</w:t>
+      </w:r>
+    </w:p>
+    <w:p>
+      <w:pPr>
+        <w:pageBreakBefore/>
+        <w:spacing w:line="312" w:lineRule="auto" w:before="0" w:after="80"/>
+      </w:pPr>
+      <w:r>
+        <w:rPr>
+          <w:rFonts w:ascii="黑体" w:hAnsi="黑体" w:eastAsia="黑体"/>
+          <w:b/>
+          <w:sz w:val="32"/>
+        </w:rPr>
+        <w:t>54　辛巴达航海</w:t>
+      </w:r>
+    </w:p>
+    <w:p>
+      <w:pPr>
+        <w:pageBreakBefore w:val="0"/>
+        <w:spacing w:line="312" w:lineRule="auto" w:before="0" w:after="200"/>
+      </w:pPr>
+      <w:r>
+        <w:rPr>
+          <w:rFonts w:ascii="宋体" w:hAnsi="宋体" w:eastAsia="宋体"/>
+          <w:b w:val="0"/>
+          <w:color w:val="595959"/>
+          <w:sz w:val="20"/>
+        </w:rPr>
+        <w:t>出处：《一千零一夜》（辛巴达七次航海，睡前改编版） ｜ 适读年龄：5~12 岁 ｜ 朗读时长：约 5 分钟</w:t>
+      </w:r>
+    </w:p>
+    <w:p>
+      <w:pPr>
+        <w:pageBreakBefore w:val="0"/>
+        <w:spacing w:line="312" w:lineRule="auto" w:before="0" w:after="0"/>
+        <w:ind w:firstLine="500"/>
+      </w:pPr>
+      <w:r>
+        <w:rPr>
+          <w:rFonts w:ascii="楷体" w:hAnsi="楷体" w:eastAsia="楷体"/>
+          <w:b w:val="0"/>
+          <w:sz w:val="25"/>
+        </w:rPr>
+        <w:t>巴格达城里，人人都知道辛巴达：他闯过七次大海，见过的奇事比别人几辈子见得都多。</w:t>
+      </w:r>
+    </w:p>
+    <w:p>
+      <w:pPr>
+        <w:pageBreakBefore w:val="0"/>
+        <w:spacing w:line="312" w:lineRule="auto" w:before="0" w:after="0"/>
+        <w:ind w:firstLine="500"/>
+      </w:pPr>
+      <w:r>
+        <w:rPr>
+          <w:rFonts w:ascii="楷体" w:hAnsi="楷体" w:eastAsia="楷体"/>
+          <w:b w:val="0"/>
+          <w:sz w:val="25"/>
+        </w:rPr>
+        <w:t>人们最爱听他讲第一次和第二次航海——</w:t>
+      </w:r>
+    </w:p>
+    <w:p>
+      <w:pPr>
+        <w:pageBreakBefore w:val="0"/>
+        <w:spacing w:line="312" w:lineRule="auto" w:before="0" w:after="0"/>
+        <w:ind w:firstLine="500"/>
+      </w:pPr>
+      <w:r>
+        <w:rPr>
+          <w:rFonts w:ascii="楷体" w:hAnsi="楷体" w:eastAsia="楷体"/>
+          <w:b w:val="0"/>
+          <w:sz w:val="25"/>
+        </w:rPr>
+        <w:t>**第一次航海：会下沉的"岛"**</w:t>
+      </w:r>
+    </w:p>
+    <w:p>
+      <w:pPr>
+        <w:pageBreakBefore w:val="0"/>
+        <w:spacing w:line="312" w:lineRule="auto" w:before="0" w:after="0"/>
+        <w:ind w:firstLine="500"/>
+      </w:pPr>
+      <w:r>
+        <w:rPr>
+          <w:rFonts w:ascii="楷体" w:hAnsi="楷体" w:eastAsia="楷体"/>
+          <w:b w:val="0"/>
+          <w:sz w:val="25"/>
+        </w:rPr>
+        <w:t>那时辛巴达还年轻，散尽家产后一无所有，就搭上一艘商船出海碰运气。</w:t>
+      </w:r>
+    </w:p>
+    <w:p>
+      <w:pPr>
+        <w:pageBreakBefore w:val="0"/>
+        <w:spacing w:line="312" w:lineRule="auto" w:before="0" w:after="0"/>
+        <w:ind w:firstLine="500"/>
+      </w:pPr>
+      <w:r>
+        <w:rPr>
+          <w:rFonts w:ascii="楷体" w:hAnsi="楷体" w:eastAsia="楷体"/>
+          <w:b w:val="0"/>
+          <w:sz w:val="25"/>
+        </w:rPr>
+        <w:t>航行了许多天，船上的人远远望见一座绿油油的小岛，都欢呼起来。船靠过去，大家上岛生火做饭：有的烧水，有的烤肉，有的洗衣服。</w:t>
+      </w:r>
+    </w:p>
+    <w:p>
+      <w:pPr>
+        <w:pageBreakBefore w:val="0"/>
+        <w:spacing w:line="312" w:lineRule="auto" w:before="0" w:after="0"/>
+        <w:ind w:firstLine="500"/>
+      </w:pPr>
+      <w:r>
+        <w:rPr>
+          <w:rFonts w:ascii="楷体" w:hAnsi="楷体" w:eastAsia="楷体"/>
+          <w:b w:val="0"/>
+          <w:sz w:val="25"/>
+        </w:rPr>
+        <w:t>火越烧越旺，忽然，脚下的"小岛"动了一下！</w:t>
+      </w:r>
+    </w:p>
+    <w:p>
+      <w:pPr>
+        <w:pageBreakBefore w:val="0"/>
+        <w:spacing w:line="312" w:lineRule="auto" w:before="0" w:after="0"/>
+        <w:ind w:firstLine="500"/>
+      </w:pPr>
+      <w:r>
+        <w:rPr>
+          <w:rFonts w:ascii="楷体" w:hAnsi="楷体" w:eastAsia="楷体"/>
+          <w:b w:val="0"/>
+          <w:sz w:val="25"/>
+        </w:rPr>
+        <w:t>接着，一个低沉的声音像打雷一样从海底传来。原来，这根本不是岛——是一头睡着了的巨型鲸鱼！大家烤火的温度烫醒了它，鲸鱼一翻身，往海底一沉！</w:t>
+      </w:r>
+    </w:p>
+    <w:p>
+      <w:pPr>
+        <w:pageBreakBefore w:val="0"/>
+        <w:spacing w:line="312" w:lineRule="auto" w:before="0" w:after="0"/>
+        <w:ind w:firstLine="500"/>
+      </w:pPr>
+      <w:r>
+        <w:rPr>
+          <w:rFonts w:ascii="楷体" w:hAnsi="楷体" w:eastAsia="楷体"/>
+          <w:b w:val="0"/>
+          <w:sz w:val="25"/>
+        </w:rPr>
+        <w:t>船上的人纷纷落水。辛巴达抱住一块被甩下船的大木盆，在海里漂了一夜，被浪头冲到一座真正的荒岛上。</w:t>
+      </w:r>
+    </w:p>
+    <w:p>
+      <w:pPr>
+        <w:pageBreakBefore w:val="0"/>
+        <w:spacing w:line="312" w:lineRule="auto" w:before="0" w:after="0"/>
+        <w:ind w:firstLine="500"/>
+      </w:pPr>
+      <w:r>
+        <w:rPr>
+          <w:rFonts w:ascii="楷体" w:hAnsi="楷体" w:eastAsia="楷体"/>
+          <w:b w:val="0"/>
+          <w:sz w:val="25"/>
+        </w:rPr>
+        <w:t>他没工夫哭，先爬起来找吃的，又帮船上落难的人们打捞物资。后来一艘商船路过，船长认出他曾是自己的乘客，感慨道："真是个命硬又勤快的小伙子！"便带他继续航行。辛巴达靠着一路上帮忙做买卖，攒下了满满一口袋金币。</w:t>
+      </w:r>
+    </w:p>
+    <w:p>
+      <w:pPr>
+        <w:pageBreakBefore w:val="0"/>
+        <w:spacing w:line="312" w:lineRule="auto" w:before="0" w:after="0"/>
+        <w:ind w:firstLine="500"/>
+      </w:pPr>
+      <w:r>
+        <w:rPr>
+          <w:rFonts w:ascii="楷体" w:hAnsi="楷体" w:eastAsia="楷体"/>
+          <w:b w:val="0"/>
+          <w:sz w:val="25"/>
+        </w:rPr>
+        <w:t>**第二次航海：大鹏鸟和钻石谷**</w:t>
+      </w:r>
+    </w:p>
+    <w:p>
+      <w:pPr>
+        <w:pageBreakBefore w:val="0"/>
+        <w:spacing w:line="312" w:lineRule="auto" w:before="0" w:after="0"/>
+        <w:ind w:firstLine="500"/>
+      </w:pPr>
+      <w:r>
+        <w:rPr>
+          <w:rFonts w:ascii="楷体" w:hAnsi="楷体" w:eastAsia="楷体"/>
+          <w:b w:val="0"/>
+          <w:sz w:val="25"/>
+        </w:rPr>
+        <w:t>换了别人，死里逃生一次就够吹一辈子了，辛巴达却义无反顾地又出了海。</w:t>
+      </w:r>
+    </w:p>
+    <w:p>
+      <w:pPr>
+        <w:pageBreakBefore w:val="0"/>
+        <w:spacing w:line="312" w:lineRule="auto" w:before="0" w:after="0"/>
+        <w:ind w:firstLine="500"/>
+      </w:pPr>
+      <w:r>
+        <w:rPr>
+          <w:rFonts w:ascii="楷体" w:hAnsi="楷体" w:eastAsia="楷体"/>
+          <w:b w:val="0"/>
+          <w:sz w:val="25"/>
+        </w:rPr>
+        <w:t>这一次，船把他留在一座怪岛上（船长的说法是"这岛不吉利"）。辛巴达在岛上转悠，发现一枚巨大的白色圆顶"宫殿"——走近一看，我的天，是一颗大鹏鸟的蛋！那大鹏鸟，翅膀一张能遮住半边天。</w:t>
+      </w:r>
+    </w:p>
+    <w:p>
+      <w:pPr>
+        <w:pageBreakBefore w:val="0"/>
+        <w:spacing w:line="312" w:lineRule="auto" w:before="0" w:after="0"/>
+        <w:ind w:firstLine="500"/>
+      </w:pPr>
+      <w:r>
+        <w:rPr>
+          <w:rFonts w:ascii="楷体" w:hAnsi="楷体" w:eastAsia="楷体"/>
+          <w:b w:val="0"/>
+          <w:sz w:val="25"/>
+        </w:rPr>
+        <w:t>他正看得发呆，天上"呼"地罩下一片阴影——大鹏鸟回来了！辛巴达急中生智，解下缠头巾，把自己牢牢绑在大鹏鸟的爪子上。</w:t>
+      </w:r>
+    </w:p>
+    <w:p>
+      <w:pPr>
+        <w:pageBreakBefore w:val="0"/>
+        <w:spacing w:line="312" w:lineRule="auto" w:before="0" w:after="0"/>
+        <w:ind w:firstLine="500"/>
+      </w:pPr>
+      <w:r>
+        <w:rPr>
+          <w:rFonts w:ascii="楷体" w:hAnsi="楷体" w:eastAsia="楷体"/>
+          <w:b w:val="0"/>
+          <w:sz w:val="25"/>
+        </w:rPr>
+        <w:t>大鹏鸟冲天而起，辛巴达就像坐上了不用钱的飞船，云在脚下飞，山在身下缩。飞呀飞，大鹏鸟落在一座深谷里——谷底闪闪发光，全是钻石！</w:t>
+      </w:r>
+    </w:p>
+    <w:p>
+      <w:pPr>
+        <w:pageBreakBefore w:val="0"/>
+        <w:spacing w:line="312" w:lineRule="auto" w:before="0" w:after="0"/>
+        <w:ind w:firstLine="500"/>
+      </w:pPr>
+      <w:r>
+        <w:rPr>
+          <w:rFonts w:ascii="楷体" w:hAnsi="楷体" w:eastAsia="楷体"/>
+          <w:b w:val="0"/>
+          <w:sz w:val="25"/>
+        </w:rPr>
+        <w:t>可惜，钻石谷四周是刀削一样的悬崖，根本下不去也上不来。谷里还有满地的大蟒蛇。辛巴达在谷里转了一天，正发愁，天上忽然"咚咚咚"掉下来大块的肉！</w:t>
+      </w:r>
+    </w:p>
+    <w:p>
+      <w:pPr>
+        <w:pageBreakBefore w:val="0"/>
+        <w:spacing w:line="312" w:lineRule="auto" w:before="0" w:after="0"/>
+        <w:ind w:firstLine="500"/>
+      </w:pPr>
+      <w:r>
+        <w:rPr>
+          <w:rFonts w:ascii="楷体" w:hAnsi="楷体" w:eastAsia="楷体"/>
+          <w:b w:val="0"/>
+          <w:sz w:val="25"/>
+        </w:rPr>
+        <w:t>原来这是采集钻石的老办法：商人们站在谷顶，把整块的羊肉扔下去，肉粘住谷底的钻石，老鹰就会叼着肉飞回山顶，商人们赶走老鹰，就能捡到粘在肉上的钻石。</w:t>
+      </w:r>
+    </w:p>
+    <w:p>
+      <w:pPr>
+        <w:pageBreakBefore w:val="0"/>
+        <w:spacing w:line="312" w:lineRule="auto" w:before="0" w:after="0"/>
+        <w:ind w:firstLine="500"/>
+      </w:pPr>
+      <w:r>
+        <w:rPr>
+          <w:rFonts w:ascii="楷体" w:hAnsi="楷体" w:eastAsia="楷体"/>
+          <w:b w:val="0"/>
+          <w:sz w:val="25"/>
+        </w:rPr>
+        <w:t>辛巴达眼睛一亮，飞快地捡了满满一口袋钻石，把自己和肉捆在一起。一只大鹰果然扑下来，叼起肉和"肉上的他"，飞上山顶——商人们赶走老鹰，正要捡钻石，一个人从肉里滚了出来。</w:t>
+      </w:r>
+    </w:p>
+    <w:p>
+      <w:pPr>
+        <w:pageBreakBefore w:val="0"/>
+        <w:spacing w:line="312" w:lineRule="auto" w:before="0" w:after="0"/>
+        <w:ind w:firstLine="500"/>
+      </w:pPr>
+      <w:r>
+        <w:rPr>
+          <w:rFonts w:ascii="楷体" w:hAnsi="楷体" w:eastAsia="楷体"/>
+          <w:b w:val="0"/>
+          <w:sz w:val="25"/>
+        </w:rPr>
+        <w:t>商人们又惊又喜，听辛巴达讲完经历，都说："这可是用命换来的钻石，你配得上！"辛巴达挑了几颗最好的钻石，其余的都分给了大家。</w:t>
+      </w:r>
+    </w:p>
+    <w:p>
+      <w:pPr>
+        <w:pageBreakBefore w:val="0"/>
+        <w:spacing w:line="312" w:lineRule="auto" w:before="0" w:after="0"/>
+        <w:ind w:firstLine="500"/>
+      </w:pPr>
+      <w:r>
+        <w:rPr>
+          <w:rFonts w:ascii="楷体" w:hAnsi="楷体" w:eastAsia="楷体"/>
+          <w:b w:val="0"/>
+          <w:sz w:val="25"/>
+        </w:rPr>
+        <w:t>回到巴格达，辛巴达成了富翁。可他觉得最宝贵的，不是钻石，而是那两句话：</w:t>
+      </w:r>
+    </w:p>
+    <w:p>
+      <w:pPr>
+        <w:pageBreakBefore w:val="0"/>
+        <w:spacing w:line="312" w:lineRule="auto" w:before="0" w:after="0"/>
+        <w:ind w:firstLine="500"/>
+      </w:pPr>
+      <w:r>
+        <w:rPr>
+          <w:rFonts w:ascii="楷体" w:hAnsi="楷体" w:eastAsia="楷体"/>
+          <w:b w:val="0"/>
+          <w:sz w:val="25"/>
+        </w:rPr>
+        <w:t>大海会吓人，但吓不倒肯动脑子的人。</w:t>
+      </w:r>
+    </w:p>
+    <w:p>
+      <w:pPr>
+        <w:pageBreakBefore w:val="0"/>
+        <w:spacing w:line="312" w:lineRule="auto" w:before="0" w:after="0"/>
+        <w:ind w:firstLine="500"/>
+      </w:pPr>
+      <w:r>
+        <w:rPr>
+          <w:rFonts w:ascii="楷体" w:hAnsi="楷体" w:eastAsia="楷体"/>
+          <w:b w:val="0"/>
+          <w:sz w:val="25"/>
+        </w:rPr>
+        <w:t>**小启示**：辛巴达遇到的每次绝境，他都做了两件事：先稳住，再想办法——鲸鱼沉了就抱木盆，上不了天就绑大鹏鸟的爪子。办法总比困难多，前提是：慌的时候，记得先松开眼泪，腾出手来动脑子。</w:t>
+      </w:r>
+    </w:p>
+    <w:p>
+      <w:pPr>
+        <w:pageBreakBefore/>
+        <w:spacing w:line="312" w:lineRule="auto" w:before="0" w:after="80"/>
+      </w:pPr>
+      <w:r>
+        <w:rPr>
+          <w:rFonts w:ascii="黑体" w:hAnsi="黑体" w:eastAsia="黑体"/>
+          <w:b/>
+          <w:sz w:val="32"/>
+        </w:rPr>
+        <w:t>55　阿里巴巴与四十大盗</w:t>
+      </w:r>
+    </w:p>
+    <w:p>
+      <w:pPr>
+        <w:pageBreakBefore w:val="0"/>
+        <w:spacing w:line="312" w:lineRule="auto" w:before="0" w:after="200"/>
+      </w:pPr>
+      <w:r>
+        <w:rPr>
+          <w:rFonts w:ascii="宋体" w:hAnsi="宋体" w:eastAsia="宋体"/>
+          <w:b w:val="0"/>
+          <w:color w:val="595959"/>
+          <w:sz w:val="20"/>
+        </w:rPr>
+        <w:t>出处：《一千零一夜》（睡前改编版） ｜ 适读年龄：6~12 岁 ｜ 朗读时长：约 5 分钟</w:t>
+      </w:r>
+    </w:p>
+    <w:p>
+      <w:pPr>
+        <w:pageBreakBefore w:val="0"/>
+        <w:spacing w:line="312" w:lineRule="auto" w:before="0" w:after="0"/>
+        <w:ind w:firstLine="500"/>
+      </w:pPr>
+      <w:r>
+        <w:rPr>
+          <w:rFonts w:ascii="楷体" w:hAnsi="楷体" w:eastAsia="楷体"/>
+          <w:b w:val="0"/>
+          <w:sz w:val="25"/>
+        </w:rPr>
+        <w:t>穷樵夫阿里巴巴上山砍柴，无意中撞见一伙强盗在山崖前喊："芝麻，开门！"一块巨石应声而开——里面竟是一个堆满金银珠宝的宝库！强盗们进去存货，出来时喊："芝麻，关门！"</w:t>
+      </w:r>
+    </w:p>
+    <w:p>
+      <w:pPr>
+        <w:pageBreakBefore w:val="0"/>
+        <w:spacing w:line="312" w:lineRule="auto" w:before="0" w:after="0"/>
+        <w:ind w:firstLine="500"/>
+      </w:pPr>
+      <w:r>
+        <w:rPr>
+          <w:rFonts w:ascii="楷体" w:hAnsi="楷体" w:eastAsia="楷体"/>
+          <w:b w:val="0"/>
+          <w:sz w:val="25"/>
+        </w:rPr>
+        <w:t>强盗们走后，阿里巴巴试着喊了"芝麻，开门"，进洞装了一袋金币回家——他只想还清欠债，养活家人。</w:t>
+      </w:r>
+    </w:p>
+    <w:p>
+      <w:pPr>
+        <w:pageBreakBefore w:val="0"/>
+        <w:spacing w:line="312" w:lineRule="auto" w:before="0" w:after="0"/>
+        <w:ind w:firstLine="500"/>
+      </w:pPr>
+      <w:r>
+        <w:rPr>
+          <w:rFonts w:ascii="楷体" w:hAnsi="楷体" w:eastAsia="楷体"/>
+          <w:b w:val="0"/>
+          <w:sz w:val="25"/>
+        </w:rPr>
+        <w:t>贪心的哥哥戈西母逼问出秘密，赶着十头骡子进山搬宝。可他财迷心窍，出来时把暗号忘得一干二净，"大麦，开门""豆子，开门"……怎么也喊不对。强盗回来，把他吓得瘫在洞里，抢走了他所有的衣服和骡子，把他扔在荒郊野外。戈西母又羞又悔，大病一场——到手的金银一两没落着，还差点丢了命。</w:t>
+      </w:r>
+    </w:p>
+    <w:p>
+      <w:pPr>
+        <w:pageBreakBefore w:val="0"/>
+        <w:spacing w:line="312" w:lineRule="auto" w:before="0" w:after="0"/>
+        <w:ind w:firstLine="500"/>
+      </w:pPr>
+      <w:r>
+        <w:rPr>
+          <w:rFonts w:ascii="楷体" w:hAnsi="楷体" w:eastAsia="楷体"/>
+          <w:b w:val="0"/>
+          <w:sz w:val="25"/>
+        </w:rPr>
+        <w:t>更麻烦的是，强盗们发现有人进过宝库，顺藤摸瓜找上门来。他们在阿里巴巴家门口用粉笔画了个记号。</w:t>
+      </w:r>
+    </w:p>
+    <w:p>
+      <w:pPr>
+        <w:pageBreakBefore w:val="0"/>
+        <w:spacing w:line="312" w:lineRule="auto" w:before="0" w:after="0"/>
+        <w:ind w:firstLine="500"/>
+      </w:pPr>
+      <w:r>
+        <w:rPr>
+          <w:rFonts w:ascii="楷体" w:hAnsi="楷体" w:eastAsia="楷体"/>
+          <w:b w:val="0"/>
+          <w:sz w:val="25"/>
+        </w:rPr>
+        <w:t>阿里巴巴家的女仆麦尔佳娜，一个机敏过人的姑娘，发现了这个粉笔圈。她心里一动："有人给这家做记号，准没好事。"她二话不说，拿着粉笔，把左邻右舍的门上，画了一模一样的记号。</w:t>
+      </w:r>
+    </w:p>
+    <w:p>
+      <w:pPr>
+        <w:pageBreakBefore w:val="0"/>
+        <w:spacing w:line="312" w:lineRule="auto" w:before="0" w:after="0"/>
+        <w:ind w:firstLine="500"/>
+      </w:pPr>
+      <w:r>
+        <w:rPr>
+          <w:rFonts w:ascii="楷体" w:hAnsi="楷体" w:eastAsia="楷体"/>
+          <w:b w:val="0"/>
+          <w:sz w:val="25"/>
+        </w:rPr>
+        <w:t>夜里强盗们摸黑来寻，一看——满街的门上全是记号，一模一样！他们面面相觑，谁也分不清该下手的门是哪一扇，只好垂头丧气地撤了。</w:t>
+      </w:r>
+    </w:p>
+    <w:p>
+      <w:pPr>
+        <w:pageBreakBefore w:val="0"/>
+        <w:spacing w:line="312" w:lineRule="auto" w:before="0" w:after="0"/>
+        <w:ind w:firstLine="500"/>
+      </w:pPr>
+      <w:r>
+        <w:rPr>
+          <w:rFonts w:ascii="楷体" w:hAnsi="楷体" w:eastAsia="楷体"/>
+          <w:b w:val="0"/>
+          <w:sz w:val="25"/>
+        </w:rPr>
+        <w:t>强盗头子不甘心，亲自出马探明地址，又想出狠招：让三十九个强盗藏进大油瓮里，由他扮成贩油的商人，赶着骡队夜宿在阿里巴巴家。麦尔佳娜识破了他们的伪装，不动声色，悄悄报了官。巡夜的人们赶来，把瓮里藏的强盗一个不落地全都拿下了。</w:t>
+      </w:r>
+    </w:p>
+    <w:p>
+      <w:pPr>
+        <w:pageBreakBefore w:val="0"/>
+        <w:spacing w:line="312" w:lineRule="auto" w:before="0" w:after="0"/>
+        <w:ind w:firstLine="500"/>
+      </w:pPr>
+      <w:r>
+        <w:rPr>
+          <w:rFonts w:ascii="楷体" w:hAnsi="楷体" w:eastAsia="楷体"/>
+          <w:b w:val="0"/>
+          <w:sz w:val="25"/>
+        </w:rPr>
+        <w:t>贼心不死的强盗头子，最后扮成贵客混进了阿里巴巴家的宴会。可他再狡猾，也骗不过麦尔佳娜的眼睛——她在倒酒时一眼认出了这张脸，不动声色地请他"表演舞剑"。趁他得意舞剑的当口，麦尔佳娜一个箭步，夺下他袖中的匕首，把他按倒在地——卫兵们一拥而上，终于抓住了这个最后的大盗。</w:t>
+      </w:r>
+    </w:p>
+    <w:p>
+      <w:pPr>
+        <w:pageBreakBefore w:val="0"/>
+        <w:spacing w:line="312" w:lineRule="auto" w:before="0" w:after="0"/>
+        <w:ind w:firstLine="500"/>
+      </w:pPr>
+      <w:r>
+        <w:rPr>
+          <w:rFonts w:ascii="楷体" w:hAnsi="楷体" w:eastAsia="楷体"/>
+          <w:b w:val="0"/>
+          <w:sz w:val="25"/>
+        </w:rPr>
+        <w:t>事情水落石出。阿里巴巴叹着气说："差点害了全家的，是哥哥的贪心；救了全家的，是麦尔佳娜的细心和勇敢。"</w:t>
+      </w:r>
+    </w:p>
+    <w:p>
+      <w:pPr>
+        <w:pageBreakBefore w:val="0"/>
+        <w:spacing w:line="312" w:lineRule="auto" w:before="0" w:after="0"/>
+        <w:ind w:firstLine="500"/>
+      </w:pPr>
+      <w:r>
+        <w:rPr>
+          <w:rFonts w:ascii="楷体" w:hAnsi="楷体" w:eastAsia="楷体"/>
+          <w:b w:val="0"/>
+          <w:sz w:val="25"/>
+        </w:rPr>
+        <w:t>他把宝库里的金银分出一大半接济穷人，还郑重地宣布：麦尔佳娜不再是仆人，从此是这个家的恩人，由他操办她的婚事，风风光光地嫁人。</w:t>
+      </w:r>
+    </w:p>
+    <w:p>
+      <w:pPr>
+        <w:pageBreakBefore w:val="0"/>
+        <w:spacing w:line="312" w:lineRule="auto" w:before="0" w:after="0"/>
+        <w:ind w:firstLine="500"/>
+      </w:pPr>
+      <w:r>
+        <w:rPr>
+          <w:rFonts w:ascii="楷体" w:hAnsi="楷体" w:eastAsia="楷体"/>
+          <w:b w:val="0"/>
+          <w:sz w:val="25"/>
+        </w:rPr>
+        <w:t>从此，山里的宝库再也与强盗无关——阿里巴巴开山取石，在那儿修了一座义仓，年年把粮食分给受灾的人家。</w:t>
+      </w:r>
+    </w:p>
+    <w:p>
+      <w:pPr>
+        <w:pageBreakBefore w:val="0"/>
+        <w:spacing w:line="312" w:lineRule="auto" w:before="0" w:after="0"/>
+        <w:ind w:firstLine="500"/>
+      </w:pPr>
+      <w:r>
+        <w:rPr>
+          <w:rFonts w:ascii="楷体" w:hAnsi="楷体" w:eastAsia="楷体"/>
+          <w:b w:val="0"/>
+          <w:sz w:val="25"/>
+        </w:rPr>
+        <w:t>**小启示**：这个故事里最了不起的，既不是发现宝藏的阿里巴巴，也不是那句"芝麻开门"，而是那个细心的女仆——灾难来之前先想到了一步，坏人露头时敢于出手。细心和勇敢，是普通人身上最厉害的两件法宝。</w:t>
       </w:r>
     </w:p>
     <w:sectPr>

--- a/合集打印版/睡前故事·亲子朗读手册.docx
+++ b/合集打印版/睡前故事·亲子朗读手册.docx
@@ -9281,6 +9281,484 @@
     <w:p>
       <w:pPr>
         <w:pageBreakBefore/>
+        <w:spacing w:line="312" w:lineRule="auto" w:before="0" w:after="80"/>
+      </w:pPr>
+      <w:r>
+        <w:rPr>
+          <w:rFonts w:ascii="黑体" w:hAnsi="黑体" w:eastAsia="黑体"/>
+          <w:b/>
+          <w:sz w:val="32"/>
+        </w:rPr>
+        <w:t>36　孟姜女哭长城</w:t>
+      </w:r>
+    </w:p>
+    <w:p>
+      <w:pPr>
+        <w:pageBreakBefore w:val="0"/>
+        <w:spacing w:line="312" w:lineRule="auto" w:before="0" w:after="200"/>
+      </w:pPr>
+      <w:r>
+        <w:rPr>
+          <w:rFonts w:ascii="宋体" w:hAnsi="宋体" w:eastAsia="宋体"/>
+          <w:b w:val="0"/>
+          <w:color w:val="595959"/>
+          <w:sz w:val="20"/>
+        </w:rPr>
+        <w:t>出处：中国民间传说（四大民间传说之一，温和改编，建议白天共读） ｜ 适读年龄：6~14 岁 ｜ 朗读时长：约 6 分钟　**共读提示**：本篇含亲人离世的情节，建议 6 岁以上、白天共读。讲完可以和孩子聊聊：孟姜女为什么一定要亲自送寒衣？——因为惦记，就一定要做到。</w:t>
+      </w:r>
+    </w:p>
+    <w:p>
+      <w:pPr>
+        <w:pageBreakBefore w:val="0"/>
+        <w:spacing w:line="312" w:lineRule="auto" w:before="0" w:after="0"/>
+        <w:ind w:firstLine="500"/>
+      </w:pPr>
+      <w:r>
+        <w:rPr>
+          <w:rFonts w:ascii="楷体" w:hAnsi="楷体" w:eastAsia="楷体"/>
+          <w:b w:val="0"/>
+          <w:sz w:val="25"/>
+        </w:rPr>
+        <w:t>两千多年前的秦朝，有一户人家姓孟。孟家的葫芦藤爬过墙头，长到了邻居姜家的院子里，藤上结了一个大葫芦——剖开一看，里面竟然坐着个水灵灵的女娃娃！</w:t>
+      </w:r>
+    </w:p>
+    <w:p>
+      <w:pPr>
+        <w:pageBreakBefore w:val="0"/>
+        <w:spacing w:line="312" w:lineRule="auto" w:before="0" w:after="0"/>
+        <w:ind w:firstLine="500"/>
+      </w:pPr>
+      <w:r>
+        <w:rPr>
+          <w:rFonts w:ascii="楷体" w:hAnsi="楷体" w:eastAsia="楷体"/>
+          <w:b w:val="0"/>
+          <w:sz w:val="25"/>
+        </w:rPr>
+        <w:t>孟家和姜家都喜欢得不得了，这孩子是两家的葫芦结的，就给她取名"孟姜女"，两家一起把她养大。</w:t>
+      </w:r>
+    </w:p>
+    <w:p>
+      <w:pPr>
+        <w:pageBreakBefore w:val="0"/>
+        <w:spacing w:line="312" w:lineRule="auto" w:before="0" w:after="0"/>
+        <w:ind w:firstLine="500"/>
+      </w:pPr>
+      <w:r>
+        <w:rPr>
+          <w:rFonts w:ascii="楷体" w:hAnsi="楷体" w:eastAsia="楷体"/>
+          <w:b w:val="0"/>
+          <w:sz w:val="25"/>
+        </w:rPr>
+        <w:t>孟姜女长大后，美丽又善良。这一年，她在花园里扑蝴蝶，撞见一个年轻人躲在树后——他叫范喜良，是个读书人，为了躲避官府抓壮丁修长城，慌乱中逃进了这个花园。</w:t>
+      </w:r>
+    </w:p>
+    <w:p>
+      <w:pPr>
+        <w:pageBreakBefore w:val="0"/>
+        <w:spacing w:line="312" w:lineRule="auto" w:before="0" w:after="0"/>
+        <w:ind w:firstLine="500"/>
+      </w:pPr>
+      <w:r>
+        <w:rPr>
+          <w:rFonts w:ascii="楷体" w:hAnsi="楷体" w:eastAsia="楷体"/>
+          <w:b w:val="0"/>
+          <w:sz w:val="25"/>
+        </w:rPr>
+        <w:t>孟家二老见他人品端正，很喜欢他。一来二去，孟姜女和范喜良互有情意，两家做主，让他们成了亲。</w:t>
+      </w:r>
+    </w:p>
+    <w:p>
+      <w:pPr>
+        <w:pageBreakBefore w:val="0"/>
+        <w:spacing w:line="312" w:lineRule="auto" w:before="0" w:after="0"/>
+        <w:ind w:firstLine="500"/>
+      </w:pPr>
+      <w:r>
+        <w:rPr>
+          <w:rFonts w:ascii="楷体" w:hAnsi="楷体" w:eastAsia="楷体"/>
+          <w:b w:val="0"/>
+          <w:sz w:val="25"/>
+        </w:rPr>
+        <w:t>可是，成亲才三天，官府的人就闯了进来——范喜良还是被抓走了，押往北方，去修万里长城。</w:t>
+      </w:r>
+    </w:p>
+    <w:p>
+      <w:pPr>
+        <w:pageBreakBefore w:val="0"/>
+        <w:spacing w:line="312" w:lineRule="auto" w:before="0" w:after="0"/>
+        <w:ind w:firstLine="500"/>
+      </w:pPr>
+      <w:r>
+        <w:rPr>
+          <w:rFonts w:ascii="楷体" w:hAnsi="楷体" w:eastAsia="楷体"/>
+          <w:b w:val="0"/>
+          <w:sz w:val="25"/>
+        </w:rPr>
+        <w:t>孟姜女日夜思念丈夫。夏天过去，秋天过去，眼看北方的冬天就要到了，长城脚下天寒地冻，丈夫穿的单衣怎么过冬？</w:t>
+      </w:r>
+    </w:p>
+    <w:p>
+      <w:pPr>
+        <w:pageBreakBefore w:val="0"/>
+        <w:spacing w:line="312" w:lineRule="auto" w:before="0" w:after="0"/>
+        <w:ind w:firstLine="500"/>
+      </w:pPr>
+      <w:r>
+        <w:rPr>
+          <w:rFonts w:ascii="楷体" w:hAnsi="楷体" w:eastAsia="楷体"/>
+          <w:b w:val="0"/>
+          <w:sz w:val="25"/>
+        </w:rPr>
+        <w:t>她连夜赶制了一件厚厚的寒衣，千针万线，缝进了满满的牵挂。然后，她背起寒衣，辞别爹娘，踏上千里寻夫之路。</w:t>
+      </w:r>
+    </w:p>
+    <w:p>
+      <w:pPr>
+        <w:pageBreakBefore w:val="0"/>
+        <w:spacing w:line="312" w:lineRule="auto" w:before="0" w:after="0"/>
+        <w:ind w:firstLine="500"/>
+      </w:pPr>
+      <w:r>
+        <w:rPr>
+          <w:rFonts w:ascii="楷体" w:hAnsi="楷体" w:eastAsia="楷体"/>
+          <w:b w:val="0"/>
+          <w:sz w:val="25"/>
+        </w:rPr>
+        <w:t>这一路，翻山越岭，风餐露宿。她问过多少路人，走过多少荒野，鞋子磨破了，脚上起了泡，可她心里只有一个念头：把寒衣送到丈夫手上。</w:t>
+      </w:r>
+    </w:p>
+    <w:p>
+      <w:pPr>
+        <w:pageBreakBefore w:val="0"/>
+        <w:spacing w:line="312" w:lineRule="auto" w:before="0" w:after="0"/>
+        <w:ind w:firstLine="500"/>
+      </w:pPr>
+      <w:r>
+        <w:rPr>
+          <w:rFonts w:ascii="楷体" w:hAnsi="楷体" w:eastAsia="楷体"/>
+          <w:b w:val="0"/>
+          <w:sz w:val="25"/>
+        </w:rPr>
+        <w:t>历尽千辛万苦，孟姜女终于到了长城脚下。</w:t>
+      </w:r>
+    </w:p>
+    <w:p>
+      <w:pPr>
+        <w:pageBreakBefore w:val="0"/>
+        <w:spacing w:line="312" w:lineRule="auto" w:before="0" w:after="0"/>
+        <w:ind w:firstLine="500"/>
+      </w:pPr>
+      <w:r>
+        <w:rPr>
+          <w:rFonts w:ascii="楷体" w:hAnsi="楷体" w:eastAsia="楷体"/>
+          <w:b w:val="0"/>
+          <w:sz w:val="25"/>
+        </w:rPr>
+        <w:t>她四处打听丈夫的下落，得到的却是一个晴天霹雳——范喜良早已在繁重的劳役中累死了，尸骨就埋在了长城底下。</w:t>
+      </w:r>
+    </w:p>
+    <w:p>
+      <w:pPr>
+        <w:pageBreakBefore w:val="0"/>
+        <w:spacing w:line="312" w:lineRule="auto" w:before="0" w:after="0"/>
+        <w:ind w:firstLine="500"/>
+      </w:pPr>
+      <w:r>
+        <w:rPr>
+          <w:rFonts w:ascii="楷体" w:hAnsi="楷体" w:eastAsia="楷体"/>
+          <w:b w:val="0"/>
+          <w:sz w:val="25"/>
+        </w:rPr>
+        <w:t>孟姜女只觉得天塌了。她跪在长城下，放声痛哭。她哭了三天三夜，哭声感天动地，泪水浸透衣衫。忽然——</w:t>
+      </w:r>
+    </w:p>
+    <w:p>
+      <w:pPr>
+        <w:pageBreakBefore w:val="0"/>
+        <w:spacing w:line="312" w:lineRule="auto" w:before="0" w:after="0"/>
+        <w:ind w:firstLine="500"/>
+      </w:pPr>
+      <w:r>
+        <w:rPr>
+          <w:rFonts w:ascii="楷体" w:hAnsi="楷体" w:eastAsia="楷体"/>
+          <w:b w:val="0"/>
+          <w:sz w:val="25"/>
+        </w:rPr>
+        <w:t>"轰隆——！"</w:t>
+      </w:r>
+    </w:p>
+    <w:p>
+      <w:pPr>
+        <w:pageBreakBefore w:val="0"/>
+        <w:spacing w:line="312" w:lineRule="auto" w:before="0" w:after="0"/>
+        <w:ind w:firstLine="500"/>
+      </w:pPr>
+      <w:r>
+        <w:rPr>
+          <w:rFonts w:ascii="楷体" w:hAnsi="楷体" w:eastAsia="楷体"/>
+          <w:b w:val="0"/>
+          <w:sz w:val="25"/>
+        </w:rPr>
+        <w:t>天摇地动，长城倒塌了八百里！塌开的城墙下，露出了无数修城人的遗骨，其中就有她的丈夫。</w:t>
+      </w:r>
+    </w:p>
+    <w:p>
+      <w:pPr>
+        <w:pageBreakBefore w:val="0"/>
+        <w:spacing w:line="312" w:lineRule="auto" w:before="0" w:after="0"/>
+        <w:ind w:firstLine="500"/>
+      </w:pPr>
+      <w:r>
+        <w:rPr>
+          <w:rFonts w:ascii="楷体" w:hAnsi="楷体" w:eastAsia="楷体"/>
+          <w:b w:val="0"/>
+          <w:sz w:val="25"/>
+        </w:rPr>
+        <w:t>孟姜女找到了范喜良，为他换上亲手缝制的寒衣，让他安息。</w:t>
+      </w:r>
+    </w:p>
+    <w:p>
+      <w:pPr>
+        <w:pageBreakBefore w:val="0"/>
+        <w:spacing w:line="312" w:lineRule="auto" w:before="0" w:after="0"/>
+        <w:ind w:firstLine="500"/>
+      </w:pPr>
+      <w:r>
+        <w:rPr>
+          <w:rFonts w:ascii="楷体" w:hAnsi="楷体" w:eastAsia="楷体"/>
+          <w:b w:val="0"/>
+          <w:sz w:val="25"/>
+        </w:rPr>
+        <w:t>后人被这份深情打动，在山海关为她修建了孟姜女庙，一代一代传颂着她的故事。人们说：连长城都被她哭倒了——一个普通女子的眼泪里，藏着能够撼动大山的力量。</w:t>
+      </w:r>
+    </w:p>
+    <w:p>
+      <w:pPr>
+        <w:pageBreakBefore w:val="0"/>
+        <w:spacing w:line="312" w:lineRule="auto" w:before="0" w:after="0"/>
+        <w:ind w:firstLine="500"/>
+      </w:pPr>
+      <w:r>
+        <w:rPr>
+          <w:rFonts w:ascii="楷体" w:hAnsi="楷体" w:eastAsia="楷体"/>
+          <w:b w:val="0"/>
+          <w:sz w:val="25"/>
+        </w:rPr>
+        <w:t>**小启示**：孟姜女千里的寒衣，是一个"信"字：答应送到，就一定送到。一个普通人的深情与坚持，连最坚固的城墙都会为之动容。别忘了，世上最有力量的，往往是那些不放弃的心。</w:t>
+      </w:r>
+    </w:p>
+    <w:p>
+      <w:pPr>
+        <w:pageBreakBefore/>
+        <w:spacing w:line="312" w:lineRule="auto" w:before="0" w:after="80"/>
+      </w:pPr>
+      <w:r>
+        <w:rPr>
+          <w:rFonts w:ascii="黑体" w:hAnsi="黑体" w:eastAsia="黑体"/>
+          <w:b/>
+          <w:sz w:val="32"/>
+        </w:rPr>
+        <w:t>37　梁祝·化蝶</w:t>
+      </w:r>
+    </w:p>
+    <w:p>
+      <w:pPr>
+        <w:pageBreakBefore w:val="0"/>
+        <w:spacing w:line="312" w:lineRule="auto" w:before="0" w:after="200"/>
+      </w:pPr>
+      <w:r>
+        <w:rPr>
+          <w:rFonts w:ascii="宋体" w:hAnsi="宋体" w:eastAsia="宋体"/>
+          <w:b w:val="0"/>
+          <w:color w:val="595959"/>
+          <w:sz w:val="20"/>
+        </w:rPr>
+        <w:t>出处：中国民间传说（四大民间传说之一，温和改编，建议白天共读） ｜ 适读年龄：6~14 岁 ｜ 朗读时长：约 6 分钟　**共读提示**：本篇含离别的情节，建议 6 岁以上、白天共读。可以和孩子聊聊：什么是"知己"？梁山伯憨厚木讷，英台为什么还把他当最好的朋友？</w:t>
+      </w:r>
+    </w:p>
+    <w:p>
+      <w:pPr>
+        <w:pageBreakBefore w:val="0"/>
+        <w:spacing w:line="312" w:lineRule="auto" w:before="0" w:after="0"/>
+        <w:ind w:firstLine="500"/>
+      </w:pPr>
+      <w:r>
+        <w:rPr>
+          <w:rFonts w:ascii="楷体" w:hAnsi="楷体" w:eastAsia="楷体"/>
+          <w:b w:val="0"/>
+          <w:sz w:val="25"/>
+        </w:rPr>
+        <w:t>东晋时候，有个姑娘叫祝英台。她特别想读书，可那时女子不能进学堂。怎么办呢？她灵机一动，扮成男子模样，说服了父母，背上书箱出门求学。</w:t>
+      </w:r>
+    </w:p>
+    <w:p>
+      <w:pPr>
+        <w:pageBreakBefore w:val="0"/>
+        <w:spacing w:line="312" w:lineRule="auto" w:before="0" w:after="0"/>
+        <w:ind w:firstLine="500"/>
+      </w:pPr>
+      <w:r>
+        <w:rPr>
+          <w:rFonts w:ascii="楷体" w:hAnsi="楷体" w:eastAsia="楷体"/>
+          <w:b w:val="0"/>
+          <w:sz w:val="25"/>
+        </w:rPr>
+        <w:t>路上，她遇到了同去求学的书生梁山伯。两人一见如故，就在亭子里结拜为兄弟——英台心里悄悄想着：梁山伯呀，你可不知道，我是女儿身。</w:t>
+      </w:r>
+    </w:p>
+    <w:p>
+      <w:pPr>
+        <w:pageBreakBefore w:val="0"/>
+        <w:spacing w:line="312" w:lineRule="auto" w:before="0" w:after="0"/>
+        <w:ind w:firstLine="500"/>
+      </w:pPr>
+      <w:r>
+        <w:rPr>
+          <w:rFonts w:ascii="楷体" w:hAnsi="楷体" w:eastAsia="楷体"/>
+          <w:b w:val="0"/>
+          <w:sz w:val="25"/>
+        </w:rPr>
+        <w:t>此后三年，两人同窗共读，同吃同住。梁山伯为人忠厚老实，学问又好；祝英台聪明伶俐，情谊日深。英台几次暗示自己是女儿身，憨厚的山伯都浑然不觉。</w:t>
+      </w:r>
+    </w:p>
+    <w:p>
+      <w:pPr>
+        <w:pageBreakBefore w:val="0"/>
+        <w:spacing w:line="312" w:lineRule="auto" w:before="0" w:after="0"/>
+        <w:ind w:firstLine="500"/>
+      </w:pPr>
+      <w:r>
+        <w:rPr>
+          <w:rFonts w:ascii="楷体" w:hAnsi="楷体" w:eastAsia="楷体"/>
+          <w:b w:val="0"/>
+          <w:sz w:val="25"/>
+        </w:rPr>
+        <w:t>三年学业期满，英台要回家了。梁山伯依依不舍，送了一程又一程——这就是有名的"十八相送"。</w:t>
+      </w:r>
+    </w:p>
+    <w:p>
+      <w:pPr>
+        <w:pageBreakBefore w:val="0"/>
+        <w:spacing w:line="312" w:lineRule="auto" w:before="0" w:after="0"/>
+        <w:ind w:firstLine="500"/>
+      </w:pPr>
+      <w:r>
+        <w:rPr>
+          <w:rFonts w:ascii="楷体" w:hAnsi="楷体" w:eastAsia="楷体"/>
+          <w:b w:val="0"/>
+          <w:sz w:val="25"/>
+        </w:rPr>
+        <w:t>一路上，英台处处打比方：她指着水里的鸳鸯说："你看它们成双成对多好呀"；她把自己比作女红妆，说家有个"九妹"，品貌与我一模一样，愿为山伯做媒。憨厚的山伯只是老老实实地应着，还是没听懂。</w:t>
+      </w:r>
+    </w:p>
+    <w:p>
+      <w:pPr>
+        <w:pageBreakBefore w:val="0"/>
+        <w:spacing w:line="312" w:lineRule="auto" w:before="0" w:after="0"/>
+        <w:ind w:firstLine="500"/>
+      </w:pPr>
+      <w:r>
+        <w:rPr>
+          <w:rFonts w:ascii="楷体" w:hAnsi="楷体" w:eastAsia="楷体"/>
+          <w:b w:val="0"/>
+          <w:sz w:val="25"/>
+        </w:rPr>
+        <w:t>两年后，山伯终于明白过来，兴冲冲赶到祝家提亲——可是太迟了。祝英台已被父亲许配给了别人。山伯懊悔又伤心，回去后郁郁成疾，不久便抱憾离世，葬在马路边——那是英台出嫁必经之路。</w:t>
+      </w:r>
+    </w:p>
+    <w:p>
+      <w:pPr>
+        <w:pageBreakBefore w:val="0"/>
+        <w:spacing w:line="312" w:lineRule="auto" w:before="0" w:after="0"/>
+        <w:ind w:firstLine="500"/>
+      </w:pPr>
+      <w:r>
+        <w:rPr>
+          <w:rFonts w:ascii="楷体" w:hAnsi="楷体" w:eastAsia="楷体"/>
+          <w:b w:val="0"/>
+          <w:sz w:val="25"/>
+        </w:rPr>
+        <w:t>英台得知噩耗，肝肠寸断。出嫁那天，花轿行到山伯墓前，忽然狂风大作，船轿寸步难行。英台下轿，脱去嫁衣，在坟前放声大哭。哭声未落，忽听得"轰隆"一声巨响——坟墓裂开了一道缝！</w:t>
+      </w:r>
+    </w:p>
+    <w:p>
+      <w:pPr>
+        <w:pageBreakBefore w:val="0"/>
+        <w:spacing w:line="312" w:lineRule="auto" w:before="0" w:after="0"/>
+        <w:ind w:firstLine="500"/>
+      </w:pPr>
+      <w:r>
+        <w:rPr>
+          <w:rFonts w:ascii="楷体" w:hAnsi="楷体" w:eastAsia="楷体"/>
+          <w:b w:val="0"/>
+          <w:sz w:val="25"/>
+        </w:rPr>
+        <w:t>英台毫不犹豫，纵身跃入坟中。坟墓缓缓合上，风停了，雨住了。</w:t>
+      </w:r>
+    </w:p>
+    <w:p>
+      <w:pPr>
+        <w:pageBreakBefore w:val="0"/>
+        <w:spacing w:line="312" w:lineRule="auto" w:before="0" w:after="0"/>
+        <w:ind w:firstLine="500"/>
+      </w:pPr>
+      <w:r>
+        <w:rPr>
+          <w:rFonts w:ascii="楷体" w:hAnsi="楷体" w:eastAsia="楷体"/>
+          <w:b w:val="0"/>
+          <w:sz w:val="25"/>
+        </w:rPr>
+        <w:t>这时，人们看见——从坟墓里，飞出了两只美丽的蝴蝶。它们一前一后，翩翩起舞，你追我赶，飞向花丛深处，再也分不开了。</w:t>
+      </w:r>
+    </w:p>
+    <w:p>
+      <w:pPr>
+        <w:pageBreakBefore w:val="0"/>
+        <w:spacing w:line="312" w:lineRule="auto" w:before="0" w:after="0"/>
+        <w:ind w:firstLine="500"/>
+      </w:pPr>
+      <w:r>
+        <w:rPr>
+          <w:rFonts w:ascii="楷体" w:hAnsi="楷体" w:eastAsia="楷体"/>
+          <w:b w:val="0"/>
+          <w:sz w:val="25"/>
+        </w:rPr>
+        <w:t>人们都说，那就是梁山伯与祝英台。他们生前不能在一起，死后化作蝴蝶，从此双宿双飞，永不分离。</w:t>
+      </w:r>
+    </w:p>
+    <w:p>
+      <w:pPr>
+        <w:pageBreakBefore w:val="0"/>
+        <w:spacing w:line="312" w:lineRule="auto" w:before="0" w:after="0"/>
+        <w:ind w:firstLine="500"/>
+      </w:pPr>
+      <w:r>
+        <w:rPr>
+          <w:rFonts w:ascii="楷体" w:hAnsi="楷体" w:eastAsia="楷体"/>
+          <w:b w:val="0"/>
+          <w:sz w:val="25"/>
+        </w:rPr>
+        <w:t>后来，"化蝶"成了中国人最浪漫的想象：真挚的感情，连生死都隔不断。每年春暖花开时，看到双双飞舞的蝴蝶，老人们就会讲起梁祝的故事——告诉孩子们，什么是知己，什么是深情。</w:t>
+      </w:r>
+    </w:p>
+    <w:p>
+      <w:pPr>
+        <w:pageBreakBefore w:val="0"/>
+        <w:spacing w:line="312" w:lineRule="auto" w:before="0" w:after="0"/>
+        <w:ind w:firstLine="500"/>
+      </w:pPr>
+      <w:r>
+        <w:rPr>
+          <w:rFonts w:ascii="楷体" w:hAnsi="楷体" w:eastAsia="楷体"/>
+          <w:b w:val="0"/>
+          <w:sz w:val="25"/>
+        </w:rPr>
+        <w:t>**小启示**：祝英台敢女扮男装去求学，是勇敢；梁山伯待人忠厚，是真诚。真正的知己，值得用一生珍惜。而那对翩翩起舞的蝴蝶告诉我们：真诚的感情，连天地都会为它让路。</w:t>
+      </w:r>
+    </w:p>
+    <w:p>
+      <w:pPr>
+        <w:pageBreakBefore/>
         <w:spacing w:line="312" w:lineRule="auto" w:before="0" w:after="2000"/>
         <w:ind w:firstLine="480"/>
       </w:pPr>
@@ -9332,7 +9810,7 @@
           <w:b/>
           <w:sz w:val="32"/>
         </w:rPr>
-        <w:t>36　丑小鸭</w:t>
+        <w:t>38　丑小鸭</w:t>
       </w:r>
     </w:p>
     <w:p>
@@ -9571,7 +10049,7 @@
           <w:b/>
           <w:sz w:val="32"/>
         </w:rPr>
-        <w:t>37　豌豆公主</w:t>
+        <w:t>39　豌豆公主</w:t>
       </w:r>
     </w:p>
     <w:p>
@@ -9810,7 +10288,7 @@
           <w:b/>
           <w:sz w:val="32"/>
         </w:rPr>
-        <w:t>38　青蛙王子</w:t>
+        <w:t>40　青蛙王子</w:t>
       </w:r>
     </w:p>
     <w:p>
@@ -10079,7 +10557,7 @@
           <w:b/>
           <w:sz w:val="32"/>
         </w:rPr>
-        <w:t>39　甜粥</w:t>
+        <w:t>41　甜粥</w:t>
       </w:r>
     </w:p>
     <w:p>
@@ -10288,7 +10766,7 @@
           <w:b/>
           <w:sz w:val="32"/>
         </w:rPr>
-        <w:t>40　星星银元</w:t>
+        <w:t>42　星星银元</w:t>
       </w:r>
     </w:p>
     <w:p>
@@ -10527,7 +11005,7 @@
           <w:b/>
           <w:sz w:val="32"/>
         </w:rPr>
-        <w:t>41　不莱梅的音乐家</w:t>
+        <w:t>43　不莱梅的音乐家</w:t>
       </w:r>
     </w:p>
     <w:p>
@@ -10826,7 +11304,7 @@
           <w:b/>
           <w:sz w:val="32"/>
         </w:rPr>
-        <w:t>42　拇指姑娘</w:t>
+        <w:t>44　拇指姑娘</w:t>
       </w:r>
     </w:p>
     <w:p>
@@ -11080,7 +11558,7 @@
           <w:b/>
           <w:sz w:val="32"/>
         </w:rPr>
-        <w:t>43　睡美人</w:t>
+        <w:t>45　睡美人</w:t>
       </w:r>
     </w:p>
     <w:p>
@@ -11334,7 +11812,7 @@
           <w:b/>
           <w:sz w:val="32"/>
         </w:rPr>
-        <w:t>44　灰姑娘</w:t>
+        <w:t>46　灰姑娘</w:t>
       </w:r>
     </w:p>
     <w:p>
@@ -11618,7 +12096,7 @@
           <w:b/>
           <w:sz w:val="32"/>
         </w:rPr>
-        <w:t>45　老头子做事总不会错</w:t>
+        <w:t>47　老头子做事总不会错</w:t>
       </w:r>
     </w:p>
     <w:p>
@@ -11887,7 +12365,7 @@
           <w:b/>
           <w:sz w:val="32"/>
         </w:rPr>
-        <w:t>46　穿靴子的猫</w:t>
+        <w:t>48　穿靴子的猫</w:t>
       </w:r>
     </w:p>
     <w:p>
@@ -12261,7 +12739,7 @@
           <w:b/>
           <w:sz w:val="32"/>
         </w:rPr>
-        <w:t>47　白雪公主</w:t>
+        <w:t>49　白雪公主</w:t>
       </w:r>
     </w:p>
     <w:p>
@@ -12560,7 +13038,7 @@
           <w:b/>
           <w:sz w:val="32"/>
         </w:rPr>
-        <w:t>48　三片羽毛</w:t>
+        <w:t>50　三片羽毛</w:t>
       </w:r>
     </w:p>
     <w:p>
@@ -12904,7 +13382,7 @@
           <w:b/>
           <w:sz w:val="32"/>
         </w:rPr>
-        <w:t>49　莴苣姑娘</w:t>
+        <w:t>51　莴苣姑娘</w:t>
       </w:r>
     </w:p>
     <w:p>
@@ -13248,7 +13726,7 @@
           <w:b/>
           <w:sz w:val="32"/>
         </w:rPr>
-        <w:t>50　美女与野兽</w:t>
+        <w:t>52　美女与野兽</w:t>
       </w:r>
     </w:p>
     <w:p>
@@ -13532,7 +14010,7 @@
           <w:b/>
           <w:sz w:val="32"/>
         </w:rPr>
-        <w:t>51　阿拉丁与神灯</w:t>
+        <w:t>53　阿拉丁与神灯</w:t>
       </w:r>
     </w:p>
     <w:p>
@@ -13861,7 +14339,7 @@
           <w:b/>
           <w:sz w:val="32"/>
         </w:rPr>
-        <w:t>52　山鲁佐德与一千零一夜</w:t>
+        <w:t>54　山鲁佐德与一千零一夜</w:t>
       </w:r>
     </w:p>
     <w:p>
@@ -14190,7 +14668,7 @@
           <w:b/>
           <w:sz w:val="32"/>
         </w:rPr>
-        <w:t>53　渔夫与魔鬼</w:t>
+        <w:t>55　渔夫与魔鬼</w:t>
       </w:r>
     </w:p>
     <w:p>
@@ -14564,7 +15042,7 @@
           <w:b/>
           <w:sz w:val="32"/>
         </w:rPr>
-        <w:t>54　辛巴达航海</w:t>
+        <w:t>56　辛巴达航海</w:t>
       </w:r>
     </w:p>
     <w:p>
@@ -14908,7 +15386,7 @@
           <w:b/>
           <w:sz w:val="32"/>
         </w:rPr>
-        <w:t>55　阿里巴巴与四十大盗</w:t>
+        <w:t>57　阿里巴巴与四十大盗</w:t>
       </w:r>
     </w:p>
     <w:p>
@@ -15104,6 +15582,1038 @@
           <w:sz w:val="25"/>
         </w:rPr>
         <w:t>**小启示**：这个故事里最了不起的，既不是发现宝藏的阿里巴巴，也不是那句"芝麻开门"，而是那个细心的女仆——灾难来之前先想到了一步，坏人露头时敢于出手。细心和勇敢，是普通人身上最厉害的两件法宝。</w:t>
+      </w:r>
+    </w:p>
+    <w:p>
+      <w:pPr>
+        <w:pageBreakBefore/>
+        <w:spacing w:line="312" w:lineRule="auto" w:before="0" w:after="80"/>
+      </w:pPr>
+      <w:r>
+        <w:rPr>
+          <w:rFonts w:ascii="黑体" w:hAnsi="黑体" w:eastAsia="黑体"/>
+          <w:b/>
+          <w:sz w:val="32"/>
+        </w:rPr>
+        <w:t>58　乌木马</w:t>
+      </w:r>
+    </w:p>
+    <w:p>
+      <w:pPr>
+        <w:pageBreakBefore w:val="0"/>
+        <w:spacing w:line="312" w:lineRule="auto" w:before="0" w:after="200"/>
+      </w:pPr>
+      <w:r>
+        <w:rPr>
+          <w:rFonts w:ascii="宋体" w:hAnsi="宋体" w:eastAsia="宋体"/>
+          <w:b w:val="0"/>
+          <w:color w:val="595959"/>
+          <w:sz w:val="20"/>
+        </w:rPr>
+        <w:t>出处：《一千零一夜》（睡前改编版） ｜ 适读年龄：5~12 岁 ｜ 朗读时长：约 6 分钟</w:t>
+      </w:r>
+    </w:p>
+    <w:p>
+      <w:pPr>
+        <w:pageBreakBefore w:val="0"/>
+        <w:spacing w:line="312" w:lineRule="auto" w:before="0" w:after="0"/>
+        <w:ind w:firstLine="500"/>
+      </w:pPr>
+      <w:r>
+        <w:rPr>
+          <w:rFonts w:ascii="楷体" w:hAnsi="楷体" w:eastAsia="楷体"/>
+          <w:b w:val="0"/>
+          <w:sz w:val="25"/>
+        </w:rPr>
+        <w:t>很久以前，波斯的国王举办了一场盛大的庆典。各国使节纷纷献礼：宝石、骏马、金器……</w:t>
+      </w:r>
+    </w:p>
+    <w:p>
+      <w:pPr>
+        <w:pageBreakBefore w:val="0"/>
+        <w:spacing w:line="312" w:lineRule="auto" w:before="0" w:after="0"/>
+        <w:ind w:firstLine="500"/>
+      </w:pPr>
+      <w:r>
+        <w:rPr>
+          <w:rFonts w:ascii="楷体" w:hAnsi="楷体" w:eastAsia="楷体"/>
+          <w:b w:val="0"/>
+          <w:sz w:val="25"/>
+        </w:rPr>
+        <w:t>压轴的，是一位印度智者。他牵来一匹乌木雕刻的马，说："陛下，这匹乌木马，会飞。"</w:t>
+      </w:r>
+    </w:p>
+    <w:p>
+      <w:pPr>
+        <w:pageBreakBefore w:val="0"/>
+        <w:spacing w:line="312" w:lineRule="auto" w:before="0" w:after="0"/>
+        <w:ind w:firstLine="500"/>
+      </w:pPr>
+      <w:r>
+        <w:rPr>
+          <w:rFonts w:ascii="楷体" w:hAnsi="楷体" w:eastAsia="楷体"/>
+          <w:b w:val="0"/>
+          <w:sz w:val="25"/>
+        </w:rPr>
+        <w:t>满朝哄笑："木马会飞？”</w:t>
+      </w:r>
+    </w:p>
+    <w:p>
+      <w:pPr>
+        <w:pageBreakBefore w:val="0"/>
+        <w:spacing w:line="312" w:lineRule="auto" w:before="0" w:after="0"/>
+        <w:ind w:firstLine="500"/>
+      </w:pPr>
+      <w:r>
+        <w:rPr>
+          <w:rFonts w:ascii="楷体" w:hAnsi="楷体" w:eastAsia="楷体"/>
+          <w:b w:val="0"/>
+          <w:sz w:val="25"/>
+        </w:rPr>
+        <w:t>智者不慌不忙，拧了拧马脖子上的一个铜栓。忽然，乌木马驮着他腾空而起，在皇宫上空盘旋一圈，稳稳落下！</w:t>
+      </w:r>
+    </w:p>
+    <w:p>
+      <w:pPr>
+        <w:pageBreakBefore w:val="0"/>
+        <w:spacing w:line="312" w:lineRule="auto" w:before="0" w:after="0"/>
+        <w:ind w:firstLine="500"/>
+      </w:pPr>
+      <w:r>
+        <w:rPr>
+          <w:rFonts w:ascii="楷体" w:hAnsi="楷体" w:eastAsia="楷体"/>
+          <w:b w:val="0"/>
+          <w:sz w:val="25"/>
+        </w:rPr>
+        <w:t>国王看得目瞪口呆，当场要用重金买下。智者狮子大开口，君臣讨价还价。一旁的王子看在眼里，心中好奇不已。</w:t>
+      </w:r>
+    </w:p>
+    <w:p>
+      <w:pPr>
+        <w:pageBreakBefore w:val="0"/>
+        <w:spacing w:line="312" w:lineRule="auto" w:before="0" w:after="0"/>
+        <w:ind w:firstLine="500"/>
+      </w:pPr>
+      <w:r>
+        <w:rPr>
+          <w:rFonts w:ascii="楷体" w:hAnsi="楷体" w:eastAsia="楷体"/>
+          <w:b w:val="0"/>
+          <w:sz w:val="25"/>
+        </w:rPr>
+        <w:t>趁智者与国王讨价还价之际，王子悄悄跨上乌木马，寻找起飞的机关。可他摸遍全身，只找到脖子下的一颗铜钉。他一拧——</w:t>
+      </w:r>
+    </w:p>
+    <w:p>
+      <w:pPr>
+        <w:pageBreakBefore w:val="0"/>
+        <w:spacing w:line="312" w:lineRule="auto" w:before="0" w:after="0"/>
+        <w:ind w:firstLine="500"/>
+      </w:pPr>
+      <w:r>
+        <w:rPr>
+          <w:rFonts w:ascii="楷体" w:hAnsi="楷体" w:eastAsia="楷体"/>
+          <w:b w:val="0"/>
+          <w:sz w:val="25"/>
+        </w:rPr>
+        <w:t>乌木马驮着他"唰"地冲上云霄，越飞越高，飞过城市，飞过大海，眨眼间连波斯都看不见了！</w:t>
+      </w:r>
+    </w:p>
+    <w:p>
+      <w:pPr>
+        <w:pageBreakBefore w:val="0"/>
+        <w:spacing w:line="312" w:lineRule="auto" w:before="0" w:after="0"/>
+        <w:ind w:firstLine="500"/>
+      </w:pPr>
+      <w:r>
+        <w:rPr>
+          <w:rFonts w:ascii="楷体" w:hAnsi="楷体" w:eastAsia="楷体"/>
+          <w:b w:val="0"/>
+          <w:sz w:val="25"/>
+        </w:rPr>
+        <w:t>王子吓得魂飞魄散，胡乱拨弄，总算又碰了那颗钉子——马缓缓下降，稳稳落在一座陌生的王宫屋顶上。</w:t>
+      </w:r>
+    </w:p>
+    <w:p>
+      <w:pPr>
+        <w:pageBreakBefore w:val="0"/>
+        <w:spacing w:line="312" w:lineRule="auto" w:before="0" w:after="0"/>
+        <w:ind w:firstLine="500"/>
+      </w:pPr>
+      <w:r>
+        <w:rPr>
+          <w:rFonts w:ascii="楷体" w:hAnsi="楷体" w:eastAsia="楷体"/>
+          <w:b w:val="0"/>
+          <w:sz w:val="25"/>
+        </w:rPr>
+        <w:t>这里，是另一个国王的都城。</w:t>
+      </w:r>
+    </w:p>
+    <w:p>
+      <w:pPr>
+        <w:pageBreakBefore w:val="0"/>
+        <w:spacing w:line="312" w:lineRule="auto" w:before="0" w:after="0"/>
+        <w:ind w:firstLine="500"/>
+      </w:pPr>
+      <w:r>
+        <w:rPr>
+          <w:rFonts w:ascii="楷体" w:hAnsi="楷体" w:eastAsia="楷体"/>
+          <w:b w:val="0"/>
+          <w:sz w:val="25"/>
+        </w:rPr>
+        <w:t>王子溜下屋顶，发现院子里站着一位美丽非凡的公主。原来这是另一国的王宫，公主正在这里休闲。两位年轻人一见倾心，谈得十分投缘。</w:t>
+      </w:r>
+    </w:p>
+    <w:p>
+      <w:pPr>
+        <w:pageBreakBefore w:val="0"/>
+        <w:spacing w:line="312" w:lineRule="auto" w:before="0" w:after="0"/>
+        <w:ind w:firstLine="500"/>
+      </w:pPr>
+      <w:r>
+        <w:rPr>
+          <w:rFonts w:ascii="楷体" w:hAnsi="楷体" w:eastAsia="楷体"/>
+          <w:b w:val="0"/>
+          <w:sz w:val="25"/>
+        </w:rPr>
+        <w:t>可公主的父王闻讯赶来，见女儿与陌生男子私会，大怒之下要治王子的罪。危急关头，王子灵机一动，提出与本国骑士比赛武艺，展示了自己的勇武，并道明身份来历。国王惜才，公主也芳心暗许，两人约定日后正式提亲。</w:t>
+      </w:r>
+    </w:p>
+    <w:p>
+      <w:pPr>
+        <w:pageBreakBefore w:val="0"/>
+        <w:spacing w:line="312" w:lineRule="auto" w:before="0" w:after="0"/>
+        <w:ind w:firstLine="500"/>
+      </w:pPr>
+      <w:r>
+        <w:rPr>
+          <w:rFonts w:ascii="楷体" w:hAnsi="楷体" w:eastAsia="楷体"/>
+          <w:b w:val="0"/>
+          <w:sz w:val="25"/>
+        </w:rPr>
+        <w:t>然而，就在王子回波斯准备聘礼期间，狡猾的印度智者得知了公主的下落。他悄悄潜入王宫，用花言巧语骗公主上了乌木马，载着她飞到了远方，把她囚禁起来，逼她成亲。</w:t>
+      </w:r>
+    </w:p>
+    <w:p>
+      <w:pPr>
+        <w:pageBreakBefore w:val="0"/>
+        <w:spacing w:line="312" w:lineRule="auto" w:before="0" w:after="0"/>
+        <w:ind w:firstLine="500"/>
+      </w:pPr>
+      <w:r>
+        <w:rPr>
+          <w:rFonts w:ascii="楷体" w:hAnsi="楷体" w:eastAsia="楷体"/>
+          <w:b w:val="0"/>
+          <w:sz w:val="25"/>
+        </w:rPr>
+        <w:t>公主假装顺从，暗中寻找机会。而王子发现公主失踪，立即跨上乌木马，循着线索一路追寻。他历经艰险，终于找到了关押公主的地方。</w:t>
+      </w:r>
+    </w:p>
+    <w:p>
+      <w:pPr>
+        <w:pageBreakBefore w:val="0"/>
+        <w:spacing w:line="312" w:lineRule="auto" w:before="0" w:after="0"/>
+        <w:ind w:firstLine="500"/>
+      </w:pPr>
+      <w:r>
+        <w:rPr>
+          <w:rFonts w:ascii="楷体" w:hAnsi="楷体" w:eastAsia="楷体"/>
+          <w:b w:val="0"/>
+          <w:sz w:val="25"/>
+        </w:rPr>
+        <w:t>两人里应外合，趁智者不备，一同跨上乌木马，腾空而飞。智者见势不妙，纵火追赶，但哪里追得上会飞的木马？</w:t>
+      </w:r>
+    </w:p>
+    <w:p>
+      <w:pPr>
+        <w:pageBreakBefore w:val="0"/>
+        <w:spacing w:line="312" w:lineRule="auto" w:before="0" w:after="0"/>
+        <w:ind w:firstLine="500"/>
+      </w:pPr>
+      <w:r>
+        <w:rPr>
+          <w:rFonts w:ascii="楷体" w:hAnsi="楷体" w:eastAsia="楷体"/>
+          <w:b w:val="0"/>
+          <w:sz w:val="25"/>
+        </w:rPr>
+        <w:t>王子带着公主飞回自己的王国，举行了一场盛大的婚礼。而那位骗人的智者，则在荒郊野外，守着再也无人理会的骗术，懊悔终生。</w:t>
+      </w:r>
+    </w:p>
+    <w:p>
+      <w:pPr>
+        <w:pageBreakBefore w:val="0"/>
+        <w:spacing w:line="312" w:lineRule="auto" w:before="0" w:after="0"/>
+        <w:ind w:firstLine="500"/>
+      </w:pPr>
+      <w:r>
+        <w:rPr>
+          <w:rFonts w:ascii="楷体" w:hAnsi="楷体" w:eastAsia="楷体"/>
+          <w:b w:val="0"/>
+          <w:sz w:val="25"/>
+        </w:rPr>
+        <w:t>从此，王子和公主幸福地生活在一起。而那匹神奇的乌木马，被供奉在王宫里，提醒着人们——</w:t>
+      </w:r>
+    </w:p>
+    <w:p>
+      <w:pPr>
+        <w:pageBreakBefore w:val="0"/>
+        <w:spacing w:line="312" w:lineRule="auto" w:before="0" w:after="0"/>
+        <w:ind w:firstLine="500"/>
+      </w:pPr>
+      <w:r>
+        <w:rPr>
+          <w:rFonts w:ascii="楷体" w:hAnsi="楷体" w:eastAsia="楷体"/>
+          <w:b w:val="0"/>
+          <w:sz w:val="25"/>
+        </w:rPr>
+        <w:t>真正的魔法，不在木马身上，而在乘马人的勇气与真心。</w:t>
+      </w:r>
+    </w:p>
+    <w:p>
+      <w:pPr>
+        <w:pageBreakBefore w:val="0"/>
+        <w:spacing w:line="312" w:lineRule="auto" w:before="0" w:after="0"/>
+        <w:ind w:firstLine="500"/>
+      </w:pPr>
+      <w:r>
+        <w:rPr>
+          <w:rFonts w:ascii="楷体" w:hAnsi="楷体" w:eastAsia="楷体"/>
+          <w:b w:val="0"/>
+          <w:sz w:val="25"/>
+        </w:rPr>
+        <w:t>**小启示**：王子能驯服乌木马，靠的是好奇与胆识；公主能摆脱困境，靠的是冷静与等待时机。宝物没有善恶，用的人才有——勇气加真心，才配得上真正的魔法。</w:t>
+      </w:r>
+    </w:p>
+    <w:p>
+      <w:pPr>
+        <w:pageBreakBefore/>
+        <w:spacing w:line="312" w:lineRule="auto" w:before="0" w:after="80"/>
+      </w:pPr>
+      <w:r>
+        <w:rPr>
+          <w:rFonts w:ascii="黑体" w:hAnsi="黑体" w:eastAsia="黑体"/>
+          <w:b/>
+          <w:sz w:val="32"/>
+        </w:rPr>
+        <w:t>59　狼和七只小羊</w:t>
+      </w:r>
+    </w:p>
+    <w:p>
+      <w:pPr>
+        <w:pageBreakBefore w:val="0"/>
+        <w:spacing w:line="312" w:lineRule="auto" w:before="0" w:after="200"/>
+      </w:pPr>
+      <w:r>
+        <w:rPr>
+          <w:rFonts w:ascii="宋体" w:hAnsi="宋体" w:eastAsia="宋体"/>
+          <w:b w:val="0"/>
+          <w:color w:val="595959"/>
+          <w:sz w:val="20"/>
+        </w:rPr>
+        <w:t>出处：格林童话（睡前改编版） ｜ 适读年龄：3~10 岁 ｜ 朗读时长：约 6 分钟</w:t>
+      </w:r>
+    </w:p>
+    <w:p>
+      <w:pPr>
+        <w:pageBreakBefore w:val="0"/>
+        <w:spacing w:line="312" w:lineRule="auto" w:before="0" w:after="0"/>
+        <w:ind w:firstLine="500"/>
+      </w:pPr>
+      <w:r>
+        <w:rPr>
+          <w:rFonts w:ascii="楷体" w:hAnsi="楷体" w:eastAsia="楷体"/>
+          <w:b w:val="0"/>
+          <w:sz w:val="25"/>
+        </w:rPr>
+        <w:t>羊妈妈有七个孩子，个个活泼可爱。这天，羊妈妈要去森林里找吃的，临出门，把孩子们叫到跟前，郑重地叮嘱：</w:t>
+      </w:r>
+    </w:p>
+    <w:p>
+      <w:pPr>
+        <w:pageBreakBefore w:val="0"/>
+        <w:spacing w:line="312" w:lineRule="auto" w:before="0" w:after="0"/>
+        <w:ind w:firstLine="500"/>
+      </w:pPr>
+      <w:r>
+        <w:rPr>
+          <w:rFonts w:ascii="楷体" w:hAnsi="楷体" w:eastAsia="楷体"/>
+          <w:b w:val="0"/>
+          <w:sz w:val="25"/>
+        </w:rPr>
+        <w:t>"孩子们，妈妈出门后，千万要把门关好，谁来也不许开！尤其是那只大灰狼——它的嗓子沙哑粗粝，爪子黑得像煤，你们一眼就能认出来！"</w:t>
+      </w:r>
+    </w:p>
+    <w:p>
+      <w:pPr>
+        <w:pageBreakBefore w:val="0"/>
+        <w:spacing w:line="312" w:lineRule="auto" w:before="0" w:after="0"/>
+        <w:ind w:firstLine="500"/>
+      </w:pPr>
+      <w:r>
+        <w:rPr>
+          <w:rFonts w:ascii="楷体" w:hAnsi="楷体" w:eastAsia="楷体"/>
+          <w:b w:val="0"/>
+          <w:sz w:val="25"/>
+        </w:rPr>
+        <w:t>小羊们齐声答应："放心吧妈妈，我们才不会开门呢！"</w:t>
+      </w:r>
+    </w:p>
+    <w:p>
+      <w:pPr>
+        <w:pageBreakBefore w:val="0"/>
+        <w:spacing w:line="312" w:lineRule="auto" w:before="0" w:after="0"/>
+        <w:ind w:firstLine="500"/>
+      </w:pPr>
+      <w:r>
+        <w:rPr>
+          <w:rFonts w:ascii="楷体" w:hAnsi="楷体" w:eastAsia="楷体"/>
+          <w:b w:val="0"/>
+          <w:sz w:val="25"/>
+        </w:rPr>
+        <w:t>羊妈妈刚走不久，门外就响起了"咚咚"的敲门声，还有一个沙哑的声音："开门呀，好孩子们，妈妈回来了，给你们每人带了好吃的！"</w:t>
+      </w:r>
+    </w:p>
+    <w:p>
+      <w:pPr>
+        <w:pageBreakBefore w:val="0"/>
+        <w:spacing w:line="312" w:lineRule="auto" w:before="0" w:after="0"/>
+        <w:ind w:firstLine="500"/>
+      </w:pPr>
+      <w:r>
+        <w:rPr>
+          <w:rFonts w:ascii="楷体" w:hAnsi="楷体" w:eastAsia="楷体"/>
+          <w:b w:val="0"/>
+          <w:sz w:val="25"/>
+        </w:rPr>
+        <w:t>小羊们齐声喊："不开不开就不开！你嗓门那么粗，是大灰狼！"</w:t>
+      </w:r>
+    </w:p>
+    <w:p>
+      <w:pPr>
+        <w:pageBreakBefore w:val="0"/>
+        <w:spacing w:line="312" w:lineRule="auto" w:before="0" w:after="0"/>
+        <w:ind w:firstLine="500"/>
+      </w:pPr>
+      <w:r>
+        <w:rPr>
+          <w:rFonts w:ascii="楷体" w:hAnsi="楷体" w:eastAsia="楷体"/>
+          <w:b w:val="0"/>
+          <w:sz w:val="25"/>
+        </w:rPr>
+        <w:t>大灰狼一计不成，又生一计。它跑到杂货铺，吞下一大块粉笔，把嗓子润得又细又软；回来再敲门："开门呀，好孩子们，妈妈回来了！"</w:t>
+      </w:r>
+    </w:p>
+    <w:p>
+      <w:pPr>
+        <w:pageBreakBefore w:val="0"/>
+        <w:spacing w:line="312" w:lineRule="auto" w:before="0" w:after="0"/>
+        <w:ind w:firstLine="500"/>
+      </w:pPr>
+      <w:r>
+        <w:rPr>
+          <w:rFonts w:ascii="楷体" w:hAnsi="楷体" w:eastAsia="楷体"/>
+          <w:b w:val="0"/>
+          <w:sz w:val="25"/>
+        </w:rPr>
+        <w:t>可它的黑爪子搭在窗台上，被最小的羊看见了："不开不开就不开！妈妈没有黑爪子！"</w:t>
+      </w:r>
+    </w:p>
+    <w:p>
+      <w:pPr>
+        <w:pageBreakBefore w:val="0"/>
+        <w:spacing w:line="312" w:lineRule="auto" w:before="0" w:after="0"/>
+        <w:ind w:firstLine="500"/>
+      </w:pPr>
+      <w:r>
+        <w:rPr>
+          <w:rFonts w:ascii="楷体" w:hAnsi="楷体" w:eastAsia="楷体"/>
+          <w:b w:val="0"/>
+          <w:sz w:val="25"/>
+        </w:rPr>
+        <w:t>大灰狼又跑去找磨坊师傅，把两只爪子抹上白面粉，第三次来敲门。</w:t>
+      </w:r>
+    </w:p>
+    <w:p>
+      <w:pPr>
+        <w:pageBreakBefore w:val="0"/>
+        <w:spacing w:line="312" w:lineRule="auto" w:before="0" w:after="0"/>
+        <w:ind w:firstLine="500"/>
+      </w:pPr>
+      <w:r>
+        <w:rPr>
+          <w:rFonts w:ascii="楷体" w:hAnsi="楷体" w:eastAsia="楷体"/>
+          <w:b w:val="0"/>
+          <w:sz w:val="25"/>
+        </w:rPr>
+        <w:t>"开门呀，好孩子们，妈妈回来了！"</w:t>
+      </w:r>
+    </w:p>
+    <w:p>
+      <w:pPr>
+        <w:pageBreakBefore w:val="0"/>
+        <w:spacing w:line="312" w:lineRule="auto" w:before="0" w:after="0"/>
+        <w:ind w:firstLine="500"/>
+      </w:pPr>
+      <w:r>
+        <w:rPr>
+          <w:rFonts w:ascii="楷体" w:hAnsi="楷体" w:eastAsia="楷体"/>
+          <w:b w:val="0"/>
+          <w:sz w:val="25"/>
+        </w:rPr>
+        <w:t>"先把爪子伸出来给我们看看！"</w:t>
+      </w:r>
+    </w:p>
+    <w:p>
+      <w:pPr>
+        <w:pageBreakBefore w:val="0"/>
+        <w:spacing w:line="312" w:lineRule="auto" w:before="0" w:after="0"/>
+        <w:ind w:firstLine="500"/>
+      </w:pPr>
+      <w:r>
+        <w:rPr>
+          <w:rFonts w:ascii="楷体" w:hAnsi="楷体" w:eastAsia="楷体"/>
+          <w:b w:val="0"/>
+          <w:sz w:val="25"/>
+        </w:rPr>
+        <w:t>大灰狼把白白的爪子伸进窗。小羊们看了看："嗯，是白的，是妈妈！"——七只小羊跑过去开门。</w:t>
+      </w:r>
+    </w:p>
+    <w:p>
+      <w:pPr>
+        <w:pageBreakBefore w:val="0"/>
+        <w:spacing w:line="312" w:lineRule="auto" w:before="0" w:after="0"/>
+        <w:ind w:firstLine="500"/>
+      </w:pPr>
+      <w:r>
+        <w:rPr>
+          <w:rFonts w:ascii="楷体" w:hAnsi="楷体" w:eastAsia="楷体"/>
+          <w:b w:val="0"/>
+          <w:sz w:val="25"/>
+        </w:rPr>
+        <w:t>门一开，大灰狼扑了进来！小羊们吓得四处躲藏：一只钻进桌子底下，一只跳进衣柜，一只躲进烤箱，一只藏进厨房，一只缩进壁炉，一只滚到洗脸盆下——最小的那只，机灵地钻进了挂钟的壳里。</w:t>
+      </w:r>
+    </w:p>
+    <w:p>
+      <w:pPr>
+        <w:pageBreakBefore w:val="0"/>
+        <w:spacing w:line="312" w:lineRule="auto" w:before="0" w:after="0"/>
+        <w:ind w:firstLine="500"/>
+      </w:pPr>
+      <w:r>
+        <w:rPr>
+          <w:rFonts w:ascii="楷体" w:hAnsi="楷体" w:eastAsia="楷体"/>
+          <w:b w:val="0"/>
+          <w:sz w:val="25"/>
+        </w:rPr>
+        <w:t>可是，全都没逃过大灰狼的眼睛。它把六只小羊，一只一只地吞进了肚子——最小的那只，躲在挂钟壳里，侥幸没被找到。</w:t>
+      </w:r>
+    </w:p>
+    <w:p>
+      <w:pPr>
+        <w:pageBreakBefore w:val="0"/>
+        <w:spacing w:line="312" w:lineRule="auto" w:before="0" w:after="0"/>
+        <w:ind w:firstLine="500"/>
+      </w:pPr>
+      <w:r>
+        <w:rPr>
+          <w:rFonts w:ascii="楷体" w:hAnsi="楷体" w:eastAsia="楷体"/>
+          <w:b w:val="0"/>
+          <w:sz w:val="25"/>
+        </w:rPr>
+        <w:t>大灰狼吃得心满意足，大摇大摆地离开，到草地上一棵大树下，倒头呼呼大睡。</w:t>
+      </w:r>
+    </w:p>
+    <w:p>
+      <w:pPr>
+        <w:pageBreakBefore w:val="0"/>
+        <w:spacing w:line="312" w:lineRule="auto" w:before="0" w:after="0"/>
+        <w:ind w:firstLine="500"/>
+      </w:pPr>
+      <w:r>
+        <w:rPr>
+          <w:rFonts w:ascii="楷体" w:hAnsi="楷体" w:eastAsia="楷体"/>
+          <w:b w:val="0"/>
+          <w:sz w:val="25"/>
+        </w:rPr>
+        <w:t>不久，羊妈妈回来了。</w:t>
+      </w:r>
+    </w:p>
+    <w:p>
+      <w:pPr>
+        <w:pageBreakBefore w:val="0"/>
+        <w:spacing w:line="312" w:lineRule="auto" w:before="0" w:after="0"/>
+        <w:ind w:firstLine="500"/>
+      </w:pPr>
+      <w:r>
+        <w:rPr>
+          <w:rFonts w:ascii="楷体" w:hAnsi="楷体" w:eastAsia="楷体"/>
+          <w:b w:val="0"/>
+          <w:sz w:val="25"/>
+        </w:rPr>
+        <w:t>眼前的一幕让她惊呆了：门大敞着，桌椅东倒西歪，孩子们全不见了！她一个个名字地喊，喊到最后，才听见细若蚊蝇的应答声从挂钟里传出来——是最小的孩子，哭着讲述了刚才的一切。</w:t>
+      </w:r>
+    </w:p>
+    <w:p>
+      <w:pPr>
+        <w:pageBreakBefore w:val="0"/>
+        <w:spacing w:line="312" w:lineRule="auto" w:before="0" w:after="0"/>
+        <w:ind w:firstLine="500"/>
+      </w:pPr>
+      <w:r>
+        <w:rPr>
+          <w:rFonts w:ascii="楷体" w:hAnsi="楷体" w:eastAsia="楷体"/>
+          <w:b w:val="0"/>
+          <w:sz w:val="25"/>
+        </w:rPr>
+        <w:t>羊妈妈的眼泪掉了下来。可她很快擦干眼泪："孩子，带我去找那头狼！"</w:t>
+      </w:r>
+    </w:p>
+    <w:p>
+      <w:pPr>
+        <w:pageBreakBefore w:val="0"/>
+        <w:spacing w:line="312" w:lineRule="auto" w:before="0" w:after="0"/>
+        <w:ind w:firstLine="500"/>
+      </w:pPr>
+      <w:r>
+        <w:rPr>
+          <w:rFonts w:ascii="楷体" w:hAnsi="楷体" w:eastAsia="楷体"/>
+          <w:b w:val="0"/>
+          <w:sz w:val="25"/>
+        </w:rPr>
+        <w:t>母子俩来到草地上，大灰狼还睡得死沉，肚子鼓得高高的，里面还有东西在动。</w:t>
+      </w:r>
+    </w:p>
+    <w:p>
+      <w:pPr>
+        <w:pageBreakBefore w:val="0"/>
+        <w:spacing w:line="312" w:lineRule="auto" w:before="0" w:after="0"/>
+        <w:ind w:firstLine="500"/>
+      </w:pPr>
+      <w:r>
+        <w:rPr>
+          <w:rFonts w:ascii="楷体" w:hAnsi="楷体" w:eastAsia="楷体"/>
+          <w:b w:val="0"/>
+          <w:sz w:val="25"/>
+        </w:rPr>
+        <w:t>羊妈妈灵机一动，拿来剪刀和大针线。她小心翼翼地剪开大灰狼的肚子——</w:t>
+      </w:r>
+    </w:p>
+    <w:p>
+      <w:pPr>
+        <w:pageBreakBefore w:val="0"/>
+        <w:spacing w:line="312" w:lineRule="auto" w:before="0" w:after="0"/>
+        <w:ind w:firstLine="500"/>
+      </w:pPr>
+      <w:r>
+        <w:rPr>
+          <w:rFonts w:ascii="楷体" w:hAnsi="楷体" w:eastAsia="楷体"/>
+          <w:b w:val="0"/>
+          <w:sz w:val="25"/>
+        </w:rPr>
+        <w:t>"扑棱棱！"六只小羊一个接一个地跳了出来，全都活蹦乱跳！原来大灰狼是整个吞下去的，孩子们毫发无伤！</w:t>
+      </w:r>
+    </w:p>
+    <w:p>
+      <w:pPr>
+        <w:pageBreakBefore w:val="0"/>
+        <w:spacing w:line="312" w:lineRule="auto" w:before="0" w:after="0"/>
+        <w:ind w:firstLine="500"/>
+      </w:pPr>
+      <w:r>
+        <w:rPr>
+          <w:rFonts w:ascii="楷体" w:hAnsi="楷体" w:eastAsia="楷体"/>
+          <w:b w:val="0"/>
+          <w:sz w:val="25"/>
+        </w:rPr>
+        <w:t>"快搬石头来！"</w:t>
+      </w:r>
+    </w:p>
+    <w:p>
+      <w:pPr>
+        <w:pageBreakBefore w:val="0"/>
+        <w:spacing w:line="312" w:lineRule="auto" w:before="0" w:after="0"/>
+        <w:ind w:firstLine="500"/>
+      </w:pPr>
+      <w:r>
+        <w:rPr>
+          <w:rFonts w:ascii="楷体" w:hAnsi="楷体" w:eastAsia="楷体"/>
+          <w:b w:val="0"/>
+          <w:sz w:val="25"/>
+        </w:rPr>
+        <w:t>孩子们飞快地跑去捡了满满一兜石子，塞进大灰狼的肚子里，羊妈妈飞针走线，把肚皮缝得结结实实。</w:t>
+      </w:r>
+    </w:p>
+    <w:p>
+      <w:pPr>
+        <w:pageBreakBefore w:val="0"/>
+        <w:spacing w:line="312" w:lineRule="auto" w:before="0" w:after="0"/>
+        <w:ind w:firstLine="500"/>
+      </w:pPr>
+      <w:r>
+        <w:rPr>
+          <w:rFonts w:ascii="楷体" w:hAnsi="楷体" w:eastAsia="楷体"/>
+          <w:b w:val="0"/>
+          <w:sz w:val="25"/>
+        </w:rPr>
+        <w:t>大灰狼睡醒后，口渴得要命，晃晃悠悠走到井边想喝水——肚子里沉甸甸的石头把它一坠，"扑通"一声，栽进了井里。</w:t>
+      </w:r>
+    </w:p>
+    <w:p>
+      <w:pPr>
+        <w:pageBreakBefore w:val="0"/>
+        <w:spacing w:line="312" w:lineRule="auto" w:before="0" w:after="0"/>
+        <w:ind w:firstLine="500"/>
+      </w:pPr>
+      <w:r>
+        <w:rPr>
+          <w:rFonts w:ascii="楷体" w:hAnsi="楷体" w:eastAsia="楷体"/>
+          <w:b w:val="0"/>
+          <w:sz w:val="25"/>
+        </w:rPr>
+        <w:t>小羊们围在井边，拍着手又蹦又跳："大灰狼掉进井里啦！"</w:t>
+      </w:r>
+    </w:p>
+    <w:p>
+      <w:pPr>
+        <w:pageBreakBefore w:val="0"/>
+        <w:spacing w:line="312" w:lineRule="auto" w:before="0" w:after="0"/>
+        <w:ind w:firstLine="500"/>
+      </w:pPr>
+      <w:r>
+        <w:rPr>
+          <w:rFonts w:ascii="楷体" w:hAnsi="楷体" w:eastAsia="楷体"/>
+          <w:b w:val="0"/>
+          <w:sz w:val="25"/>
+        </w:rPr>
+        <w:t>最小的那只羊，还被妈妈抱在怀里，骄傲地讲述自己怎么躲在挂钟里呢。</w:t>
+      </w:r>
+    </w:p>
+    <w:p>
+      <w:pPr>
+        <w:pageBreakBefore w:val="0"/>
+        <w:spacing w:line="312" w:lineRule="auto" w:before="200" w:after="0"/>
+      </w:pPr>
+      <w:r>
+        <w:rPr>
+          <w:rFonts w:ascii="宋体" w:hAnsi="宋体" w:eastAsia="宋体"/>
+          <w:b/>
+          <w:color w:val="595959"/>
+          <w:sz w:val="23"/>
+        </w:rPr>
+        <w:t>晚安小结：</w:t>
+      </w:r>
+    </w:p>
+    <w:p>
+      <w:pPr>
+        <w:pageBreakBefore w:val="0"/>
+        <w:spacing w:line="312" w:lineRule="auto" w:before="0" w:after="0"/>
+      </w:pPr>
+      <w:r>
+        <w:rPr>
+          <w:rFonts w:ascii="宋体" w:hAnsi="宋体" w:eastAsia="宋体"/>
+          <w:b w:val="0"/>
+          <w:color w:val="595959"/>
+          <w:sz w:val="23"/>
+        </w:rPr>
+        <w:t>宝贝，六个哥哥姐姐都被吞进了肚子，最后还能一个不少地跳出来——因为妈妈没有放弃，最小的孩子记住了躲藏。记住两件事：一个人的时候，把门关好；遇到危险的时候，别慌，想办法。晚安，做个平安的梦。</w:t>
+      </w:r>
+    </w:p>
+    <w:p>
+      <w:pPr>
+        <w:pageBreakBefore/>
+        <w:spacing w:line="312" w:lineRule="auto" w:before="0" w:after="80"/>
+      </w:pPr>
+      <w:r>
+        <w:rPr>
+          <w:rFonts w:ascii="黑体" w:hAnsi="黑体" w:eastAsia="黑体"/>
+          <w:b/>
+          <w:sz w:val="32"/>
+        </w:rPr>
+        <w:t>60　三只小猪</w:t>
+      </w:r>
+    </w:p>
+    <w:p>
+      <w:pPr>
+        <w:pageBreakBefore w:val="0"/>
+        <w:spacing w:line="312" w:lineRule="auto" w:before="0" w:after="200"/>
+      </w:pPr>
+      <w:r>
+        <w:rPr>
+          <w:rFonts w:ascii="宋体" w:hAnsi="宋体" w:eastAsia="宋体"/>
+          <w:b w:val="0"/>
+          <w:color w:val="595959"/>
+          <w:sz w:val="20"/>
+        </w:rPr>
+        <w:t>出处：英国经典童话（睡前改编版） ｜ 适读年龄：3~10 岁 ｜ 朗读时长：约 5 分钟</w:t>
+      </w:r>
+    </w:p>
+    <w:p>
+      <w:pPr>
+        <w:pageBreakBefore w:val="0"/>
+        <w:spacing w:line="312" w:lineRule="auto" w:before="0" w:after="0"/>
+        <w:ind w:firstLine="500"/>
+      </w:pPr>
+      <w:r>
+        <w:rPr>
+          <w:rFonts w:ascii="楷体" w:hAnsi="楷体" w:eastAsia="楷体"/>
+          <w:b w:val="0"/>
+          <w:sz w:val="25"/>
+        </w:rPr>
+        <w:t>猪妈妈有三个孩子：猪老大、猪老二和猪小弟。孩子们长大了，猪妈妈说："你们该自己盖房子、自己过日子啦。不过记住——要把房子盖结实，堤防那只大灰狼！"</w:t>
+      </w:r>
+    </w:p>
+    <w:p>
+      <w:pPr>
+        <w:pageBreakBefore w:val="0"/>
+        <w:spacing w:line="312" w:lineRule="auto" w:before="0" w:after="0"/>
+        <w:ind w:firstLine="500"/>
+      </w:pPr>
+      <w:r>
+        <w:rPr>
+          <w:rFonts w:ascii="楷体" w:hAnsi="楷体" w:eastAsia="楷体"/>
+          <w:b w:val="0"/>
+          <w:sz w:val="25"/>
+        </w:rPr>
+        <w:t>三兄弟告别妈妈，上路了。</w:t>
+      </w:r>
+    </w:p>
+    <w:p>
+      <w:pPr>
+        <w:pageBreakBefore w:val="0"/>
+        <w:spacing w:line="312" w:lineRule="auto" w:before="0" w:after="0"/>
+        <w:ind w:firstLine="500"/>
+      </w:pPr>
+      <w:r>
+        <w:rPr>
+          <w:rFonts w:ascii="楷体" w:hAnsi="楷体" w:eastAsia="楷体"/>
+          <w:b w:val="0"/>
+          <w:sz w:val="25"/>
+        </w:rPr>
+        <w:t>猪老大最懒，图省事，用稻草随便搭了一间草房，往里一躺："舒服！半天就完工！"</w:t>
+      </w:r>
+    </w:p>
+    <w:p>
+      <w:pPr>
+        <w:pageBreakBefore w:val="0"/>
+        <w:spacing w:line="312" w:lineRule="auto" w:before="0" w:after="0"/>
+        <w:ind w:firstLine="500"/>
+      </w:pPr>
+      <w:r>
+        <w:rPr>
+          <w:rFonts w:ascii="楷体" w:hAnsi="楷体" w:eastAsia="楷体"/>
+          <w:b w:val="0"/>
+          <w:sz w:val="25"/>
+        </w:rPr>
+        <w:t>猪老二勤快一点，砍了些木头，钉了一间木房："比草房结实多啦！"</w:t>
+      </w:r>
+    </w:p>
+    <w:p>
+      <w:pPr>
+        <w:pageBreakBefore w:val="0"/>
+        <w:spacing w:line="312" w:lineRule="auto" w:before="0" w:after="0"/>
+        <w:ind w:firstLine="500"/>
+      </w:pPr>
+      <w:r>
+        <w:rPr>
+          <w:rFonts w:ascii="楷体" w:hAnsi="楷体" w:eastAsia="楷体"/>
+          <w:b w:val="0"/>
+          <w:sz w:val="25"/>
+        </w:rPr>
+        <w:t>猪小弟最勤快也最踏实。他一块砖一块砖地搬，一桶泥一桶泥地和，吭哧吭哧，盖了整整三天，才盖好一间结结实实的砖房。两个哥哥笑他："傻老弟，盖个房子费这么大力气，图啥呀？"</w:t>
+      </w:r>
+    </w:p>
+    <w:p>
+      <w:pPr>
+        <w:pageBreakBefore w:val="0"/>
+        <w:spacing w:line="312" w:lineRule="auto" w:before="0" w:after="0"/>
+        <w:ind w:firstLine="500"/>
+      </w:pPr>
+      <w:r>
+        <w:rPr>
+          <w:rFonts w:ascii="楷体" w:hAnsi="楷体" w:eastAsia="楷体"/>
+          <w:b w:val="0"/>
+          <w:sz w:val="25"/>
+        </w:rPr>
+        <w:t>猪小弟擦擦汗："图个安心呗。"</w:t>
+      </w:r>
+    </w:p>
+    <w:p>
+      <w:pPr>
+        <w:pageBreakBefore w:val="0"/>
+        <w:spacing w:line="312" w:lineRule="auto" w:before="0" w:after="0"/>
+        <w:ind w:firstLine="500"/>
+      </w:pPr>
+      <w:r>
+        <w:rPr>
+          <w:rFonts w:ascii="楷体" w:hAnsi="楷体" w:eastAsia="楷体"/>
+          <w:b w:val="0"/>
+          <w:sz w:val="25"/>
+        </w:rPr>
+        <w:t>一天，大灰狼来了。它先到了草房前："小猪小猪快开门！"</w:t>
+      </w:r>
+    </w:p>
+    <w:p>
+      <w:pPr>
+        <w:pageBreakBefore w:val="0"/>
+        <w:spacing w:line="312" w:lineRule="auto" w:before="0" w:after="0"/>
+        <w:ind w:firstLine="500"/>
+      </w:pPr>
+      <w:r>
+        <w:rPr>
+          <w:rFonts w:ascii="楷体" w:hAnsi="楷体" w:eastAsia="楷体"/>
+          <w:b w:val="0"/>
+          <w:sz w:val="25"/>
+        </w:rPr>
+        <w:t>"不开不开，就不开！"</w:t>
+      </w:r>
+    </w:p>
+    <w:p>
+      <w:pPr>
+        <w:pageBreakBefore w:val="0"/>
+        <w:spacing w:line="312" w:lineRule="auto" w:before="0" w:after="0"/>
+        <w:ind w:firstLine="500"/>
+      </w:pPr>
+      <w:r>
+        <w:rPr>
+          <w:rFonts w:ascii="楷体" w:hAnsi="楷体" w:eastAsia="楷体"/>
+          <w:b w:val="0"/>
+          <w:sz w:val="25"/>
+        </w:rPr>
+        <w:t>"哼，我吹——！"</w:t>
+      </w:r>
+    </w:p>
+    <w:p>
+      <w:pPr>
+        <w:pageBreakBefore w:val="0"/>
+        <w:spacing w:line="312" w:lineRule="auto" w:before="0" w:after="0"/>
+        <w:ind w:firstLine="500"/>
+      </w:pPr>
+      <w:r>
+        <w:rPr>
+          <w:rFonts w:ascii="楷体" w:hAnsi="楷体" w:eastAsia="楷体"/>
+          <w:b w:val="0"/>
+          <w:sz w:val="25"/>
+        </w:rPr>
+        <w:t>大灰狼深吸一口气，"呼——"地一吹，草房"哗啦"一声，散了架！猪老大吓得没命地跑，一口气逃进了二弟的木房。</w:t>
+      </w:r>
+    </w:p>
+    <w:p>
+      <w:pPr>
+        <w:pageBreakBefore w:val="0"/>
+        <w:spacing w:line="312" w:lineRule="auto" w:before="0" w:after="0"/>
+        <w:ind w:firstLine="500"/>
+      </w:pPr>
+      <w:r>
+        <w:rPr>
+          <w:rFonts w:ascii="楷体" w:hAnsi="楷体" w:eastAsia="楷体"/>
+          <w:b w:val="0"/>
+          <w:sz w:val="25"/>
+        </w:rPr>
+        <w:t>大灰狼追到木房前，"呼——呼——"吹得更起劲。木头房子摇摇晃晃，"咔嚓"一声，也倒了！两只小猪抱头鼠窜，逃进了老三的砖房。</w:t>
+      </w:r>
+    </w:p>
+    <w:p>
+      <w:pPr>
+        <w:pageBreakBefore w:val="0"/>
+        <w:spacing w:line="312" w:lineRule="auto" w:before="0" w:after="0"/>
+        <w:ind w:firstLine="500"/>
+      </w:pPr>
+      <w:r>
+        <w:rPr>
+          <w:rFonts w:ascii="楷体" w:hAnsi="楷体" w:eastAsia="楷体"/>
+          <w:b w:val="0"/>
+          <w:sz w:val="25"/>
+        </w:rPr>
+        <w:t>大灰狼追到砖房前，先是甜言蜜语地骗门，小猪们理都不理；它又鼓起腮帮子，"呼——呼——呼——"吹了三次，吹得自己眼冒金星，砖房却纹丝不动！</w:t>
+      </w:r>
+    </w:p>
+    <w:p>
+      <w:pPr>
+        <w:pageBreakBefore w:val="0"/>
+        <w:spacing w:line="312" w:lineRule="auto" w:before="0" w:after="0"/>
+        <w:ind w:firstLine="500"/>
+      </w:pPr>
+      <w:r>
+        <w:rPr>
+          <w:rFonts w:ascii="楷体" w:hAnsi="楷体" w:eastAsia="楷体"/>
+          <w:b w:val="0"/>
+          <w:sz w:val="25"/>
+        </w:rPr>
+        <w:t>大灰狼不死心，围着房子转，眼珠一转盯上了烟囱："哼，我从烟囱爬进去，把你们一锅端！"</w:t>
+      </w:r>
+    </w:p>
+    <w:p>
+      <w:pPr>
+        <w:pageBreakBefore w:val="0"/>
+        <w:spacing w:line="312" w:lineRule="auto" w:before="0" w:after="0"/>
+        <w:ind w:firstLine="500"/>
+      </w:pPr>
+      <w:r>
+        <w:rPr>
+          <w:rFonts w:ascii="楷体" w:hAnsi="楷体" w:eastAsia="楷体"/>
+          <w:b w:val="0"/>
+          <w:sz w:val="25"/>
+        </w:rPr>
+        <w:t>其实，猪小弟早就料到了。他在壁炉上架了一口大锅，添上水，底下烧得旺旺的。</w:t>
+      </w:r>
+    </w:p>
+    <w:p>
+      <w:pPr>
+        <w:pageBreakBefore w:val="0"/>
+        <w:spacing w:line="312" w:lineRule="auto" w:before="0" w:after="0"/>
+        <w:ind w:firstLine="500"/>
+      </w:pPr>
+      <w:r>
+        <w:rPr>
+          <w:rFonts w:ascii="楷体" w:hAnsi="楷体" w:eastAsia="楷体"/>
+          <w:b w:val="0"/>
+          <w:sz w:val="25"/>
+        </w:rPr>
+        <w:t>大灰狼顺着烟囱"哧溜"滑下来——"扑通！"一头栽进了热水锅里，烫得"嗷"一嗓子跳起来，夹着烧红的尾巴，一溜烟逃进了大森林，从此再也不敢回来了。</w:t>
+      </w:r>
+    </w:p>
+    <w:p>
+      <w:pPr>
+        <w:pageBreakBefore w:val="0"/>
+        <w:spacing w:line="312" w:lineRule="auto" w:before="0" w:after="0"/>
+        <w:ind w:firstLine="500"/>
+      </w:pPr>
+      <w:r>
+        <w:rPr>
+          <w:rFonts w:ascii="楷体" w:hAnsi="楷体" w:eastAsia="楷体"/>
+          <w:b w:val="0"/>
+          <w:sz w:val="25"/>
+        </w:rPr>
+        <w:t>三只小猪开心地抱在一起。从那以后，两个哥哥也改掉了偷懒的毛病：猪老大把砖房旁边又盖了一间结实的砖房，猪老二学会了好手艺。猪妈妈来看他们，欣慰地笑了。</w:t>
+      </w:r>
+    </w:p>
+    <w:p>
+      <w:pPr>
+        <w:pageBreakBefore w:val="0"/>
+        <w:spacing w:line="312" w:lineRule="auto" w:before="200" w:after="0"/>
+      </w:pPr>
+      <w:r>
+        <w:rPr>
+          <w:rFonts w:ascii="宋体" w:hAnsi="宋体" w:eastAsia="宋体"/>
+          <w:b/>
+          <w:color w:val="595959"/>
+          <w:sz w:val="23"/>
+        </w:rPr>
+        <w:t>晚安小结：</w:t>
+      </w:r>
+    </w:p>
+    <w:p>
+      <w:pPr>
+        <w:pageBreakBefore w:val="0"/>
+        <w:spacing w:line="312" w:lineRule="auto" w:before="0" w:after="0"/>
+      </w:pPr>
+      <w:r>
+        <w:rPr>
+          <w:rFonts w:ascii="宋体" w:hAnsi="宋体" w:eastAsia="宋体"/>
+          <w:b w:val="0"/>
+          <w:color w:val="595959"/>
+          <w:sz w:val="23"/>
+        </w:rPr>
+        <w:t>宝贝，草房、木房、砖房——功夫花得有多深，房子就有多结实。偷懒省下的力气，大风一吹就现了原形；踏踏实实下的功夫，才是真正挡风遮雨的家。晚安，做个盖好砖房的梦。</w:t>
       </w:r>
     </w:p>
     <w:sectPr>
